--- a/docs/participant-workbook-session1.docx
+++ b/docs/participant-workbook-session1.docx
@@ -293,13 +293,28 @@
         <w:t xml:space="preserve"> </w:t>
       </w:r>
       <w:r>
-        <w:t xml:space="preserve">(e.g. </w:t>
-      </w:r>
-      <w:r>
-        <w:rPr>
-          <w:rStyle w:val="VerbatimChar"/>
-        </w:rPr>
-        <w:t xml:space="preserve">azflabphp4x4o7s4pa6</w:t>
+        <w:t xml:space="preserve">(it looks like</w:t>
+      </w:r>
+      <w:r>
+        <w:t xml:space="preserve"> </w:t>
+      </w:r>
+      <w:r>
+        <w:rPr>
+          <w:rStyle w:val="VerbatimChar"/>
+        </w:rPr>
+        <w:t xml:space="preserve">azflab</w:t>
+      </w:r>
+      <w:r>
+        <w:t xml:space="preserve"> </w:t>
+      </w:r>
+      <w:r>
+        <w:t xml:space="preserve">+ a random suffix, e.g. </w:t>
+      </w:r>
+      <w:r>
+        <w:rPr>
+          <w:rStyle w:val="VerbatimChar"/>
+        </w:rPr>
+        <w:t xml:space="preserve">azflababcd1234efgh</w:t>
       </w:r>
       <w:r>
         <w:t xml:space="preserve">).</w:t>
@@ -547,7 +562,67 @@
         <w:pStyle w:val="Compact"/>
       </w:pPr>
       <w:r>
-        <w:t xml:space="preserve">PowerShell 7+ with the Az module:</w:t>
+        <w:t xml:space="preserve">Where you’ll run the deploy/fault commands — pick one:</w:t>
+      </w:r>
+    </w:p>
+    <w:p>
+      <w:pPr>
+        <w:numPr>
+          <w:ilvl w:val="1"/>
+          <w:numId w:val="1003"/>
+        </w:numPr>
+        <w:pStyle w:val="Compact"/>
+      </w:pPr>
+      <w:r>
+        <w:rPr>
+          <w:b/>
+        </w:rPr>
+        <w:t xml:space="preserve">Azure Cloud Shell (easiest):</w:t>
+      </w:r>
+      <w:r>
+        <w:t xml:space="preserve"> </w:t>
+      </w:r>
+      <w:r>
+        <w:t xml:space="preserve">nothing to install — Az and Microsoft.Graph</w:t>
+      </w:r>
+      <w:r>
+        <w:t xml:space="preserve"> </w:t>
+      </w:r>
+      <w:r>
+        <w:t xml:space="preserve">are already there, and there’s no execution-policy /</w:t>
+      </w:r>
+      <w:r>
+        <w:t xml:space="preserve"> </w:t>
+      </w:r>
+      <w:r>
+        <w:t xml:space="preserve">“</w:t>
+      </w:r>
+      <w:r>
+        <w:t xml:space="preserve">unblock</w:t>
+      </w:r>
+      <w:r>
+        <w:t xml:space="preserve">”</w:t>
+      </w:r>
+      <w:r>
+        <w:t xml:space="preserve"> </w:t>
+      </w:r>
+      <w:r>
+        <w:t xml:space="preserve">friction.</w:t>
+      </w:r>
+    </w:p>
+    <w:p>
+      <w:pPr>
+        <w:numPr>
+          <w:ilvl w:val="1"/>
+          <w:numId w:val="1003"/>
+        </w:numPr>
+        <w:pStyle w:val="Compact"/>
+      </w:pPr>
+      <w:r>
+        <w:rPr>
+          <w:b/>
+        </w:rPr>
+        <w:t xml:space="preserve">Local PowerShell 7+:</w:t>
       </w:r>
       <w:r>
         <w:t xml:space="preserve"> </w:t>
@@ -557,6 +632,9 @@
           <w:rStyle w:val="VerbatimChar"/>
         </w:rPr>
         <w:t xml:space="preserve">Install-Module Az -Scope CurrentUser</w:t>
+      </w:r>
+      <w:r>
+        <w:t xml:space="preserve">.</w:t>
       </w:r>
     </w:p>
     <w:p>
@@ -568,13 +646,46 @@
         <w:pStyle w:val="Compact"/>
       </w:pPr>
       <w:r>
-        <w:t xml:space="preserve">An RDP client, connected to your Azure VPN (RDP is allowed from the AzureCloud</w:t>
-      </w:r>
-      <w:r>
-        <w:t xml:space="preserve"> </w:t>
-      </w:r>
-      <w:r>
-        <w:t xml:space="preserve">service tag).</w:t>
+        <w:t xml:space="preserve">An</w:t>
+      </w:r>
+      <w:r>
+        <w:t xml:space="preserve"> </w:t>
+      </w:r>
+      <w:r>
+        <w:rPr>
+          <w:b/>
+        </w:rPr>
+        <w:t xml:space="preserve">RDP client</w:t>
+      </w:r>
+      <w:r>
+        <w:t xml:space="preserve">, connected to your Azure VPN (RDP is allowed from the</w:t>
+      </w:r>
+      <w:r>
+        <w:t xml:space="preserve"> </w:t>
+      </w:r>
+      <w:r>
+        <w:t xml:space="preserve">AzureCloud service tag).</w:t>
+      </w:r>
+      <w:r>
+        <w:t xml:space="preserve"> </w:t>
+      </w:r>
+      <w:r>
+        <w:rPr>
+          <w:i/>
+        </w:rPr>
+        <w:t xml:space="preserve">Required either way</w:t>
+      </w:r>
+      <w:r>
+        <w:t xml:space="preserve"> </w:t>
+      </w:r>
+      <w:r>
+        <w:t xml:space="preserve">— the klist / net use / mount</w:t>
+      </w:r>
+      <w:r>
+        <w:t xml:space="preserve"> </w:t>
+      </w:r>
+      <w:r>
+        <w:t xml:space="preserve">steps happen inside the VMs, which Cloud Shell can’t do.</w:t>
       </w:r>
     </w:p>
     <w:p>
@@ -583,6 +694,131 @@
       </w:pPr>
       <w:r>
         <w:t xml:space="preserve">No Bicep CLI required.</w:t>
+      </w:r>
+    </w:p>
+    <w:p>
+      <w:pPr>
+        <w:pStyle w:val="BlockText"/>
+      </w:pPr>
+      <w:r>
+        <w:rPr>
+          <w:b/>
+        </w:rPr>
+        <w:t xml:space="preserve">Running in Cloud Shell?</w:t>
+      </w:r>
+      <w:r>
+        <w:t xml:space="preserve"> </w:t>
+      </w:r>
+      <w:r>
+        <w:t xml:space="preserve">Get the kit with</w:t>
+      </w:r>
+      <w:r>
+        <w:t xml:space="preserve"> </w:t>
+      </w:r>
+      <w:r>
+        <w:rPr>
+          <w:rStyle w:val="VerbatimChar"/>
+        </w:rPr>
+        <w:t xml:space="preserve">git clone https://github.com/kmin1223/azfiles-lab.git</w:t>
+      </w:r>
+      <w:r>
+        <w:t xml:space="preserve">,</w:t>
+      </w:r>
+      <w:r>
+        <w:t xml:space="preserve"> </w:t>
+      </w:r>
+      <w:r>
+        <w:rPr>
+          <w:rStyle w:val="VerbatimChar"/>
+        </w:rPr>
+        <w:t xml:space="preserve">cd</w:t>
+      </w:r>
+      <w:r>
+        <w:t xml:space="preserve"> </w:t>
+      </w:r>
+      <w:r>
+        <w:t xml:space="preserve">into it, and</w:t>
+      </w:r>
+      <w:r>
+        <w:t xml:space="preserve"> </w:t>
+      </w:r>
+      <w:r>
+        <w:t xml:space="preserve">skip the</w:t>
+      </w:r>
+      <w:r>
+        <w:t xml:space="preserve"> </w:t>
+      </w:r>
+      <w:r>
+        <w:rPr>
+          <w:rStyle w:val="VerbatimChar"/>
+        </w:rPr>
+        <w:t xml:space="preserve">Unblock-File</w:t>
+      </w:r>
+      <w:r>
+        <w:t xml:space="preserve"> </w:t>
+      </w:r>
+      <w:r>
+        <w:t xml:space="preserve">/</w:t>
+      </w:r>
+      <w:r>
+        <w:t xml:space="preserve"> </w:t>
+      </w:r>
+      <w:r>
+        <w:rPr>
+          <w:rStyle w:val="VerbatimChar"/>
+        </w:rPr>
+        <w:t xml:space="preserve">Set-ExecutionPolicy</w:t>
+      </w:r>
+      <w:r>
+        <w:t xml:space="preserve"> </w:t>
+      </w:r>
+      <w:r>
+        <w:t xml:space="preserve">lines below — they’re Windows-only. Type paths with</w:t>
+      </w:r>
+      <w:r>
+        <w:t xml:space="preserve"> </w:t>
+      </w:r>
+      <w:r>
+        <w:t xml:space="preserve">forward slashes (</w:t>
+      </w:r>
+      <w:r>
+        <w:rPr>
+          <w:rStyle w:val="VerbatimChar"/>
+        </w:rPr>
+        <w:t xml:space="preserve">./deploy.ps1</w:t>
+      </w:r>
+      <w:r>
+        <w:t xml:space="preserve">,</w:t>
+      </w:r>
+      <w:r>
+        <w:t xml:space="preserve"> </w:t>
+      </w:r>
+      <w:r>
+        <w:rPr>
+          <w:rStyle w:val="VerbatimChar"/>
+        </w:rPr>
+        <w:t xml:space="preserve">./faults/Invoke-Fault.ps1</w:t>
+      </w:r>
+      <w:r>
+        <w:t xml:space="preserve">). One caveat:</w:t>
+      </w:r>
+      <w:r>
+        <w:t xml:space="preserve"> </w:t>
+      </w:r>
+      <w:r>
+        <w:t xml:space="preserve">Cloud Shell disconnects after ~20 min idle; the deploy prints output the</w:t>
+      </w:r>
+      <w:r>
+        <w:t xml:space="preserve"> </w:t>
+      </w:r>
+      <w:r>
+        <w:t xml:space="preserve">whole time so it stays alive, and if it ever drops just re-run the same</w:t>
+      </w:r>
+      <w:r>
+        <w:t xml:space="preserve"> </w:t>
+      </w:r>
+      <w:r>
+        <w:t xml:space="preserve">command (it resumes safely).</w:t>
       </w:r>
     </w:p>
     <w:p>
@@ -648,6 +884,18 @@
         <w:t xml:space="preserve">Unblock-File</w:t>
       </w:r>
       <w:r>
+        <w:rPr>
+          <w:rStyle w:val="NormalTok"/>
+        </w:rPr>
+        <w:t xml:space="preserve">            </w:t>
+      </w:r>
+      <w:r>
+        <w:rPr>
+          <w:rStyle w:val="CommentTok"/>
+        </w:rPr>
+        <w:t xml:space="preserve"># local Windows only</w:t>
+      </w:r>
+      <w:r>
         <w:br/>
       </w:r>
       <w:r>
@@ -672,7 +920,13 @@
         <w:rPr>
           <w:rStyle w:val="NormalTok"/>
         </w:rPr>
-        <w:t xml:space="preserve"> -ExecutionPolicy Bypass -Force</w:t>
+        <w:t xml:space="preserve"> -ExecutionPolicy Bypass -Force   </w:t>
+      </w:r>
+      <w:r>
+        <w:rPr>
+          <w:rStyle w:val="CommentTok"/>
+        </w:rPr>
+        <w:t xml:space="preserve"># local Windows only</w:t>
       </w:r>
       <w:r>
         <w:br/>
@@ -708,6 +962,36 @@
     <w:p>
       <w:pPr>
         <w:pStyle w:val="FirstParagraph"/>
+      </w:pPr>
+      <w:r>
+        <w:rPr>
+          <w:i/>
+        </w:rPr>
+        <w:t xml:space="preserve">(In Cloud Shell, skip the first two lines and run</w:t>
+      </w:r>
+      <w:r>
+        <w:rPr>
+          <w:i/>
+        </w:rPr>
+        <w:t xml:space="preserve"> </w:t>
+      </w:r>
+      <w:r>
+        <w:rPr>
+          <w:rStyle w:val="VerbatimChar"/>
+          <w:i/>
+        </w:rPr>
+        <w:t xml:space="preserve">./deploy.ps1 …</w:t>
+      </w:r>
+      <w:r>
+        <w:rPr>
+          <w:i/>
+        </w:rPr>
+        <w:t xml:space="preserve">.)</w:t>
+      </w:r>
+    </w:p>
+    <w:p>
+      <w:pPr>
+        <w:pStyle w:val="BodyText"/>
       </w:pPr>
       <w:r>
         <w:t xml:space="preserve">Enter a lab admin password when prompted (12+ chars; avoid spaces, quotes,</w:t>
@@ -1970,7 +2254,7 @@
       <w:pPr>
         <w:numPr>
           <w:ilvl w:val="0"/>
-          <w:numId w:val="1003"/>
+          <w:numId w:val="1004"/>
         </w:numPr>
         <w:pStyle w:val="Compact"/>
       </w:pPr>
@@ -2021,7 +2305,7 @@
       <w:pPr>
         <w:numPr>
           <w:ilvl w:val="0"/>
-          <w:numId w:val="1003"/>
+          <w:numId w:val="1004"/>
         </w:numPr>
         <w:pStyle w:val="Compact"/>
       </w:pPr>
@@ -2620,6 +2904,9 @@
     <w:abstractNumId w:val="991"/>
   </w:num>
   <w:num w:numId="1003">
+    <w:abstractNumId w:val="991"/>
+  </w:num>
+  <w:num w:numId="1004">
     <w:abstractNumId w:val="991"/>
   </w:num>
 </w:numbering>

--- a/docs/participant-workbook-session1.docx
+++ b/docs/participant-workbook-session1.docx
@@ -495,6 +495,104 @@
       </w:r>
     </w:p>
     <w:p>
+      <w:pPr>
+        <w:pStyle w:val="BlockText"/>
+      </w:pPr>
+      <w:r>
+        <w:rPr>
+          <w:b/>
+        </w:rPr>
+        <w:t xml:space="preserve">Your lab starts as a</w:t>
+      </w:r>
+      <w:r>
+        <w:rPr>
+          <w:b/>
+        </w:rPr>
+        <w:t xml:space="preserve"> </w:t>
+      </w:r>
+      <w:r>
+        <w:rPr>
+          <w:b/>
+        </w:rPr>
+        <w:t xml:space="preserve">“</w:t>
+      </w:r>
+      <w:r>
+        <w:rPr>
+          <w:b/>
+        </w:rPr>
+        <w:t xml:space="preserve">2023 vintage</w:t>
+      </w:r>
+      <w:r>
+        <w:rPr>
+          <w:b/>
+        </w:rPr>
+        <w:t xml:space="preserve">”</w:t>
+      </w:r>
+      <w:r>
+        <w:rPr>
+          <w:b/>
+        </w:rPr>
+        <w:t xml:space="preserve"> </w:t>
+      </w:r>
+      <w:r>
+        <w:rPr>
+          <w:b/>
+        </w:rPr>
+        <w:t xml:space="preserve">environment</w:t>
+      </w:r>
+      <w:r>
+        <w:t xml:space="preserve">, on purpose: RC4 Kerberos</w:t>
+      </w:r>
+      <w:r>
+        <w:t xml:space="preserve"> </w:t>
+      </w:r>
+      <w:r>
+        <w:t xml:space="preserve">encryption, and a storage account whose</w:t>
+      </w:r>
+      <w:r>
+        <w:t xml:space="preserve"> </w:t>
+      </w:r>
+      <w:r>
+        <w:rPr>
+          <w:rStyle w:val="VerbatimChar"/>
+        </w:rPr>
+        <w:t xml:space="preserve">ActiveDirectoryDomainName</w:t>
+      </w:r>
+      <w:r>
+        <w:t xml:space="preserve"> </w:t>
+      </w:r>
+      <w:r>
+        <w:t xml:space="preserve">holds the</w:t>
+      </w:r>
+      <w:r>
+        <w:t xml:space="preserve"> </w:t>
+      </w:r>
+      <w:r>
+        <w:rPr>
+          <w:b/>
+        </w:rPr>
+        <w:t xml:space="preserve">NetBIOS</w:t>
+      </w:r>
+      <w:r>
+        <w:t xml:space="preserve"> </w:t>
+      </w:r>
+      <w:r>
+        <w:t xml:space="preserve">name instead of the DNS root. It mounts perfectly — RC4 keys aren’t</w:t>
+      </w:r>
+      <w:r>
+        <w:t xml:space="preserve"> </w:t>
+      </w:r>
+      <w:r>
+        <w:t xml:space="preserve">salted, so that wrong value is never used. Lab 3 is the AES-256 migration,</w:t>
+      </w:r>
+      <w:r>
+        <w:t xml:space="preserve"> </w:t>
+      </w:r>
+      <w:r>
+        <w:t xml:space="preserve">where the salt suddenly matters. This mirrors a real Sev A incident.</w:t>
+      </w:r>
+    </w:p>
+    <w:p>
       <w:r>
         <w:pict>
           <v:rect style="width:0;height:1.5pt" o:hralign="center" o:hrstd="t" o:hr="t"/>
@@ -693,7 +791,7 @@
         <w:pStyle w:val="FirstParagraph"/>
       </w:pPr>
       <w:r>
-        <w:t xml:space="preserve">No Bicep CLI required.</w:t>
+        <w:t xml:space="preserve">The deployment uses a plain ARM template — nothing extra to install.</w:t>
       </w:r>
     </w:p>
     <w:p>
@@ -843,7 +941,116 @@
         <w:pStyle w:val="FirstParagraph"/>
       </w:pPr>
       <w:r>
-        <w:t xml:space="preserve">In PowerShell, from the</w:t>
+        <w:rPr>
+          <w:b/>
+        </w:rPr>
+        <w:t xml:space="preserve">Azure Cloud Shell (recommended)</w:t>
+      </w:r>
+      <w:r>
+        <w:t xml:space="preserve"> </w:t>
+      </w:r>
+      <w:r>
+        <w:t xml:space="preserve">— open Cloud Shell (PowerShell) from the</w:t>
+      </w:r>
+      <w:r>
+        <w:t xml:space="preserve"> </w:t>
+      </w:r>
+      <w:r>
+        <w:t xml:space="preserve">Azure portal (</w:t>
+      </w:r>
+      <w:r>
+        <w:rPr>
+          <w:rStyle w:val="VerbatimChar"/>
+        </w:rPr>
+        <w:t xml:space="preserve">&gt;_</w:t>
+      </w:r>
+      <w:r>
+        <w:t xml:space="preserve"> </w:t>
+      </w:r>
+      <w:r>
+        <w:t xml:space="preserve">icon):</w:t>
+      </w:r>
+    </w:p>
+    <w:p>
+      <w:pPr>
+        <w:pStyle w:val="SourceCode"/>
+      </w:pPr>
+      <w:r>
+        <w:rPr>
+          <w:rStyle w:val="NormalTok"/>
+        </w:rPr>
+        <w:t xml:space="preserve">git clone https://github.</w:t>
+      </w:r>
+      <w:r>
+        <w:rPr>
+          <w:rStyle w:val="FunctionTok"/>
+        </w:rPr>
+        <w:t xml:space="preserve">com</w:t>
+      </w:r>
+      <w:r>
+        <w:rPr>
+          <w:rStyle w:val="NormalTok"/>
+        </w:rPr>
+        <w:t xml:space="preserve">/kmin1223/azfiles-lab.</w:t>
+      </w:r>
+      <w:r>
+        <w:rPr>
+          <w:rStyle w:val="FunctionTok"/>
+        </w:rPr>
+        <w:t xml:space="preserve">git</w:t>
+      </w:r>
+      <w:r>
+        <w:br/>
+      </w:r>
+      <w:r>
+        <w:rPr>
+          <w:rStyle w:val="FunctionTok"/>
+        </w:rPr>
+        <w:t xml:space="preserve">cd</w:t>
+      </w:r>
+      <w:r>
+        <w:rPr>
+          <w:rStyle w:val="NormalTok"/>
+        </w:rPr>
+        <w:t xml:space="preserve"> azfiles-lab/session1-adds</w:t>
+      </w:r>
+      <w:r>
+        <w:br/>
+      </w:r>
+      <w:r>
+        <w:rPr>
+          <w:rStyle w:val="NormalTok"/>
+        </w:rPr>
+        <w:t xml:space="preserve">./deploy.</w:t>
+      </w:r>
+      <w:r>
+        <w:rPr>
+          <w:rStyle w:val="FunctionTok"/>
+        </w:rPr>
+        <w:t xml:space="preserve">ps1</w:t>
+      </w:r>
+      <w:r>
+        <w:rPr>
+          <w:rStyle w:val="NormalTok"/>
+        </w:rPr>
+        <w:t xml:space="preserve"> -ResourceGroupName azfiles-lab -Location koreacentral</w:t>
+      </w:r>
+    </w:p>
+    <w:p>
+      <w:pPr>
+        <w:pStyle w:val="FirstParagraph"/>
+      </w:pPr>
+      <w:r>
+        <w:rPr>
+          <w:b/>
+        </w:rPr>
+        <w:t xml:space="preserve">Local Windows PowerShell</w:t>
+      </w:r>
+      <w:r>
+        <w:t xml:space="preserve"> </w:t>
+      </w:r>
+      <w:r>
+        <w:t xml:space="preserve">— from the</w:t>
       </w:r>
       <w:r>
         <w:t xml:space="preserve"> </w:t>
@@ -884,114 +1091,66 @@
         <w:t xml:space="preserve">Unblock-File</w:t>
       </w:r>
       <w:r>
+        <w:br/>
+      </w:r>
+      <w:r>
+        <w:rPr>
+          <w:rStyle w:val="FunctionTok"/>
+        </w:rPr>
+        <w:t xml:space="preserve">Set-ExecutionPolicy</w:t>
+      </w:r>
+      <w:r>
         <w:rPr>
           <w:rStyle w:val="NormalTok"/>
         </w:rPr>
-        <w:t xml:space="preserve">            </w:t>
-      </w:r>
-      <w:r>
-        <w:rPr>
-          <w:rStyle w:val="CommentTok"/>
-        </w:rPr>
-        <w:t xml:space="preserve"># local Windows only</w:t>
+        <w:t xml:space="preserve"> -Scope </w:t>
+      </w:r>
+      <w:r>
+        <w:rPr>
+          <w:rStyle w:val="KeywordTok"/>
+        </w:rPr>
+        <w:t xml:space="preserve">Process</w:t>
+      </w:r>
+      <w:r>
+        <w:rPr>
+          <w:rStyle w:val="NormalTok"/>
+        </w:rPr>
+        <w:t xml:space="preserve"> -ExecutionPolicy Bypass -Force</w:t>
       </w:r>
       <w:r>
         <w:br/>
       </w:r>
       <w:r>
         <w:rPr>
+          <w:rStyle w:val="NormalTok"/>
+        </w:rPr>
+        <w:t xml:space="preserve">Connect-AzAccount</w:t>
+      </w:r>
+      <w:r>
+        <w:br/>
+      </w:r>
+      <w:r>
+        <w:rPr>
+          <w:rStyle w:val="NormalTok"/>
+        </w:rPr>
+        <w:t xml:space="preserve">.\deploy.</w:t>
+      </w:r>
+      <w:r>
+        <w:rPr>
           <w:rStyle w:val="FunctionTok"/>
         </w:rPr>
-        <w:t xml:space="preserve">Set-ExecutionPolicy</w:t>
+        <w:t xml:space="preserve">ps1</w:t>
       </w:r>
       <w:r>
         <w:rPr>
           <w:rStyle w:val="NormalTok"/>
         </w:rPr>
-        <w:t xml:space="preserve"> -Scope </w:t>
-      </w:r>
-      <w:r>
-        <w:rPr>
-          <w:rStyle w:val="KeywordTok"/>
-        </w:rPr>
-        <w:t xml:space="preserve">Process</w:t>
-      </w:r>
-      <w:r>
-        <w:rPr>
-          <w:rStyle w:val="NormalTok"/>
-        </w:rPr>
-        <w:t xml:space="preserve"> -ExecutionPolicy Bypass -Force   </w:t>
-      </w:r>
-      <w:r>
-        <w:rPr>
-          <w:rStyle w:val="CommentTok"/>
-        </w:rPr>
-        <w:t xml:space="preserve"># local Windows only</w:t>
-      </w:r>
-      <w:r>
-        <w:br/>
-      </w:r>
-      <w:r>
-        <w:rPr>
-          <w:rStyle w:val="NormalTok"/>
-        </w:rPr>
-        <w:t xml:space="preserve">Connect-AzAccount</w:t>
-      </w:r>
-      <w:r>
-        <w:br/>
-      </w:r>
-      <w:r>
-        <w:rPr>
-          <w:rStyle w:val="NormalTok"/>
-        </w:rPr>
-        <w:t xml:space="preserve">.\deploy.</w:t>
-      </w:r>
-      <w:r>
-        <w:rPr>
-          <w:rStyle w:val="FunctionTok"/>
-        </w:rPr>
-        <w:t xml:space="preserve">ps1</w:t>
-      </w:r>
-      <w:r>
-        <w:rPr>
-          <w:rStyle w:val="NormalTok"/>
-        </w:rPr>
         <w:t xml:space="preserve"> -ResourceGroupName azfiles-lab -Location koreacentral</w:t>
       </w:r>
     </w:p>
     <w:p>
       <w:pPr>
         <w:pStyle w:val="FirstParagraph"/>
-      </w:pPr>
-      <w:r>
-        <w:rPr>
-          <w:i/>
-        </w:rPr>
-        <w:t xml:space="preserve">(In Cloud Shell, skip the first two lines and run</w:t>
-      </w:r>
-      <w:r>
-        <w:rPr>
-          <w:i/>
-        </w:rPr>
-        <w:t xml:space="preserve"> </w:t>
-      </w:r>
-      <w:r>
-        <w:rPr>
-          <w:rStyle w:val="VerbatimChar"/>
-          <w:i/>
-        </w:rPr>
-        <w:t xml:space="preserve">./deploy.ps1 …</w:t>
-      </w:r>
-      <w:r>
-        <w:rPr>
-          <w:i/>
-        </w:rPr>
-        <w:t xml:space="preserve">.)</w:t>
-      </w:r>
-    </w:p>
-    <w:p>
-      <w:pPr>
-        <w:pStyle w:val="BodyText"/>
       </w:pPr>
       <w:r>
         <w:t xml:space="preserve">Enter a lab admin password when prompted (12+ chars; avoid spaces, quotes,</w:t>
@@ -1204,31 +1363,22 @@
         <w:t xml:space="preserve"> </w:t>
       </w:r>
       <w:r>
-        <w:t xml:space="preserve">and</w:t>
-      </w:r>
-      <w:r>
-        <w:t xml:space="preserve"> </w:t>
-      </w:r>
-      <w:r>
-        <w:rPr>
-          <w:b/>
-        </w:rPr>
-        <w:t xml:space="preserve">encryption type</w:t>
-      </w:r>
-      <w:r>
-        <w:rPr>
-          <w:b/>
-        </w:rPr>
-        <w:t xml:space="preserve"> </w:t>
-      </w:r>
-      <w:r>
-        <w:rPr>
-          <w:b/>
-        </w:rPr>
-        <w:t xml:space="preserve">AES-256</w:t>
-      </w:r>
-      <w:r>
-        <w:t xml:space="preserve">. Open</w:t>
+        <w:t xml:space="preserve">and encryption type</w:t>
+      </w:r>
+      <w:r>
+        <w:t xml:space="preserve"> </w:t>
+      </w:r>
+      <w:r>
+        <w:rPr>
+          <w:b/>
+        </w:rPr>
+        <w:t xml:space="preserve">RSADSI RC4-HMAC(NT)</w:t>
+      </w:r>
+      <w:r>
+        <w:t xml:space="preserve"> </w:t>
+      </w:r>
+      <w:r>
+        <w:t xml:space="preserve">— this is the legacy environment you inherited. Open</w:t>
       </w:r>
       <w:r>
         <w:t xml:space="preserve"> </w:t>
@@ -1255,13 +1405,7 @@
         <w:t xml:space="preserve">hello-from-setup.txt</w:t>
       </w:r>
       <w:r>
-        <w:t xml:space="preserve">, and you can create a</w:t>
-      </w:r>
-      <w:r>
-        <w:t xml:space="preserve"> </w:t>
-      </w:r>
-      <w:r>
-        <w:t xml:space="preserve">file:</w:t>
+        <w:t xml:space="preserve">, and you can create a file:</w:t>
       </w:r>
     </w:p>
     <w:p>
@@ -1356,6 +1500,487 @@
       </w:r>
       <w:r>
         <w:t xml:space="preserve">fault labs.</w:t>
+      </w:r>
+    </w:p>
+    <w:p>
+      <w:pPr>
+        <w:pStyle w:val="BodyText"/>
+      </w:pPr>
+      <w:r>
+        <w:rPr>
+          <w:b/>
+        </w:rPr>
+        <w:t xml:space="preserve">The one-command health check.</w:t>
+      </w:r>
+      <w:r>
+        <w:t xml:space="preserve"> </w:t>
+      </w:r>
+      <w:r>
+        <w:t xml:space="preserve">Both lab VMs already have the Az and</w:t>
+      </w:r>
+      <w:r>
+        <w:t xml:space="preserve"> </w:t>
+      </w:r>
+      <w:r>
+        <w:rPr>
+          <w:b/>
+        </w:rPr>
+        <w:t xml:space="preserve">AzFilesHybrid</w:t>
+      </w:r>
+      <w:r>
+        <w:t xml:space="preserve"> </w:t>
+      </w:r>
+      <w:r>
+        <w:t xml:space="preserve">modules installed, so you can run the official diagnostic</w:t>
+      </w:r>
+      <w:r>
+        <w:t xml:space="preserve"> </w:t>
+      </w:r>
+      <w:r>
+        <w:t xml:space="preserve">right there (PowerShell on the DC or Client VM):</w:t>
+      </w:r>
+    </w:p>
+    <w:p>
+      <w:pPr>
+        <w:pStyle w:val="SourceCode"/>
+      </w:pPr>
+      <w:r>
+        <w:rPr>
+          <w:rStyle w:val="NormalTok"/>
+        </w:rPr>
+        <w:t xml:space="preserve">Connect-AzAccount</w:t>
+      </w:r>
+      <w:r>
+        <w:br/>
+      </w:r>
+      <w:r>
+        <w:rPr>
+          <w:rStyle w:val="NormalTok"/>
+        </w:rPr>
+        <w:t xml:space="preserve">Debug-AzStorageAccountAuth -StorageAccountName &lt;sa&gt; -ResourceGroupName azfiles-lab -Verbose</w:t>
+      </w:r>
+    </w:p>
+    <w:p>
+      <w:pPr>
+        <w:pStyle w:val="FirstParagraph"/>
+      </w:pPr>
+      <w:r>
+        <w:t xml:space="preserve">Every check should pass. Re-run it after each fault below and watch which check</w:t>
+      </w:r>
+      <w:r>
+        <w:t xml:space="preserve"> </w:t>
+      </w:r>
+      <w:r>
+        <w:t xml:space="preserve">flips to a failure.</w:t>
+      </w:r>
+    </w:p>
+    <w:p>
+      <w:pPr>
+        <w:pStyle w:val="Heading2"/>
+      </w:pPr>
+      <w:bookmarkStart w:id="25" w:name="capture-your-known-good-reference"/>
+      <w:r>
+        <w:t xml:space="preserve">Capture your known-good reference</w:t>
+      </w:r>
+      <w:bookmarkEnd w:id="25"/>
+    </w:p>
+    <w:p>
+      <w:pPr>
+        <w:pStyle w:val="FirstParagraph"/>
+      </w:pPr>
+      <w:r>
+        <w:t xml:space="preserve">Before you break anything, capture what a</w:t>
+      </w:r>
+      <w:r>
+        <w:t xml:space="preserve"> </w:t>
+      </w:r>
+      <w:r>
+        <w:rPr>
+          <w:b/>
+        </w:rPr>
+        <w:t xml:space="preserve">working</w:t>
+      </w:r>
+      <w:r>
+        <w:t xml:space="preserve"> </w:t>
+      </w:r>
+      <w:r>
+        <w:t xml:space="preserve">mount looks like on the</w:t>
+      </w:r>
+      <w:r>
+        <w:t xml:space="preserve"> </w:t>
+      </w:r>
+      <w:r>
+        <w:t xml:space="preserve">wire. Every later capture is a diff against this one. In an</w:t>
+      </w:r>
+      <w:r>
+        <w:t xml:space="preserve"> </w:t>
+      </w:r>
+      <w:r>
+        <w:rPr>
+          <w:b/>
+        </w:rPr>
+        <w:t xml:space="preserve">elevated</w:t>
+      </w:r>
+      <w:r>
+        <w:t xml:space="preserve"> </w:t>
+      </w:r>
+      <w:r>
+        <w:t xml:space="preserve">PowerShell on the Client VM:</w:t>
+      </w:r>
+    </w:p>
+    <w:p>
+      <w:pPr>
+        <w:pStyle w:val="SourceCode"/>
+      </w:pPr>
+      <w:r>
+        <w:rPr>
+          <w:rStyle w:val="NormalTok"/>
+        </w:rPr>
+        <w:t xml:space="preserve">C:\LabTools\Get-KerberosEvidence.</w:t>
+      </w:r>
+      <w:r>
+        <w:rPr>
+          <w:rStyle w:val="FunctionTok"/>
+        </w:rPr>
+        <w:t xml:space="preserve">ps1</w:t>
+      </w:r>
+      <w:r>
+        <w:rPr>
+          <w:rStyle w:val="NormalTok"/>
+        </w:rPr>
+        <w:t xml:space="preserve"> -StorageAccount &lt;sa&gt;</w:t>
+      </w:r>
+    </w:p>
+    <w:p>
+      <w:pPr>
+        <w:pStyle w:val="FirstParagraph"/>
+      </w:pPr>
+      <w:r>
+        <w:t xml:space="preserve">It purges tickets, starts a network trace, performs the mount, stops the trace,</w:t>
+      </w:r>
+      <w:r>
+        <w:t xml:space="preserve"> </w:t>
+      </w:r>
+      <w:r>
+        <w:t xml:space="preserve">converts it to</w:t>
+      </w:r>
+      <w:r>
+        <w:t xml:space="preserve"> </w:t>
+      </w:r>
+      <w:r>
+        <w:rPr>
+          <w:rStyle w:val="VerbatimChar"/>
+        </w:rPr>
+        <w:t xml:space="preserve">.pcapng</w:t>
+      </w:r>
+      <w:r>
+        <w:t xml:space="preserve">, and collects the Kerberos/SMBClient logs into</w:t>
+      </w:r>
+      <w:r>
+        <w:t xml:space="preserve"> </w:t>
+      </w:r>
+      <w:r>
+        <w:rPr>
+          <w:rStyle w:val="VerbatimChar"/>
+        </w:rPr>
+        <w:t xml:space="preserve">C:\LabTools\evidence\&lt;timestamp&gt;\</w:t>
+      </w:r>
+      <w:r>
+        <w:t xml:space="preserve">.</w:t>
+      </w:r>
+    </w:p>
+    <w:p>
+      <w:pPr>
+        <w:pStyle w:val="BodyText"/>
+      </w:pPr>
+      <w:r>
+        <w:t xml:space="preserve">Open</w:t>
+      </w:r>
+      <w:r>
+        <w:t xml:space="preserve"> </w:t>
+      </w:r>
+      <w:r>
+        <w:rPr>
+          <w:rStyle w:val="VerbatimChar"/>
+        </w:rPr>
+        <w:t xml:space="preserve">trace.pcapng</w:t>
+      </w:r>
+      <w:r>
+        <w:t xml:space="preserve"> </w:t>
+      </w:r>
+      <w:r>
+        <w:t xml:space="preserve">in Wireshark (or copy it off the VM) and filter:</w:t>
+      </w:r>
+    </w:p>
+    <w:p>
+      <w:pPr>
+        <w:pStyle w:val="SourceCode"/>
+      </w:pPr>
+      <w:r>
+        <w:rPr>
+          <w:rStyle w:val="VerbatimChar"/>
+        </w:rPr>
+        <w:t xml:space="preserve">kerberos || smb2</w:t>
+      </w:r>
+    </w:p>
+    <w:p>
+      <w:pPr>
+        <w:pStyle w:val="FirstParagraph"/>
+      </w:pPr>
+      <w:r>
+        <w:rPr>
+          <w:b/>
+        </w:rPr>
+        <w:t xml:space="preserve">What a healthy attempt looks like:</w:t>
+      </w:r>
+      <w:r>
+        <w:t xml:space="preserve"> </w:t>
+      </w:r>
+      <w:r>
+        <w:rPr>
+          <w:rStyle w:val="VerbatimChar"/>
+        </w:rPr>
+        <w:t xml:space="preserve">TGS-REQ</w:t>
+      </w:r>
+      <w:r>
+        <w:t xml:space="preserve"> </w:t>
+      </w:r>
+      <w:r>
+        <w:t xml:space="preserve">naming</w:t>
+      </w:r>
+      <w:r>
+        <w:t xml:space="preserve"> </w:t>
+      </w:r>
+      <w:r>
+        <w:rPr>
+          <w:rStyle w:val="VerbatimChar"/>
+        </w:rPr>
+        <w:t xml:space="preserve">cifs/&lt;sa&gt;…</w:t>
+      </w:r>
+      <w:r>
+        <w:t xml:space="preserve">, a</w:t>
+      </w:r>
+      <w:r>
+        <w:t xml:space="preserve"> </w:t>
+      </w:r>
+      <w:r>
+        <w:rPr>
+          <w:rStyle w:val="VerbatimChar"/>
+        </w:rPr>
+        <w:t xml:space="preserve">TGS-REP</w:t>
+      </w:r>
+      <w:r>
+        <w:t xml:space="preserve"> </w:t>
+      </w:r>
+      <w:r>
+        <w:t xml:space="preserve">back, then SMB2</w:t>
+      </w:r>
+      <w:r>
+        <w:t xml:space="preserve"> </w:t>
+      </w:r>
+      <w:r>
+        <w:rPr>
+          <w:rStyle w:val="VerbatimChar"/>
+        </w:rPr>
+        <w:t xml:space="preserve">Negotiate</w:t>
+      </w:r>
+      <w:r>
+        <w:t xml:space="preserve"> </w:t>
+      </w:r>
+      <w:r>
+        <w:t xml:space="preserve">→</w:t>
+      </w:r>
+      <w:r>
+        <w:t xml:space="preserve"> </w:t>
+      </w:r>
+      <w:r>
+        <w:rPr>
+          <w:rStyle w:val="VerbatimChar"/>
+        </w:rPr>
+        <w:t xml:space="preserve">Session Setup</w:t>
+      </w:r>
+      <w:r>
+        <w:t xml:space="preserve"> </w:t>
+      </w:r>
+      <w:r>
+        <w:t xml:space="preserve">(success) →</w:t>
+      </w:r>
+      <w:r>
+        <w:t xml:space="preserve"> </w:t>
+      </w:r>
+      <w:r>
+        <w:rPr>
+          <w:rStyle w:val="VerbatimChar"/>
+        </w:rPr>
+        <w:t xml:space="preserve">Tree Connect</w:t>
+      </w:r>
+      <w:r>
+        <w:t xml:space="preserve"> </w:t>
+      </w:r>
+      <w:r>
+        <w:t xml:space="preserve">(success).</w:t>
+      </w:r>
+    </w:p>
+    <w:p>
+      <w:pPr>
+        <w:pStyle w:val="BodyText"/>
+      </w:pPr>
+      <w:r>
+        <w:t xml:space="preserve">And on the</w:t>
+      </w:r>
+      <w:r>
+        <w:t xml:space="preserve"> </w:t>
+      </w:r>
+      <w:r>
+        <w:rPr>
+          <w:b/>
+        </w:rPr>
+        <w:t xml:space="preserve">DC</w:t>
+      </w:r>
+      <w:r>
+        <w:t xml:space="preserve">, the KDC’s own record of that ticket:</w:t>
+      </w:r>
+    </w:p>
+    <w:p>
+      <w:pPr>
+        <w:pStyle w:val="SourceCode"/>
+      </w:pPr>
+      <w:r>
+        <w:rPr>
+          <w:rStyle w:val="FunctionTok"/>
+        </w:rPr>
+        <w:t xml:space="preserve">Get-WinEvent</w:t>
+      </w:r>
+      <w:r>
+        <w:rPr>
+          <w:rStyle w:val="NormalTok"/>
+        </w:rPr>
+        <w:t xml:space="preserve"> -FilterHashtable @{LogName='Security'; Id=4769} -MaxEvents 5 |</w:t>
+      </w:r>
+      <w:r>
+        <w:br/>
+      </w:r>
+      <w:r>
+        <w:rPr>
+          <w:rStyle w:val="NormalTok"/>
+        </w:rPr>
+        <w:t xml:space="preserve">  </w:t>
+      </w:r>
+      <w:r>
+        <w:rPr>
+          <w:rStyle w:val="FunctionTok"/>
+        </w:rPr>
+        <w:t xml:space="preserve">Format-List</w:t>
+      </w:r>
+      <w:r>
+        <w:rPr>
+          <w:rStyle w:val="NormalTok"/>
+        </w:rPr>
+        <w:t xml:space="preserve"> TimeCreated, Message</w:t>
+      </w:r>
+    </w:p>
+    <w:p>
+      <w:pPr>
+        <w:pStyle w:val="FirstParagraph"/>
+      </w:pPr>
+      <w:r>
+        <w:t xml:space="preserve">Note three fields in event 4769: the</w:t>
+      </w:r>
+      <w:r>
+        <w:t xml:space="preserve"> </w:t>
+      </w:r>
+      <w:r>
+        <w:rPr>
+          <w:b/>
+        </w:rPr>
+        <w:t xml:space="preserve">Service Name</w:t>
+      </w:r>
+      <w:r>
+        <w:t xml:space="preserve"> </w:t>
+      </w:r>
+      <w:r>
+        <w:t xml:space="preserve">(the SPN as the client</w:t>
+      </w:r>
+      <w:r>
+        <w:t xml:space="preserve"> </w:t>
+      </w:r>
+      <w:r>
+        <w:t xml:space="preserve">asked for it), the</w:t>
+      </w:r>
+      <w:r>
+        <w:t xml:space="preserve"> </w:t>
+      </w:r>
+      <w:r>
+        <w:rPr>
+          <w:b/>
+        </w:rPr>
+        <w:t xml:space="preserve">Ticket Encryption Type</w:t>
+      </w:r>
+      <w:r>
+        <w:t xml:space="preserve"> </w:t>
+      </w:r>
+      <w:r>
+        <w:t xml:space="preserve">(</w:t>
+      </w:r>
+      <w:r>
+        <w:rPr>
+          <w:rStyle w:val="VerbatimChar"/>
+        </w:rPr>
+        <w:t xml:space="preserve">0x17</w:t>
+      </w:r>
+      <w:r>
+        <w:t xml:space="preserve"> </w:t>
+      </w:r>
+      <w:r>
+        <w:t xml:space="preserve">= RC4 in this legacy</w:t>
+      </w:r>
+      <w:r>
+        <w:t xml:space="preserve"> </w:t>
+      </w:r>
+      <w:r>
+        <w:t xml:space="preserve">baseline;</w:t>
+      </w:r>
+      <w:r>
+        <w:t xml:space="preserve"> </w:t>
+      </w:r>
+      <w:r>
+        <w:rPr>
+          <w:rStyle w:val="VerbatimChar"/>
+        </w:rPr>
+        <w:t xml:space="preserve">0x12</w:t>
+      </w:r>
+      <w:r>
+        <w:t xml:space="preserve"> </w:t>
+      </w:r>
+      <w:r>
+        <w:t xml:space="preserve">= AES-256 after the migration), and the</w:t>
+      </w:r>
+      <w:r>
+        <w:t xml:space="preserve"> </w:t>
+      </w:r>
+      <w:r>
+        <w:rPr>
+          <w:b/>
+        </w:rPr>
+        <w:t xml:space="preserve">Failure Code</w:t>
+      </w:r>
+      <w:r>
+        <w:t xml:space="preserve"> </w:t>
+      </w:r>
+      <w:r>
+        <w:t xml:space="preserve">(</w:t>
+      </w:r>
+      <w:r>
+        <w:rPr>
+          <w:rStyle w:val="VerbatimChar"/>
+        </w:rPr>
+        <w:t xml:space="preserve">0x0</w:t>
+      </w:r>
+      <w:r>
+        <w:t xml:space="preserve"> </w:t>
+      </w:r>
+      <w:r>
+        <w:t xml:space="preserve">on success).</w:t>
       </w:r>
     </w:p>
     <w:p>
@@ -1369,24 +1994,448 @@
       <w:pPr>
         <w:pStyle w:val="Heading1"/>
       </w:pPr>
-      <w:bookmarkStart w:id="25" w:name="lab-3-fix-a-mount-failure-error-1396"/>
-      <w:r>
-        <w:t xml:space="preserve">Lab 3 · Fix a mount failure (error 1396)</w:t>
-      </w:r>
-      <w:bookmarkEnd w:id="25"/>
+      <w:bookmarkStart w:id="26" w:name="lab-3-the-aes-256-migration"/>
+      <w:r>
+        <w:t xml:space="preserve">Lab 3 · The AES-256 migration ★</w:t>
+      </w:r>
+      <w:bookmarkEnd w:id="26"/>
     </w:p>
     <w:p>
       <w:pPr>
         <w:pStyle w:val="FirstParagraph"/>
       </w:pPr>
       <w:r>
-        <w:t xml:space="preserve">The most common issue in the field: the AD account password and the storage</w:t>
-      </w:r>
-      <w:r>
-        <w:t xml:space="preserve"> </w:t>
-      </w:r>
-      <w:r>
-        <w:t xml:space="preserve">kerb key fall out of sync.</w:t>
+        <w:t xml:space="preserve">You’re the admin who has to comply with the 2026 mandate: move this share off</w:t>
+      </w:r>
+      <w:r>
+        <w:t xml:space="preserve"> </w:t>
+      </w:r>
+      <w:r>
+        <w:t xml:space="preserve">RC4. Do it, and deal with what happens.</w:t>
+      </w:r>
+    </w:p>
+    <w:p>
+      <w:pPr>
+        <w:pStyle w:val="Heading2"/>
+      </w:pPr>
+      <w:bookmarkStart w:id="27" w:name="step-1-look-before-you-leap"/>
+      <w:r>
+        <w:t xml:space="preserve">Step 1 — look before you leap</w:t>
+      </w:r>
+      <w:bookmarkEnd w:id="27"/>
+    </w:p>
+    <w:p>
+      <w:pPr>
+        <w:pStyle w:val="SourceCode"/>
+      </w:pPr>
+      <w:r>
+        <w:rPr>
+          <w:rStyle w:val="FunctionTok"/>
+        </w:rPr>
+        <w:t xml:space="preserve">cd</w:t>
+      </w:r>
+      <w:r>
+        <w:rPr>
+          <w:rStyle w:val="NormalTok"/>
+        </w:rPr>
+        <w:t xml:space="preserve"> session1-adds</w:t>
+      </w:r>
+      <w:r>
+        <w:br/>
+      </w:r>
+      <w:r>
+        <w:rPr>
+          <w:rStyle w:val="NormalTok"/>
+        </w:rPr>
+        <w:t xml:space="preserve">./labs/Invoke-Aes256Migration.</w:t>
+      </w:r>
+      <w:r>
+        <w:rPr>
+          <w:rStyle w:val="FunctionTok"/>
+        </w:rPr>
+        <w:t xml:space="preserve">ps1</w:t>
+      </w:r>
+      <w:r>
+        <w:rPr>
+          <w:rStyle w:val="NormalTok"/>
+        </w:rPr>
+        <w:t xml:space="preserve"> -ResourceGroupName azfiles-lab -Step Status</w:t>
+      </w:r>
+    </w:p>
+    <w:p>
+      <w:pPr>
+        <w:pStyle w:val="FirstParagraph"/>
+      </w:pPr>
+      <w:r>
+        <w:t xml:space="preserve">Note what it reports — especially</w:t>
+      </w:r>
+      <w:r>
+        <w:t xml:space="preserve"> </w:t>
+      </w:r>
+      <w:r>
+        <w:rPr>
+          <w:rStyle w:val="VerbatimChar"/>
+        </w:rPr>
+        <w:t xml:space="preserve">ActiveDirectoryDomainName</w:t>
+      </w:r>
+      <w:r>
+        <w:t xml:space="preserve">. Keep it in mind;</w:t>
+      </w:r>
+      <w:r>
+        <w:t xml:space="preserve"> </w:t>
+      </w:r>
+      <w:r>
+        <w:t xml:space="preserve">don’t act on it yet.</w:t>
+      </w:r>
+    </w:p>
+    <w:p>
+      <w:pPr>
+        <w:pStyle w:val="Heading2"/>
+      </w:pPr>
+      <w:bookmarkStart w:id="28" w:name="step-2-perform-the-migration"/>
+      <w:r>
+        <w:t xml:space="preserve">Step 2 — perform the migration</w:t>
+      </w:r>
+      <w:bookmarkEnd w:id="28"/>
+    </w:p>
+    <w:p>
+      <w:pPr>
+        <w:pStyle w:val="SourceCode"/>
+      </w:pPr>
+      <w:r>
+        <w:rPr>
+          <w:rStyle w:val="NormalTok"/>
+        </w:rPr>
+        <w:t xml:space="preserve">./labs/Invoke-Aes256Migration.</w:t>
+      </w:r>
+      <w:r>
+        <w:rPr>
+          <w:rStyle w:val="FunctionTok"/>
+        </w:rPr>
+        <w:t xml:space="preserve">ps1</w:t>
+      </w:r>
+      <w:r>
+        <w:rPr>
+          <w:rStyle w:val="NormalTok"/>
+        </w:rPr>
+        <w:t xml:space="preserve"> -ResourceGroupName azfiles-lab -Step Enforce</w:t>
+      </w:r>
+    </w:p>
+    <w:p>
+      <w:pPr>
+        <w:pStyle w:val="FirstParagraph"/>
+      </w:pPr>
+      <w:r>
+        <w:t xml:space="preserve">This flips the AD object to AES-256 only — the change most people would make.</w:t>
+      </w:r>
+    </w:p>
+    <w:p>
+      <w:pPr>
+        <w:pStyle w:val="Heading2"/>
+      </w:pPr>
+      <w:bookmarkStart w:id="29" w:name="step-3-retest-drop-sessions-first"/>
+      <w:r>
+        <w:t xml:space="preserve">Step 3 — retest (drop sessions first!)</w:t>
+      </w:r>
+      <w:bookmarkEnd w:id="29"/>
+    </w:p>
+    <w:p>
+      <w:pPr>
+        <w:pStyle w:val="FirstParagraph"/>
+      </w:pPr>
+      <w:r>
+        <w:t xml:space="preserve">On the</w:t>
+      </w:r>
+      <w:r>
+        <w:t xml:space="preserve"> </w:t>
+      </w:r>
+      <w:r>
+        <w:rPr>
+          <w:b/>
+        </w:rPr>
+        <w:t xml:space="preserve">Client VM</w:t>
+      </w:r>
+      <w:r>
+        <w:t xml:space="preserve">:</w:t>
+      </w:r>
+    </w:p>
+    <w:p>
+      <w:pPr>
+        <w:pStyle w:val="SourceCode"/>
+      </w:pPr>
+      <w:r>
+        <w:rPr>
+          <w:rStyle w:val="VerbatimChar"/>
+        </w:rPr>
+        <w:t xml:space="preserve">net use * /delete /y</w:t>
+      </w:r>
+      <w:r>
+        <w:br/>
+      </w:r>
+      <w:r>
+        <w:rPr>
+          <w:rStyle w:val="VerbatimChar"/>
+        </w:rPr>
+        <w:t xml:space="preserve">klist purge</w:t>
+      </w:r>
+      <w:r>
+        <w:br/>
+      </w:r>
+      <w:r>
+        <w:rPr>
+          <w:rStyle w:val="VerbatimChar"/>
+        </w:rPr>
+        <w:t xml:space="preserve">net use Z: \\&lt;sa&gt;.file.core.windows.net\labshare</w:t>
+      </w:r>
+    </w:p>
+    <w:p>
+      <w:pPr>
+        <w:pStyle w:val="FirstParagraph"/>
+      </w:pPr>
+      <w:r>
+        <w:rPr>
+          <w:b/>
+        </w:rPr>
+        <w:t xml:space="preserve">Expected:</w:t>
+      </w:r>
+      <w:r>
+        <w:t xml:space="preserve"> </w:t>
+      </w:r>
+      <w:r>
+        <w:rPr>
+          <w:rStyle w:val="VerbatimChar"/>
+        </w:rPr>
+        <w:t xml:space="preserve">System error 1396</w:t>
+      </w:r>
+      <w:r>
+        <w:t xml:space="preserve">.</w:t>
+      </w:r>
+    </w:p>
+    <w:p>
+      <w:pPr>
+        <w:pStyle w:val="BlockText"/>
+      </w:pPr>
+      <w:r>
+        <w:t xml:space="preserve">The</w:t>
+      </w:r>
+      <w:r>
+        <w:t xml:space="preserve"> </w:t>
+      </w:r>
+      <w:r>
+        <w:rPr>
+          <w:rStyle w:val="VerbatimChar"/>
+        </w:rPr>
+        <w:t xml:space="preserve">net use * /delete /y</w:t>
+      </w:r>
+      <w:r>
+        <w:t xml:space="preserve"> </w:t>
+      </w:r>
+      <w:r>
+        <w:t xml:space="preserve">is not optional. An already-mapped share keeps</w:t>
+      </w:r>
+      <w:r>
+        <w:t xml:space="preserve"> </w:t>
+      </w:r>
+      <w:r>
+        <w:t xml:space="preserve">working after a key change, so skipping it produces a false</w:t>
+      </w:r>
+      <w:r>
+        <w:t xml:space="preserve"> </w:t>
+      </w:r>
+      <w:r>
+        <w:t xml:space="preserve">“</w:t>
+      </w:r>
+      <w:r>
+        <w:t xml:space="preserve">everything’s</w:t>
+      </w:r>
+      <w:r>
+        <w:t xml:space="preserve"> </w:t>
+      </w:r>
+      <w:r>
+        <w:t xml:space="preserve">fine</w:t>
+      </w:r>
+      <w:r>
+        <w:t xml:space="preserve">”</w:t>
+      </w:r>
+      <w:r>
+        <w:t xml:space="preserve"> </w:t>
+      </w:r>
+      <w:r>
+        <w:t xml:space="preserve">result.</w:t>
+      </w:r>
+    </w:p>
+    <w:p>
+      <w:pPr>
+        <w:pStyle w:val="Heading2"/>
+      </w:pPr>
+      <w:bookmarkStart w:id="30" w:name="step-4-diagnose-from-evidence"/>
+      <w:r>
+        <w:t xml:space="preserve">Step 4 — diagnose from evidence</w:t>
+      </w:r>
+      <w:bookmarkEnd w:id="30"/>
+    </w:p>
+    <w:p>
+      <w:pPr>
+        <w:pStyle w:val="SourceCode"/>
+      </w:pPr>
+      <w:r>
+        <w:rPr>
+          <w:rStyle w:val="NormalTok"/>
+        </w:rPr>
+        <w:t xml:space="preserve">C:\LabTools\Get-KerberosEvidence.</w:t>
+      </w:r>
+      <w:r>
+        <w:rPr>
+          <w:rStyle w:val="FunctionTok"/>
+        </w:rPr>
+        <w:t xml:space="preserve">ps1</w:t>
+      </w:r>
+      <w:r>
+        <w:rPr>
+          <w:rStyle w:val="NormalTok"/>
+        </w:rPr>
+        <w:t xml:space="preserve"> -StorageAccount &lt;sa&gt;</w:t>
+      </w:r>
+      <w:r>
+        <w:br/>
+      </w:r>
+      <w:r>
+        <w:rPr>
+          <w:rStyle w:val="NormalTok"/>
+        </w:rPr>
+        <w:t xml:space="preserve">klist</w:t>
+      </w:r>
+    </w:p>
+    <w:p>
+      <w:pPr>
+        <w:pStyle w:val="FirstParagraph"/>
+      </w:pPr>
+      <w:r>
+        <w:t xml:space="preserve">The ticket</w:t>
+      </w:r>
+      <w:r>
+        <w:t xml:space="preserve"> </w:t>
+      </w:r>
+      <w:r>
+        <w:rPr>
+          <w:b/>
+        </w:rPr>
+        <w:t xml:space="preserve">is</w:t>
+      </w:r>
+      <w:r>
+        <w:t xml:space="preserve"> </w:t>
+      </w:r>
+      <w:r>
+        <w:t xml:space="preserve">issued, and it’s</w:t>
+      </w:r>
+      <w:r>
+        <w:t xml:space="preserve"> </w:t>
+      </w:r>
+      <w:r>
+        <w:rPr>
+          <w:b/>
+        </w:rPr>
+        <w:t xml:space="preserve">AES-256</w:t>
+      </w:r>
+      <w:r>
+        <w:t xml:space="preserve">. On the</w:t>
+      </w:r>
+      <w:r>
+        <w:t xml:space="preserve"> </w:t>
+      </w:r>
+      <w:r>
+        <w:rPr>
+          <w:b/>
+        </w:rPr>
+        <w:t xml:space="preserve">DC</w:t>
+      </w:r>
+      <w:r>
+        <w:t xml:space="preserve">:</w:t>
+      </w:r>
+    </w:p>
+    <w:p>
+      <w:pPr>
+        <w:pStyle w:val="SourceCode"/>
+      </w:pPr>
+      <w:r>
+        <w:rPr>
+          <w:rStyle w:val="FunctionTok"/>
+        </w:rPr>
+        <w:t xml:space="preserve">Get-WinEvent</w:t>
+      </w:r>
+      <w:r>
+        <w:rPr>
+          <w:rStyle w:val="NormalTok"/>
+        </w:rPr>
+        <w:t xml:space="preserve"> -FilterHashtable @{LogName='Security'; Id=4769} -MaxEvents 3 |</w:t>
+      </w:r>
+      <w:r>
+        <w:br/>
+      </w:r>
+      <w:r>
+        <w:rPr>
+          <w:rStyle w:val="NormalTok"/>
+        </w:rPr>
+        <w:t xml:space="preserve">  </w:t>
+      </w:r>
+      <w:r>
+        <w:rPr>
+          <w:rStyle w:val="FunctionTok"/>
+        </w:rPr>
+        <w:t xml:space="preserve">Format-List</w:t>
+      </w:r>
+      <w:r>
+        <w:rPr>
+          <w:rStyle w:val="NormalTok"/>
+        </w:rPr>
+        <w:t xml:space="preserve"> TimeCreated, Message</w:t>
+      </w:r>
+    </w:p>
+    <w:p>
+      <w:pPr>
+        <w:pStyle w:val="FirstParagraph"/>
+      </w:pPr>
+      <w:r>
+        <w:t xml:space="preserve">Event 4769 says</w:t>
+      </w:r>
+      <w:r>
+        <w:t xml:space="preserve"> </w:t>
+      </w:r>
+      <w:r>
+        <w:rPr>
+          <w:b/>
+        </w:rPr>
+        <w:t xml:space="preserve">success</w:t>
+      </w:r>
+      <w:r>
+        <w:t xml:space="preserve">. So the KDC, the SPN, and the encryption type are</w:t>
+      </w:r>
+      <w:r>
+        <w:t xml:space="preserve"> </w:t>
+      </w:r>
+      <w:r>
+        <w:t xml:space="preserve">all fine — the only thing left is the key the</w:t>
+      </w:r>
+      <w:r>
+        <w:t xml:space="preserve"> </w:t>
+      </w:r>
+      <w:r>
+        <w:rPr>
+          <w:b/>
+        </w:rPr>
+        <w:t xml:space="preserve">service</w:t>
+      </w:r>
+      <w:r>
+        <w:t xml:space="preserve"> </w:t>
+      </w:r>
+      <w:r>
+        <w:t xml:space="preserve">uses to decrypt. Why</w:t>
+      </w:r>
+      <w:r>
+        <w:t xml:space="preserve"> </w:t>
+      </w:r>
+      <w:r>
+        <w:t xml:space="preserve">would that be wrong when nothing about the password changed?</w:t>
       </w:r>
     </w:p>
     <w:p>
@@ -1394,17 +2443,99 @@
         <w:pStyle w:val="BodyText"/>
       </w:pPr>
       <w:r>
-        <w:rPr>
-          <w:b/>
-        </w:rPr>
-        <w:t xml:space="preserve">Break it</w:t>
-      </w:r>
-      <w:r>
-        <w:t xml:space="preserve"> </w:t>
-      </w:r>
-      <w:r>
-        <w:t xml:space="preserve">(in your PowerShell window):</w:t>
-      </w:r>
+        <w:t xml:space="preserve">Because the AES key is derived with a</w:t>
+      </w:r>
+      <w:r>
+        <w:t xml:space="preserve"> </w:t>
+      </w:r>
+      <w:r>
+        <w:rPr>
+          <w:b/>
+        </w:rPr>
+        <w:t xml:space="preserve">salt</w:t>
+      </w:r>
+      <w:r>
+        <w:t xml:space="preserve"> </w:t>
+      </w:r>
+      <w:r>
+        <w:t xml:space="preserve">built from</w:t>
+      </w:r>
+      <w:r>
+        <w:t xml:space="preserve"> </w:t>
+      </w:r>
+      <w:r>
+        <w:rPr>
+          <w:rStyle w:val="VerbatimChar"/>
+        </w:rPr>
+        <w:t xml:space="preserve">DomainName + SamAccountName + AccountType</w:t>
+      </w:r>
+      <w:r>
+        <w:t xml:space="preserve">. Run</w:t>
+      </w:r>
+      <w:r>
+        <w:t xml:space="preserve"> </w:t>
+      </w:r>
+      <w:r>
+        <w:rPr>
+          <w:rStyle w:val="VerbatimChar"/>
+        </w:rPr>
+        <w:t xml:space="preserve">-Step Status</w:t>
+      </w:r>
+      <w:r>
+        <w:t xml:space="preserve"> </w:t>
+      </w:r>
+      <w:r>
+        <w:t xml:space="preserve">again and look</w:t>
+      </w:r>
+      <w:r>
+        <w:t xml:space="preserve"> </w:t>
+      </w:r>
+      <w:r>
+        <w:t xml:space="preserve">at</w:t>
+      </w:r>
+      <w:r>
+        <w:t xml:space="preserve"> </w:t>
+      </w:r>
+      <w:r>
+        <w:rPr>
+          <w:rStyle w:val="VerbatimChar"/>
+        </w:rPr>
+        <w:t xml:space="preserve">ActiveDirectoryDomainName</w:t>
+      </w:r>
+      <w:r>
+        <w:t xml:space="preserve">: it holds the</w:t>
+      </w:r>
+      <w:r>
+        <w:t xml:space="preserve"> </w:t>
+      </w:r>
+      <w:r>
+        <w:rPr>
+          <w:b/>
+        </w:rPr>
+        <w:t xml:space="preserve">NetBIOS</w:t>
+      </w:r>
+      <w:r>
+        <w:t xml:space="preserve"> </w:t>
+      </w:r>
+      <w:r>
+        <w:t xml:space="preserve">name, not the DNS root.</w:t>
+      </w:r>
+      <w:r>
+        <w:t xml:space="preserve"> </w:t>
+      </w:r>
+      <w:r>
+        <w:t xml:space="preserve">Under RC4 (unsalted) that never mattered. Under AES-256 it’s fatal.</w:t>
+      </w:r>
+    </w:p>
+    <w:p>
+      <w:pPr>
+        <w:pStyle w:val="Heading2"/>
+      </w:pPr>
+      <w:bookmarkStart w:id="31" w:name="step-5-repair-in-the-right-order"/>
+      <w:r>
+        <w:t xml:space="preserve">Step 5 — repair, in the right order</w:t>
+      </w:r>
+      <w:bookmarkEnd w:id="31"/>
     </w:p>
     <w:p>
       <w:pPr>
@@ -1412,36 +2543,21 @@
       </w:pPr>
       <w:r>
         <w:rPr>
+          <w:rStyle w:val="NormalTok"/>
+        </w:rPr>
+        <w:t xml:space="preserve">./labs/Invoke-Aes256Migration.</w:t>
+      </w:r>
+      <w:r>
+        <w:rPr>
           <w:rStyle w:val="FunctionTok"/>
         </w:rPr>
-        <w:t xml:space="preserve">cd</w:t>
+        <w:t xml:space="preserve">ps1</w:t>
       </w:r>
       <w:r>
         <w:rPr>
           <w:rStyle w:val="NormalTok"/>
         </w:rPr>
-        <w:t xml:space="preserve"> session1-adds</w:t>
-      </w:r>
-      <w:r>
-        <w:br/>
-      </w:r>
-      <w:r>
-        <w:rPr>
-          <w:rStyle w:val="NormalTok"/>
-        </w:rPr>
-        <w:t xml:space="preserve">.\faults\Invoke-Fault.</w:t>
-      </w:r>
-      <w:r>
-        <w:rPr>
-          <w:rStyle w:val="FunctionTok"/>
-        </w:rPr>
-        <w:t xml:space="preserve">ps1</w:t>
-      </w:r>
-      <w:r>
-        <w:rPr>
-          <w:rStyle w:val="NormalTok"/>
-        </w:rPr>
-        <w:t xml:space="preserve"> -ResourceGroupName azfiles-lab -Fault PasswordMismatch</w:t>
+        <w:t xml:space="preserve"> -ResourceGroupName azfiles-lab -Step Repair</w:t>
       </w:r>
     </w:p>
     <w:p>
@@ -1449,805 +2565,7 @@
         <w:pStyle w:val="FirstParagraph"/>
       </w:pPr>
       <w:r>
-        <w:rPr>
-          <w:b/>
-        </w:rPr>
-        <w:t xml:space="preserve">Reproduce</w:t>
-      </w:r>
-      <w:r>
-        <w:t xml:space="preserve"> </w:t>
-      </w:r>
-      <w:r>
-        <w:t xml:space="preserve">(Client VM):</w:t>
-      </w:r>
-    </w:p>
-    <w:p>
-      <w:pPr>
-        <w:pStyle w:val="SourceCode"/>
-      </w:pPr>
-      <w:r>
-        <w:rPr>
-          <w:rStyle w:val="VerbatimChar"/>
-        </w:rPr>
-        <w:t xml:space="preserve">klist purge</w:t>
-      </w:r>
-      <w:r>
-        <w:br/>
-      </w:r>
-      <w:r>
-        <w:rPr>
-          <w:rStyle w:val="VerbatimChar"/>
-        </w:rPr>
-        <w:t xml:space="preserve">net use Z: \\&lt;sa&gt;.file.core.windows.net\labshare</w:t>
-      </w:r>
-    </w:p>
-    <w:p>
-      <w:pPr>
-        <w:pStyle w:val="FirstParagraph"/>
-      </w:pPr>
-      <w:r>
-        <w:rPr>
-          <w:b/>
-        </w:rPr>
-        <w:t xml:space="preserve">Expected:</w:t>
-      </w:r>
-      <w:r>
-        <w:t xml:space="preserve"> </w:t>
-      </w:r>
-      <w:r>
-        <w:rPr>
-          <w:rStyle w:val="VerbatimChar"/>
-        </w:rPr>
-        <w:t xml:space="preserve">System error 1396 — The target account name is incorrect.</w:t>
-      </w:r>
-    </w:p>
-    <w:p>
-      <w:pPr>
-        <w:pStyle w:val="BodyText"/>
-      </w:pPr>
-      <w:r>
-        <w:rPr>
-          <w:b/>
-        </w:rPr>
-        <w:t xml:space="preserve">Diagnose</w:t>
-      </w:r>
-      <w:r>
-        <w:t xml:space="preserve"> </w:t>
-      </w:r>
-      <w:r>
-        <w:t xml:space="preserve">(Client VM):</w:t>
-      </w:r>
-    </w:p>
-    <w:p>
-      <w:pPr>
-        <w:pStyle w:val="SourceCode"/>
-      </w:pPr>
-      <w:r>
-        <w:rPr>
-          <w:rStyle w:val="VerbatimChar"/>
-        </w:rPr>
-        <w:t xml:space="preserve">klist get cifs/&lt;sa&gt;.file.core.windows.net</w:t>
-      </w:r>
-    </w:p>
-    <w:p>
-      <w:pPr>
-        <w:pStyle w:val="FirstParagraph"/>
-      </w:pPr>
-      <w:r>
-        <w:t xml:space="preserve">The ticket</w:t>
-      </w:r>
-      <w:r>
-        <w:t xml:space="preserve"> </w:t>
-      </w:r>
-      <w:r>
-        <w:rPr>
-          <w:i/>
-        </w:rPr>
-        <w:t xml:space="preserve">is</w:t>
-      </w:r>
-      <w:r>
-        <w:t xml:space="preserve"> </w:t>
-      </w:r>
-      <w:r>
-        <w:t xml:space="preserve">issued — so the DC and SPN are fine. The failure is that the</w:t>
-      </w:r>
-      <w:r>
-        <w:t xml:space="preserve"> </w:t>
-      </w:r>
-      <w:r>
-        <w:t xml:space="preserve">file service can’t decrypt the ticket because its kerb key no longer matches the</w:t>
-      </w:r>
-      <w:r>
-        <w:t xml:space="preserve"> </w:t>
-      </w:r>
-      <w:r>
-        <w:t xml:space="preserve">AD account password.</w:t>
-      </w:r>
-    </w:p>
-    <w:p>
-      <w:pPr>
-        <w:pStyle w:val="BodyText"/>
-      </w:pPr>
-      <w:r>
-        <w:rPr>
-          <w:b/>
-        </w:rPr>
-        <w:t xml:space="preserve">Fix</w:t>
-      </w:r>
-      <w:r>
-        <w:t xml:space="preserve"> </w:t>
-      </w:r>
-      <w:r>
-        <w:t xml:space="preserve">(PowerShell window):</w:t>
-      </w:r>
-    </w:p>
-    <w:p>
-      <w:pPr>
-        <w:pStyle w:val="SourceCode"/>
-      </w:pPr>
-      <w:r>
-        <w:rPr>
-          <w:rStyle w:val="NormalTok"/>
-        </w:rPr>
-        <w:t xml:space="preserve">.\faults\Invoke-Fault.</w:t>
-      </w:r>
-      <w:r>
-        <w:rPr>
-          <w:rStyle w:val="FunctionTok"/>
-        </w:rPr>
-        <w:t xml:space="preserve">ps1</w:t>
-      </w:r>
-      <w:r>
-        <w:rPr>
-          <w:rStyle w:val="NormalTok"/>
-        </w:rPr>
-        <w:t xml:space="preserve"> -ResourceGroupName azfiles-lab -Fault PasswordMismatch -Repair</w:t>
-      </w:r>
-    </w:p>
-    <w:p>
-      <w:pPr>
-        <w:pStyle w:val="FirstParagraph"/>
-      </w:pPr>
-      <w:r>
-        <w:t xml:space="preserve">Then on the Client VM:</w:t>
-      </w:r>
-      <w:r>
-        <w:t xml:space="preserve"> </w:t>
-      </w:r>
-      <w:r>
-        <w:rPr>
-          <w:rStyle w:val="VerbatimChar"/>
-        </w:rPr>
-        <w:t xml:space="preserve">klist purge</w:t>
-      </w:r>
-      <w:r>
-        <w:t xml:space="preserve"> </w:t>
-      </w:r>
-      <w:r>
-        <w:t xml:space="preserve">and mount again — it succeeds.</w:t>
-      </w:r>
-    </w:p>
-    <w:p>
-      <w:pPr>
-        <w:pStyle w:val="BodyText"/>
-      </w:pPr>
-      <w:r>
-        <w:rPr>
-          <w:b/>
-        </w:rPr>
-        <w:t xml:space="preserve">Why:</w:t>
-      </w:r>
-      <w:r>
-        <w:t xml:space="preserve"> </w:t>
-      </w:r>
-      <w:r>
-        <w:t xml:space="preserve">in production the same fix is</w:t>
-      </w:r>
-      <w:r>
-        <w:t xml:space="preserve"> </w:t>
-      </w:r>
-      <w:r>
-        <w:rPr>
-          <w:rStyle w:val="VerbatimChar"/>
-        </w:rPr>
-        <w:t xml:space="preserve">Update-AzStorageAccountADObjectPassword</w:t>
-      </w:r>
-      <w:r>
-        <w:t xml:space="preserve"> </w:t>
-      </w:r>
-      <w:r>
-        <w:t xml:space="preserve">(a storage account keeps two kerb</w:t>
-      </w:r>
-      <w:r>
-        <w:t xml:space="preserve"> </w:t>
-      </w:r>
-      <w:r>
-        <w:t xml:space="preserve">keys, kerb1/kerb2, and you rotate between them).</w:t>
-      </w:r>
-    </w:p>
-    <w:p>
-      <w:r>
-        <w:pict>
-          <v:rect style="width:0;height:1.5pt" o:hralign="center" o:hrstd="t" o:hr="t"/>
-        </w:pict>
-      </w:r>
-    </w:p>
-    <w:p>
-      <w:pPr>
-        <w:pStyle w:val="Heading1"/>
-      </w:pPr>
-      <w:bookmarkStart w:id="26" w:name="lab-4-fix-a-broken-spn-error-0xc000018b"/>
-      <w:r>
-        <w:t xml:space="preserve">Lab 4 · Fix a broken SPN (error 0xc000018b)</w:t>
-      </w:r>
-      <w:bookmarkEnd w:id="26"/>
-    </w:p>
-    <w:p>
-      <w:pPr>
-        <w:pStyle w:val="FirstParagraph"/>
-      </w:pPr>
-      <w:r>
-        <w:rPr>
-          <w:b/>
-        </w:rPr>
-        <w:t xml:space="preserve">Break it:</w:t>
-      </w:r>
-    </w:p>
-    <w:p>
-      <w:pPr>
-        <w:pStyle w:val="SourceCode"/>
-      </w:pPr>
-      <w:r>
-        <w:rPr>
-          <w:rStyle w:val="NormalTok"/>
-        </w:rPr>
-        <w:t xml:space="preserve">.\faults\Invoke-Fault.</w:t>
-      </w:r>
-      <w:r>
-        <w:rPr>
-          <w:rStyle w:val="FunctionTok"/>
-        </w:rPr>
-        <w:t xml:space="preserve">ps1</w:t>
-      </w:r>
-      <w:r>
-        <w:rPr>
-          <w:rStyle w:val="NormalTok"/>
-        </w:rPr>
-        <w:t xml:space="preserve"> -ResourceGroupName azfiles-lab -Fault SpnBroken</w:t>
-      </w:r>
-    </w:p>
-    <w:p>
-      <w:pPr>
-        <w:pStyle w:val="FirstParagraph"/>
-      </w:pPr>
-      <w:r>
-        <w:rPr>
-          <w:b/>
-        </w:rPr>
-        <w:t xml:space="preserve">Reproduce</w:t>
-      </w:r>
-      <w:r>
-        <w:t xml:space="preserve"> </w:t>
-      </w:r>
-      <w:r>
-        <w:t xml:space="preserve">(Client VM):</w:t>
-      </w:r>
-    </w:p>
-    <w:p>
-      <w:pPr>
-        <w:pStyle w:val="SourceCode"/>
-      </w:pPr>
-      <w:r>
-        <w:rPr>
-          <w:rStyle w:val="VerbatimChar"/>
-        </w:rPr>
-        <w:t xml:space="preserve">klist purge</w:t>
-      </w:r>
-      <w:r>
-        <w:br/>
-      </w:r>
-      <w:r>
-        <w:rPr>
-          <w:rStyle w:val="VerbatimChar"/>
-        </w:rPr>
-        <w:t xml:space="preserve">klist get cifs/&lt;sa&gt;.file.core.windows.net</w:t>
-      </w:r>
-    </w:p>
-    <w:p>
-      <w:pPr>
-        <w:pStyle w:val="FirstParagraph"/>
-      </w:pPr>
-      <w:r>
-        <w:rPr>
-          <w:b/>
-        </w:rPr>
-        <w:t xml:space="preserve">Expected:</w:t>
-      </w:r>
-      <w:r>
-        <w:t xml:space="preserve"> </w:t>
-      </w:r>
-      <w:r>
-        <w:t xml:space="preserve">the request fails with</w:t>
-      </w:r>
-      <w:r>
-        <w:t xml:space="preserve"> </w:t>
-      </w:r>
-      <w:r>
-        <w:rPr>
-          <w:rStyle w:val="VerbatimChar"/>
-        </w:rPr>
-        <w:t xml:space="preserve">0xc000018b</w:t>
-      </w:r>
-      <w:r>
-        <w:t xml:space="preserve"> </w:t>
-      </w:r>
-      <w:r>
-        <w:t xml:space="preserve">/</w:t>
-      </w:r>
-      <w:r>
-        <w:t xml:space="preserve"> </w:t>
-      </w:r>
-      <w:r>
-        <w:t xml:space="preserve">“</w:t>
-      </w:r>
-      <w:r>
-        <w:t xml:space="preserve">the SAM database does not</w:t>
-      </w:r>
-      <w:r>
-        <w:t xml:space="preserve"> </w:t>
-      </w:r>
-      <w:r>
-        <w:t xml:space="preserve">have a computer account…</w:t>
-      </w:r>
-      <w:r>
-        <w:t xml:space="preserve">”</w:t>
-      </w:r>
-      <w:r>
-        <w:t xml:space="preserve">. Unlike Lab 3, no ticket is issued at all.</w:t>
-      </w:r>
-    </w:p>
-    <w:p>
-      <w:pPr>
-        <w:pStyle w:val="BodyText"/>
-      </w:pPr>
-      <w:r>
-        <w:rPr>
-          <w:b/>
-        </w:rPr>
-        <w:t xml:space="preserve">Diagnose</w:t>
-      </w:r>
-      <w:r>
-        <w:t xml:space="preserve"> </w:t>
-      </w:r>
-      <w:r>
-        <w:t xml:space="preserve">(DC VM):</w:t>
-      </w:r>
-    </w:p>
-    <w:p>
-      <w:pPr>
-        <w:pStyle w:val="SourceCode"/>
-      </w:pPr>
-      <w:r>
-        <w:rPr>
-          <w:rStyle w:val="VerbatimChar"/>
-        </w:rPr>
-        <w:t xml:space="preserve">setspn -Q cifs/&lt;sa&gt;.file.core.windows.net</w:t>
-      </w:r>
-    </w:p>
-    <w:p>
-      <w:pPr>
-        <w:pStyle w:val="FirstParagraph"/>
-      </w:pPr>
-      <w:r>
-        <w:t xml:space="preserve">Nothing is returned — no AD object owns that SPN, so the DC can’t issue a</w:t>
-      </w:r>
-      <w:r>
-        <w:t xml:space="preserve"> </w:t>
-      </w:r>
-      <w:r>
-        <w:t xml:space="preserve">ticket.</w:t>
-      </w:r>
-    </w:p>
-    <w:p>
-      <w:pPr>
-        <w:pStyle w:val="BodyText"/>
-      </w:pPr>
-      <w:r>
-        <w:rPr>
-          <w:b/>
-        </w:rPr>
-        <w:t xml:space="preserve">Fix:</w:t>
-      </w:r>
-    </w:p>
-    <w:p>
-      <w:pPr>
-        <w:pStyle w:val="SourceCode"/>
-      </w:pPr>
-      <w:r>
-        <w:rPr>
-          <w:rStyle w:val="NormalTok"/>
-        </w:rPr>
-        <w:t xml:space="preserve">.\faults\Invoke-Fault.</w:t>
-      </w:r>
-      <w:r>
-        <w:rPr>
-          <w:rStyle w:val="FunctionTok"/>
-        </w:rPr>
-        <w:t xml:space="preserve">ps1</w:t>
-      </w:r>
-      <w:r>
-        <w:rPr>
-          <w:rStyle w:val="NormalTok"/>
-        </w:rPr>
-        <w:t xml:space="preserve"> -ResourceGroupName azfiles-lab -Fault SpnBroken -Repair</w:t>
-      </w:r>
-    </w:p>
-    <w:p>
-      <w:pPr>
-        <w:pStyle w:val="FirstParagraph"/>
-      </w:pPr>
-      <w:r>
-        <w:t xml:space="preserve">Confirm with</w:t>
-      </w:r>
-      <w:r>
-        <w:t xml:space="preserve"> </w:t>
-      </w:r>
-      <w:r>
-        <w:rPr>
-          <w:rStyle w:val="VerbatimChar"/>
-        </w:rPr>
-        <w:t xml:space="preserve">klist get cifs/&lt;sa&gt;…</w:t>
-      </w:r>
-      <w:r>
-        <w:t xml:space="preserve"> </w:t>
-      </w:r>
-      <w:r>
-        <w:t xml:space="preserve">(ticket issued) and remount.</w:t>
-      </w:r>
-    </w:p>
-    <w:p>
-      <w:pPr>
-        <w:pStyle w:val="BodyText"/>
-      </w:pPr>
-      <w:r>
-        <w:rPr>
-          <w:b/>
-        </w:rPr>
-        <w:t xml:space="preserve">Why:</w:t>
-      </w:r>
-      <w:r>
-        <w:t xml:space="preserve"> </w:t>
-      </w:r>
-      <w:r>
-        <w:t xml:space="preserve">the SPN is how the DC finds the storage service. Missing or duplicate</w:t>
-      </w:r>
-      <w:r>
-        <w:t xml:space="preserve"> </w:t>
-      </w:r>
-      <w:r>
-        <w:t xml:space="preserve">SPNs commonly come from manual joins or multi-forest setups.</w:t>
-      </w:r>
-    </w:p>
-    <w:p>
-      <w:r>
-        <w:pict>
-          <v:rect style="width:0;height:1.5pt" o:hralign="center" o:hrstd="t" o:hr="t"/>
-        </w:pict>
-      </w:r>
-    </w:p>
-    <w:p>
-      <w:pPr>
-        <w:pStyle w:val="Heading1"/>
-      </w:pPr>
-      <w:bookmarkStart w:id="27" w:name="lab-5-two-quick-ones"/>
-      <w:r>
-        <w:t xml:space="preserve">Lab 5 · Two quick ones</w:t>
-      </w:r>
-      <w:bookmarkEnd w:id="27"/>
-    </w:p>
-    <w:p>
-      <w:pPr>
-        <w:pStyle w:val="Heading2"/>
-      </w:pPr>
-      <w:bookmarkStart w:id="28" w:name="a-blocked-port-445"/>
-      <w:r>
-        <w:t xml:space="preserve">5a · Blocked port 445</w:t>
-      </w:r>
-      <w:bookmarkEnd w:id="28"/>
-    </w:p>
-    <w:p>
-      <w:pPr>
-        <w:pStyle w:val="SourceCode"/>
-      </w:pPr>
-      <w:r>
-        <w:rPr>
-          <w:rStyle w:val="NormalTok"/>
-        </w:rPr>
-        <w:t xml:space="preserve">.\faults\Invoke-Fault.</w:t>
-      </w:r>
-      <w:r>
-        <w:rPr>
-          <w:rStyle w:val="FunctionTok"/>
-        </w:rPr>
-        <w:t xml:space="preserve">ps1</w:t>
-      </w:r>
-      <w:r>
-        <w:rPr>
-          <w:rStyle w:val="NormalTok"/>
-        </w:rPr>
-        <w:t xml:space="preserve"> -ResourceGroupName azfiles-lab -Fault Block445</w:t>
-      </w:r>
-    </w:p>
-    <w:p>
-      <w:pPr>
-        <w:pStyle w:val="FirstParagraph"/>
-      </w:pPr>
-      <w:r>
-        <w:t xml:space="preserve">Client VM:</w:t>
-      </w:r>
-    </w:p>
-    <w:p>
-      <w:pPr>
-        <w:pStyle w:val="SourceCode"/>
-      </w:pPr>
-      <w:r>
-        <w:rPr>
-          <w:rStyle w:val="VerbatimChar"/>
-        </w:rPr>
-        <w:t xml:space="preserve">net use Z: \\&lt;sa&gt;.file.core.windows.net\labshare</w:t>
-      </w:r>
-      <w:r>
-        <w:br/>
-      </w:r>
-      <w:r>
-        <w:rPr>
-          <w:rStyle w:val="VerbatimChar"/>
-        </w:rPr>
-        <w:t xml:space="preserve">Test-NetConnection &lt;sa&gt;.file.core.windows.net -Port 445</w:t>
-      </w:r>
-    </w:p>
-    <w:p>
-      <w:pPr>
-        <w:pStyle w:val="FirstParagraph"/>
-      </w:pPr>
-      <w:r>
-        <w:rPr>
-          <w:b/>
-        </w:rPr>
-        <w:t xml:space="preserve">Expected:</w:t>
-      </w:r>
-      <w:r>
-        <w:t xml:space="preserve"> </w:t>
-      </w:r>
-      <w:r>
-        <w:rPr>
-          <w:rStyle w:val="VerbatimChar"/>
-        </w:rPr>
-        <w:t xml:space="preserve">System error 53</w:t>
-      </w:r>
-      <w:r>
-        <w:t xml:space="preserve"> </w:t>
-      </w:r>
-      <w:r>
-        <w:t xml:space="preserve">(or a timeout), and</w:t>
-      </w:r>
-      <w:r>
-        <w:t xml:space="preserve"> </w:t>
-      </w:r>
-      <w:r>
-        <w:rPr>
-          <w:rStyle w:val="VerbatimChar"/>
-        </w:rPr>
-        <w:t xml:space="preserve">TcpTestSucceeded : False</w:t>
-      </w:r>
-      <w:r>
-        <w:t xml:space="preserve">.</w:t>
-      </w:r>
-      <w:r>
-        <w:t xml:space="preserve"> </w:t>
-      </w:r>
-      <w:r>
-        <w:t xml:space="preserve">Fix:</w:t>
-      </w:r>
-      <w:r>
-        <w:t xml:space="preserve"> </w:t>
-      </w:r>
-      <w:r>
-        <w:rPr>
-          <w:rStyle w:val="VerbatimChar"/>
-        </w:rPr>
-        <w:t xml:space="preserve">-Fault Block445 -Repair</w:t>
-      </w:r>
-      <w:r>
-        <w:t xml:space="preserve">.</w:t>
-      </w:r>
-    </w:p>
-    <w:p>
-      <w:pPr>
-        <w:pStyle w:val="BodyText"/>
-      </w:pPr>
-      <w:r>
-        <w:rPr>
-          <w:b/>
-        </w:rPr>
-        <w:t xml:space="preserve">Why:</w:t>
-      </w:r>
-      <w:r>
-        <w:t xml:space="preserve"> </w:t>
-      </w:r>
-      <w:r>
-        <w:t xml:space="preserve">SMB needs outbound TCP 445. ISPs, firewalls, and NSGs often block it;</w:t>
-      </w:r>
-      <w:r>
-        <w:t xml:space="preserve"> </w:t>
-      </w:r>
-      <w:r>
-        <w:t xml:space="preserve">the fix is to open it or use a private endpoint / VPN. (A related but different</w:t>
-      </w:r>
-      <w:r>
-        <w:t xml:space="preserve"> </w:t>
-      </w:r>
-      <w:r>
-        <w:t xml:space="preserve">error, 64, means 445 connects but a proxy/NAT drops the SMB handshake.)</w:t>
-      </w:r>
-    </w:p>
-    <w:p>
-      <w:pPr>
-        <w:pStyle w:val="Heading2"/>
-      </w:pPr>
-      <w:bookmarkStart w:id="29" w:name="b-lost-share-level-access"/>
-      <w:r>
-        <w:t xml:space="preserve">5b · Lost share-level access</w:t>
-      </w:r>
-      <w:bookmarkEnd w:id="29"/>
-    </w:p>
-    <w:p>
-      <w:pPr>
-        <w:pStyle w:val="SourceCode"/>
-      </w:pPr>
-      <w:r>
-        <w:rPr>
-          <w:rStyle w:val="NormalTok"/>
-        </w:rPr>
-        <w:t xml:space="preserve">.\faults\Invoke-Fault.</w:t>
-      </w:r>
-      <w:r>
-        <w:rPr>
-          <w:rStyle w:val="FunctionTok"/>
-        </w:rPr>
-        <w:t xml:space="preserve">ps1</w:t>
-      </w:r>
-      <w:r>
-        <w:rPr>
-          <w:rStyle w:val="NormalTok"/>
-        </w:rPr>
-        <w:t xml:space="preserve"> -ResourceGroupName azfiles-lab -Fault NoShareAccess</w:t>
-      </w:r>
-    </w:p>
-    <w:p>
-      <w:pPr>
-        <w:pStyle w:val="FirstParagraph"/>
-      </w:pPr>
-      <w:r>
-        <w:t xml:space="preserve">Client VM: the</w:t>
-      </w:r>
-      <w:r>
-        <w:t xml:space="preserve"> </w:t>
-      </w:r>
-      <w:r>
-        <w:rPr>
-          <w:rStyle w:val="VerbatimChar"/>
-        </w:rPr>
-        <w:t xml:space="preserve">klist</w:t>
-      </w:r>
-      <w:r>
-        <w:t xml:space="preserve"> </w:t>
-      </w:r>
-      <w:r>
-        <w:t xml:space="preserve">ticket still looks perfect, but:</w:t>
-      </w:r>
-    </w:p>
-    <w:p>
-      <w:pPr>
-        <w:pStyle w:val="SourceCode"/>
-      </w:pPr>
-      <w:r>
-        <w:rPr>
-          <w:rStyle w:val="VerbatimChar"/>
-        </w:rPr>
-        <w:t xml:space="preserve">net use Z: \\&lt;sa&gt;.file.core.windows.net\labshare</w:t>
-      </w:r>
-    </w:p>
-    <w:p>
-      <w:pPr>
-        <w:pStyle w:val="FirstParagraph"/>
-      </w:pPr>
-      <w:r>
-        <w:rPr>
-          <w:b/>
-        </w:rPr>
-        <w:t xml:space="preserve">Expected:</w:t>
-      </w:r>
-      <w:r>
-        <w:t xml:space="preserve"> </w:t>
-      </w:r>
-      <w:r>
-        <w:rPr>
-          <w:rStyle w:val="VerbatimChar"/>
-        </w:rPr>
-        <w:t xml:space="preserve">System error 5 — Access is denied.</w:t>
-      </w:r>
-      <w:r>
-        <w:t xml:space="preserve"> </w:t>
-      </w:r>
-      <w:r>
-        <w:t xml:space="preserve">Fix:</w:t>
-      </w:r>
-      <w:r>
-        <w:t xml:space="preserve"> </w:t>
-      </w:r>
-      <w:r>
-        <w:rPr>
-          <w:rStyle w:val="VerbatimChar"/>
-        </w:rPr>
-        <w:t xml:space="preserve">-Fault NoShareAccess -Repair</w:t>
-      </w:r>
-      <w:r>
-        <w:t xml:space="preserve">.</w:t>
-      </w:r>
-    </w:p>
-    <w:p>
-      <w:pPr>
-        <w:pStyle w:val="BodyText"/>
-      </w:pPr>
-      <w:r>
-        <w:rPr>
-          <w:b/>
-        </w:rPr>
-        <w:t xml:space="preserve">Why:</w:t>
-      </w:r>
-      <w:r>
-        <w:t xml:space="preserve"> </w:t>
-      </w:r>
-      <w:r>
-        <w:t xml:space="preserve">authentication succeeded (valid ticket) but authorization failed — this</w:t>
-      </w:r>
-      <w:r>
-        <w:t xml:space="preserve"> </w:t>
-      </w:r>
-      <w:r>
-        <w:t xml:space="preserve">is the share-level RBAC layer, not Kerberos. Effective access is always the more</w:t>
-      </w:r>
-      <w:r>
-        <w:t xml:space="preserve"> </w:t>
-      </w:r>
-      <w:r>
-        <w:t xml:space="preserve">restrictive of the share-level role and the NTFS permission.</w:t>
-      </w:r>
-    </w:p>
-    <w:p>
-      <w:r>
-        <w:pict>
-          <v:rect style="width:0;height:1.5pt" o:hralign="center" o:hrstd="t" o:hr="t"/>
-        </w:pict>
-      </w:r>
-    </w:p>
-    <w:p>
-      <w:pPr>
-        <w:pStyle w:val="Heading1"/>
-      </w:pPr>
-      <w:bookmarkStart w:id="30" w:name="optional-more-faults-to-try"/>
-      <w:r>
-        <w:t xml:space="preserve">Optional · More faults to try</w:t>
-      </w:r>
-      <w:bookmarkEnd w:id="30"/>
-    </w:p>
-    <w:p>
-      <w:pPr>
-        <w:pStyle w:val="FirstParagraph"/>
-      </w:pPr>
-      <w:r>
-        <w:t xml:space="preserve">If you have time (or want to practice after redeploying):</w:t>
+        <w:t xml:space="preserve">It does three things, and the order is the lesson:</w:t>
       </w:r>
     </w:p>
     <w:p>
@@ -2259,46 +2577,52 @@
         <w:pStyle w:val="Compact"/>
       </w:pPr>
       <w:r>
-        <w:rPr>
-          <w:rStyle w:val="VerbatimChar"/>
-        </w:rPr>
-        <w:t xml:space="preserve">-Fault EtypeMismatch</w:t>
-      </w:r>
-      <w:r>
-        <w:t xml:space="preserve"> </w:t>
-      </w:r>
-      <w:r>
-        <w:t xml:space="preserve">— forces an unsupported encryption type on the client;</w:t>
-      </w:r>
-      <w:r>
-        <w:t xml:space="preserve"> </w:t>
-      </w:r>
-      <w:r>
-        <w:t xml:space="preserve">mount fails with</w:t>
-      </w:r>
-      <w:r>
-        <w:t xml:space="preserve"> </w:t>
-      </w:r>
-      <w:r>
-        <w:t xml:space="preserve">“</w:t>
-      </w:r>
-      <w:r>
-        <w:t xml:space="preserve">the encryption type requested is not supported by the KDC.</w:t>
-      </w:r>
-      <w:r>
-        <w:t xml:space="preserve">”</w:t>
-      </w:r>
-      <w:r>
-        <w:t xml:space="preserve"> </w:t>
-      </w:r>
-      <w:r>
-        <w:t xml:space="preserve">This is the same failure class as the 2026 RC4 retirement. Repair resets the</w:t>
-      </w:r>
-      <w:r>
-        <w:t xml:space="preserve"> </w:t>
-      </w:r>
-      <w:r>
-        <w:t xml:space="preserve">client policy.</w:t>
+        <w:t xml:space="preserve">correct</w:t>
+      </w:r>
+      <w:r>
+        <w:t xml:space="preserve"> </w:t>
+      </w:r>
+      <w:r>
+        <w:rPr>
+          <w:rStyle w:val="VerbatimChar"/>
+        </w:rPr>
+        <w:t xml:space="preserve">ActiveDirectoryDomainName</w:t>
+      </w:r>
+      <w:r>
+        <w:t xml:space="preserve"> </w:t>
+      </w:r>
+      <w:r>
+        <w:t xml:space="preserve">to the DNS root — passing the</w:t>
+      </w:r>
+      <w:r>
+        <w:t xml:space="preserve"> </w:t>
+      </w:r>
+      <w:r>
+        <w:rPr>
+          <w:b/>
+        </w:rPr>
+        <w:t xml:space="preserve">full</w:t>
+      </w:r>
+      <w:r>
+        <w:t xml:space="preserve"> </w:t>
+      </w:r>
+      <w:r>
+        <w:t xml:space="preserve">parameter set (a partial</w:t>
+      </w:r>
+      <w:r>
+        <w:t xml:space="preserve"> </w:t>
+      </w:r>
+      <w:r>
+        <w:rPr>
+          <w:rStyle w:val="VerbatimChar"/>
+        </w:rPr>
+        <w:t xml:space="preserve">Set-AzStorageAccount</w:t>
+      </w:r>
+      <w:r>
+        <w:t xml:space="preserve"> </w:t>
+      </w:r>
+      <w:r>
+        <w:t xml:space="preserve">is silently ignored)</w:t>
       </w:r>
     </w:p>
     <w:p>
@@ -2310,13 +2634,139 @@
         <w:pStyle w:val="Compact"/>
       </w:pPr>
       <w:r>
-        <w:t xml:space="preserve">Have a partner inject a fault of their choice without telling you, and see how</w:t>
-      </w:r>
-      <w:r>
-        <w:t xml:space="preserve"> </w:t>
-      </w:r>
-      <w:r>
-        <w:t xml:space="preserve">quickly you can identify and fix it using the flowchart.</w:t>
+        <w:rPr>
+          <w:b/>
+        </w:rPr>
+        <w:t xml:space="preserve">regenerate the kerb key</w:t>
+      </w:r>
+      <w:r>
+        <w:t xml:space="preserve"> </w:t>
+      </w:r>
+      <w:r>
+        <w:t xml:space="preserve">— this is when the new salt is baked in</w:t>
+      </w:r>
+    </w:p>
+    <w:p>
+      <w:pPr>
+        <w:numPr>
+          <w:ilvl w:val="0"/>
+          <w:numId w:val="1004"/>
+        </w:numPr>
+        <w:pStyle w:val="Compact"/>
+      </w:pPr>
+      <w:r>
+        <w:t xml:space="preserve">reset the AD object’s password to that key, and force replication</w:t>
+      </w:r>
+    </w:p>
+    <w:p>
+      <w:pPr>
+        <w:pStyle w:val="FirstParagraph"/>
+      </w:pPr>
+      <w:r>
+        <w:t xml:space="preserve">Retest on the Client VM (</w:t>
+      </w:r>
+      <w:r>
+        <w:rPr>
+          <w:rStyle w:val="VerbatimChar"/>
+        </w:rPr>
+        <w:t xml:space="preserve">net use * /delete /y</w:t>
+      </w:r>
+      <w:r>
+        <w:t xml:space="preserve">,</w:t>
+      </w:r>
+      <w:r>
+        <w:t xml:space="preserve"> </w:t>
+      </w:r>
+      <w:r>
+        <w:rPr>
+          <w:rStyle w:val="VerbatimChar"/>
+        </w:rPr>
+        <w:t xml:space="preserve">klist purge</w:t>
+      </w:r>
+      <w:r>
+        <w:t xml:space="preserve">, mount).</w:t>
+      </w:r>
+      <w:r>
+        <w:t xml:space="preserve"> </w:t>
+      </w:r>
+      <w:r>
+        <w:rPr>
+          <w:rStyle w:val="VerbatimChar"/>
+        </w:rPr>
+        <w:t xml:space="preserve">klist</w:t>
+      </w:r>
+      <w:r>
+        <w:t xml:space="preserve"> </w:t>
+      </w:r>
+      <w:r>
+        <w:t xml:space="preserve">should now show</w:t>
+      </w:r>
+      <w:r>
+        <w:t xml:space="preserve"> </w:t>
+      </w:r>
+      <w:r>
+        <w:rPr>
+          <w:b/>
+        </w:rPr>
+        <w:t xml:space="preserve">AES-256-CTS-HMAC-SHA1-96</w:t>
+      </w:r>
+      <w:r>
+        <w:t xml:space="preserve">.</w:t>
+      </w:r>
+    </w:p>
+    <w:p>
+      <w:pPr>
+        <w:pStyle w:val="BodyText"/>
+      </w:pPr>
+      <w:r>
+        <w:rPr>
+          <w:b/>
+        </w:rPr>
+        <w:t xml:space="preserve">Why fixing the property alone isn’t enough:</w:t>
+      </w:r>
+      <w:r>
+        <w:t xml:space="preserve"> </w:t>
+      </w:r>
+      <w:r>
+        <w:t xml:space="preserve">the salt is consumed at key</w:t>
+      </w:r>
+      <w:r>
+        <w:t xml:space="preserve"> </w:t>
+      </w:r>
+      <w:r>
+        <w:t xml:space="preserve">generation time. Change the property and stop there, and nothing happens — the</w:t>
+      </w:r>
+      <w:r>
+        <w:t xml:space="preserve"> </w:t>
+      </w:r>
+      <w:r>
+        <w:t xml:space="preserve">existing key still carries the old salt.</w:t>
+      </w:r>
+    </w:p>
+    <w:p>
+      <w:pPr>
+        <w:pStyle w:val="BodyText"/>
+      </w:pPr>
+      <w:r>
+        <w:rPr>
+          <w:i/>
+        </w:rPr>
+        <w:t xml:space="preserve">Want to run it again?</w:t>
+      </w:r>
+      <w:r>
+        <w:t xml:space="preserve"> </w:t>
+      </w:r>
+      <w:r>
+        <w:rPr>
+          <w:rStyle w:val="VerbatimChar"/>
+        </w:rPr>
+        <w:t xml:space="preserve">-Step Rollback</w:t>
+      </w:r>
+      <w:r>
+        <w:t xml:space="preserve"> </w:t>
+      </w:r>
+      <w:r>
+        <w:t xml:space="preserve">restores the legacy state.</w:t>
       </w:r>
     </w:p>
     <w:p>
@@ -2330,18 +2780,41 @@
       <w:pPr>
         <w:pStyle w:val="Heading1"/>
       </w:pPr>
-      <w:bookmarkStart w:id="31" w:name="clean-up"/>
-      <w:r>
-        <w:t xml:space="preserve">Clean up</w:t>
-      </w:r>
-      <w:bookmarkEnd w:id="31"/>
+      <w:bookmarkStart w:id="32" w:name="X875b21208e833f8e8efe59991ebb55dee992ffa"/>
+      <w:r>
+        <w:t xml:space="preserve">Lab 4 · Fix a mount failure (error 1396) — different root cause</w:t>
+      </w:r>
+      <w:bookmarkEnd w:id="32"/>
     </w:p>
     <w:p>
       <w:pPr>
         <w:pStyle w:val="FirstParagraph"/>
       </w:pPr>
       <w:r>
-        <w:t xml:space="preserve">Session 2 is a few days away — delete everything now to avoid idle VM costs:</w:t>
+        <w:t xml:space="preserve">Same symptom as Lab 3, different cause: here the AD account password and the</w:t>
+      </w:r>
+      <w:r>
+        <w:t xml:space="preserve"> </w:t>
+      </w:r>
+      <w:r>
+        <w:t xml:space="preserve">storage kerb key simply fall out of sync (rotation policy, a manual reset).</w:t>
+      </w:r>
+    </w:p>
+    <w:p>
+      <w:pPr>
+        <w:pStyle w:val="BodyText"/>
+      </w:pPr>
+      <w:r>
+        <w:rPr>
+          <w:b/>
+        </w:rPr>
+        <w:t xml:space="preserve">Break it</w:t>
+      </w:r>
+      <w:r>
+        <w:t xml:space="preserve"> </w:t>
+      </w:r>
+      <w:r>
+        <w:t xml:space="preserve">(in your PowerShell window):</w:t>
       </w:r>
     </w:p>
     <w:p>
@@ -2350,9 +2823,36 @@
       </w:pPr>
       <w:r>
         <w:rPr>
+          <w:rStyle w:val="FunctionTok"/>
+        </w:rPr>
+        <w:t xml:space="preserve">cd</w:t>
+      </w:r>
+      <w:r>
+        <w:rPr>
           <w:rStyle w:val="NormalTok"/>
         </w:rPr>
-        <w:t xml:space="preserve">Remove-AzResourceGroup -Name azfiles-lab -Force</w:t>
+        <w:t xml:space="preserve"> session1-adds</w:t>
+      </w:r>
+      <w:r>
+        <w:br/>
+      </w:r>
+      <w:r>
+        <w:rPr>
+          <w:rStyle w:val="NormalTok"/>
+        </w:rPr>
+        <w:t xml:space="preserve">.\faults\Invoke-Fault.</w:t>
+      </w:r>
+      <w:r>
+        <w:rPr>
+          <w:rStyle w:val="FunctionTok"/>
+        </w:rPr>
+        <w:t xml:space="preserve">ps1</w:t>
+      </w:r>
+      <w:r>
+        <w:rPr>
+          <w:rStyle w:val="NormalTok"/>
+        </w:rPr>
+        <w:t xml:space="preserve"> -ResourceGroupName azfiles-lab -Fault PasswordMismatch</w:t>
       </w:r>
     </w:p>
     <w:p>
@@ -2360,31 +2860,17 @@
         <w:pStyle w:val="FirstParagraph"/>
       </w:pPr>
       <w:r>
-        <w:t xml:space="preserve">Nothing was created in Entra during Session 1, so that’s all. Keep this workbook</w:t>
-      </w:r>
-      <w:r>
-        <w:t xml:space="preserve"> </w:t>
-      </w:r>
-      <w:r>
-        <w:t xml:space="preserve">and your kit folder — you’ll redeploy this same environment before Session 2.</w:t>
-      </w:r>
-    </w:p>
-    <w:p>
-      <w:r>
-        <w:pict>
-          <v:rect style="width:0;height:1.5pt" o:hralign="center" o:hrstd="t" o:hr="t"/>
-        </w:pict>
-      </w:r>
-    </w:p>
-    <w:p>
-      <w:pPr>
-        <w:pStyle w:val="Heading1"/>
-      </w:pPr>
-      <w:bookmarkStart w:id="32" w:name="command-reference"/>
-      <w:r>
-        <w:t xml:space="preserve">Command reference</w:t>
-      </w:r>
-      <w:bookmarkEnd w:id="32"/>
+        <w:rPr>
+          <w:b/>
+        </w:rPr>
+        <w:t xml:space="preserve">Reproduce</w:t>
+      </w:r>
+      <w:r>
+        <w:t xml:space="preserve"> </w:t>
+      </w:r>
+      <w:r>
+        <w:t xml:space="preserve">(Client VM):</w:t>
+      </w:r>
     </w:p>
     <w:p>
       <w:pPr>
@@ -2394,7 +2880,7 @@
         <w:rPr>
           <w:rStyle w:val="VerbatimChar"/>
         </w:rPr>
-        <w:t xml:space="preserve">klist                                        list cached Kerberos tickets</w:t>
+        <w:t xml:space="preserve">klist purge</w:t>
       </w:r>
       <w:r>
         <w:br/>
@@ -2403,63 +2889,112 @@
         <w:rPr>
           <w:rStyle w:val="VerbatimChar"/>
         </w:rPr>
-        <w:t xml:space="preserve">klist purge                                  clear tickets</w:t>
-      </w:r>
-      <w:r>
-        <w:br/>
-      </w:r>
-      <w:r>
-        <w:rPr>
-          <w:rStyle w:val="VerbatimChar"/>
-        </w:rPr>
-        <w:t xml:space="preserve">klist get cifs/&lt;sa&gt;.file.core.windows.net    request a service ticket</w:t>
-      </w:r>
-      <w:r>
-        <w:br/>
-      </w:r>
-      <w:r>
-        <w:rPr>
-          <w:rStyle w:val="VerbatimChar"/>
-        </w:rPr>
-        <w:t xml:space="preserve">net use Z: \\&lt;sa&gt;.file.core.windows.net\labshare   mount the share</w:t>
-      </w:r>
-      <w:r>
-        <w:br/>
-      </w:r>
-      <w:r>
-        <w:rPr>
-          <w:rStyle w:val="VerbatimChar"/>
-        </w:rPr>
-        <w:t xml:space="preserve">Test-NetConnection &lt;sa&gt;.file.core.windows.net -Port 445   check SMB reachability</w:t>
-      </w:r>
-      <w:r>
-        <w:br/>
-      </w:r>
-      <w:r>
-        <w:rPr>
-          <w:rStyle w:val="VerbatimChar"/>
-        </w:rPr>
-        <w:t xml:space="preserve">setspn -Q cifs/&lt;sa&gt;.file.core.windows.net    look up the SPN (on the DC)</w:t>
-      </w:r>
-      <w:r>
-        <w:br/>
-      </w:r>
-      <w:r>
-        <w:rPr>
-          <w:rStyle w:val="VerbatimChar"/>
-        </w:rPr>
-        <w:t xml:space="preserve">Debug-AzStorageAccountAuth -StorageAccountName &lt;sa&gt; -ResourceGroupName azfiles-lab -Verbose</w:t>
-      </w:r>
-    </w:p>
-    <w:p>
-      <w:pPr>
-        <w:pStyle w:val="Heading1"/>
-      </w:pPr>
-      <w:bookmarkStart w:id="33" w:name="error-cause-quick-map"/>
-      <w:r>
-        <w:t xml:space="preserve">Error → cause quick map</w:t>
-      </w:r>
-      <w:bookmarkEnd w:id="33"/>
+        <w:t xml:space="preserve">net use Z: \\&lt;sa&gt;.file.core.windows.net\labshare</w:t>
+      </w:r>
+    </w:p>
+    <w:p>
+      <w:pPr>
+        <w:pStyle w:val="FirstParagraph"/>
+      </w:pPr>
+      <w:r>
+        <w:rPr>
+          <w:b/>
+        </w:rPr>
+        <w:t xml:space="preserve">Expected:</w:t>
+      </w:r>
+      <w:r>
+        <w:t xml:space="preserve"> </w:t>
+      </w:r>
+      <w:r>
+        <w:rPr>
+          <w:rStyle w:val="VerbatimChar"/>
+        </w:rPr>
+        <w:t xml:space="preserve">System error 1396 — The target account name is incorrect.</w:t>
+      </w:r>
+    </w:p>
+    <w:p>
+      <w:pPr>
+        <w:pStyle w:val="BodyText"/>
+      </w:pPr>
+      <w:r>
+        <w:rPr>
+          <w:b/>
+        </w:rPr>
+        <w:t xml:space="preserve">Diagnose — from evidence, not the error text</w:t>
+      </w:r>
+      <w:r>
+        <w:t xml:space="preserve"> </w:t>
+      </w:r>
+      <w:r>
+        <w:t xml:space="preserve">(Client VM):</w:t>
+      </w:r>
+    </w:p>
+    <w:p>
+      <w:pPr>
+        <w:pStyle w:val="SourceCode"/>
+      </w:pPr>
+      <w:r>
+        <w:rPr>
+          <w:rStyle w:val="NormalTok"/>
+        </w:rPr>
+        <w:t xml:space="preserve">C:\LabTools\Get-KerberosEvidence.</w:t>
+      </w:r>
+      <w:r>
+        <w:rPr>
+          <w:rStyle w:val="FunctionTok"/>
+        </w:rPr>
+        <w:t xml:space="preserve">ps1</w:t>
+      </w:r>
+      <w:r>
+        <w:rPr>
+          <w:rStyle w:val="NormalTok"/>
+        </w:rPr>
+        <w:t xml:space="preserve"> -StorageAccount &lt;sa&gt;</w:t>
+      </w:r>
+    </w:p>
+    <w:p>
+      <w:pPr>
+        <w:pStyle w:val="FirstParagraph"/>
+      </w:pPr>
+      <w:r>
+        <w:t xml:space="preserve">Open the new</w:t>
+      </w:r>
+      <w:r>
+        <w:t xml:space="preserve"> </w:t>
+      </w:r>
+      <w:r>
+        <w:rPr>
+          <w:rStyle w:val="VerbatimChar"/>
+        </w:rPr>
+        <w:t xml:space="preserve">trace.pcapng</w:t>
+      </w:r>
+      <w:r>
+        <w:t xml:space="preserve"> </w:t>
+      </w:r>
+      <w:r>
+        <w:t xml:space="preserve">with filter</w:t>
+      </w:r>
+      <w:r>
+        <w:t xml:space="preserve"> </w:t>
+      </w:r>
+      <w:r>
+        <w:rPr>
+          <w:rStyle w:val="VerbatimChar"/>
+        </w:rPr>
+        <w:t xml:space="preserve">kerberos || smb2</w:t>
+      </w:r>
+      <w:r>
+        <w:t xml:space="preserve"> </w:t>
+      </w:r>
+      <w:r>
+        <w:t xml:space="preserve">and compare it to</w:t>
+      </w:r>
+      <w:r>
+        <w:t xml:space="preserve"> </w:t>
+      </w:r>
+      <w:r>
+        <w:t xml:space="preserve">your known-good capture:</w:t>
+      </w:r>
     </w:p>
     <w:tbl>
       <w:tblPr>
@@ -2485,7 +3020,1448 @@
               <w:jc w:val="left"/>
             </w:pPr>
             <w:r>
-              <w:t xml:space="preserve">You see</w:t>
+              <w:t xml:space="preserve">Stage</w:t>
+            </w:r>
+          </w:p>
+        </w:tc>
+        <w:tc>
+          <w:tcPr>
+            <w:tcBorders>
+              <w:bottom w:val="single"/>
+            </w:tcBorders>
+            <w:vAlign w:val="bottom"/>
+          </w:tcPr>
+          <w:p>
+            <w:pPr>
+              <w:pStyle w:val="Compact"/>
+              <w:jc w:val="left"/>
+            </w:pPr>
+            <w:r>
+              <w:t xml:space="preserve">Healthy capture</w:t>
+            </w:r>
+          </w:p>
+        </w:tc>
+        <w:tc>
+          <w:tcPr>
+            <w:tcBorders>
+              <w:bottom w:val="single"/>
+            </w:tcBorders>
+            <w:vAlign w:val="bottom"/>
+          </w:tcPr>
+          <w:p>
+            <w:pPr>
+              <w:pStyle w:val="Compact"/>
+              <w:jc w:val="left"/>
+            </w:pPr>
+            <w:r>
+              <w:t xml:space="preserve">This capture</w:t>
+            </w:r>
+          </w:p>
+        </w:tc>
+      </w:tr>
+      <w:tr>
+        <w:tc>
+          <w:p>
+            <w:pPr>
+              <w:pStyle w:val="Compact"/>
+              <w:jc w:val="left"/>
+            </w:pPr>
+            <w:r>
+              <w:t xml:space="preserve">TGS-REQ / REP</w:t>
+            </w:r>
+          </w:p>
+        </w:tc>
+        <w:tc>
+          <w:p>
+            <w:pPr>
+              <w:pStyle w:val="Compact"/>
+              <w:jc w:val="left"/>
+            </w:pPr>
+            <w:r>
+              <w:t xml:space="preserve">ticket issued</w:t>
+            </w:r>
+          </w:p>
+        </w:tc>
+        <w:tc>
+          <w:p>
+            <w:pPr>
+              <w:pStyle w:val="Compact"/>
+              <w:jc w:val="left"/>
+            </w:pPr>
+            <w:r>
+              <w:rPr>
+                <w:b/>
+              </w:rPr>
+              <w:t xml:space="preserve">still issued</w:t>
+            </w:r>
+            <w:r>
+              <w:t xml:space="preserve"> </w:t>
+            </w:r>
+            <w:r>
+              <w:t xml:space="preserve">— the KDC is fine</w:t>
+            </w:r>
+          </w:p>
+        </w:tc>
+      </w:tr>
+      <w:tr>
+        <w:tc>
+          <w:p>
+            <w:pPr>
+              <w:pStyle w:val="Compact"/>
+              <w:jc w:val="left"/>
+            </w:pPr>
+            <w:r>
+              <w:t xml:space="preserve">SMB2 Session Setup</w:t>
+            </w:r>
+          </w:p>
+        </w:tc>
+        <w:tc>
+          <w:p>
+            <w:pPr>
+              <w:pStyle w:val="Compact"/>
+              <w:jc w:val="left"/>
+            </w:pPr>
+            <w:r>
+              <w:t xml:space="preserve">success</w:t>
+            </w:r>
+          </w:p>
+        </w:tc>
+        <w:tc>
+          <w:p>
+            <w:pPr>
+              <w:pStyle w:val="Compact"/>
+              <w:jc w:val="left"/>
+            </w:pPr>
+            <w:r>
+              <w:rPr>
+                <w:b/>
+              </w:rPr>
+              <w:t xml:space="preserve">fails</w:t>
+            </w:r>
+            <w:r>
+              <w:t xml:space="preserve"> </w:t>
+            </w:r>
+            <w:r>
+              <w:t xml:space="preserve">—</w:t>
+            </w:r>
+            <w:r>
+              <w:t xml:space="preserve"> </w:t>
+            </w:r>
+            <w:r>
+              <w:rPr>
+                <w:rStyle w:val="VerbatimChar"/>
+              </w:rPr>
+              <w:t xml:space="preserve">KRB_AP_ERR_MODIFIED</w:t>
+            </w:r>
+          </w:p>
+        </w:tc>
+      </w:tr>
+    </w:tbl>
+    <w:p>
+      <w:pPr>
+        <w:pStyle w:val="BodyText"/>
+      </w:pPr>
+      <w:r>
+        <w:t xml:space="preserve">Then confirm from the KDC’s side, on the</w:t>
+      </w:r>
+      <w:r>
+        <w:t xml:space="preserve"> </w:t>
+      </w:r>
+      <w:r>
+        <w:rPr>
+          <w:b/>
+        </w:rPr>
+        <w:t xml:space="preserve">DC</w:t>
+      </w:r>
+      <w:r>
+        <w:t xml:space="preserve">:</w:t>
+      </w:r>
+    </w:p>
+    <w:p>
+      <w:pPr>
+        <w:pStyle w:val="SourceCode"/>
+      </w:pPr>
+      <w:r>
+        <w:rPr>
+          <w:rStyle w:val="FunctionTok"/>
+        </w:rPr>
+        <w:t xml:space="preserve">Get-WinEvent</w:t>
+      </w:r>
+      <w:r>
+        <w:rPr>
+          <w:rStyle w:val="NormalTok"/>
+        </w:rPr>
+        <w:t xml:space="preserve"> -FilterHashtable @{LogName='Security'; Id=4769} -MaxEvents 3 |</w:t>
+      </w:r>
+      <w:r>
+        <w:br/>
+      </w:r>
+      <w:r>
+        <w:rPr>
+          <w:rStyle w:val="NormalTok"/>
+        </w:rPr>
+        <w:t xml:space="preserve">  </w:t>
+      </w:r>
+      <w:r>
+        <w:rPr>
+          <w:rStyle w:val="FunctionTok"/>
+        </w:rPr>
+        <w:t xml:space="preserve">Format-List</w:t>
+      </w:r>
+      <w:r>
+        <w:rPr>
+          <w:rStyle w:val="NormalTok"/>
+        </w:rPr>
+        <w:t xml:space="preserve"> TimeCreated, Message</w:t>
+      </w:r>
+    </w:p>
+    <w:p>
+      <w:pPr>
+        <w:pStyle w:val="FirstParagraph"/>
+      </w:pPr>
+      <w:r>
+        <w:t xml:space="preserve">Event 4769 shows a</w:t>
+      </w:r>
+      <w:r>
+        <w:t xml:space="preserve"> </w:t>
+      </w:r>
+      <w:r>
+        <w:rPr>
+          <w:b/>
+        </w:rPr>
+        <w:t xml:space="preserve">successful</w:t>
+      </w:r>
+      <w:r>
+        <w:t xml:space="preserve"> </w:t>
+      </w:r>
+      <w:r>
+        <w:t xml:space="preserve">ticket issue for the SPN. That single fact</w:t>
+      </w:r>
+      <w:r>
+        <w:t xml:space="preserve"> </w:t>
+      </w:r>
+      <w:r>
+        <w:t xml:space="preserve">eliminates the DC, the SPN, and the encryption type in one step — the only thing</w:t>
+      </w:r>
+      <w:r>
+        <w:t xml:space="preserve"> </w:t>
+      </w:r>
+      <w:r>
+        <w:t xml:space="preserve">left is the key the</w:t>
+      </w:r>
+      <w:r>
+        <w:t xml:space="preserve"> </w:t>
+      </w:r>
+      <w:r>
+        <w:rPr>
+          <w:i/>
+        </w:rPr>
+        <w:t xml:space="preserve">service</w:t>
+      </w:r>
+      <w:r>
+        <w:t xml:space="preserve"> </w:t>
+      </w:r>
+      <w:r>
+        <w:t xml:space="preserve">uses to decrypt. This is the difference between</w:t>
+      </w:r>
+      <w:r>
+        <w:t xml:space="preserve"> </w:t>
+      </w:r>
+      <w:r>
+        <w:t xml:space="preserve">guessing from an error string and proving it.</w:t>
+      </w:r>
+    </w:p>
+    <w:p>
+      <w:pPr>
+        <w:pStyle w:val="BodyText"/>
+      </w:pPr>
+      <w:r>
+        <w:t xml:space="preserve">Cross-check with the module:</w:t>
+      </w:r>
+    </w:p>
+    <w:p>
+      <w:pPr>
+        <w:pStyle w:val="SourceCode"/>
+      </w:pPr>
+      <w:r>
+        <w:rPr>
+          <w:rStyle w:val="NormalTok"/>
+        </w:rPr>
+        <w:t xml:space="preserve">Debug-AzStorageAccountAuth -StorageAccountName &lt;sa&gt; -ResourceGroupName azfiles-lab -Verbose</w:t>
+      </w:r>
+      <w:r>
+        <w:br/>
+      </w:r>
+      <w:r>
+        <w:rPr>
+          <w:rStyle w:val="CommentTok"/>
+        </w:rPr>
+        <w:t xml:space="preserve"># CheckADObjectPasswordIsCorrect fails</w:t>
+      </w:r>
+    </w:p>
+    <w:p>
+      <w:pPr>
+        <w:pStyle w:val="FirstParagraph"/>
+      </w:pPr>
+      <w:r>
+        <w:rPr>
+          <w:b/>
+        </w:rPr>
+        <w:t xml:space="preserve">Fix</w:t>
+      </w:r>
+      <w:r>
+        <w:t xml:space="preserve"> </w:t>
+      </w:r>
+      <w:r>
+        <w:t xml:space="preserve">(PowerShell window):</w:t>
+      </w:r>
+    </w:p>
+    <w:p>
+      <w:pPr>
+        <w:pStyle w:val="SourceCode"/>
+      </w:pPr>
+      <w:r>
+        <w:rPr>
+          <w:rStyle w:val="NormalTok"/>
+        </w:rPr>
+        <w:t xml:space="preserve">.\faults\Invoke-Fault.</w:t>
+      </w:r>
+      <w:r>
+        <w:rPr>
+          <w:rStyle w:val="FunctionTok"/>
+        </w:rPr>
+        <w:t xml:space="preserve">ps1</w:t>
+      </w:r>
+      <w:r>
+        <w:rPr>
+          <w:rStyle w:val="NormalTok"/>
+        </w:rPr>
+        <w:t xml:space="preserve"> -ResourceGroupName azfiles-lab -Fault PasswordMismatch -Repair</w:t>
+      </w:r>
+    </w:p>
+    <w:p>
+      <w:pPr>
+        <w:pStyle w:val="FirstParagraph"/>
+      </w:pPr>
+      <w:r>
+        <w:t xml:space="preserve">Then on the Client VM:</w:t>
+      </w:r>
+      <w:r>
+        <w:t xml:space="preserve"> </w:t>
+      </w:r>
+      <w:r>
+        <w:rPr>
+          <w:rStyle w:val="VerbatimChar"/>
+        </w:rPr>
+        <w:t xml:space="preserve">klist purge</w:t>
+      </w:r>
+      <w:r>
+        <w:t xml:space="preserve"> </w:t>
+      </w:r>
+      <w:r>
+        <w:t xml:space="preserve">and mount again — it succeeds.</w:t>
+      </w:r>
+    </w:p>
+    <w:p>
+      <w:pPr>
+        <w:pStyle w:val="BodyText"/>
+      </w:pPr>
+      <w:r>
+        <w:rPr>
+          <w:b/>
+        </w:rPr>
+        <w:t xml:space="preserve">Why:</w:t>
+      </w:r>
+      <w:r>
+        <w:t xml:space="preserve"> </w:t>
+      </w:r>
+      <w:r>
+        <w:t xml:space="preserve">in production the same fix is</w:t>
+      </w:r>
+      <w:r>
+        <w:t xml:space="preserve"> </w:t>
+      </w:r>
+      <w:r>
+        <w:rPr>
+          <w:rStyle w:val="VerbatimChar"/>
+        </w:rPr>
+        <w:t xml:space="preserve">Update-AzStorageAccountADObjectPassword</w:t>
+      </w:r>
+      <w:r>
+        <w:t xml:space="preserve"> </w:t>
+      </w:r>
+      <w:r>
+        <w:t xml:space="preserve">(a storage account keeps two kerb</w:t>
+      </w:r>
+      <w:r>
+        <w:t xml:space="preserve"> </w:t>
+      </w:r>
+      <w:r>
+        <w:t xml:space="preserve">keys, kerb1/kerb2, and you rotate between them).</w:t>
+      </w:r>
+    </w:p>
+    <w:p>
+      <w:r>
+        <w:pict>
+          <v:rect style="width:0;height:1.5pt" o:hralign="center" o:hrstd="t" o:hr="t"/>
+        </w:pict>
+      </w:r>
+    </w:p>
+    <w:p>
+      <w:pPr>
+        <w:pStyle w:val="Heading1"/>
+      </w:pPr>
+      <w:bookmarkStart w:id="33" w:name="lab-5-fix-a-broken-spn-error-0xc000018b"/>
+      <w:r>
+        <w:t xml:space="preserve">Lab 5 · Fix a broken SPN (error 0xc000018b)</w:t>
+      </w:r>
+      <w:bookmarkEnd w:id="33"/>
+    </w:p>
+    <w:p>
+      <w:pPr>
+        <w:pStyle w:val="FirstParagraph"/>
+      </w:pPr>
+      <w:r>
+        <w:rPr>
+          <w:b/>
+        </w:rPr>
+        <w:t xml:space="preserve">Break it:</w:t>
+      </w:r>
+    </w:p>
+    <w:p>
+      <w:pPr>
+        <w:pStyle w:val="SourceCode"/>
+      </w:pPr>
+      <w:r>
+        <w:rPr>
+          <w:rStyle w:val="NormalTok"/>
+        </w:rPr>
+        <w:t xml:space="preserve">.\faults\Invoke-Fault.</w:t>
+      </w:r>
+      <w:r>
+        <w:rPr>
+          <w:rStyle w:val="FunctionTok"/>
+        </w:rPr>
+        <w:t xml:space="preserve">ps1</w:t>
+      </w:r>
+      <w:r>
+        <w:rPr>
+          <w:rStyle w:val="NormalTok"/>
+        </w:rPr>
+        <w:t xml:space="preserve"> -ResourceGroupName azfiles-lab -Fault SpnBroken</w:t>
+      </w:r>
+    </w:p>
+    <w:p>
+      <w:pPr>
+        <w:pStyle w:val="FirstParagraph"/>
+      </w:pPr>
+      <w:r>
+        <w:rPr>
+          <w:b/>
+        </w:rPr>
+        <w:t xml:space="preserve">Reproduce</w:t>
+      </w:r>
+      <w:r>
+        <w:t xml:space="preserve"> </w:t>
+      </w:r>
+      <w:r>
+        <w:t xml:space="preserve">(Client VM):</w:t>
+      </w:r>
+    </w:p>
+    <w:p>
+      <w:pPr>
+        <w:pStyle w:val="SourceCode"/>
+      </w:pPr>
+      <w:r>
+        <w:rPr>
+          <w:rStyle w:val="VerbatimChar"/>
+        </w:rPr>
+        <w:t xml:space="preserve">klist purge</w:t>
+      </w:r>
+      <w:r>
+        <w:br/>
+      </w:r>
+      <w:r>
+        <w:rPr>
+          <w:rStyle w:val="VerbatimChar"/>
+        </w:rPr>
+        <w:t xml:space="preserve">klist get cifs/&lt;sa&gt;.file.core.windows.net</w:t>
+      </w:r>
+    </w:p>
+    <w:p>
+      <w:pPr>
+        <w:pStyle w:val="FirstParagraph"/>
+      </w:pPr>
+      <w:r>
+        <w:rPr>
+          <w:b/>
+        </w:rPr>
+        <w:t xml:space="preserve">Expected:</w:t>
+      </w:r>
+      <w:r>
+        <w:t xml:space="preserve"> </w:t>
+      </w:r>
+      <w:r>
+        <w:t xml:space="preserve">the request fails with</w:t>
+      </w:r>
+      <w:r>
+        <w:t xml:space="preserve"> </w:t>
+      </w:r>
+      <w:r>
+        <w:rPr>
+          <w:rStyle w:val="VerbatimChar"/>
+        </w:rPr>
+        <w:t xml:space="preserve">0xc000018b</w:t>
+      </w:r>
+      <w:r>
+        <w:t xml:space="preserve"> </w:t>
+      </w:r>
+      <w:r>
+        <w:t xml:space="preserve">/</w:t>
+      </w:r>
+      <w:r>
+        <w:t xml:space="preserve"> </w:t>
+      </w:r>
+      <w:r>
+        <w:t xml:space="preserve">“</w:t>
+      </w:r>
+      <w:r>
+        <w:t xml:space="preserve">the SAM database does not</w:t>
+      </w:r>
+      <w:r>
+        <w:t xml:space="preserve"> </w:t>
+      </w:r>
+      <w:r>
+        <w:t xml:space="preserve">have a computer account…</w:t>
+      </w:r>
+      <w:r>
+        <w:t xml:space="preserve">”</w:t>
+      </w:r>
+      <w:r>
+        <w:t xml:space="preserve">. Unlike Labs 3–4, no ticket is issued at all.</w:t>
+      </w:r>
+    </w:p>
+    <w:p>
+      <w:pPr>
+        <w:pStyle w:val="BodyText"/>
+      </w:pPr>
+      <w:r>
+        <w:rPr>
+          <w:b/>
+        </w:rPr>
+        <w:t xml:space="preserve">Diagnose</w:t>
+      </w:r>
+      <w:r>
+        <w:t xml:space="preserve"> </w:t>
+      </w:r>
+      <w:r>
+        <w:t xml:space="preserve">(DC VM):</w:t>
+      </w:r>
+    </w:p>
+    <w:p>
+      <w:pPr>
+        <w:pStyle w:val="SourceCode"/>
+      </w:pPr>
+      <w:r>
+        <w:rPr>
+          <w:rStyle w:val="VerbatimChar"/>
+        </w:rPr>
+        <w:t xml:space="preserve">setspn -Q cifs/&lt;sa&gt;.file.core.windows.net</w:t>
+      </w:r>
+    </w:p>
+    <w:p>
+      <w:pPr>
+        <w:pStyle w:val="FirstParagraph"/>
+      </w:pPr>
+      <w:r>
+        <w:t xml:space="preserve">Nothing is returned — no AD object owns that SPN, so the DC can’t issue a</w:t>
+      </w:r>
+      <w:r>
+        <w:t xml:space="preserve"> </w:t>
+      </w:r>
+      <w:r>
+        <w:t xml:space="preserve">ticket.</w:t>
+      </w:r>
+    </w:p>
+    <w:p>
+      <w:pPr>
+        <w:pStyle w:val="BodyText"/>
+      </w:pPr>
+      <w:r>
+        <w:rPr>
+          <w:b/>
+        </w:rPr>
+        <w:t xml:space="preserve">Fix:</w:t>
+      </w:r>
+    </w:p>
+    <w:p>
+      <w:pPr>
+        <w:pStyle w:val="SourceCode"/>
+      </w:pPr>
+      <w:r>
+        <w:rPr>
+          <w:rStyle w:val="NormalTok"/>
+        </w:rPr>
+        <w:t xml:space="preserve">.\faults\Invoke-Fault.</w:t>
+      </w:r>
+      <w:r>
+        <w:rPr>
+          <w:rStyle w:val="FunctionTok"/>
+        </w:rPr>
+        <w:t xml:space="preserve">ps1</w:t>
+      </w:r>
+      <w:r>
+        <w:rPr>
+          <w:rStyle w:val="NormalTok"/>
+        </w:rPr>
+        <w:t xml:space="preserve"> -ResourceGroupName azfiles-lab -Fault SpnBroken -Repair</w:t>
+      </w:r>
+    </w:p>
+    <w:p>
+      <w:pPr>
+        <w:pStyle w:val="FirstParagraph"/>
+      </w:pPr>
+      <w:r>
+        <w:t xml:space="preserve">Confirm with</w:t>
+      </w:r>
+      <w:r>
+        <w:t xml:space="preserve"> </w:t>
+      </w:r>
+      <w:r>
+        <w:rPr>
+          <w:rStyle w:val="VerbatimChar"/>
+        </w:rPr>
+        <w:t xml:space="preserve">klist get cifs/&lt;sa&gt;…</w:t>
+      </w:r>
+      <w:r>
+        <w:t xml:space="preserve"> </w:t>
+      </w:r>
+      <w:r>
+        <w:t xml:space="preserve">(ticket issued) and remount.</w:t>
+      </w:r>
+    </w:p>
+    <w:p>
+      <w:pPr>
+        <w:pStyle w:val="BodyText"/>
+      </w:pPr>
+      <w:r>
+        <w:rPr>
+          <w:b/>
+        </w:rPr>
+        <w:t xml:space="preserve">Why:</w:t>
+      </w:r>
+      <w:r>
+        <w:t xml:space="preserve"> </w:t>
+      </w:r>
+      <w:r>
+        <w:t xml:space="preserve">the SPN is how the DC finds the storage service. Missing or duplicate</w:t>
+      </w:r>
+      <w:r>
+        <w:t xml:space="preserve"> </w:t>
+      </w:r>
+      <w:r>
+        <w:t xml:space="preserve">SPNs commonly come from manual joins or multi-forest setups.</w:t>
+      </w:r>
+    </w:p>
+    <w:p>
+      <w:r>
+        <w:pict>
+          <v:rect style="width:0;height:1.5pt" o:hralign="center" o:hrstd="t" o:hr="t"/>
+        </w:pict>
+      </w:r>
+    </w:p>
+    <w:p>
+      <w:pPr>
+        <w:pStyle w:val="Heading1"/>
+      </w:pPr>
+      <w:bookmarkStart w:id="34" w:name="lab-6-two-quick-ones"/>
+      <w:r>
+        <w:t xml:space="preserve">Lab 6 · Two quick ones</w:t>
+      </w:r>
+      <w:bookmarkEnd w:id="34"/>
+    </w:p>
+    <w:p>
+      <w:pPr>
+        <w:pStyle w:val="Heading2"/>
+      </w:pPr>
+      <w:bookmarkStart w:id="35" w:name="a-blocked-port-445"/>
+      <w:r>
+        <w:t xml:space="preserve">6a · Blocked port 445</w:t>
+      </w:r>
+      <w:bookmarkEnd w:id="35"/>
+    </w:p>
+    <w:p>
+      <w:pPr>
+        <w:pStyle w:val="SourceCode"/>
+      </w:pPr>
+      <w:r>
+        <w:rPr>
+          <w:rStyle w:val="NormalTok"/>
+        </w:rPr>
+        <w:t xml:space="preserve">.\faults\Invoke-Fault.</w:t>
+      </w:r>
+      <w:r>
+        <w:rPr>
+          <w:rStyle w:val="FunctionTok"/>
+        </w:rPr>
+        <w:t xml:space="preserve">ps1</w:t>
+      </w:r>
+      <w:r>
+        <w:rPr>
+          <w:rStyle w:val="NormalTok"/>
+        </w:rPr>
+        <w:t xml:space="preserve"> -ResourceGroupName azfiles-lab -Fault Block445</w:t>
+      </w:r>
+    </w:p>
+    <w:p>
+      <w:pPr>
+        <w:pStyle w:val="FirstParagraph"/>
+      </w:pPr>
+      <w:r>
+        <w:t xml:space="preserve">Client VM:</w:t>
+      </w:r>
+    </w:p>
+    <w:p>
+      <w:pPr>
+        <w:pStyle w:val="SourceCode"/>
+      </w:pPr>
+      <w:r>
+        <w:rPr>
+          <w:rStyle w:val="VerbatimChar"/>
+        </w:rPr>
+        <w:t xml:space="preserve">net use Z: \\&lt;sa&gt;.file.core.windows.net\labshare</w:t>
+      </w:r>
+      <w:r>
+        <w:br/>
+      </w:r>
+      <w:r>
+        <w:rPr>
+          <w:rStyle w:val="VerbatimChar"/>
+        </w:rPr>
+        <w:t xml:space="preserve">Test-NetConnection &lt;sa&gt;.file.core.windows.net -Port 445</w:t>
+      </w:r>
+    </w:p>
+    <w:p>
+      <w:pPr>
+        <w:pStyle w:val="FirstParagraph"/>
+      </w:pPr>
+      <w:r>
+        <w:rPr>
+          <w:b/>
+        </w:rPr>
+        <w:t xml:space="preserve">Expected:</w:t>
+      </w:r>
+      <w:r>
+        <w:t xml:space="preserve"> </w:t>
+      </w:r>
+      <w:r>
+        <w:rPr>
+          <w:rStyle w:val="VerbatimChar"/>
+        </w:rPr>
+        <w:t xml:space="preserve">System error 53</w:t>
+      </w:r>
+      <w:r>
+        <w:t xml:space="preserve"> </w:t>
+      </w:r>
+      <w:r>
+        <w:t xml:space="preserve">(or a timeout), and</w:t>
+      </w:r>
+      <w:r>
+        <w:t xml:space="preserve"> </w:t>
+      </w:r>
+      <w:r>
+        <w:rPr>
+          <w:rStyle w:val="VerbatimChar"/>
+        </w:rPr>
+        <w:t xml:space="preserve">TcpTestSucceeded : False</w:t>
+      </w:r>
+      <w:r>
+        <w:t xml:space="preserve">.</w:t>
+      </w:r>
+      <w:r>
+        <w:t xml:space="preserve"> </w:t>
+      </w:r>
+      <w:r>
+        <w:t xml:space="preserve">Fix:</w:t>
+      </w:r>
+      <w:r>
+        <w:t xml:space="preserve"> </w:t>
+      </w:r>
+      <w:r>
+        <w:rPr>
+          <w:rStyle w:val="VerbatimChar"/>
+        </w:rPr>
+        <w:t xml:space="preserve">-Fault Block445 -Repair</w:t>
+      </w:r>
+      <w:r>
+        <w:t xml:space="preserve">.</w:t>
+      </w:r>
+    </w:p>
+    <w:p>
+      <w:pPr>
+        <w:pStyle w:val="BodyText"/>
+      </w:pPr>
+      <w:r>
+        <w:rPr>
+          <w:b/>
+        </w:rPr>
+        <w:t xml:space="preserve">Why:</w:t>
+      </w:r>
+      <w:r>
+        <w:t xml:space="preserve"> </w:t>
+      </w:r>
+      <w:r>
+        <w:t xml:space="preserve">SMB needs outbound TCP 445. ISPs, firewalls, and NSGs often block it;</w:t>
+      </w:r>
+      <w:r>
+        <w:t xml:space="preserve"> </w:t>
+      </w:r>
+      <w:r>
+        <w:t xml:space="preserve">the fix is to open it or use a private endpoint / VPN. (A related but different</w:t>
+      </w:r>
+      <w:r>
+        <w:t xml:space="preserve"> </w:t>
+      </w:r>
+      <w:r>
+        <w:t xml:space="preserve">error, 64, means 445 connects but a proxy/NAT drops the SMB handshake.)</w:t>
+      </w:r>
+    </w:p>
+    <w:p>
+      <w:pPr>
+        <w:pStyle w:val="Heading2"/>
+      </w:pPr>
+      <w:bookmarkStart w:id="36" w:name="b-lost-share-level-access"/>
+      <w:r>
+        <w:t xml:space="preserve">6b · Lost share-level access</w:t>
+      </w:r>
+      <w:bookmarkEnd w:id="36"/>
+    </w:p>
+    <w:p>
+      <w:pPr>
+        <w:pStyle w:val="SourceCode"/>
+      </w:pPr>
+      <w:r>
+        <w:rPr>
+          <w:rStyle w:val="NormalTok"/>
+        </w:rPr>
+        <w:t xml:space="preserve">.\faults\Invoke-Fault.</w:t>
+      </w:r>
+      <w:r>
+        <w:rPr>
+          <w:rStyle w:val="FunctionTok"/>
+        </w:rPr>
+        <w:t xml:space="preserve">ps1</w:t>
+      </w:r>
+      <w:r>
+        <w:rPr>
+          <w:rStyle w:val="NormalTok"/>
+        </w:rPr>
+        <w:t xml:space="preserve"> -ResourceGroupName azfiles-lab -Fault NoShareAccess</w:t>
+      </w:r>
+    </w:p>
+    <w:p>
+      <w:pPr>
+        <w:pStyle w:val="FirstParagraph"/>
+      </w:pPr>
+      <w:r>
+        <w:t xml:space="preserve">Client VM: the</w:t>
+      </w:r>
+      <w:r>
+        <w:t xml:space="preserve"> </w:t>
+      </w:r>
+      <w:r>
+        <w:rPr>
+          <w:rStyle w:val="VerbatimChar"/>
+        </w:rPr>
+        <w:t xml:space="preserve">klist</w:t>
+      </w:r>
+      <w:r>
+        <w:t xml:space="preserve"> </w:t>
+      </w:r>
+      <w:r>
+        <w:t xml:space="preserve">ticket still looks perfect, but:</w:t>
+      </w:r>
+    </w:p>
+    <w:p>
+      <w:pPr>
+        <w:pStyle w:val="SourceCode"/>
+      </w:pPr>
+      <w:r>
+        <w:rPr>
+          <w:rStyle w:val="VerbatimChar"/>
+        </w:rPr>
+        <w:t xml:space="preserve">net use Z: \\&lt;sa&gt;.file.core.windows.net\labshare</w:t>
+      </w:r>
+    </w:p>
+    <w:p>
+      <w:pPr>
+        <w:pStyle w:val="FirstParagraph"/>
+      </w:pPr>
+      <w:r>
+        <w:rPr>
+          <w:b/>
+        </w:rPr>
+        <w:t xml:space="preserve">Expected:</w:t>
+      </w:r>
+      <w:r>
+        <w:t xml:space="preserve"> </w:t>
+      </w:r>
+      <w:r>
+        <w:rPr>
+          <w:rStyle w:val="VerbatimChar"/>
+        </w:rPr>
+        <w:t xml:space="preserve">System error 5 — Access is denied.</w:t>
+      </w:r>
+      <w:r>
+        <w:t xml:space="preserve"> </w:t>
+      </w:r>
+      <w:r>
+        <w:t xml:space="preserve">Fix:</w:t>
+      </w:r>
+      <w:r>
+        <w:t xml:space="preserve"> </w:t>
+      </w:r>
+      <w:r>
+        <w:rPr>
+          <w:rStyle w:val="VerbatimChar"/>
+        </w:rPr>
+        <w:t xml:space="preserve">-Fault NoShareAccess -Repair</w:t>
+      </w:r>
+      <w:r>
+        <w:t xml:space="preserve">.</w:t>
+      </w:r>
+    </w:p>
+    <w:p>
+      <w:pPr>
+        <w:pStyle w:val="BodyText"/>
+      </w:pPr>
+      <w:r>
+        <w:rPr>
+          <w:b/>
+        </w:rPr>
+        <w:t xml:space="preserve">Why:</w:t>
+      </w:r>
+      <w:r>
+        <w:t xml:space="preserve"> </w:t>
+      </w:r>
+      <w:r>
+        <w:t xml:space="preserve">authentication succeeded (valid ticket) but authorization failed — this</w:t>
+      </w:r>
+      <w:r>
+        <w:t xml:space="preserve"> </w:t>
+      </w:r>
+      <w:r>
+        <w:t xml:space="preserve">is the share-level RBAC layer, not Kerberos. Effective access is always the more</w:t>
+      </w:r>
+      <w:r>
+        <w:t xml:space="preserve"> </w:t>
+      </w:r>
+      <w:r>
+        <w:t xml:space="preserve">restrictive of the share-level role and the NTFS permission.</w:t>
+      </w:r>
+    </w:p>
+    <w:p>
+      <w:r>
+        <w:pict>
+          <v:rect style="width:0;height:1.5pt" o:hralign="center" o:hrstd="t" o:hr="t"/>
+        </w:pict>
+      </w:r>
+    </w:p>
+    <w:p>
+      <w:pPr>
+        <w:pStyle w:val="Heading1"/>
+      </w:pPr>
+      <w:bookmarkStart w:id="37" w:name="X388e6b2f4e6dbe7ea8700b7813f407dbdb4d608"/>
+      <w:r>
+        <w:t xml:space="preserve">Optional · Advanced faults (evidence required)</w:t>
+      </w:r>
+      <w:bookmarkEnd w:id="37"/>
+    </w:p>
+    <w:p>
+      <w:pPr>
+        <w:pStyle w:val="FirstParagraph"/>
+      </w:pPr>
+      <w:r>
+        <w:t xml:space="preserve">These three can’t be identified from the error message alone — you need the</w:t>
+      </w:r>
+      <w:r>
+        <w:t xml:space="preserve"> </w:t>
+      </w:r>
+      <w:r>
+        <w:t xml:space="preserve">trace or event 4769. That’s the point.</w:t>
+      </w:r>
+    </w:p>
+    <w:p>
+      <w:pPr>
+        <w:numPr>
+          <w:ilvl w:val="0"/>
+          <w:numId w:val="1005"/>
+        </w:numPr>
+        <w:pStyle w:val="Compact"/>
+      </w:pPr>
+      <w:r>
+        <w:rPr>
+          <w:rStyle w:val="VerbatimChar"/>
+          <w:b/>
+        </w:rPr>
+        <w:t xml:space="preserve">-Fault EtypeMismatch</w:t>
+      </w:r>
+      <w:r>
+        <w:t xml:space="preserve"> </w:t>
+      </w:r>
+      <w:r>
+        <w:t xml:space="preserve">— forces an unsupported encryption type on the</w:t>
+      </w:r>
+      <w:r>
+        <w:t xml:space="preserve"> </w:t>
+      </w:r>
+      <w:r>
+        <w:t xml:space="preserve">client. In 4769 you’ll see the request fail with an etype mismatch; on the</w:t>
+      </w:r>
+      <w:r>
+        <w:t xml:space="preserve"> </w:t>
+      </w:r>
+      <w:r>
+        <w:t xml:space="preserve">wire,</w:t>
+      </w:r>
+      <w:r>
+        <w:t xml:space="preserve"> </w:t>
+      </w:r>
+      <w:r>
+        <w:rPr>
+          <w:rStyle w:val="VerbatimChar"/>
+        </w:rPr>
+        <w:t xml:space="preserve">KDC_ERR_ETYPE_NOSUPP</w:t>
+      </w:r>
+      <w:r>
+        <w:t xml:space="preserve"> </w:t>
+      </w:r>
+      <w:r>
+        <w:t xml:space="preserve">in the TGS-REP. Same failure class as the 2026</w:t>
+      </w:r>
+      <w:r>
+        <w:t xml:space="preserve"> </w:t>
+      </w:r>
+      <w:r>
+        <w:t xml:space="preserve">RC4 retirement.</w:t>
+      </w:r>
+    </w:p>
+    <w:p>
+      <w:pPr>
+        <w:numPr>
+          <w:ilvl w:val="0"/>
+          <w:numId w:val="1005"/>
+        </w:numPr>
+        <w:pStyle w:val="Compact"/>
+      </w:pPr>
+      <w:r>
+        <w:rPr>
+          <w:rStyle w:val="VerbatimChar"/>
+          <w:b/>
+        </w:rPr>
+        <w:t xml:space="preserve">-Fault ClockSkew</w:t>
+      </w:r>
+      <w:r>
+        <w:t xml:space="preserve"> </w:t>
+      </w:r>
+      <w:r>
+        <w:t xml:space="preserve">— pushes the client clock ~10 minutes off. The mount</w:t>
+      </w:r>
+      <w:r>
+        <w:t xml:space="preserve"> </w:t>
+      </w:r>
+      <w:r>
+        <w:t xml:space="preserve">error is vague; the trace shows</w:t>
+      </w:r>
+      <w:r>
+        <w:t xml:space="preserve"> </w:t>
+      </w:r>
+      <w:r>
+        <w:rPr>
+          <w:rStyle w:val="VerbatimChar"/>
+        </w:rPr>
+        <w:t xml:space="preserve">KRB_AP_ERR_SKEW</w:t>
+      </w:r>
+      <w:r>
+        <w:t xml:space="preserve">. Confirm with</w:t>
+      </w:r>
+      <w:r>
+        <w:t xml:space="preserve"> </w:t>
+      </w:r>
+      <w:r>
+        <w:rPr>
+          <w:rStyle w:val="VerbatimChar"/>
+        </w:rPr>
+        <w:t xml:space="preserve">w32tm /stripchart /computer:azflab-dc /samples:3</w:t>
+      </w:r>
+      <w:r>
+        <w:t xml:space="preserve">. (Kerberos tolerates about</w:t>
+      </w:r>
+      <w:r>
+        <w:t xml:space="preserve"> </w:t>
+      </w:r>
+      <w:r>
+        <w:t xml:space="preserve">5 minutes.)</w:t>
+      </w:r>
+    </w:p>
+    <w:p>
+      <w:pPr>
+        <w:numPr>
+          <w:ilvl w:val="0"/>
+          <w:numId w:val="1005"/>
+        </w:numPr>
+        <w:pStyle w:val="Compact"/>
+      </w:pPr>
+      <w:r>
+        <w:rPr>
+          <w:rStyle w:val="VerbatimChar"/>
+          <w:b/>
+        </w:rPr>
+        <w:t xml:space="preserve">-Fault DuplicateSpn</w:t>
+      </w:r>
+      <w:r>
+        <w:t xml:space="preserve"> </w:t>
+      </w:r>
+      <w:r>
+        <w:t xml:space="preserve">— registers the storage SPN on a second AD object.</w:t>
+      </w:r>
+      <w:r>
+        <w:t xml:space="preserve"> </w:t>
+      </w:r>
+      <w:r>
+        <w:t xml:space="preserve">On the DC,</w:t>
+      </w:r>
+      <w:r>
+        <w:t xml:space="preserve"> </w:t>
+      </w:r>
+      <w:r>
+        <w:rPr>
+          <w:rStyle w:val="VerbatimChar"/>
+        </w:rPr>
+        <w:t xml:space="preserve">setspn -X</w:t>
+      </w:r>
+      <w:r>
+        <w:t xml:space="preserve"> </w:t>
+      </w:r>
+      <w:r>
+        <w:t xml:space="preserve">reveals the duplicate; the KDC can end up encrypting the</w:t>
+      </w:r>
+      <w:r>
+        <w:t xml:space="preserve"> </w:t>
+      </w:r>
+      <w:r>
+        <w:t xml:space="preserve">ticket for the wrong account. A classic, hard-to-spot production issue.</w:t>
+      </w:r>
+    </w:p>
+    <w:p>
+      <w:pPr>
+        <w:pStyle w:val="FirstParagraph"/>
+      </w:pPr>
+      <w:r>
+        <w:t xml:space="preserve">Repair each with</w:t>
+      </w:r>
+      <w:r>
+        <w:t xml:space="preserve"> </w:t>
+      </w:r>
+      <w:r>
+        <w:rPr>
+          <w:rStyle w:val="VerbatimChar"/>
+        </w:rPr>
+        <w:t xml:space="preserve">-Repair</w:t>
+      </w:r>
+      <w:r>
+        <w:t xml:space="preserve">, as usual.</w:t>
+      </w:r>
+    </w:p>
+    <w:p>
+      <w:pPr>
+        <w:pStyle w:val="BodyText"/>
+      </w:pPr>
+      <w:r>
+        <w:rPr>
+          <w:b/>
+        </w:rPr>
+        <w:t xml:space="preserve">Pair exercise:</w:t>
+      </w:r>
+      <w:r>
+        <w:t xml:space="preserve"> </w:t>
+      </w:r>
+      <w:r>
+        <w:t xml:space="preserve">have a partner inject any fault without telling you. Diagnose</w:t>
+      </w:r>
+      <w:r>
+        <w:t xml:space="preserve"> </w:t>
+      </w:r>
+      <w:r>
+        <w:t xml:space="preserve">it using only</w:t>
+      </w:r>
+      <w:r>
+        <w:t xml:space="preserve"> </w:t>
+      </w:r>
+      <w:r>
+        <w:rPr>
+          <w:rStyle w:val="VerbatimChar"/>
+        </w:rPr>
+        <w:t xml:space="preserve">Get-KerberosEvidence.ps1</w:t>
+      </w:r>
+      <w:r>
+        <w:t xml:space="preserve">, event 4769, and the flowchart — then</w:t>
+      </w:r>
+      <w:r>
+        <w:t xml:space="preserve"> </w:t>
+      </w:r>
+      <w:r>
+        <w:t xml:space="preserve">name the fault before you repair it.</w:t>
+      </w:r>
+    </w:p>
+    <w:p>
+      <w:r>
+        <w:pict>
+          <v:rect style="width:0;height:1.5pt" o:hralign="center" o:hrstd="t" o:hr="t"/>
+        </w:pict>
+      </w:r>
+    </w:p>
+    <w:p>
+      <w:pPr>
+        <w:pStyle w:val="Heading1"/>
+      </w:pPr>
+      <w:bookmarkStart w:id="38" w:name="clean-up"/>
+      <w:r>
+        <w:t xml:space="preserve">Clean up</w:t>
+      </w:r>
+      <w:bookmarkEnd w:id="38"/>
+    </w:p>
+    <w:p>
+      <w:pPr>
+        <w:pStyle w:val="FirstParagraph"/>
+      </w:pPr>
+      <w:r>
+        <w:t xml:space="preserve">Session 2 is a few days away — delete everything now to avoid idle VM costs:</w:t>
+      </w:r>
+    </w:p>
+    <w:p>
+      <w:pPr>
+        <w:pStyle w:val="SourceCode"/>
+      </w:pPr>
+      <w:r>
+        <w:rPr>
+          <w:rStyle w:val="NormalTok"/>
+        </w:rPr>
+        <w:t xml:space="preserve">Remove-AzResourceGroup -Name azfiles-lab -Force</w:t>
+      </w:r>
+    </w:p>
+    <w:p>
+      <w:pPr>
+        <w:pStyle w:val="FirstParagraph"/>
+      </w:pPr>
+      <w:r>
+        <w:t xml:space="preserve">Nothing was created in Entra during Session 1, so that’s all. Keep this workbook</w:t>
+      </w:r>
+      <w:r>
+        <w:t xml:space="preserve"> </w:t>
+      </w:r>
+      <w:r>
+        <w:t xml:space="preserve">and your kit folder — you’ll redeploy this same environment before Session 2.</w:t>
+      </w:r>
+    </w:p>
+    <w:p>
+      <w:r>
+        <w:pict>
+          <v:rect style="width:0;height:1.5pt" o:hralign="center" o:hrstd="t" o:hr="t"/>
+        </w:pict>
+      </w:r>
+    </w:p>
+    <w:p>
+      <w:pPr>
+        <w:pStyle w:val="Heading1"/>
+      </w:pPr>
+      <w:bookmarkStart w:id="39" w:name="command-reference"/>
+      <w:r>
+        <w:t xml:space="preserve">Command reference</w:t>
+      </w:r>
+      <w:bookmarkEnd w:id="39"/>
+    </w:p>
+    <w:p>
+      <w:pPr>
+        <w:pStyle w:val="SourceCode"/>
+      </w:pPr>
+      <w:r>
+        <w:rPr>
+          <w:rStyle w:val="VerbatimChar"/>
+        </w:rPr>
+        <w:t xml:space="preserve">klist                                        list cached Kerberos tickets</w:t>
+      </w:r>
+      <w:r>
+        <w:br/>
+      </w:r>
+      <w:r>
+        <w:rPr>
+          <w:rStyle w:val="VerbatimChar"/>
+        </w:rPr>
+        <w:t xml:space="preserve">klist purge                                  clear tickets</w:t>
+      </w:r>
+      <w:r>
+        <w:br/>
+      </w:r>
+      <w:r>
+        <w:rPr>
+          <w:rStyle w:val="VerbatimChar"/>
+        </w:rPr>
+        <w:t xml:space="preserve">klist get cifs/&lt;sa&gt;.file.core.windows.net    request a service ticket</w:t>
+      </w:r>
+      <w:r>
+        <w:br/>
+      </w:r>
+      <w:r>
+        <w:rPr>
+          <w:rStyle w:val="VerbatimChar"/>
+        </w:rPr>
+        <w:t xml:space="preserve">net use Z: \\&lt;sa&gt;.file.core.windows.net\labshare   mount the share</w:t>
+      </w:r>
+      <w:r>
+        <w:br/>
+      </w:r>
+      <w:r>
+        <w:rPr>
+          <w:rStyle w:val="VerbatimChar"/>
+        </w:rPr>
+        <w:t xml:space="preserve">Test-NetConnection &lt;sa&gt;.file.core.windows.net -Port 445   check SMB reachability</w:t>
+      </w:r>
+      <w:r>
+        <w:br/>
+      </w:r>
+      <w:r>
+        <w:rPr>
+          <w:rStyle w:val="VerbatimChar"/>
+        </w:rPr>
+        <w:t xml:space="preserve">setspn -Q cifs/&lt;sa&gt;.file.core.windows.net    look up the SPN (on the DC)</w:t>
+      </w:r>
+      <w:r>
+        <w:br/>
+      </w:r>
+      <w:r>
+        <w:rPr>
+          <w:rStyle w:val="VerbatimChar"/>
+        </w:rPr>
+        <w:t xml:space="preserve">setspn -X                                    find DUPLICATE SPNs (on the DC)</w:t>
+      </w:r>
+      <w:r>
+        <w:br/>
+      </w:r>
+      <w:r>
+        <w:rPr>
+          <w:rStyle w:val="VerbatimChar"/>
+        </w:rPr>
+        <w:t xml:space="preserve">Debug-AzStorageAccountAuth -StorageAccountName &lt;sa&gt; -ResourceGroupName azfiles-lab -Verbose</w:t>
+      </w:r>
+      <w:r>
+        <w:br/>
+      </w:r>
+      <w:r>
+        <w:br/>
+      </w:r>
+      <w:r>
+        <w:rPr>
+          <w:rStyle w:val="VerbatimChar"/>
+        </w:rPr>
+        <w:t xml:space="preserve">--- migration lab ---</w:t>
+      </w:r>
+      <w:r>
+        <w:br/>
+      </w:r>
+      <w:r>
+        <w:rPr>
+          <w:rStyle w:val="VerbatimChar"/>
+        </w:rPr>
+        <w:t xml:space="preserve">./labs/Invoke-Aes256Migration.ps1 -ResourceGroupName azfiles-lab -Step Status|Enforce|Repair|Rollback</w:t>
+      </w:r>
+      <w:r>
+        <w:br/>
+      </w:r>
+      <w:r>
+        <w:br/>
+      </w:r>
+      <w:r>
+        <w:rPr>
+          <w:rStyle w:val="VerbatimChar"/>
+        </w:rPr>
+        <w:t xml:space="preserve">--- evidence ---</w:t>
+      </w:r>
+      <w:r>
+        <w:br/>
+      </w:r>
+      <w:r>
+        <w:rPr>
+          <w:rStyle w:val="VerbatimChar"/>
+        </w:rPr>
+        <w:t xml:space="preserve">C:\LabTools\Get-KerberosEvidence.ps1 -StorageAccount &lt;sa&gt;    trace + logs for one attempt</w:t>
+      </w:r>
+      <w:r>
+        <w:br/>
+      </w:r>
+      <w:r>
+        <w:rPr>
+          <w:rStyle w:val="VerbatimChar"/>
+        </w:rPr>
+        <w:t xml:space="preserve">Get-WinEvent -FilterHashtable @{LogName='Security'; Id=4769} -MaxEvents 5    KDC record (DC)</w:t>
+      </w:r>
+      <w:r>
+        <w:br/>
+      </w:r>
+      <w:r>
+        <w:rPr>
+          <w:rStyle w:val="VerbatimChar"/>
+        </w:rPr>
+        <w:t xml:space="preserve">w32tm /stripchart /computer:azflab-dc /samples:3             clock skew vs the DC</w:t>
+      </w:r>
+      <w:r>
+        <w:br/>
+      </w:r>
+      <w:r>
+        <w:rPr>
+          <w:rStyle w:val="VerbatimChar"/>
+        </w:rPr>
+        <w:t xml:space="preserve">Wireshark filter:  kerberos || smb2</w:t>
+      </w:r>
+    </w:p>
+    <w:p>
+      <w:pPr>
+        <w:pStyle w:val="Heading1"/>
+      </w:pPr>
+      <w:bookmarkStart w:id="40" w:name="error-cause-quick-map"/>
+      <w:r>
+        <w:t xml:space="preserve">Error → cause quick map</w:t>
+      </w:r>
+      <w:bookmarkEnd w:id="40"/>
+    </w:p>
+    <w:tbl>
+      <w:tblPr>
+        <w:tblStyle w:val="Table"/>
+        <w:tblW w:type="pct" w:w="5000.0"/>
+        <w:tblLook w:firstRow="1"/>
+      </w:tblPr>
+      <w:tblGrid>
+        <w:gridCol w:w="3960"/>
+        <w:gridCol w:w="3960"/>
+      </w:tblGrid>
+      <w:tr>
+        <w:trPr>
+          <w:cnfStyle w:firstRow="1"/>
+        </w:trPr>
+        <w:tc>
+          <w:tcPr>
+            <w:tcBorders>
+              <w:bottom w:val="single"/>
+            </w:tcBorders>
+            <w:vAlign w:val="bottom"/>
+          </w:tcPr>
+          <w:p>
+            <w:pPr>
+              <w:pStyle w:val="Compact"/>
+              <w:jc w:val="left"/>
+            </w:pPr>
+            <w:r>
+              <w:t xml:space="preserve">You see (error, or on the wire)</w:t>
             </w:r>
           </w:p>
         </w:tc>
@@ -2503,6 +4479,66 @@
             </w:pPr>
             <w:r>
               <w:t xml:space="preserve">Likely cause</w:t>
+            </w:r>
+          </w:p>
+        </w:tc>
+      </w:tr>
+      <w:tr>
+        <w:tc>
+          <w:p>
+            <w:pPr>
+              <w:pStyle w:val="Compact"/>
+              <w:jc w:val="left"/>
+            </w:pPr>
+            <w:r>
+              <w:rPr>
+                <w:rStyle w:val="VerbatimChar"/>
+              </w:rPr>
+              <w:t xml:space="preserve">KRB_AP_ERR_SKEW</w:t>
+            </w:r>
+          </w:p>
+        </w:tc>
+        <w:tc>
+          <w:p>
+            <w:pPr>
+              <w:pStyle w:val="Compact"/>
+              <w:jc w:val="left"/>
+            </w:pPr>
+            <w:r>
+              <w:t xml:space="preserve">Clock skew &gt; ~5 min between client and DC</w:t>
+            </w:r>
+          </w:p>
+        </w:tc>
+      </w:tr>
+      <w:tr>
+        <w:tc>
+          <w:p>
+            <w:pPr>
+              <w:pStyle w:val="Compact"/>
+              <w:jc w:val="left"/>
+            </w:pPr>
+            <w:r>
+              <w:t xml:space="preserve">duplicate SPN in</w:t>
+            </w:r>
+            <w:r>
+              <w:t xml:space="preserve"> </w:t>
+            </w:r>
+            <w:r>
+              <w:rPr>
+                <w:rStyle w:val="VerbatimChar"/>
+              </w:rPr>
+              <w:t xml:space="preserve">setspn -X</w:t>
+            </w:r>
+          </w:p>
+        </w:tc>
+        <w:tc>
+          <w:p>
+            <w:pPr>
+              <w:pStyle w:val="Compact"/>
+              <w:jc w:val="left"/>
+            </w:pPr>
+            <w:r>
+              <w:t xml:space="preserve">Two AD objects claim the same SPN</w:t>
             </w:r>
           </w:p>
         </w:tc>
@@ -2574,7 +4610,22 @@
               <w:jc w:val="left"/>
             </w:pPr>
             <w:r>
-              <w:t xml:space="preserve">Kerb key ≠ AD account password</w:t>
+              <w:t xml:space="preserve">Kerb key ≠ AD account password —</w:t>
+            </w:r>
+            <w:r>
+              <w:t xml:space="preserve"> </w:t>
+            </w:r>
+            <w:r>
+              <w:rPr>
+                <w:b/>
+              </w:rPr>
+              <w:t xml:space="preserve">or</w:t>
+            </w:r>
+            <w:r>
+              <w:t xml:space="preserve"> </w:t>
+            </w:r>
+            <w:r>
+              <w:t xml:space="preserve">an AES salt mismatch (wrong DomainName)</w:t>
             </w:r>
           </w:p>
         </w:tc>
@@ -2894,6 +4945,118 @@
       </w:pPr>
     </w:lvl>
   </w:abstractNum>
+  <w:abstractNum w:abstractNumId="99411">
+    <w:nsid w:val="71315dca"/>
+    <w:multiLevelType w:val="multilevel"/>
+    <w:lvl w:ilvl="0">
+      <w:start w:val="1"/>
+      <w:numFmt w:val="decimal"/>
+      <w:lvlText w:val="%1."/>
+      <w:lvlJc w:val="left"/>
+      <w:pPr>
+        <w:tabs>
+          <w:tab w:val="num" w:pos="0"/>
+        </w:tabs>
+        <w:ind w:left="480" w:hanging="480"/>
+      </w:pPr>
+    </w:lvl>
+    <w:lvl w:ilvl="1">
+      <w:start w:val="1"/>
+      <w:numFmt w:val="decimal"/>
+      <w:lvlText w:val="%2."/>
+      <w:lvlJc w:val="left"/>
+      <w:pPr>
+        <w:tabs>
+          <w:tab w:val="num" w:pos="720"/>
+        </w:tabs>
+        <w:ind w:left="1200" w:hanging="480"/>
+      </w:pPr>
+    </w:lvl>
+    <w:lvl w:ilvl="2">
+      <w:start w:val="1"/>
+      <w:numFmt w:val="decimal"/>
+      <w:lvlText w:val="%3."/>
+      <w:lvlJc w:val="left"/>
+      <w:pPr>
+        <w:tabs>
+          <w:tab w:val="num" w:pos="1440"/>
+        </w:tabs>
+        <w:ind w:left="1920" w:hanging="480"/>
+      </w:pPr>
+    </w:lvl>
+    <w:lvl w:ilvl="3">
+      <w:start w:val="1"/>
+      <w:numFmt w:val="decimal"/>
+      <w:lvlText w:val="%4."/>
+      <w:lvlJc w:val="left"/>
+      <w:pPr>
+        <w:tabs>
+          <w:tab w:val="num" w:pos="2160"/>
+        </w:tabs>
+        <w:ind w:left="2640" w:hanging="480"/>
+      </w:pPr>
+    </w:lvl>
+    <w:lvl w:ilvl="4">
+      <w:start w:val="1"/>
+      <w:numFmt w:val="decimal"/>
+      <w:lvlText w:val="%5."/>
+      <w:lvlJc w:val="left"/>
+      <w:pPr>
+        <w:tabs>
+          <w:tab w:val="num" w:pos="2880"/>
+        </w:tabs>
+        <w:ind w:left="3360" w:hanging="480"/>
+      </w:pPr>
+    </w:lvl>
+    <w:lvl w:ilvl="5">
+      <w:start w:val="1"/>
+      <w:numFmt w:val="decimal"/>
+      <w:lvlText w:val="%6."/>
+      <w:lvlJc w:val="left"/>
+      <w:pPr>
+        <w:tabs>
+          <w:tab w:val="num" w:pos="3600"/>
+        </w:tabs>
+        <w:ind w:left="4080" w:hanging="480"/>
+      </w:pPr>
+    </w:lvl>
+    <w:lvl w:ilvl="6">
+      <w:start w:val="1"/>
+      <w:numFmt w:val="decimal"/>
+      <w:lvlText w:val="%7."/>
+      <w:lvlJc w:val="left"/>
+      <w:pPr>
+        <w:tabs>
+          <w:tab w:val="num" w:pos="4320"/>
+        </w:tabs>
+        <w:ind w:left="4800" w:hanging="480"/>
+      </w:pPr>
+    </w:lvl>
+    <w:lvl w:ilvl="7">
+      <w:start w:val="1"/>
+      <w:numFmt w:val="decimal"/>
+      <w:lvlText w:val="%8."/>
+      <w:lvlJc w:val="left"/>
+      <w:pPr>
+        <w:tabs>
+          <w:tab w:val="num" w:pos="5040"/>
+        </w:tabs>
+        <w:ind w:left="5520" w:hanging="480"/>
+      </w:pPr>
+    </w:lvl>
+    <w:lvl w:ilvl="8">
+      <w:start w:val="1"/>
+      <w:numFmt w:val="decimal"/>
+      <w:lvlText w:val="%9."/>
+      <w:lvlJc w:val="left"/>
+      <w:pPr>
+        <w:tabs>
+          <w:tab w:val="num" w:pos="5760"/>
+        </w:tabs>
+        <w:ind w:left="6240" w:hanging="480"/>
+      </w:pPr>
+    </w:lvl>
+  </w:abstractNum>
   <w:num w:numId="1000">
     <w:abstractNumId w:val="990"/>
   </w:num>
@@ -2907,6 +5070,36 @@
     <w:abstractNumId w:val="991"/>
   </w:num>
   <w:num w:numId="1004">
+    <w:abstractNumId w:val="99411"/>
+    <w:lvlOverride w:ilvl="0">
+      <w:startOverride w:val="1"/>
+    </w:lvlOverride>
+    <w:lvlOverride w:ilvl="1">
+      <w:startOverride w:val="1"/>
+    </w:lvlOverride>
+    <w:lvlOverride w:ilvl="2">
+      <w:startOverride w:val="1"/>
+    </w:lvlOverride>
+    <w:lvlOverride w:ilvl="3">
+      <w:startOverride w:val="1"/>
+    </w:lvlOverride>
+    <w:lvlOverride w:ilvl="4">
+      <w:startOverride w:val="1"/>
+    </w:lvlOverride>
+    <w:lvlOverride w:ilvl="5">
+      <w:startOverride w:val="1"/>
+    </w:lvlOverride>
+    <w:lvlOverride w:ilvl="6">
+      <w:startOverride w:val="1"/>
+    </w:lvlOverride>
+    <w:lvlOverride w:ilvl="7">
+      <w:startOverride w:val="1"/>
+    </w:lvlOverride>
+    <w:lvlOverride w:ilvl="8">
+      <w:startOverride w:val="1"/>
+    </w:lvlOverride>
+  </w:num>
+  <w:num w:numId="1005">
     <w:abstractNumId w:val="991"/>
   </w:num>
 </w:numbering>

--- a/docs/participant-workbook-session1.docx
+++ b/docs/participant-workbook-session1.docx
@@ -2780,11 +2780,439 @@
       <w:pPr>
         <w:pStyle w:val="Heading1"/>
       </w:pPr>
-      <w:bookmarkStart w:id="32" w:name="X875b21208e833f8e8efe59991ebb55dee992ffa"/>
-      <w:r>
-        <w:t xml:space="preserve">Lab 4 · Fix a mount failure (error 1396) — different root cause</w:t>
+      <w:bookmarkStart w:id="32" w:name="X2dc5c0b3521191f27bb44e783cad63fc98502e1"/>
+      <w:r>
+        <w:t xml:space="preserve">Lab 4 · Access denied — with a perfect Kerberos ticket ★</w:t>
       </w:r>
       <w:bookmarkEnd w:id="32"/>
+    </w:p>
+    <w:p>
+      <w:pPr>
+        <w:pStyle w:val="FirstParagraph"/>
+      </w:pPr>
+      <w:r>
+        <w:t xml:space="preserve">A real support case: a share stopped being reachable and the error said</w:t>
+      </w:r>
+      <w:r>
+        <w:t xml:space="preserve"> </w:t>
+      </w:r>
+      <w:r>
+        <w:rPr>
+          <w:i/>
+        </w:rPr>
+        <w:t xml:space="preserve">“</w:t>
+      </w:r>
+      <w:r>
+        <w:rPr>
+          <w:i/>
+        </w:rPr>
+        <w:t xml:space="preserve">the user name or password is incorrect.</w:t>
+      </w:r>
+      <w:r>
+        <w:rPr>
+          <w:i/>
+        </w:rPr>
+        <w:t xml:space="preserve">”</w:t>
+      </w:r>
+      <w:r>
+        <w:t xml:space="preserve"> </w:t>
+      </w:r>
+      <w:r>
+        <w:t xml:space="preserve">Kerberos was healthy the whole time.</w:t>
+      </w:r>
+    </w:p>
+    <w:p>
+      <w:pPr>
+        <w:pStyle w:val="Heading2"/>
+      </w:pPr>
+      <w:bookmarkStart w:id="33" w:name="break-it"/>
+      <w:r>
+        <w:t xml:space="preserve">Break it</w:t>
+      </w:r>
+      <w:bookmarkEnd w:id="33"/>
+    </w:p>
+    <w:p>
+      <w:pPr>
+        <w:pStyle w:val="SourceCode"/>
+      </w:pPr>
+      <w:r>
+        <w:rPr>
+          <w:rStyle w:val="NormalTok"/>
+        </w:rPr>
+        <w:t xml:space="preserve">./faults/Invoke-Fault.</w:t>
+      </w:r>
+      <w:r>
+        <w:rPr>
+          <w:rStyle w:val="FunctionTok"/>
+        </w:rPr>
+        <w:t xml:space="preserve">ps1</w:t>
+      </w:r>
+      <w:r>
+        <w:rPr>
+          <w:rStyle w:val="NormalTok"/>
+        </w:rPr>
+        <w:t xml:space="preserve"> -ResourceGroupName azfiles-lab -Fault CipherMismatch</w:t>
+      </w:r>
+    </w:p>
+    <w:p>
+      <w:pPr>
+        <w:pStyle w:val="FirstParagraph"/>
+      </w:pPr>
+      <w:r>
+        <w:t xml:space="preserve">The storage account is set to allow</w:t>
+      </w:r>
+      <w:r>
+        <w:t xml:space="preserve"> </w:t>
+      </w:r>
+      <w:r>
+        <w:rPr>
+          <w:b/>
+        </w:rPr>
+        <w:t xml:space="preserve">AES-256-GCM only</w:t>
+      </w:r>
+      <w:r>
+        <w:t xml:space="preserve">; the client is set to</w:t>
+      </w:r>
+      <w:r>
+        <w:t xml:space="preserve"> </w:t>
+      </w:r>
+      <w:r>
+        <w:t xml:space="preserve">offer</w:t>
+      </w:r>
+      <w:r>
+        <w:t xml:space="preserve"> </w:t>
+      </w:r>
+      <w:r>
+        <w:rPr>
+          <w:b/>
+        </w:rPr>
+        <w:t xml:space="preserve">AES-128-GCM</w:t>
+      </w:r>
+      <w:r>
+        <w:t xml:space="preserve">.</w:t>
+      </w:r>
+    </w:p>
+    <w:p>
+      <w:pPr>
+        <w:pStyle w:val="Heading2"/>
+      </w:pPr>
+      <w:bookmarkStart w:id="34" w:name="reproduce-client-vm"/>
+      <w:r>
+        <w:t xml:space="preserve">Reproduce (Client VM)</w:t>
+      </w:r>
+      <w:bookmarkEnd w:id="34"/>
+    </w:p>
+    <w:p>
+      <w:pPr>
+        <w:pStyle w:val="SourceCode"/>
+      </w:pPr>
+      <w:r>
+        <w:rPr>
+          <w:rStyle w:val="VerbatimChar"/>
+        </w:rPr>
+        <w:t xml:space="preserve">net use * /delete /y</w:t>
+      </w:r>
+      <w:r>
+        <w:br/>
+      </w:r>
+      <w:r>
+        <w:rPr>
+          <w:rStyle w:val="VerbatimChar"/>
+        </w:rPr>
+        <w:t xml:space="preserve">klist purge</w:t>
+      </w:r>
+      <w:r>
+        <w:br/>
+      </w:r>
+      <w:r>
+        <w:rPr>
+          <w:rStyle w:val="VerbatimChar"/>
+        </w:rPr>
+        <w:t xml:space="preserve">net use Z: \\&lt;sa&gt;.file.core.windows.net\labshare</w:t>
+      </w:r>
+    </w:p>
+    <w:p>
+      <w:pPr>
+        <w:pStyle w:val="FirstParagraph"/>
+      </w:pPr>
+      <w:r>
+        <w:rPr>
+          <w:b/>
+        </w:rPr>
+        <w:t xml:space="preserve">Expected:</w:t>
+      </w:r>
+      <w:r>
+        <w:t xml:space="preserve"> </w:t>
+      </w:r>
+      <w:r>
+        <w:rPr>
+          <w:rStyle w:val="VerbatimChar"/>
+        </w:rPr>
+        <w:t xml:space="preserve">Access is denied</w:t>
+      </w:r>
+      <w:r>
+        <w:t xml:space="preserve"> </w:t>
+      </w:r>
+      <w:r>
+        <w:t xml:space="preserve">(or</w:t>
+      </w:r>
+      <w:r>
+        <w:t xml:space="preserve"> </w:t>
+      </w:r>
+      <w:r>
+        <w:t xml:space="preserve">“</w:t>
+      </w:r>
+      <w:r>
+        <w:t xml:space="preserve">The user name or password is incorrect</w:t>
+      </w:r>
+      <w:r>
+        <w:t xml:space="preserve">”</w:t>
+      </w:r>
+      <w:r>
+        <w:t xml:space="preserve">).</w:t>
+      </w:r>
+    </w:p>
+    <w:p>
+      <w:pPr>
+        <w:pStyle w:val="Heading2"/>
+      </w:pPr>
+      <w:bookmarkStart w:id="35" w:name="diagnose"/>
+      <w:r>
+        <w:t xml:space="preserve">Diagnose</w:t>
+      </w:r>
+      <w:bookmarkEnd w:id="35"/>
+    </w:p>
+    <w:p>
+      <w:pPr>
+        <w:pStyle w:val="FirstParagraph"/>
+      </w:pPr>
+      <w:r>
+        <w:t xml:space="preserve">First confirm Kerberos is</w:t>
+      </w:r>
+      <w:r>
+        <w:t xml:space="preserve"> </w:t>
+      </w:r>
+      <w:r>
+        <w:rPr>
+          <w:i/>
+        </w:rPr>
+        <w:t xml:space="preserve">not</w:t>
+      </w:r>
+      <w:r>
+        <w:t xml:space="preserve"> </w:t>
+      </w:r>
+      <w:r>
+        <w:t xml:space="preserve">the problem:</w:t>
+      </w:r>
+    </w:p>
+    <w:p>
+      <w:pPr>
+        <w:pStyle w:val="SourceCode"/>
+      </w:pPr>
+      <w:r>
+        <w:rPr>
+          <w:rStyle w:val="VerbatimChar"/>
+        </w:rPr>
+        <w:t xml:space="preserve">klist</w:t>
+      </w:r>
+    </w:p>
+    <w:p>
+      <w:pPr>
+        <w:pStyle w:val="FirstParagraph"/>
+      </w:pPr>
+      <w:r>
+        <w:t xml:space="preserve">The</w:t>
+      </w:r>
+      <w:r>
+        <w:t xml:space="preserve"> </w:t>
+      </w:r>
+      <w:r>
+        <w:rPr>
+          <w:rStyle w:val="VerbatimChar"/>
+        </w:rPr>
+        <w:t xml:space="preserve">cifs/&lt;sa&gt;…</w:t>
+      </w:r>
+      <w:r>
+        <w:t xml:space="preserve"> </w:t>
+      </w:r>
+      <w:r>
+        <w:t xml:space="preserve">ticket is there. On the DC, event 4769 shows success. So</w:t>
+      </w:r>
+      <w:r>
+        <w:t xml:space="preserve"> </w:t>
+      </w:r>
+      <w:r>
+        <w:t xml:space="preserve">authentication worked — the failure is after it.</w:t>
+      </w:r>
+    </w:p>
+    <w:p>
+      <w:pPr>
+        <w:pStyle w:val="BodyText"/>
+      </w:pPr>
+      <w:r>
+        <w:t xml:space="preserve">Now compare the two sides of the cipher negotiation:</w:t>
+      </w:r>
+    </w:p>
+    <w:p>
+      <w:pPr>
+        <w:pStyle w:val="SourceCode"/>
+      </w:pPr>
+      <w:r>
+        <w:rPr>
+          <w:rStyle w:val="CommentTok"/>
+        </w:rPr>
+        <w:t xml:space="preserve"># client</w:t>
+      </w:r>
+      <w:r>
+        <w:br/>
+      </w:r>
+      <w:r>
+        <w:rPr>
+          <w:rStyle w:val="NormalTok"/>
+        </w:rPr>
+        <w:t xml:space="preserve">Get-SmbClientConfiguration | </w:t>
+      </w:r>
+      <w:r>
+        <w:rPr>
+          <w:rStyle w:val="FunctionTok"/>
+        </w:rPr>
+        <w:t xml:space="preserve">Select-Object</w:t>
+      </w:r>
+      <w:r>
+        <w:rPr>
+          <w:rStyle w:val="NormalTok"/>
+        </w:rPr>
+        <w:t xml:space="preserve"> -ExpandProperty EncryptionCiphers</w:t>
+      </w:r>
+      <w:r>
+        <w:br/>
+      </w:r>
+      <w:r>
+        <w:rPr>
+          <w:rStyle w:val="CommentTok"/>
+        </w:rPr>
+        <w:t xml:space="preserve"># storage: Azure portal -&gt; storage account -&gt; File shares -&gt; Security</w:t>
+      </w:r>
+    </w:p>
+    <w:p>
+      <w:pPr>
+        <w:pStyle w:val="FirstParagraph"/>
+      </w:pPr>
+      <w:r>
+        <w:t xml:space="preserve">They have no cipher in common. SMB negotiates the cipher</w:t>
+      </w:r>
+      <w:r>
+        <w:t xml:space="preserve"> </w:t>
+      </w:r>
+      <w:r>
+        <w:rPr>
+          <w:b/>
+        </w:rPr>
+        <w:t xml:space="preserve">before</w:t>
+      </w:r>
+      <w:r>
+        <w:t xml:space="preserve"> </w:t>
+      </w:r>
+      <w:r>
+        <w:t xml:space="preserve">the client</w:t>
+      </w:r>
+      <w:r>
+        <w:t xml:space="preserve"> </w:t>
+      </w:r>
+      <w:r>
+        <w:t xml:space="preserve">even names the storage account, so the service can’t pick one per account — if</w:t>
+      </w:r>
+      <w:r>
+        <w:t xml:space="preserve"> </w:t>
+      </w:r>
+      <w:r>
+        <w:t xml:space="preserve">there’s no overlap, the session is refused and the error surfaces as an access</w:t>
+      </w:r>
+      <w:r>
+        <w:t xml:space="preserve"> </w:t>
+      </w:r>
+      <w:r>
+        <w:t xml:space="preserve">denial.</w:t>
+      </w:r>
+    </w:p>
+    <w:p>
+      <w:pPr>
+        <w:pStyle w:val="Heading2"/>
+      </w:pPr>
+      <w:bookmarkStart w:id="36" w:name="fix"/>
+      <w:r>
+        <w:t xml:space="preserve">Fix</w:t>
+      </w:r>
+      <w:bookmarkEnd w:id="36"/>
+    </w:p>
+    <w:p>
+      <w:pPr>
+        <w:pStyle w:val="SourceCode"/>
+      </w:pPr>
+      <w:r>
+        <w:rPr>
+          <w:rStyle w:val="NormalTok"/>
+        </w:rPr>
+        <w:t xml:space="preserve">./faults/Invoke-Fault.</w:t>
+      </w:r>
+      <w:r>
+        <w:rPr>
+          <w:rStyle w:val="FunctionTok"/>
+        </w:rPr>
+        <w:t xml:space="preserve">ps1</w:t>
+      </w:r>
+      <w:r>
+        <w:rPr>
+          <w:rStyle w:val="NormalTok"/>
+        </w:rPr>
+        <w:t xml:space="preserve"> -ResourceGroupName azfiles-lab -Fault CipherMismatch -Repair</w:t>
+      </w:r>
+    </w:p>
+    <w:p>
+      <w:pPr>
+        <w:pStyle w:val="FirstParagraph"/>
+      </w:pPr>
+      <w:r>
+        <w:rPr>
+          <w:b/>
+        </w:rPr>
+        <w:t xml:space="preserve">Why this matters:</w:t>
+      </w:r>
+      <w:r>
+        <w:t xml:space="preserve"> </w:t>
+      </w:r>
+      <w:r>
+        <w:t xml:space="preserve">the error text points straight at credentials, so the</w:t>
+      </w:r>
+      <w:r>
+        <w:t xml:space="preserve"> </w:t>
+      </w:r>
+      <w:r>
+        <w:t xml:space="preserve">natural reaction is to audit RBAC, then NTFS, then the domain join — and find</w:t>
+      </w:r>
+      <w:r>
+        <w:t xml:space="preserve"> </w:t>
+      </w:r>
+      <w:r>
+        <w:t xml:space="preserve">nothing wrong, because nothing is. In the real case that cost several days.</w:t>
+      </w:r>
+    </w:p>
+    <w:p>
+      <w:r>
+        <w:pict>
+          <v:rect style="width:0;height:1.5pt" o:hralign="center" o:hrstd="t" o:hr="t"/>
+        </w:pict>
+      </w:r>
+    </w:p>
+    <w:p>
+      <w:pPr>
+        <w:pStyle w:val="Heading1"/>
+      </w:pPr>
+      <w:bookmarkStart w:id="37" w:name="X92ed23674135c47bbb946c3edb44bb64bc7bb9c"/>
+      <w:r>
+        <w:t xml:space="preserve">Lab 5 · Fix a mount failure (error 1396) — different root cause</w:t>
+      </w:r>
+      <w:bookmarkEnd w:id="37"/>
     </w:p>
     <w:p>
       <w:pPr>
@@ -3411,11 +3839,11 @@
       <w:pPr>
         <w:pStyle w:val="Heading1"/>
       </w:pPr>
-      <w:bookmarkStart w:id="33" w:name="lab-5-fix-a-broken-spn-error-0xc000018b"/>
-      <w:r>
-        <w:t xml:space="preserve">Lab 5 · Fix a broken SPN (error 0xc000018b)</w:t>
-      </w:r>
-      <w:bookmarkEnd w:id="33"/>
+      <w:bookmarkStart w:id="38" w:name="lab-6-fix-a-broken-spn-error-0xc000018b"/>
+      <w:r>
+        <w:t xml:space="preserve">Lab 6 · Fix a broken SPN (error 0xc000018b)</w:t>
+      </w:r>
+      <w:bookmarkEnd w:id="38"/>
     </w:p>
     <w:p>
       <w:pPr>
@@ -3538,7 +3966,7 @@
         <w:t xml:space="preserve">”</w:t>
       </w:r>
       <w:r>
-        <w:t xml:space="preserve">. Unlike Labs 3–4, no ticket is issued at all.</w:t>
+        <w:t xml:space="preserve">. Unlike the earlier labs, no ticket is issued at all.</w:t>
       </w:r>
     </w:p>
     <w:p>
@@ -3674,21 +4102,21 @@
       <w:pPr>
         <w:pStyle w:val="Heading1"/>
       </w:pPr>
-      <w:bookmarkStart w:id="34" w:name="lab-6-two-quick-ones"/>
-      <w:r>
-        <w:t xml:space="preserve">Lab 6 · Two quick ones</w:t>
-      </w:r>
-      <w:bookmarkEnd w:id="34"/>
+      <w:bookmarkStart w:id="39" w:name="lab-7-two-quick-ones"/>
+      <w:r>
+        <w:t xml:space="preserve">Lab 7 · Two quick ones</w:t>
+      </w:r>
+      <w:bookmarkEnd w:id="39"/>
     </w:p>
     <w:p>
       <w:pPr>
         <w:pStyle w:val="Heading2"/>
       </w:pPr>
-      <w:bookmarkStart w:id="35" w:name="a-blocked-port-445"/>
-      <w:r>
-        <w:t xml:space="preserve">6a · Blocked port 445</w:t>
-      </w:r>
-      <w:bookmarkEnd w:id="35"/>
+      <w:bookmarkStart w:id="40" w:name="a-blocked-port-445"/>
+      <w:r>
+        <w:t xml:space="preserve">7a · Blocked port 445</w:t>
+      </w:r>
+      <w:bookmarkEnd w:id="40"/>
     </w:p>
     <w:p>
       <w:pPr>
@@ -3830,11 +4258,11 @@
       <w:pPr>
         <w:pStyle w:val="Heading2"/>
       </w:pPr>
-      <w:bookmarkStart w:id="36" w:name="b-lost-share-level-access"/>
-      <w:r>
-        <w:t xml:space="preserve">6b · Lost share-level access</w:t>
-      </w:r>
-      <w:bookmarkEnd w:id="36"/>
+      <w:bookmarkStart w:id="41" w:name="b-lost-share-level-access"/>
+      <w:r>
+        <w:t xml:space="preserve">7b · Lost share-level access</w:t>
+      </w:r>
+      <w:bookmarkEnd w:id="41"/>
     </w:p>
     <w:p>
       <w:pPr>
@@ -3971,11 +4399,11 @@
       <w:pPr>
         <w:pStyle w:val="Heading1"/>
       </w:pPr>
-      <w:bookmarkStart w:id="37" w:name="X388e6b2f4e6dbe7ea8700b7813f407dbdb4d608"/>
+      <w:bookmarkStart w:id="42" w:name="X388e6b2f4e6dbe7ea8700b7813f407dbdb4d608"/>
       <w:r>
         <w:t xml:space="preserve">Optional · Advanced faults (evidence required)</w:t>
       </w:r>
-      <w:bookmarkEnd w:id="37"/>
+      <w:bookmarkEnd w:id="42"/>
     </w:p>
     <w:p>
       <w:pPr>
@@ -4225,11 +4653,11 @@
       <w:pPr>
         <w:pStyle w:val="Heading1"/>
       </w:pPr>
-      <w:bookmarkStart w:id="38" w:name="clean-up"/>
+      <w:bookmarkStart w:id="43" w:name="clean-up"/>
       <w:r>
         <w:t xml:space="preserve">Clean up</w:t>
       </w:r>
-      <w:bookmarkEnd w:id="38"/>
+      <w:bookmarkEnd w:id="43"/>
     </w:p>
     <w:p>
       <w:pPr>
@@ -4275,11 +4703,11 @@
       <w:pPr>
         <w:pStyle w:val="Heading1"/>
       </w:pPr>
-      <w:bookmarkStart w:id="39" w:name="command-reference"/>
+      <w:bookmarkStart w:id="44" w:name="command-reference"/>
       <w:r>
         <w:t xml:space="preserve">Command reference</w:t>
       </w:r>
-      <w:bookmarkEnd w:id="39"/>
+      <w:bookmarkEnd w:id="44"/>
     </w:p>
     <w:p>
       <w:pPr>
@@ -4428,11 +4856,11 @@
       <w:pPr>
         <w:pStyle w:val="Heading1"/>
       </w:pPr>
-      <w:bookmarkStart w:id="40" w:name="error-cause-quick-map"/>
+      <w:bookmarkStart w:id="45" w:name="error-cause-quick-map"/>
       <w:r>
         <w:t xml:space="preserve">Error → cause quick map</w:t>
       </w:r>
-      <w:bookmarkEnd w:id="40"/>
+      <w:bookmarkEnd w:id="45"/>
     </w:p>
     <w:tbl>
       <w:tblPr>
@@ -4703,7 +5131,16 @@
               <w:jc w:val="left"/>
             </w:pPr>
             <w:r>
-              <w:t xml:space="preserve">Authorization — share RBAC or NTFS</w:t>
+              <w:t xml:space="preserve">Authorization (share RBAC / NTFS) —</w:t>
+            </w:r>
+            <w:r>
+              <w:t xml:space="preserve"> </w:t>
+            </w:r>
+            <w:r>
+              <w:rPr>
+                <w:b/>
+              </w:rPr>
+              <w:t xml:space="preserve">or an SMB cipher mismatch</w:t>
             </w:r>
           </w:p>
         </w:tc>

--- a/docs/participant-workbook-session1.docx
+++ b/docs/participant-workbook-session1.docx
@@ -78,32 +78,6 @@
         <w:t xml:space="preserve">(hands-on)</w:t>
       </w:r>
     </w:p>
-    <w:sdt>
-      <w:sdtPr>
-        <w:docPartObj>
-          <w:docPartGallery w:val="Table of Contents"/>
-          <w:docPartUnique/>
-        </w:docPartObj>
-      </w:sdtPr>
-      <w:sdtContent>
-        <w:p>
-          <w:pPr>
-            <w:pStyle w:val="TOCHeading"/>
-          </w:pPr>
-          <w:r>
-            <w:t xml:space="preserve">Table of Contents</w:t>
-          </w:r>
-        </w:p>
-        <w:p>
-          <w:r>
-            <w:fldChar w:fldCharType="begin" w:dirty="true"/>
-            <w:instrText xml:space="preserve">TOC \o "1-3" \h \z \u</w:instrText>
-            <w:fldChar w:fldCharType="separate"/>
-            <w:fldChar w:fldCharType="end"/>
-          </w:r>
-        </w:p>
-      </w:sdtContent>
-    </w:sdt>
     <w:p>
       <w:pPr>
         <w:pStyle w:val="Heading1"/>
@@ -1576,13 +1550,563 @@
     </w:p>
     <w:p>
       <w:pPr>
+        <w:pStyle w:val="BlockText"/>
+      </w:pPr>
+      <w:r>
+        <w:rPr>
+          <w:b/>
+        </w:rPr>
+        <w:t xml:space="preserve">If the cmdlet is</w:t>
+      </w:r>
+      <w:r>
+        <w:rPr>
+          <w:b/>
+        </w:rPr>
+        <w:t xml:space="preserve"> </w:t>
+      </w:r>
+      <w:r>
+        <w:rPr>
+          <w:b/>
+        </w:rPr>
+        <w:t xml:space="preserve">“</w:t>
+      </w:r>
+      <w:r>
+        <w:rPr>
+          <w:b/>
+        </w:rPr>
+        <w:t xml:space="preserve">found in the module AzFilesHybrid, but the module could</w:t>
+      </w:r>
+      <w:r>
+        <w:rPr>
+          <w:b/>
+        </w:rPr>
+        <w:t xml:space="preserve"> </w:t>
+      </w:r>
+      <w:r>
+        <w:rPr>
+          <w:b/>
+        </w:rPr>
+        <w:t xml:space="preserve">not be loaded</w:t>
+      </w:r>
+      <w:r>
+        <w:rPr>
+          <w:b/>
+        </w:rPr>
+        <w:t xml:space="preserve">”</w:t>
+      </w:r>
+      <w:r>
+        <w:t xml:space="preserve">, don’t trust that error — it describes the symptom, not the</w:t>
+      </w:r>
+      <w:r>
+        <w:t xml:space="preserve"> </w:t>
+      </w:r>
+      <w:r>
+        <w:t xml:space="preserve">cause. Force the import to get the real one:</w:t>
+      </w:r>
+    </w:p>
+    <w:p>
+      <w:pPr>
+        <w:pStyle w:val="SourceCode"/>
+      </w:pPr>
+      <w:r>
+        <w:rPr>
+          <w:rStyle w:val="FunctionTok"/>
+        </w:rPr>
+        <w:t xml:space="preserve">Import-Module</w:t>
+      </w:r>
+      <w:r>
+        <w:rPr>
+          <w:rStyle w:val="NormalTok"/>
+        </w:rPr>
+        <w:t xml:space="preserve"> AzFilesHybrid -Force -Verbose</w:t>
+      </w:r>
+    </w:p>
+    <w:p>
+      <w:pPr>
+        <w:pStyle w:val="BlockText"/>
+      </w:pPr>
+      <w:r>
+        <w:t xml:space="preserve">It almost always names an unmet</w:t>
+      </w:r>
+      <w:r>
+        <w:t xml:space="preserve"> </w:t>
+      </w:r>
+      <w:r>
+        <w:rPr>
+          <w:rStyle w:val="VerbatimChar"/>
+        </w:rPr>
+        <w:t xml:space="preserve">RequiredModules</w:t>
+      </w:r>
+      <w:r>
+        <w:t xml:space="preserve"> </w:t>
+      </w:r>
+      <w:r>
+        <w:t xml:space="preserve">entry, e.g. </w:t>
+      </w:r>
+      <w:r>
+        <w:rPr>
+          <w:i/>
+        </w:rPr>
+        <w:t xml:space="preserve">“</w:t>
+      </w:r>
+      <w:r>
+        <w:rPr>
+          <w:i/>
+        </w:rPr>
+        <w:t xml:space="preserve">The required</w:t>
+      </w:r>
+      <w:r>
+        <w:rPr>
+          <w:i/>
+        </w:rPr>
+        <w:t xml:space="preserve"> </w:t>
+      </w:r>
+      <w:r>
+        <w:rPr>
+          <w:i/>
+        </w:rPr>
+        <w:t xml:space="preserve">module</w:t>
+      </w:r>
+      <w:r>
+        <w:rPr>
+          <w:i/>
+        </w:rPr>
+        <w:t xml:space="preserve"> </w:t>
+      </w:r>
+      <w:r>
+        <w:rPr>
+          <w:i/>
+        </w:rPr>
+        <w:t xml:space="preserve">‘</w:t>
+      </w:r>
+      <w:r>
+        <w:rPr>
+          <w:i/>
+        </w:rPr>
+        <w:t xml:space="preserve">Az.Compute</w:t>
+      </w:r>
+      <w:r>
+        <w:rPr>
+          <w:i/>
+        </w:rPr>
+        <w:t xml:space="preserve">’</w:t>
+      </w:r>
+      <w:r>
+        <w:rPr>
+          <w:i/>
+        </w:rPr>
+        <w:t xml:space="preserve"> </w:t>
+      </w:r>
+      <w:r>
+        <w:rPr>
+          <w:i/>
+        </w:rPr>
+        <w:t xml:space="preserve">is not loaded.</w:t>
+      </w:r>
+      <w:r>
+        <w:rPr>
+          <w:i/>
+        </w:rPr>
+        <w:t xml:space="preserve">”</w:t>
+      </w:r>
+      <w:r>
+        <w:t xml:space="preserve"> </w:t>
+      </w:r>
+      <w:r>
+        <w:t xml:space="preserve">Install what it names and retry:</w:t>
+      </w:r>
+    </w:p>
+    <w:p>
+      <w:pPr>
+        <w:pStyle w:val="SourceCode"/>
+      </w:pPr>
+      <w:r>
+        <w:rPr>
+          <w:rStyle w:val="NormalTok"/>
+        </w:rPr>
+        <w:t xml:space="preserve">Install-Module Az.</w:t>
+      </w:r>
+      <w:r>
+        <w:rPr>
+          <w:rStyle w:val="FunctionTok"/>
+        </w:rPr>
+        <w:t xml:space="preserve">Compute</w:t>
+      </w:r>
+      <w:r>
+        <w:rPr>
+          <w:rStyle w:val="NormalTok"/>
+        </w:rPr>
+        <w:t xml:space="preserve"> -Scope AllUsers -Force -AllowClobber</w:t>
+      </w:r>
+      <w:r>
+        <w:br/>
+      </w:r>
+      <w:r>
+        <w:rPr>
+          <w:rStyle w:val="FunctionTok"/>
+        </w:rPr>
+        <w:t xml:space="preserve">Import-Module</w:t>
+      </w:r>
+      <w:r>
+        <w:rPr>
+          <w:rStyle w:val="NormalTok"/>
+        </w:rPr>
+        <w:t xml:space="preserve"> AzFilesHybrid -Force</w:t>
+      </w:r>
+    </w:p>
+    <w:p>
+      <w:pPr>
+        <w:pStyle w:val="BlockText"/>
+      </w:pPr>
+      <w:r>
+        <w:t xml:space="preserve">To see the whole dependency list up front:</w:t>
+      </w:r>
+    </w:p>
+    <w:p>
+      <w:pPr>
+        <w:pStyle w:val="SourceCode"/>
+      </w:pPr>
+      <w:r>
+        <w:rPr>
+          <w:rStyle w:val="NormalTok"/>
+        </w:rPr>
+        <w:t xml:space="preserve">(Import-PowerShellDataFile </w:t>
+      </w:r>
+      <w:r>
+        <w:rPr>
+          <w:rStyle w:val="StringTok"/>
+        </w:rPr>
+        <w:t xml:space="preserve">"$env:ProgramFiles\WindowsPowerShell\Modules\AzFilesHybrid\0.3.3.0\AzFilesHybrid.psd1"</w:t>
+      </w:r>
+      <w:r>
+        <w:rPr>
+          <w:rStyle w:val="NormalTok"/>
+        </w:rPr>
+        <w:t xml:space="preserve">).</w:t>
+      </w:r>
+      <w:r>
+        <w:rPr>
+          <w:rStyle w:val="FunctionTok"/>
+        </w:rPr>
+        <w:t xml:space="preserve">RequiredModules</w:t>
+      </w:r>
+    </w:p>
+    <w:p>
+      <w:pPr>
+        <w:pStyle w:val="BlockText"/>
+      </w:pPr>
+      <w:r>
+        <w:t xml:space="preserve">This is worth internalizing:</w:t>
+      </w:r>
+      <w:r>
+        <w:t xml:space="preserve"> </w:t>
+      </w:r>
+      <w:r>
+        <w:rPr>
+          <w:i/>
+        </w:rPr>
+        <w:t xml:space="preserve">“</w:t>
+      </w:r>
+      <w:r>
+        <w:rPr>
+          <w:i/>
+        </w:rPr>
+        <w:t xml:space="preserve">command not found</w:t>
+      </w:r>
+      <w:r>
+        <w:rPr>
+          <w:i/>
+        </w:rPr>
+        <w:t xml:space="preserve">”</w:t>
+      </w:r>
+      <w:r>
+        <w:t xml:space="preserve"> </w:t>
+      </w:r>
+      <w:r>
+        <w:t xml:space="preserve">on a module that is plainly</w:t>
+      </w:r>
+      <w:r>
+        <w:t xml:space="preserve"> </w:t>
+      </w:r>
+      <w:r>
+        <w:t xml:space="preserve">installed is a</w:t>
+      </w:r>
+      <w:r>
+        <w:t xml:space="preserve"> </w:t>
+      </w:r>
+      <w:r>
+        <w:rPr>
+          <w:b/>
+        </w:rPr>
+        <w:t xml:space="preserve">dependency</w:t>
+      </w:r>
+      <w:r>
+        <w:t xml:space="preserve"> </w:t>
+      </w:r>
+      <w:r>
+        <w:t xml:space="preserve">failure, not a missing-install failure. The same</w:t>
+      </w:r>
+      <w:r>
+        <w:t xml:space="preserve"> </w:t>
+      </w:r>
+      <w:r>
+        <w:t xml:space="preserve">reasoning applies to customer environments where a partial Az install breaks</w:t>
+      </w:r>
+      <w:r>
+        <w:t xml:space="preserve"> </w:t>
+      </w:r>
+      <w:r>
+        <w:t xml:space="preserve">AzFilesHybrid.</w:t>
+      </w:r>
+    </w:p>
+    <w:p>
+      <w:pPr>
+        <w:pStyle w:val="BlockText"/>
+      </w:pPr>
+      <w:r>
+        <w:rPr>
+          <w:b/>
+        </w:rPr>
+        <w:t xml:space="preserve">If</w:t>
+      </w:r>
+      <w:r>
+        <w:rPr>
+          <w:b/>
+        </w:rPr>
+        <w:t xml:space="preserve"> </w:t>
+      </w:r>
+      <w:r>
+        <w:rPr>
+          <w:rStyle w:val="VerbatimChar"/>
+          <w:b/>
+        </w:rPr>
+        <w:t xml:space="preserve">Connect-AzAccount</w:t>
+      </w:r>
+      <w:r>
+        <w:rPr>
+          <w:b/>
+        </w:rPr>
+        <w:t xml:space="preserve"> </w:t>
+      </w:r>
+      <w:r>
+        <w:rPr>
+          <w:b/>
+        </w:rPr>
+        <w:t xml:space="preserve">fails on the VM</w:t>
+      </w:r>
+      <w:r>
+        <w:t xml:space="preserve"> </w:t>
+      </w:r>
+      <w:r>
+        <w:t xml:space="preserve">with</w:t>
+      </w:r>
+      <w:r>
+        <w:t xml:space="preserve"> </w:t>
+      </w:r>
+      <w:r>
+        <w:t xml:space="preserve">“</w:t>
+      </w:r>
+      <w:r>
+        <w:t xml:space="preserve">user interaction is required</w:t>
+      </w:r>
+      <w:r>
+        <w:t xml:space="preserve">”</w:t>
+      </w:r>
+      <w:r>
+        <w:t xml:space="preserve"> </w:t>
+      </w:r>
+      <w:r>
+        <w:t xml:space="preserve">or a token error, the interactive sign-in window is being blocked. Use device</w:t>
+      </w:r>
+      <w:r>
+        <w:t xml:space="preserve"> </w:t>
+      </w:r>
+      <w:r>
+        <w:t xml:space="preserve">code instead — it prints a code you enter at</w:t>
+      </w:r>
+      <w:r>
+        <w:t xml:space="preserve"> </w:t>
+      </w:r>
+      <w:hyperlink r:id="rId25">
+        <w:r>
+          <w:rPr>
+            <w:rStyle w:val="Hyperlink"/>
+          </w:rPr>
+          <w:t xml:space="preserve">https://microsoft.com/devicelogin</w:t>
+        </w:r>
+      </w:hyperlink>
+      <w:r>
+        <w:t xml:space="preserve"> </w:t>
+      </w:r>
+      <w:r>
+        <w:t xml:space="preserve">from your own browser:</w:t>
+      </w:r>
+    </w:p>
+    <w:p>
+      <w:pPr>
+        <w:pStyle w:val="SourceCode"/>
+      </w:pPr>
+      <w:r>
+        <w:rPr>
+          <w:rStyle w:val="NormalTok"/>
+        </w:rPr>
+        <w:t xml:space="preserve">Connect-AzAccount -UseDeviceAuthentication</w:t>
+      </w:r>
+    </w:p>
+    <w:p>
+      <w:pPr>
+        <w:pStyle w:val="BlockText"/>
+      </w:pPr>
+      <w:r>
+        <w:t xml:space="preserve">Everything else in these labs (</w:t>
+      </w:r>
+      <w:r>
+        <w:rPr>
+          <w:rStyle w:val="VerbatimChar"/>
+        </w:rPr>
+        <w:t xml:space="preserve">klist</w:t>
+      </w:r>
+      <w:r>
+        <w:t xml:space="preserve">,</w:t>
+      </w:r>
+      <w:r>
+        <w:t xml:space="preserve"> </w:t>
+      </w:r>
+      <w:r>
+        <w:rPr>
+          <w:rStyle w:val="VerbatimChar"/>
+        </w:rPr>
+        <w:t xml:space="preserve">net use</w:t>
+      </w:r>
+      <w:r>
+        <w:t xml:space="preserve">, the evidence collector,</w:t>
+      </w:r>
+      <w:r>
+        <w:t xml:space="preserve"> </w:t>
+      </w:r>
+      <w:r>
+        <w:rPr>
+          <w:rStyle w:val="VerbatimChar"/>
+        </w:rPr>
+        <w:t xml:space="preserve">setspn</w:t>
+      </w:r>
+      <w:r>
+        <w:t xml:space="preserve">, event 4769) needs</w:t>
+      </w:r>
+      <w:r>
+        <w:t xml:space="preserve"> </w:t>
+      </w:r>
+      <w:r>
+        <w:rPr>
+          <w:b/>
+        </w:rPr>
+        <w:t xml:space="preserve">no</w:t>
+      </w:r>
+      <w:r>
+        <w:t xml:space="preserve"> </w:t>
+      </w:r>
+      <w:r>
+        <w:t xml:space="preserve">Azure sign-in on the VM.</w:t>
+      </w:r>
+    </w:p>
+    <w:p>
+      <w:pPr>
+        <w:pStyle w:val="BlockText"/>
+      </w:pPr>
+      <w:r>
+        <w:rPr>
+          <w:b/>
+        </w:rPr>
+        <w:t xml:space="preserve">Reading the output critically:</w:t>
+      </w:r>
+      <w:r>
+        <w:t xml:space="preserve"> </w:t>
+      </w:r>
+      <w:r>
+        <w:t xml:space="preserve">this cmdlet flags RBAC/Entra checks as</w:t>
+      </w:r>
+      <w:r>
+        <w:t xml:space="preserve"> </w:t>
+      </w:r>
+      <w:r>
+        <w:t xml:space="preserve">failures whenever your design simply doesn’t use them — our lab relies on</w:t>
+      </w:r>
+      <w:r>
+        <w:t xml:space="preserve"> </w:t>
+      </w:r>
+      <w:r>
+        <w:rPr>
+          <w:rStyle w:val="VerbatimChar"/>
+        </w:rPr>
+        <w:t xml:space="preserve">DefaultSharePermission</w:t>
+      </w:r>
+      <w:r>
+        <w:t xml:space="preserve"> </w:t>
+      </w:r>
+      <w:r>
+        <w:t xml:space="preserve">with no Entra sync, so</w:t>
+      </w:r>
+      <w:r>
+        <w:t xml:space="preserve"> </w:t>
+      </w:r>
+      <w:r>
+        <w:rPr>
+          <w:rStyle w:val="VerbatimChar"/>
+        </w:rPr>
+        <w:t xml:space="preserve">CheckSidHasAadUser</w:t>
+      </w:r>
+      <w:r>
+        <w:t xml:space="preserve"> </w:t>
+      </w:r>
+      <w:r>
+        <w:t xml:space="preserve">and</w:t>
+      </w:r>
+      <w:r>
+        <w:t xml:space="preserve"> </w:t>
+      </w:r>
+      <w:r>
+        <w:rPr>
+          <w:rStyle w:val="VerbatimChar"/>
+        </w:rPr>
+        <w:t xml:space="preserve">CheckUserRbacAssignment</w:t>
+      </w:r>
+      <w:r>
+        <w:t xml:space="preserve"> </w:t>
+      </w:r>
+      <w:r>
+        <w:t xml:space="preserve">are</w:t>
+      </w:r>
+      <w:r>
+        <w:t xml:space="preserve"> </w:t>
+      </w:r>
+      <w:r>
+        <w:rPr>
+          <w:i/>
+        </w:rPr>
+        <w:t xml:space="preserve">expected</w:t>
+      </w:r>
+      <w:r>
+        <w:t xml:space="preserve"> </w:t>
+      </w:r>
+      <w:r>
+        <w:t xml:space="preserve">to fail. Map each reported failure to</w:t>
+      </w:r>
+      <w:r>
+        <w:t xml:space="preserve"> </w:t>
+      </w:r>
+      <w:r>
+        <w:t xml:space="preserve">your design before chasing it.</w:t>
+      </w:r>
+    </w:p>
+    <w:p>
+      <w:pPr>
         <w:pStyle w:val="Heading2"/>
       </w:pPr>
-      <w:bookmarkStart w:id="25" w:name="capture-your-known-good-reference"/>
+      <w:bookmarkStart w:id="26" w:name="capture-your-known-good-reference"/>
       <w:r>
         <w:t xml:space="preserve">Capture your known-good reference</w:t>
       </w:r>
-      <w:bookmarkEnd w:id="25"/>
+      <w:bookmarkEnd w:id="26"/>
     </w:p>
     <w:p>
       <w:pPr>
@@ -1994,11 +2518,11 @@
       <w:pPr>
         <w:pStyle w:val="Heading1"/>
       </w:pPr>
-      <w:bookmarkStart w:id="26" w:name="lab-3-the-aes-256-migration"/>
+      <w:bookmarkStart w:id="27" w:name="lab-3-the-aes-256-migration"/>
       <w:r>
         <w:t xml:space="preserve">Lab 3 · The AES-256 migration ★</w:t>
       </w:r>
-      <w:bookmarkEnd w:id="26"/>
+      <w:bookmarkEnd w:id="27"/>
     </w:p>
     <w:p>
       <w:pPr>
@@ -2018,11 +2542,11 @@
       <w:pPr>
         <w:pStyle w:val="Heading2"/>
       </w:pPr>
-      <w:bookmarkStart w:id="27" w:name="step-1-look-before-you-leap"/>
+      <w:bookmarkStart w:id="28" w:name="step-1-look-before-you-leap"/>
       <w:r>
         <w:t xml:space="preserve">Step 1 — look before you leap</w:t>
       </w:r>
-      <w:bookmarkEnd w:id="27"/>
+      <w:bookmarkEnd w:id="28"/>
     </w:p>
     <w:p>
       <w:pPr>
@@ -2092,11 +2616,11 @@
       <w:pPr>
         <w:pStyle w:val="Heading2"/>
       </w:pPr>
-      <w:bookmarkStart w:id="28" w:name="step-2-perform-the-migration"/>
+      <w:bookmarkStart w:id="29" w:name="step-2-perform-the-migration"/>
       <w:r>
         <w:t xml:space="preserve">Step 2 — perform the migration</w:t>
       </w:r>
-      <w:bookmarkEnd w:id="28"/>
+      <w:bookmarkEnd w:id="29"/>
     </w:p>
     <w:p>
       <w:pPr>
@@ -2133,11 +2657,11 @@
       <w:pPr>
         <w:pStyle w:val="Heading2"/>
       </w:pPr>
-      <w:bookmarkStart w:id="29" w:name="step-3-retest-drop-sessions-first"/>
+      <w:bookmarkStart w:id="30" w:name="step-3-retest-drop-sessions-first"/>
       <w:r>
         <w:t xml:space="preserve">Step 3 — retest (drop sessions first!)</w:t>
       </w:r>
-      <w:bookmarkEnd w:id="29"/>
+      <w:bookmarkEnd w:id="30"/>
     </w:p>
     <w:p>
       <w:pPr>
@@ -2268,11 +2792,11 @@
       <w:pPr>
         <w:pStyle w:val="Heading2"/>
       </w:pPr>
-      <w:bookmarkStart w:id="30" w:name="step-4-diagnose-from-evidence"/>
+      <w:bookmarkStart w:id="31" w:name="step-4-diagnose-from-evidence"/>
       <w:r>
         <w:t xml:space="preserve">Step 4 — diagnose from evidence</w:t>
       </w:r>
-      <w:bookmarkEnd w:id="30"/>
+      <w:bookmarkEnd w:id="31"/>
     </w:p>
     <w:p>
       <w:pPr>
@@ -2531,11 +3055,11 @@
       <w:pPr>
         <w:pStyle w:val="Heading2"/>
       </w:pPr>
-      <w:bookmarkStart w:id="31" w:name="step-5-repair-in-the-right-order"/>
+      <w:bookmarkStart w:id="32" w:name="step-5-repair-in-the-right-order"/>
       <w:r>
         <w:t xml:space="preserve">Step 5 — repair, in the right order</w:t>
       </w:r>
-      <w:bookmarkEnd w:id="31"/>
+      <w:bookmarkEnd w:id="32"/>
     </w:p>
     <w:p>
       <w:pPr>
@@ -2780,11 +3304,11 @@
       <w:pPr>
         <w:pStyle w:val="Heading1"/>
       </w:pPr>
-      <w:bookmarkStart w:id="32" w:name="X2dc5c0b3521191f27bb44e783cad63fc98502e1"/>
+      <w:bookmarkStart w:id="33" w:name="X2dc5c0b3521191f27bb44e783cad63fc98502e1"/>
       <w:r>
         <w:t xml:space="preserve">Lab 4 · Access denied — with a perfect Kerberos ticket ★</w:t>
       </w:r>
-      <w:bookmarkEnd w:id="32"/>
+      <w:bookmarkEnd w:id="33"/>
     </w:p>
     <w:p>
       <w:pPr>
@@ -2825,11 +3349,11 @@
       <w:pPr>
         <w:pStyle w:val="Heading2"/>
       </w:pPr>
-      <w:bookmarkStart w:id="33" w:name="break-it"/>
+      <w:bookmarkStart w:id="34" w:name="break-it"/>
       <w:r>
         <w:t xml:space="preserve">Break it</w:t>
       </w:r>
-      <w:bookmarkEnd w:id="33"/>
+      <w:bookmarkEnd w:id="34"/>
     </w:p>
     <w:p>
       <w:pPr>
@@ -2896,11 +3420,11 @@
       <w:pPr>
         <w:pStyle w:val="Heading2"/>
       </w:pPr>
-      <w:bookmarkStart w:id="34" w:name="reproduce-client-vm"/>
+      <w:bookmarkStart w:id="35" w:name="reproduce-client-vm"/>
       <w:r>
         <w:t xml:space="preserve">Reproduce (Client VM)</w:t>
       </w:r>
-      <w:bookmarkEnd w:id="34"/>
+      <w:bookmarkEnd w:id="35"/>
     </w:p>
     <w:p>
       <w:pPr>
@@ -2976,11 +3500,11 @@
       <w:pPr>
         <w:pStyle w:val="Heading2"/>
       </w:pPr>
-      <w:bookmarkStart w:id="35" w:name="diagnose"/>
+      <w:bookmarkStart w:id="36" w:name="diagnose"/>
       <w:r>
         <w:t xml:space="preserve">Diagnose</w:t>
       </w:r>
-      <w:bookmarkEnd w:id="35"/>
+      <w:bookmarkEnd w:id="36"/>
     </w:p>
     <w:p>
       <w:pPr>
@@ -3139,11 +3663,11 @@
       <w:pPr>
         <w:pStyle w:val="Heading2"/>
       </w:pPr>
-      <w:bookmarkStart w:id="36" w:name="fix"/>
+      <w:bookmarkStart w:id="37" w:name="fix"/>
       <w:r>
         <w:t xml:space="preserve">Fix</w:t>
       </w:r>
-      <w:bookmarkEnd w:id="36"/>
+      <w:bookmarkEnd w:id="37"/>
     </w:p>
     <w:p>
       <w:pPr>
@@ -3208,11 +3732,11 @@
       <w:pPr>
         <w:pStyle w:val="Heading1"/>
       </w:pPr>
-      <w:bookmarkStart w:id="37" w:name="X92ed23674135c47bbb946c3edb44bb64bc7bb9c"/>
+      <w:bookmarkStart w:id="38" w:name="X92ed23674135c47bbb946c3edb44bb64bc7bb9c"/>
       <w:r>
         <w:t xml:space="preserve">Lab 5 · Fix a mount failure (error 1396) — different root cause</w:t>
       </w:r>
-      <w:bookmarkEnd w:id="37"/>
+      <w:bookmarkEnd w:id="38"/>
     </w:p>
     <w:p>
       <w:pPr>
@@ -3839,11 +4363,11 @@
       <w:pPr>
         <w:pStyle w:val="Heading1"/>
       </w:pPr>
-      <w:bookmarkStart w:id="38" w:name="lab-6-fix-a-broken-spn-error-0xc000018b"/>
+      <w:bookmarkStart w:id="39" w:name="lab-6-fix-a-broken-spn-error-0xc000018b"/>
       <w:r>
         <w:t xml:space="preserve">Lab 6 · Fix a broken SPN (error 0xc000018b)</w:t>
       </w:r>
-      <w:bookmarkEnd w:id="38"/>
+      <w:bookmarkEnd w:id="39"/>
     </w:p>
     <w:p>
       <w:pPr>
@@ -4102,21 +4626,21 @@
       <w:pPr>
         <w:pStyle w:val="Heading1"/>
       </w:pPr>
-      <w:bookmarkStart w:id="39" w:name="lab-7-two-quick-ones"/>
+      <w:bookmarkStart w:id="40" w:name="lab-7-two-quick-ones"/>
       <w:r>
         <w:t xml:space="preserve">Lab 7 · Two quick ones</w:t>
       </w:r>
-      <w:bookmarkEnd w:id="39"/>
+      <w:bookmarkEnd w:id="40"/>
     </w:p>
     <w:p>
       <w:pPr>
         <w:pStyle w:val="Heading2"/>
       </w:pPr>
-      <w:bookmarkStart w:id="40" w:name="a-blocked-port-445"/>
+      <w:bookmarkStart w:id="41" w:name="a-blocked-port-445"/>
       <w:r>
         <w:t xml:space="preserve">7a · Blocked port 445</w:t>
       </w:r>
-      <w:bookmarkEnd w:id="40"/>
+      <w:bookmarkEnd w:id="41"/>
     </w:p>
     <w:p>
       <w:pPr>
@@ -4258,11 +4782,11 @@
       <w:pPr>
         <w:pStyle w:val="Heading2"/>
       </w:pPr>
-      <w:bookmarkStart w:id="41" w:name="b-lost-share-level-access"/>
+      <w:bookmarkStart w:id="42" w:name="b-lost-share-level-access"/>
       <w:r>
         <w:t xml:space="preserve">7b · Lost share-level access</w:t>
       </w:r>
-      <w:bookmarkEnd w:id="41"/>
+      <w:bookmarkEnd w:id="42"/>
     </w:p>
     <w:p>
       <w:pPr>
@@ -4399,11 +4923,11 @@
       <w:pPr>
         <w:pStyle w:val="Heading1"/>
       </w:pPr>
-      <w:bookmarkStart w:id="42" w:name="X388e6b2f4e6dbe7ea8700b7813f407dbdb4d608"/>
+      <w:bookmarkStart w:id="43" w:name="X388e6b2f4e6dbe7ea8700b7813f407dbdb4d608"/>
       <w:r>
         <w:t xml:space="preserve">Optional · Advanced faults (evidence required)</w:t>
       </w:r>
-      <w:bookmarkEnd w:id="42"/>
+      <w:bookmarkEnd w:id="43"/>
     </w:p>
     <w:p>
       <w:pPr>
@@ -4653,11 +5177,11 @@
       <w:pPr>
         <w:pStyle w:val="Heading1"/>
       </w:pPr>
-      <w:bookmarkStart w:id="43" w:name="clean-up"/>
+      <w:bookmarkStart w:id="44" w:name="clean-up"/>
       <w:r>
         <w:t xml:space="preserve">Clean up</w:t>
       </w:r>
-      <w:bookmarkEnd w:id="43"/>
+      <w:bookmarkEnd w:id="44"/>
     </w:p>
     <w:p>
       <w:pPr>
@@ -4703,11 +5227,11 @@
       <w:pPr>
         <w:pStyle w:val="Heading1"/>
       </w:pPr>
-      <w:bookmarkStart w:id="44" w:name="command-reference"/>
+      <w:bookmarkStart w:id="45" w:name="command-reference"/>
       <w:r>
         <w:t xml:space="preserve">Command reference</w:t>
       </w:r>
-      <w:bookmarkEnd w:id="44"/>
+      <w:bookmarkEnd w:id="45"/>
     </w:p>
     <w:p>
       <w:pPr>
@@ -4856,11 +5380,11 @@
       <w:pPr>
         <w:pStyle w:val="Heading1"/>
       </w:pPr>
-      <w:bookmarkStart w:id="45" w:name="error-cause-quick-map"/>
+      <w:bookmarkStart w:id="46" w:name="error-cause-quick-map"/>
       <w:r>
         <w:t xml:space="preserve">Error → cause quick map</w:t>
       </w:r>
-      <w:bookmarkEnd w:id="45"/>
+      <w:bookmarkEnd w:id="46"/>
     </w:p>
     <w:tbl>
       <w:tblPr>
@@ -5550,7 +6074,7 @@
         <w:rFonts w:asciiTheme="minorHAnsi" w:eastAsiaTheme="minorHAnsi" w:hAnsiTheme="minorHAnsi" w:cstheme="minorBidi"/>
         <w:sz w:val="24"/>
         <w:szCs w:val="24"/>
-        <w:lang w:val="en" w:eastAsia="en-US" w:bidi="ar-SA"/>
+        <w:lang w:val="en-US" w:eastAsia="en-US" w:bidi="ar-SA"/>
       </w:rPr>
     </w:rPrDefault>
     <w:pPrDefault>

--- a/docs/participant-workbook-session1.docx
+++ b/docs/participant-workbook-session1.docx
@@ -1490,7 +1490,22 @@
         <w:t xml:space="preserve"> </w:t>
       </w:r>
       <w:r>
-        <w:t xml:space="preserve">Both lab VMs already have the Az and</w:t>
+        <w:t xml:space="preserve">The</w:t>
+      </w:r>
+      <w:r>
+        <w:t xml:space="preserve"> </w:t>
+      </w:r>
+      <w:r>
+        <w:rPr>
+          <w:b/>
+        </w:rPr>
+        <w:t xml:space="preserve">Client VM</w:t>
+      </w:r>
+      <w:r>
+        <w:t xml:space="preserve"> </w:t>
+      </w:r>
+      <w:r>
+        <w:t xml:space="preserve">has the Az and</w:t>
       </w:r>
       <w:r>
         <w:t xml:space="preserve"> </w:t>
@@ -1511,7 +1526,34 @@
         <w:t xml:space="preserve"> </w:t>
       </w:r>
       <w:r>
-        <w:t xml:space="preserve">right there (PowerShell on the DC or Client VM):</w:t>
+        <w:t xml:space="preserve">right there. Run it on the</w:t>
+      </w:r>
+      <w:r>
+        <w:t xml:space="preserve"> </w:t>
+      </w:r>
+      <w:r>
+        <w:rPr>
+          <w:b/>
+        </w:rPr>
+        <w:t xml:space="preserve">client, not the DC</w:t>
+      </w:r>
+      <w:r>
+        <w:t xml:space="preserve"> </w:t>
+      </w:r>
+      <w:r>
+        <w:t xml:space="preserve">— that is where these cmdlets</w:t>
+      </w:r>
+      <w:r>
+        <w:t xml:space="preserve"> </w:t>
+      </w:r>
+      <w:r>
+        <w:t xml:space="preserve">belong in a real environment too, and the DC in this lab has no Azure tooling on</w:t>
+      </w:r>
+      <w:r>
+        <w:t xml:space="preserve"> </w:t>
+      </w:r>
+      <w:r>
+        <w:t xml:space="preserve">purpose:</w:t>
       </w:r>
     </w:p>
     <w:p>
@@ -1626,7 +1668,7 @@
         <w:pStyle w:val="BlockText"/>
       </w:pPr>
       <w:r>
-        <w:t xml:space="preserve">It almost always names an unmet</w:t>
+        <w:t xml:space="preserve">It names an unmet</w:t>
       </w:r>
       <w:r>
         <w:t xml:space="preserve"> </w:t>
@@ -1641,7 +1683,7 @@
         <w:t xml:space="preserve"> </w:t>
       </w:r>
       <w:r>
-        <w:t xml:space="preserve">entry, e.g. </w:t>
+        <w:t xml:space="preserve">entry — e.g. </w:t>
       </w:r>
       <w:r>
         <w:rPr>
@@ -1653,7 +1695,7 @@
         <w:rPr>
           <w:i/>
         </w:rPr>
-        <w:t xml:space="preserve">The required</w:t>
+        <w:t xml:space="preserve">The required module</w:t>
       </w:r>
       <w:r>
         <w:rPr>
@@ -1665,55 +1707,127 @@
         <w:rPr>
           <w:i/>
         </w:rPr>
-        <w:t xml:space="preserve">module</w:t>
+        <w:t xml:space="preserve">‘</w:t>
       </w:r>
       <w:r>
         <w:rPr>
           <w:i/>
         </w:rPr>
-        <w:t xml:space="preserve"> </w:t>
+        <w:t xml:space="preserve">Az.Compute</w:t>
       </w:r>
       <w:r>
         <w:rPr>
           <w:i/>
         </w:rPr>
-        <w:t xml:space="preserve">‘</w:t>
+        <w:t xml:space="preserve">’</w:t>
       </w:r>
       <w:r>
         <w:rPr>
           <w:i/>
         </w:rPr>
-        <w:t xml:space="preserve">Az.Compute</w:t>
+        <w:t xml:space="preserve"> </w:t>
       </w:r>
       <w:r>
         <w:rPr>
           <w:i/>
         </w:rPr>
-        <w:t xml:space="preserve">’</w:t>
+        <w:t xml:space="preserve">is not loaded.</w:t>
       </w:r>
       <w:r>
         <w:rPr>
           <w:i/>
         </w:rPr>
+        <w:t xml:space="preserve">”</w:t>
+      </w:r>
+      <w:r>
+        <w:t xml:space="preserve"> </w:t>
+      </w:r>
+      <w:r>
+        <w:t xml:space="preserve">Fixing them one at a time is slow (0.3.3.0 also</w:t>
+      </w:r>
+      <w:r>
+        <w:t xml:space="preserve"> </w:t>
+      </w:r>
+      <w:r>
+        <w:t xml:space="preserve">needs</w:t>
+      </w:r>
+      <w:r>
+        <w:t xml:space="preserve"> </w:t>
+      </w:r>
+      <w:r>
+        <w:rPr>
+          <w:rStyle w:val="VerbatimChar"/>
+        </w:rPr>
+        <w:t xml:space="preserve">Microsoft.Graph.Applications</w:t>
+      </w:r>
+      <w:r>
+        <w:t xml:space="preserve">), so read the manifest and install</w:t>
+      </w:r>
+      <w:r>
+        <w:t xml:space="preserve"> </w:t>
+      </w:r>
+      <w:r>
+        <w:t xml:space="preserve">everything missing at once, from a</w:t>
+      </w:r>
+      <w:r>
+        <w:t xml:space="preserve"> </w:t>
+      </w:r>
+      <w:r>
+        <w:rPr>
+          <w:b/>
+        </w:rPr>
+        <w:t xml:space="preserve">fresh</w:t>
+      </w:r>
+      <w:r>
+        <w:t xml:space="preserve"> </w:t>
+      </w:r>
+      <w:r>
+        <w:t xml:space="preserve">elevated window — a session that</w:t>
+      </w:r>
+      <w:r>
+        <w:t xml:space="preserve"> </w:t>
+      </w:r>
+      <w:r>
+        <w:t xml:space="preserve">already loaded</w:t>
+      </w:r>
+      <w:r>
+        <w:t xml:space="preserve"> </w:t>
+      </w:r>
+      <w:r>
+        <w:rPr>
+          <w:rStyle w:val="VerbatimChar"/>
+        </w:rPr>
+        <w:t xml:space="preserve">Az.Accounts</w:t>
+      </w:r>
+      <w:r>
+        <w:t xml:space="preserve"> </w:t>
+      </w:r>
+      <w:r>
+        <w:t xml:space="preserve">will refuse the install with</w:t>
+      </w:r>
+      <w:r>
         <w:t xml:space="preserve"> </w:t>
       </w:r>
       <w:r>
         <w:rPr>
           <w:i/>
         </w:rPr>
-        <w:t xml:space="preserve">is not loaded.</w:t>
+        <w:t xml:space="preserve">“</w:t>
       </w:r>
       <w:r>
         <w:rPr>
           <w:i/>
         </w:rPr>
+        <w:t xml:space="preserve">currently in use</w:t>
+      </w:r>
+      <w:r>
+        <w:rPr>
+          <w:i/>
+        </w:rPr>
         <w:t xml:space="preserve">”</w:t>
       </w:r>
       <w:r>
-        <w:t xml:space="preserve"> </w:t>
-      </w:r>
-      <w:r>
-        <w:t xml:space="preserve">Install what it names and retry:</w:t>
+        <w:t xml:space="preserve">:</w:t>
       </w:r>
     </w:p>
     <w:p>
@@ -1722,15 +1836,279 @@
       </w:pPr>
       <w:r>
         <w:rPr>
-          <w:rStyle w:val="NormalTok"/>
-        </w:rPr>
-        <w:t xml:space="preserve">Install-Module Az.</w:t>
+          <w:rStyle w:val="VariableTok"/>
+        </w:rPr>
+        <w:t xml:space="preserve">$psd1</w:t>
+      </w:r>
+      <w:r>
+        <w:rPr>
+          <w:rStyle w:val="NormalTok"/>
+        </w:rPr>
+        <w:t xml:space="preserve"> = 'C:\Program Files\WindowsPowerShell\Modules\AzFilesHybrid\0.</w:t>
       </w:r>
       <w:r>
         <w:rPr>
           <w:rStyle w:val="FunctionTok"/>
         </w:rPr>
-        <w:t xml:space="preserve">Compute</w:t>
+        <w:t xml:space="preserve">3</w:t>
+      </w:r>
+      <w:r>
+        <w:rPr>
+          <w:rStyle w:val="NormalTok"/>
+        </w:rPr>
+        <w:t xml:space="preserve">.</w:t>
+      </w:r>
+      <w:r>
+        <w:rPr>
+          <w:rStyle w:val="FunctionTok"/>
+        </w:rPr>
+        <w:t xml:space="preserve">3</w:t>
+      </w:r>
+      <w:r>
+        <w:rPr>
+          <w:rStyle w:val="NormalTok"/>
+        </w:rPr>
+        <w:t xml:space="preserve">.</w:t>
+      </w:r>
+      <w:r>
+        <w:rPr>
+          <w:rStyle w:val="FunctionTok"/>
+        </w:rPr>
+        <w:t xml:space="preserve">0</w:t>
+      </w:r>
+      <w:r>
+        <w:rPr>
+          <w:rStyle w:val="NormalTok"/>
+        </w:rPr>
+        <w:t xml:space="preserve">\AzFilesHybrid.</w:t>
+      </w:r>
+      <w:r>
+        <w:rPr>
+          <w:rStyle w:val="FunctionTok"/>
+        </w:rPr>
+        <w:t xml:space="preserve">psd1</w:t>
+      </w:r>
+      <w:r>
+        <w:rPr>
+          <w:rStyle w:val="NormalTok"/>
+        </w:rPr>
+        <w:t xml:space="preserve">'</w:t>
+      </w:r>
+      <w:r>
+        <w:br/>
+      </w:r>
+      <w:r>
+        <w:rPr>
+          <w:rStyle w:val="KeywordTok"/>
+        </w:rPr>
+        <w:t xml:space="preserve">foreach</w:t>
+      </w:r>
+      <w:r>
+        <w:rPr>
+          <w:rStyle w:val="NormalTok"/>
+        </w:rPr>
+        <w:t xml:space="preserve"> (</w:t>
+      </w:r>
+      <w:r>
+        <w:rPr>
+          <w:rStyle w:val="VariableTok"/>
+        </w:rPr>
+        <w:t xml:space="preserve">$m</w:t>
+      </w:r>
+      <w:r>
+        <w:rPr>
+          <w:rStyle w:val="NormalTok"/>
+        </w:rPr>
+        <w:t xml:space="preserve"> </w:t>
+      </w:r>
+      <w:r>
+        <w:rPr>
+          <w:rStyle w:val="KeywordTok"/>
+        </w:rPr>
+        <w:t xml:space="preserve">in</w:t>
+      </w:r>
+      <w:r>
+        <w:rPr>
+          <w:rStyle w:val="NormalTok"/>
+        </w:rPr>
+        <w:t xml:space="preserve"> (Import-PowerShellDataFile </w:t>
+      </w:r>
+      <w:r>
+        <w:rPr>
+          <w:rStyle w:val="VariableTok"/>
+        </w:rPr>
+        <w:t xml:space="preserve">$psd1</w:t>
+      </w:r>
+      <w:r>
+        <w:rPr>
+          <w:rStyle w:val="NormalTok"/>
+        </w:rPr>
+        <w:t xml:space="preserve">).</w:t>
+      </w:r>
+      <w:r>
+        <w:rPr>
+          <w:rStyle w:val="FunctionTok"/>
+        </w:rPr>
+        <w:t xml:space="preserve">RequiredModules</w:t>
+      </w:r>
+      <w:r>
+        <w:rPr>
+          <w:rStyle w:val="NormalTok"/>
+        </w:rPr>
+        <w:t xml:space="preserve">) {</w:t>
+      </w:r>
+      <w:r>
+        <w:br/>
+      </w:r>
+      <w:r>
+        <w:rPr>
+          <w:rStyle w:val="NormalTok"/>
+        </w:rPr>
+        <w:t xml:space="preserve">    </w:t>
+      </w:r>
+      <w:r>
+        <w:rPr>
+          <w:rStyle w:val="VariableTok"/>
+        </w:rPr>
+        <w:t xml:space="preserve">$n</w:t>
+      </w:r>
+      <w:r>
+        <w:rPr>
+          <w:rStyle w:val="NormalTok"/>
+        </w:rPr>
+        <w:t xml:space="preserve"> = </w:t>
+      </w:r>
+      <w:r>
+        <w:rPr>
+          <w:rStyle w:val="KeywordTok"/>
+        </w:rPr>
+        <w:t xml:space="preserve">if</w:t>
+      </w:r>
+      <w:r>
+        <w:rPr>
+          <w:rStyle w:val="NormalTok"/>
+        </w:rPr>
+        <w:t xml:space="preserve"> (</w:t>
+      </w:r>
+      <w:r>
+        <w:rPr>
+          <w:rStyle w:val="VariableTok"/>
+        </w:rPr>
+        <w:t xml:space="preserve">$m</w:t>
+      </w:r>
+      <w:r>
+        <w:rPr>
+          <w:rStyle w:val="NormalTok"/>
+        </w:rPr>
+        <w:t xml:space="preserve"> -is [hashtable]) { </w:t>
+      </w:r>
+      <w:r>
+        <w:rPr>
+          <w:rStyle w:val="VariableTok"/>
+        </w:rPr>
+        <w:t xml:space="preserve">$m</w:t>
+      </w:r>
+      <w:r>
+        <w:rPr>
+          <w:rStyle w:val="NormalTok"/>
+        </w:rPr>
+        <w:t xml:space="preserve">.</w:t>
+      </w:r>
+      <w:r>
+        <w:rPr>
+          <w:rStyle w:val="FunctionTok"/>
+        </w:rPr>
+        <w:t xml:space="preserve">ModuleName</w:t>
+      </w:r>
+      <w:r>
+        <w:rPr>
+          <w:rStyle w:val="NormalTok"/>
+        </w:rPr>
+        <w:t xml:space="preserve"> } </w:t>
+      </w:r>
+      <w:r>
+        <w:rPr>
+          <w:rStyle w:val="KeywordTok"/>
+        </w:rPr>
+        <w:t xml:space="preserve">else</w:t>
+      </w:r>
+      <w:r>
+        <w:rPr>
+          <w:rStyle w:val="NormalTok"/>
+        </w:rPr>
+        <w:t xml:space="preserve"> { </w:t>
+      </w:r>
+      <w:r>
+        <w:rPr>
+          <w:rStyle w:val="VariableTok"/>
+        </w:rPr>
+        <w:t xml:space="preserve">$m</w:t>
+      </w:r>
+      <w:r>
+        <w:rPr>
+          <w:rStyle w:val="NormalTok"/>
+        </w:rPr>
+        <w:t xml:space="preserve"> }</w:t>
+      </w:r>
+      <w:r>
+        <w:br/>
+      </w:r>
+      <w:r>
+        <w:rPr>
+          <w:rStyle w:val="NormalTok"/>
+        </w:rPr>
+        <w:t xml:space="preserve">    </w:t>
+      </w:r>
+      <w:r>
+        <w:rPr>
+          <w:rStyle w:val="KeywordTok"/>
+        </w:rPr>
+        <w:t xml:space="preserve">if</w:t>
+      </w:r>
+      <w:r>
+        <w:rPr>
+          <w:rStyle w:val="NormalTok"/>
+        </w:rPr>
+        <w:t xml:space="preserve"> (-not (</w:t>
+      </w:r>
+      <w:r>
+        <w:rPr>
+          <w:rStyle w:val="FunctionTok"/>
+        </w:rPr>
+        <w:t xml:space="preserve">Get-Module</w:t>
+      </w:r>
+      <w:r>
+        <w:rPr>
+          <w:rStyle w:val="NormalTok"/>
+        </w:rPr>
+        <w:t xml:space="preserve"> -ListAvailable -Name </w:t>
+      </w:r>
+      <w:r>
+        <w:rPr>
+          <w:rStyle w:val="VariableTok"/>
+        </w:rPr>
+        <w:t xml:space="preserve">$n</w:t>
+      </w:r>
+      <w:r>
+        <w:rPr>
+          <w:rStyle w:val="NormalTok"/>
+        </w:rPr>
+        <w:t xml:space="preserve">)) {</w:t>
+      </w:r>
+      <w:r>
+        <w:br/>
+      </w:r>
+      <w:r>
+        <w:rPr>
+          <w:rStyle w:val="NormalTok"/>
+        </w:rPr>
+        <w:t xml:space="preserve">        Install-Module </w:t>
+      </w:r>
+      <w:r>
+        <w:rPr>
+          <w:rStyle w:val="VariableTok"/>
+        </w:rPr>
+        <w:t xml:space="preserve">$n</w:t>
       </w:r>
       <w:r>
         <w:rPr>
@@ -1743,15 +2121,18 @@
       </w:r>
       <w:r>
         <w:rPr>
-          <w:rStyle w:val="FunctionTok"/>
-        </w:rPr>
-        <w:t xml:space="preserve">Import-Module</w:t>
-      </w:r>
-      <w:r>
-        <w:rPr>
-          <w:rStyle w:val="NormalTok"/>
-        </w:rPr>
-        <w:t xml:space="preserve"> AzFilesHybrid -Force</w:t>
+          <w:rStyle w:val="NormalTok"/>
+        </w:rPr>
+        <w:t xml:space="preserve">    }</w:t>
+      </w:r>
+      <w:r>
+        <w:br/>
+      </w:r>
+      <w:r>
+        <w:rPr>
+          <w:rStyle w:val="NormalTok"/>
+        </w:rPr>
+        <w:t xml:space="preserve">}</w:t>
       </w:r>
     </w:p>
     <w:p>
@@ -1759,36 +2140,22 @@
         <w:pStyle w:val="BlockText"/>
       </w:pPr>
       <w:r>
-        <w:t xml:space="preserve">To see the whole dependency list up front:</w:t>
-      </w:r>
-    </w:p>
-    <w:p>
-      <w:pPr>
-        <w:pStyle w:val="SourceCode"/>
-      </w:pPr>
-      <w:r>
-        <w:rPr>
-          <w:rStyle w:val="NormalTok"/>
-        </w:rPr>
-        <w:t xml:space="preserve">(Import-PowerShellDataFile </w:t>
-      </w:r>
-      <w:r>
-        <w:rPr>
-          <w:rStyle w:val="StringTok"/>
-        </w:rPr>
-        <w:t xml:space="preserve">"$env:ProgramFiles\WindowsPowerShell\Modules\AzFilesHybrid\0.3.3.0\AzFilesHybrid.psd1"</w:t>
-      </w:r>
-      <w:r>
-        <w:rPr>
-          <w:rStyle w:val="NormalTok"/>
-        </w:rPr>
-        <w:t xml:space="preserve">).</w:t>
-      </w:r>
-      <w:r>
-        <w:rPr>
-          <w:rStyle w:val="FunctionTok"/>
-        </w:rPr>
-        <w:t xml:space="preserve">RequiredModules</w:t>
+        <w:t xml:space="preserve">Then</w:t>
+      </w:r>
+      <w:r>
+        <w:t xml:space="preserve"> </w:t>
+      </w:r>
+      <w:r>
+        <w:rPr>
+          <w:rStyle w:val="VerbatimChar"/>
+        </w:rPr>
+        <w:t xml:space="preserve">Import-Module AzFilesHybrid -Force</w:t>
+      </w:r>
+      <w:r>
+        <w:t xml:space="preserve"> </w:t>
+      </w:r>
+      <w:r>
+        <w:t xml:space="preserve">in another new window.</w:t>
       </w:r>
     </w:p>
     <w:p>
@@ -2657,9 +3024,24 @@
       <w:pPr>
         <w:pStyle w:val="Heading2"/>
       </w:pPr>
-      <w:bookmarkStart w:id="30" w:name="step-3-retest-drop-sessions-first"/>
-      <w:r>
-        <w:t xml:space="preserve">Step 3 — retest (drop sessions first!)</w:t>
+      <w:bookmarkStart w:id="30" w:name="step-3-retest-drop-the-smb-session-first"/>
+      <w:r>
+        <w:t xml:space="preserve">Step 3 — retest (drop the SMB</w:t>
+      </w:r>
+      <w:r>
+        <w:t xml:space="preserve"> </w:t>
+      </w:r>
+      <w:r>
+        <w:rPr>
+          <w:i/>
+        </w:rPr>
+        <w:t xml:space="preserve">session</w:t>
+      </w:r>
+      <w:r>
+        <w:t xml:space="preserve"> </w:t>
+      </w:r>
+      <w:r>
+        <w:t xml:space="preserve">first!)</w:t>
       </w:r>
       <w:bookmarkEnd w:id="30"/>
     </w:p>
@@ -2700,6 +3082,15 @@
         <w:rPr>
           <w:rStyle w:val="VerbatimChar"/>
         </w:rPr>
+        <w:t xml:space="preserve">net use \\&lt;sa&gt;.file.core.windows.net\labshare /delete /y</w:t>
+      </w:r>
+      <w:r>
+        <w:br/>
+      </w:r>
+      <w:r>
+        <w:rPr>
+          <w:rStyle w:val="VerbatimChar"/>
+        </w:rPr>
         <w:t xml:space="preserve">klist purge</w:t>
       </w:r>
       <w:r>
@@ -2709,6 +3100,15 @@
         <w:rPr>
           <w:rStyle w:val="VerbatimChar"/>
         </w:rPr>
+        <w:t xml:space="preserve">Get-SmbConnection</w:t>
+      </w:r>
+      <w:r>
+        <w:br/>
+      </w:r>
+      <w:r>
+        <w:rPr>
+          <w:rStyle w:val="VerbatimChar"/>
+        </w:rPr>
         <w:t xml:space="preserve">net use Z: \\&lt;sa&gt;.file.core.windows.net\labshare</w:t>
       </w:r>
     </w:p>
@@ -2740,28 +3140,99 @@
         <w:pStyle w:val="BlockText"/>
       </w:pPr>
       <w:r>
-        <w:t xml:space="preserve">The</w:t>
-      </w:r>
-      <w:r>
-        <w:t xml:space="preserve"> </w:t>
-      </w:r>
-      <w:r>
-        <w:rPr>
-          <w:rStyle w:val="VerbatimChar"/>
-        </w:rPr>
-        <w:t xml:space="preserve">net use * /delete /y</w:t>
-      </w:r>
-      <w:r>
-        <w:t xml:space="preserve"> </w:t>
-      </w:r>
-      <w:r>
-        <w:t xml:space="preserve">is not optional. An already-mapped share keeps</w:t>
-      </w:r>
-      <w:r>
-        <w:t xml:space="preserve"> </w:t>
-      </w:r>
-      <w:r>
-        <w:t xml:space="preserve">working after a key change, so skipping it produces a false</w:t>
+        <w:t xml:space="preserve">Deleting mappings and purging tickets is</w:t>
+      </w:r>
+      <w:r>
+        <w:t xml:space="preserve"> </w:t>
+      </w:r>
+      <w:r>
+        <w:rPr>
+          <w:b/>
+        </w:rPr>
+        <w:t xml:space="preserve">not enough</w:t>
+      </w:r>
+      <w:r>
+        <w:t xml:space="preserve"> </w:t>
+      </w:r>
+      <w:r>
+        <w:t xml:space="preserve">— neither kills the</w:t>
+      </w:r>
+      <w:r>
+        <w:t xml:space="preserve"> </w:t>
+      </w:r>
+      <w:r>
+        <w:t xml:space="preserve">SMB</w:t>
+      </w:r>
+      <w:r>
+        <w:t xml:space="preserve"> </w:t>
+      </w:r>
+      <w:r>
+        <w:rPr>
+          <w:i/>
+        </w:rPr>
+        <w:t xml:space="preserve">session</w:t>
+      </w:r>
+      <w:r>
+        <w:t xml:space="preserve">, and a TreeConnect on a live session performs no new</w:t>
+      </w:r>
+      <w:r>
+        <w:t xml:space="preserve"> </w:t>
+      </w:r>
+      <w:r>
+        <w:t xml:space="preserve">authentication, so the old session keeps working after any key change.</w:t>
+      </w:r>
+      <w:r>
+        <w:t xml:space="preserve"> </w:t>
+      </w:r>
+      <w:r>
+        <w:rPr>
+          <w:rStyle w:val="VerbatimChar"/>
+        </w:rPr>
+        <w:t xml:space="preserve">Get-SmbConnection</w:t>
+      </w:r>
+      <w:r>
+        <w:t xml:space="preserve"> </w:t>
+      </w:r>
+      <w:r>
+        <w:t xml:space="preserve">must show</w:t>
+      </w:r>
+      <w:r>
+        <w:t xml:space="preserve"> </w:t>
+      </w:r>
+      <w:r>
+        <w:rPr>
+          <w:b/>
+        </w:rPr>
+        <w:t xml:space="preserve">no entry</w:t>
+      </w:r>
+      <w:r>
+        <w:t xml:space="preserve"> </w:t>
+      </w:r>
+      <w:r>
+        <w:t xml:space="preserve">for the storage account before you</w:t>
+      </w:r>
+      <w:r>
+        <w:t xml:space="preserve"> </w:t>
+      </w:r>
+      <w:r>
+        <w:t xml:space="preserve">retest.</w:t>
+      </w:r>
+    </w:p>
+    <w:p>
+      <w:pPr>
+        <w:pStyle w:val="BlockText"/>
+      </w:pPr>
+      <w:r>
+        <w:rPr>
+          <w:b/>
+        </w:rPr>
+        <w:t xml:space="preserve">How to spot it when it bites you:</w:t>
+      </w:r>
+      <w:r>
+        <w:t xml:space="preserve"> </w:t>
+      </w:r>
+      <w:r>
+        <w:t xml:space="preserve">the mount</w:t>
       </w:r>
       <w:r>
         <w:t xml:space="preserve"> </w:t>
@@ -2770,13 +3241,7 @@
         <w:t xml:space="preserve">“</w:t>
       </w:r>
       <w:r>
-        <w:t xml:space="preserve">everything’s</w:t>
-      </w:r>
-      <w:r>
-        <w:t xml:space="preserve"> </w:t>
-      </w:r>
-      <w:r>
-        <w:t xml:space="preserve">fine</w:t>
+        <w:t xml:space="preserve">succeeds</w:t>
       </w:r>
       <w:r>
         <w:t xml:space="preserve">”</w:t>
@@ -2785,7 +3250,100 @@
         <w:t xml:space="preserve"> </w:t>
       </w:r>
       <w:r>
-        <w:t xml:space="preserve">result.</w:t>
+        <w:t xml:space="preserve">but</w:t>
+      </w:r>
+      <w:r>
+        <w:t xml:space="preserve"> </w:t>
+      </w:r>
+      <w:r>
+        <w:rPr>
+          <w:rStyle w:val="VerbatimChar"/>
+        </w:rPr>
+        <w:t xml:space="preserve">klist</w:t>
+      </w:r>
+      <w:r>
+        <w:t xml:space="preserve"> </w:t>
+      </w:r>
+      <w:r>
+        <w:t xml:space="preserve">shows</w:t>
+      </w:r>
+      <w:r>
+        <w:t xml:space="preserve"> </w:t>
+      </w:r>
+      <w:r>
+        <w:rPr>
+          <w:b/>
+        </w:rPr>
+        <w:t xml:space="preserve">zero tickets</w:t>
+      </w:r>
+      <w:r>
+        <w:t xml:space="preserve">. Success without tickets means no Kerberos exchange happened</w:t>
+      </w:r>
+      <w:r>
+        <w:t xml:space="preserve"> </w:t>
+      </w:r>
+      <w:r>
+        <w:t xml:space="preserve">— you tested the old session, not the new configuration. Sign out/in (or,</w:t>
+      </w:r>
+      <w:r>
+        <w:t xml:space="preserve"> </w:t>
+      </w:r>
+      <w:r>
+        <w:t xml:space="preserve">elevated,</w:t>
+      </w:r>
+      <w:r>
+        <w:t xml:space="preserve"> </w:t>
+      </w:r>
+      <w:r>
+        <w:rPr>
+          <w:rStyle w:val="VerbatimChar"/>
+        </w:rPr>
+        <w:t xml:space="preserve">Restart-Service LanmanWorkstation -Force</w:t>
+      </w:r>
+      <w:r>
+        <w:t xml:space="preserve">) and retest. The same</w:t>
+      </w:r>
+      <w:r>
+        <w:t xml:space="preserve"> </w:t>
+      </w:r>
+      <w:r>
+        <w:t xml:space="preserve">trap shows up in real support cases as</w:t>
+      </w:r>
+      <w:r>
+        <w:t xml:space="preserve"> </w:t>
+      </w:r>
+      <w:r>
+        <w:rPr>
+          <w:i/>
+        </w:rPr>
+        <w:t xml:space="preserve">“</w:t>
+      </w:r>
+      <w:r>
+        <w:rPr>
+          <w:i/>
+        </w:rPr>
+        <w:t xml:space="preserve">we changed the auth config and</w:t>
+      </w:r>
+      <w:r>
+        <w:rPr>
+          <w:i/>
+        </w:rPr>
+        <w:t xml:space="preserve"> </w:t>
+      </w:r>
+      <w:r>
+        <w:rPr>
+          <w:i/>
+        </w:rPr>
+        <w:t xml:space="preserve">nothing happened</w:t>
+      </w:r>
+      <w:r>
+        <w:rPr>
+          <w:i/>
+        </w:rPr>
+        <w:t xml:space="preserve">”</w:t>
+      </w:r>
+      <w:r>
+        <w:t xml:space="preserve">.</w:t>
       </w:r>
     </w:p>
     <w:p>

--- a/docs/participant-workbook-session1.docx
+++ b/docs/participant-workbook-session1.docx
@@ -2317,7 +2317,130 @@
         <w:rPr>
           <w:rStyle w:val="NormalTok"/>
         </w:rPr>
-        <w:t xml:space="preserve">Connect-AzAccount -UseDeviceAuthentication</w:t>
+        <w:t xml:space="preserve">Connect-AzAccount -DeviceCode</w:t>
+      </w:r>
+    </w:p>
+    <w:p>
+      <w:pPr>
+        <w:pStyle w:val="BlockText"/>
+      </w:pPr>
+      <w:r>
+        <w:rPr>
+          <w:b/>
+        </w:rPr>
+        <w:t xml:space="preserve">If that</w:t>
+      </w:r>
+      <w:r>
+        <w:rPr>
+          <w:b/>
+        </w:rPr>
+        <w:t xml:space="preserve"> </w:t>
+      </w:r>
+      <w:r>
+        <w:rPr>
+          <w:b/>
+        </w:rPr>
+        <w:t xml:space="preserve">“</w:t>
+      </w:r>
+      <w:r>
+        <w:rPr>
+          <w:b/>
+        </w:rPr>
+        <w:t xml:space="preserve">succeeds</w:t>
+      </w:r>
+      <w:r>
+        <w:rPr>
+          <w:b/>
+        </w:rPr>
+        <w:t xml:space="preserve">”</w:t>
+      </w:r>
+      <w:r>
+        <w:rPr>
+          <w:b/>
+        </w:rPr>
+        <w:t xml:space="preserve"> </w:t>
+      </w:r>
+      <w:r>
+        <w:rPr>
+          <w:b/>
+        </w:rPr>
+        <w:t xml:space="preserve">but lists no subscriptions</w:t>
+      </w:r>
+      <w:r>
+        <w:t xml:space="preserve"> </w:t>
+      </w:r>
+      <w:r>
+        <w:t xml:space="preserve">(per-tenant MFA warnings,</w:t>
+      </w:r>
+      <w:r>
+        <w:t xml:space="preserve"> </w:t>
+      </w:r>
+      <w:r>
+        <w:t xml:space="preserve">empty table at the end): your account spans several tenants and each one</w:t>
+      </w:r>
+      <w:r>
+        <w:t xml:space="preserve"> </w:t>
+      </w:r>
+      <w:r>
+        <w:t xml:space="preserve">demands its own MFA pass. Target the right tenant from the start — look up</w:t>
+      </w:r>
+      <w:r>
+        <w:t xml:space="preserve"> </w:t>
+      </w:r>
+      <w:r>
+        <w:t xml:space="preserve">the GUID where you deployed (</w:t>
+      </w:r>
+      <w:r>
+        <w:rPr>
+          <w:rStyle w:val="VerbatimChar"/>
+        </w:rPr>
+        <w:t xml:space="preserve">Get-AzSubscription | Select Name, TenantId</w:t>
+      </w:r>
+      <w:r>
+        <w:t xml:space="preserve"> </w:t>
+      </w:r>
+      <w:r>
+        <w:t xml:space="preserve">in Cloud Shell), then:</w:t>
+      </w:r>
+    </w:p>
+    <w:p>
+      <w:pPr>
+        <w:pStyle w:val="SourceCode"/>
+      </w:pPr>
+      <w:r>
+        <w:rPr>
+          <w:rStyle w:val="NormalTok"/>
+        </w:rPr>
+        <w:t xml:space="preserve">Connect-AzAccount -DeviceCode -TenantId &lt;tenant-guid&gt;</w:t>
+      </w:r>
+    </w:p>
+    <w:p>
+      <w:pPr>
+        <w:pStyle w:val="BlockText"/>
+      </w:pPr>
+      <w:r>
+        <w:t xml:space="preserve">If it is still blocked (e.g. conditional access requires a compliant device),</w:t>
+      </w:r>
+      <w:r>
+        <w:t xml:space="preserve"> </w:t>
+      </w:r>
+      <w:r>
+        <w:t xml:space="preserve">skip the VM sign-in entirely — only</w:t>
+      </w:r>
+      <w:r>
+        <w:t xml:space="preserve"> </w:t>
+      </w:r>
+      <w:r>
+        <w:rPr>
+          <w:rStyle w:val="VerbatimChar"/>
+        </w:rPr>
+        <w:t xml:space="preserve">Debug-AzStorageAccountAuth</w:t>
+      </w:r>
+      <w:r>
+        <w:t xml:space="preserve"> </w:t>
+      </w:r>
+      <w:r>
+        <w:t xml:space="preserve">needs it.</w:t>
       </w:r>
     </w:p>
     <w:p>
@@ -4143,7 +4266,7 @@
         <w:rPr>
           <w:rStyle w:val="CommentTok"/>
         </w:rPr>
-        <w:t xml:space="preserve"># client</w:t>
+        <w:t xml:space="preserve"># client - the list is tried IN THIS ORDER, top first</w:t>
       </w:r>
       <w:r>
         <w:br/>
@@ -4175,6 +4298,15 @@
         </w:rPr>
         <w:t xml:space="preserve"># storage: Azure portal -&gt; storage account -&gt; File shares -&gt; Security</w:t>
       </w:r>
+      <w:r>
+        <w:br/>
+      </w:r>
+      <w:r>
+        <w:rPr>
+          <w:rStyle w:val="CommentTok"/>
+        </w:rPr>
+        <w:t xml:space="preserve">#          ("SMB channel encryption" - anything unchecked is refused)</w:t>
+      </w:r>
     </w:p>
     <w:p>
       <w:pPr>
@@ -4208,22 +4340,22 @@
         <w:t xml:space="preserve"> </w:t>
       </w:r>
       <w:r>
-        <w:t xml:space="preserve">there’s no overlap, the session is refused and the error surfaces as an access</w:t>
-      </w:r>
-      <w:r>
-        <w:t xml:space="preserve"> </w:t>
-      </w:r>
-      <w:r>
-        <w:t xml:space="preserve">denial.</w:t>
+        <w:t xml:space="preserve">the negotiated cipher isn’t on the account’s allowed list, the session setup is</w:t>
+      </w:r>
+      <w:r>
+        <w:t xml:space="preserve"> </w:t>
+      </w:r>
+      <w:r>
+        <w:t xml:space="preserve">refused and the error surfaces as an access denial.</w:t>
       </w:r>
     </w:p>
     <w:p>
       <w:pPr>
         <w:pStyle w:val="Heading2"/>
       </w:pPr>
-      <w:bookmarkStart w:id="37" w:name="fix"/>
-      <w:r>
-        <w:t xml:space="preserve">Fix</w:t>
+      <w:bookmarkStart w:id="37" w:name="fix-on-the-client-not-the-account"/>
+      <w:r>
+        <w:t xml:space="preserve">Fix — on the client, not the account</w:t>
       </w:r>
       <w:bookmarkEnd w:id="37"/>
     </w:p>
@@ -4248,6 +4380,159 @@
           <w:rStyle w:val="NormalTok"/>
         </w:rPr>
         <w:t xml:space="preserve"> -ResourceGroupName azfiles-lab -Fault CipherMismatch -Repair</w:t>
+      </w:r>
+    </w:p>
+    <w:p>
+      <w:pPr>
+        <w:pStyle w:val="FirstParagraph"/>
+      </w:pPr>
+      <w:r>
+        <w:t xml:space="preserve">The repair changes the</w:t>
+      </w:r>
+      <w:r>
+        <w:t xml:space="preserve"> </w:t>
+      </w:r>
+      <w:r>
+        <w:rPr>
+          <w:b/>
+        </w:rPr>
+        <w:t xml:space="preserve">client’s</w:t>
+      </w:r>
+      <w:r>
+        <w:t xml:space="preserve"> </w:t>
+      </w:r>
+      <w:r>
+        <w:t xml:space="preserve">cipher order so an account-allowed cipher</w:t>
+      </w:r>
+      <w:r>
+        <w:t xml:space="preserve"> </w:t>
+      </w:r>
+      <w:r>
+        <w:t xml:space="preserve">leads:</w:t>
+      </w:r>
+    </w:p>
+    <w:p>
+      <w:pPr>
+        <w:pStyle w:val="SourceCode"/>
+      </w:pPr>
+      <w:r>
+        <w:rPr>
+          <w:rStyle w:val="NormalTok"/>
+        </w:rPr>
+        <w:t xml:space="preserve">Set-SmbClientConfiguration -EncryptionCiphers </w:t>
+      </w:r>
+      <w:r>
+        <w:rPr>
+          <w:rStyle w:val="StringTok"/>
+        </w:rPr>
+        <w:t xml:space="preserve">"AES_256_GCM,AES_256_CCM,AES_128_GCM,AES_128_CCM"</w:t>
+      </w:r>
+    </w:p>
+    <w:p>
+      <w:pPr>
+        <w:pStyle w:val="FirstParagraph"/>
+      </w:pPr>
+      <w:r>
+        <w:t xml:space="preserve">Two deliberate choices in that line, both straight from real support practice:</w:t>
+      </w:r>
+    </w:p>
+    <w:p>
+      <w:pPr>
+        <w:numPr>
+          <w:ilvl w:val="0"/>
+          <w:numId w:val="1005"/>
+        </w:numPr>
+        <w:pStyle w:val="Compact"/>
+      </w:pPr>
+      <w:r>
+        <w:rPr>
+          <w:b/>
+        </w:rPr>
+        <w:t xml:space="preserve">The account keeps its hardened setting.</w:t>
+      </w:r>
+      <w:r>
+        <w:t xml:space="preserve"> </w:t>
+      </w:r>
+      <w:r>
+        <w:t xml:space="preserve">“</w:t>
+      </w:r>
+      <w:r>
+        <w:t xml:space="preserve">Maximum security</w:t>
+      </w:r>
+      <w:r>
+        <w:t xml:space="preserve">”</w:t>
+      </w:r>
+      <w:r>
+        <w:t xml:space="preserve"> </w:t>
+      </w:r>
+      <w:r>
+        <w:t xml:space="preserve">on the storage</w:t>
+      </w:r>
+      <w:r>
+        <w:t xml:space="preserve"> </w:t>
+      </w:r>
+      <w:r>
+        <w:t xml:space="preserve">account is usually a decision someone made on purpose; the first move is to</w:t>
+      </w:r>
+      <w:r>
+        <w:t xml:space="preserve"> </w:t>
+      </w:r>
+      <w:r>
+        <w:t xml:space="preserve">bring the client up to it, not to weaken the account. (Re-allowing the cipher</w:t>
+      </w:r>
+      <w:r>
+        <w:t xml:space="preserve"> </w:t>
+      </w:r>
+      <w:r>
+        <w:t xml:space="preserve">on the account is the fallback when a fleet of unmanageable clients is</w:t>
+      </w:r>
+      <w:r>
+        <w:t xml:space="preserve"> </w:t>
+      </w:r>
+      <w:r>
+        <w:t xml:space="preserve">involved.)</w:t>
+      </w:r>
+    </w:p>
+    <w:p>
+      <w:pPr>
+        <w:numPr>
+          <w:ilvl w:val="0"/>
+          <w:numId w:val="1005"/>
+        </w:numPr>
+        <w:pStyle w:val="Compact"/>
+      </w:pPr>
+      <w:r>
+        <w:rPr>
+          <w:b/>
+        </w:rPr>
+        <w:t xml:space="preserve">The weaker ciphers stay in the client list, just lower.</w:t>
+      </w:r>
+      <w:r>
+        <w:t xml:space="preserve"> </w:t>
+      </w:r>
+      <w:r>
+        <w:t xml:space="preserve">Removing them</w:t>
+      </w:r>
+      <w:r>
+        <w:t xml:space="preserve"> </w:t>
+      </w:r>
+      <w:r>
+        <w:t xml:space="preserve">entirely breaks compatibility elsewhere — notably, mounting with the</w:t>
+      </w:r>
+      <w:r>
+        <w:t xml:space="preserve"> </w:t>
+      </w:r>
+      <w:r>
+        <w:rPr>
+          <w:b/>
+        </w:rPr>
+        <w:t xml:space="preserve">storage account key</w:t>
+      </w:r>
+      <w:r>
+        <w:t xml:space="preserve"> </w:t>
+      </w:r>
+      <w:r>
+        <w:t xml:space="preserve">needs AES-128-CCM. Order, not removal, is the tool.</w:t>
       </w:r>
     </w:p>
     <w:p>
@@ -5505,7 +5790,7 @@
       <w:pPr>
         <w:numPr>
           <w:ilvl w:val="0"/>
-          <w:numId w:val="1005"/>
+          <w:numId w:val="1006"/>
         </w:numPr>
         <w:pStyle w:val="Compact"/>
       </w:pPr>
@@ -5560,7 +5845,7 @@
       <w:pPr>
         <w:numPr>
           <w:ilvl w:val="0"/>
-          <w:numId w:val="1005"/>
+          <w:numId w:val="1006"/>
         </w:numPr>
         <w:pStyle w:val="Compact"/>
       </w:pPr>
@@ -5618,7 +5903,7 @@
       <w:pPr>
         <w:numPr>
           <w:ilvl w:val="0"/>
-          <w:numId w:val="1005"/>
+          <w:numId w:val="1006"/>
         </w:numPr>
         <w:pStyle w:val="Compact"/>
       </w:pPr>
@@ -6619,6 +6904,9 @@
     </w:lvlOverride>
   </w:num>
   <w:num w:numId="1005">
+    <w:abstractNumId w:val="991"/>
+  </w:num>
+  <w:num w:numId="1006">
     <w:abstractNumId w:val="991"/>
   </w:num>
 </w:numbering>

--- a/docs/participant-workbook-session1.docx
+++ b/docs/participant-workbook-session1.docx
@@ -1127,7 +1127,70 @@
         <w:pStyle w:val="FirstParagraph"/>
       </w:pPr>
       <w:r>
-        <w:t xml:space="preserve">Enter a lab admin password when prompted (12+ chars; avoid spaces, quotes,</w:t>
+        <w:t xml:space="preserve">No password prompt: the script</w:t>
+      </w:r>
+      <w:r>
+        <w:t xml:space="preserve"> </w:t>
+      </w:r>
+      <w:r>
+        <w:rPr>
+          <w:b/>
+        </w:rPr>
+        <w:t xml:space="preserve">auto-generates the lab password</w:t>
+      </w:r>
+      <w:r>
+        <w:t xml:space="preserve"> </w:t>
+      </w:r>
+      <w:r>
+        <w:t xml:space="preserve">and prints</w:t>
+      </w:r>
+      <w:r>
+        <w:t xml:space="preserve"> </w:t>
+      </w:r>
+      <w:r>
+        <w:t xml:space="preserve">it in the summary and the</w:t>
+      </w:r>
+      <w:r>
+        <w:t xml:space="preserve"> </w:t>
+      </w:r>
+      <w:r>
+        <w:rPr>
+          <w:rStyle w:val="VerbatimChar"/>
+        </w:rPr>
+        <w:t xml:space="preserve">~/azfiles-lab-logs/lab-info-*.txt</w:t>
+      </w:r>
+      <w:r>
+        <w:t xml:space="preserve"> </w:t>
+      </w:r>
+      <w:r>
+        <w:t xml:space="preserve">file — you’ll</w:t>
+      </w:r>
+      <w:r>
+        <w:t xml:space="preserve"> </w:t>
+      </w:r>
+      <w:r>
+        <w:t xml:space="preserve">need it for RDP (labadmin and labuser1 share it). To choose your own instead,</w:t>
+      </w:r>
+      <w:r>
+        <w:t xml:space="preserve"> </w:t>
+      </w:r>
+      <w:r>
+        <w:t xml:space="preserve">pass</w:t>
+      </w:r>
+      <w:r>
+        <w:t xml:space="preserve"> </w:t>
+      </w:r>
+      <w:r>
+        <w:rPr>
+          <w:rStyle w:val="VerbatimChar"/>
+        </w:rPr>
+        <w:t xml:space="preserve">-AdminPassword</w:t>
+      </w:r>
+      <w:r>
+        <w:t xml:space="preserve"> </w:t>
+      </w:r>
+      <w:r>
+        <w:t xml:space="preserve">(12+ chars; avoid spaces, quotes,</w:t>
       </w:r>
       <w:r>
         <w:t xml:space="preserve"> </w:t>
@@ -1145,7 +1208,7 @@
         <w:t xml:space="preserve">$</w:t>
       </w:r>
       <w:r>
-        <w:t xml:space="preserve">). The script runs unattended for ~15–30 minutes.</w:t>
+        <w:t xml:space="preserve">). The script runs unattended for ~15 minutes.</w:t>
       </w:r>
     </w:p>
     <w:p>

--- a/docs/participant-workbook-session1.docx
+++ b/docs/participant-workbook-session1.docx
@@ -6319,7 +6319,7 @@
               <w:jc w:val="left"/>
             </w:pPr>
             <w:r>
-              <w:t xml:space="preserve">You see (error, or on the wire)</w:t>
+              <w:t xml:space="preserve">You see (error, or in the trace)</w:t>
             </w:r>
           </w:p>
         </w:tc>

--- a/docs/participant-workbook-session1.docx
+++ b/docs/participant-workbook-session1.docx
@@ -476,67 +476,73 @@
         <w:rPr>
           <w:b/>
         </w:rPr>
-        <w:t xml:space="preserve">Your lab starts as a</w:t>
-      </w:r>
-      <w:r>
-        <w:rPr>
-          <w:b/>
-        </w:rPr>
-        <w:t xml:space="preserve"> </w:t>
-      </w:r>
-      <w:r>
-        <w:rPr>
-          <w:b/>
-        </w:rPr>
+        <w:t xml:space="preserve">Your lab deploys in the supported configuration</w:t>
+      </w:r>
+      <w:r>
+        <w:t xml:space="preserve"> </w:t>
+      </w:r>
+      <w:r>
+        <w:t xml:space="preserve">— AES-256 Kerberos</w:t>
+      </w:r>
+      <w:r>
+        <w:t xml:space="preserve"> </w:t>
+      </w:r>
+      <w:r>
+        <w:t xml:space="preserve">encryption and an</w:t>
+      </w:r>
+      <w:r>
+        <w:t xml:space="preserve"> </w:t>
+      </w:r>
+      <w:r>
+        <w:rPr>
+          <w:rStyle w:val="VerbatimChar"/>
+        </w:rPr>
+        <w:t xml:space="preserve">ActiveDirectoryDomainName</w:t>
+      </w:r>
+      <w:r>
+        <w:t xml:space="preserve"> </w:t>
+      </w:r>
+      <w:r>
+        <w:t xml:space="preserve">holding the DNS root. In the</w:t>
+      </w:r>
+      <w:r>
+        <w:t xml:space="preserve"> </w:t>
+      </w:r>
+      <w:r>
+        <w:t xml:space="preserve">AES-256 migration lab you will</w:t>
+      </w:r>
+      <w:r>
+        <w:t xml:space="preserve"> </w:t>
+      </w:r>
+      <w:r>
+        <w:rPr>
+          <w:b/>
+        </w:rPr>
+        <w:t xml:space="preserve">regress it yourself</w:t>
+      </w:r>
+      <w:r>
+        <w:t xml:space="preserve"> </w:t>
+      </w:r>
+      <w:r>
+        <w:t xml:space="preserve">to a</w:t>
+      </w:r>
+      <w:r>
+        <w:t xml:space="preserve"> </w:t>
+      </w:r>
+      <w:r>
         <w:t xml:space="preserve">“</w:t>
       </w:r>
       <w:r>
-        <w:rPr>
-          <w:b/>
-        </w:rPr>
         <w:t xml:space="preserve">2023 vintage</w:t>
       </w:r>
       <w:r>
-        <w:rPr>
-          <w:b/>
-        </w:rPr>
         <w:t xml:space="preserve">”</w:t>
       </w:r>
       <w:r>
-        <w:rPr>
-          <w:b/>
-        </w:rPr>
-        <w:t xml:space="preserve"> </w:t>
-      </w:r>
-      <w:r>
-        <w:rPr>
-          <w:b/>
-        </w:rPr>
-        <w:t xml:space="preserve">environment</w:t>
-      </w:r>
-      <w:r>
-        <w:t xml:space="preserve">, on purpose: RC4 Kerberos</w:t>
-      </w:r>
-      <w:r>
-        <w:t xml:space="preserve"> </w:t>
-      </w:r>
-      <w:r>
-        <w:t xml:space="preserve">encryption, and a storage account whose</w:t>
-      </w:r>
-      <w:r>
-        <w:t xml:space="preserve"> </w:t>
-      </w:r>
-      <w:r>
-        <w:rPr>
-          <w:rStyle w:val="VerbatimChar"/>
-        </w:rPr>
-        <w:t xml:space="preserve">ActiveDirectoryDomainName</w:t>
-      </w:r>
-      <w:r>
-        <w:t xml:space="preserve"> </w:t>
-      </w:r>
-      <w:r>
-        <w:t xml:space="preserve">holds the</w:t>
+        <w:t xml:space="preserve"> </w:t>
+      </w:r>
+      <w:r>
+        <w:t xml:space="preserve">state (RC4 + the</w:t>
       </w:r>
       <w:r>
         <w:t xml:space="preserve"> </w:t>
@@ -551,19 +557,19 @@
         <w:t xml:space="preserve"> </w:t>
       </w:r>
       <w:r>
-        <w:t xml:space="preserve">name instead of the DNS root. It mounts perfectly — RC4 keys aren’t</w:t>
-      </w:r>
-      <w:r>
-        <w:t xml:space="preserve"> </w:t>
-      </w:r>
-      <w:r>
-        <w:t xml:space="preserve">salted, so that wrong value is never used. Lab 3 is the AES-256 migration,</w:t>
-      </w:r>
-      <w:r>
-        <w:t xml:space="preserve"> </w:t>
-      </w:r>
-      <w:r>
-        <w:t xml:space="preserve">where the salt suddenly matters. This mirrors a real Sev A incident.</w:t>
+        <w:t xml:space="preserve">name in that field), watch it mount perfectly</w:t>
+      </w:r>
+      <w:r>
+        <w:t xml:space="preserve"> </w:t>
+      </w:r>
+      <w:r>
+        <w:t xml:space="preserve">anyway — RC4 keys aren’t salted, so the wrong value is never used — and then</w:t>
+      </w:r>
+      <w:r>
+        <w:t xml:space="preserve"> </w:t>
+      </w:r>
+      <w:r>
+        <w:t xml:space="preserve">migrate forward and find out why it breaks. This mirrors a real Sev A incident.</w:t>
       </w:r>
     </w:p>
     <w:p>
@@ -1409,13 +1415,19 @@
         <w:rPr>
           <w:b/>
         </w:rPr>
-        <w:t xml:space="preserve">RSADSI RC4-HMAC(NT)</w:t>
-      </w:r>
-      <w:r>
-        <w:t xml:space="preserve"> </w:t>
-      </w:r>
-      <w:r>
-        <w:t xml:space="preserve">— this is the legacy environment you inherited. Open</w:t>
+        <w:t xml:space="preserve">AES-256-CTS-HMAC-SHA1-96</w:t>
+      </w:r>
+      <w:r>
+        <w:t xml:space="preserve"> </w:t>
+      </w:r>
+      <w:r>
+        <w:t xml:space="preserve">— the supported configuration. Remember this line:</w:t>
+      </w:r>
+      <w:r>
+        <w:t xml:space="preserve"> </w:t>
+      </w:r>
+      <w:r>
+        <w:t xml:space="preserve">in the AES-256 migration lab you will regress it to RC4 and back. Open</w:t>
       </w:r>
       <w:r>
         <w:t xml:space="preserve"> </w:t>
@@ -3003,34 +3015,40 @@
         <w:rPr>
           <w:rStyle w:val="VerbatimChar"/>
         </w:rPr>
+        <w:t xml:space="preserve">0x12</w:t>
+      </w:r>
+      <w:r>
+        <w:t xml:space="preserve"> </w:t>
+      </w:r>
+      <w:r>
+        <w:t xml:space="preserve">= AES-256, what you have</w:t>
+      </w:r>
+      <w:r>
+        <w:t xml:space="preserve"> </w:t>
+      </w:r>
+      <w:r>
+        <w:t xml:space="preserve">now;</w:t>
+      </w:r>
+      <w:r>
+        <w:t xml:space="preserve"> </w:t>
+      </w:r>
+      <w:r>
+        <w:rPr>
+          <w:rStyle w:val="VerbatimChar"/>
+        </w:rPr>
         <w:t xml:space="preserve">0x17</w:t>
       </w:r>
       <w:r>
         <w:t xml:space="preserve"> </w:t>
       </w:r>
       <w:r>
-        <w:t xml:space="preserve">= RC4 in this legacy</w:t>
-      </w:r>
-      <w:r>
-        <w:t xml:space="preserve"> </w:t>
-      </w:r>
-      <w:r>
-        <w:t xml:space="preserve">baseline;</w:t>
-      </w:r>
-      <w:r>
-        <w:t xml:space="preserve"> </w:t>
-      </w:r>
-      <w:r>
-        <w:rPr>
-          <w:rStyle w:val="VerbatimChar"/>
-        </w:rPr>
-        <w:t xml:space="preserve">0x12</w:t>
-      </w:r>
-      <w:r>
-        <w:t xml:space="preserve"> </w:t>
-      </w:r>
-      <w:r>
-        <w:t xml:space="preserve">= AES-256 after the migration), and the</w:t>
+        <w:t xml:space="preserve">= RC4, which is what you’ll see after regressing to the legacy state</w:t>
+      </w:r>
+      <w:r>
+        <w:t xml:space="preserve"> </w:t>
+      </w:r>
+      <w:r>
+        <w:t xml:space="preserve">in the migration lab), and the</w:t>
       </w:r>
       <w:r>
         <w:t xml:space="preserve"> </w:t>
@@ -3082,22 +3100,46 @@
         <w:pStyle w:val="FirstParagraph"/>
       </w:pPr>
       <w:r>
-        <w:t xml:space="preserve">You’re the admin who has to comply with the 2026 mandate: move this share off</w:t>
-      </w:r>
-      <w:r>
-        <w:t xml:space="preserve"> </w:t>
-      </w:r>
-      <w:r>
-        <w:t xml:space="preserve">RC4. Do it, and deal with what happens.</w:t>
+        <w:t xml:space="preserve">Your account is currently configured correctly. To play out the real incident,</w:t>
+      </w:r>
+      <w:r>
+        <w:t xml:space="preserve"> </w:t>
+      </w:r>
+      <w:r>
+        <w:t xml:space="preserve">you first have to become the customer who inherited a 2023-era environment —</w:t>
+      </w:r>
+      <w:r>
+        <w:t xml:space="preserve"> </w:t>
+      </w:r>
+      <w:r>
+        <w:t xml:space="preserve">then comply with the 2026 mandate and deal with what happens.</w:t>
       </w:r>
     </w:p>
     <w:p>
       <w:pPr>
         <w:pStyle w:val="Heading2"/>
       </w:pPr>
-      <w:bookmarkStart w:id="28" w:name="step-1-look-before-you-leap"/>
-      <w:r>
-        <w:t xml:space="preserve">Step 1 — look before you leap</w:t>
+      <w:bookmarkStart w:id="28" w:name="step-1-build-the-2023-vintage-state"/>
+      <w:r>
+        <w:t xml:space="preserve">Step 1 — build the</w:t>
+      </w:r>
+      <w:r>
+        <w:t xml:space="preserve"> </w:t>
+      </w:r>
+      <w:r>
+        <w:t xml:space="preserve">“</w:t>
+      </w:r>
+      <w:r>
+        <w:t xml:space="preserve">2023 vintage</w:t>
+      </w:r>
+      <w:r>
+        <w:t xml:space="preserve">”</w:t>
+      </w:r>
+      <w:r>
+        <w:t xml:space="preserve"> </w:t>
+      </w:r>
+      <w:r>
+        <w:t xml:space="preserve">state</w:t>
       </w:r>
       <w:bookmarkEnd w:id="28"/>
     </w:p>
@@ -3136,6 +3178,225 @@
         <w:rPr>
           <w:rStyle w:val="NormalTok"/>
         </w:rPr>
+        <w:t xml:space="preserve"> -ResourceGroupName azfiles-lab -Step Legacy</w:t>
+      </w:r>
+    </w:p>
+    <w:p>
+      <w:pPr>
+        <w:pStyle w:val="FirstParagraph"/>
+      </w:pPr>
+      <w:r>
+        <w:t xml:space="preserve">This does what an admin did three years ago: drops the AD object to</w:t>
+      </w:r>
+      <w:r>
+        <w:t xml:space="preserve"> </w:t>
+      </w:r>
+      <w:r>
+        <w:rPr>
+          <w:b/>
+        </w:rPr>
+        <w:t xml:space="preserve">RC4</w:t>
+      </w:r>
+      <w:r>
+        <w:t xml:space="preserve"> </w:t>
+      </w:r>
+      <w:r>
+        <w:t xml:space="preserve">and</w:t>
+      </w:r>
+      <w:r>
+        <w:t xml:space="preserve"> </w:t>
+      </w:r>
+      <w:r>
+        <w:t xml:space="preserve">writes the</w:t>
+      </w:r>
+      <w:r>
+        <w:t xml:space="preserve"> </w:t>
+      </w:r>
+      <w:r>
+        <w:rPr>
+          <w:b/>
+        </w:rPr>
+        <w:t xml:space="preserve">NetBIOS</w:t>
+      </w:r>
+      <w:r>
+        <w:t xml:space="preserve"> </w:t>
+      </w:r>
+      <w:r>
+        <w:t xml:space="preserve">name into</w:t>
+      </w:r>
+      <w:r>
+        <w:t xml:space="preserve"> </w:t>
+      </w:r>
+      <w:r>
+        <w:rPr>
+          <w:rStyle w:val="VerbatimChar"/>
+        </w:rPr>
+        <w:t xml:space="preserve">ActiveDirectoryDomainName</w:t>
+      </w:r>
+      <w:r>
+        <w:t xml:space="preserve"> </w:t>
+      </w:r>
+      <w:r>
+        <w:t xml:space="preserve">instead of the DNS</w:t>
+      </w:r>
+      <w:r>
+        <w:t xml:space="preserve"> </w:t>
+      </w:r>
+      <w:r>
+        <w:t xml:space="preserve">root. It then mounts the share to prove the state is healthy.</w:t>
+      </w:r>
+    </w:p>
+    <w:p>
+      <w:pPr>
+        <w:pStyle w:val="BodyText"/>
+      </w:pPr>
+      <w:r>
+        <w:t xml:space="preserve">Takes about 3 minutes.</w:t>
+      </w:r>
+      <w:r>
+        <w:t xml:space="preserve"> </w:t>
+      </w:r>
+      <w:r>
+        <w:rPr>
+          <w:b/>
+        </w:rPr>
+        <w:t xml:space="preserve">Read the output</w:t>
+      </w:r>
+      <w:r>
+        <w:t xml:space="preserve">: the mount succeeds and the ticket is</w:t>
+      </w:r>
+      <w:r>
+        <w:t xml:space="preserve"> </w:t>
+      </w:r>
+      <w:r>
+        <w:t xml:space="preserve">RC4. That is the whole point — the wrong</w:t>
+      </w:r>
+      <w:r>
+        <w:t xml:space="preserve"> </w:t>
+      </w:r>
+      <w:r>
+        <w:rPr>
+          <w:rStyle w:val="VerbatimChar"/>
+        </w:rPr>
+        <w:t xml:space="preserve">ActiveDirectoryDomainName</w:t>
+      </w:r>
+      <w:r>
+        <w:t xml:space="preserve"> </w:t>
+      </w:r>
+      <w:r>
+        <w:t xml:space="preserve">is sitting</w:t>
+      </w:r>
+      <w:r>
+        <w:t xml:space="preserve"> </w:t>
+      </w:r>
+      <w:r>
+        <w:t xml:space="preserve">right there and nothing complains, because RC4 keys are unsalted and never</w:t>
+      </w:r>
+      <w:r>
+        <w:t xml:space="preserve"> </w:t>
+      </w:r>
+      <w:r>
+        <w:t xml:space="preserve">consume that value. A defect like this survives for years precisely because it</w:t>
+      </w:r>
+      <w:r>
+        <w:t xml:space="preserve"> </w:t>
+      </w:r>
+      <w:r>
+        <w:t xml:space="preserve">has no symptom.</w:t>
+      </w:r>
+    </w:p>
+    <w:p>
+      <w:pPr>
+        <w:pStyle w:val="BlockText"/>
+      </w:pPr>
+      <w:r>
+        <w:t xml:space="preserve">If the script warns that RC4</w:t>
+      </w:r>
+      <w:r>
+        <w:t xml:space="preserve"> </w:t>
+      </w:r>
+      <w:r>
+        <w:rPr>
+          <w:b/>
+        </w:rPr>
+        <w:t xml:space="preserve">did not</w:t>
+      </w:r>
+      <w:r>
+        <w:t xml:space="preserve"> </w:t>
+      </w:r>
+      <w:r>
+        <w:t xml:space="preserve">mount, this environment has RC4</w:t>
+      </w:r>
+      <w:r>
+        <w:t xml:space="preserve"> </w:t>
+      </w:r>
+      <w:r>
+        <w:t xml:space="preserve">disabled at the OS level. Skip to Step 3 (</w:t>
+      </w:r>
+      <w:r>
+        <w:rPr>
+          <w:rStyle w:val="VerbatimChar"/>
+        </w:rPr>
+        <w:t xml:space="preserve">-Step Enforce</w:t>
+      </w:r>
+      <w:r>
+        <w:t xml:space="preserve">) — you’ll still see</w:t>
+      </w:r>
+      <w:r>
+        <w:t xml:space="preserve"> </w:t>
+      </w:r>
+      <w:r>
+        <w:t xml:space="preserve">the AES-256 failure and the repair, just without the</w:t>
+      </w:r>
+      <w:r>
+        <w:t xml:space="preserve"> </w:t>
+      </w:r>
+      <w:r>
+        <w:t xml:space="preserve">“</w:t>
+      </w:r>
+      <w:r>
+        <w:t xml:space="preserve">invisible for years</w:t>
+      </w:r>
+      <w:r>
+        <w:t xml:space="preserve">”</w:t>
+      </w:r>
+      <w:r>
+        <w:t xml:space="preserve"> </w:t>
+      </w:r>
+      <w:r>
+        <w:t xml:space="preserve">setup.</w:t>
+      </w:r>
+    </w:p>
+    <w:p>
+      <w:pPr>
+        <w:pStyle w:val="Heading2"/>
+      </w:pPr>
+      <w:bookmarkStart w:id="29" w:name="step-2-look-before-you-leap"/>
+      <w:r>
+        <w:t xml:space="preserve">Step 2 — look before you leap</w:t>
+      </w:r>
+      <w:bookmarkEnd w:id="29"/>
+    </w:p>
+    <w:p>
+      <w:pPr>
+        <w:pStyle w:val="SourceCode"/>
+      </w:pPr>
+      <w:r>
+        <w:rPr>
+          <w:rStyle w:val="NormalTok"/>
+        </w:rPr>
+        <w:t xml:space="preserve">./labs/Invoke-Aes256Migration.</w:t>
+      </w:r>
+      <w:r>
+        <w:rPr>
+          <w:rStyle w:val="FunctionTok"/>
+        </w:rPr>
+        <w:t xml:space="preserve">ps1</w:t>
+      </w:r>
+      <w:r>
+        <w:rPr>
+          <w:rStyle w:val="NormalTok"/>
+        </w:rPr>
         <w:t xml:space="preserve"> -ResourceGroupName azfiles-lab -Step Status</w:t>
       </w:r>
     </w:p>
@@ -3169,11 +3430,11 @@
       <w:pPr>
         <w:pStyle w:val="Heading2"/>
       </w:pPr>
-      <w:bookmarkStart w:id="29" w:name="step-2-perform-the-migration"/>
-      <w:r>
-        <w:t xml:space="preserve">Step 2 — perform the migration</w:t>
-      </w:r>
-      <w:bookmarkEnd w:id="29"/>
+      <w:bookmarkStart w:id="30" w:name="step-3-perform-the-migration"/>
+      <w:r>
+        <w:t xml:space="preserve">Step 3 — perform the migration</w:t>
+      </w:r>
+      <w:bookmarkEnd w:id="30"/>
     </w:p>
     <w:p>
       <w:pPr>
@@ -3210,9 +3471,9 @@
       <w:pPr>
         <w:pStyle w:val="Heading2"/>
       </w:pPr>
-      <w:bookmarkStart w:id="30" w:name="step-3-retest-drop-the-smb-session-first"/>
-      <w:r>
-        <w:t xml:space="preserve">Step 3 — retest (drop the SMB</w:t>
+      <w:bookmarkStart w:id="31" w:name="step-4-retest-drop-the-smb-session-first"/>
+      <w:r>
+        <w:t xml:space="preserve">Step 4 — retest (drop the SMB</w:t>
       </w:r>
       <w:r>
         <w:t xml:space="preserve"> </w:t>
@@ -3229,7 +3490,7 @@
       <w:r>
         <w:t xml:space="preserve">first!)</w:t>
       </w:r>
-      <w:bookmarkEnd w:id="30"/>
+      <w:bookmarkEnd w:id="31"/>
     </w:p>
     <w:p>
       <w:pPr>
@@ -3536,11 +3797,11 @@
       <w:pPr>
         <w:pStyle w:val="Heading2"/>
       </w:pPr>
-      <w:bookmarkStart w:id="31" w:name="step-4-diagnose-from-evidence"/>
-      <w:r>
-        <w:t xml:space="preserve">Step 4 — diagnose from evidence</w:t>
-      </w:r>
-      <w:bookmarkEnd w:id="31"/>
+      <w:bookmarkStart w:id="32" w:name="step-5-diagnose-from-evidence"/>
+      <w:r>
+        <w:t xml:space="preserve">Step 5 — diagnose from evidence</w:t>
+      </w:r>
+      <w:bookmarkEnd w:id="32"/>
     </w:p>
     <w:p>
       <w:pPr>
@@ -3799,11 +4060,11 @@
       <w:pPr>
         <w:pStyle w:val="Heading2"/>
       </w:pPr>
-      <w:bookmarkStart w:id="32" w:name="step-5-repair-in-the-right-order"/>
-      <w:r>
-        <w:t xml:space="preserve">Step 5 — repair, in the right order</w:t>
-      </w:r>
-      <w:bookmarkEnd w:id="32"/>
+      <w:bookmarkStart w:id="33" w:name="step-6-repair-in-the-right-order"/>
+      <w:r>
+        <w:t xml:space="preserve">Step 6 — repair, in the right order</w:t>
+      </w:r>
+      <w:bookmarkEnd w:id="33"/>
     </w:p>
     <w:p>
       <w:pPr>
@@ -4028,13 +4289,46 @@
         <w:rPr>
           <w:rStyle w:val="VerbatimChar"/>
         </w:rPr>
+        <w:t xml:space="preserve">-Step Legacy</w:t>
+      </w:r>
+      <w:r>
+        <w:t xml:space="preserve"> </w:t>
+      </w:r>
+      <w:r>
+        <w:t xml:space="preserve">puts the defect back. (</w:t>
+      </w:r>
+      <w:r>
+        <w:rPr>
+          <w:rStyle w:val="VerbatimChar"/>
+        </w:rPr>
         <w:t xml:space="preserve">-Step Rollback</w:t>
       </w:r>
       <w:r>
         <w:t xml:space="preserve"> </w:t>
       </w:r>
       <w:r>
-        <w:t xml:space="preserve">restores the legacy state.</w:t>
+        <w:t xml:space="preserve">still works as its old name.) Leave the account</w:t>
+      </w:r>
+      <w:r>
+        <w:t xml:space="preserve"> </w:t>
+      </w:r>
+      <w:r>
+        <w:rPr>
+          <w:b/>
+        </w:rPr>
+        <w:t xml:space="preserve">repaired</w:t>
+      </w:r>
+      <w:r>
+        <w:t xml:space="preserve"> </w:t>
+      </w:r>
+      <w:r>
+        <w:t xml:space="preserve">at the end of the</w:t>
+      </w:r>
+      <w:r>
+        <w:t xml:space="preserve"> </w:t>
+      </w:r>
+      <w:r>
+        <w:t xml:space="preserve">session so it’s in the supported state for Session 2.</w:t>
       </w:r>
     </w:p>
     <w:p>
@@ -4048,11 +4342,11 @@
       <w:pPr>
         <w:pStyle w:val="Heading1"/>
       </w:pPr>
-      <w:bookmarkStart w:id="33" w:name="X2dc5c0b3521191f27bb44e783cad63fc98502e1"/>
+      <w:bookmarkStart w:id="34" w:name="X2dc5c0b3521191f27bb44e783cad63fc98502e1"/>
       <w:r>
         <w:t xml:space="preserve">Lab 4 · Access denied — with a perfect Kerberos ticket ★</w:t>
       </w:r>
-      <w:bookmarkEnd w:id="33"/>
+      <w:bookmarkEnd w:id="34"/>
     </w:p>
     <w:p>
       <w:pPr>
@@ -4093,11 +4387,11 @@
       <w:pPr>
         <w:pStyle w:val="Heading2"/>
       </w:pPr>
-      <w:bookmarkStart w:id="34" w:name="break-it"/>
+      <w:bookmarkStart w:id="35" w:name="break-it"/>
       <w:r>
         <w:t xml:space="preserve">Break it</w:t>
       </w:r>
-      <w:bookmarkEnd w:id="34"/>
+      <w:bookmarkEnd w:id="35"/>
     </w:p>
     <w:p>
       <w:pPr>
@@ -4164,11 +4458,11 @@
       <w:pPr>
         <w:pStyle w:val="Heading2"/>
       </w:pPr>
-      <w:bookmarkStart w:id="35" w:name="reproduce-client-vm"/>
+      <w:bookmarkStart w:id="36" w:name="reproduce-client-vm"/>
       <w:r>
         <w:t xml:space="preserve">Reproduce (Client VM)</w:t>
       </w:r>
-      <w:bookmarkEnd w:id="35"/>
+      <w:bookmarkEnd w:id="36"/>
     </w:p>
     <w:p>
       <w:pPr>
@@ -4244,11 +4538,11 @@
       <w:pPr>
         <w:pStyle w:val="Heading2"/>
       </w:pPr>
-      <w:bookmarkStart w:id="36" w:name="diagnose"/>
+      <w:bookmarkStart w:id="37" w:name="diagnose"/>
       <w:r>
         <w:t xml:space="preserve">Diagnose</w:t>
       </w:r>
-      <w:bookmarkEnd w:id="36"/>
+      <w:bookmarkEnd w:id="37"/>
     </w:p>
     <w:p>
       <w:pPr>
@@ -4416,11 +4710,11 @@
       <w:pPr>
         <w:pStyle w:val="Heading2"/>
       </w:pPr>
-      <w:bookmarkStart w:id="37" w:name="fix-on-the-client-not-the-account"/>
+      <w:bookmarkStart w:id="38" w:name="fix-on-the-client-not-the-account"/>
       <w:r>
         <w:t xml:space="preserve">Fix — on the client, not the account</w:t>
       </w:r>
-      <w:bookmarkEnd w:id="37"/>
+      <w:bookmarkEnd w:id="38"/>
     </w:p>
     <w:p>
       <w:pPr>
@@ -4638,11 +4932,11 @@
       <w:pPr>
         <w:pStyle w:val="Heading1"/>
       </w:pPr>
-      <w:bookmarkStart w:id="38" w:name="X92ed23674135c47bbb946c3edb44bb64bc7bb9c"/>
+      <w:bookmarkStart w:id="39" w:name="X92ed23674135c47bbb946c3edb44bb64bc7bb9c"/>
       <w:r>
         <w:t xml:space="preserve">Lab 5 · Fix a mount failure (error 1396) — different root cause</w:t>
       </w:r>
-      <w:bookmarkEnd w:id="38"/>
+      <w:bookmarkEnd w:id="39"/>
     </w:p>
     <w:p>
       <w:pPr>
@@ -5269,11 +5563,11 @@
       <w:pPr>
         <w:pStyle w:val="Heading1"/>
       </w:pPr>
-      <w:bookmarkStart w:id="39" w:name="lab-6-fix-a-broken-spn-error-0xc000018b"/>
+      <w:bookmarkStart w:id="40" w:name="lab-6-fix-a-broken-spn-error-0xc000018b"/>
       <w:r>
         <w:t xml:space="preserve">Lab 6 · Fix a broken SPN (error 0xc000018b)</w:t>
       </w:r>
-      <w:bookmarkEnd w:id="39"/>
+      <w:bookmarkEnd w:id="40"/>
     </w:p>
     <w:p>
       <w:pPr>
@@ -5532,21 +5826,21 @@
       <w:pPr>
         <w:pStyle w:val="Heading1"/>
       </w:pPr>
-      <w:bookmarkStart w:id="40" w:name="lab-7-two-quick-ones"/>
+      <w:bookmarkStart w:id="41" w:name="lab-7-two-quick-ones"/>
       <w:r>
         <w:t xml:space="preserve">Lab 7 · Two quick ones</w:t>
       </w:r>
-      <w:bookmarkEnd w:id="40"/>
+      <w:bookmarkEnd w:id="41"/>
     </w:p>
     <w:p>
       <w:pPr>
         <w:pStyle w:val="Heading2"/>
       </w:pPr>
-      <w:bookmarkStart w:id="41" w:name="a-blocked-port-445"/>
+      <w:bookmarkStart w:id="42" w:name="a-blocked-port-445"/>
       <w:r>
         <w:t xml:space="preserve">7a · Blocked port 445</w:t>
       </w:r>
-      <w:bookmarkEnd w:id="41"/>
+      <w:bookmarkEnd w:id="42"/>
     </w:p>
     <w:p>
       <w:pPr>
@@ -5688,11 +5982,11 @@
       <w:pPr>
         <w:pStyle w:val="Heading2"/>
       </w:pPr>
-      <w:bookmarkStart w:id="42" w:name="b-lost-share-level-access"/>
+      <w:bookmarkStart w:id="43" w:name="b-lost-share-level-access"/>
       <w:r>
         <w:t xml:space="preserve">7b · Lost share-level access</w:t>
       </w:r>
-      <w:bookmarkEnd w:id="42"/>
+      <w:bookmarkEnd w:id="43"/>
     </w:p>
     <w:p>
       <w:pPr>
@@ -5829,11 +6123,11 @@
       <w:pPr>
         <w:pStyle w:val="Heading1"/>
       </w:pPr>
-      <w:bookmarkStart w:id="43" w:name="X388e6b2f4e6dbe7ea8700b7813f407dbdb4d608"/>
+      <w:bookmarkStart w:id="44" w:name="X388e6b2f4e6dbe7ea8700b7813f407dbdb4d608"/>
       <w:r>
         <w:t xml:space="preserve">Optional · Advanced faults (evidence required)</w:t>
       </w:r>
-      <w:bookmarkEnd w:id="43"/>
+      <w:bookmarkEnd w:id="44"/>
     </w:p>
     <w:p>
       <w:pPr>
@@ -5981,17 +6275,83 @@
         <w:t xml:space="preserve"> </w:t>
       </w:r>
       <w:r>
-        <w:t xml:space="preserve">— registers the storage SPN on a second AD object.</w:t>
-      </w:r>
-      <w:r>
-        <w:t xml:space="preserve"> </w:t>
-      </w:r>
-      <w:r>
-        <w:t xml:space="preserve">On the DC,</w:t>
-      </w:r>
-      <w:r>
-        <w:t xml:space="preserve"> </w:t>
-      </w:r>
+        <w:t xml:space="preserve">— the</w:t>
+      </w:r>
+      <w:r>
+        <w:t xml:space="preserve"> </w:t>
+      </w:r>
+      <w:r>
+        <w:t xml:space="preserve">“</w:t>
+      </w:r>
+      <w:r>
+        <w:t xml:space="preserve">ghost object</w:t>
+      </w:r>
+      <w:r>
+        <w:t xml:space="preserve">”</w:t>
+      </w:r>
+      <w:r>
+        <w:t xml:space="preserve">: registers the storage SPN on a</w:t>
+      </w:r>
+      <w:r>
+        <w:t xml:space="preserve"> </w:t>
+      </w:r>
+      <w:r>
+        <w:t xml:space="preserve">second AD object. A share that worked yesterday breaks with no config change</w:t>
+      </w:r>
+      <w:r>
+        <w:t xml:space="preserve"> </w:t>
+      </w:r>
+      <w:r>
+        <w:t xml:space="preserve">on the storage account at all — the KDC matches the ghost and encrypts the</w:t>
+      </w:r>
+      <w:r>
+        <w:t xml:space="preserve"> </w:t>
+      </w:r>
+      <w:r>
+        <w:t xml:space="preserve">ticket with the</w:t>
+      </w:r>
+      <w:r>
+        <w:t xml:space="preserve"> </w:t>
+      </w:r>
+      <w:r>
+        <w:rPr>
+          <w:i/>
+        </w:rPr>
+        <w:t xml:space="preserve">wrong account’s</w:t>
+      </w:r>
+      <w:r>
+        <w:t xml:space="preserve"> </w:t>
+      </w:r>
+      <w:r>
+        <w:t xml:space="preserve">key (→ 1396 at the service), or, if the</w:t>
+      </w:r>
+      <w:r>
+        <w:t xml:space="preserve"> </w:t>
+      </w:r>
+      <w:r>
+        <w:t xml:space="preserve">ghost has no usable key, returns</w:t>
+      </w:r>
+      <w:r>
+        <w:t xml:space="preserve"> </w:t>
+      </w:r>
+      <w:r>
+        <w:rPr>
+          <w:rStyle w:val="VerbatimChar"/>
+        </w:rPr>
+        <w:t xml:space="preserve">ETYPE_NOSUPP</w:t>
+      </w:r>
+      <w:r>
+        <w:t xml:space="preserve">. Diagnosis order:</w:t>
+      </w:r>
+    </w:p>
+    <w:p>
+      <w:pPr>
+        <w:numPr>
+          <w:ilvl w:val="1"/>
+          <w:numId w:val="1007"/>
+        </w:numPr>
+        <w:pStyle w:val="Compact"/>
+      </w:pPr>
       <w:r>
         <w:rPr>
           <w:rStyle w:val="VerbatimChar"/>
@@ -6002,13 +6362,130 @@
         <w:t xml:space="preserve"> </w:t>
       </w:r>
       <w:r>
-        <w:t xml:space="preserve">reveals the duplicate; the KDC can end up encrypting the</w:t>
-      </w:r>
-      <w:r>
-        <w:t xml:space="preserve"> </w:t>
-      </w:r>
-      <w:r>
-        <w:t xml:space="preserve">ticket for the wrong account. A classic, hard-to-spot production issue.</w:t>
+        <w:t xml:space="preserve">(or</w:t>
+      </w:r>
+      <w:r>
+        <w:t xml:space="preserve"> </w:t>
+      </w:r>
+      <w:r>
+        <w:rPr>
+          <w:rStyle w:val="VerbatimChar"/>
+        </w:rPr>
+        <w:t xml:space="preserve">-F -Q cifs/&lt;sa&gt;...</w:t>
+      </w:r>
+      <w:r>
+        <w:t xml:space="preserve">) to look for duplicates — but know its</w:t>
+      </w:r>
+      <w:r>
+        <w:t xml:space="preserve"> </w:t>
+      </w:r>
+      <w:r>
+        <w:t xml:space="preserve">limit: these query the</w:t>
+      </w:r>
+      <w:r>
+        <w:t xml:space="preserve"> </w:t>
+      </w:r>
+      <w:r>
+        <w:rPr>
+          <w:b/>
+        </w:rPr>
+        <w:t xml:space="preserve">GC</w:t>
+      </w:r>
+      <w:r>
+        <w:t xml:space="preserve">, so a ghost that exists only in one DC’s local</w:t>
+      </w:r>
+      <w:r>
+        <w:t xml:space="preserve"> </w:t>
+      </w:r>
+      <w:r>
+        <w:t xml:space="preserve">domain partition (lingering object) or in another domain of the forest can</w:t>
+      </w:r>
+      <w:r>
+        <w:t xml:space="preserve"> </w:t>
+      </w:r>
+      <w:r>
+        <w:t xml:space="preserve">hide from it.</w:t>
+      </w:r>
+    </w:p>
+    <w:p>
+      <w:pPr>
+        <w:numPr>
+          <w:ilvl w:val="1"/>
+          <w:numId w:val="1007"/>
+        </w:numPr>
+        <w:pStyle w:val="Compact"/>
+      </w:pPr>
+      <w:r>
+        <w:t xml:space="preserve">The decisive evidence is</w:t>
+      </w:r>
+      <w:r>
+        <w:t xml:space="preserve"> </w:t>
+      </w:r>
+      <w:r>
+        <w:rPr>
+          <w:b/>
+        </w:rPr>
+        <w:t xml:space="preserve">event 4769 on the DC that failed the request</w:t>
+      </w:r>
+      <w:r>
+        <w:t xml:space="preserve">:</w:t>
+      </w:r>
+      <w:r>
+        <w:t xml:space="preserve"> </w:t>
+      </w:r>
+      <w:r>
+        <w:t xml:space="preserve">its Service Name / Service ID show</w:t>
+      </w:r>
+      <w:r>
+        <w:t xml:space="preserve"> </w:t>
+      </w:r>
+      <w:r>
+        <w:rPr>
+          <w:i/>
+        </w:rPr>
+        <w:t xml:space="preserve">which account the KDC actually</w:t>
+      </w:r>
+      <w:r>
+        <w:rPr>
+          <w:i/>
+        </w:rPr>
+        <w:t xml:space="preserve"> </w:t>
+      </w:r>
+      <w:r>
+        <w:rPr>
+          <w:i/>
+        </w:rPr>
+        <w:t xml:space="preserve">matched</w:t>
+      </w:r>
+      <w:r>
+        <w:t xml:space="preserve">. One 4769 line beats hours of theorising. (Straight from a real</w:t>
+      </w:r>
+      <w:r>
+        <w:t xml:space="preserve"> </w:t>
+      </w:r>
+      <w:r>
+        <w:t xml:space="preserve">Sev A:</w:t>
+      </w:r>
+      <w:r>
+        <w:t xml:space="preserve"> </w:t>
+      </w:r>
+      <w:r>
+        <w:rPr>
+          <w:rStyle w:val="VerbatimChar"/>
+        </w:rPr>
+        <w:t xml:space="preserve">setspn -F</w:t>
+      </w:r>
+      <w:r>
+        <w:t xml:space="preserve"> </w:t>
+      </w:r>
+      <w:r>
+        <w:t xml:space="preserve">swore the SPN was unique while one DC kept answering</w:t>
+      </w:r>
+      <w:r>
+        <w:t xml:space="preserve"> </w:t>
+      </w:r>
+      <w:r>
+        <w:t xml:space="preserve">error 14 — the winning move was pulling 4769 from that specific DC.)</w:t>
       </w:r>
     </w:p>
     <w:p>
@@ -6083,11 +6560,11 @@
       <w:pPr>
         <w:pStyle w:val="Heading1"/>
       </w:pPr>
-      <w:bookmarkStart w:id="44" w:name="clean-up"/>
+      <w:bookmarkStart w:id="45" w:name="clean-up"/>
       <w:r>
         <w:t xml:space="preserve">Clean up</w:t>
       </w:r>
-      <w:bookmarkEnd w:id="44"/>
+      <w:bookmarkEnd w:id="45"/>
     </w:p>
     <w:p>
       <w:pPr>
@@ -6133,11 +6610,11 @@
       <w:pPr>
         <w:pStyle w:val="Heading1"/>
       </w:pPr>
-      <w:bookmarkStart w:id="45" w:name="command-reference"/>
+      <w:bookmarkStart w:id="46" w:name="command-reference"/>
       <w:r>
         <w:t xml:space="preserve">Command reference</w:t>
       </w:r>
-      <w:bookmarkEnd w:id="45"/>
+      <w:bookmarkEnd w:id="46"/>
     </w:p>
     <w:p>
       <w:pPr>
@@ -6231,7 +6708,7 @@
         <w:rPr>
           <w:rStyle w:val="VerbatimChar"/>
         </w:rPr>
-        <w:t xml:space="preserve">./labs/Invoke-Aes256Migration.ps1 -ResourceGroupName azfiles-lab -Step Status|Enforce|Repair|Rollback</w:t>
+        <w:t xml:space="preserve">./labs/Invoke-Aes256Migration.ps1 -ResourceGroupName azfiles-lab -Step Status|Legacy|Enforce|Repair</w:t>
       </w:r>
       <w:r>
         <w:br/>
@@ -6286,11 +6763,11 @@
       <w:pPr>
         <w:pStyle w:val="Heading1"/>
       </w:pPr>
-      <w:bookmarkStart w:id="46" w:name="error-cause-quick-map"/>
+      <w:bookmarkStart w:id="47" w:name="error-cause-quick-map"/>
       <w:r>
         <w:t xml:space="preserve">Error → cause quick map</w:t>
       </w:r>
-      <w:bookmarkEnd w:id="46"/>
+      <w:bookmarkEnd w:id="47"/>
     </w:p>
     <w:tbl>
       <w:tblPr>
@@ -6971,6 +7448,36 @@
   </w:num>
   <w:num w:numId="1006">
     <w:abstractNumId w:val="991"/>
+  </w:num>
+  <w:num w:numId="1007">
+    <w:abstractNumId w:val="99411"/>
+    <w:lvlOverride w:ilvl="0">
+      <w:startOverride w:val="1"/>
+    </w:lvlOverride>
+    <w:lvlOverride w:ilvl="1">
+      <w:startOverride w:val="1"/>
+    </w:lvlOverride>
+    <w:lvlOverride w:ilvl="2">
+      <w:startOverride w:val="1"/>
+    </w:lvlOverride>
+    <w:lvlOverride w:ilvl="3">
+      <w:startOverride w:val="1"/>
+    </w:lvlOverride>
+    <w:lvlOverride w:ilvl="4">
+      <w:startOverride w:val="1"/>
+    </w:lvlOverride>
+    <w:lvlOverride w:ilvl="5">
+      <w:startOverride w:val="1"/>
+    </w:lvlOverride>
+    <w:lvlOverride w:ilvl="6">
+      <w:startOverride w:val="1"/>
+    </w:lvlOverride>
+    <w:lvlOverride w:ilvl="7">
+      <w:startOverride w:val="1"/>
+    </w:lvlOverride>
+    <w:lvlOverride w:ilvl="8">
+      <w:startOverride w:val="1"/>
+    </w:lvlOverride>
   </w:num>
 </w:numbering>
 </file>

--- a/docs/participant-workbook-session1.docx
+++ b/docs/participant-workbook-session1.docx
@@ -1465,7 +1465,7 @@
         <w:rPr>
           <w:rStyle w:val="VerbatimChar"/>
         </w:rPr>
-        <w:t xml:space="preserve">echo hello &gt; Z:\%username%.txt</w:t>
+        <w:t xml:space="preserve">echo hello &gt; "Z:\$($env:USERNAME).txt"</w:t>
       </w:r>
     </w:p>
     <w:p>
@@ -2714,7 +2714,111 @@
         <w:t xml:space="preserve"> </w:t>
       </w:r>
       <w:r>
-        <w:t xml:space="preserve">PowerShell on the Client VM:</w:t>
+        <w:t xml:space="preserve">PowerShell on the Client VM —</w:t>
+      </w:r>
+      <w:r>
+        <w:t xml:space="preserve"> </w:t>
+      </w:r>
+      <w:r>
+        <w:rPr>
+          <w:rStyle w:val="VerbatimChar"/>
+        </w:rPr>
+        <w:t xml:space="preserve">labuser1</w:t>
+      </w:r>
+      <w:r>
+        <w:t xml:space="preserve"> </w:t>
+      </w:r>
+      <w:r>
+        <w:t xml:space="preserve">is a local admin here, so elevation is</w:t>
+      </w:r>
+      <w:r>
+        <w:t xml:space="preserve"> </w:t>
+      </w:r>
+      <w:r>
+        <w:t xml:space="preserve">a single</w:t>
+      </w:r>
+      <w:r>
+        <w:t xml:space="preserve"> </w:t>
+      </w:r>
+      <w:r>
+        <w:rPr>
+          <w:b/>
+        </w:rPr>
+        <w:t xml:space="preserve">Yes</w:t>
+      </w:r>
+      <w:r>
+        <w:t xml:space="preserve"> </w:t>
+      </w:r>
+      <w:r>
+        <w:t xml:space="preserve">on the UAC prompt:</w:t>
+      </w:r>
+    </w:p>
+    <w:p>
+      <w:pPr>
+        <w:pStyle w:val="BlockText"/>
+      </w:pPr>
+      <w:r>
+        <w:rPr>
+          <w:b/>
+        </w:rPr>
+        <w:t xml:space="preserve">If UAC asks for a password, close it and start again.</w:t>
+      </w:r>
+      <w:r>
+        <w:t xml:space="preserve"> </w:t>
+      </w:r>
+      <w:r>
+        <w:t xml:space="preserve">Elevating with</w:t>
+      </w:r>
+      <w:r>
+        <w:t xml:space="preserve"> </w:t>
+      </w:r>
+      <w:r>
+        <w:rPr>
+          <w:rStyle w:val="VerbatimChar"/>
+        </w:rPr>
+        <w:t xml:space="preserve">labadmin</w:t>
+      </w:r>
+      <w:r>
+        <w:t xml:space="preserve"> </w:t>
+      </w:r>
+      <w:r>
+        <w:t xml:space="preserve">runs the collector in a</w:t>
+      </w:r>
+      <w:r>
+        <w:t xml:space="preserve"> </w:t>
+      </w:r>
+      <w:r>
+        <w:rPr>
+          <w:i/>
+        </w:rPr>
+        <w:t xml:space="preserve">different logon session</w:t>
+      </w:r>
+      <w:r>
+        <w:t xml:space="preserve">, which has its own</w:t>
+      </w:r>
+      <w:r>
+        <w:t xml:space="preserve"> </w:t>
+      </w:r>
+      <w:r>
+        <w:t xml:space="preserve">Kerberos ticket cache — it would purge and capture the wrong user’s tickets.</w:t>
+      </w:r>
+      <w:r>
+        <w:t xml:space="preserve"> </w:t>
+      </w:r>
+      <w:r>
+        <w:t xml:space="preserve">Elevation must stay</w:t>
+      </w:r>
+      <w:r>
+        <w:t xml:space="preserve"> </w:t>
+      </w:r>
+      <w:r>
+        <w:rPr>
+          <w:rStyle w:val="VerbatimChar"/>
+        </w:rPr>
+        <w:t xml:space="preserve">labuser1</w:t>
+      </w:r>
+      <w:r>
+        <w:t xml:space="preserve">.</w:t>
       </w:r>
     </w:p>
     <w:p>
@@ -2780,7 +2884,193 @@
     </w:p>
     <w:p>
       <w:pPr>
-        <w:pStyle w:val="BodyText"/>
+        <w:pStyle w:val="BlockText"/>
+      </w:pPr>
+      <w:r>
+        <w:rPr>
+          <w:rStyle w:val="VerbatimChar"/>
+          <w:b/>
+        </w:rPr>
+        <w:t xml:space="preserve">kerberos-log.txt</w:t>
+      </w:r>
+      <w:r>
+        <w:rPr>
+          <w:b/>
+        </w:rPr>
+        <w:t xml:space="preserve"> </w:t>
+      </w:r>
+      <w:r>
+        <w:rPr>
+          <w:b/>
+        </w:rPr>
+        <w:t xml:space="preserve">and</w:t>
+      </w:r>
+      <w:r>
+        <w:rPr>
+          <w:b/>
+        </w:rPr>
+        <w:t xml:space="preserve"> </w:t>
+      </w:r>
+      <w:r>
+        <w:rPr>
+          <w:rStyle w:val="VerbatimChar"/>
+          <w:b/>
+        </w:rPr>
+        <w:t xml:space="preserve">smbclient-log.txt</w:t>
+      </w:r>
+      <w:r>
+        <w:rPr>
+          <w:b/>
+        </w:rPr>
+        <w:t xml:space="preserve"> </w:t>
+      </w:r>
+      <w:r>
+        <w:rPr>
+          <w:b/>
+        </w:rPr>
+        <w:t xml:space="preserve">will be empty right now — that is</w:t>
+      </w:r>
+      <w:r>
+        <w:rPr>
+          <w:b/>
+        </w:rPr>
+        <w:t xml:space="preserve"> </w:t>
+      </w:r>
+      <w:r>
+        <w:rPr>
+          <w:b/>
+        </w:rPr>
+        <w:t xml:space="preserve">correct.</w:t>
+      </w:r>
+      <w:r>
+        <w:t xml:space="preserve"> </w:t>
+      </w:r>
+      <w:r>
+        <w:t xml:space="preserve">Those channels record</w:t>
+      </w:r>
+      <w:r>
+        <w:t xml:space="preserve"> </w:t>
+      </w:r>
+      <w:r>
+        <w:rPr>
+          <w:i/>
+        </w:rPr>
+        <w:t xml:space="preserve">problems</w:t>
+      </w:r>
+      <w:r>
+        <w:t xml:space="preserve">, not successful operations. Keep</w:t>
+      </w:r>
+      <w:r>
+        <w:t xml:space="preserve"> </w:t>
+      </w:r>
+      <w:r>
+        <w:t xml:space="preserve">the empty baseline: when you run the collector again during a failure, the</w:t>
+      </w:r>
+      <w:r>
+        <w:t xml:space="preserve"> </w:t>
+      </w:r>
+      <w:r>
+        <w:t xml:space="preserve">contrast is the evidence. (The files say so in plain text rather than being</w:t>
+      </w:r>
+      <w:r>
+        <w:t xml:space="preserve"> </w:t>
+      </w:r>
+      <w:r>
+        <w:t xml:space="preserve">zero bytes, so you can tell</w:t>
+      </w:r>
+      <w:r>
+        <w:t xml:space="preserve"> </w:t>
+      </w:r>
+      <w:r>
+        <w:t xml:space="preserve">“</w:t>
+      </w:r>
+      <w:r>
+        <w:t xml:space="preserve">nothing happened</w:t>
+      </w:r>
+      <w:r>
+        <w:t xml:space="preserve">”</w:t>
+      </w:r>
+      <w:r>
+        <w:t xml:space="preserve"> </w:t>
+      </w:r>
+      <w:r>
+        <w:t xml:space="preserve">from</w:t>
+      </w:r>
+      <w:r>
+        <w:t xml:space="preserve"> </w:t>
+      </w:r>
+      <w:r>
+        <w:t xml:space="preserve">“</w:t>
+      </w:r>
+      <w:r>
+        <w:t xml:space="preserve">the script broke</w:t>
+      </w:r>
+      <w:r>
+        <w:t xml:space="preserve">”</w:t>
+      </w:r>
+      <w:r>
+        <w:t xml:space="preserve">.)</w:t>
+      </w:r>
+    </w:p>
+    <w:p>
+      <w:pPr>
+        <w:pStyle w:val="BlockText"/>
+      </w:pPr>
+      <w:r>
+        <w:rPr>
+          <w:rStyle w:val="VerbatimChar"/>
+        </w:rPr>
+        <w:t xml:space="preserve">smb-connection.txt</w:t>
+      </w:r>
+      <w:r>
+        <w:t xml:space="preserve"> </w:t>
+      </w:r>
+      <w:r>
+        <w:t xml:space="preserve">and</w:t>
+      </w:r>
+      <w:r>
+        <w:t xml:space="preserve"> </w:t>
+      </w:r>
+      <w:r>
+        <w:rPr>
+          <w:rStyle w:val="VerbatimChar"/>
+        </w:rPr>
+        <w:t xml:space="preserve">smb-client-config.txt</w:t>
+      </w:r>
+      <w:r>
+        <w:t xml:space="preserve">, on the other hand, are always</w:t>
+      </w:r>
+      <w:r>
+        <w:t xml:space="preserve"> </w:t>
+      </w:r>
+      <w:r>
+        <w:t xml:space="preserve">populated — negotiated dialect, encryption cipher and signing for the live</w:t>
+      </w:r>
+      <w:r>
+        <w:t xml:space="preserve"> </w:t>
+      </w:r>
+      <w:r>
+        <w:t xml:space="preserve">connection.</w:t>
+      </w:r>
+      <w:r>
+        <w:t xml:space="preserve"> </w:t>
+      </w:r>
+      <w:r>
+        <w:rPr>
+          <w:rStyle w:val="VerbatimChar"/>
+        </w:rPr>
+        <w:t xml:space="preserve">smb-client-config.txt</w:t>
+      </w:r>
+      <w:r>
+        <w:t xml:space="preserve"> </w:t>
+      </w:r>
+      <w:r>
+        <w:t xml:space="preserve">is what you’ll compare in Lab 3.</w:t>
+      </w:r>
+    </w:p>
+    <w:p>
+      <w:pPr>
+        <w:pStyle w:val="FirstParagraph"/>
       </w:pPr>
       <w:r>
         <w:t xml:space="preserve">Open</w:t>

--- a/docs/participant-workbook-session1.docx
+++ b/docs/participant-workbook-session1.docx
@@ -640,34 +640,28 @@
         <w:pStyle w:val="Compact"/>
       </w:pPr>
       <w:r>
-        <w:t xml:space="preserve">Where you’ll run the deploy/fault commands — pick one:</w:t>
-      </w:r>
-    </w:p>
-    <w:p>
-      <w:pPr>
-        <w:numPr>
-          <w:ilvl w:val="1"/>
-          <w:numId w:val="1003"/>
-        </w:numPr>
-        <w:pStyle w:val="Compact"/>
-      </w:pPr>
-      <w:r>
-        <w:rPr>
-          <w:b/>
-        </w:rPr>
-        <w:t xml:space="preserve">Azure Cloud Shell (easiest):</w:t>
-      </w:r>
-      <w:r>
-        <w:t xml:space="preserve"> </w:t>
-      </w:r>
-      <w:r>
-        <w:t xml:space="preserve">nothing to install — Az and Microsoft.Graph</w:t>
-      </w:r>
-      <w:r>
-        <w:t xml:space="preserve"> </w:t>
-      </w:r>
-      <w:r>
-        <w:t xml:space="preserve">are already there, and there’s no execution-policy /</w:t>
+        <w:rPr>
+          <w:b/>
+        </w:rPr>
+        <w:t xml:space="preserve">Azure Cloud Shell</w:t>
+      </w:r>
+      <w:r>
+        <w:t xml:space="preserve"> </w:t>
+      </w:r>
+      <w:r>
+        <w:t xml:space="preserve">— where every deploy and fault command runs. Nothing to</w:t>
+      </w:r>
+      <w:r>
+        <w:t xml:space="preserve"> </w:t>
+      </w:r>
+      <w:r>
+        <w:t xml:space="preserve">install (Az and Microsoft.Graph are already there), you are already signed in,</w:t>
+      </w:r>
+      <w:r>
+        <w:t xml:space="preserve"> </w:t>
+      </w:r>
+      <w:r>
+        <w:t xml:space="preserve">and there is no execution-policy or</w:t>
       </w:r>
       <w:r>
         <w:t xml:space="preserve"> </w:t>
@@ -686,33 +680,6 @@
       </w:r>
       <w:r>
         <w:t xml:space="preserve">friction.</w:t>
-      </w:r>
-    </w:p>
-    <w:p>
-      <w:pPr>
-        <w:numPr>
-          <w:ilvl w:val="1"/>
-          <w:numId w:val="1003"/>
-        </w:numPr>
-        <w:pStyle w:val="Compact"/>
-      </w:pPr>
-      <w:r>
-        <w:rPr>
-          <w:b/>
-        </w:rPr>
-        <w:t xml:space="preserve">Local PowerShell 7+:</w:t>
-      </w:r>
-      <w:r>
-        <w:t xml:space="preserve"> </w:t>
-      </w:r>
-      <w:r>
-        <w:rPr>
-          <w:rStyle w:val="VerbatimChar"/>
-        </w:rPr>
-        <w:t xml:space="preserve">Install-Module Az -Scope CurrentUser</w:t>
-      </w:r>
-      <w:r>
-        <w:t xml:space="preserve">.</w:t>
       </w:r>
     </w:p>
     <w:p>
@@ -751,19 +718,19 @@
         <w:rPr>
           <w:i/>
         </w:rPr>
-        <w:t xml:space="preserve">Required either way</w:t>
-      </w:r>
-      <w:r>
-        <w:t xml:space="preserve"> </w:t>
-      </w:r>
-      <w:r>
-        <w:t xml:space="preserve">— the klist / net use / mount</w:t>
-      </w:r>
-      <w:r>
-        <w:t xml:space="preserve"> </w:t>
-      </w:r>
-      <w:r>
-        <w:t xml:space="preserve">steps happen inside the VMs, which Cloud Shell can’t do.</w:t>
+        <w:t xml:space="preserve">Also required</w:t>
+      </w:r>
+      <w:r>
+        <w:t xml:space="preserve"> </w:t>
+      </w:r>
+      <w:r>
+        <w:t xml:space="preserve">— the klist / net use / mount steps</w:t>
+      </w:r>
+      <w:r>
+        <w:t xml:space="preserve"> </w:t>
+      </w:r>
+      <w:r>
+        <w:t xml:space="preserve">happen inside the VMs, which Cloud Shell can’t do.</w:t>
       </w:r>
     </w:p>
     <w:p>
@@ -782,76 +749,67 @@
         <w:rPr>
           <w:b/>
         </w:rPr>
-        <w:t xml:space="preserve">Running in Cloud Shell?</w:t>
-      </w:r>
-      <w:r>
-        <w:t xml:space="preserve"> </w:t>
-      </w:r>
-      <w:r>
-        <w:t xml:space="preserve">Get the kit with</w:t>
-      </w:r>
-      <w:r>
-        <w:t xml:space="preserve"> </w:t>
-      </w:r>
-      <w:r>
-        <w:rPr>
-          <w:rStyle w:val="VerbatimChar"/>
-        </w:rPr>
-        <w:t xml:space="preserve">git clone https://github.com/kmin1223/azfiles-lab.git</w:t>
-      </w:r>
-      <w:r>
-        <w:t xml:space="preserve">,</w:t>
-      </w:r>
-      <w:r>
-        <w:t xml:space="preserve"> </w:t>
-      </w:r>
-      <w:r>
-        <w:rPr>
-          <w:rStyle w:val="VerbatimChar"/>
-        </w:rPr>
-        <w:t xml:space="preserve">cd</w:t>
-      </w:r>
-      <w:r>
-        <w:t xml:space="preserve"> </w:t>
-      </w:r>
-      <w:r>
-        <w:t xml:space="preserve">into it, and</w:t>
-      </w:r>
-      <w:r>
-        <w:t xml:space="preserve"> </w:t>
-      </w:r>
-      <w:r>
-        <w:t xml:space="preserve">skip the</w:t>
-      </w:r>
-      <w:r>
-        <w:t xml:space="preserve"> </w:t>
-      </w:r>
-      <w:r>
-        <w:rPr>
-          <w:rStyle w:val="VerbatimChar"/>
-        </w:rPr>
-        <w:t xml:space="preserve">Unblock-File</w:t>
-      </w:r>
-      <w:r>
-        <w:t xml:space="preserve"> </w:t>
-      </w:r>
-      <w:r>
-        <w:t xml:space="preserve">/</w:t>
-      </w:r>
-      <w:r>
-        <w:t xml:space="preserve"> </w:t>
-      </w:r>
-      <w:r>
-        <w:rPr>
-          <w:rStyle w:val="VerbatimChar"/>
-        </w:rPr>
-        <w:t xml:space="preserve">Set-ExecutionPolicy</w:t>
-      </w:r>
-      <w:r>
-        <w:t xml:space="preserve"> </w:t>
-      </w:r>
-      <w:r>
-        <w:t xml:space="preserve">lines below — they’re Windows-only. Type paths with</w:t>
+        <w:t xml:space="preserve">Everything outside the VMs runs in Azure Cloud Shell.</w:t>
+      </w:r>
+      <w:r>
+        <w:t xml:space="preserve"> </w:t>
+      </w:r>
+      <w:r>
+        <w:t xml:space="preserve">Open it from the</w:t>
+      </w:r>
+      <w:r>
+        <w:t xml:space="preserve"> </w:t>
+      </w:r>
+      <w:r>
+        <w:t xml:space="preserve">portal (</w:t>
+      </w:r>
+      <w:r>
+        <w:rPr>
+          <w:rStyle w:val="VerbatimChar"/>
+        </w:rPr>
+        <w:t xml:space="preserve">&gt;_</w:t>
+      </w:r>
+      <w:r>
+        <w:t xml:space="preserve"> </w:t>
+      </w:r>
+      <w:r>
+        <w:t xml:space="preserve">icon), pick PowerShell, and</w:t>
+      </w:r>
+      <w:r>
+        <w:t xml:space="preserve"> </w:t>
+      </w:r>
+      <w:r>
+        <w:rPr>
+          <w:rStyle w:val="VerbatimChar"/>
+        </w:rPr>
+        <w:t xml:space="preserve">git clone</w:t>
+      </w:r>
+      <w:r>
+        <w:t xml:space="preserve"> </w:t>
+      </w:r>
+      <w:r>
+        <w:t xml:space="preserve">the kit there. You are</w:t>
+      </w:r>
+      <w:r>
+        <w:t xml:space="preserve"> </w:t>
+      </w:r>
+      <w:r>
+        <w:t xml:space="preserve">already signed in, so there is no</w:t>
+      </w:r>
+      <w:r>
+        <w:t xml:space="preserve"> </w:t>
+      </w:r>
+      <w:r>
+        <w:rPr>
+          <w:rStyle w:val="VerbatimChar"/>
+        </w:rPr>
+        <w:t xml:space="preserve">Connect-AzAccount</w:t>
+      </w:r>
+      <w:r>
+        <w:t xml:space="preserve"> </w:t>
+      </w:r>
+      <w:r>
+        <w:t xml:space="preserve">step, and paths use</w:t>
       </w:r>
       <w:r>
         <w:t xml:space="preserve"> </w:t>
@@ -921,22 +879,25 @@
         <w:pStyle w:val="FirstParagraph"/>
       </w:pPr>
       <w:r>
-        <w:rPr>
-          <w:b/>
-        </w:rPr>
-        <w:t xml:space="preserve">Azure Cloud Shell (recommended)</w:t>
-      </w:r>
-      <w:r>
-        <w:t xml:space="preserve"> </w:t>
-      </w:r>
-      <w:r>
-        <w:t xml:space="preserve">— open Cloud Shell (PowerShell) from the</w:t>
-      </w:r>
-      <w:r>
-        <w:t xml:space="preserve"> </w:t>
-      </w:r>
-      <w:r>
-        <w:t xml:space="preserve">Azure portal (</w:t>
+        <w:t xml:space="preserve">In</w:t>
+      </w:r>
+      <w:r>
+        <w:t xml:space="preserve"> </w:t>
+      </w:r>
+      <w:r>
+        <w:rPr>
+          <w:b/>
+        </w:rPr>
+        <w:t xml:space="preserve">Azure Cloud Shell</w:t>
+      </w:r>
+      <w:r>
+        <w:t xml:space="preserve"> </w:t>
+      </w:r>
+      <w:r>
+        <w:t xml:space="preserve">(PowerShell) — the</w:t>
+      </w:r>
+      <w:r>
+        <w:t xml:space="preserve"> </w:t>
       </w:r>
       <w:r>
         <w:rPr>
@@ -948,7 +909,7 @@
         <w:t xml:space="preserve"> </w:t>
       </w:r>
       <w:r>
-        <w:t xml:space="preserve">icon):</w:t>
+        <w:t xml:space="preserve">icon in the Azure portal:</w:t>
       </w:r>
     </w:p>
     <w:p>
@@ -1002,118 +963,6 @@
           <w:rStyle w:val="NormalTok"/>
         </w:rPr>
         <w:t xml:space="preserve">./deploy.</w:t>
-      </w:r>
-      <w:r>
-        <w:rPr>
-          <w:rStyle w:val="FunctionTok"/>
-        </w:rPr>
-        <w:t xml:space="preserve">ps1</w:t>
-      </w:r>
-      <w:r>
-        <w:rPr>
-          <w:rStyle w:val="NormalTok"/>
-        </w:rPr>
-        <w:t xml:space="preserve"> -ResourceGroupName azfiles-lab -Location koreacentral</w:t>
-      </w:r>
-    </w:p>
-    <w:p>
-      <w:pPr>
-        <w:pStyle w:val="FirstParagraph"/>
-      </w:pPr>
-      <w:r>
-        <w:rPr>
-          <w:b/>
-        </w:rPr>
-        <w:t xml:space="preserve">Local Windows PowerShell</w:t>
-      </w:r>
-      <w:r>
-        <w:t xml:space="preserve"> </w:t>
-      </w:r>
-      <w:r>
-        <w:t xml:space="preserve">— from the</w:t>
-      </w:r>
-      <w:r>
-        <w:t xml:space="preserve"> </w:t>
-      </w:r>
-      <w:r>
-        <w:rPr>
-          <w:rStyle w:val="VerbatimChar"/>
-        </w:rPr>
-        <w:t xml:space="preserve">session1-adds</w:t>
-      </w:r>
-      <w:r>
-        <w:t xml:space="preserve"> </w:t>
-      </w:r>
-      <w:r>
-        <w:t xml:space="preserve">folder:</w:t>
-      </w:r>
-    </w:p>
-    <w:p>
-      <w:pPr>
-        <w:pStyle w:val="SourceCode"/>
-      </w:pPr>
-      <w:r>
-        <w:rPr>
-          <w:rStyle w:val="FunctionTok"/>
-        </w:rPr>
-        <w:t xml:space="preserve">Get-ChildItem</w:t>
-      </w:r>
-      <w:r>
-        <w:rPr>
-          <w:rStyle w:val="NormalTok"/>
-        </w:rPr>
-        <w:t xml:space="preserve"> -Path .\ -Recurse | </w:t>
-      </w:r>
-      <w:r>
-        <w:rPr>
-          <w:rStyle w:val="FunctionTok"/>
-        </w:rPr>
-        <w:t xml:space="preserve">Unblock-File</w:t>
-      </w:r>
-      <w:r>
-        <w:br/>
-      </w:r>
-      <w:r>
-        <w:rPr>
-          <w:rStyle w:val="FunctionTok"/>
-        </w:rPr>
-        <w:t xml:space="preserve">Set-ExecutionPolicy</w:t>
-      </w:r>
-      <w:r>
-        <w:rPr>
-          <w:rStyle w:val="NormalTok"/>
-        </w:rPr>
-        <w:t xml:space="preserve"> -Scope </w:t>
-      </w:r>
-      <w:r>
-        <w:rPr>
-          <w:rStyle w:val="KeywordTok"/>
-        </w:rPr>
-        <w:t xml:space="preserve">Process</w:t>
-      </w:r>
-      <w:r>
-        <w:rPr>
-          <w:rStyle w:val="NormalTok"/>
-        </w:rPr>
-        <w:t xml:space="preserve"> -ExecutionPolicy Bypass -Force</w:t>
-      </w:r>
-      <w:r>
-        <w:br/>
-      </w:r>
-      <w:r>
-        <w:rPr>
-          <w:rStyle w:val="NormalTok"/>
-        </w:rPr>
-        <w:t xml:space="preserve">Connect-AzAccount</w:t>
-      </w:r>
-      <w:r>
-        <w:br/>
-      </w:r>
-      <w:r>
-        <w:rPr>
-          <w:rStyle w:val="NormalTok"/>
-        </w:rPr>
-        <w:t xml:space="preserve">.\deploy.</w:t>
       </w:r>
       <w:r>
         <w:rPr>
@@ -1628,7 +1477,33 @@
         <w:t xml:space="preserve"> </w:t>
       </w:r>
       <w:r>
-        <w:t xml:space="preserve">purpose:</w:t>
+        <w:t xml:space="preserve">purpose.</w:t>
+      </w:r>
+    </w:p>
+    <w:p>
+      <w:pPr>
+        <w:pStyle w:val="BodyText"/>
+      </w:pPr>
+      <w:r>
+        <w:t xml:space="preserve">This is</w:t>
+      </w:r>
+      <w:r>
+        <w:t xml:space="preserve"> </w:t>
+      </w:r>
+      <w:r>
+        <w:rPr>
+          <w:b/>
+        </w:rPr>
+        <w:t xml:space="preserve">the one place you sign in to Azure by hand</w:t>
+      </w:r>
+      <w:r>
+        <w:t xml:space="preserve">: it runs inside the VM,</w:t>
+      </w:r>
+      <w:r>
+        <w:t xml:space="preserve"> </w:t>
+      </w:r>
+      <w:r>
+        <w:t xml:space="preserve">not in Cloud Shell, so the VM has no session of its own.</w:t>
       </w:r>
     </w:p>
     <w:p>
@@ -2699,22 +2574,190 @@
         <w:t xml:space="preserve"> </w:t>
       </w:r>
       <w:r>
-        <w:t xml:space="preserve">wire. Every later capture is a diff against this one. In an</w:t>
-      </w:r>
-      <w:r>
-        <w:t xml:space="preserve"> </w:t>
-      </w:r>
-      <w:r>
-        <w:rPr>
-          <w:b/>
-        </w:rPr>
-        <w:t xml:space="preserve">elevated</w:t>
-      </w:r>
-      <w:r>
-        <w:t xml:space="preserve"> </w:t>
-      </w:r>
-      <w:r>
-        <w:t xml:space="preserve">PowerShell on the Client VM —</w:t>
+        <w:t xml:space="preserve">wire. Every later capture is a diff against this one.</w:t>
+      </w:r>
+    </w:p>
+    <w:p>
+      <w:pPr>
+        <w:pStyle w:val="BodyText"/>
+      </w:pPr>
+      <w:r>
+        <w:t xml:space="preserve">Do it the way you would on a real case:</w:t>
+      </w:r>
+      <w:r>
+        <w:t xml:space="preserve"> </w:t>
+      </w:r>
+      <w:r>
+        <w:rPr>
+          <w:b/>
+        </w:rPr>
+        <w:t xml:space="preserve">the trace needs admin rights, but the</w:t>
+      </w:r>
+      <w:r>
+        <w:rPr>
+          <w:b/>
+        </w:rPr>
+        <w:t xml:space="preserve"> </w:t>
+      </w:r>
+      <w:r>
+        <w:rPr>
+          <w:b/>
+        </w:rPr>
+        <w:t xml:space="preserve">mount must happen in the affected user’s own, non-elevated session</w:t>
+      </w:r>
+      <w:r>
+        <w:t xml:space="preserve"> </w:t>
+      </w:r>
+      <w:r>
+        <w:t xml:space="preserve">— that is</w:t>
+      </w:r>
+      <w:r>
+        <w:t xml:space="preserve"> </w:t>
+      </w:r>
+      <w:r>
+        <w:t xml:space="preserve">the session whose ticket cache and drive letters you are diagnosing. So you use</w:t>
+      </w:r>
+      <w:r>
+        <w:t xml:space="preserve"> </w:t>
+      </w:r>
+      <w:r>
+        <w:t xml:space="preserve">two windows.</w:t>
+      </w:r>
+    </w:p>
+    <w:p>
+      <w:pPr>
+        <w:pStyle w:val="SourceCode"/>
+      </w:pPr>
+      <w:r>
+        <w:rPr>
+          <w:rStyle w:val="CommentTok"/>
+        </w:rPr>
+        <w:t xml:space="preserve"># 1) ELEVATED PowerShell  (labuser1 is a local admin here: just click Yes on UAC)</w:t>
+      </w:r>
+      <w:r>
+        <w:br/>
+      </w:r>
+      <w:r>
+        <w:rPr>
+          <w:rStyle w:val="NormalTok"/>
+        </w:rPr>
+        <w:t xml:space="preserve">C:\LabTools\Get-KerberosEvidence.</w:t>
+      </w:r>
+      <w:r>
+        <w:rPr>
+          <w:rStyle w:val="FunctionTok"/>
+        </w:rPr>
+        <w:t xml:space="preserve">ps1</w:t>
+      </w:r>
+      <w:r>
+        <w:rPr>
+          <w:rStyle w:val="NormalTok"/>
+        </w:rPr>
+        <w:t xml:space="preserve"> -StartTrace</w:t>
+      </w:r>
+      <w:r>
+        <w:br/>
+      </w:r>
+      <w:r>
+        <w:br/>
+      </w:r>
+      <w:r>
+        <w:rPr>
+          <w:rStyle w:val="CommentTok"/>
+        </w:rPr>
+        <w:t xml:space="preserve"># 2) NORMAL PowerShell - reproduce as the user</w:t>
+      </w:r>
+      <w:r>
+        <w:br/>
+      </w:r>
+      <w:r>
+        <w:rPr>
+          <w:rStyle w:val="NormalTok"/>
+        </w:rPr>
+        <w:t xml:space="preserve">C:\LabTools\Get-KerberosEvidence.</w:t>
+      </w:r>
+      <w:r>
+        <w:rPr>
+          <w:rStyle w:val="FunctionTok"/>
+        </w:rPr>
+        <w:t xml:space="preserve">ps1</w:t>
+      </w:r>
+      <w:r>
+        <w:rPr>
+          <w:rStyle w:val="NormalTok"/>
+        </w:rPr>
+        <w:t xml:space="preserve"> -Reproduce -StorageAccount &lt;sa&gt;</w:t>
+      </w:r>
+      <w:r>
+        <w:br/>
+      </w:r>
+      <w:r>
+        <w:br/>
+      </w:r>
+      <w:r>
+        <w:rPr>
+          <w:rStyle w:val="CommentTok"/>
+        </w:rPr>
+        <w:t xml:space="preserve"># 3) back in the ELEVATED window</w:t>
+      </w:r>
+      <w:r>
+        <w:br/>
+      </w:r>
+      <w:r>
+        <w:rPr>
+          <w:rStyle w:val="NormalTok"/>
+        </w:rPr>
+        <w:t xml:space="preserve">C:\LabTools\Get-KerberosEvidence.</w:t>
+      </w:r>
+      <w:r>
+        <w:rPr>
+          <w:rStyle w:val="FunctionTok"/>
+        </w:rPr>
+        <w:t xml:space="preserve">ps1</w:t>
+      </w:r>
+      <w:r>
+        <w:rPr>
+          <w:rStyle w:val="NormalTok"/>
+        </w:rPr>
+        <w:t xml:space="preserve"> -StopTrace</w:t>
+      </w:r>
+    </w:p>
+    <w:p>
+      <w:pPr>
+        <w:pStyle w:val="BlockText"/>
+      </w:pPr>
+      <w:r>
+        <w:rPr>
+          <w:b/>
+        </w:rPr>
+        <w:t xml:space="preserve">If UAC asks for a password, close it and start again.</w:t>
+      </w:r>
+      <w:r>
+        <w:t xml:space="preserve"> </w:t>
+      </w:r>
+      <w:r>
+        <w:t xml:space="preserve">Elevating with</w:t>
+      </w:r>
+      <w:r>
+        <w:t xml:space="preserve"> </w:t>
+      </w:r>
+      <w:r>
+        <w:rPr>
+          <w:rStyle w:val="VerbatimChar"/>
+        </w:rPr>
+        <w:t xml:space="preserve">labadmin</w:t>
+      </w:r>
+      <w:r>
+        <w:t xml:space="preserve"> </w:t>
+      </w:r>
+      <w:r>
+        <w:t xml:space="preserve">would run the trace as a different user entirely. Elevation must</w:t>
+      </w:r>
+      <w:r>
+        <w:t xml:space="preserve"> </w:t>
+      </w:r>
+      <w:r>
+        <w:t xml:space="preserve">stay</w:t>
       </w:r>
       <w:r>
         <w:t xml:space="preserve"> </w:t>
@@ -2726,31 +2769,7 @@
         <w:t xml:space="preserve">labuser1</w:t>
       </w:r>
       <w:r>
-        <w:t xml:space="preserve"> </w:t>
-      </w:r>
-      <w:r>
-        <w:t xml:space="preserve">is a local admin here, so elevation is</w:t>
-      </w:r>
-      <w:r>
-        <w:t xml:space="preserve"> </w:t>
-      </w:r>
-      <w:r>
-        <w:t xml:space="preserve">a single</w:t>
-      </w:r>
-      <w:r>
-        <w:t xml:space="preserve"> </w:t>
-      </w:r>
-      <w:r>
-        <w:rPr>
-          <w:b/>
-        </w:rPr>
-        <w:t xml:space="preserve">Yes</w:t>
-      </w:r>
-      <w:r>
-        <w:t xml:space="preserve"> </w:t>
-      </w:r>
-      <w:r>
-        <w:t xml:space="preserve">on the UAC prompt:</w:t>
+        <w:t xml:space="preserve">.</w:t>
       </w:r>
     </w:p>
     <w:p>
@@ -2758,31 +2777,58 @@
         <w:pStyle w:val="BlockText"/>
       </w:pPr>
       <w:r>
-        <w:rPr>
-          <w:b/>
-        </w:rPr>
-        <w:t xml:space="preserve">If UAC asks for a password, close it and start again.</w:t>
-      </w:r>
-      <w:r>
-        <w:t xml:space="preserve"> </w:t>
-      </w:r>
-      <w:r>
-        <w:t xml:space="preserve">Elevating with</w:t>
-      </w:r>
-      <w:r>
-        <w:t xml:space="preserve"> </w:t>
-      </w:r>
-      <w:r>
-        <w:rPr>
-          <w:rStyle w:val="VerbatimChar"/>
-        </w:rPr>
-        <w:t xml:space="preserve">labadmin</w:t>
-      </w:r>
-      <w:r>
-        <w:t xml:space="preserve"> </w:t>
-      </w:r>
-      <w:r>
-        <w:t xml:space="preserve">runs the collector in a</w:t>
+        <w:t xml:space="preserve">In a hurry?</w:t>
+      </w:r>
+      <w:r>
+        <w:t xml:space="preserve"> </w:t>
+      </w:r>
+      <w:r>
+        <w:rPr>
+          <w:rStyle w:val="VerbatimChar"/>
+        </w:rPr>
+        <w:t xml:space="preserve">Get-KerberosEvidence.ps1 -StorageAccount &lt;sa&gt;</w:t>
+      </w:r>
+      <w:r>
+        <w:t xml:space="preserve"> </w:t>
+      </w:r>
+      <w:r>
+        <w:t xml:space="preserve">in the elevated</w:t>
+      </w:r>
+      <w:r>
+        <w:t xml:space="preserve"> </w:t>
+      </w:r>
+      <w:r>
+        <w:t xml:space="preserve">window does all three in one go. The identity is still</w:t>
+      </w:r>
+      <w:r>
+        <w:t xml:space="preserve"> </w:t>
+      </w:r>
+      <w:r>
+        <w:rPr>
+          <w:rStyle w:val="VerbatimChar"/>
+        </w:rPr>
+        <w:t xml:space="preserve">labuser1</w:t>
+      </w:r>
+      <w:r>
+        <w:t xml:space="preserve">, so the</w:t>
+      </w:r>
+      <w:r>
+        <w:t xml:space="preserve"> </w:t>
+      </w:r>
+      <w:r>
+        <w:t xml:space="preserve">Kerberos evidence is faithful — but the mount lands in the elevated logon</w:t>
+      </w:r>
+      <w:r>
+        <w:t xml:space="preserve"> </w:t>
+      </w:r>
+      <w:r>
+        <w:t xml:space="preserve">session, with its own ticket cache and drive letters. This is exactly the</w:t>
+      </w:r>
+      <w:r>
+        <w:t xml:space="preserve"> </w:t>
+      </w:r>
+      <w:r>
+        <w:t xml:space="preserve">split you ask customers to respect when you request a trace:</w:t>
       </w:r>
       <w:r>
         <w:t xml:space="preserve"> </w:t>
@@ -2791,57 +2837,34 @@
         <w:rPr>
           <w:i/>
         </w:rPr>
-        <w:t xml:space="preserve">different logon session</w:t>
-      </w:r>
-      <w:r>
-        <w:t xml:space="preserve">, which has its own</w:t>
-      </w:r>
-      <w:r>
-        <w:t xml:space="preserve"> </w:t>
-      </w:r>
-      <w:r>
-        <w:t xml:space="preserve">Kerberos ticket cache — it would purge and capture the wrong user’s tickets.</w:t>
-      </w:r>
-      <w:r>
-        <w:t xml:space="preserve"> </w:t>
-      </w:r>
-      <w:r>
-        <w:t xml:space="preserve">Elevation must stay</w:t>
-      </w:r>
-      <w:r>
-        <w:t xml:space="preserve"> </w:t>
-      </w:r>
-      <w:r>
-        <w:rPr>
-          <w:rStyle w:val="VerbatimChar"/>
-        </w:rPr>
-        <w:t xml:space="preserve">labuser1</w:t>
-      </w:r>
-      <w:r>
-        <w:t xml:space="preserve">.</w:t>
-      </w:r>
-    </w:p>
-    <w:p>
-      <w:pPr>
-        <w:pStyle w:val="SourceCode"/>
-      </w:pPr>
-      <w:r>
-        <w:rPr>
-          <w:rStyle w:val="NormalTok"/>
-        </w:rPr>
-        <w:t xml:space="preserve">C:\LabTools\Get-KerberosEvidence.</w:t>
-      </w:r>
-      <w:r>
-        <w:rPr>
-          <w:rStyle w:val="FunctionTok"/>
-        </w:rPr>
-        <w:t xml:space="preserve">ps1</w:t>
-      </w:r>
-      <w:r>
-        <w:rPr>
-          <w:rStyle w:val="NormalTok"/>
-        </w:rPr>
-        <w:t xml:space="preserve"> -StorageAccount &lt;sa&gt;</w:t>
+        <w:t xml:space="preserve">you</w:t>
+      </w:r>
+      <w:r>
+        <w:t xml:space="preserve"> </w:t>
+      </w:r>
+      <w:r>
+        <w:t xml:space="preserve">start the</w:t>
+      </w:r>
+      <w:r>
+        <w:t xml:space="preserve"> </w:t>
+      </w:r>
+      <w:r>
+        <w:t xml:space="preserve">capture,</w:t>
+      </w:r>
+      <w:r>
+        <w:t xml:space="preserve"> </w:t>
+      </w:r>
+      <w:r>
+        <w:rPr>
+          <w:i/>
+        </w:rPr>
+        <w:t xml:space="preserve">the affected user</w:t>
+      </w:r>
+      <w:r>
+        <w:t xml:space="preserve"> </w:t>
+      </w:r>
+      <w:r>
+        <w:t xml:space="preserve">reproduces.</w:t>
       </w:r>
     </w:p>
     <w:p>
@@ -3808,7 +3831,16 @@
       </w:pPr>
       <w:r>
         <w:rPr>
-          <w:rStyle w:val="VerbatimChar"/>
+          <w:rStyle w:val="CommentTok"/>
+        </w:rPr>
+        <w:t xml:space="preserve"># in your NORMAL window</w:t>
+      </w:r>
+      <w:r>
+        <w:br/>
+      </w:r>
+      <w:r>
+        <w:rPr>
+          <w:rStyle w:val="NormalTok"/>
         </w:rPr>
         <w:t xml:space="preserve">net use * /delete /y</w:t>
       </w:r>
@@ -3817,16 +3849,73 @@
       </w:r>
       <w:r>
         <w:rPr>
-          <w:rStyle w:val="VerbatimChar"/>
-        </w:rPr>
-        <w:t xml:space="preserve">net use \\&lt;sa&gt;.file.core.windows.net\labshare /delete /y</w:t>
+          <w:rStyle w:val="NormalTok"/>
+        </w:rPr>
+        <w:t xml:space="preserve">net use \\&lt;sa&gt;.</w:t>
+      </w:r>
+      <w:r>
+        <w:rPr>
+          <w:rStyle w:val="FunctionTok"/>
+        </w:rPr>
+        <w:t xml:space="preserve">file</w:t>
+      </w:r>
+      <w:r>
+        <w:rPr>
+          <w:rStyle w:val="NormalTok"/>
+        </w:rPr>
+        <w:t xml:space="preserve">.</w:t>
+      </w:r>
+      <w:r>
+        <w:rPr>
+          <w:rStyle w:val="FunctionTok"/>
+        </w:rPr>
+        <w:t xml:space="preserve">core</w:t>
+      </w:r>
+      <w:r>
+        <w:rPr>
+          <w:rStyle w:val="NormalTok"/>
+        </w:rPr>
+        <w:t xml:space="preserve">.</w:t>
+      </w:r>
+      <w:r>
+        <w:rPr>
+          <w:rStyle w:val="FunctionTok"/>
+        </w:rPr>
+        <w:t xml:space="preserve">windows</w:t>
+      </w:r>
+      <w:r>
+        <w:rPr>
+          <w:rStyle w:val="NormalTok"/>
+        </w:rPr>
+        <w:t xml:space="preserve">.</w:t>
+      </w:r>
+      <w:r>
+        <w:rPr>
+          <w:rStyle w:val="FunctionTok"/>
+        </w:rPr>
+        <w:t xml:space="preserve">net</w:t>
+      </w:r>
+      <w:r>
+        <w:rPr>
+          <w:rStyle w:val="NormalTok"/>
+        </w:rPr>
+        <w:t xml:space="preserve">\labshare /delete /y</w:t>
       </w:r>
       <w:r>
         <w:br/>
       </w:r>
       <w:r>
         <w:rPr>
-          <w:rStyle w:val="VerbatimChar"/>
+          <w:rStyle w:val="NormalTok"/>
+        </w:rPr>
+        <w:t xml:space="preserve">net use Z: /delete /y</w:t>
+      </w:r>
+      <w:r>
+        <w:br/>
+      </w:r>
+      <w:r>
+        <w:rPr>
+          <w:rStyle w:val="NormalTok"/>
         </w:rPr>
         <w:t xml:space="preserve">klist purge</w:t>
       </w:r>
@@ -3834,16 +3923,1266 @@
         <w:br/>
       </w:r>
       <w:r>
-        <w:rPr>
-          <w:rStyle w:val="VerbatimChar"/>
+        <w:br/>
+      </w:r>
+      <w:r>
+        <w:rPr>
+          <w:rStyle w:val="CommentTok"/>
+        </w:rPr>
+        <w:t xml:space="preserve"># in the ELEVATED window - Get-SmbConnection requires it.</w:t>
+      </w:r>
+      <w:r>
+        <w:br/>
+      </w:r>
+      <w:r>
+        <w:rPr>
+          <w:rStyle w:val="CommentTok"/>
+        </w:rPr>
+        <w:t xml:space="preserve"># Filter: an unfiltered list also shows the machine's own IPC$ connection to</w:t>
+      </w:r>
+      <w:r>
+        <w:br/>
+      </w:r>
+      <w:r>
+        <w:rPr>
+          <w:rStyle w:val="CommentTok"/>
+        </w:rPr>
+        <w:t xml:space="preserve"># the DC, which is normal and has nothing to do with the share.</w:t>
+      </w:r>
+      <w:r>
+        <w:br/>
+      </w:r>
+      <w:r>
+        <w:rPr>
+          <w:rStyle w:val="NormalTok"/>
+        </w:rPr>
+        <w:t xml:space="preserve">Get-SmbConnection | </w:t>
+      </w:r>
+      <w:r>
+        <w:rPr>
+          <w:rStyle w:val="FunctionTok"/>
+        </w:rPr>
+        <w:t xml:space="preserve">Where-Object</w:t>
+      </w:r>
+      <w:r>
+        <w:rPr>
+          <w:rStyle w:val="NormalTok"/>
+        </w:rPr>
+        <w:t xml:space="preserve"> ServerName -like '*file.</w:t>
+      </w:r>
+      <w:r>
+        <w:rPr>
+          <w:rStyle w:val="FunctionTok"/>
+        </w:rPr>
+        <w:t xml:space="preserve">core</w:t>
+      </w:r>
+      <w:r>
+        <w:rPr>
+          <w:rStyle w:val="NormalTok"/>
+        </w:rPr>
+        <w:t xml:space="preserve">.</w:t>
+      </w:r>
+      <w:r>
+        <w:rPr>
+          <w:rStyle w:val="FunctionTok"/>
+        </w:rPr>
+        <w:t xml:space="preserve">windows</w:t>
+      </w:r>
+      <w:r>
+        <w:rPr>
+          <w:rStyle w:val="NormalTok"/>
+        </w:rPr>
+        <w:t xml:space="preserve">.</w:t>
+      </w:r>
+      <w:r>
+        <w:rPr>
+          <w:rStyle w:val="FunctionTok"/>
+        </w:rPr>
+        <w:t xml:space="preserve">net</w:t>
+      </w:r>
+      <w:r>
+        <w:rPr>
+          <w:rStyle w:val="NormalTok"/>
+        </w:rPr>
+        <w:t xml:space="preserve">'</w:t>
+      </w:r>
+      <w:r>
+        <w:br/>
+      </w:r>
+      <w:r>
+        <w:br/>
+      </w:r>
+      <w:r>
+        <w:rPr>
+          <w:rStyle w:val="CommentTok"/>
+        </w:rPr>
+        <w:t xml:space="preserve"># back in the normal window</w:t>
+      </w:r>
+      <w:r>
+        <w:br/>
+      </w:r>
+      <w:r>
+        <w:rPr>
+          <w:rStyle w:val="NormalTok"/>
+        </w:rPr>
+        <w:t xml:space="preserve">net use Z: \\&lt;sa&gt;.</w:t>
+      </w:r>
+      <w:r>
+        <w:rPr>
+          <w:rStyle w:val="FunctionTok"/>
+        </w:rPr>
+        <w:t xml:space="preserve">file</w:t>
+      </w:r>
+      <w:r>
+        <w:rPr>
+          <w:rStyle w:val="NormalTok"/>
+        </w:rPr>
+        <w:t xml:space="preserve">.</w:t>
+      </w:r>
+      <w:r>
+        <w:rPr>
+          <w:rStyle w:val="FunctionTok"/>
+        </w:rPr>
+        <w:t xml:space="preserve">core</w:t>
+      </w:r>
+      <w:r>
+        <w:rPr>
+          <w:rStyle w:val="NormalTok"/>
+        </w:rPr>
+        <w:t xml:space="preserve">.</w:t>
+      </w:r>
+      <w:r>
+        <w:rPr>
+          <w:rStyle w:val="FunctionTok"/>
+        </w:rPr>
+        <w:t xml:space="preserve">windows</w:t>
+      </w:r>
+      <w:r>
+        <w:rPr>
+          <w:rStyle w:val="NormalTok"/>
+        </w:rPr>
+        <w:t xml:space="preserve">.</w:t>
+      </w:r>
+      <w:r>
+        <w:rPr>
+          <w:rStyle w:val="FunctionTok"/>
+        </w:rPr>
+        <w:t xml:space="preserve">net</w:t>
+      </w:r>
+      <w:r>
+        <w:rPr>
+          <w:rStyle w:val="NormalTok"/>
+        </w:rPr>
+        <w:t xml:space="preserve">\labshare</w:t>
+      </w:r>
+    </w:p>
+    <w:p>
+      <w:pPr>
+        <w:pStyle w:val="FirstParagraph"/>
+      </w:pPr>
+      <w:r>
+        <w:rPr>
+          <w:b/>
+        </w:rPr>
+        <w:t xml:space="preserve">Expected:</w:t>
+      </w:r>
+      <w:r>
+        <w:t xml:space="preserve"> </w:t>
+      </w:r>
+      <w:r>
+        <w:rPr>
+          <w:rStyle w:val="VerbatimChar"/>
+        </w:rPr>
+        <w:t xml:space="preserve">System error 1396</w:t>
+      </w:r>
+      <w:r>
+        <w:t xml:space="preserve">.</w:t>
+      </w:r>
+    </w:p>
+    <w:p>
+      <w:pPr>
+        <w:pStyle w:val="BlockText"/>
+      </w:pPr>
+      <w:r>
+        <w:t xml:space="preserve">Two things that will bite you here.</w:t>
+      </w:r>
+      <w:r>
+        <w:t xml:space="preserve"> </w:t>
+      </w:r>
+      <w:r>
+        <w:rPr>
+          <w:rStyle w:val="VerbatimChar"/>
+          <w:b/>
         </w:rPr>
         <w:t xml:space="preserve">Get-SmbConnection</w:t>
       </w:r>
       <w:r>
+        <w:rPr>
+          <w:b/>
+        </w:rPr>
+        <w:t xml:space="preserve"> </w:t>
+      </w:r>
+      <w:r>
+        <w:rPr>
+          <w:b/>
+        </w:rPr>
+        <w:t xml:space="preserve">needs an elevated</w:t>
+      </w:r>
+      <w:r>
+        <w:rPr>
+          <w:b/>
+        </w:rPr>
+        <w:t xml:space="preserve"> </w:t>
+      </w:r>
+      <w:r>
+        <w:rPr>
+          <w:b/>
+        </w:rPr>
+        <w:t xml:space="preserve">window</w:t>
+      </w:r>
+      <w:r>
+        <w:t xml:space="preserve"> </w:t>
+      </w:r>
+      <w:r>
+        <w:t xml:space="preserve">— a standard token gets</w:t>
+      </w:r>
+      <w:r>
+        <w:t xml:space="preserve"> </w:t>
+      </w:r>
+      <w:r>
+        <w:rPr>
+          <w:i/>
+        </w:rPr>
+        <w:t xml:space="preserve">“</w:t>
+      </w:r>
+      <w:r>
+        <w:rPr>
+          <w:i/>
+        </w:rPr>
+        <w:t xml:space="preserve">Access is denied</w:t>
+      </w:r>
+      <w:r>
+        <w:rPr>
+          <w:i/>
+        </w:rPr>
+        <w:t xml:space="preserve">”</w:t>
+      </w:r>
+      <w:r>
+        <w:t xml:space="preserve">, even for a local admin.</w:t>
+      </w:r>
+      <w:r>
+        <w:t xml:space="preserve"> </w:t>
+      </w:r>
+      <w:r>
+        <w:t xml:space="preserve">And</w:t>
+      </w:r>
+      <w:r>
+        <w:t xml:space="preserve"> </w:t>
+      </w:r>
+      <w:r>
+        <w:rPr>
+          <w:rStyle w:val="VerbatimChar"/>
+          <w:b/>
+        </w:rPr>
+        <w:t xml:space="preserve">System error 85</w:t>
+      </w:r>
+      <w:r>
+        <w:rPr>
+          <w:b/>
+        </w:rPr>
+        <w:t xml:space="preserve"> </w:t>
+      </w:r>
+      <w:r>
+        <w:rPr>
+          <w:b/>
+        </w:rPr>
+        <w:t xml:space="preserve">(</w:t>
+      </w:r>
+      <w:r>
+        <w:rPr>
+          <w:b/>
+        </w:rPr>
+        <w:t xml:space="preserve">“</w:t>
+      </w:r>
+      <w:r>
+        <w:rPr>
+          <w:b/>
+        </w:rPr>
+        <w:t xml:space="preserve">the local device name is already in use</w:t>
+      </w:r>
+      <w:r>
+        <w:rPr>
+          <w:b/>
+        </w:rPr>
+        <w:t xml:space="preserve">”</w:t>
+      </w:r>
+      <w:r>
+        <w:rPr>
+          <w:b/>
+        </w:rPr>
+        <w:t xml:space="preserve">)</w:t>
+      </w:r>
+      <w:r>
+        <w:t xml:space="preserve"> </w:t>
+      </w:r>
+      <w:r>
+        <w:t xml:space="preserve">while</w:t>
+      </w:r>
+      <w:r>
+        <w:t xml:space="preserve"> </w:t>
+      </w:r>
+      <w:r>
+        <w:rPr>
+          <w:rStyle w:val="VerbatimChar"/>
+        </w:rPr>
+        <w:t xml:space="preserve">net use</w:t>
+      </w:r>
+      <w:r>
+        <w:t xml:space="preserve"> </w:t>
+      </w:r>
+      <w:r>
+        <w:t xml:space="preserve">lists nothing means a dead mapping still owns the letter: clear it</w:t>
+      </w:r>
+      <w:r>
+        <w:t xml:space="preserve"> </w:t>
+      </w:r>
+      <w:r>
+        <w:t xml:space="preserve">with</w:t>
+      </w:r>
+      <w:r>
+        <w:t xml:space="preserve"> </w:t>
+      </w:r>
+      <w:r>
+        <w:rPr>
+          <w:rStyle w:val="VerbatimChar"/>
+        </w:rPr>
+        <w:t xml:space="preserve">net use Z: /delete /y</w:t>
+      </w:r>
+      <w:r>
+        <w:t xml:space="preserve"> </w:t>
+      </w:r>
+      <w:r>
+        <w:t xml:space="preserve">or</w:t>
+      </w:r>
+      <w:r>
+        <w:t xml:space="preserve"> </w:t>
+      </w:r>
+      <w:r>
+        <w:rPr>
+          <w:rStyle w:val="VerbatimChar"/>
+        </w:rPr>
+        <w:t xml:space="preserve">Remove-SmbMapping -LocalPath Z: -Force</w:t>
+      </w:r>
+      <w:r>
+        <w:t xml:space="preserve">.</w:t>
+      </w:r>
+    </w:p>
+    <w:p>
+      <w:pPr>
+        <w:pStyle w:val="BlockText"/>
+      </w:pPr>
+      <w:r>
+        <w:t xml:space="preserve">Deleting mappings and purging tickets is</w:t>
+      </w:r>
+      <w:r>
+        <w:t xml:space="preserve"> </w:t>
+      </w:r>
+      <w:r>
+        <w:rPr>
+          <w:b/>
+        </w:rPr>
+        <w:t xml:space="preserve">not enough</w:t>
+      </w:r>
+      <w:r>
+        <w:t xml:space="preserve"> </w:t>
+      </w:r>
+      <w:r>
+        <w:t xml:space="preserve">— neither kills the</w:t>
+      </w:r>
+      <w:r>
+        <w:t xml:space="preserve"> </w:t>
+      </w:r>
+      <w:r>
+        <w:t xml:space="preserve">SMB</w:t>
+      </w:r>
+      <w:r>
+        <w:t xml:space="preserve"> </w:t>
+      </w:r>
+      <w:r>
+        <w:rPr>
+          <w:i/>
+        </w:rPr>
+        <w:t xml:space="preserve">session</w:t>
+      </w:r>
+      <w:r>
+        <w:t xml:space="preserve">, and a TreeConnect on a live session performs no new</w:t>
+      </w:r>
+      <w:r>
+        <w:t xml:space="preserve"> </w:t>
+      </w:r>
+      <w:r>
+        <w:t xml:space="preserve">authentication, so the old session keeps working after any key change.</w:t>
+      </w:r>
+      <w:r>
+        <w:t xml:space="preserve"> </w:t>
+      </w:r>
+      <w:r>
+        <w:rPr>
+          <w:rStyle w:val="VerbatimChar"/>
+        </w:rPr>
+        <w:t xml:space="preserve">Get-SmbConnection</w:t>
+      </w:r>
+      <w:r>
+        <w:t xml:space="preserve"> </w:t>
+      </w:r>
+      <w:r>
+        <w:t xml:space="preserve">must show</w:t>
+      </w:r>
+      <w:r>
+        <w:t xml:space="preserve"> </w:t>
+      </w:r>
+      <w:r>
+        <w:rPr>
+          <w:b/>
+        </w:rPr>
+        <w:t xml:space="preserve">no entry</w:t>
+      </w:r>
+      <w:r>
+        <w:t xml:space="preserve"> </w:t>
+      </w:r>
+      <w:r>
+        <w:t xml:space="preserve">for the storage account before you</w:t>
+      </w:r>
+      <w:r>
+        <w:t xml:space="preserve"> </w:t>
+      </w:r>
+      <w:r>
+        <w:t xml:space="preserve">retest.</w:t>
+      </w:r>
+    </w:p>
+    <w:p>
+      <w:pPr>
+        <w:pStyle w:val="BlockText"/>
+      </w:pPr>
+      <w:r>
+        <w:rPr>
+          <w:b/>
+        </w:rPr>
+        <w:t xml:space="preserve">How to spot it when it bites you:</w:t>
+      </w:r>
+      <w:r>
+        <w:t xml:space="preserve"> </w:t>
+      </w:r>
+      <w:r>
+        <w:t xml:space="preserve">the mount</w:t>
+      </w:r>
+      <w:r>
+        <w:t xml:space="preserve"> </w:t>
+      </w:r>
+      <w:r>
+        <w:t xml:space="preserve">“</w:t>
+      </w:r>
+      <w:r>
+        <w:t xml:space="preserve">succeeds</w:t>
+      </w:r>
+      <w:r>
+        <w:t xml:space="preserve">”</w:t>
+      </w:r>
+      <w:r>
+        <w:t xml:space="preserve"> </w:t>
+      </w:r>
+      <w:r>
+        <w:t xml:space="preserve">but</w:t>
+      </w:r>
+      <w:r>
+        <w:t xml:space="preserve"> </w:t>
+      </w:r>
+      <w:r>
+        <w:rPr>
+          <w:rStyle w:val="VerbatimChar"/>
+        </w:rPr>
+        <w:t xml:space="preserve">klist</w:t>
+      </w:r>
+      <w:r>
+        <w:t xml:space="preserve"> </w:t>
+      </w:r>
+      <w:r>
+        <w:t xml:space="preserve">shows</w:t>
+      </w:r>
+      <w:r>
+        <w:t xml:space="preserve"> </w:t>
+      </w:r>
+      <w:r>
+        <w:rPr>
+          <w:b/>
+        </w:rPr>
+        <w:t xml:space="preserve">zero tickets</w:t>
+      </w:r>
+      <w:r>
+        <w:t xml:space="preserve">. Success without tickets means no Kerberos exchange happened</w:t>
+      </w:r>
+      <w:r>
+        <w:t xml:space="preserve"> </w:t>
+      </w:r>
+      <w:r>
+        <w:t xml:space="preserve">— you tested the old session, not the new configuration. Sign out/in (or,</w:t>
+      </w:r>
+      <w:r>
+        <w:t xml:space="preserve"> </w:t>
+      </w:r>
+      <w:r>
+        <w:t xml:space="preserve">elevated,</w:t>
+      </w:r>
+      <w:r>
+        <w:t xml:space="preserve"> </w:t>
+      </w:r>
+      <w:r>
+        <w:rPr>
+          <w:rStyle w:val="VerbatimChar"/>
+        </w:rPr>
+        <w:t xml:space="preserve">Restart-Service LanmanWorkstation -Force</w:t>
+      </w:r>
+      <w:r>
+        <w:t xml:space="preserve">) and retest. The same</w:t>
+      </w:r>
+      <w:r>
+        <w:t xml:space="preserve"> </w:t>
+      </w:r>
+      <w:r>
+        <w:t xml:space="preserve">trap shows up in real support cases as</w:t>
+      </w:r>
+      <w:r>
+        <w:t xml:space="preserve"> </w:t>
+      </w:r>
+      <w:r>
+        <w:rPr>
+          <w:i/>
+        </w:rPr>
+        <w:t xml:space="preserve">“</w:t>
+      </w:r>
+      <w:r>
+        <w:rPr>
+          <w:i/>
+        </w:rPr>
+        <w:t xml:space="preserve">we changed the auth config and</w:t>
+      </w:r>
+      <w:r>
+        <w:rPr>
+          <w:i/>
+        </w:rPr>
+        <w:t xml:space="preserve"> </w:t>
+      </w:r>
+      <w:r>
+        <w:rPr>
+          <w:i/>
+        </w:rPr>
+        <w:t xml:space="preserve">nothing happened</w:t>
+      </w:r>
+      <w:r>
+        <w:rPr>
+          <w:i/>
+        </w:rPr>
+        <w:t xml:space="preserve">”</w:t>
+      </w:r>
+      <w:r>
+        <w:t xml:space="preserve">.</w:t>
+      </w:r>
+    </w:p>
+    <w:p>
+      <w:pPr>
+        <w:pStyle w:val="Heading2"/>
+      </w:pPr>
+      <w:bookmarkStart w:id="32" w:name="step-5-diagnose-from-evidence"/>
+      <w:r>
+        <w:t xml:space="preserve">Step 5 — diagnose from evidence</w:t>
+      </w:r>
+      <w:bookmarkEnd w:id="32"/>
+    </w:p>
+    <w:p>
+      <w:pPr>
+        <w:pStyle w:val="SourceCode"/>
+      </w:pPr>
+      <w:r>
+        <w:rPr>
+          <w:rStyle w:val="NormalTok"/>
+        </w:rPr>
+        <w:t xml:space="preserve">C:\LabTools\Get-KerberosEvidence.</w:t>
+      </w:r>
+      <w:r>
+        <w:rPr>
+          <w:rStyle w:val="FunctionTok"/>
+        </w:rPr>
+        <w:t xml:space="preserve">ps1</w:t>
+      </w:r>
+      <w:r>
+        <w:rPr>
+          <w:rStyle w:val="NormalTok"/>
+        </w:rPr>
+        <w:t xml:space="preserve"> -StorageAccount &lt;sa&gt;</w:t>
+      </w:r>
+      <w:r>
         <w:br/>
       </w:r>
       <w:r>
         <w:rPr>
+          <w:rStyle w:val="NormalTok"/>
+        </w:rPr>
+        <w:t xml:space="preserve">klist</w:t>
+      </w:r>
+    </w:p>
+    <w:p>
+      <w:pPr>
+        <w:pStyle w:val="FirstParagraph"/>
+      </w:pPr>
+      <w:r>
+        <w:t xml:space="preserve">The ticket</w:t>
+      </w:r>
+      <w:r>
+        <w:t xml:space="preserve"> </w:t>
+      </w:r>
+      <w:r>
+        <w:rPr>
+          <w:b/>
+        </w:rPr>
+        <w:t xml:space="preserve">is</w:t>
+      </w:r>
+      <w:r>
+        <w:t xml:space="preserve"> </w:t>
+      </w:r>
+      <w:r>
+        <w:t xml:space="preserve">issued, and it’s</w:t>
+      </w:r>
+      <w:r>
+        <w:t xml:space="preserve"> </w:t>
+      </w:r>
+      <w:r>
+        <w:rPr>
+          <w:b/>
+        </w:rPr>
+        <w:t xml:space="preserve">AES-256</w:t>
+      </w:r>
+      <w:r>
+        <w:t xml:space="preserve">. On the</w:t>
+      </w:r>
+      <w:r>
+        <w:t xml:space="preserve"> </w:t>
+      </w:r>
+      <w:r>
+        <w:rPr>
+          <w:b/>
+        </w:rPr>
+        <w:t xml:space="preserve">DC</w:t>
+      </w:r>
+      <w:r>
+        <w:t xml:space="preserve">:</w:t>
+      </w:r>
+    </w:p>
+    <w:p>
+      <w:pPr>
+        <w:pStyle w:val="SourceCode"/>
+      </w:pPr>
+      <w:r>
+        <w:rPr>
+          <w:rStyle w:val="FunctionTok"/>
+        </w:rPr>
+        <w:t xml:space="preserve">Get-WinEvent</w:t>
+      </w:r>
+      <w:r>
+        <w:rPr>
+          <w:rStyle w:val="NormalTok"/>
+        </w:rPr>
+        <w:t xml:space="preserve"> -FilterHashtable @{LogName='Security'; Id=4769} -MaxEvents 3 |</w:t>
+      </w:r>
+      <w:r>
+        <w:br/>
+      </w:r>
+      <w:r>
+        <w:rPr>
+          <w:rStyle w:val="NormalTok"/>
+        </w:rPr>
+        <w:t xml:space="preserve">  </w:t>
+      </w:r>
+      <w:r>
+        <w:rPr>
+          <w:rStyle w:val="FunctionTok"/>
+        </w:rPr>
+        <w:t xml:space="preserve">Format-List</w:t>
+      </w:r>
+      <w:r>
+        <w:rPr>
+          <w:rStyle w:val="NormalTok"/>
+        </w:rPr>
+        <w:t xml:space="preserve"> TimeCreated, Message</w:t>
+      </w:r>
+    </w:p>
+    <w:p>
+      <w:pPr>
+        <w:pStyle w:val="FirstParagraph"/>
+      </w:pPr>
+      <w:r>
+        <w:t xml:space="preserve">Event 4769 says</w:t>
+      </w:r>
+      <w:r>
+        <w:t xml:space="preserve"> </w:t>
+      </w:r>
+      <w:r>
+        <w:rPr>
+          <w:b/>
+        </w:rPr>
+        <w:t xml:space="preserve">success</w:t>
+      </w:r>
+      <w:r>
+        <w:t xml:space="preserve">. So the KDC, the SPN, and the encryption type are</w:t>
+      </w:r>
+      <w:r>
+        <w:t xml:space="preserve"> </w:t>
+      </w:r>
+      <w:r>
+        <w:t xml:space="preserve">all fine — the only thing left is the key the</w:t>
+      </w:r>
+      <w:r>
+        <w:t xml:space="preserve"> </w:t>
+      </w:r>
+      <w:r>
+        <w:rPr>
+          <w:b/>
+        </w:rPr>
+        <w:t xml:space="preserve">service</w:t>
+      </w:r>
+      <w:r>
+        <w:t xml:space="preserve"> </w:t>
+      </w:r>
+      <w:r>
+        <w:t xml:space="preserve">uses to decrypt. Why</w:t>
+      </w:r>
+      <w:r>
+        <w:t xml:space="preserve"> </w:t>
+      </w:r>
+      <w:r>
+        <w:t xml:space="preserve">would that be wrong when nothing about the password changed?</w:t>
+      </w:r>
+    </w:p>
+    <w:p>
+      <w:pPr>
+        <w:pStyle w:val="BodyText"/>
+      </w:pPr>
+      <w:r>
+        <w:t xml:space="preserve">Because the AES key is derived with a</w:t>
+      </w:r>
+      <w:r>
+        <w:t xml:space="preserve"> </w:t>
+      </w:r>
+      <w:r>
+        <w:rPr>
+          <w:b/>
+        </w:rPr>
+        <w:t xml:space="preserve">salt</w:t>
+      </w:r>
+      <w:r>
+        <w:t xml:space="preserve"> </w:t>
+      </w:r>
+      <w:r>
+        <w:t xml:space="preserve">built from</w:t>
+      </w:r>
+      <w:r>
+        <w:t xml:space="preserve"> </w:t>
+      </w:r>
+      <w:r>
+        <w:rPr>
+          <w:rStyle w:val="VerbatimChar"/>
+        </w:rPr>
+        <w:t xml:space="preserve">DomainName + SamAccountName + AccountType</w:t>
+      </w:r>
+      <w:r>
+        <w:t xml:space="preserve">. Run</w:t>
+      </w:r>
+      <w:r>
+        <w:t xml:space="preserve"> </w:t>
+      </w:r>
+      <w:r>
+        <w:rPr>
+          <w:rStyle w:val="VerbatimChar"/>
+        </w:rPr>
+        <w:t xml:space="preserve">-Step Status</w:t>
+      </w:r>
+      <w:r>
+        <w:t xml:space="preserve"> </w:t>
+      </w:r>
+      <w:r>
+        <w:t xml:space="preserve">again and look</w:t>
+      </w:r>
+      <w:r>
+        <w:t xml:space="preserve"> </w:t>
+      </w:r>
+      <w:r>
+        <w:t xml:space="preserve">at</w:t>
+      </w:r>
+      <w:r>
+        <w:t xml:space="preserve"> </w:t>
+      </w:r>
+      <w:r>
+        <w:rPr>
+          <w:rStyle w:val="VerbatimChar"/>
+        </w:rPr>
+        <w:t xml:space="preserve">ActiveDirectoryDomainName</w:t>
+      </w:r>
+      <w:r>
+        <w:t xml:space="preserve">: it holds the</w:t>
+      </w:r>
+      <w:r>
+        <w:t xml:space="preserve"> </w:t>
+      </w:r>
+      <w:r>
+        <w:rPr>
+          <w:b/>
+        </w:rPr>
+        <w:t xml:space="preserve">NetBIOS</w:t>
+      </w:r>
+      <w:r>
+        <w:t xml:space="preserve"> </w:t>
+      </w:r>
+      <w:r>
+        <w:t xml:space="preserve">name, not the DNS root.</w:t>
+      </w:r>
+      <w:r>
+        <w:t xml:space="preserve"> </w:t>
+      </w:r>
+      <w:r>
+        <w:t xml:space="preserve">Under RC4 (unsalted) that never mattered. Under AES-256 it’s fatal.</w:t>
+      </w:r>
+    </w:p>
+    <w:p>
+      <w:pPr>
+        <w:pStyle w:val="Heading2"/>
+      </w:pPr>
+      <w:bookmarkStart w:id="33" w:name="step-6-repair-in-the-right-order"/>
+      <w:r>
+        <w:t xml:space="preserve">Step 6 — repair, in the right order</w:t>
+      </w:r>
+      <w:bookmarkEnd w:id="33"/>
+    </w:p>
+    <w:p>
+      <w:pPr>
+        <w:pStyle w:val="SourceCode"/>
+      </w:pPr>
+      <w:r>
+        <w:rPr>
+          <w:rStyle w:val="NormalTok"/>
+        </w:rPr>
+        <w:t xml:space="preserve">./labs/Invoke-Aes256Migration.</w:t>
+      </w:r>
+      <w:r>
+        <w:rPr>
+          <w:rStyle w:val="FunctionTok"/>
+        </w:rPr>
+        <w:t xml:space="preserve">ps1</w:t>
+      </w:r>
+      <w:r>
+        <w:rPr>
+          <w:rStyle w:val="NormalTok"/>
+        </w:rPr>
+        <w:t xml:space="preserve"> -ResourceGroupName azfiles-lab -Step Repair</w:t>
+      </w:r>
+    </w:p>
+    <w:p>
+      <w:pPr>
+        <w:pStyle w:val="FirstParagraph"/>
+      </w:pPr>
+      <w:r>
+        <w:t xml:space="preserve">It does three things, and the order is the lesson:</w:t>
+      </w:r>
+    </w:p>
+    <w:p>
+      <w:pPr>
+        <w:numPr>
+          <w:ilvl w:val="0"/>
+          <w:numId w:val="1003"/>
+        </w:numPr>
+        <w:pStyle w:val="Compact"/>
+      </w:pPr>
+      <w:r>
+        <w:t xml:space="preserve">correct</w:t>
+      </w:r>
+      <w:r>
+        <w:t xml:space="preserve"> </w:t>
+      </w:r>
+      <w:r>
+        <w:rPr>
+          <w:rStyle w:val="VerbatimChar"/>
+        </w:rPr>
+        <w:t xml:space="preserve">ActiveDirectoryDomainName</w:t>
+      </w:r>
+      <w:r>
+        <w:t xml:space="preserve"> </w:t>
+      </w:r>
+      <w:r>
+        <w:t xml:space="preserve">to the DNS root — passing the</w:t>
+      </w:r>
+      <w:r>
+        <w:t xml:space="preserve"> </w:t>
+      </w:r>
+      <w:r>
+        <w:rPr>
+          <w:b/>
+        </w:rPr>
+        <w:t xml:space="preserve">full</w:t>
+      </w:r>
+      <w:r>
+        <w:t xml:space="preserve"> </w:t>
+      </w:r>
+      <w:r>
+        <w:t xml:space="preserve">parameter set (a partial</w:t>
+      </w:r>
+      <w:r>
+        <w:t xml:space="preserve"> </w:t>
+      </w:r>
+      <w:r>
+        <w:rPr>
+          <w:rStyle w:val="VerbatimChar"/>
+        </w:rPr>
+        <w:t xml:space="preserve">Set-AzStorageAccount</w:t>
+      </w:r>
+      <w:r>
+        <w:t xml:space="preserve"> </w:t>
+      </w:r>
+      <w:r>
+        <w:t xml:space="preserve">is silently ignored)</w:t>
+      </w:r>
+    </w:p>
+    <w:p>
+      <w:pPr>
+        <w:numPr>
+          <w:ilvl w:val="0"/>
+          <w:numId w:val="1003"/>
+        </w:numPr>
+        <w:pStyle w:val="Compact"/>
+      </w:pPr>
+      <w:r>
+        <w:rPr>
+          <w:b/>
+        </w:rPr>
+        <w:t xml:space="preserve">regenerate the kerb key</w:t>
+      </w:r>
+      <w:r>
+        <w:t xml:space="preserve"> </w:t>
+      </w:r>
+      <w:r>
+        <w:t xml:space="preserve">— this is when the new salt is baked in</w:t>
+      </w:r>
+    </w:p>
+    <w:p>
+      <w:pPr>
+        <w:numPr>
+          <w:ilvl w:val="0"/>
+          <w:numId w:val="1003"/>
+        </w:numPr>
+        <w:pStyle w:val="Compact"/>
+      </w:pPr>
+      <w:r>
+        <w:t xml:space="preserve">reset the AD object’s password to that key, and force replication</w:t>
+      </w:r>
+    </w:p>
+    <w:p>
+      <w:pPr>
+        <w:pStyle w:val="FirstParagraph"/>
+      </w:pPr>
+      <w:r>
+        <w:t xml:space="preserve">Retest on the Client VM (</w:t>
+      </w:r>
+      <w:r>
+        <w:rPr>
+          <w:rStyle w:val="VerbatimChar"/>
+        </w:rPr>
+        <w:t xml:space="preserve">net use * /delete /y</w:t>
+      </w:r>
+      <w:r>
+        <w:t xml:space="preserve">,</w:t>
+      </w:r>
+      <w:r>
+        <w:t xml:space="preserve"> </w:t>
+      </w:r>
+      <w:r>
+        <w:rPr>
+          <w:rStyle w:val="VerbatimChar"/>
+        </w:rPr>
+        <w:t xml:space="preserve">klist purge</w:t>
+      </w:r>
+      <w:r>
+        <w:t xml:space="preserve">, mount).</w:t>
+      </w:r>
+      <w:r>
+        <w:t xml:space="preserve"> </w:t>
+      </w:r>
+      <w:r>
+        <w:rPr>
+          <w:rStyle w:val="VerbatimChar"/>
+        </w:rPr>
+        <w:t xml:space="preserve">klist</w:t>
+      </w:r>
+      <w:r>
+        <w:t xml:space="preserve"> </w:t>
+      </w:r>
+      <w:r>
+        <w:t xml:space="preserve">should now show</w:t>
+      </w:r>
+      <w:r>
+        <w:t xml:space="preserve"> </w:t>
+      </w:r>
+      <w:r>
+        <w:rPr>
+          <w:b/>
+        </w:rPr>
+        <w:t xml:space="preserve">AES-256-CTS-HMAC-SHA1-96</w:t>
+      </w:r>
+      <w:r>
+        <w:t xml:space="preserve">.</w:t>
+      </w:r>
+    </w:p>
+    <w:p>
+      <w:pPr>
+        <w:pStyle w:val="BodyText"/>
+      </w:pPr>
+      <w:r>
+        <w:rPr>
+          <w:b/>
+        </w:rPr>
+        <w:t xml:space="preserve">Why fixing the property alone isn’t enough:</w:t>
+      </w:r>
+      <w:r>
+        <w:t xml:space="preserve"> </w:t>
+      </w:r>
+      <w:r>
+        <w:t xml:space="preserve">the salt is consumed at key</w:t>
+      </w:r>
+      <w:r>
+        <w:t xml:space="preserve"> </w:t>
+      </w:r>
+      <w:r>
+        <w:t xml:space="preserve">generation time. Change the property and stop there, and nothing happens — the</w:t>
+      </w:r>
+      <w:r>
+        <w:t xml:space="preserve"> </w:t>
+      </w:r>
+      <w:r>
+        <w:t xml:space="preserve">existing key still carries the old salt.</w:t>
+      </w:r>
+    </w:p>
+    <w:p>
+      <w:pPr>
+        <w:pStyle w:val="BodyText"/>
+      </w:pPr>
+      <w:r>
+        <w:rPr>
+          <w:i/>
+        </w:rPr>
+        <w:t xml:space="preserve">Want to run it again?</w:t>
+      </w:r>
+      <w:r>
+        <w:t xml:space="preserve"> </w:t>
+      </w:r>
+      <w:r>
+        <w:rPr>
+          <w:rStyle w:val="VerbatimChar"/>
+        </w:rPr>
+        <w:t xml:space="preserve">-Step Legacy</w:t>
+      </w:r>
+      <w:r>
+        <w:t xml:space="preserve"> </w:t>
+      </w:r>
+      <w:r>
+        <w:t xml:space="preserve">puts the defect back. (</w:t>
+      </w:r>
+      <w:r>
+        <w:rPr>
+          <w:rStyle w:val="VerbatimChar"/>
+        </w:rPr>
+        <w:t xml:space="preserve">-Step Rollback</w:t>
+      </w:r>
+      <w:r>
+        <w:t xml:space="preserve"> </w:t>
+      </w:r>
+      <w:r>
+        <w:t xml:space="preserve">still works as its old name.) Leave the account</w:t>
+      </w:r>
+      <w:r>
+        <w:t xml:space="preserve"> </w:t>
+      </w:r>
+      <w:r>
+        <w:rPr>
+          <w:b/>
+        </w:rPr>
+        <w:t xml:space="preserve">repaired</w:t>
+      </w:r>
+      <w:r>
+        <w:t xml:space="preserve"> </w:t>
+      </w:r>
+      <w:r>
+        <w:t xml:space="preserve">at the end of the</w:t>
+      </w:r>
+      <w:r>
+        <w:t xml:space="preserve"> </w:t>
+      </w:r>
+      <w:r>
+        <w:t xml:space="preserve">session so it’s in the supported state for Session 2.</w:t>
+      </w:r>
+    </w:p>
+    <w:p>
+      <w:r>
+        <w:pict>
+          <v:rect style="width:0;height:1.5pt" o:hralign="center" o:hrstd="t" o:hr="t"/>
+        </w:pict>
+      </w:r>
+    </w:p>
+    <w:p>
+      <w:pPr>
+        <w:pStyle w:val="Heading1"/>
+      </w:pPr>
+      <w:bookmarkStart w:id="34" w:name="X2dc5c0b3521191f27bb44e783cad63fc98502e1"/>
+      <w:r>
+        <w:t xml:space="preserve">Lab 4 · Access denied — with a perfect Kerberos ticket ★</w:t>
+      </w:r>
+      <w:bookmarkEnd w:id="34"/>
+    </w:p>
+    <w:p>
+      <w:pPr>
+        <w:pStyle w:val="FirstParagraph"/>
+      </w:pPr>
+      <w:r>
+        <w:t xml:space="preserve">A real support case: a share stopped being reachable and the error said</w:t>
+      </w:r>
+      <w:r>
+        <w:t xml:space="preserve"> </w:t>
+      </w:r>
+      <w:r>
+        <w:rPr>
+          <w:i/>
+        </w:rPr>
+        <w:t xml:space="preserve">“</w:t>
+      </w:r>
+      <w:r>
+        <w:rPr>
+          <w:i/>
+        </w:rPr>
+        <w:t xml:space="preserve">the user name or password is incorrect.</w:t>
+      </w:r>
+      <w:r>
+        <w:rPr>
+          <w:i/>
+        </w:rPr>
+        <w:t xml:space="preserve">”</w:t>
+      </w:r>
+      <w:r>
+        <w:t xml:space="preserve"> </w:t>
+      </w:r>
+      <w:r>
+        <w:t xml:space="preserve">Kerberos was healthy the whole time.</w:t>
+      </w:r>
+    </w:p>
+    <w:p>
+      <w:pPr>
+        <w:pStyle w:val="Heading2"/>
+      </w:pPr>
+      <w:bookmarkStart w:id="35" w:name="break-it"/>
+      <w:r>
+        <w:t xml:space="preserve">Break it</w:t>
+      </w:r>
+      <w:bookmarkEnd w:id="35"/>
+    </w:p>
+    <w:p>
+      <w:pPr>
+        <w:pStyle w:val="SourceCode"/>
+      </w:pPr>
+      <w:r>
+        <w:rPr>
+          <w:rStyle w:val="NormalTok"/>
+        </w:rPr>
+        <w:t xml:space="preserve">./faults/Invoke-Fault.</w:t>
+      </w:r>
+      <w:r>
+        <w:rPr>
+          <w:rStyle w:val="FunctionTok"/>
+        </w:rPr>
+        <w:t xml:space="preserve">ps1</w:t>
+      </w:r>
+      <w:r>
+        <w:rPr>
+          <w:rStyle w:val="NormalTok"/>
+        </w:rPr>
+        <w:t xml:space="preserve"> -ResourceGroupName azfiles-lab -Fault CipherMismatch</w:t>
+      </w:r>
+    </w:p>
+    <w:p>
+      <w:pPr>
+        <w:pStyle w:val="FirstParagraph"/>
+      </w:pPr>
+      <w:r>
+        <w:t xml:space="preserve">The storage account is set to allow</w:t>
+      </w:r>
+      <w:r>
+        <w:t xml:space="preserve"> </w:t>
+      </w:r>
+      <w:r>
+        <w:rPr>
+          <w:b/>
+        </w:rPr>
+        <w:t xml:space="preserve">AES-256-GCM only</w:t>
+      </w:r>
+      <w:r>
+        <w:t xml:space="preserve">; the client is set to</w:t>
+      </w:r>
+      <w:r>
+        <w:t xml:space="preserve"> </w:t>
+      </w:r>
+      <w:r>
+        <w:t xml:space="preserve">offer</w:t>
+      </w:r>
+      <w:r>
+        <w:t xml:space="preserve"> </w:t>
+      </w:r>
+      <w:r>
+        <w:rPr>
+          <w:b/>
+        </w:rPr>
+        <w:t xml:space="preserve">AES-128-GCM</w:t>
+      </w:r>
+      <w:r>
+        <w:t xml:space="preserve">.</w:t>
+      </w:r>
+    </w:p>
+    <w:p>
+      <w:pPr>
+        <w:pStyle w:val="Heading2"/>
+      </w:pPr>
+      <w:bookmarkStart w:id="36" w:name="reproduce-client-vm"/>
+      <w:r>
+        <w:t xml:space="preserve">Reproduce (Client VM)</w:t>
+      </w:r>
+      <w:bookmarkEnd w:id="36"/>
+    </w:p>
+    <w:p>
+      <w:pPr>
+        <w:pStyle w:val="SourceCode"/>
+      </w:pPr>
+      <w:r>
+        <w:rPr>
+          <w:rStyle w:val="VerbatimChar"/>
+        </w:rPr>
+        <w:t xml:space="preserve">net use * /delete /y</w:t>
+      </w:r>
+      <w:r>
+        <w:br/>
+      </w:r>
+      <w:r>
+        <w:rPr>
+          <w:rStyle w:val="VerbatimChar"/>
+        </w:rPr>
+        <w:t xml:space="preserve">klist purge</w:t>
+      </w:r>
+      <w:r>
+        <w:br/>
+      </w:r>
+      <w:r>
+        <w:rPr>
           <w:rStyle w:val="VerbatimChar"/>
         </w:rPr>
         <w:t xml:space="preserve">net use Z: \\&lt;sa&gt;.file.core.windows.net\labshare</w:t>
@@ -3866,39 +5205,46 @@
         <w:rPr>
           <w:rStyle w:val="VerbatimChar"/>
         </w:rPr>
-        <w:t xml:space="preserve">System error 1396</w:t>
-      </w:r>
-      <w:r>
-        <w:t xml:space="preserve">.</w:t>
-      </w:r>
-    </w:p>
-    <w:p>
-      <w:pPr>
-        <w:pStyle w:val="BlockText"/>
-      </w:pPr>
-      <w:r>
-        <w:t xml:space="preserve">Deleting mappings and purging tickets is</w:t>
-      </w:r>
-      <w:r>
-        <w:t xml:space="preserve"> </w:t>
-      </w:r>
-      <w:r>
-        <w:rPr>
-          <w:b/>
-        </w:rPr>
-        <w:t xml:space="preserve">not enough</w:t>
-      </w:r>
-      <w:r>
-        <w:t xml:space="preserve"> </w:t>
-      </w:r>
-      <w:r>
-        <w:t xml:space="preserve">— neither kills the</w:t>
-      </w:r>
-      <w:r>
-        <w:t xml:space="preserve"> </w:t>
-      </w:r>
-      <w:r>
-        <w:t xml:space="preserve">SMB</w:t>
+        <w:t xml:space="preserve">Access is denied</w:t>
+      </w:r>
+      <w:r>
+        <w:t xml:space="preserve"> </w:t>
+      </w:r>
+      <w:r>
+        <w:t xml:space="preserve">(or</w:t>
+      </w:r>
+      <w:r>
+        <w:t xml:space="preserve"> </w:t>
+      </w:r>
+      <w:r>
+        <w:t xml:space="preserve">“</w:t>
+      </w:r>
+      <w:r>
+        <w:t xml:space="preserve">The user name or password is incorrect</w:t>
+      </w:r>
+      <w:r>
+        <w:t xml:space="preserve">”</w:t>
+      </w:r>
+      <w:r>
+        <w:t xml:space="preserve">).</w:t>
+      </w:r>
+    </w:p>
+    <w:p>
+      <w:pPr>
+        <w:pStyle w:val="Heading2"/>
+      </w:pPr>
+      <w:bookmarkStart w:id="37" w:name="diagnose"/>
+      <w:r>
+        <w:t xml:space="preserve">Diagnose</w:t>
+      </w:r>
+      <w:bookmarkEnd w:id="37"/>
+    </w:p>
+    <w:p>
+      <w:pPr>
+        <w:pStyle w:val="FirstParagraph"/>
+      </w:pPr>
+      <w:r>
+        <w:t xml:space="preserve">First confirm Kerberos is</w:t>
       </w:r>
       <w:r>
         <w:t xml:space="preserve"> </w:t>
@@ -3907,191 +5253,163 @@
         <w:rPr>
           <w:i/>
         </w:rPr>
-        <w:t xml:space="preserve">session</w:t>
-      </w:r>
-      <w:r>
-        <w:t xml:space="preserve">, and a TreeConnect on a live session performs no new</w:t>
-      </w:r>
-      <w:r>
-        <w:t xml:space="preserve"> </w:t>
-      </w:r>
-      <w:r>
-        <w:t xml:space="preserve">authentication, so the old session keeps working after any key change.</w:t>
-      </w:r>
-      <w:r>
-        <w:t xml:space="preserve"> </w:t>
-      </w:r>
-      <w:r>
-        <w:rPr>
-          <w:rStyle w:val="VerbatimChar"/>
-        </w:rPr>
-        <w:t xml:space="preserve">Get-SmbConnection</w:t>
-      </w:r>
-      <w:r>
-        <w:t xml:space="preserve"> </w:t>
-      </w:r>
-      <w:r>
-        <w:t xml:space="preserve">must show</w:t>
-      </w:r>
-      <w:r>
-        <w:t xml:space="preserve"> </w:t>
-      </w:r>
-      <w:r>
-        <w:rPr>
-          <w:b/>
-        </w:rPr>
-        <w:t xml:space="preserve">no entry</w:t>
-      </w:r>
-      <w:r>
-        <w:t xml:space="preserve"> </w:t>
-      </w:r>
-      <w:r>
-        <w:t xml:space="preserve">for the storage account before you</w:t>
-      </w:r>
-      <w:r>
-        <w:t xml:space="preserve"> </w:t>
-      </w:r>
-      <w:r>
-        <w:t xml:space="preserve">retest.</w:t>
-      </w:r>
-    </w:p>
-    <w:p>
-      <w:pPr>
-        <w:pStyle w:val="BlockText"/>
-      </w:pPr>
-      <w:r>
-        <w:rPr>
-          <w:b/>
-        </w:rPr>
-        <w:t xml:space="preserve">How to spot it when it bites you:</w:t>
-      </w:r>
-      <w:r>
-        <w:t xml:space="preserve"> </w:t>
-      </w:r>
-      <w:r>
-        <w:t xml:space="preserve">the mount</w:t>
-      </w:r>
-      <w:r>
-        <w:t xml:space="preserve"> </w:t>
-      </w:r>
-      <w:r>
-        <w:t xml:space="preserve">“</w:t>
-      </w:r>
-      <w:r>
-        <w:t xml:space="preserve">succeeds</w:t>
-      </w:r>
-      <w:r>
-        <w:t xml:space="preserve">”</w:t>
-      </w:r>
-      <w:r>
-        <w:t xml:space="preserve"> </w:t>
-      </w:r>
-      <w:r>
-        <w:t xml:space="preserve">but</w:t>
-      </w:r>
-      <w:r>
-        <w:t xml:space="preserve"> </w:t>
-      </w:r>
+        <w:t xml:space="preserve">not</w:t>
+      </w:r>
+      <w:r>
+        <w:t xml:space="preserve"> </w:t>
+      </w:r>
+      <w:r>
+        <w:t xml:space="preserve">the problem:</w:t>
+      </w:r>
+    </w:p>
+    <w:p>
+      <w:pPr>
+        <w:pStyle w:val="SourceCode"/>
+      </w:pPr>
       <w:r>
         <w:rPr>
           <w:rStyle w:val="VerbatimChar"/>
         </w:rPr>
         <w:t xml:space="preserve">klist</w:t>
       </w:r>
-      <w:r>
-        <w:t xml:space="preserve"> </w:t>
-      </w:r>
-      <w:r>
-        <w:t xml:space="preserve">shows</w:t>
-      </w:r>
-      <w:r>
-        <w:t xml:space="preserve"> </w:t>
-      </w:r>
-      <w:r>
-        <w:rPr>
-          <w:b/>
-        </w:rPr>
-        <w:t xml:space="preserve">zero tickets</w:t>
-      </w:r>
-      <w:r>
-        <w:t xml:space="preserve">. Success without tickets means no Kerberos exchange happened</w:t>
-      </w:r>
-      <w:r>
-        <w:t xml:space="preserve"> </w:t>
-      </w:r>
-      <w:r>
-        <w:t xml:space="preserve">— you tested the old session, not the new configuration. Sign out/in (or,</w:t>
-      </w:r>
-      <w:r>
-        <w:t xml:space="preserve"> </w:t>
-      </w:r>
-      <w:r>
-        <w:t xml:space="preserve">elevated,</w:t>
-      </w:r>
-      <w:r>
-        <w:t xml:space="preserve"> </w:t>
-      </w:r>
-      <w:r>
-        <w:rPr>
-          <w:rStyle w:val="VerbatimChar"/>
-        </w:rPr>
-        <w:t xml:space="preserve">Restart-Service LanmanWorkstation -Force</w:t>
-      </w:r>
-      <w:r>
-        <w:t xml:space="preserve">) and retest. The same</w:t>
-      </w:r>
-      <w:r>
-        <w:t xml:space="preserve"> </w:t>
-      </w:r>
-      <w:r>
-        <w:t xml:space="preserve">trap shows up in real support cases as</w:t>
-      </w:r>
-      <w:r>
-        <w:t xml:space="preserve"> </w:t>
-      </w:r>
-      <w:r>
-        <w:rPr>
-          <w:i/>
-        </w:rPr>
-        <w:t xml:space="preserve">“</w:t>
-      </w:r>
-      <w:r>
-        <w:rPr>
-          <w:i/>
-        </w:rPr>
-        <w:t xml:space="preserve">we changed the auth config and</w:t>
-      </w:r>
-      <w:r>
-        <w:rPr>
-          <w:i/>
-        </w:rPr>
-        <w:t xml:space="preserve"> </w:t>
-      </w:r>
-      <w:r>
-        <w:rPr>
-          <w:i/>
-        </w:rPr>
-        <w:t xml:space="preserve">nothing happened</w:t>
-      </w:r>
-      <w:r>
-        <w:rPr>
-          <w:i/>
-        </w:rPr>
-        <w:t xml:space="preserve">”</w:t>
-      </w:r>
-      <w:r>
-        <w:t xml:space="preserve">.</w:t>
+    </w:p>
+    <w:p>
+      <w:pPr>
+        <w:pStyle w:val="FirstParagraph"/>
+      </w:pPr>
+      <w:r>
+        <w:t xml:space="preserve">The</w:t>
+      </w:r>
+      <w:r>
+        <w:t xml:space="preserve"> </w:t>
+      </w:r>
+      <w:r>
+        <w:rPr>
+          <w:rStyle w:val="VerbatimChar"/>
+        </w:rPr>
+        <w:t xml:space="preserve">cifs/&lt;sa&gt;…</w:t>
+      </w:r>
+      <w:r>
+        <w:t xml:space="preserve"> </w:t>
+      </w:r>
+      <w:r>
+        <w:t xml:space="preserve">ticket is there. On the DC, event 4769 shows success. So</w:t>
+      </w:r>
+      <w:r>
+        <w:t xml:space="preserve"> </w:t>
+      </w:r>
+      <w:r>
+        <w:t xml:space="preserve">authentication worked — the failure is after it.</w:t>
+      </w:r>
+    </w:p>
+    <w:p>
+      <w:pPr>
+        <w:pStyle w:val="BodyText"/>
+      </w:pPr>
+      <w:r>
+        <w:t xml:space="preserve">Now compare the two sides of the cipher negotiation:</w:t>
+      </w:r>
+    </w:p>
+    <w:p>
+      <w:pPr>
+        <w:pStyle w:val="SourceCode"/>
+      </w:pPr>
+      <w:r>
+        <w:rPr>
+          <w:rStyle w:val="CommentTok"/>
+        </w:rPr>
+        <w:t xml:space="preserve"># client - the list is tried IN THIS ORDER, top first</w:t>
+      </w:r>
+      <w:r>
+        <w:br/>
+      </w:r>
+      <w:r>
+        <w:rPr>
+          <w:rStyle w:val="NormalTok"/>
+        </w:rPr>
+        <w:t xml:space="preserve">Get-SmbClientConfiguration | </w:t>
+      </w:r>
+      <w:r>
+        <w:rPr>
+          <w:rStyle w:val="FunctionTok"/>
+        </w:rPr>
+        <w:t xml:space="preserve">Select-Object</w:t>
+      </w:r>
+      <w:r>
+        <w:rPr>
+          <w:rStyle w:val="NormalTok"/>
+        </w:rPr>
+        <w:t xml:space="preserve"> -ExpandProperty EncryptionCiphers</w:t>
+      </w:r>
+      <w:r>
+        <w:br/>
+      </w:r>
+      <w:r>
+        <w:rPr>
+          <w:rStyle w:val="CommentTok"/>
+        </w:rPr>
+        <w:t xml:space="preserve"># storage: Azure portal -&gt; storage account -&gt; File shares -&gt; Security</w:t>
+      </w:r>
+      <w:r>
+        <w:br/>
+      </w:r>
+      <w:r>
+        <w:rPr>
+          <w:rStyle w:val="CommentTok"/>
+        </w:rPr>
+        <w:t xml:space="preserve">#          ("SMB channel encryption" - anything unchecked is refused)</w:t>
+      </w:r>
+    </w:p>
+    <w:p>
+      <w:pPr>
+        <w:pStyle w:val="FirstParagraph"/>
+      </w:pPr>
+      <w:r>
+        <w:t xml:space="preserve">They have no cipher in common. SMB negotiates the cipher</w:t>
+      </w:r>
+      <w:r>
+        <w:t xml:space="preserve"> </w:t>
+      </w:r>
+      <w:r>
+        <w:rPr>
+          <w:b/>
+        </w:rPr>
+        <w:t xml:space="preserve">before</w:t>
+      </w:r>
+      <w:r>
+        <w:t xml:space="preserve"> </w:t>
+      </w:r>
+      <w:r>
+        <w:t xml:space="preserve">the client</w:t>
+      </w:r>
+      <w:r>
+        <w:t xml:space="preserve"> </w:t>
+      </w:r>
+      <w:r>
+        <w:t xml:space="preserve">even names the storage account, so the service can’t pick one per account — if</w:t>
+      </w:r>
+      <w:r>
+        <w:t xml:space="preserve"> </w:t>
+      </w:r>
+      <w:r>
+        <w:t xml:space="preserve">the negotiated cipher isn’t on the account’s allowed list, the session setup is</w:t>
+      </w:r>
+      <w:r>
+        <w:t xml:space="preserve"> </w:t>
+      </w:r>
+      <w:r>
+        <w:t xml:space="preserve">refused and the error surfaces as an access denial.</w:t>
       </w:r>
     </w:p>
     <w:p>
       <w:pPr>
         <w:pStyle w:val="Heading2"/>
       </w:pPr>
-      <w:bookmarkStart w:id="32" w:name="step-5-diagnose-from-evidence"/>
-      <w:r>
-        <w:t xml:space="preserve">Step 5 — diagnose from evidence</w:t>
-      </w:r>
-      <w:bookmarkEnd w:id="32"/>
+      <w:bookmarkStart w:id="38" w:name="fix-on-the-client-not-the-account"/>
+      <w:r>
+        <w:t xml:space="preserve">Fix — on the client, not the account</w:t>
+      </w:r>
+      <w:bookmarkEnd w:id="38"/>
     </w:p>
     <w:p>
       <w:pPr>
@@ -4101,7 +5419,7 @@
         <w:rPr>
           <w:rStyle w:val="NormalTok"/>
         </w:rPr>
-        <w:t xml:space="preserve">C:\LabTools\Get-KerberosEvidence.</w:t>
+        <w:t xml:space="preserve">./faults/Invoke-Fault.</w:t>
       </w:r>
       <w:r>
         <w:rPr>
@@ -4113,16 +5431,7 @@
         <w:rPr>
           <w:rStyle w:val="NormalTok"/>
         </w:rPr>
-        <w:t xml:space="preserve"> -StorageAccount &lt;sa&gt;</w:t>
-      </w:r>
-      <w:r>
-        <w:br/>
-      </w:r>
-      <w:r>
-        <w:rPr>
-          <w:rStyle w:val="NormalTok"/>
-        </w:rPr>
-        <w:t xml:space="preserve">klist</w:t>
+        <w:t xml:space="preserve"> -ResourceGroupName azfiles-lab -Fault CipherMismatch -Repair</w:t>
       </w:r>
     </w:p>
     <w:p>
@@ -4130,46 +5439,28 @@
         <w:pStyle w:val="FirstParagraph"/>
       </w:pPr>
       <w:r>
-        <w:t xml:space="preserve">The ticket</w:t>
-      </w:r>
-      <w:r>
-        <w:t xml:space="preserve"> </w:t>
-      </w:r>
-      <w:r>
-        <w:rPr>
-          <w:b/>
-        </w:rPr>
-        <w:t xml:space="preserve">is</w:t>
-      </w:r>
-      <w:r>
-        <w:t xml:space="preserve"> </w:t>
-      </w:r>
-      <w:r>
-        <w:t xml:space="preserve">issued, and it’s</w:t>
-      </w:r>
-      <w:r>
-        <w:t xml:space="preserve"> </w:t>
-      </w:r>
-      <w:r>
-        <w:rPr>
-          <w:b/>
-        </w:rPr>
-        <w:t xml:space="preserve">AES-256</w:t>
-      </w:r>
-      <w:r>
-        <w:t xml:space="preserve">. On the</w:t>
-      </w:r>
-      <w:r>
-        <w:t xml:space="preserve"> </w:t>
-      </w:r>
-      <w:r>
-        <w:rPr>
-          <w:b/>
-        </w:rPr>
-        <w:t xml:space="preserve">DC</w:t>
-      </w:r>
-      <w:r>
-        <w:t xml:space="preserve">:</w:t>
+        <w:t xml:space="preserve">The repair changes the</w:t>
+      </w:r>
+      <w:r>
+        <w:t xml:space="preserve"> </w:t>
+      </w:r>
+      <w:r>
+        <w:rPr>
+          <w:b/>
+        </w:rPr>
+        <w:t xml:space="preserve">client’s</w:t>
+      </w:r>
+      <w:r>
+        <w:t xml:space="preserve"> </w:t>
+      </w:r>
+      <w:r>
+        <w:t xml:space="preserve">cipher order so an account-allowed cipher</w:t>
+      </w:r>
+      <w:r>
+        <w:t xml:space="preserve"> </w:t>
+      </w:r>
+      <w:r>
+        <w:t xml:space="preserve">leads:</w:t>
       </w:r>
     </w:p>
     <w:p>
@@ -4178,36 +5469,15 @@
       </w:pPr>
       <w:r>
         <w:rPr>
-          <w:rStyle w:val="FunctionTok"/>
-        </w:rPr>
-        <w:t xml:space="preserve">Get-WinEvent</w:t>
-      </w:r>
-      <w:r>
-        <w:rPr>
-          <w:rStyle w:val="NormalTok"/>
-        </w:rPr>
-        <w:t xml:space="preserve"> -FilterHashtable @{LogName='Security'; Id=4769} -MaxEvents 3 |</w:t>
-      </w:r>
-      <w:r>
-        <w:br/>
-      </w:r>
-      <w:r>
-        <w:rPr>
-          <w:rStyle w:val="NormalTok"/>
-        </w:rPr>
-        <w:t xml:space="preserve">  </w:t>
-      </w:r>
-      <w:r>
-        <w:rPr>
-          <w:rStyle w:val="FunctionTok"/>
-        </w:rPr>
-        <w:t xml:space="preserve">Format-List</w:t>
-      </w:r>
-      <w:r>
-        <w:rPr>
-          <w:rStyle w:val="NormalTok"/>
-        </w:rPr>
-        <w:t xml:space="preserve"> TimeCreated, Message</w:t>
+          <w:rStyle w:val="NormalTok"/>
+        </w:rPr>
+        <w:t xml:space="preserve">Set-SmbClientConfiguration -EncryptionCiphers </w:t>
+      </w:r>
+      <w:r>
+        <w:rPr>
+          <w:rStyle w:val="StringTok"/>
+        </w:rPr>
+        <w:t xml:space="preserve">"AES_256_GCM,AES_256_CCM,AES_128_GCM,AES_128_CCM"</w:t>
       </w:r>
     </w:p>
     <w:p>
@@ -4215,176 +5485,7 @@
         <w:pStyle w:val="FirstParagraph"/>
       </w:pPr>
       <w:r>
-        <w:t xml:space="preserve">Event 4769 says</w:t>
-      </w:r>
-      <w:r>
-        <w:t xml:space="preserve"> </w:t>
-      </w:r>
-      <w:r>
-        <w:rPr>
-          <w:b/>
-        </w:rPr>
-        <w:t xml:space="preserve">success</w:t>
-      </w:r>
-      <w:r>
-        <w:t xml:space="preserve">. So the KDC, the SPN, and the encryption type are</w:t>
-      </w:r>
-      <w:r>
-        <w:t xml:space="preserve"> </w:t>
-      </w:r>
-      <w:r>
-        <w:t xml:space="preserve">all fine — the only thing left is the key the</w:t>
-      </w:r>
-      <w:r>
-        <w:t xml:space="preserve"> </w:t>
-      </w:r>
-      <w:r>
-        <w:rPr>
-          <w:b/>
-        </w:rPr>
-        <w:t xml:space="preserve">service</w:t>
-      </w:r>
-      <w:r>
-        <w:t xml:space="preserve"> </w:t>
-      </w:r>
-      <w:r>
-        <w:t xml:space="preserve">uses to decrypt. Why</w:t>
-      </w:r>
-      <w:r>
-        <w:t xml:space="preserve"> </w:t>
-      </w:r>
-      <w:r>
-        <w:t xml:space="preserve">would that be wrong when nothing about the password changed?</w:t>
-      </w:r>
-    </w:p>
-    <w:p>
-      <w:pPr>
-        <w:pStyle w:val="BodyText"/>
-      </w:pPr>
-      <w:r>
-        <w:t xml:space="preserve">Because the AES key is derived with a</w:t>
-      </w:r>
-      <w:r>
-        <w:t xml:space="preserve"> </w:t>
-      </w:r>
-      <w:r>
-        <w:rPr>
-          <w:b/>
-        </w:rPr>
-        <w:t xml:space="preserve">salt</w:t>
-      </w:r>
-      <w:r>
-        <w:t xml:space="preserve"> </w:t>
-      </w:r>
-      <w:r>
-        <w:t xml:space="preserve">built from</w:t>
-      </w:r>
-      <w:r>
-        <w:t xml:space="preserve"> </w:t>
-      </w:r>
-      <w:r>
-        <w:rPr>
-          <w:rStyle w:val="VerbatimChar"/>
-        </w:rPr>
-        <w:t xml:space="preserve">DomainName + SamAccountName + AccountType</w:t>
-      </w:r>
-      <w:r>
-        <w:t xml:space="preserve">. Run</w:t>
-      </w:r>
-      <w:r>
-        <w:t xml:space="preserve"> </w:t>
-      </w:r>
-      <w:r>
-        <w:rPr>
-          <w:rStyle w:val="VerbatimChar"/>
-        </w:rPr>
-        <w:t xml:space="preserve">-Step Status</w:t>
-      </w:r>
-      <w:r>
-        <w:t xml:space="preserve"> </w:t>
-      </w:r>
-      <w:r>
-        <w:t xml:space="preserve">again and look</w:t>
-      </w:r>
-      <w:r>
-        <w:t xml:space="preserve"> </w:t>
-      </w:r>
-      <w:r>
-        <w:t xml:space="preserve">at</w:t>
-      </w:r>
-      <w:r>
-        <w:t xml:space="preserve"> </w:t>
-      </w:r>
-      <w:r>
-        <w:rPr>
-          <w:rStyle w:val="VerbatimChar"/>
-        </w:rPr>
-        <w:t xml:space="preserve">ActiveDirectoryDomainName</w:t>
-      </w:r>
-      <w:r>
-        <w:t xml:space="preserve">: it holds the</w:t>
-      </w:r>
-      <w:r>
-        <w:t xml:space="preserve"> </w:t>
-      </w:r>
-      <w:r>
-        <w:rPr>
-          <w:b/>
-        </w:rPr>
-        <w:t xml:space="preserve">NetBIOS</w:t>
-      </w:r>
-      <w:r>
-        <w:t xml:space="preserve"> </w:t>
-      </w:r>
-      <w:r>
-        <w:t xml:space="preserve">name, not the DNS root.</w:t>
-      </w:r>
-      <w:r>
-        <w:t xml:space="preserve"> </w:t>
-      </w:r>
-      <w:r>
-        <w:t xml:space="preserve">Under RC4 (unsalted) that never mattered. Under AES-256 it’s fatal.</w:t>
-      </w:r>
-    </w:p>
-    <w:p>
-      <w:pPr>
-        <w:pStyle w:val="Heading2"/>
-      </w:pPr>
-      <w:bookmarkStart w:id="33" w:name="step-6-repair-in-the-right-order"/>
-      <w:r>
-        <w:t xml:space="preserve">Step 6 — repair, in the right order</w:t>
-      </w:r>
-      <w:bookmarkEnd w:id="33"/>
-    </w:p>
-    <w:p>
-      <w:pPr>
-        <w:pStyle w:val="SourceCode"/>
-      </w:pPr>
-      <w:r>
-        <w:rPr>
-          <w:rStyle w:val="NormalTok"/>
-        </w:rPr>
-        <w:t xml:space="preserve">./labs/Invoke-Aes256Migration.</w:t>
-      </w:r>
-      <w:r>
-        <w:rPr>
-          <w:rStyle w:val="FunctionTok"/>
-        </w:rPr>
-        <w:t xml:space="preserve">ps1</w:t>
-      </w:r>
-      <w:r>
-        <w:rPr>
-          <w:rStyle w:val="NormalTok"/>
-        </w:rPr>
-        <w:t xml:space="preserve"> -ResourceGroupName azfiles-lab -Step Repair</w:t>
-      </w:r>
-    </w:p>
-    <w:p>
-      <w:pPr>
-        <w:pStyle w:val="FirstParagraph"/>
-      </w:pPr>
-      <w:r>
-        <w:t xml:space="preserve">It does three things, and the order is the lesson:</w:t>
+        <w:t xml:space="preserve">Two deliberate choices in that line, both straight from real support practice:</w:t>
       </w:r>
     </w:p>
     <w:p>
@@ -4396,52 +5497,52 @@
         <w:pStyle w:val="Compact"/>
       </w:pPr>
       <w:r>
-        <w:t xml:space="preserve">correct</w:t>
-      </w:r>
-      <w:r>
-        <w:t xml:space="preserve"> </w:t>
-      </w:r>
-      <w:r>
-        <w:rPr>
-          <w:rStyle w:val="VerbatimChar"/>
-        </w:rPr>
-        <w:t xml:space="preserve">ActiveDirectoryDomainName</w:t>
-      </w:r>
-      <w:r>
-        <w:t xml:space="preserve"> </w:t>
-      </w:r>
-      <w:r>
-        <w:t xml:space="preserve">to the DNS root — passing the</w:t>
-      </w:r>
-      <w:r>
-        <w:t xml:space="preserve"> </w:t>
-      </w:r>
-      <w:r>
-        <w:rPr>
-          <w:b/>
-        </w:rPr>
-        <w:t xml:space="preserve">full</w:t>
-      </w:r>
-      <w:r>
-        <w:t xml:space="preserve"> </w:t>
-      </w:r>
-      <w:r>
-        <w:t xml:space="preserve">parameter set (a partial</w:t>
-      </w:r>
-      <w:r>
-        <w:t xml:space="preserve"> </w:t>
-      </w:r>
-      <w:r>
-        <w:rPr>
-          <w:rStyle w:val="VerbatimChar"/>
-        </w:rPr>
-        <w:t xml:space="preserve">Set-AzStorageAccount</w:t>
-      </w:r>
-      <w:r>
-        <w:t xml:space="preserve"> </w:t>
-      </w:r>
-      <w:r>
-        <w:t xml:space="preserve">is silently ignored)</w:t>
+        <w:rPr>
+          <w:b/>
+        </w:rPr>
+        <w:t xml:space="preserve">The account keeps its hardened setting.</w:t>
+      </w:r>
+      <w:r>
+        <w:t xml:space="preserve"> </w:t>
+      </w:r>
+      <w:r>
+        <w:t xml:space="preserve">“</w:t>
+      </w:r>
+      <w:r>
+        <w:t xml:space="preserve">Maximum security</w:t>
+      </w:r>
+      <w:r>
+        <w:t xml:space="preserve">”</w:t>
+      </w:r>
+      <w:r>
+        <w:t xml:space="preserve"> </w:t>
+      </w:r>
+      <w:r>
+        <w:t xml:space="preserve">on the storage</w:t>
+      </w:r>
+      <w:r>
+        <w:t xml:space="preserve"> </w:t>
+      </w:r>
+      <w:r>
+        <w:t xml:space="preserve">account is usually a decision someone made on purpose; the first move is to</w:t>
+      </w:r>
+      <w:r>
+        <w:t xml:space="preserve"> </w:t>
+      </w:r>
+      <w:r>
+        <w:t xml:space="preserve">bring the client up to it, not to weaken the account. (Re-allowing the cipher</w:t>
+      </w:r>
+      <w:r>
+        <w:t xml:space="preserve"> </w:t>
+      </w:r>
+      <w:r>
+        <w:t xml:space="preserve">on the account is the fallback when a fleet of unmanageable clients is</w:t>
+      </w:r>
+      <w:r>
+        <w:t xml:space="preserve"> </w:t>
+      </w:r>
+      <w:r>
+        <w:t xml:space="preserve">involved.)</w:t>
       </w:r>
     </w:p>
     <w:p>
@@ -4449,702 +5550,6 @@
         <w:numPr>
           <w:ilvl w:val="0"/>
           <w:numId w:val="1004"/>
-        </w:numPr>
-        <w:pStyle w:val="Compact"/>
-      </w:pPr>
-      <w:r>
-        <w:rPr>
-          <w:b/>
-        </w:rPr>
-        <w:t xml:space="preserve">regenerate the kerb key</w:t>
-      </w:r>
-      <w:r>
-        <w:t xml:space="preserve"> </w:t>
-      </w:r>
-      <w:r>
-        <w:t xml:space="preserve">— this is when the new salt is baked in</w:t>
-      </w:r>
-    </w:p>
-    <w:p>
-      <w:pPr>
-        <w:numPr>
-          <w:ilvl w:val="0"/>
-          <w:numId w:val="1004"/>
-        </w:numPr>
-        <w:pStyle w:val="Compact"/>
-      </w:pPr>
-      <w:r>
-        <w:t xml:space="preserve">reset the AD object’s password to that key, and force replication</w:t>
-      </w:r>
-    </w:p>
-    <w:p>
-      <w:pPr>
-        <w:pStyle w:val="FirstParagraph"/>
-      </w:pPr>
-      <w:r>
-        <w:t xml:space="preserve">Retest on the Client VM (</w:t>
-      </w:r>
-      <w:r>
-        <w:rPr>
-          <w:rStyle w:val="VerbatimChar"/>
-        </w:rPr>
-        <w:t xml:space="preserve">net use * /delete /y</w:t>
-      </w:r>
-      <w:r>
-        <w:t xml:space="preserve">,</w:t>
-      </w:r>
-      <w:r>
-        <w:t xml:space="preserve"> </w:t>
-      </w:r>
-      <w:r>
-        <w:rPr>
-          <w:rStyle w:val="VerbatimChar"/>
-        </w:rPr>
-        <w:t xml:space="preserve">klist purge</w:t>
-      </w:r>
-      <w:r>
-        <w:t xml:space="preserve">, mount).</w:t>
-      </w:r>
-      <w:r>
-        <w:t xml:space="preserve"> </w:t>
-      </w:r>
-      <w:r>
-        <w:rPr>
-          <w:rStyle w:val="VerbatimChar"/>
-        </w:rPr>
-        <w:t xml:space="preserve">klist</w:t>
-      </w:r>
-      <w:r>
-        <w:t xml:space="preserve"> </w:t>
-      </w:r>
-      <w:r>
-        <w:t xml:space="preserve">should now show</w:t>
-      </w:r>
-      <w:r>
-        <w:t xml:space="preserve"> </w:t>
-      </w:r>
-      <w:r>
-        <w:rPr>
-          <w:b/>
-        </w:rPr>
-        <w:t xml:space="preserve">AES-256-CTS-HMAC-SHA1-96</w:t>
-      </w:r>
-      <w:r>
-        <w:t xml:space="preserve">.</w:t>
-      </w:r>
-    </w:p>
-    <w:p>
-      <w:pPr>
-        <w:pStyle w:val="BodyText"/>
-      </w:pPr>
-      <w:r>
-        <w:rPr>
-          <w:b/>
-        </w:rPr>
-        <w:t xml:space="preserve">Why fixing the property alone isn’t enough:</w:t>
-      </w:r>
-      <w:r>
-        <w:t xml:space="preserve"> </w:t>
-      </w:r>
-      <w:r>
-        <w:t xml:space="preserve">the salt is consumed at key</w:t>
-      </w:r>
-      <w:r>
-        <w:t xml:space="preserve"> </w:t>
-      </w:r>
-      <w:r>
-        <w:t xml:space="preserve">generation time. Change the property and stop there, and nothing happens — the</w:t>
-      </w:r>
-      <w:r>
-        <w:t xml:space="preserve"> </w:t>
-      </w:r>
-      <w:r>
-        <w:t xml:space="preserve">existing key still carries the old salt.</w:t>
-      </w:r>
-    </w:p>
-    <w:p>
-      <w:pPr>
-        <w:pStyle w:val="BodyText"/>
-      </w:pPr>
-      <w:r>
-        <w:rPr>
-          <w:i/>
-        </w:rPr>
-        <w:t xml:space="preserve">Want to run it again?</w:t>
-      </w:r>
-      <w:r>
-        <w:t xml:space="preserve"> </w:t>
-      </w:r>
-      <w:r>
-        <w:rPr>
-          <w:rStyle w:val="VerbatimChar"/>
-        </w:rPr>
-        <w:t xml:space="preserve">-Step Legacy</w:t>
-      </w:r>
-      <w:r>
-        <w:t xml:space="preserve"> </w:t>
-      </w:r>
-      <w:r>
-        <w:t xml:space="preserve">puts the defect back. (</w:t>
-      </w:r>
-      <w:r>
-        <w:rPr>
-          <w:rStyle w:val="VerbatimChar"/>
-        </w:rPr>
-        <w:t xml:space="preserve">-Step Rollback</w:t>
-      </w:r>
-      <w:r>
-        <w:t xml:space="preserve"> </w:t>
-      </w:r>
-      <w:r>
-        <w:t xml:space="preserve">still works as its old name.) Leave the account</w:t>
-      </w:r>
-      <w:r>
-        <w:t xml:space="preserve"> </w:t>
-      </w:r>
-      <w:r>
-        <w:rPr>
-          <w:b/>
-        </w:rPr>
-        <w:t xml:space="preserve">repaired</w:t>
-      </w:r>
-      <w:r>
-        <w:t xml:space="preserve"> </w:t>
-      </w:r>
-      <w:r>
-        <w:t xml:space="preserve">at the end of the</w:t>
-      </w:r>
-      <w:r>
-        <w:t xml:space="preserve"> </w:t>
-      </w:r>
-      <w:r>
-        <w:t xml:space="preserve">session so it’s in the supported state for Session 2.</w:t>
-      </w:r>
-    </w:p>
-    <w:p>
-      <w:r>
-        <w:pict>
-          <v:rect style="width:0;height:1.5pt" o:hralign="center" o:hrstd="t" o:hr="t"/>
-        </w:pict>
-      </w:r>
-    </w:p>
-    <w:p>
-      <w:pPr>
-        <w:pStyle w:val="Heading1"/>
-      </w:pPr>
-      <w:bookmarkStart w:id="34" w:name="X2dc5c0b3521191f27bb44e783cad63fc98502e1"/>
-      <w:r>
-        <w:t xml:space="preserve">Lab 4 · Access denied — with a perfect Kerberos ticket ★</w:t>
-      </w:r>
-      <w:bookmarkEnd w:id="34"/>
-    </w:p>
-    <w:p>
-      <w:pPr>
-        <w:pStyle w:val="FirstParagraph"/>
-      </w:pPr>
-      <w:r>
-        <w:t xml:space="preserve">A real support case: a share stopped being reachable and the error said</w:t>
-      </w:r>
-      <w:r>
-        <w:t xml:space="preserve"> </w:t>
-      </w:r>
-      <w:r>
-        <w:rPr>
-          <w:i/>
-        </w:rPr>
-        <w:t xml:space="preserve">“</w:t>
-      </w:r>
-      <w:r>
-        <w:rPr>
-          <w:i/>
-        </w:rPr>
-        <w:t xml:space="preserve">the user name or password is incorrect.</w:t>
-      </w:r>
-      <w:r>
-        <w:rPr>
-          <w:i/>
-        </w:rPr>
-        <w:t xml:space="preserve">”</w:t>
-      </w:r>
-      <w:r>
-        <w:t xml:space="preserve"> </w:t>
-      </w:r>
-      <w:r>
-        <w:t xml:space="preserve">Kerberos was healthy the whole time.</w:t>
-      </w:r>
-    </w:p>
-    <w:p>
-      <w:pPr>
-        <w:pStyle w:val="Heading2"/>
-      </w:pPr>
-      <w:bookmarkStart w:id="35" w:name="break-it"/>
-      <w:r>
-        <w:t xml:space="preserve">Break it</w:t>
-      </w:r>
-      <w:bookmarkEnd w:id="35"/>
-    </w:p>
-    <w:p>
-      <w:pPr>
-        <w:pStyle w:val="SourceCode"/>
-      </w:pPr>
-      <w:r>
-        <w:rPr>
-          <w:rStyle w:val="NormalTok"/>
-        </w:rPr>
-        <w:t xml:space="preserve">./faults/Invoke-Fault.</w:t>
-      </w:r>
-      <w:r>
-        <w:rPr>
-          <w:rStyle w:val="FunctionTok"/>
-        </w:rPr>
-        <w:t xml:space="preserve">ps1</w:t>
-      </w:r>
-      <w:r>
-        <w:rPr>
-          <w:rStyle w:val="NormalTok"/>
-        </w:rPr>
-        <w:t xml:space="preserve"> -ResourceGroupName azfiles-lab -Fault CipherMismatch</w:t>
-      </w:r>
-    </w:p>
-    <w:p>
-      <w:pPr>
-        <w:pStyle w:val="FirstParagraph"/>
-      </w:pPr>
-      <w:r>
-        <w:t xml:space="preserve">The storage account is set to allow</w:t>
-      </w:r>
-      <w:r>
-        <w:t xml:space="preserve"> </w:t>
-      </w:r>
-      <w:r>
-        <w:rPr>
-          <w:b/>
-        </w:rPr>
-        <w:t xml:space="preserve">AES-256-GCM only</w:t>
-      </w:r>
-      <w:r>
-        <w:t xml:space="preserve">; the client is set to</w:t>
-      </w:r>
-      <w:r>
-        <w:t xml:space="preserve"> </w:t>
-      </w:r>
-      <w:r>
-        <w:t xml:space="preserve">offer</w:t>
-      </w:r>
-      <w:r>
-        <w:t xml:space="preserve"> </w:t>
-      </w:r>
-      <w:r>
-        <w:rPr>
-          <w:b/>
-        </w:rPr>
-        <w:t xml:space="preserve">AES-128-GCM</w:t>
-      </w:r>
-      <w:r>
-        <w:t xml:space="preserve">.</w:t>
-      </w:r>
-    </w:p>
-    <w:p>
-      <w:pPr>
-        <w:pStyle w:val="Heading2"/>
-      </w:pPr>
-      <w:bookmarkStart w:id="36" w:name="reproduce-client-vm"/>
-      <w:r>
-        <w:t xml:space="preserve">Reproduce (Client VM)</w:t>
-      </w:r>
-      <w:bookmarkEnd w:id="36"/>
-    </w:p>
-    <w:p>
-      <w:pPr>
-        <w:pStyle w:val="SourceCode"/>
-      </w:pPr>
-      <w:r>
-        <w:rPr>
-          <w:rStyle w:val="VerbatimChar"/>
-        </w:rPr>
-        <w:t xml:space="preserve">net use * /delete /y</w:t>
-      </w:r>
-      <w:r>
-        <w:br/>
-      </w:r>
-      <w:r>
-        <w:rPr>
-          <w:rStyle w:val="VerbatimChar"/>
-        </w:rPr>
-        <w:t xml:space="preserve">klist purge</w:t>
-      </w:r>
-      <w:r>
-        <w:br/>
-      </w:r>
-      <w:r>
-        <w:rPr>
-          <w:rStyle w:val="VerbatimChar"/>
-        </w:rPr>
-        <w:t xml:space="preserve">net use Z: \\&lt;sa&gt;.file.core.windows.net\labshare</w:t>
-      </w:r>
-    </w:p>
-    <w:p>
-      <w:pPr>
-        <w:pStyle w:val="FirstParagraph"/>
-      </w:pPr>
-      <w:r>
-        <w:rPr>
-          <w:b/>
-        </w:rPr>
-        <w:t xml:space="preserve">Expected:</w:t>
-      </w:r>
-      <w:r>
-        <w:t xml:space="preserve"> </w:t>
-      </w:r>
-      <w:r>
-        <w:rPr>
-          <w:rStyle w:val="VerbatimChar"/>
-        </w:rPr>
-        <w:t xml:space="preserve">Access is denied</w:t>
-      </w:r>
-      <w:r>
-        <w:t xml:space="preserve"> </w:t>
-      </w:r>
-      <w:r>
-        <w:t xml:space="preserve">(or</w:t>
-      </w:r>
-      <w:r>
-        <w:t xml:space="preserve"> </w:t>
-      </w:r>
-      <w:r>
-        <w:t xml:space="preserve">“</w:t>
-      </w:r>
-      <w:r>
-        <w:t xml:space="preserve">The user name or password is incorrect</w:t>
-      </w:r>
-      <w:r>
-        <w:t xml:space="preserve">”</w:t>
-      </w:r>
-      <w:r>
-        <w:t xml:space="preserve">).</w:t>
-      </w:r>
-    </w:p>
-    <w:p>
-      <w:pPr>
-        <w:pStyle w:val="Heading2"/>
-      </w:pPr>
-      <w:bookmarkStart w:id="37" w:name="diagnose"/>
-      <w:r>
-        <w:t xml:space="preserve">Diagnose</w:t>
-      </w:r>
-      <w:bookmarkEnd w:id="37"/>
-    </w:p>
-    <w:p>
-      <w:pPr>
-        <w:pStyle w:val="FirstParagraph"/>
-      </w:pPr>
-      <w:r>
-        <w:t xml:space="preserve">First confirm Kerberos is</w:t>
-      </w:r>
-      <w:r>
-        <w:t xml:space="preserve"> </w:t>
-      </w:r>
-      <w:r>
-        <w:rPr>
-          <w:i/>
-        </w:rPr>
-        <w:t xml:space="preserve">not</w:t>
-      </w:r>
-      <w:r>
-        <w:t xml:space="preserve"> </w:t>
-      </w:r>
-      <w:r>
-        <w:t xml:space="preserve">the problem:</w:t>
-      </w:r>
-    </w:p>
-    <w:p>
-      <w:pPr>
-        <w:pStyle w:val="SourceCode"/>
-      </w:pPr>
-      <w:r>
-        <w:rPr>
-          <w:rStyle w:val="VerbatimChar"/>
-        </w:rPr>
-        <w:t xml:space="preserve">klist</w:t>
-      </w:r>
-    </w:p>
-    <w:p>
-      <w:pPr>
-        <w:pStyle w:val="FirstParagraph"/>
-      </w:pPr>
-      <w:r>
-        <w:t xml:space="preserve">The</w:t>
-      </w:r>
-      <w:r>
-        <w:t xml:space="preserve"> </w:t>
-      </w:r>
-      <w:r>
-        <w:rPr>
-          <w:rStyle w:val="VerbatimChar"/>
-        </w:rPr>
-        <w:t xml:space="preserve">cifs/&lt;sa&gt;…</w:t>
-      </w:r>
-      <w:r>
-        <w:t xml:space="preserve"> </w:t>
-      </w:r>
-      <w:r>
-        <w:t xml:space="preserve">ticket is there. On the DC, event 4769 shows success. So</w:t>
-      </w:r>
-      <w:r>
-        <w:t xml:space="preserve"> </w:t>
-      </w:r>
-      <w:r>
-        <w:t xml:space="preserve">authentication worked — the failure is after it.</w:t>
-      </w:r>
-    </w:p>
-    <w:p>
-      <w:pPr>
-        <w:pStyle w:val="BodyText"/>
-      </w:pPr>
-      <w:r>
-        <w:t xml:space="preserve">Now compare the two sides of the cipher negotiation:</w:t>
-      </w:r>
-    </w:p>
-    <w:p>
-      <w:pPr>
-        <w:pStyle w:val="SourceCode"/>
-      </w:pPr>
-      <w:r>
-        <w:rPr>
-          <w:rStyle w:val="CommentTok"/>
-        </w:rPr>
-        <w:t xml:space="preserve"># client - the list is tried IN THIS ORDER, top first</w:t>
-      </w:r>
-      <w:r>
-        <w:br/>
-      </w:r>
-      <w:r>
-        <w:rPr>
-          <w:rStyle w:val="NormalTok"/>
-        </w:rPr>
-        <w:t xml:space="preserve">Get-SmbClientConfiguration | </w:t>
-      </w:r>
-      <w:r>
-        <w:rPr>
-          <w:rStyle w:val="FunctionTok"/>
-        </w:rPr>
-        <w:t xml:space="preserve">Select-Object</w:t>
-      </w:r>
-      <w:r>
-        <w:rPr>
-          <w:rStyle w:val="NormalTok"/>
-        </w:rPr>
-        <w:t xml:space="preserve"> -ExpandProperty EncryptionCiphers</w:t>
-      </w:r>
-      <w:r>
-        <w:br/>
-      </w:r>
-      <w:r>
-        <w:rPr>
-          <w:rStyle w:val="CommentTok"/>
-        </w:rPr>
-        <w:t xml:space="preserve"># storage: Azure portal -&gt; storage account -&gt; File shares -&gt; Security</w:t>
-      </w:r>
-      <w:r>
-        <w:br/>
-      </w:r>
-      <w:r>
-        <w:rPr>
-          <w:rStyle w:val="CommentTok"/>
-        </w:rPr>
-        <w:t xml:space="preserve">#          ("SMB channel encryption" - anything unchecked is refused)</w:t>
-      </w:r>
-    </w:p>
-    <w:p>
-      <w:pPr>
-        <w:pStyle w:val="FirstParagraph"/>
-      </w:pPr>
-      <w:r>
-        <w:t xml:space="preserve">They have no cipher in common. SMB negotiates the cipher</w:t>
-      </w:r>
-      <w:r>
-        <w:t xml:space="preserve"> </w:t>
-      </w:r>
-      <w:r>
-        <w:rPr>
-          <w:b/>
-        </w:rPr>
-        <w:t xml:space="preserve">before</w:t>
-      </w:r>
-      <w:r>
-        <w:t xml:space="preserve"> </w:t>
-      </w:r>
-      <w:r>
-        <w:t xml:space="preserve">the client</w:t>
-      </w:r>
-      <w:r>
-        <w:t xml:space="preserve"> </w:t>
-      </w:r>
-      <w:r>
-        <w:t xml:space="preserve">even names the storage account, so the service can’t pick one per account — if</w:t>
-      </w:r>
-      <w:r>
-        <w:t xml:space="preserve"> </w:t>
-      </w:r>
-      <w:r>
-        <w:t xml:space="preserve">the negotiated cipher isn’t on the account’s allowed list, the session setup is</w:t>
-      </w:r>
-      <w:r>
-        <w:t xml:space="preserve"> </w:t>
-      </w:r>
-      <w:r>
-        <w:t xml:space="preserve">refused and the error surfaces as an access denial.</w:t>
-      </w:r>
-    </w:p>
-    <w:p>
-      <w:pPr>
-        <w:pStyle w:val="Heading2"/>
-      </w:pPr>
-      <w:bookmarkStart w:id="38" w:name="fix-on-the-client-not-the-account"/>
-      <w:r>
-        <w:t xml:space="preserve">Fix — on the client, not the account</w:t>
-      </w:r>
-      <w:bookmarkEnd w:id="38"/>
-    </w:p>
-    <w:p>
-      <w:pPr>
-        <w:pStyle w:val="SourceCode"/>
-      </w:pPr>
-      <w:r>
-        <w:rPr>
-          <w:rStyle w:val="NormalTok"/>
-        </w:rPr>
-        <w:t xml:space="preserve">./faults/Invoke-Fault.</w:t>
-      </w:r>
-      <w:r>
-        <w:rPr>
-          <w:rStyle w:val="FunctionTok"/>
-        </w:rPr>
-        <w:t xml:space="preserve">ps1</w:t>
-      </w:r>
-      <w:r>
-        <w:rPr>
-          <w:rStyle w:val="NormalTok"/>
-        </w:rPr>
-        <w:t xml:space="preserve"> -ResourceGroupName azfiles-lab -Fault CipherMismatch -Repair</w:t>
-      </w:r>
-    </w:p>
-    <w:p>
-      <w:pPr>
-        <w:pStyle w:val="FirstParagraph"/>
-      </w:pPr>
-      <w:r>
-        <w:t xml:space="preserve">The repair changes the</w:t>
-      </w:r>
-      <w:r>
-        <w:t xml:space="preserve"> </w:t>
-      </w:r>
-      <w:r>
-        <w:rPr>
-          <w:b/>
-        </w:rPr>
-        <w:t xml:space="preserve">client’s</w:t>
-      </w:r>
-      <w:r>
-        <w:t xml:space="preserve"> </w:t>
-      </w:r>
-      <w:r>
-        <w:t xml:space="preserve">cipher order so an account-allowed cipher</w:t>
-      </w:r>
-      <w:r>
-        <w:t xml:space="preserve"> </w:t>
-      </w:r>
-      <w:r>
-        <w:t xml:space="preserve">leads:</w:t>
-      </w:r>
-    </w:p>
-    <w:p>
-      <w:pPr>
-        <w:pStyle w:val="SourceCode"/>
-      </w:pPr>
-      <w:r>
-        <w:rPr>
-          <w:rStyle w:val="NormalTok"/>
-        </w:rPr>
-        <w:t xml:space="preserve">Set-SmbClientConfiguration -EncryptionCiphers </w:t>
-      </w:r>
-      <w:r>
-        <w:rPr>
-          <w:rStyle w:val="StringTok"/>
-        </w:rPr>
-        <w:t xml:space="preserve">"AES_256_GCM,AES_256_CCM,AES_128_GCM,AES_128_CCM"</w:t>
-      </w:r>
-    </w:p>
-    <w:p>
-      <w:pPr>
-        <w:pStyle w:val="FirstParagraph"/>
-      </w:pPr>
-      <w:r>
-        <w:t xml:space="preserve">Two deliberate choices in that line, both straight from real support practice:</w:t>
-      </w:r>
-    </w:p>
-    <w:p>
-      <w:pPr>
-        <w:numPr>
-          <w:ilvl w:val="0"/>
-          <w:numId w:val="1005"/>
-        </w:numPr>
-        <w:pStyle w:val="Compact"/>
-      </w:pPr>
-      <w:r>
-        <w:rPr>
-          <w:b/>
-        </w:rPr>
-        <w:t xml:space="preserve">The account keeps its hardened setting.</w:t>
-      </w:r>
-      <w:r>
-        <w:t xml:space="preserve"> </w:t>
-      </w:r>
-      <w:r>
-        <w:t xml:space="preserve">“</w:t>
-      </w:r>
-      <w:r>
-        <w:t xml:space="preserve">Maximum security</w:t>
-      </w:r>
-      <w:r>
-        <w:t xml:space="preserve">”</w:t>
-      </w:r>
-      <w:r>
-        <w:t xml:space="preserve"> </w:t>
-      </w:r>
-      <w:r>
-        <w:t xml:space="preserve">on the storage</w:t>
-      </w:r>
-      <w:r>
-        <w:t xml:space="preserve"> </w:t>
-      </w:r>
-      <w:r>
-        <w:t xml:space="preserve">account is usually a decision someone made on purpose; the first move is to</w:t>
-      </w:r>
-      <w:r>
-        <w:t xml:space="preserve"> </w:t>
-      </w:r>
-      <w:r>
-        <w:t xml:space="preserve">bring the client up to it, not to weaken the account. (Re-allowing the cipher</w:t>
-      </w:r>
-      <w:r>
-        <w:t xml:space="preserve"> </w:t>
-      </w:r>
-      <w:r>
-        <w:t xml:space="preserve">on the account is the fallback when a fleet of unmanageable clients is</w:t>
-      </w:r>
-      <w:r>
-        <w:t xml:space="preserve"> </w:t>
-      </w:r>
-      <w:r>
-        <w:t xml:space="preserve">involved.)</w:t>
-      </w:r>
-    </w:p>
-    <w:p>
-      <w:pPr>
-        <w:numPr>
-          <w:ilvl w:val="0"/>
-          <w:numId w:val="1005"/>
         </w:numPr>
         <w:pStyle w:val="Compact"/>
       </w:pPr>
@@ -6437,6 +6842,207 @@
       <w:pPr>
         <w:numPr>
           <w:ilvl w:val="0"/>
+          <w:numId w:val="1005"/>
+        </w:numPr>
+        <w:pStyle w:val="Compact"/>
+      </w:pPr>
+      <w:r>
+        <w:rPr>
+          <w:rStyle w:val="VerbatimChar"/>
+          <w:b/>
+        </w:rPr>
+        <w:t xml:space="preserve">-Fault EtypeMismatch</w:t>
+      </w:r>
+      <w:r>
+        <w:t xml:space="preserve"> </w:t>
+      </w:r>
+      <w:r>
+        <w:t xml:space="preserve">— forces an unsupported encryption type on the</w:t>
+      </w:r>
+      <w:r>
+        <w:t xml:space="preserve"> </w:t>
+      </w:r>
+      <w:r>
+        <w:t xml:space="preserve">client. In 4769 you’ll see the request fail with an etype mismatch; on the</w:t>
+      </w:r>
+      <w:r>
+        <w:t xml:space="preserve"> </w:t>
+      </w:r>
+      <w:r>
+        <w:t xml:space="preserve">wire,</w:t>
+      </w:r>
+      <w:r>
+        <w:t xml:space="preserve"> </w:t>
+      </w:r>
+      <w:r>
+        <w:rPr>
+          <w:rStyle w:val="VerbatimChar"/>
+        </w:rPr>
+        <w:t xml:space="preserve">KDC_ERR_ETYPE_NOSUPP</w:t>
+      </w:r>
+      <w:r>
+        <w:t xml:space="preserve"> </w:t>
+      </w:r>
+      <w:r>
+        <w:t xml:space="preserve">in the TGS-REP. Same failure class as the 2026</w:t>
+      </w:r>
+      <w:r>
+        <w:t xml:space="preserve"> </w:t>
+      </w:r>
+      <w:r>
+        <w:t xml:space="preserve">RC4 retirement.</w:t>
+      </w:r>
+    </w:p>
+    <w:p>
+      <w:pPr>
+        <w:numPr>
+          <w:ilvl w:val="0"/>
+          <w:numId w:val="1005"/>
+        </w:numPr>
+        <w:pStyle w:val="Compact"/>
+      </w:pPr>
+      <w:r>
+        <w:rPr>
+          <w:rStyle w:val="VerbatimChar"/>
+          <w:b/>
+        </w:rPr>
+        <w:t xml:space="preserve">-Fault ClockSkew</w:t>
+      </w:r>
+      <w:r>
+        <w:t xml:space="preserve"> </w:t>
+      </w:r>
+      <w:r>
+        <w:t xml:space="preserve">— pushes the client clock ~10 minutes off. The mount</w:t>
+      </w:r>
+      <w:r>
+        <w:t xml:space="preserve"> </w:t>
+      </w:r>
+      <w:r>
+        <w:t xml:space="preserve">error is vague; the trace shows</w:t>
+      </w:r>
+      <w:r>
+        <w:t xml:space="preserve"> </w:t>
+      </w:r>
+      <w:r>
+        <w:rPr>
+          <w:rStyle w:val="VerbatimChar"/>
+        </w:rPr>
+        <w:t xml:space="preserve">KRB_AP_ERR_SKEW</w:t>
+      </w:r>
+      <w:r>
+        <w:t xml:space="preserve">. Confirm with</w:t>
+      </w:r>
+      <w:r>
+        <w:t xml:space="preserve"> </w:t>
+      </w:r>
+      <w:r>
+        <w:rPr>
+          <w:rStyle w:val="VerbatimChar"/>
+        </w:rPr>
+        <w:t xml:space="preserve">w32tm /stripchart /computer:azflab-dc /samples:3</w:t>
+      </w:r>
+      <w:r>
+        <w:t xml:space="preserve">. (Kerberos tolerates about</w:t>
+      </w:r>
+      <w:r>
+        <w:t xml:space="preserve"> </w:t>
+      </w:r>
+      <w:r>
+        <w:t xml:space="preserve">5 minutes.)</w:t>
+      </w:r>
+    </w:p>
+    <w:p>
+      <w:pPr>
+        <w:numPr>
+          <w:ilvl w:val="0"/>
+          <w:numId w:val="1005"/>
+        </w:numPr>
+        <w:pStyle w:val="Compact"/>
+      </w:pPr>
+      <w:r>
+        <w:rPr>
+          <w:rStyle w:val="VerbatimChar"/>
+          <w:b/>
+        </w:rPr>
+        <w:t xml:space="preserve">-Fault DuplicateSpn</w:t>
+      </w:r>
+      <w:r>
+        <w:t xml:space="preserve"> </w:t>
+      </w:r>
+      <w:r>
+        <w:t xml:space="preserve">— the</w:t>
+      </w:r>
+      <w:r>
+        <w:t xml:space="preserve"> </w:t>
+      </w:r>
+      <w:r>
+        <w:t xml:space="preserve">“</w:t>
+      </w:r>
+      <w:r>
+        <w:t xml:space="preserve">ghost object</w:t>
+      </w:r>
+      <w:r>
+        <w:t xml:space="preserve">”</w:t>
+      </w:r>
+      <w:r>
+        <w:t xml:space="preserve">: registers the storage SPN on a</w:t>
+      </w:r>
+      <w:r>
+        <w:t xml:space="preserve"> </w:t>
+      </w:r>
+      <w:r>
+        <w:t xml:space="preserve">second AD object. A share that worked yesterday breaks with no config change</w:t>
+      </w:r>
+      <w:r>
+        <w:t xml:space="preserve"> </w:t>
+      </w:r>
+      <w:r>
+        <w:t xml:space="preserve">on the storage account at all — the KDC matches the ghost and encrypts the</w:t>
+      </w:r>
+      <w:r>
+        <w:t xml:space="preserve"> </w:t>
+      </w:r>
+      <w:r>
+        <w:t xml:space="preserve">ticket with the</w:t>
+      </w:r>
+      <w:r>
+        <w:t xml:space="preserve"> </w:t>
+      </w:r>
+      <w:r>
+        <w:rPr>
+          <w:i/>
+        </w:rPr>
+        <w:t xml:space="preserve">wrong account’s</w:t>
+      </w:r>
+      <w:r>
+        <w:t xml:space="preserve"> </w:t>
+      </w:r>
+      <w:r>
+        <w:t xml:space="preserve">key (→ 1396 at the service), or, if the</w:t>
+      </w:r>
+      <w:r>
+        <w:t xml:space="preserve"> </w:t>
+      </w:r>
+      <w:r>
+        <w:t xml:space="preserve">ghost has no usable key, returns</w:t>
+      </w:r>
+      <w:r>
+        <w:t xml:space="preserve"> </w:t>
+      </w:r>
+      <w:r>
+        <w:rPr>
+          <w:rStyle w:val="VerbatimChar"/>
+        </w:rPr>
+        <w:t xml:space="preserve">ETYPE_NOSUPP</w:t>
+      </w:r>
+      <w:r>
+        <w:t xml:space="preserve">. Diagnosis order:</w:t>
+      </w:r>
+    </w:p>
+    <w:p>
+      <w:pPr>
+        <w:numPr>
+          <w:ilvl w:val="1"/>
           <w:numId w:val="1006"/>
         </w:numPr>
         <w:pStyle w:val="Compact"/>
@@ -6444,264 +7050,63 @@
       <w:r>
         <w:rPr>
           <w:rStyle w:val="VerbatimChar"/>
-          <w:b/>
-        </w:rPr>
-        <w:t xml:space="preserve">-Fault EtypeMismatch</w:t>
-      </w:r>
-      <w:r>
-        <w:t xml:space="preserve"> </w:t>
-      </w:r>
-      <w:r>
-        <w:t xml:space="preserve">— forces an unsupported encryption type on the</w:t>
-      </w:r>
-      <w:r>
-        <w:t xml:space="preserve"> </w:t>
-      </w:r>
-      <w:r>
-        <w:t xml:space="preserve">client. In 4769 you’ll see the request fail with an etype mismatch; on the</w:t>
-      </w:r>
-      <w:r>
-        <w:t xml:space="preserve"> </w:t>
-      </w:r>
-      <w:r>
-        <w:t xml:space="preserve">wire,</w:t>
-      </w:r>
-      <w:r>
-        <w:t xml:space="preserve"> </w:t>
-      </w:r>
-      <w:r>
-        <w:rPr>
-          <w:rStyle w:val="VerbatimChar"/>
-        </w:rPr>
-        <w:t xml:space="preserve">KDC_ERR_ETYPE_NOSUPP</w:t>
-      </w:r>
-      <w:r>
-        <w:t xml:space="preserve"> </w:t>
-      </w:r>
-      <w:r>
-        <w:t xml:space="preserve">in the TGS-REP. Same failure class as the 2026</w:t>
-      </w:r>
-      <w:r>
-        <w:t xml:space="preserve"> </w:t>
-      </w:r>
-      <w:r>
-        <w:t xml:space="preserve">RC4 retirement.</w:t>
-      </w:r>
-    </w:p>
-    <w:p>
-      <w:pPr>
-        <w:numPr>
-          <w:ilvl w:val="0"/>
-          <w:numId w:val="1006"/>
-        </w:numPr>
-        <w:pStyle w:val="Compact"/>
-      </w:pPr>
-      <w:r>
-        <w:rPr>
-          <w:rStyle w:val="VerbatimChar"/>
-          <w:b/>
-        </w:rPr>
-        <w:t xml:space="preserve">-Fault ClockSkew</w:t>
-      </w:r>
-      <w:r>
-        <w:t xml:space="preserve"> </w:t>
-      </w:r>
-      <w:r>
-        <w:t xml:space="preserve">— pushes the client clock ~10 minutes off. The mount</w:t>
-      </w:r>
-      <w:r>
-        <w:t xml:space="preserve"> </w:t>
-      </w:r>
-      <w:r>
-        <w:t xml:space="preserve">error is vague; the trace shows</w:t>
-      </w:r>
-      <w:r>
-        <w:t xml:space="preserve"> </w:t>
-      </w:r>
-      <w:r>
-        <w:rPr>
-          <w:rStyle w:val="VerbatimChar"/>
-        </w:rPr>
-        <w:t xml:space="preserve">KRB_AP_ERR_SKEW</w:t>
-      </w:r>
-      <w:r>
-        <w:t xml:space="preserve">. Confirm with</w:t>
-      </w:r>
-      <w:r>
-        <w:t xml:space="preserve"> </w:t>
-      </w:r>
-      <w:r>
-        <w:rPr>
-          <w:rStyle w:val="VerbatimChar"/>
-        </w:rPr>
-        <w:t xml:space="preserve">w32tm /stripchart /computer:azflab-dc /samples:3</w:t>
-      </w:r>
-      <w:r>
-        <w:t xml:space="preserve">. (Kerberos tolerates about</w:t>
-      </w:r>
-      <w:r>
-        <w:t xml:space="preserve"> </w:t>
-      </w:r>
-      <w:r>
-        <w:t xml:space="preserve">5 minutes.)</w:t>
-      </w:r>
-    </w:p>
-    <w:p>
-      <w:pPr>
-        <w:numPr>
-          <w:ilvl w:val="0"/>
-          <w:numId w:val="1006"/>
-        </w:numPr>
-        <w:pStyle w:val="Compact"/>
-      </w:pPr>
-      <w:r>
-        <w:rPr>
-          <w:rStyle w:val="VerbatimChar"/>
-          <w:b/>
-        </w:rPr>
-        <w:t xml:space="preserve">-Fault DuplicateSpn</w:t>
-      </w:r>
-      <w:r>
-        <w:t xml:space="preserve"> </w:t>
-      </w:r>
-      <w:r>
-        <w:t xml:space="preserve">— the</w:t>
-      </w:r>
-      <w:r>
-        <w:t xml:space="preserve"> </w:t>
-      </w:r>
-      <w:r>
-        <w:t xml:space="preserve">“</w:t>
-      </w:r>
-      <w:r>
-        <w:t xml:space="preserve">ghost object</w:t>
-      </w:r>
-      <w:r>
-        <w:t xml:space="preserve">”</w:t>
-      </w:r>
-      <w:r>
-        <w:t xml:space="preserve">: registers the storage SPN on a</w:t>
-      </w:r>
-      <w:r>
-        <w:t xml:space="preserve"> </w:t>
-      </w:r>
-      <w:r>
-        <w:t xml:space="preserve">second AD object. A share that worked yesterday breaks with no config change</w:t>
-      </w:r>
-      <w:r>
-        <w:t xml:space="preserve"> </w:t>
-      </w:r>
-      <w:r>
-        <w:t xml:space="preserve">on the storage account at all — the KDC matches the ghost and encrypts the</w:t>
-      </w:r>
-      <w:r>
-        <w:t xml:space="preserve"> </w:t>
-      </w:r>
-      <w:r>
-        <w:t xml:space="preserve">ticket with the</w:t>
-      </w:r>
-      <w:r>
-        <w:t xml:space="preserve"> </w:t>
-      </w:r>
-      <w:r>
-        <w:rPr>
-          <w:i/>
-        </w:rPr>
-        <w:t xml:space="preserve">wrong account’s</w:t>
-      </w:r>
-      <w:r>
-        <w:t xml:space="preserve"> </w:t>
-      </w:r>
-      <w:r>
-        <w:t xml:space="preserve">key (→ 1396 at the service), or, if the</w:t>
-      </w:r>
-      <w:r>
-        <w:t xml:space="preserve"> </w:t>
-      </w:r>
-      <w:r>
-        <w:t xml:space="preserve">ghost has no usable key, returns</w:t>
-      </w:r>
-      <w:r>
-        <w:t xml:space="preserve"> </w:t>
-      </w:r>
-      <w:r>
-        <w:rPr>
-          <w:rStyle w:val="VerbatimChar"/>
-        </w:rPr>
-        <w:t xml:space="preserve">ETYPE_NOSUPP</w:t>
-      </w:r>
-      <w:r>
-        <w:t xml:space="preserve">. Diagnosis order:</w:t>
+        </w:rPr>
+        <w:t xml:space="preserve">setspn -X</w:t>
+      </w:r>
+      <w:r>
+        <w:t xml:space="preserve"> </w:t>
+      </w:r>
+      <w:r>
+        <w:t xml:space="preserve">(or</w:t>
+      </w:r>
+      <w:r>
+        <w:t xml:space="preserve"> </w:t>
+      </w:r>
+      <w:r>
+        <w:rPr>
+          <w:rStyle w:val="VerbatimChar"/>
+        </w:rPr>
+        <w:t xml:space="preserve">-F -Q cifs/&lt;sa&gt;...</w:t>
+      </w:r>
+      <w:r>
+        <w:t xml:space="preserve">) to look for duplicates — but know its</w:t>
+      </w:r>
+      <w:r>
+        <w:t xml:space="preserve"> </w:t>
+      </w:r>
+      <w:r>
+        <w:t xml:space="preserve">limit: these query the</w:t>
+      </w:r>
+      <w:r>
+        <w:t xml:space="preserve"> </w:t>
+      </w:r>
+      <w:r>
+        <w:rPr>
+          <w:b/>
+        </w:rPr>
+        <w:t xml:space="preserve">GC</w:t>
+      </w:r>
+      <w:r>
+        <w:t xml:space="preserve">, so a ghost that exists only in one DC’s local</w:t>
+      </w:r>
+      <w:r>
+        <w:t xml:space="preserve"> </w:t>
+      </w:r>
+      <w:r>
+        <w:t xml:space="preserve">domain partition (lingering object) or in another domain of the forest can</w:t>
+      </w:r>
+      <w:r>
+        <w:t xml:space="preserve"> </w:t>
+      </w:r>
+      <w:r>
+        <w:t xml:space="preserve">hide from it.</w:t>
       </w:r>
     </w:p>
     <w:p>
       <w:pPr>
         <w:numPr>
           <w:ilvl w:val="1"/>
-          <w:numId w:val="1007"/>
-        </w:numPr>
-        <w:pStyle w:val="Compact"/>
-      </w:pPr>
-      <w:r>
-        <w:rPr>
-          <w:rStyle w:val="VerbatimChar"/>
-        </w:rPr>
-        <w:t xml:space="preserve">setspn -X</w:t>
-      </w:r>
-      <w:r>
-        <w:t xml:space="preserve"> </w:t>
-      </w:r>
-      <w:r>
-        <w:t xml:space="preserve">(or</w:t>
-      </w:r>
-      <w:r>
-        <w:t xml:space="preserve"> </w:t>
-      </w:r>
-      <w:r>
-        <w:rPr>
-          <w:rStyle w:val="VerbatimChar"/>
-        </w:rPr>
-        <w:t xml:space="preserve">-F -Q cifs/&lt;sa&gt;...</w:t>
-      </w:r>
-      <w:r>
-        <w:t xml:space="preserve">) to look for duplicates — but know its</w:t>
-      </w:r>
-      <w:r>
-        <w:t xml:space="preserve"> </w:t>
-      </w:r>
-      <w:r>
-        <w:t xml:space="preserve">limit: these query the</w:t>
-      </w:r>
-      <w:r>
-        <w:t xml:space="preserve"> </w:t>
-      </w:r>
-      <w:r>
-        <w:rPr>
-          <w:b/>
-        </w:rPr>
-        <w:t xml:space="preserve">GC</w:t>
-      </w:r>
-      <w:r>
-        <w:t xml:space="preserve">, so a ghost that exists only in one DC’s local</w:t>
-      </w:r>
-      <w:r>
-        <w:t xml:space="preserve"> </w:t>
-      </w:r>
-      <w:r>
-        <w:t xml:space="preserve">domain partition (lingering object) or in another domain of the forest can</w:t>
-      </w:r>
-      <w:r>
-        <w:t xml:space="preserve"> </w:t>
-      </w:r>
-      <w:r>
-        <w:t xml:space="preserve">hide from it.</w:t>
-      </w:r>
-    </w:p>
-    <w:p>
-      <w:pPr>
-        <w:numPr>
-          <w:ilvl w:val="1"/>
-          <w:numId w:val="1007"/>
+          <w:numId w:val="1006"/>
         </w:numPr>
         <w:pStyle w:val="Compact"/>
       </w:pPr>
@@ -7701,9 +8106,6 @@
     <w:abstractNumId w:val="991"/>
   </w:num>
   <w:num w:numId="1003">
-    <w:abstractNumId w:val="991"/>
-  </w:num>
-  <w:num w:numId="1004">
     <w:abstractNumId w:val="99411"/>
     <w:lvlOverride w:ilvl="0">
       <w:startOverride w:val="1"/>
@@ -7733,13 +8135,13 @@
       <w:startOverride w:val="1"/>
     </w:lvlOverride>
   </w:num>
+  <w:num w:numId="1004">
+    <w:abstractNumId w:val="991"/>
+  </w:num>
   <w:num w:numId="1005">
     <w:abstractNumId w:val="991"/>
   </w:num>
   <w:num w:numId="1006">
-    <w:abstractNumId w:val="991"/>
-  </w:num>
-  <w:num w:numId="1007">
     <w:abstractNumId w:val="99411"/>
     <w:lvlOverride w:ilvl="0">
       <w:startOverride w:val="1"/>

--- a/docs/participant-workbook-session1.docx
+++ b/docs/participant-workbook-session1.docx
@@ -2911,147 +2911,252 @@
       </w:pPr>
       <w:r>
         <w:rPr>
-          <w:rStyle w:val="VerbatimChar"/>
-          <w:b/>
-        </w:rPr>
-        <w:t xml:space="preserve">kerberos-log.txt</w:t>
-      </w:r>
-      <w:r>
-        <w:rPr>
-          <w:b/>
-        </w:rPr>
-        <w:t xml:space="preserve"> </w:t>
-      </w:r>
-      <w:r>
-        <w:rPr>
-          <w:b/>
-        </w:rPr>
+          <w:b/>
+        </w:rPr>
+        <w:t xml:space="preserve">The event logs will be quiet — and they stay quiet even when the mount</w:t>
+      </w:r>
+      <w:r>
+        <w:rPr>
+          <w:b/>
+        </w:rPr>
+        <w:t xml:space="preserve"> </w:t>
+      </w:r>
+      <w:r>
+        <w:rPr>
+          <w:b/>
+        </w:rPr>
+        <w:t xml:space="preserve">fails.</w:t>
+      </w:r>
+      <w:r>
+        <w:t xml:space="preserve"> </w:t>
+      </w:r>
+      <w:r>
+        <w:t xml:space="preserve">That surprises people, so learn it here rather than on a case.</w:t>
+      </w:r>
+      <w:r>
+        <w:t xml:space="preserve"> </w:t>
+      </w:r>
+      <w:r>
+        <w:rPr>
+          <w:rStyle w:val="VerbatimChar"/>
+        </w:rPr>
+        <w:t xml:space="preserve">Microsoft-Windows-Kerberos/Operational</w:t>
+      </w:r>
+      <w:r>
+        <w:t xml:space="preserve"> </w:t>
+      </w:r>
+      <w:r>
+        <w:t xml:space="preserve">records what the</w:t>
+      </w:r>
+      <w:r>
+        <w:t xml:space="preserve"> </w:t>
+      </w:r>
+      <w:r>
+        <w:rPr>
+          <w:i/>
+        </w:rPr>
+        <w:t xml:space="preserve">client</w:t>
+      </w:r>
+      <w:r>
+        <w:t xml:space="preserve"> </w:t>
+      </w:r>
+      <w:r>
+        <w:t xml:space="preserve">stack</w:t>
+      </w:r>
+      <w:r>
+        <w:t xml:space="preserve"> </w:t>
+      </w:r>
+      <w:r>
+        <w:t xml:space="preserve">noticed; error 1396 is a</w:t>
+      </w:r>
+      <w:r>
+        <w:t xml:space="preserve"> </w:t>
+      </w:r>
+      <w:r>
+        <w:rPr>
+          <w:b/>
+        </w:rPr>
+        <w:t xml:space="preserve">service-side</w:t>
+      </w:r>
+      <w:r>
+        <w:t xml:space="preserve"> </w:t>
+      </w:r>
+      <w:r>
+        <w:t xml:space="preserve">rejection, so the client saw nothing</w:t>
+      </w:r>
+      <w:r>
+        <w:t xml:space="preserve"> </w:t>
+      </w:r>
+      <w:r>
+        <w:t xml:space="preserve">wrong (it got a good ticket from the DC and sent a good AP-REQ). The refusal</w:t>
+      </w:r>
+      <w:r>
+        <w:t xml:space="preserve"> </w:t>
+      </w:r>
+      <w:r>
+        <w:t xml:space="preserve">arrives inside the SMB Session Setup.</w:t>
+      </w:r>
+    </w:p>
+    <w:p>
+      <w:pPr>
+        <w:pStyle w:val="BlockText"/>
+      </w:pPr>
+      <w:r>
+        <w:rPr>
+          <w:rStyle w:val="VerbatimChar"/>
+        </w:rPr>
+        <w:t xml:space="preserve">SMBClient/Operational</w:t>
+      </w:r>
+      <w:r>
+        <w:t xml:space="preserve"> </w:t>
+      </w:r>
+      <w:r>
+        <w:t xml:space="preserve">will show a pile of event</w:t>
+      </w:r>
+      <w:r>
+        <w:t xml:space="preserve"> </w:t>
+      </w:r>
+      <w:r>
+        <w:rPr>
+          <w:b/>
+        </w:rPr>
+        <w:t xml:space="preserve">30904</w:t>
+      </w:r>
+      <w:r>
+        <w:rPr>
+          <w:b/>
+        </w:rPr>
+        <w:t xml:space="preserve"> </w:t>
+      </w:r>
+      <w:r>
+        <w:rPr>
+          <w:b/>
+        </w:rPr>
+        <w:t xml:space="preserve">“</w:t>
+      </w:r>
+      <w:r>
+        <w:rPr>
+          <w:b/>
+        </w:rPr>
+        <w:t xml:space="preserve">server does not</w:t>
+      </w:r>
+      <w:r>
+        <w:rPr>
+          <w:b/>
+        </w:rPr>
+        <w:t xml:space="preserve"> </w:t>
+      </w:r>
+      <w:r>
+        <w:rPr>
+          <w:b/>
+        </w:rPr>
+        <w:t xml:space="preserve">support multichannel</w:t>
+      </w:r>
+      <w:r>
+        <w:rPr>
+          <w:b/>
+        </w:rPr>
+        <w:t xml:space="preserve">”</w:t>
+      </w:r>
+      <w:r>
+        <w:t xml:space="preserve"> </w:t>
+      </w:r>
+      <w:r>
+        <w:t xml:space="preserve">— routine against Azure Files and unrelated to any</w:t>
+      </w:r>
+      <w:r>
+        <w:t xml:space="preserve"> </w:t>
+      </w:r>
+      <w:r>
+        <w:t xml:space="preserve">failure. The collector labels it as benign and tells you how many events are</w:t>
+      </w:r>
+      <w:r>
+        <w:t xml:space="preserve"> </w:t>
+      </w:r>
+      <w:r>
+        <w:t xml:space="preserve">actually worth reading, so a full-looking log doesn’t send you chasing it.</w:t>
+      </w:r>
+    </w:p>
+    <w:p>
+      <w:pPr>
+        <w:pStyle w:val="BlockText"/>
+      </w:pPr>
+      <w:r>
+        <w:t xml:space="preserve">When the logs are quiet, the evidence is</w:t>
+      </w:r>
+      <w:r>
+        <w:t xml:space="preserve"> </w:t>
+      </w:r>
+      <w:r>
+        <w:rPr>
+          <w:rStyle w:val="VerbatimChar"/>
+        </w:rPr>
+        <w:t xml:space="preserve">klist</w:t>
+      </w:r>
+      <w:r>
+        <w:t xml:space="preserve"> </w:t>
+      </w:r>
+      <w:r>
+        <w:t xml:space="preserve">(was a ticket issued, which</w:t>
+      </w:r>
+      <w:r>
+        <w:t xml:space="preserve"> </w:t>
+      </w:r>
+      <w:r>
+        <w:t xml:space="preserve">etype), the DC’s</w:t>
+      </w:r>
+      <w:r>
+        <w:t xml:space="preserve"> </w:t>
+      </w:r>
+      <w:r>
+        <w:rPr>
+          <w:b/>
+        </w:rPr>
+        <w:t xml:space="preserve">4769</w:t>
+      </w:r>
+      <w:r>
+        <w:t xml:space="preserve"> </w:t>
+      </w:r>
+      <w:r>
+        <w:t xml:space="preserve">(did the KDC succeed) and</w:t>
+      </w:r>
+      <w:r>
+        <w:t xml:space="preserve"> </w:t>
+      </w:r>
+      <w:r>
+        <w:rPr>
+          <w:b/>
+        </w:rPr>
+        <w:t xml:space="preserve">trace.pcapng</w:t>
+      </w:r>
+      <w:r>
+        <w:t xml:space="preserve"> </w:t>
+      </w:r>
+      <w:r>
+        <w:t xml:space="preserve">(the</w:t>
+      </w:r>
+      <w:r>
+        <w:t xml:space="preserve"> </w:t>
+      </w:r>
+      <w:r>
+        <w:t xml:space="preserve">Session Setup failure).</w:t>
+      </w:r>
+      <w:r>
+        <w:t xml:space="preserve"> </w:t>
+      </w:r>
+      <w:r>
+        <w:rPr>
+          <w:rStyle w:val="VerbatimChar"/>
+        </w:rPr>
+        <w:t xml:space="preserve">smb-connection.txt</w:t>
+      </w:r>
+      <w:r>
+        <w:t xml:space="preserve"> </w:t>
+      </w:r>
+      <w:r>
         <w:t xml:space="preserve">and</w:t>
       </w:r>
       <w:r>
-        <w:rPr>
-          <w:b/>
-        </w:rPr>
-        <w:t xml:space="preserve"> </w:t>
-      </w:r>
-      <w:r>
-        <w:rPr>
-          <w:rStyle w:val="VerbatimChar"/>
-          <w:b/>
-        </w:rPr>
-        <w:t xml:space="preserve">smbclient-log.txt</w:t>
-      </w:r>
-      <w:r>
-        <w:rPr>
-          <w:b/>
-        </w:rPr>
-        <w:t xml:space="preserve"> </w:t>
-      </w:r>
-      <w:r>
-        <w:rPr>
-          <w:b/>
-        </w:rPr>
-        <w:t xml:space="preserve">will be empty right now — that is</w:t>
-      </w:r>
-      <w:r>
-        <w:rPr>
-          <w:b/>
-        </w:rPr>
-        <w:t xml:space="preserve"> </w:t>
-      </w:r>
-      <w:r>
-        <w:rPr>
-          <w:b/>
-        </w:rPr>
-        <w:t xml:space="preserve">correct.</w:t>
-      </w:r>
-      <w:r>
-        <w:t xml:space="preserve"> </w:t>
-      </w:r>
-      <w:r>
-        <w:t xml:space="preserve">Those channels record</w:t>
-      </w:r>
-      <w:r>
-        <w:t xml:space="preserve"> </w:t>
-      </w:r>
-      <w:r>
-        <w:rPr>
-          <w:i/>
-        </w:rPr>
-        <w:t xml:space="preserve">problems</w:t>
-      </w:r>
-      <w:r>
-        <w:t xml:space="preserve">, not successful operations. Keep</w:t>
-      </w:r>
-      <w:r>
-        <w:t xml:space="preserve"> </w:t>
-      </w:r>
-      <w:r>
-        <w:t xml:space="preserve">the empty baseline: when you run the collector again during a failure, the</w:t>
-      </w:r>
-      <w:r>
-        <w:t xml:space="preserve"> </w:t>
-      </w:r>
-      <w:r>
-        <w:t xml:space="preserve">contrast is the evidence. (The files say so in plain text rather than being</w:t>
-      </w:r>
-      <w:r>
-        <w:t xml:space="preserve"> </w:t>
-      </w:r>
-      <w:r>
-        <w:t xml:space="preserve">zero bytes, so you can tell</w:t>
-      </w:r>
-      <w:r>
-        <w:t xml:space="preserve"> </w:t>
-      </w:r>
-      <w:r>
-        <w:t xml:space="preserve">“</w:t>
-      </w:r>
-      <w:r>
-        <w:t xml:space="preserve">nothing happened</w:t>
-      </w:r>
-      <w:r>
-        <w:t xml:space="preserve">”</w:t>
-      </w:r>
-      <w:r>
-        <w:t xml:space="preserve"> </w:t>
-      </w:r>
-      <w:r>
-        <w:t xml:space="preserve">from</w:t>
-      </w:r>
-      <w:r>
-        <w:t xml:space="preserve"> </w:t>
-      </w:r>
-      <w:r>
-        <w:t xml:space="preserve">“</w:t>
-      </w:r>
-      <w:r>
-        <w:t xml:space="preserve">the script broke</w:t>
-      </w:r>
-      <w:r>
-        <w:t xml:space="preserve">”</w:t>
-      </w:r>
-      <w:r>
-        <w:t xml:space="preserve">.)</w:t>
-      </w:r>
-    </w:p>
-    <w:p>
-      <w:pPr>
-        <w:pStyle w:val="BlockText"/>
-      </w:pPr>
-      <w:r>
-        <w:rPr>
-          <w:rStyle w:val="VerbatimChar"/>
-        </w:rPr>
-        <w:t xml:space="preserve">smb-connection.txt</w:t>
-      </w:r>
-      <w:r>
-        <w:t xml:space="preserve"> </w:t>
-      </w:r>
-      <w:r>
-        <w:t xml:space="preserve">and</w:t>
-      </w:r>
-      <w:r>
         <w:t xml:space="preserve"> </w:t>
       </w:r>
       <w:r>
@@ -3061,34 +3166,22 @@
         <w:t xml:space="preserve">smb-client-config.txt</w:t>
       </w:r>
       <w:r>
-        <w:t xml:space="preserve">, on the other hand, are always</w:t>
-      </w:r>
-      <w:r>
-        <w:t xml:space="preserve"> </w:t>
-      </w:r>
-      <w:r>
-        <w:t xml:space="preserve">populated — negotiated dialect, encryption cipher and signing for the live</w:t>
-      </w:r>
-      <w:r>
-        <w:t xml:space="preserve"> </w:t>
-      </w:r>
-      <w:r>
-        <w:t xml:space="preserve">connection.</w:t>
-      </w:r>
-      <w:r>
-        <w:t xml:space="preserve"> </w:t>
-      </w:r>
-      <w:r>
-        <w:rPr>
-          <w:rStyle w:val="VerbatimChar"/>
-        </w:rPr>
-        <w:t xml:space="preserve">smb-client-config.txt</w:t>
-      </w:r>
-      <w:r>
-        <w:t xml:space="preserve"> </w:t>
-      </w:r>
-      <w:r>
-        <w:t xml:space="preserve">is what you’ll compare in Lab 3.</w:t>
+        <w:t xml:space="preserve"> </w:t>
+      </w:r>
+      <w:r>
+        <w:t xml:space="preserve">are</w:t>
+      </w:r>
+      <w:r>
+        <w:t xml:space="preserve"> </w:t>
+      </w:r>
+      <w:r>
+        <w:t xml:space="preserve">always populated — dialect, cipher, signing — and the latter is what you</w:t>
+      </w:r>
+      <w:r>
+        <w:t xml:space="preserve"> </w:t>
+      </w:r>
+      <w:r>
+        <w:t xml:space="preserve">compare in Lab 3.</w:t>
       </w:r>
     </w:p>
     <w:p>
@@ -3644,7 +3737,7 @@
         <w:t xml:space="preserve"> </w:t>
       </w:r>
       <w:r>
-        <w:t xml:space="preserve">disabled at the OS level. Skip to Step 3 (</w:t>
+        <w:t xml:space="preserve">disabled at the OS level. Skip to Step 2 (</w:t>
       </w:r>
       <w:r>
         <w:rPr>
@@ -3684,9 +3777,9 @@
       <w:pPr>
         <w:pStyle w:val="Heading2"/>
       </w:pPr>
-      <w:bookmarkStart w:id="29" w:name="step-2-look-before-you-leap"/>
-      <w:r>
-        <w:t xml:space="preserve">Step 2 — look before you leap</w:t>
+      <w:bookmarkStart w:id="29" w:name="step-2-perform-the-migration"/>
+      <w:r>
+        <w:t xml:space="preserve">Step 2 — perform the migration</w:t>
       </w:r>
       <w:bookmarkEnd w:id="29"/>
     </w:p>
@@ -3710,7 +3803,7 @@
         <w:rPr>
           <w:rStyle w:val="NormalTok"/>
         </w:rPr>
-        <w:t xml:space="preserve"> -ResourceGroupName azfiles-lab -Step Status</w:t>
+        <w:t xml:space="preserve"> -ResourceGroupName azfiles-lab -Step Enforce</w:t>
       </w:r>
     </w:p>
     <w:p>
@@ -3718,7 +3811,945 @@
         <w:pStyle w:val="FirstParagraph"/>
       </w:pPr>
       <w:r>
-        <w:t xml:space="preserve">Note what it reports — especially</w:t>
+        <w:t xml:space="preserve">This flips the AD object to AES-256 only — the change most people would make.</w:t>
+      </w:r>
+    </w:p>
+    <w:p>
+      <w:pPr>
+        <w:pStyle w:val="Heading2"/>
+      </w:pPr>
+      <w:bookmarkStart w:id="30" w:name="step-3-retest-drop-the-smb-session-first"/>
+      <w:r>
+        <w:t xml:space="preserve">Step 3 — retest (drop the SMB</w:t>
+      </w:r>
+      <w:r>
+        <w:t xml:space="preserve"> </w:t>
+      </w:r>
+      <w:r>
+        <w:rPr>
+          <w:i/>
+        </w:rPr>
+        <w:t xml:space="preserve">session</w:t>
+      </w:r>
+      <w:r>
+        <w:t xml:space="preserve"> </w:t>
+      </w:r>
+      <w:r>
+        <w:t xml:space="preserve">first!)</w:t>
+      </w:r>
+      <w:bookmarkEnd w:id="30"/>
+    </w:p>
+    <w:p>
+      <w:pPr>
+        <w:pStyle w:val="FirstParagraph"/>
+      </w:pPr>
+      <w:r>
+        <w:t xml:space="preserve">On the</w:t>
+      </w:r>
+      <w:r>
+        <w:t xml:space="preserve"> </w:t>
+      </w:r>
+      <w:r>
+        <w:rPr>
+          <w:b/>
+        </w:rPr>
+        <w:t xml:space="preserve">Client VM</w:t>
+      </w:r>
+      <w:r>
+        <w:t xml:space="preserve">:</w:t>
+      </w:r>
+    </w:p>
+    <w:p>
+      <w:pPr>
+        <w:pStyle w:val="SourceCode"/>
+      </w:pPr>
+      <w:r>
+        <w:rPr>
+          <w:rStyle w:val="CommentTok"/>
+        </w:rPr>
+        <w:t xml:space="preserve"># in your NORMAL window</w:t>
+      </w:r>
+      <w:r>
+        <w:br/>
+      </w:r>
+      <w:r>
+        <w:rPr>
+          <w:rStyle w:val="NormalTok"/>
+        </w:rPr>
+        <w:t xml:space="preserve">net use * /delete /y</w:t>
+      </w:r>
+      <w:r>
+        <w:br/>
+      </w:r>
+      <w:r>
+        <w:rPr>
+          <w:rStyle w:val="NormalTok"/>
+        </w:rPr>
+        <w:t xml:space="preserve">net use \\&lt;sa&gt;.</w:t>
+      </w:r>
+      <w:r>
+        <w:rPr>
+          <w:rStyle w:val="FunctionTok"/>
+        </w:rPr>
+        <w:t xml:space="preserve">file</w:t>
+      </w:r>
+      <w:r>
+        <w:rPr>
+          <w:rStyle w:val="NormalTok"/>
+        </w:rPr>
+        <w:t xml:space="preserve">.</w:t>
+      </w:r>
+      <w:r>
+        <w:rPr>
+          <w:rStyle w:val="FunctionTok"/>
+        </w:rPr>
+        <w:t xml:space="preserve">core</w:t>
+      </w:r>
+      <w:r>
+        <w:rPr>
+          <w:rStyle w:val="NormalTok"/>
+        </w:rPr>
+        <w:t xml:space="preserve">.</w:t>
+      </w:r>
+      <w:r>
+        <w:rPr>
+          <w:rStyle w:val="FunctionTok"/>
+        </w:rPr>
+        <w:t xml:space="preserve">windows</w:t>
+      </w:r>
+      <w:r>
+        <w:rPr>
+          <w:rStyle w:val="NormalTok"/>
+        </w:rPr>
+        <w:t xml:space="preserve">.</w:t>
+      </w:r>
+      <w:r>
+        <w:rPr>
+          <w:rStyle w:val="FunctionTok"/>
+        </w:rPr>
+        <w:t xml:space="preserve">net</w:t>
+      </w:r>
+      <w:r>
+        <w:rPr>
+          <w:rStyle w:val="NormalTok"/>
+        </w:rPr>
+        <w:t xml:space="preserve">\labshare /delete /y</w:t>
+      </w:r>
+      <w:r>
+        <w:br/>
+      </w:r>
+      <w:r>
+        <w:rPr>
+          <w:rStyle w:val="NormalTok"/>
+        </w:rPr>
+        <w:t xml:space="preserve">net use Z: /delete /y</w:t>
+      </w:r>
+      <w:r>
+        <w:br/>
+      </w:r>
+      <w:r>
+        <w:rPr>
+          <w:rStyle w:val="NormalTok"/>
+        </w:rPr>
+        <w:t xml:space="preserve">klist purge</w:t>
+      </w:r>
+      <w:r>
+        <w:br/>
+      </w:r>
+      <w:r>
+        <w:br/>
+      </w:r>
+      <w:r>
+        <w:rPr>
+          <w:rStyle w:val="CommentTok"/>
+        </w:rPr>
+        <w:t xml:space="preserve"># in the ELEVATED window - Get-SmbConnection requires it.</w:t>
+      </w:r>
+      <w:r>
+        <w:br/>
+      </w:r>
+      <w:r>
+        <w:rPr>
+          <w:rStyle w:val="CommentTok"/>
+        </w:rPr>
+        <w:t xml:space="preserve"># Filter: an unfiltered list also shows the machine's own IPC$ connection to</w:t>
+      </w:r>
+      <w:r>
+        <w:br/>
+      </w:r>
+      <w:r>
+        <w:rPr>
+          <w:rStyle w:val="CommentTok"/>
+        </w:rPr>
+        <w:t xml:space="preserve"># the DC, which is normal and has nothing to do with the share.</w:t>
+      </w:r>
+      <w:r>
+        <w:br/>
+      </w:r>
+      <w:r>
+        <w:rPr>
+          <w:rStyle w:val="NormalTok"/>
+        </w:rPr>
+        <w:t xml:space="preserve">Get-SmbConnection | </w:t>
+      </w:r>
+      <w:r>
+        <w:rPr>
+          <w:rStyle w:val="FunctionTok"/>
+        </w:rPr>
+        <w:t xml:space="preserve">Where-Object</w:t>
+      </w:r>
+      <w:r>
+        <w:rPr>
+          <w:rStyle w:val="NormalTok"/>
+        </w:rPr>
+        <w:t xml:space="preserve"> ServerName -like '*file.</w:t>
+      </w:r>
+      <w:r>
+        <w:rPr>
+          <w:rStyle w:val="FunctionTok"/>
+        </w:rPr>
+        <w:t xml:space="preserve">core</w:t>
+      </w:r>
+      <w:r>
+        <w:rPr>
+          <w:rStyle w:val="NormalTok"/>
+        </w:rPr>
+        <w:t xml:space="preserve">.</w:t>
+      </w:r>
+      <w:r>
+        <w:rPr>
+          <w:rStyle w:val="FunctionTok"/>
+        </w:rPr>
+        <w:t xml:space="preserve">windows</w:t>
+      </w:r>
+      <w:r>
+        <w:rPr>
+          <w:rStyle w:val="NormalTok"/>
+        </w:rPr>
+        <w:t xml:space="preserve">.</w:t>
+      </w:r>
+      <w:r>
+        <w:rPr>
+          <w:rStyle w:val="FunctionTok"/>
+        </w:rPr>
+        <w:t xml:space="preserve">net</w:t>
+      </w:r>
+      <w:r>
+        <w:rPr>
+          <w:rStyle w:val="NormalTok"/>
+        </w:rPr>
+        <w:t xml:space="preserve">'</w:t>
+      </w:r>
+      <w:r>
+        <w:br/>
+      </w:r>
+      <w:r>
+        <w:br/>
+      </w:r>
+      <w:r>
+        <w:rPr>
+          <w:rStyle w:val="CommentTok"/>
+        </w:rPr>
+        <w:t xml:space="preserve"># back in the normal window</w:t>
+      </w:r>
+      <w:r>
+        <w:br/>
+      </w:r>
+      <w:r>
+        <w:rPr>
+          <w:rStyle w:val="NormalTok"/>
+        </w:rPr>
+        <w:t xml:space="preserve">net use Z: \\&lt;sa&gt;.</w:t>
+      </w:r>
+      <w:r>
+        <w:rPr>
+          <w:rStyle w:val="FunctionTok"/>
+        </w:rPr>
+        <w:t xml:space="preserve">file</w:t>
+      </w:r>
+      <w:r>
+        <w:rPr>
+          <w:rStyle w:val="NormalTok"/>
+        </w:rPr>
+        <w:t xml:space="preserve">.</w:t>
+      </w:r>
+      <w:r>
+        <w:rPr>
+          <w:rStyle w:val="FunctionTok"/>
+        </w:rPr>
+        <w:t xml:space="preserve">core</w:t>
+      </w:r>
+      <w:r>
+        <w:rPr>
+          <w:rStyle w:val="NormalTok"/>
+        </w:rPr>
+        <w:t xml:space="preserve">.</w:t>
+      </w:r>
+      <w:r>
+        <w:rPr>
+          <w:rStyle w:val="FunctionTok"/>
+        </w:rPr>
+        <w:t xml:space="preserve">windows</w:t>
+      </w:r>
+      <w:r>
+        <w:rPr>
+          <w:rStyle w:val="NormalTok"/>
+        </w:rPr>
+        <w:t xml:space="preserve">.</w:t>
+      </w:r>
+      <w:r>
+        <w:rPr>
+          <w:rStyle w:val="FunctionTok"/>
+        </w:rPr>
+        <w:t xml:space="preserve">net</w:t>
+      </w:r>
+      <w:r>
+        <w:rPr>
+          <w:rStyle w:val="NormalTok"/>
+        </w:rPr>
+        <w:t xml:space="preserve">\labshare</w:t>
+      </w:r>
+    </w:p>
+    <w:p>
+      <w:pPr>
+        <w:pStyle w:val="FirstParagraph"/>
+      </w:pPr>
+      <w:r>
+        <w:rPr>
+          <w:b/>
+        </w:rPr>
+        <w:t xml:space="preserve">Expected:</w:t>
+      </w:r>
+      <w:r>
+        <w:t xml:space="preserve"> </w:t>
+      </w:r>
+      <w:r>
+        <w:rPr>
+          <w:rStyle w:val="VerbatimChar"/>
+        </w:rPr>
+        <w:t xml:space="preserve">System error 1396</w:t>
+      </w:r>
+      <w:r>
+        <w:t xml:space="preserve">.</w:t>
+      </w:r>
+    </w:p>
+    <w:p>
+      <w:pPr>
+        <w:pStyle w:val="BlockText"/>
+      </w:pPr>
+      <w:r>
+        <w:t xml:space="preserve">Two things that will bite you here.</w:t>
+      </w:r>
+      <w:r>
+        <w:t xml:space="preserve"> </w:t>
+      </w:r>
+      <w:r>
+        <w:rPr>
+          <w:rStyle w:val="VerbatimChar"/>
+          <w:b/>
+        </w:rPr>
+        <w:t xml:space="preserve">Get-SmbConnection</w:t>
+      </w:r>
+      <w:r>
+        <w:rPr>
+          <w:b/>
+        </w:rPr>
+        <w:t xml:space="preserve"> </w:t>
+      </w:r>
+      <w:r>
+        <w:rPr>
+          <w:b/>
+        </w:rPr>
+        <w:t xml:space="preserve">needs an elevated</w:t>
+      </w:r>
+      <w:r>
+        <w:rPr>
+          <w:b/>
+        </w:rPr>
+        <w:t xml:space="preserve"> </w:t>
+      </w:r>
+      <w:r>
+        <w:rPr>
+          <w:b/>
+        </w:rPr>
+        <w:t xml:space="preserve">window</w:t>
+      </w:r>
+      <w:r>
+        <w:t xml:space="preserve"> </w:t>
+      </w:r>
+      <w:r>
+        <w:t xml:space="preserve">— a standard token gets</w:t>
+      </w:r>
+      <w:r>
+        <w:t xml:space="preserve"> </w:t>
+      </w:r>
+      <w:r>
+        <w:rPr>
+          <w:i/>
+        </w:rPr>
+        <w:t xml:space="preserve">“</w:t>
+      </w:r>
+      <w:r>
+        <w:rPr>
+          <w:i/>
+        </w:rPr>
+        <w:t xml:space="preserve">Access is denied</w:t>
+      </w:r>
+      <w:r>
+        <w:rPr>
+          <w:i/>
+        </w:rPr>
+        <w:t xml:space="preserve">”</w:t>
+      </w:r>
+      <w:r>
+        <w:t xml:space="preserve">, even for a local admin.</w:t>
+      </w:r>
+      <w:r>
+        <w:t xml:space="preserve"> </w:t>
+      </w:r>
+      <w:r>
+        <w:t xml:space="preserve">And</w:t>
+      </w:r>
+      <w:r>
+        <w:t xml:space="preserve"> </w:t>
+      </w:r>
+      <w:r>
+        <w:rPr>
+          <w:rStyle w:val="VerbatimChar"/>
+          <w:b/>
+        </w:rPr>
+        <w:t xml:space="preserve">System error 85</w:t>
+      </w:r>
+      <w:r>
+        <w:rPr>
+          <w:b/>
+        </w:rPr>
+        <w:t xml:space="preserve"> </w:t>
+      </w:r>
+      <w:r>
+        <w:rPr>
+          <w:b/>
+        </w:rPr>
+        <w:t xml:space="preserve">(</w:t>
+      </w:r>
+      <w:r>
+        <w:rPr>
+          <w:b/>
+        </w:rPr>
+        <w:t xml:space="preserve">“</w:t>
+      </w:r>
+      <w:r>
+        <w:rPr>
+          <w:b/>
+        </w:rPr>
+        <w:t xml:space="preserve">the local device name is already in use</w:t>
+      </w:r>
+      <w:r>
+        <w:rPr>
+          <w:b/>
+        </w:rPr>
+        <w:t xml:space="preserve">”</w:t>
+      </w:r>
+      <w:r>
+        <w:rPr>
+          <w:b/>
+        </w:rPr>
+        <w:t xml:space="preserve">)</w:t>
+      </w:r>
+      <w:r>
+        <w:t xml:space="preserve"> </w:t>
+      </w:r>
+      <w:r>
+        <w:t xml:space="preserve">while</w:t>
+      </w:r>
+      <w:r>
+        <w:t xml:space="preserve"> </w:t>
+      </w:r>
+      <w:r>
+        <w:rPr>
+          <w:rStyle w:val="VerbatimChar"/>
+        </w:rPr>
+        <w:t xml:space="preserve">net use</w:t>
+      </w:r>
+      <w:r>
+        <w:t xml:space="preserve"> </w:t>
+      </w:r>
+      <w:r>
+        <w:t xml:space="preserve">lists nothing means a dead mapping still owns the letter: clear it</w:t>
+      </w:r>
+      <w:r>
+        <w:t xml:space="preserve"> </w:t>
+      </w:r>
+      <w:r>
+        <w:t xml:space="preserve">with</w:t>
+      </w:r>
+      <w:r>
+        <w:t xml:space="preserve"> </w:t>
+      </w:r>
+      <w:r>
+        <w:rPr>
+          <w:rStyle w:val="VerbatimChar"/>
+        </w:rPr>
+        <w:t xml:space="preserve">net use Z: /delete /y</w:t>
+      </w:r>
+      <w:r>
+        <w:t xml:space="preserve"> </w:t>
+      </w:r>
+      <w:r>
+        <w:t xml:space="preserve">or</w:t>
+      </w:r>
+      <w:r>
+        <w:t xml:space="preserve"> </w:t>
+      </w:r>
+      <w:r>
+        <w:rPr>
+          <w:rStyle w:val="VerbatimChar"/>
+        </w:rPr>
+        <w:t xml:space="preserve">Remove-SmbMapping -LocalPath Z: -Force</w:t>
+      </w:r>
+      <w:r>
+        <w:t xml:space="preserve">.</w:t>
+      </w:r>
+    </w:p>
+    <w:p>
+      <w:pPr>
+        <w:pStyle w:val="BlockText"/>
+      </w:pPr>
+      <w:r>
+        <w:t xml:space="preserve">Deleting mappings and purging tickets is</w:t>
+      </w:r>
+      <w:r>
+        <w:t xml:space="preserve"> </w:t>
+      </w:r>
+      <w:r>
+        <w:rPr>
+          <w:b/>
+        </w:rPr>
+        <w:t xml:space="preserve">not enough</w:t>
+      </w:r>
+      <w:r>
+        <w:t xml:space="preserve"> </w:t>
+      </w:r>
+      <w:r>
+        <w:t xml:space="preserve">— neither kills the</w:t>
+      </w:r>
+      <w:r>
+        <w:t xml:space="preserve"> </w:t>
+      </w:r>
+      <w:r>
+        <w:t xml:space="preserve">SMB</w:t>
+      </w:r>
+      <w:r>
+        <w:t xml:space="preserve"> </w:t>
+      </w:r>
+      <w:r>
+        <w:rPr>
+          <w:i/>
+        </w:rPr>
+        <w:t xml:space="preserve">session</w:t>
+      </w:r>
+      <w:r>
+        <w:t xml:space="preserve">, and a TreeConnect on a live session performs no new</w:t>
+      </w:r>
+      <w:r>
+        <w:t xml:space="preserve"> </w:t>
+      </w:r>
+      <w:r>
+        <w:t xml:space="preserve">authentication, so the old session keeps working after any key change.</w:t>
+      </w:r>
+      <w:r>
+        <w:t xml:space="preserve"> </w:t>
+      </w:r>
+      <w:r>
+        <w:rPr>
+          <w:rStyle w:val="VerbatimChar"/>
+        </w:rPr>
+        <w:t xml:space="preserve">Get-SmbConnection</w:t>
+      </w:r>
+      <w:r>
+        <w:t xml:space="preserve"> </w:t>
+      </w:r>
+      <w:r>
+        <w:t xml:space="preserve">must show</w:t>
+      </w:r>
+      <w:r>
+        <w:t xml:space="preserve"> </w:t>
+      </w:r>
+      <w:r>
+        <w:rPr>
+          <w:b/>
+        </w:rPr>
+        <w:t xml:space="preserve">no entry</w:t>
+      </w:r>
+      <w:r>
+        <w:t xml:space="preserve"> </w:t>
+      </w:r>
+      <w:r>
+        <w:t xml:space="preserve">for the storage account before you</w:t>
+      </w:r>
+      <w:r>
+        <w:t xml:space="preserve"> </w:t>
+      </w:r>
+      <w:r>
+        <w:t xml:space="preserve">retest.</w:t>
+      </w:r>
+    </w:p>
+    <w:p>
+      <w:pPr>
+        <w:pStyle w:val="BlockText"/>
+      </w:pPr>
+      <w:r>
+        <w:rPr>
+          <w:b/>
+        </w:rPr>
+        <w:t xml:space="preserve">How to spot it when it bites you:</w:t>
+      </w:r>
+      <w:r>
+        <w:t xml:space="preserve"> </w:t>
+      </w:r>
+      <w:r>
+        <w:t xml:space="preserve">the mount</w:t>
+      </w:r>
+      <w:r>
+        <w:t xml:space="preserve"> </w:t>
+      </w:r>
+      <w:r>
+        <w:t xml:space="preserve">“</w:t>
+      </w:r>
+      <w:r>
+        <w:t xml:space="preserve">succeeds</w:t>
+      </w:r>
+      <w:r>
+        <w:t xml:space="preserve">”</w:t>
+      </w:r>
+      <w:r>
+        <w:t xml:space="preserve"> </w:t>
+      </w:r>
+      <w:r>
+        <w:t xml:space="preserve">but</w:t>
+      </w:r>
+      <w:r>
+        <w:t xml:space="preserve"> </w:t>
+      </w:r>
+      <w:r>
+        <w:rPr>
+          <w:rStyle w:val="VerbatimChar"/>
+        </w:rPr>
+        <w:t xml:space="preserve">klist</w:t>
+      </w:r>
+      <w:r>
+        <w:t xml:space="preserve"> </w:t>
+      </w:r>
+      <w:r>
+        <w:t xml:space="preserve">shows</w:t>
+      </w:r>
+      <w:r>
+        <w:t xml:space="preserve"> </w:t>
+      </w:r>
+      <w:r>
+        <w:rPr>
+          <w:b/>
+        </w:rPr>
+        <w:t xml:space="preserve">zero tickets</w:t>
+      </w:r>
+      <w:r>
+        <w:t xml:space="preserve">. Success without tickets means no Kerberos exchange happened</w:t>
+      </w:r>
+      <w:r>
+        <w:t xml:space="preserve"> </w:t>
+      </w:r>
+      <w:r>
+        <w:t xml:space="preserve">— you tested the old session, not the new configuration. Sign out/in (or,</w:t>
+      </w:r>
+      <w:r>
+        <w:t xml:space="preserve"> </w:t>
+      </w:r>
+      <w:r>
+        <w:t xml:space="preserve">elevated,</w:t>
+      </w:r>
+      <w:r>
+        <w:t xml:space="preserve"> </w:t>
+      </w:r>
+      <w:r>
+        <w:rPr>
+          <w:rStyle w:val="VerbatimChar"/>
+        </w:rPr>
+        <w:t xml:space="preserve">Restart-Service LanmanWorkstation -Force</w:t>
+      </w:r>
+      <w:r>
+        <w:t xml:space="preserve">) and retest. The same</w:t>
+      </w:r>
+      <w:r>
+        <w:t xml:space="preserve"> </w:t>
+      </w:r>
+      <w:r>
+        <w:t xml:space="preserve">trap shows up in real support cases as</w:t>
+      </w:r>
+      <w:r>
+        <w:t xml:space="preserve"> </w:t>
+      </w:r>
+      <w:r>
+        <w:rPr>
+          <w:i/>
+        </w:rPr>
+        <w:t xml:space="preserve">“</w:t>
+      </w:r>
+      <w:r>
+        <w:rPr>
+          <w:i/>
+        </w:rPr>
+        <w:t xml:space="preserve">we changed the auth config and</w:t>
+      </w:r>
+      <w:r>
+        <w:rPr>
+          <w:i/>
+        </w:rPr>
+        <w:t xml:space="preserve"> </w:t>
+      </w:r>
+      <w:r>
+        <w:rPr>
+          <w:i/>
+        </w:rPr>
+        <w:t xml:space="preserve">nothing happened</w:t>
+      </w:r>
+      <w:r>
+        <w:rPr>
+          <w:i/>
+        </w:rPr>
+        <w:t xml:space="preserve">”</w:t>
+      </w:r>
+      <w:r>
+        <w:t xml:space="preserve">.</w:t>
+      </w:r>
+    </w:p>
+    <w:p>
+      <w:pPr>
+        <w:pStyle w:val="Heading2"/>
+      </w:pPr>
+      <w:bookmarkStart w:id="31" w:name="step-4-diagnose-from-evidence"/>
+      <w:r>
+        <w:t xml:space="preserve">Step 4 — diagnose from evidence</w:t>
+      </w:r>
+      <w:bookmarkEnd w:id="31"/>
+    </w:p>
+    <w:p>
+      <w:pPr>
+        <w:pStyle w:val="SourceCode"/>
+      </w:pPr>
+      <w:r>
+        <w:rPr>
+          <w:rStyle w:val="NormalTok"/>
+        </w:rPr>
+        <w:t xml:space="preserve">C:\LabTools\Get-KerberosEvidence.</w:t>
+      </w:r>
+      <w:r>
+        <w:rPr>
+          <w:rStyle w:val="FunctionTok"/>
+        </w:rPr>
+        <w:t xml:space="preserve">ps1</w:t>
+      </w:r>
+      <w:r>
+        <w:rPr>
+          <w:rStyle w:val="NormalTok"/>
+        </w:rPr>
+        <w:t xml:space="preserve"> -StorageAccount &lt;sa&gt;</w:t>
+      </w:r>
+      <w:r>
+        <w:br/>
+      </w:r>
+      <w:r>
+        <w:rPr>
+          <w:rStyle w:val="NormalTok"/>
+        </w:rPr>
+        <w:t xml:space="preserve">klist</w:t>
+      </w:r>
+    </w:p>
+    <w:p>
+      <w:pPr>
+        <w:pStyle w:val="FirstParagraph"/>
+      </w:pPr>
+      <w:r>
+        <w:t xml:space="preserve">The ticket</w:t>
+      </w:r>
+      <w:r>
+        <w:t xml:space="preserve"> </w:t>
+      </w:r>
+      <w:r>
+        <w:rPr>
+          <w:b/>
+        </w:rPr>
+        <w:t xml:space="preserve">is</w:t>
+      </w:r>
+      <w:r>
+        <w:t xml:space="preserve"> </w:t>
+      </w:r>
+      <w:r>
+        <w:t xml:space="preserve">issued, and it’s</w:t>
+      </w:r>
+      <w:r>
+        <w:t xml:space="preserve"> </w:t>
+      </w:r>
+      <w:r>
+        <w:rPr>
+          <w:b/>
+        </w:rPr>
+        <w:t xml:space="preserve">AES-256</w:t>
+      </w:r>
+      <w:r>
+        <w:t xml:space="preserve">. On the</w:t>
+      </w:r>
+      <w:r>
+        <w:t xml:space="preserve"> </w:t>
+      </w:r>
+      <w:r>
+        <w:rPr>
+          <w:b/>
+        </w:rPr>
+        <w:t xml:space="preserve">DC</w:t>
+      </w:r>
+      <w:r>
+        <w:t xml:space="preserve">:</w:t>
+      </w:r>
+    </w:p>
+    <w:p>
+      <w:pPr>
+        <w:pStyle w:val="SourceCode"/>
+      </w:pPr>
+      <w:r>
+        <w:rPr>
+          <w:rStyle w:val="FunctionTok"/>
+        </w:rPr>
+        <w:t xml:space="preserve">Get-WinEvent</w:t>
+      </w:r>
+      <w:r>
+        <w:rPr>
+          <w:rStyle w:val="NormalTok"/>
+        </w:rPr>
+        <w:t xml:space="preserve"> -FilterHashtable @{LogName='Security'; Id=4769} -MaxEvents 3 |</w:t>
+      </w:r>
+      <w:r>
+        <w:br/>
+      </w:r>
+      <w:r>
+        <w:rPr>
+          <w:rStyle w:val="NormalTok"/>
+        </w:rPr>
+        <w:t xml:space="preserve">  </w:t>
+      </w:r>
+      <w:r>
+        <w:rPr>
+          <w:rStyle w:val="FunctionTok"/>
+        </w:rPr>
+        <w:t xml:space="preserve">Format-List</w:t>
+      </w:r>
+      <w:r>
+        <w:rPr>
+          <w:rStyle w:val="NormalTok"/>
+        </w:rPr>
+        <w:t xml:space="preserve"> TimeCreated, Message</w:t>
+      </w:r>
+    </w:p>
+    <w:p>
+      <w:pPr>
+        <w:pStyle w:val="FirstParagraph"/>
+      </w:pPr>
+      <w:r>
+        <w:t xml:space="preserve">Event 4769 says</w:t>
+      </w:r>
+      <w:r>
+        <w:t xml:space="preserve"> </w:t>
+      </w:r>
+      <w:r>
+        <w:rPr>
+          <w:b/>
+        </w:rPr>
+        <w:t xml:space="preserve">success</w:t>
+      </w:r>
+      <w:r>
+        <w:t xml:space="preserve">. So the KDC, the SPN, and the encryption type are</w:t>
+      </w:r>
+      <w:r>
+        <w:t xml:space="preserve"> </w:t>
+      </w:r>
+      <w:r>
+        <w:t xml:space="preserve">all fine — the only thing left is the key the</w:t>
+      </w:r>
+      <w:r>
+        <w:t xml:space="preserve"> </w:t>
+      </w:r>
+      <w:r>
+        <w:rPr>
+          <w:b/>
+        </w:rPr>
+        <w:t xml:space="preserve">service</w:t>
+      </w:r>
+      <w:r>
+        <w:t xml:space="preserve"> </w:t>
+      </w:r>
+      <w:r>
+        <w:t xml:space="preserve">uses to decrypt. Why</w:t>
+      </w:r>
+      <w:r>
+        <w:t xml:space="preserve"> </w:t>
+      </w:r>
+      <w:r>
+        <w:t xml:space="preserve">would that be wrong when nothing about the password changed?</w:t>
+      </w:r>
+    </w:p>
+    <w:p>
+      <w:pPr>
+        <w:pStyle w:val="BodyText"/>
+      </w:pPr>
+      <w:r>
+        <w:t xml:space="preserve">Because the AES key is derived with a</w:t>
+      </w:r>
+      <w:r>
+        <w:t xml:space="preserve"> </w:t>
+      </w:r>
+      <w:r>
+        <w:rPr>
+          <w:b/>
+        </w:rPr>
+        <w:t xml:space="preserve">salt</w:t>
+      </w:r>
+      <w:r>
+        <w:t xml:space="preserve"> </w:t>
+      </w:r>
+      <w:r>
+        <w:t xml:space="preserve">built from</w:t>
+      </w:r>
+      <w:r>
+        <w:t xml:space="preserve"> </w:t>
+      </w:r>
+      <w:r>
+        <w:rPr>
+          <w:rStyle w:val="VerbatimChar"/>
+        </w:rPr>
+        <w:t xml:space="preserve">DomainName + SamAccountName + AccountType</w:t>
+      </w:r>
+      <w:r>
+        <w:t xml:space="preserve">. Now run</w:t>
+      </w:r>
+      <w:r>
+        <w:t xml:space="preserve"> </w:t>
+      </w:r>
+      <w:r>
+        <w:rPr>
+          <w:rStyle w:val="VerbatimChar"/>
+        </w:rPr>
+        <w:t xml:space="preserve">-Step Status</w:t>
+      </w:r>
+      <w:r>
+        <w:t xml:space="preserve"> </w:t>
+      </w:r>
+      <w:r>
+        <w:t xml:space="preserve">and look</w:t>
+      </w:r>
+      <w:r>
+        <w:t xml:space="preserve"> </w:t>
+      </w:r>
+      <w:r>
+        <w:t xml:space="preserve">at</w:t>
       </w:r>
       <w:r>
         <w:t xml:space="preserve"> </w:t>
@@ -3730,1036 +4761,39 @@
         <w:t xml:space="preserve">ActiveDirectoryDomainName</w:t>
       </w:r>
       <w:r>
-        <w:t xml:space="preserve">. Keep it in mind;</w:t>
-      </w:r>
-      <w:r>
-        <w:t xml:space="preserve"> </w:t>
-      </w:r>
-      <w:r>
-        <w:t xml:space="preserve">don’t act on it yet.</w:t>
+        <w:t xml:space="preserve">: it holds the</w:t>
+      </w:r>
+      <w:r>
+        <w:t xml:space="preserve"> </w:t>
+      </w:r>
+      <w:r>
+        <w:rPr>
+          <w:b/>
+        </w:rPr>
+        <w:t xml:space="preserve">NetBIOS</w:t>
+      </w:r>
+      <w:r>
+        <w:t xml:space="preserve"> </w:t>
+      </w:r>
+      <w:r>
+        <w:t xml:space="preserve">name, not the DNS root.</w:t>
+      </w:r>
+      <w:r>
+        <w:t xml:space="preserve"> </w:t>
+      </w:r>
+      <w:r>
+        <w:t xml:space="preserve">Under RC4 (unsalted) that never mattered. Under AES-256 it’s fatal.</w:t>
       </w:r>
     </w:p>
     <w:p>
       <w:pPr>
         <w:pStyle w:val="Heading2"/>
       </w:pPr>
-      <w:bookmarkStart w:id="30" w:name="step-3-perform-the-migration"/>
-      <w:r>
-        <w:t xml:space="preserve">Step 3 — perform the migration</w:t>
-      </w:r>
-      <w:bookmarkEnd w:id="30"/>
-    </w:p>
-    <w:p>
-      <w:pPr>
-        <w:pStyle w:val="SourceCode"/>
-      </w:pPr>
-      <w:r>
-        <w:rPr>
-          <w:rStyle w:val="NormalTok"/>
-        </w:rPr>
-        <w:t xml:space="preserve">./labs/Invoke-Aes256Migration.</w:t>
-      </w:r>
-      <w:r>
-        <w:rPr>
-          <w:rStyle w:val="FunctionTok"/>
-        </w:rPr>
-        <w:t xml:space="preserve">ps1</w:t>
-      </w:r>
-      <w:r>
-        <w:rPr>
-          <w:rStyle w:val="NormalTok"/>
-        </w:rPr>
-        <w:t xml:space="preserve"> -ResourceGroupName azfiles-lab -Step Enforce</w:t>
-      </w:r>
-    </w:p>
-    <w:p>
-      <w:pPr>
-        <w:pStyle w:val="FirstParagraph"/>
-      </w:pPr>
-      <w:r>
-        <w:t xml:space="preserve">This flips the AD object to AES-256 only — the change most people would make.</w:t>
-      </w:r>
-    </w:p>
-    <w:p>
-      <w:pPr>
-        <w:pStyle w:val="Heading2"/>
-      </w:pPr>
-      <w:bookmarkStart w:id="31" w:name="step-4-retest-drop-the-smb-session-first"/>
-      <w:r>
-        <w:t xml:space="preserve">Step 4 — retest (drop the SMB</w:t>
-      </w:r>
-      <w:r>
-        <w:t xml:space="preserve"> </w:t>
-      </w:r>
-      <w:r>
-        <w:rPr>
-          <w:i/>
-        </w:rPr>
-        <w:t xml:space="preserve">session</w:t>
-      </w:r>
-      <w:r>
-        <w:t xml:space="preserve"> </w:t>
-      </w:r>
-      <w:r>
-        <w:t xml:space="preserve">first!)</w:t>
-      </w:r>
-      <w:bookmarkEnd w:id="31"/>
-    </w:p>
-    <w:p>
-      <w:pPr>
-        <w:pStyle w:val="FirstParagraph"/>
-      </w:pPr>
-      <w:r>
-        <w:t xml:space="preserve">On the</w:t>
-      </w:r>
-      <w:r>
-        <w:t xml:space="preserve"> </w:t>
-      </w:r>
-      <w:r>
-        <w:rPr>
-          <w:b/>
-        </w:rPr>
-        <w:t xml:space="preserve">Client VM</w:t>
-      </w:r>
-      <w:r>
-        <w:t xml:space="preserve">:</w:t>
-      </w:r>
-    </w:p>
-    <w:p>
-      <w:pPr>
-        <w:pStyle w:val="SourceCode"/>
-      </w:pPr>
-      <w:r>
-        <w:rPr>
-          <w:rStyle w:val="CommentTok"/>
-        </w:rPr>
-        <w:t xml:space="preserve"># in your NORMAL window</w:t>
-      </w:r>
-      <w:r>
-        <w:br/>
-      </w:r>
-      <w:r>
-        <w:rPr>
-          <w:rStyle w:val="NormalTok"/>
-        </w:rPr>
-        <w:t xml:space="preserve">net use * /delete /y</w:t>
-      </w:r>
-      <w:r>
-        <w:br/>
-      </w:r>
-      <w:r>
-        <w:rPr>
-          <w:rStyle w:val="NormalTok"/>
-        </w:rPr>
-        <w:t xml:space="preserve">net use \\&lt;sa&gt;.</w:t>
-      </w:r>
-      <w:r>
-        <w:rPr>
-          <w:rStyle w:val="FunctionTok"/>
-        </w:rPr>
-        <w:t xml:space="preserve">file</w:t>
-      </w:r>
-      <w:r>
-        <w:rPr>
-          <w:rStyle w:val="NormalTok"/>
-        </w:rPr>
-        <w:t xml:space="preserve">.</w:t>
-      </w:r>
-      <w:r>
-        <w:rPr>
-          <w:rStyle w:val="FunctionTok"/>
-        </w:rPr>
-        <w:t xml:space="preserve">core</w:t>
-      </w:r>
-      <w:r>
-        <w:rPr>
-          <w:rStyle w:val="NormalTok"/>
-        </w:rPr>
-        <w:t xml:space="preserve">.</w:t>
-      </w:r>
-      <w:r>
-        <w:rPr>
-          <w:rStyle w:val="FunctionTok"/>
-        </w:rPr>
-        <w:t xml:space="preserve">windows</w:t>
-      </w:r>
-      <w:r>
-        <w:rPr>
-          <w:rStyle w:val="NormalTok"/>
-        </w:rPr>
-        <w:t xml:space="preserve">.</w:t>
-      </w:r>
-      <w:r>
-        <w:rPr>
-          <w:rStyle w:val="FunctionTok"/>
-        </w:rPr>
-        <w:t xml:space="preserve">net</w:t>
-      </w:r>
-      <w:r>
-        <w:rPr>
-          <w:rStyle w:val="NormalTok"/>
-        </w:rPr>
-        <w:t xml:space="preserve">\labshare /delete /y</w:t>
-      </w:r>
-      <w:r>
-        <w:br/>
-      </w:r>
-      <w:r>
-        <w:rPr>
-          <w:rStyle w:val="NormalTok"/>
-        </w:rPr>
-        <w:t xml:space="preserve">net use Z: /delete /y</w:t>
-      </w:r>
-      <w:r>
-        <w:br/>
-      </w:r>
-      <w:r>
-        <w:rPr>
-          <w:rStyle w:val="NormalTok"/>
-        </w:rPr>
-        <w:t xml:space="preserve">klist purge</w:t>
-      </w:r>
-      <w:r>
-        <w:br/>
-      </w:r>
-      <w:r>
-        <w:br/>
-      </w:r>
-      <w:r>
-        <w:rPr>
-          <w:rStyle w:val="CommentTok"/>
-        </w:rPr>
-        <w:t xml:space="preserve"># in the ELEVATED window - Get-SmbConnection requires it.</w:t>
-      </w:r>
-      <w:r>
-        <w:br/>
-      </w:r>
-      <w:r>
-        <w:rPr>
-          <w:rStyle w:val="CommentTok"/>
-        </w:rPr>
-        <w:t xml:space="preserve"># Filter: an unfiltered list also shows the machine's own IPC$ connection to</w:t>
-      </w:r>
-      <w:r>
-        <w:br/>
-      </w:r>
-      <w:r>
-        <w:rPr>
-          <w:rStyle w:val="CommentTok"/>
-        </w:rPr>
-        <w:t xml:space="preserve"># the DC, which is normal and has nothing to do with the share.</w:t>
-      </w:r>
-      <w:r>
-        <w:br/>
-      </w:r>
-      <w:r>
-        <w:rPr>
-          <w:rStyle w:val="NormalTok"/>
-        </w:rPr>
-        <w:t xml:space="preserve">Get-SmbConnection | </w:t>
-      </w:r>
-      <w:r>
-        <w:rPr>
-          <w:rStyle w:val="FunctionTok"/>
-        </w:rPr>
-        <w:t xml:space="preserve">Where-Object</w:t>
-      </w:r>
-      <w:r>
-        <w:rPr>
-          <w:rStyle w:val="NormalTok"/>
-        </w:rPr>
-        <w:t xml:space="preserve"> ServerName -like '*file.</w:t>
-      </w:r>
-      <w:r>
-        <w:rPr>
-          <w:rStyle w:val="FunctionTok"/>
-        </w:rPr>
-        <w:t xml:space="preserve">core</w:t>
-      </w:r>
-      <w:r>
-        <w:rPr>
-          <w:rStyle w:val="NormalTok"/>
-        </w:rPr>
-        <w:t xml:space="preserve">.</w:t>
-      </w:r>
-      <w:r>
-        <w:rPr>
-          <w:rStyle w:val="FunctionTok"/>
-        </w:rPr>
-        <w:t xml:space="preserve">windows</w:t>
-      </w:r>
-      <w:r>
-        <w:rPr>
-          <w:rStyle w:val="NormalTok"/>
-        </w:rPr>
-        <w:t xml:space="preserve">.</w:t>
-      </w:r>
-      <w:r>
-        <w:rPr>
-          <w:rStyle w:val="FunctionTok"/>
-        </w:rPr>
-        <w:t xml:space="preserve">net</w:t>
-      </w:r>
-      <w:r>
-        <w:rPr>
-          <w:rStyle w:val="NormalTok"/>
-        </w:rPr>
-        <w:t xml:space="preserve">'</w:t>
-      </w:r>
-      <w:r>
-        <w:br/>
-      </w:r>
-      <w:r>
-        <w:br/>
-      </w:r>
-      <w:r>
-        <w:rPr>
-          <w:rStyle w:val="CommentTok"/>
-        </w:rPr>
-        <w:t xml:space="preserve"># back in the normal window</w:t>
-      </w:r>
-      <w:r>
-        <w:br/>
-      </w:r>
-      <w:r>
-        <w:rPr>
-          <w:rStyle w:val="NormalTok"/>
-        </w:rPr>
-        <w:t xml:space="preserve">net use Z: \\&lt;sa&gt;.</w:t>
-      </w:r>
-      <w:r>
-        <w:rPr>
-          <w:rStyle w:val="FunctionTok"/>
-        </w:rPr>
-        <w:t xml:space="preserve">file</w:t>
-      </w:r>
-      <w:r>
-        <w:rPr>
-          <w:rStyle w:val="NormalTok"/>
-        </w:rPr>
-        <w:t xml:space="preserve">.</w:t>
-      </w:r>
-      <w:r>
-        <w:rPr>
-          <w:rStyle w:val="FunctionTok"/>
-        </w:rPr>
-        <w:t xml:space="preserve">core</w:t>
-      </w:r>
-      <w:r>
-        <w:rPr>
-          <w:rStyle w:val="NormalTok"/>
-        </w:rPr>
-        <w:t xml:space="preserve">.</w:t>
-      </w:r>
-      <w:r>
-        <w:rPr>
-          <w:rStyle w:val="FunctionTok"/>
-        </w:rPr>
-        <w:t xml:space="preserve">windows</w:t>
-      </w:r>
-      <w:r>
-        <w:rPr>
-          <w:rStyle w:val="NormalTok"/>
-        </w:rPr>
-        <w:t xml:space="preserve">.</w:t>
-      </w:r>
-      <w:r>
-        <w:rPr>
-          <w:rStyle w:val="FunctionTok"/>
-        </w:rPr>
-        <w:t xml:space="preserve">net</w:t>
-      </w:r>
-      <w:r>
-        <w:rPr>
-          <w:rStyle w:val="NormalTok"/>
-        </w:rPr>
-        <w:t xml:space="preserve">\labshare</w:t>
-      </w:r>
-    </w:p>
-    <w:p>
-      <w:pPr>
-        <w:pStyle w:val="FirstParagraph"/>
-      </w:pPr>
-      <w:r>
-        <w:rPr>
-          <w:b/>
-        </w:rPr>
-        <w:t xml:space="preserve">Expected:</w:t>
-      </w:r>
-      <w:r>
-        <w:t xml:space="preserve"> </w:t>
-      </w:r>
-      <w:r>
-        <w:rPr>
-          <w:rStyle w:val="VerbatimChar"/>
-        </w:rPr>
-        <w:t xml:space="preserve">System error 1396</w:t>
-      </w:r>
-      <w:r>
-        <w:t xml:space="preserve">.</w:t>
-      </w:r>
-    </w:p>
-    <w:p>
-      <w:pPr>
-        <w:pStyle w:val="BlockText"/>
-      </w:pPr>
-      <w:r>
-        <w:t xml:space="preserve">Two things that will bite you here.</w:t>
-      </w:r>
-      <w:r>
-        <w:t xml:space="preserve"> </w:t>
-      </w:r>
-      <w:r>
-        <w:rPr>
-          <w:rStyle w:val="VerbatimChar"/>
-          <w:b/>
-        </w:rPr>
-        <w:t xml:space="preserve">Get-SmbConnection</w:t>
-      </w:r>
-      <w:r>
-        <w:rPr>
-          <w:b/>
-        </w:rPr>
-        <w:t xml:space="preserve"> </w:t>
-      </w:r>
-      <w:r>
-        <w:rPr>
-          <w:b/>
-        </w:rPr>
-        <w:t xml:space="preserve">needs an elevated</w:t>
-      </w:r>
-      <w:r>
-        <w:rPr>
-          <w:b/>
-        </w:rPr>
-        <w:t xml:space="preserve"> </w:t>
-      </w:r>
-      <w:r>
-        <w:rPr>
-          <w:b/>
-        </w:rPr>
-        <w:t xml:space="preserve">window</w:t>
-      </w:r>
-      <w:r>
-        <w:t xml:space="preserve"> </w:t>
-      </w:r>
-      <w:r>
-        <w:t xml:space="preserve">— a standard token gets</w:t>
-      </w:r>
-      <w:r>
-        <w:t xml:space="preserve"> </w:t>
-      </w:r>
-      <w:r>
-        <w:rPr>
-          <w:i/>
-        </w:rPr>
-        <w:t xml:space="preserve">“</w:t>
-      </w:r>
-      <w:r>
-        <w:rPr>
-          <w:i/>
-        </w:rPr>
-        <w:t xml:space="preserve">Access is denied</w:t>
-      </w:r>
-      <w:r>
-        <w:rPr>
-          <w:i/>
-        </w:rPr>
-        <w:t xml:space="preserve">”</w:t>
-      </w:r>
-      <w:r>
-        <w:t xml:space="preserve">, even for a local admin.</w:t>
-      </w:r>
-      <w:r>
-        <w:t xml:space="preserve"> </w:t>
-      </w:r>
-      <w:r>
-        <w:t xml:space="preserve">And</w:t>
-      </w:r>
-      <w:r>
-        <w:t xml:space="preserve"> </w:t>
-      </w:r>
-      <w:r>
-        <w:rPr>
-          <w:rStyle w:val="VerbatimChar"/>
-          <w:b/>
-        </w:rPr>
-        <w:t xml:space="preserve">System error 85</w:t>
-      </w:r>
-      <w:r>
-        <w:rPr>
-          <w:b/>
-        </w:rPr>
-        <w:t xml:space="preserve"> </w:t>
-      </w:r>
-      <w:r>
-        <w:rPr>
-          <w:b/>
-        </w:rPr>
-        <w:t xml:space="preserve">(</w:t>
-      </w:r>
-      <w:r>
-        <w:rPr>
-          <w:b/>
-        </w:rPr>
-        <w:t xml:space="preserve">“</w:t>
-      </w:r>
-      <w:r>
-        <w:rPr>
-          <w:b/>
-        </w:rPr>
-        <w:t xml:space="preserve">the local device name is already in use</w:t>
-      </w:r>
-      <w:r>
-        <w:rPr>
-          <w:b/>
-        </w:rPr>
-        <w:t xml:space="preserve">”</w:t>
-      </w:r>
-      <w:r>
-        <w:rPr>
-          <w:b/>
-        </w:rPr>
-        <w:t xml:space="preserve">)</w:t>
-      </w:r>
-      <w:r>
-        <w:t xml:space="preserve"> </w:t>
-      </w:r>
-      <w:r>
-        <w:t xml:space="preserve">while</w:t>
-      </w:r>
-      <w:r>
-        <w:t xml:space="preserve"> </w:t>
-      </w:r>
-      <w:r>
-        <w:rPr>
-          <w:rStyle w:val="VerbatimChar"/>
-        </w:rPr>
-        <w:t xml:space="preserve">net use</w:t>
-      </w:r>
-      <w:r>
-        <w:t xml:space="preserve"> </w:t>
-      </w:r>
-      <w:r>
-        <w:t xml:space="preserve">lists nothing means a dead mapping still owns the letter: clear it</w:t>
-      </w:r>
-      <w:r>
-        <w:t xml:space="preserve"> </w:t>
-      </w:r>
-      <w:r>
-        <w:t xml:space="preserve">with</w:t>
-      </w:r>
-      <w:r>
-        <w:t xml:space="preserve"> </w:t>
-      </w:r>
-      <w:r>
-        <w:rPr>
-          <w:rStyle w:val="VerbatimChar"/>
-        </w:rPr>
-        <w:t xml:space="preserve">net use Z: /delete /y</w:t>
-      </w:r>
-      <w:r>
-        <w:t xml:space="preserve"> </w:t>
-      </w:r>
-      <w:r>
-        <w:t xml:space="preserve">or</w:t>
-      </w:r>
-      <w:r>
-        <w:t xml:space="preserve"> </w:t>
-      </w:r>
-      <w:r>
-        <w:rPr>
-          <w:rStyle w:val="VerbatimChar"/>
-        </w:rPr>
-        <w:t xml:space="preserve">Remove-SmbMapping -LocalPath Z: -Force</w:t>
-      </w:r>
-      <w:r>
-        <w:t xml:space="preserve">.</w:t>
-      </w:r>
-    </w:p>
-    <w:p>
-      <w:pPr>
-        <w:pStyle w:val="BlockText"/>
-      </w:pPr>
-      <w:r>
-        <w:t xml:space="preserve">Deleting mappings and purging tickets is</w:t>
-      </w:r>
-      <w:r>
-        <w:t xml:space="preserve"> </w:t>
-      </w:r>
-      <w:r>
-        <w:rPr>
-          <w:b/>
-        </w:rPr>
-        <w:t xml:space="preserve">not enough</w:t>
-      </w:r>
-      <w:r>
-        <w:t xml:space="preserve"> </w:t>
-      </w:r>
-      <w:r>
-        <w:t xml:space="preserve">— neither kills the</w:t>
-      </w:r>
-      <w:r>
-        <w:t xml:space="preserve"> </w:t>
-      </w:r>
-      <w:r>
-        <w:t xml:space="preserve">SMB</w:t>
-      </w:r>
-      <w:r>
-        <w:t xml:space="preserve"> </w:t>
-      </w:r>
-      <w:r>
-        <w:rPr>
-          <w:i/>
-        </w:rPr>
-        <w:t xml:space="preserve">session</w:t>
-      </w:r>
-      <w:r>
-        <w:t xml:space="preserve">, and a TreeConnect on a live session performs no new</w:t>
-      </w:r>
-      <w:r>
-        <w:t xml:space="preserve"> </w:t>
-      </w:r>
-      <w:r>
-        <w:t xml:space="preserve">authentication, so the old session keeps working after any key change.</w:t>
-      </w:r>
-      <w:r>
-        <w:t xml:space="preserve"> </w:t>
-      </w:r>
-      <w:r>
-        <w:rPr>
-          <w:rStyle w:val="VerbatimChar"/>
-        </w:rPr>
-        <w:t xml:space="preserve">Get-SmbConnection</w:t>
-      </w:r>
-      <w:r>
-        <w:t xml:space="preserve"> </w:t>
-      </w:r>
-      <w:r>
-        <w:t xml:space="preserve">must show</w:t>
-      </w:r>
-      <w:r>
-        <w:t xml:space="preserve"> </w:t>
-      </w:r>
-      <w:r>
-        <w:rPr>
-          <w:b/>
-        </w:rPr>
-        <w:t xml:space="preserve">no entry</w:t>
-      </w:r>
-      <w:r>
-        <w:t xml:space="preserve"> </w:t>
-      </w:r>
-      <w:r>
-        <w:t xml:space="preserve">for the storage account before you</w:t>
-      </w:r>
-      <w:r>
-        <w:t xml:space="preserve"> </w:t>
-      </w:r>
-      <w:r>
-        <w:t xml:space="preserve">retest.</w:t>
-      </w:r>
-    </w:p>
-    <w:p>
-      <w:pPr>
-        <w:pStyle w:val="BlockText"/>
-      </w:pPr>
-      <w:r>
-        <w:rPr>
-          <w:b/>
-        </w:rPr>
-        <w:t xml:space="preserve">How to spot it when it bites you:</w:t>
-      </w:r>
-      <w:r>
-        <w:t xml:space="preserve"> </w:t>
-      </w:r>
-      <w:r>
-        <w:t xml:space="preserve">the mount</w:t>
-      </w:r>
-      <w:r>
-        <w:t xml:space="preserve"> </w:t>
-      </w:r>
-      <w:r>
-        <w:t xml:space="preserve">“</w:t>
-      </w:r>
-      <w:r>
-        <w:t xml:space="preserve">succeeds</w:t>
-      </w:r>
-      <w:r>
-        <w:t xml:space="preserve">”</w:t>
-      </w:r>
-      <w:r>
-        <w:t xml:space="preserve"> </w:t>
-      </w:r>
-      <w:r>
-        <w:t xml:space="preserve">but</w:t>
-      </w:r>
-      <w:r>
-        <w:t xml:space="preserve"> </w:t>
-      </w:r>
-      <w:r>
-        <w:rPr>
-          <w:rStyle w:val="VerbatimChar"/>
-        </w:rPr>
-        <w:t xml:space="preserve">klist</w:t>
-      </w:r>
-      <w:r>
-        <w:t xml:space="preserve"> </w:t>
-      </w:r>
-      <w:r>
-        <w:t xml:space="preserve">shows</w:t>
-      </w:r>
-      <w:r>
-        <w:t xml:space="preserve"> </w:t>
-      </w:r>
-      <w:r>
-        <w:rPr>
-          <w:b/>
-        </w:rPr>
-        <w:t xml:space="preserve">zero tickets</w:t>
-      </w:r>
-      <w:r>
-        <w:t xml:space="preserve">. Success without tickets means no Kerberos exchange happened</w:t>
-      </w:r>
-      <w:r>
-        <w:t xml:space="preserve"> </w:t>
-      </w:r>
-      <w:r>
-        <w:t xml:space="preserve">— you tested the old session, not the new configuration. Sign out/in (or,</w:t>
-      </w:r>
-      <w:r>
-        <w:t xml:space="preserve"> </w:t>
-      </w:r>
-      <w:r>
-        <w:t xml:space="preserve">elevated,</w:t>
-      </w:r>
-      <w:r>
-        <w:t xml:space="preserve"> </w:t>
-      </w:r>
-      <w:r>
-        <w:rPr>
-          <w:rStyle w:val="VerbatimChar"/>
-        </w:rPr>
-        <w:t xml:space="preserve">Restart-Service LanmanWorkstation -Force</w:t>
-      </w:r>
-      <w:r>
-        <w:t xml:space="preserve">) and retest. The same</w:t>
-      </w:r>
-      <w:r>
-        <w:t xml:space="preserve"> </w:t>
-      </w:r>
-      <w:r>
-        <w:t xml:space="preserve">trap shows up in real support cases as</w:t>
-      </w:r>
-      <w:r>
-        <w:t xml:space="preserve"> </w:t>
-      </w:r>
-      <w:r>
-        <w:rPr>
-          <w:i/>
-        </w:rPr>
-        <w:t xml:space="preserve">“</w:t>
-      </w:r>
-      <w:r>
-        <w:rPr>
-          <w:i/>
-        </w:rPr>
-        <w:t xml:space="preserve">we changed the auth config and</w:t>
-      </w:r>
-      <w:r>
-        <w:rPr>
-          <w:i/>
-        </w:rPr>
-        <w:t xml:space="preserve"> </w:t>
-      </w:r>
-      <w:r>
-        <w:rPr>
-          <w:i/>
-        </w:rPr>
-        <w:t xml:space="preserve">nothing happened</w:t>
-      </w:r>
-      <w:r>
-        <w:rPr>
-          <w:i/>
-        </w:rPr>
-        <w:t xml:space="preserve">”</w:t>
-      </w:r>
-      <w:r>
-        <w:t xml:space="preserve">.</w:t>
-      </w:r>
-    </w:p>
-    <w:p>
-      <w:pPr>
-        <w:pStyle w:val="Heading2"/>
-      </w:pPr>
-      <w:bookmarkStart w:id="32" w:name="step-5-diagnose-from-evidence"/>
-      <w:r>
-        <w:t xml:space="preserve">Step 5 — diagnose from evidence</w:t>
+      <w:bookmarkStart w:id="32" w:name="step-5-repair-in-the-right-order"/>
+      <w:r>
+        <w:t xml:space="preserve">Step 5 — repair, in the right order</w:t>
       </w:r>
       <w:bookmarkEnd w:id="32"/>
-    </w:p>
-    <w:p>
-      <w:pPr>
-        <w:pStyle w:val="SourceCode"/>
-      </w:pPr>
-      <w:r>
-        <w:rPr>
-          <w:rStyle w:val="NormalTok"/>
-        </w:rPr>
-        <w:t xml:space="preserve">C:\LabTools\Get-KerberosEvidence.</w:t>
-      </w:r>
-      <w:r>
-        <w:rPr>
-          <w:rStyle w:val="FunctionTok"/>
-        </w:rPr>
-        <w:t xml:space="preserve">ps1</w:t>
-      </w:r>
-      <w:r>
-        <w:rPr>
-          <w:rStyle w:val="NormalTok"/>
-        </w:rPr>
-        <w:t xml:space="preserve"> -StorageAccount &lt;sa&gt;</w:t>
-      </w:r>
-      <w:r>
-        <w:br/>
-      </w:r>
-      <w:r>
-        <w:rPr>
-          <w:rStyle w:val="NormalTok"/>
-        </w:rPr>
-        <w:t xml:space="preserve">klist</w:t>
-      </w:r>
-    </w:p>
-    <w:p>
-      <w:pPr>
-        <w:pStyle w:val="FirstParagraph"/>
-      </w:pPr>
-      <w:r>
-        <w:t xml:space="preserve">The ticket</w:t>
-      </w:r>
-      <w:r>
-        <w:t xml:space="preserve"> </w:t>
-      </w:r>
-      <w:r>
-        <w:rPr>
-          <w:b/>
-        </w:rPr>
-        <w:t xml:space="preserve">is</w:t>
-      </w:r>
-      <w:r>
-        <w:t xml:space="preserve"> </w:t>
-      </w:r>
-      <w:r>
-        <w:t xml:space="preserve">issued, and it’s</w:t>
-      </w:r>
-      <w:r>
-        <w:t xml:space="preserve"> </w:t>
-      </w:r>
-      <w:r>
-        <w:rPr>
-          <w:b/>
-        </w:rPr>
-        <w:t xml:space="preserve">AES-256</w:t>
-      </w:r>
-      <w:r>
-        <w:t xml:space="preserve">. On the</w:t>
-      </w:r>
-      <w:r>
-        <w:t xml:space="preserve"> </w:t>
-      </w:r>
-      <w:r>
-        <w:rPr>
-          <w:b/>
-        </w:rPr>
-        <w:t xml:space="preserve">DC</w:t>
-      </w:r>
-      <w:r>
-        <w:t xml:space="preserve">:</w:t>
-      </w:r>
-    </w:p>
-    <w:p>
-      <w:pPr>
-        <w:pStyle w:val="SourceCode"/>
-      </w:pPr>
-      <w:r>
-        <w:rPr>
-          <w:rStyle w:val="FunctionTok"/>
-        </w:rPr>
-        <w:t xml:space="preserve">Get-WinEvent</w:t>
-      </w:r>
-      <w:r>
-        <w:rPr>
-          <w:rStyle w:val="NormalTok"/>
-        </w:rPr>
-        <w:t xml:space="preserve"> -FilterHashtable @{LogName='Security'; Id=4769} -MaxEvents 3 |</w:t>
-      </w:r>
-      <w:r>
-        <w:br/>
-      </w:r>
-      <w:r>
-        <w:rPr>
-          <w:rStyle w:val="NormalTok"/>
-        </w:rPr>
-        <w:t xml:space="preserve">  </w:t>
-      </w:r>
-      <w:r>
-        <w:rPr>
-          <w:rStyle w:val="FunctionTok"/>
-        </w:rPr>
-        <w:t xml:space="preserve">Format-List</w:t>
-      </w:r>
-      <w:r>
-        <w:rPr>
-          <w:rStyle w:val="NormalTok"/>
-        </w:rPr>
-        <w:t xml:space="preserve"> TimeCreated, Message</w:t>
-      </w:r>
-    </w:p>
-    <w:p>
-      <w:pPr>
-        <w:pStyle w:val="FirstParagraph"/>
-      </w:pPr>
-      <w:r>
-        <w:t xml:space="preserve">Event 4769 says</w:t>
-      </w:r>
-      <w:r>
-        <w:t xml:space="preserve"> </w:t>
-      </w:r>
-      <w:r>
-        <w:rPr>
-          <w:b/>
-        </w:rPr>
-        <w:t xml:space="preserve">success</w:t>
-      </w:r>
-      <w:r>
-        <w:t xml:space="preserve">. So the KDC, the SPN, and the encryption type are</w:t>
-      </w:r>
-      <w:r>
-        <w:t xml:space="preserve"> </w:t>
-      </w:r>
-      <w:r>
-        <w:t xml:space="preserve">all fine — the only thing left is the key the</w:t>
-      </w:r>
-      <w:r>
-        <w:t xml:space="preserve"> </w:t>
-      </w:r>
-      <w:r>
-        <w:rPr>
-          <w:b/>
-        </w:rPr>
-        <w:t xml:space="preserve">service</w:t>
-      </w:r>
-      <w:r>
-        <w:t xml:space="preserve"> </w:t>
-      </w:r>
-      <w:r>
-        <w:t xml:space="preserve">uses to decrypt. Why</w:t>
-      </w:r>
-      <w:r>
-        <w:t xml:space="preserve"> </w:t>
-      </w:r>
-      <w:r>
-        <w:t xml:space="preserve">would that be wrong when nothing about the password changed?</w:t>
-      </w:r>
-    </w:p>
-    <w:p>
-      <w:pPr>
-        <w:pStyle w:val="BodyText"/>
-      </w:pPr>
-      <w:r>
-        <w:t xml:space="preserve">Because the AES key is derived with a</w:t>
-      </w:r>
-      <w:r>
-        <w:t xml:space="preserve"> </w:t>
-      </w:r>
-      <w:r>
-        <w:rPr>
-          <w:b/>
-        </w:rPr>
-        <w:t xml:space="preserve">salt</w:t>
-      </w:r>
-      <w:r>
-        <w:t xml:space="preserve"> </w:t>
-      </w:r>
-      <w:r>
-        <w:t xml:space="preserve">built from</w:t>
-      </w:r>
-      <w:r>
-        <w:t xml:space="preserve"> </w:t>
-      </w:r>
-      <w:r>
-        <w:rPr>
-          <w:rStyle w:val="VerbatimChar"/>
-        </w:rPr>
-        <w:t xml:space="preserve">DomainName + SamAccountName + AccountType</w:t>
-      </w:r>
-      <w:r>
-        <w:t xml:space="preserve">. Run</w:t>
-      </w:r>
-      <w:r>
-        <w:t xml:space="preserve"> </w:t>
-      </w:r>
-      <w:r>
-        <w:rPr>
-          <w:rStyle w:val="VerbatimChar"/>
-        </w:rPr>
-        <w:t xml:space="preserve">-Step Status</w:t>
-      </w:r>
-      <w:r>
-        <w:t xml:space="preserve"> </w:t>
-      </w:r>
-      <w:r>
-        <w:t xml:space="preserve">again and look</w:t>
-      </w:r>
-      <w:r>
-        <w:t xml:space="preserve"> </w:t>
-      </w:r>
-      <w:r>
-        <w:t xml:space="preserve">at</w:t>
-      </w:r>
-      <w:r>
-        <w:t xml:space="preserve"> </w:t>
-      </w:r>
-      <w:r>
-        <w:rPr>
-          <w:rStyle w:val="VerbatimChar"/>
-        </w:rPr>
-        <w:t xml:space="preserve">ActiveDirectoryDomainName</w:t>
-      </w:r>
-      <w:r>
-        <w:t xml:space="preserve">: it holds the</w:t>
-      </w:r>
-      <w:r>
-        <w:t xml:space="preserve"> </w:t>
-      </w:r>
-      <w:r>
-        <w:rPr>
-          <w:b/>
-        </w:rPr>
-        <w:t xml:space="preserve">NetBIOS</w:t>
-      </w:r>
-      <w:r>
-        <w:t xml:space="preserve"> </w:t>
-      </w:r>
-      <w:r>
-        <w:t xml:space="preserve">name, not the DNS root.</w:t>
-      </w:r>
-      <w:r>
-        <w:t xml:space="preserve"> </w:t>
-      </w:r>
-      <w:r>
-        <w:t xml:space="preserve">Under RC4 (unsalted) that never mattered. Under AES-256 it’s fatal.</w:t>
-      </w:r>
-    </w:p>
-    <w:p>
-      <w:pPr>
-        <w:pStyle w:val="Heading2"/>
-      </w:pPr>
-      <w:bookmarkStart w:id="33" w:name="step-6-repair-in-the-right-order"/>
-      <w:r>
-        <w:t xml:space="preserve">Step 6 — repair, in the right order</w:t>
-      </w:r>
-      <w:bookmarkEnd w:id="33"/>
     </w:p>
     <w:p>
       <w:pPr>
@@ -5037,18 +5071,214 @@
       <w:pPr>
         <w:pStyle w:val="Heading1"/>
       </w:pPr>
-      <w:bookmarkStart w:id="34" w:name="X2dc5c0b3521191f27bb44e783cad63fc98502e1"/>
+      <w:bookmarkStart w:id="33" w:name="X2dc5c0b3521191f27bb44e783cad63fc98502e1"/>
       <w:r>
         <w:t xml:space="preserve">Lab 4 · Access denied — with a perfect Kerberos ticket ★</w:t>
       </w:r>
+      <w:bookmarkEnd w:id="33"/>
+    </w:p>
+    <w:p>
+      <w:pPr>
+        <w:pStyle w:val="FirstParagraph"/>
+      </w:pPr>
+      <w:r>
+        <w:t xml:space="preserve">A real support case: a share stopped being reachable and the error said</w:t>
+      </w:r>
+      <w:r>
+        <w:t xml:space="preserve"> </w:t>
+      </w:r>
+      <w:r>
+        <w:rPr>
+          <w:i/>
+        </w:rPr>
+        <w:t xml:space="preserve">“</w:t>
+      </w:r>
+      <w:r>
+        <w:rPr>
+          <w:i/>
+        </w:rPr>
+        <w:t xml:space="preserve">the user name or password is incorrect.</w:t>
+      </w:r>
+      <w:r>
+        <w:rPr>
+          <w:i/>
+        </w:rPr>
+        <w:t xml:space="preserve">”</w:t>
+      </w:r>
+      <w:r>
+        <w:t xml:space="preserve"> </w:t>
+      </w:r>
+      <w:r>
+        <w:t xml:space="preserve">Kerberos was healthy the whole time.</w:t>
+      </w:r>
+    </w:p>
+    <w:p>
+      <w:pPr>
+        <w:pStyle w:val="Heading2"/>
+      </w:pPr>
+      <w:bookmarkStart w:id="34" w:name="break-it"/>
+      <w:r>
+        <w:t xml:space="preserve">Break it</w:t>
+      </w:r>
       <w:bookmarkEnd w:id="34"/>
     </w:p>
     <w:p>
       <w:pPr>
+        <w:pStyle w:val="SourceCode"/>
+      </w:pPr>
+      <w:r>
+        <w:rPr>
+          <w:rStyle w:val="NormalTok"/>
+        </w:rPr>
+        <w:t xml:space="preserve">./faults/Invoke-Fault.</w:t>
+      </w:r>
+      <w:r>
+        <w:rPr>
+          <w:rStyle w:val="FunctionTok"/>
+        </w:rPr>
+        <w:t xml:space="preserve">ps1</w:t>
+      </w:r>
+      <w:r>
+        <w:rPr>
+          <w:rStyle w:val="NormalTok"/>
+        </w:rPr>
+        <w:t xml:space="preserve"> -ResourceGroupName azfiles-lab -Fault CipherMismatch</w:t>
+      </w:r>
+    </w:p>
+    <w:p>
+      <w:pPr>
         <w:pStyle w:val="FirstParagraph"/>
       </w:pPr>
       <w:r>
-        <w:t xml:space="preserve">A real support case: a share stopped being reachable and the error said</w:t>
+        <w:t xml:space="preserve">The storage account is set to allow</w:t>
+      </w:r>
+      <w:r>
+        <w:t xml:space="preserve"> </w:t>
+      </w:r>
+      <w:r>
+        <w:rPr>
+          <w:b/>
+        </w:rPr>
+        <w:t xml:space="preserve">AES-256-GCM only</w:t>
+      </w:r>
+      <w:r>
+        <w:t xml:space="preserve">; the client is set to</w:t>
+      </w:r>
+      <w:r>
+        <w:t xml:space="preserve"> </w:t>
+      </w:r>
+      <w:r>
+        <w:t xml:space="preserve">offer</w:t>
+      </w:r>
+      <w:r>
+        <w:t xml:space="preserve"> </w:t>
+      </w:r>
+      <w:r>
+        <w:rPr>
+          <w:b/>
+        </w:rPr>
+        <w:t xml:space="preserve">AES-128-GCM</w:t>
+      </w:r>
+      <w:r>
+        <w:t xml:space="preserve">.</w:t>
+      </w:r>
+    </w:p>
+    <w:p>
+      <w:pPr>
+        <w:pStyle w:val="Heading2"/>
+      </w:pPr>
+      <w:bookmarkStart w:id="35" w:name="reproduce-client-vm"/>
+      <w:r>
+        <w:t xml:space="preserve">Reproduce (Client VM)</w:t>
+      </w:r>
+      <w:bookmarkEnd w:id="35"/>
+    </w:p>
+    <w:p>
+      <w:pPr>
+        <w:pStyle w:val="SourceCode"/>
+      </w:pPr>
+      <w:r>
+        <w:rPr>
+          <w:rStyle w:val="VerbatimChar"/>
+        </w:rPr>
+        <w:t xml:space="preserve">net use * /delete /y</w:t>
+      </w:r>
+      <w:r>
+        <w:br/>
+      </w:r>
+      <w:r>
+        <w:rPr>
+          <w:rStyle w:val="VerbatimChar"/>
+        </w:rPr>
+        <w:t xml:space="preserve">klist purge</w:t>
+      </w:r>
+      <w:r>
+        <w:br/>
+      </w:r>
+      <w:r>
+        <w:rPr>
+          <w:rStyle w:val="VerbatimChar"/>
+        </w:rPr>
+        <w:t xml:space="preserve">net use Z: \\&lt;sa&gt;.file.core.windows.net\labshare</w:t>
+      </w:r>
+    </w:p>
+    <w:p>
+      <w:pPr>
+        <w:pStyle w:val="FirstParagraph"/>
+      </w:pPr>
+      <w:r>
+        <w:rPr>
+          <w:b/>
+        </w:rPr>
+        <w:t xml:space="preserve">Expected:</w:t>
+      </w:r>
+      <w:r>
+        <w:t xml:space="preserve"> </w:t>
+      </w:r>
+      <w:r>
+        <w:rPr>
+          <w:rStyle w:val="VerbatimChar"/>
+        </w:rPr>
+        <w:t xml:space="preserve">Access is denied</w:t>
+      </w:r>
+      <w:r>
+        <w:t xml:space="preserve"> </w:t>
+      </w:r>
+      <w:r>
+        <w:t xml:space="preserve">(or</w:t>
+      </w:r>
+      <w:r>
+        <w:t xml:space="preserve"> </w:t>
+      </w:r>
+      <w:r>
+        <w:t xml:space="preserve">“</w:t>
+      </w:r>
+      <w:r>
+        <w:t xml:space="preserve">The user name or password is incorrect</w:t>
+      </w:r>
+      <w:r>
+        <w:t xml:space="preserve">”</w:t>
+      </w:r>
+      <w:r>
+        <w:t xml:space="preserve">).</w:t>
+      </w:r>
+    </w:p>
+    <w:p>
+      <w:pPr>
+        <w:pStyle w:val="Heading2"/>
+      </w:pPr>
+      <w:bookmarkStart w:id="36" w:name="diagnose"/>
+      <w:r>
+        <w:t xml:space="preserve">Diagnose</w:t>
+      </w:r>
+      <w:bookmarkEnd w:id="36"/>
+    </w:p>
+    <w:p>
+      <w:pPr>
+        <w:pStyle w:val="FirstParagraph"/>
+      </w:pPr>
+      <w:r>
+        <w:t xml:space="preserve">First confirm Kerberos is</w:t>
       </w:r>
       <w:r>
         <w:t xml:space="preserve"> </w:t>
@@ -5057,359 +5287,163 @@
         <w:rPr>
           <w:i/>
         </w:rPr>
-        <w:t xml:space="preserve">“</w:t>
-      </w:r>
-      <w:r>
-        <w:rPr>
-          <w:i/>
-        </w:rPr>
-        <w:t xml:space="preserve">the user name or password is incorrect.</w:t>
-      </w:r>
-      <w:r>
-        <w:rPr>
-          <w:i/>
-        </w:rPr>
-        <w:t xml:space="preserve">”</w:t>
-      </w:r>
-      <w:r>
-        <w:t xml:space="preserve"> </w:t>
-      </w:r>
-      <w:r>
-        <w:t xml:space="preserve">Kerberos was healthy the whole time.</w:t>
+        <w:t xml:space="preserve">not</w:t>
+      </w:r>
+      <w:r>
+        <w:t xml:space="preserve"> </w:t>
+      </w:r>
+      <w:r>
+        <w:t xml:space="preserve">the problem:</w:t>
+      </w:r>
+    </w:p>
+    <w:p>
+      <w:pPr>
+        <w:pStyle w:val="SourceCode"/>
+      </w:pPr>
+      <w:r>
+        <w:rPr>
+          <w:rStyle w:val="VerbatimChar"/>
+        </w:rPr>
+        <w:t xml:space="preserve">klist</w:t>
+      </w:r>
+    </w:p>
+    <w:p>
+      <w:pPr>
+        <w:pStyle w:val="FirstParagraph"/>
+      </w:pPr>
+      <w:r>
+        <w:t xml:space="preserve">The</w:t>
+      </w:r>
+      <w:r>
+        <w:t xml:space="preserve"> </w:t>
+      </w:r>
+      <w:r>
+        <w:rPr>
+          <w:rStyle w:val="VerbatimChar"/>
+        </w:rPr>
+        <w:t xml:space="preserve">cifs/&lt;sa&gt;…</w:t>
+      </w:r>
+      <w:r>
+        <w:t xml:space="preserve"> </w:t>
+      </w:r>
+      <w:r>
+        <w:t xml:space="preserve">ticket is there. On the DC, event 4769 shows success. So</w:t>
+      </w:r>
+      <w:r>
+        <w:t xml:space="preserve"> </w:t>
+      </w:r>
+      <w:r>
+        <w:t xml:space="preserve">authentication worked — the failure is after it.</w:t>
+      </w:r>
+    </w:p>
+    <w:p>
+      <w:pPr>
+        <w:pStyle w:val="BodyText"/>
+      </w:pPr>
+      <w:r>
+        <w:t xml:space="preserve">Now compare the two sides of the cipher negotiation:</w:t>
+      </w:r>
+    </w:p>
+    <w:p>
+      <w:pPr>
+        <w:pStyle w:val="SourceCode"/>
+      </w:pPr>
+      <w:r>
+        <w:rPr>
+          <w:rStyle w:val="CommentTok"/>
+        </w:rPr>
+        <w:t xml:space="preserve"># client - the list is tried IN THIS ORDER, top first</w:t>
+      </w:r>
+      <w:r>
+        <w:br/>
+      </w:r>
+      <w:r>
+        <w:rPr>
+          <w:rStyle w:val="NormalTok"/>
+        </w:rPr>
+        <w:t xml:space="preserve">Get-SmbClientConfiguration | </w:t>
+      </w:r>
+      <w:r>
+        <w:rPr>
+          <w:rStyle w:val="FunctionTok"/>
+        </w:rPr>
+        <w:t xml:space="preserve">Select-Object</w:t>
+      </w:r>
+      <w:r>
+        <w:rPr>
+          <w:rStyle w:val="NormalTok"/>
+        </w:rPr>
+        <w:t xml:space="preserve"> -ExpandProperty EncryptionCiphers</w:t>
+      </w:r>
+      <w:r>
+        <w:br/>
+      </w:r>
+      <w:r>
+        <w:rPr>
+          <w:rStyle w:val="CommentTok"/>
+        </w:rPr>
+        <w:t xml:space="preserve"># storage: Azure portal -&gt; storage account -&gt; File shares -&gt; Security</w:t>
+      </w:r>
+      <w:r>
+        <w:br/>
+      </w:r>
+      <w:r>
+        <w:rPr>
+          <w:rStyle w:val="CommentTok"/>
+        </w:rPr>
+        <w:t xml:space="preserve">#          ("SMB channel encryption" - anything unchecked is refused)</w:t>
+      </w:r>
+    </w:p>
+    <w:p>
+      <w:pPr>
+        <w:pStyle w:val="FirstParagraph"/>
+      </w:pPr>
+      <w:r>
+        <w:t xml:space="preserve">They have no cipher in common. SMB negotiates the cipher</w:t>
+      </w:r>
+      <w:r>
+        <w:t xml:space="preserve"> </w:t>
+      </w:r>
+      <w:r>
+        <w:rPr>
+          <w:b/>
+        </w:rPr>
+        <w:t xml:space="preserve">before</w:t>
+      </w:r>
+      <w:r>
+        <w:t xml:space="preserve"> </w:t>
+      </w:r>
+      <w:r>
+        <w:t xml:space="preserve">the client</w:t>
+      </w:r>
+      <w:r>
+        <w:t xml:space="preserve"> </w:t>
+      </w:r>
+      <w:r>
+        <w:t xml:space="preserve">even names the storage account, so the service can’t pick one per account — if</w:t>
+      </w:r>
+      <w:r>
+        <w:t xml:space="preserve"> </w:t>
+      </w:r>
+      <w:r>
+        <w:t xml:space="preserve">the negotiated cipher isn’t on the account’s allowed list, the session setup is</w:t>
+      </w:r>
+      <w:r>
+        <w:t xml:space="preserve"> </w:t>
+      </w:r>
+      <w:r>
+        <w:t xml:space="preserve">refused and the error surfaces as an access denial.</w:t>
       </w:r>
     </w:p>
     <w:p>
       <w:pPr>
         <w:pStyle w:val="Heading2"/>
       </w:pPr>
-      <w:bookmarkStart w:id="35" w:name="break-it"/>
-      <w:r>
-        <w:t xml:space="preserve">Break it</w:t>
-      </w:r>
-      <w:bookmarkEnd w:id="35"/>
-    </w:p>
-    <w:p>
-      <w:pPr>
-        <w:pStyle w:val="SourceCode"/>
-      </w:pPr>
-      <w:r>
-        <w:rPr>
-          <w:rStyle w:val="NormalTok"/>
-        </w:rPr>
-        <w:t xml:space="preserve">./faults/Invoke-Fault.</w:t>
-      </w:r>
-      <w:r>
-        <w:rPr>
-          <w:rStyle w:val="FunctionTok"/>
-        </w:rPr>
-        <w:t xml:space="preserve">ps1</w:t>
-      </w:r>
-      <w:r>
-        <w:rPr>
-          <w:rStyle w:val="NormalTok"/>
-        </w:rPr>
-        <w:t xml:space="preserve"> -ResourceGroupName azfiles-lab -Fault CipherMismatch</w:t>
-      </w:r>
-    </w:p>
-    <w:p>
-      <w:pPr>
-        <w:pStyle w:val="FirstParagraph"/>
-      </w:pPr>
-      <w:r>
-        <w:t xml:space="preserve">The storage account is set to allow</w:t>
-      </w:r>
-      <w:r>
-        <w:t xml:space="preserve"> </w:t>
-      </w:r>
-      <w:r>
-        <w:rPr>
-          <w:b/>
-        </w:rPr>
-        <w:t xml:space="preserve">AES-256-GCM only</w:t>
-      </w:r>
-      <w:r>
-        <w:t xml:space="preserve">; the client is set to</w:t>
-      </w:r>
-      <w:r>
-        <w:t xml:space="preserve"> </w:t>
-      </w:r>
-      <w:r>
-        <w:t xml:space="preserve">offer</w:t>
-      </w:r>
-      <w:r>
-        <w:t xml:space="preserve"> </w:t>
-      </w:r>
-      <w:r>
-        <w:rPr>
-          <w:b/>
-        </w:rPr>
-        <w:t xml:space="preserve">AES-128-GCM</w:t>
-      </w:r>
-      <w:r>
-        <w:t xml:space="preserve">.</w:t>
-      </w:r>
-    </w:p>
-    <w:p>
-      <w:pPr>
-        <w:pStyle w:val="Heading2"/>
-      </w:pPr>
-      <w:bookmarkStart w:id="36" w:name="reproduce-client-vm"/>
-      <w:r>
-        <w:t xml:space="preserve">Reproduce (Client VM)</w:t>
-      </w:r>
-      <w:bookmarkEnd w:id="36"/>
-    </w:p>
-    <w:p>
-      <w:pPr>
-        <w:pStyle w:val="SourceCode"/>
-      </w:pPr>
-      <w:r>
-        <w:rPr>
-          <w:rStyle w:val="VerbatimChar"/>
-        </w:rPr>
-        <w:t xml:space="preserve">net use * /delete /y</w:t>
-      </w:r>
-      <w:r>
-        <w:br/>
-      </w:r>
-      <w:r>
-        <w:rPr>
-          <w:rStyle w:val="VerbatimChar"/>
-        </w:rPr>
-        <w:t xml:space="preserve">klist purge</w:t>
-      </w:r>
-      <w:r>
-        <w:br/>
-      </w:r>
-      <w:r>
-        <w:rPr>
-          <w:rStyle w:val="VerbatimChar"/>
-        </w:rPr>
-        <w:t xml:space="preserve">net use Z: \\&lt;sa&gt;.file.core.windows.net\labshare</w:t>
-      </w:r>
-    </w:p>
-    <w:p>
-      <w:pPr>
-        <w:pStyle w:val="FirstParagraph"/>
-      </w:pPr>
-      <w:r>
-        <w:rPr>
-          <w:b/>
-        </w:rPr>
-        <w:t xml:space="preserve">Expected:</w:t>
-      </w:r>
-      <w:r>
-        <w:t xml:space="preserve"> </w:t>
-      </w:r>
-      <w:r>
-        <w:rPr>
-          <w:rStyle w:val="VerbatimChar"/>
-        </w:rPr>
-        <w:t xml:space="preserve">Access is denied</w:t>
-      </w:r>
-      <w:r>
-        <w:t xml:space="preserve"> </w:t>
-      </w:r>
-      <w:r>
-        <w:t xml:space="preserve">(or</w:t>
-      </w:r>
-      <w:r>
-        <w:t xml:space="preserve"> </w:t>
-      </w:r>
-      <w:r>
-        <w:t xml:space="preserve">“</w:t>
-      </w:r>
-      <w:r>
-        <w:t xml:space="preserve">The user name or password is incorrect</w:t>
-      </w:r>
-      <w:r>
-        <w:t xml:space="preserve">”</w:t>
-      </w:r>
-      <w:r>
-        <w:t xml:space="preserve">).</w:t>
-      </w:r>
-    </w:p>
-    <w:p>
-      <w:pPr>
-        <w:pStyle w:val="Heading2"/>
-      </w:pPr>
-      <w:bookmarkStart w:id="37" w:name="diagnose"/>
-      <w:r>
-        <w:t xml:space="preserve">Diagnose</w:t>
+      <w:bookmarkStart w:id="37" w:name="fix-on-the-client-not-the-account"/>
+      <w:r>
+        <w:t xml:space="preserve">Fix — on the client, not the account</w:t>
       </w:r>
       <w:bookmarkEnd w:id="37"/>
-    </w:p>
-    <w:p>
-      <w:pPr>
-        <w:pStyle w:val="FirstParagraph"/>
-      </w:pPr>
-      <w:r>
-        <w:t xml:space="preserve">First confirm Kerberos is</w:t>
-      </w:r>
-      <w:r>
-        <w:t xml:space="preserve"> </w:t>
-      </w:r>
-      <w:r>
-        <w:rPr>
-          <w:i/>
-        </w:rPr>
-        <w:t xml:space="preserve">not</w:t>
-      </w:r>
-      <w:r>
-        <w:t xml:space="preserve"> </w:t>
-      </w:r>
-      <w:r>
-        <w:t xml:space="preserve">the problem:</w:t>
-      </w:r>
-    </w:p>
-    <w:p>
-      <w:pPr>
-        <w:pStyle w:val="SourceCode"/>
-      </w:pPr>
-      <w:r>
-        <w:rPr>
-          <w:rStyle w:val="VerbatimChar"/>
-        </w:rPr>
-        <w:t xml:space="preserve">klist</w:t>
-      </w:r>
-    </w:p>
-    <w:p>
-      <w:pPr>
-        <w:pStyle w:val="FirstParagraph"/>
-      </w:pPr>
-      <w:r>
-        <w:t xml:space="preserve">The</w:t>
-      </w:r>
-      <w:r>
-        <w:t xml:space="preserve"> </w:t>
-      </w:r>
-      <w:r>
-        <w:rPr>
-          <w:rStyle w:val="VerbatimChar"/>
-        </w:rPr>
-        <w:t xml:space="preserve">cifs/&lt;sa&gt;…</w:t>
-      </w:r>
-      <w:r>
-        <w:t xml:space="preserve"> </w:t>
-      </w:r>
-      <w:r>
-        <w:t xml:space="preserve">ticket is there. On the DC, event 4769 shows success. So</w:t>
-      </w:r>
-      <w:r>
-        <w:t xml:space="preserve"> </w:t>
-      </w:r>
-      <w:r>
-        <w:t xml:space="preserve">authentication worked — the failure is after it.</w:t>
-      </w:r>
-    </w:p>
-    <w:p>
-      <w:pPr>
-        <w:pStyle w:val="BodyText"/>
-      </w:pPr>
-      <w:r>
-        <w:t xml:space="preserve">Now compare the two sides of the cipher negotiation:</w:t>
-      </w:r>
-    </w:p>
-    <w:p>
-      <w:pPr>
-        <w:pStyle w:val="SourceCode"/>
-      </w:pPr>
-      <w:r>
-        <w:rPr>
-          <w:rStyle w:val="CommentTok"/>
-        </w:rPr>
-        <w:t xml:space="preserve"># client - the list is tried IN THIS ORDER, top first</w:t>
-      </w:r>
-      <w:r>
-        <w:br/>
-      </w:r>
-      <w:r>
-        <w:rPr>
-          <w:rStyle w:val="NormalTok"/>
-        </w:rPr>
-        <w:t xml:space="preserve">Get-SmbClientConfiguration | </w:t>
-      </w:r>
-      <w:r>
-        <w:rPr>
-          <w:rStyle w:val="FunctionTok"/>
-        </w:rPr>
-        <w:t xml:space="preserve">Select-Object</w:t>
-      </w:r>
-      <w:r>
-        <w:rPr>
-          <w:rStyle w:val="NormalTok"/>
-        </w:rPr>
-        <w:t xml:space="preserve"> -ExpandProperty EncryptionCiphers</w:t>
-      </w:r>
-      <w:r>
-        <w:br/>
-      </w:r>
-      <w:r>
-        <w:rPr>
-          <w:rStyle w:val="CommentTok"/>
-        </w:rPr>
-        <w:t xml:space="preserve"># storage: Azure portal -&gt; storage account -&gt; File shares -&gt; Security</w:t>
-      </w:r>
-      <w:r>
-        <w:br/>
-      </w:r>
-      <w:r>
-        <w:rPr>
-          <w:rStyle w:val="CommentTok"/>
-        </w:rPr>
-        <w:t xml:space="preserve">#          ("SMB channel encryption" - anything unchecked is refused)</w:t>
-      </w:r>
-    </w:p>
-    <w:p>
-      <w:pPr>
-        <w:pStyle w:val="FirstParagraph"/>
-      </w:pPr>
-      <w:r>
-        <w:t xml:space="preserve">They have no cipher in common. SMB negotiates the cipher</w:t>
-      </w:r>
-      <w:r>
-        <w:t xml:space="preserve"> </w:t>
-      </w:r>
-      <w:r>
-        <w:rPr>
-          <w:b/>
-        </w:rPr>
-        <w:t xml:space="preserve">before</w:t>
-      </w:r>
-      <w:r>
-        <w:t xml:space="preserve"> </w:t>
-      </w:r>
-      <w:r>
-        <w:t xml:space="preserve">the client</w:t>
-      </w:r>
-      <w:r>
-        <w:t xml:space="preserve"> </w:t>
-      </w:r>
-      <w:r>
-        <w:t xml:space="preserve">even names the storage account, so the service can’t pick one per account — if</w:t>
-      </w:r>
-      <w:r>
-        <w:t xml:space="preserve"> </w:t>
-      </w:r>
-      <w:r>
-        <w:t xml:space="preserve">the negotiated cipher isn’t on the account’s allowed list, the session setup is</w:t>
-      </w:r>
-      <w:r>
-        <w:t xml:space="preserve"> </w:t>
-      </w:r>
-      <w:r>
-        <w:t xml:space="preserve">refused and the error surfaces as an access denial.</w:t>
-      </w:r>
-    </w:p>
-    <w:p>
-      <w:pPr>
-        <w:pStyle w:val="Heading2"/>
-      </w:pPr>
-      <w:bookmarkStart w:id="38" w:name="fix-on-the-client-not-the-account"/>
-      <w:r>
-        <w:t xml:space="preserve">Fix — on the client, not the account</w:t>
-      </w:r>
-      <w:bookmarkEnd w:id="38"/>
     </w:p>
     <w:p>
       <w:pPr>
@@ -5627,11 +5661,11 @@
       <w:pPr>
         <w:pStyle w:val="Heading1"/>
       </w:pPr>
-      <w:bookmarkStart w:id="39" w:name="X92ed23674135c47bbb946c3edb44bb64bc7bb9c"/>
+      <w:bookmarkStart w:id="38" w:name="X92ed23674135c47bbb946c3edb44bb64bc7bb9c"/>
       <w:r>
         <w:t xml:space="preserve">Lab 5 · Fix a mount failure (error 1396) — different root cause</w:t>
       </w:r>
-      <w:bookmarkEnd w:id="39"/>
+      <w:bookmarkEnd w:id="38"/>
     </w:p>
     <w:p>
       <w:pPr>
@@ -6258,11 +6292,11 @@
       <w:pPr>
         <w:pStyle w:val="Heading1"/>
       </w:pPr>
-      <w:bookmarkStart w:id="40" w:name="lab-6-fix-a-broken-spn-error-0xc000018b"/>
+      <w:bookmarkStart w:id="39" w:name="lab-6-fix-a-broken-spn-error-0xc000018b"/>
       <w:r>
         <w:t xml:space="preserve">Lab 6 · Fix a broken SPN (error 0xc000018b)</w:t>
       </w:r>
-      <w:bookmarkEnd w:id="40"/>
+      <w:bookmarkEnd w:id="39"/>
     </w:p>
     <w:p>
       <w:pPr>
@@ -6521,167 +6555,167 @@
       <w:pPr>
         <w:pStyle w:val="Heading1"/>
       </w:pPr>
-      <w:bookmarkStart w:id="41" w:name="lab-7-two-quick-ones"/>
+      <w:bookmarkStart w:id="40" w:name="lab-7-two-quick-ones"/>
       <w:r>
         <w:t xml:space="preserve">Lab 7 · Two quick ones</w:t>
       </w:r>
+      <w:bookmarkEnd w:id="40"/>
+    </w:p>
+    <w:p>
+      <w:pPr>
+        <w:pStyle w:val="Heading2"/>
+      </w:pPr>
+      <w:bookmarkStart w:id="41" w:name="a-blocked-port-445"/>
+      <w:r>
+        <w:t xml:space="preserve">7a · Blocked port 445</w:t>
+      </w:r>
       <w:bookmarkEnd w:id="41"/>
     </w:p>
     <w:p>
       <w:pPr>
+        <w:pStyle w:val="SourceCode"/>
+      </w:pPr>
+      <w:r>
+        <w:rPr>
+          <w:rStyle w:val="NormalTok"/>
+        </w:rPr>
+        <w:t xml:space="preserve">.\faults\Invoke-Fault.</w:t>
+      </w:r>
+      <w:r>
+        <w:rPr>
+          <w:rStyle w:val="FunctionTok"/>
+        </w:rPr>
+        <w:t xml:space="preserve">ps1</w:t>
+      </w:r>
+      <w:r>
+        <w:rPr>
+          <w:rStyle w:val="NormalTok"/>
+        </w:rPr>
+        <w:t xml:space="preserve"> -ResourceGroupName azfiles-lab -Fault Block445</w:t>
+      </w:r>
+    </w:p>
+    <w:p>
+      <w:pPr>
+        <w:pStyle w:val="FirstParagraph"/>
+      </w:pPr>
+      <w:r>
+        <w:t xml:space="preserve">Client VM:</w:t>
+      </w:r>
+    </w:p>
+    <w:p>
+      <w:pPr>
+        <w:pStyle w:val="SourceCode"/>
+      </w:pPr>
+      <w:r>
+        <w:rPr>
+          <w:rStyle w:val="VerbatimChar"/>
+        </w:rPr>
+        <w:t xml:space="preserve">net use Z: \\&lt;sa&gt;.file.core.windows.net\labshare</w:t>
+      </w:r>
+      <w:r>
+        <w:br/>
+      </w:r>
+      <w:r>
+        <w:rPr>
+          <w:rStyle w:val="VerbatimChar"/>
+        </w:rPr>
+        <w:t xml:space="preserve">Test-NetConnection &lt;sa&gt;.file.core.windows.net -Port 445</w:t>
+      </w:r>
+    </w:p>
+    <w:p>
+      <w:pPr>
+        <w:pStyle w:val="FirstParagraph"/>
+      </w:pPr>
+      <w:r>
+        <w:rPr>
+          <w:b/>
+        </w:rPr>
+        <w:t xml:space="preserve">Expected:</w:t>
+      </w:r>
+      <w:r>
+        <w:t xml:space="preserve"> </w:t>
+      </w:r>
+      <w:r>
+        <w:rPr>
+          <w:rStyle w:val="VerbatimChar"/>
+        </w:rPr>
+        <w:t xml:space="preserve">System error 53</w:t>
+      </w:r>
+      <w:r>
+        <w:t xml:space="preserve"> </w:t>
+      </w:r>
+      <w:r>
+        <w:t xml:space="preserve">(or a timeout), and</w:t>
+      </w:r>
+      <w:r>
+        <w:t xml:space="preserve"> </w:t>
+      </w:r>
+      <w:r>
+        <w:rPr>
+          <w:rStyle w:val="VerbatimChar"/>
+        </w:rPr>
+        <w:t xml:space="preserve">TcpTestSucceeded : False</w:t>
+      </w:r>
+      <w:r>
+        <w:t xml:space="preserve">.</w:t>
+      </w:r>
+      <w:r>
+        <w:t xml:space="preserve"> </w:t>
+      </w:r>
+      <w:r>
+        <w:t xml:space="preserve">Fix:</w:t>
+      </w:r>
+      <w:r>
+        <w:t xml:space="preserve"> </w:t>
+      </w:r>
+      <w:r>
+        <w:rPr>
+          <w:rStyle w:val="VerbatimChar"/>
+        </w:rPr>
+        <w:t xml:space="preserve">-Fault Block445 -Repair</w:t>
+      </w:r>
+      <w:r>
+        <w:t xml:space="preserve">.</w:t>
+      </w:r>
+    </w:p>
+    <w:p>
+      <w:pPr>
+        <w:pStyle w:val="BodyText"/>
+      </w:pPr>
+      <w:r>
+        <w:rPr>
+          <w:b/>
+        </w:rPr>
+        <w:t xml:space="preserve">Why:</w:t>
+      </w:r>
+      <w:r>
+        <w:t xml:space="preserve"> </w:t>
+      </w:r>
+      <w:r>
+        <w:t xml:space="preserve">SMB needs outbound TCP 445. ISPs, firewalls, and NSGs often block it;</w:t>
+      </w:r>
+      <w:r>
+        <w:t xml:space="preserve"> </w:t>
+      </w:r>
+      <w:r>
+        <w:t xml:space="preserve">the fix is to open it or use a private endpoint / VPN. (A related but different</w:t>
+      </w:r>
+      <w:r>
+        <w:t xml:space="preserve"> </w:t>
+      </w:r>
+      <w:r>
+        <w:t xml:space="preserve">error, 64, means 445 connects but a proxy/NAT drops the SMB handshake.)</w:t>
+      </w:r>
+    </w:p>
+    <w:p>
+      <w:pPr>
         <w:pStyle w:val="Heading2"/>
       </w:pPr>
-      <w:bookmarkStart w:id="42" w:name="a-blocked-port-445"/>
-      <w:r>
-        <w:t xml:space="preserve">7a · Blocked port 445</w:t>
+      <w:bookmarkStart w:id="42" w:name="b-lost-share-level-access"/>
+      <w:r>
+        <w:t xml:space="preserve">7b · Lost share-level access</w:t>
       </w:r>
       <w:bookmarkEnd w:id="42"/>
-    </w:p>
-    <w:p>
-      <w:pPr>
-        <w:pStyle w:val="SourceCode"/>
-      </w:pPr>
-      <w:r>
-        <w:rPr>
-          <w:rStyle w:val="NormalTok"/>
-        </w:rPr>
-        <w:t xml:space="preserve">.\faults\Invoke-Fault.</w:t>
-      </w:r>
-      <w:r>
-        <w:rPr>
-          <w:rStyle w:val="FunctionTok"/>
-        </w:rPr>
-        <w:t xml:space="preserve">ps1</w:t>
-      </w:r>
-      <w:r>
-        <w:rPr>
-          <w:rStyle w:val="NormalTok"/>
-        </w:rPr>
-        <w:t xml:space="preserve"> -ResourceGroupName azfiles-lab -Fault Block445</w:t>
-      </w:r>
-    </w:p>
-    <w:p>
-      <w:pPr>
-        <w:pStyle w:val="FirstParagraph"/>
-      </w:pPr>
-      <w:r>
-        <w:t xml:space="preserve">Client VM:</w:t>
-      </w:r>
-    </w:p>
-    <w:p>
-      <w:pPr>
-        <w:pStyle w:val="SourceCode"/>
-      </w:pPr>
-      <w:r>
-        <w:rPr>
-          <w:rStyle w:val="VerbatimChar"/>
-        </w:rPr>
-        <w:t xml:space="preserve">net use Z: \\&lt;sa&gt;.file.core.windows.net\labshare</w:t>
-      </w:r>
-      <w:r>
-        <w:br/>
-      </w:r>
-      <w:r>
-        <w:rPr>
-          <w:rStyle w:val="VerbatimChar"/>
-        </w:rPr>
-        <w:t xml:space="preserve">Test-NetConnection &lt;sa&gt;.file.core.windows.net -Port 445</w:t>
-      </w:r>
-    </w:p>
-    <w:p>
-      <w:pPr>
-        <w:pStyle w:val="FirstParagraph"/>
-      </w:pPr>
-      <w:r>
-        <w:rPr>
-          <w:b/>
-        </w:rPr>
-        <w:t xml:space="preserve">Expected:</w:t>
-      </w:r>
-      <w:r>
-        <w:t xml:space="preserve"> </w:t>
-      </w:r>
-      <w:r>
-        <w:rPr>
-          <w:rStyle w:val="VerbatimChar"/>
-        </w:rPr>
-        <w:t xml:space="preserve">System error 53</w:t>
-      </w:r>
-      <w:r>
-        <w:t xml:space="preserve"> </w:t>
-      </w:r>
-      <w:r>
-        <w:t xml:space="preserve">(or a timeout), and</w:t>
-      </w:r>
-      <w:r>
-        <w:t xml:space="preserve"> </w:t>
-      </w:r>
-      <w:r>
-        <w:rPr>
-          <w:rStyle w:val="VerbatimChar"/>
-        </w:rPr>
-        <w:t xml:space="preserve">TcpTestSucceeded : False</w:t>
-      </w:r>
-      <w:r>
-        <w:t xml:space="preserve">.</w:t>
-      </w:r>
-      <w:r>
-        <w:t xml:space="preserve"> </w:t>
-      </w:r>
-      <w:r>
-        <w:t xml:space="preserve">Fix:</w:t>
-      </w:r>
-      <w:r>
-        <w:t xml:space="preserve"> </w:t>
-      </w:r>
-      <w:r>
-        <w:rPr>
-          <w:rStyle w:val="VerbatimChar"/>
-        </w:rPr>
-        <w:t xml:space="preserve">-Fault Block445 -Repair</w:t>
-      </w:r>
-      <w:r>
-        <w:t xml:space="preserve">.</w:t>
-      </w:r>
-    </w:p>
-    <w:p>
-      <w:pPr>
-        <w:pStyle w:val="BodyText"/>
-      </w:pPr>
-      <w:r>
-        <w:rPr>
-          <w:b/>
-        </w:rPr>
-        <w:t xml:space="preserve">Why:</w:t>
-      </w:r>
-      <w:r>
-        <w:t xml:space="preserve"> </w:t>
-      </w:r>
-      <w:r>
-        <w:t xml:space="preserve">SMB needs outbound TCP 445. ISPs, firewalls, and NSGs often block it;</w:t>
-      </w:r>
-      <w:r>
-        <w:t xml:space="preserve"> </w:t>
-      </w:r>
-      <w:r>
-        <w:t xml:space="preserve">the fix is to open it or use a private endpoint / VPN. (A related but different</w:t>
-      </w:r>
-      <w:r>
-        <w:t xml:space="preserve"> </w:t>
-      </w:r>
-      <w:r>
-        <w:t xml:space="preserve">error, 64, means 445 connects but a proxy/NAT drops the SMB handshake.)</w:t>
-      </w:r>
-    </w:p>
-    <w:p>
-      <w:pPr>
-        <w:pStyle w:val="Heading2"/>
-      </w:pPr>
-      <w:bookmarkStart w:id="43" w:name="b-lost-share-level-access"/>
-      <w:r>
-        <w:t xml:space="preserve">7b · Lost share-level access</w:t>
-      </w:r>
-      <w:bookmarkEnd w:id="43"/>
     </w:p>
     <w:p>
       <w:pPr>
@@ -6818,11 +6852,11 @@
       <w:pPr>
         <w:pStyle w:val="Heading1"/>
       </w:pPr>
-      <w:bookmarkStart w:id="44" w:name="X388e6b2f4e6dbe7ea8700b7813f407dbdb4d608"/>
+      <w:bookmarkStart w:id="43" w:name="X388e6b2f4e6dbe7ea8700b7813f407dbdb4d608"/>
       <w:r>
         <w:t xml:space="preserve">Optional · Advanced faults (evidence required)</w:t>
       </w:r>
-      <w:bookmarkEnd w:id="44"/>
+      <w:bookmarkEnd w:id="43"/>
     </w:p>
     <w:p>
       <w:pPr>
@@ -7255,11 +7289,11 @@
       <w:pPr>
         <w:pStyle w:val="Heading1"/>
       </w:pPr>
-      <w:bookmarkStart w:id="45" w:name="clean-up"/>
+      <w:bookmarkStart w:id="44" w:name="clean-up"/>
       <w:r>
         <w:t xml:space="preserve">Clean up</w:t>
       </w:r>
-      <w:bookmarkEnd w:id="45"/>
+      <w:bookmarkEnd w:id="44"/>
     </w:p>
     <w:p>
       <w:pPr>
@@ -7305,164 +7339,164 @@
       <w:pPr>
         <w:pStyle w:val="Heading1"/>
       </w:pPr>
-      <w:bookmarkStart w:id="46" w:name="command-reference"/>
+      <w:bookmarkStart w:id="45" w:name="command-reference"/>
       <w:r>
         <w:t xml:space="preserve">Command reference</w:t>
       </w:r>
+      <w:bookmarkEnd w:id="45"/>
+    </w:p>
+    <w:p>
+      <w:pPr>
+        <w:pStyle w:val="SourceCode"/>
+      </w:pPr>
+      <w:r>
+        <w:rPr>
+          <w:rStyle w:val="VerbatimChar"/>
+        </w:rPr>
+        <w:t xml:space="preserve">klist                                        list cached Kerberos tickets</w:t>
+      </w:r>
+      <w:r>
+        <w:br/>
+      </w:r>
+      <w:r>
+        <w:rPr>
+          <w:rStyle w:val="VerbatimChar"/>
+        </w:rPr>
+        <w:t xml:space="preserve">klist purge                                  clear tickets</w:t>
+      </w:r>
+      <w:r>
+        <w:br/>
+      </w:r>
+      <w:r>
+        <w:rPr>
+          <w:rStyle w:val="VerbatimChar"/>
+        </w:rPr>
+        <w:t xml:space="preserve">klist get cifs/&lt;sa&gt;.file.core.windows.net    request a service ticket</w:t>
+      </w:r>
+      <w:r>
+        <w:br/>
+      </w:r>
+      <w:r>
+        <w:rPr>
+          <w:rStyle w:val="VerbatimChar"/>
+        </w:rPr>
+        <w:t xml:space="preserve">net use Z: \\&lt;sa&gt;.file.core.windows.net\labshare   mount the share</w:t>
+      </w:r>
+      <w:r>
+        <w:br/>
+      </w:r>
+      <w:r>
+        <w:rPr>
+          <w:rStyle w:val="VerbatimChar"/>
+        </w:rPr>
+        <w:t xml:space="preserve">Test-NetConnection &lt;sa&gt;.file.core.windows.net -Port 445   check SMB reachability</w:t>
+      </w:r>
+      <w:r>
+        <w:br/>
+      </w:r>
+      <w:r>
+        <w:rPr>
+          <w:rStyle w:val="VerbatimChar"/>
+        </w:rPr>
+        <w:t xml:space="preserve">setspn -Q cifs/&lt;sa&gt;.file.core.windows.net    look up the SPN (on the DC)</w:t>
+      </w:r>
+      <w:r>
+        <w:br/>
+      </w:r>
+      <w:r>
+        <w:rPr>
+          <w:rStyle w:val="VerbatimChar"/>
+        </w:rPr>
+        <w:t xml:space="preserve">setspn -X                                    find DUPLICATE SPNs (on the DC)</w:t>
+      </w:r>
+      <w:r>
+        <w:br/>
+      </w:r>
+      <w:r>
+        <w:rPr>
+          <w:rStyle w:val="VerbatimChar"/>
+        </w:rPr>
+        <w:t xml:space="preserve">Debug-AzStorageAccountAuth -StorageAccountName &lt;sa&gt; -ResourceGroupName azfiles-lab -Verbose</w:t>
+      </w:r>
+      <w:r>
+        <w:br/>
+      </w:r>
+      <w:r>
+        <w:br/>
+      </w:r>
+      <w:r>
+        <w:rPr>
+          <w:rStyle w:val="VerbatimChar"/>
+        </w:rPr>
+        <w:t xml:space="preserve">--- migration lab ---</w:t>
+      </w:r>
+      <w:r>
+        <w:br/>
+      </w:r>
+      <w:r>
+        <w:rPr>
+          <w:rStyle w:val="VerbatimChar"/>
+        </w:rPr>
+        <w:t xml:space="preserve">./labs/Invoke-Aes256Migration.ps1 -ResourceGroupName azfiles-lab -Step Status|Legacy|Enforce|Repair</w:t>
+      </w:r>
+      <w:r>
+        <w:br/>
+      </w:r>
+      <w:r>
+        <w:br/>
+      </w:r>
+      <w:r>
+        <w:rPr>
+          <w:rStyle w:val="VerbatimChar"/>
+        </w:rPr>
+        <w:t xml:space="preserve">--- evidence ---</w:t>
+      </w:r>
+      <w:r>
+        <w:br/>
+      </w:r>
+      <w:r>
+        <w:rPr>
+          <w:rStyle w:val="VerbatimChar"/>
+        </w:rPr>
+        <w:t xml:space="preserve">C:\LabTools\Get-KerberosEvidence.ps1 -StorageAccount &lt;sa&gt;    trace + logs for one attempt</w:t>
+      </w:r>
+      <w:r>
+        <w:br/>
+      </w:r>
+      <w:r>
+        <w:rPr>
+          <w:rStyle w:val="VerbatimChar"/>
+        </w:rPr>
+        <w:t xml:space="preserve">Get-WinEvent -FilterHashtable @{LogName='Security'; Id=4769} -MaxEvents 5    KDC record (DC)</w:t>
+      </w:r>
+      <w:r>
+        <w:br/>
+      </w:r>
+      <w:r>
+        <w:rPr>
+          <w:rStyle w:val="VerbatimChar"/>
+        </w:rPr>
+        <w:t xml:space="preserve">w32tm /stripchart /computer:azflab-dc /samples:3             clock skew vs the DC</w:t>
+      </w:r>
+      <w:r>
+        <w:br/>
+      </w:r>
+      <w:r>
+        <w:rPr>
+          <w:rStyle w:val="VerbatimChar"/>
+        </w:rPr>
+        <w:t xml:space="preserve">Wireshark filter:  kerberos || smb2</w:t>
+      </w:r>
+    </w:p>
+    <w:p>
+      <w:pPr>
+        <w:pStyle w:val="Heading1"/>
+      </w:pPr>
+      <w:bookmarkStart w:id="46" w:name="error-cause-quick-map"/>
+      <w:r>
+        <w:t xml:space="preserve">Error → cause quick map</w:t>
+      </w:r>
       <w:bookmarkEnd w:id="46"/>
-    </w:p>
-    <w:p>
-      <w:pPr>
-        <w:pStyle w:val="SourceCode"/>
-      </w:pPr>
-      <w:r>
-        <w:rPr>
-          <w:rStyle w:val="VerbatimChar"/>
-        </w:rPr>
-        <w:t xml:space="preserve">klist                                        list cached Kerberos tickets</w:t>
-      </w:r>
-      <w:r>
-        <w:br/>
-      </w:r>
-      <w:r>
-        <w:rPr>
-          <w:rStyle w:val="VerbatimChar"/>
-        </w:rPr>
-        <w:t xml:space="preserve">klist purge                                  clear tickets</w:t>
-      </w:r>
-      <w:r>
-        <w:br/>
-      </w:r>
-      <w:r>
-        <w:rPr>
-          <w:rStyle w:val="VerbatimChar"/>
-        </w:rPr>
-        <w:t xml:space="preserve">klist get cifs/&lt;sa&gt;.file.core.windows.net    request a service ticket</w:t>
-      </w:r>
-      <w:r>
-        <w:br/>
-      </w:r>
-      <w:r>
-        <w:rPr>
-          <w:rStyle w:val="VerbatimChar"/>
-        </w:rPr>
-        <w:t xml:space="preserve">net use Z: \\&lt;sa&gt;.file.core.windows.net\labshare   mount the share</w:t>
-      </w:r>
-      <w:r>
-        <w:br/>
-      </w:r>
-      <w:r>
-        <w:rPr>
-          <w:rStyle w:val="VerbatimChar"/>
-        </w:rPr>
-        <w:t xml:space="preserve">Test-NetConnection &lt;sa&gt;.file.core.windows.net -Port 445   check SMB reachability</w:t>
-      </w:r>
-      <w:r>
-        <w:br/>
-      </w:r>
-      <w:r>
-        <w:rPr>
-          <w:rStyle w:val="VerbatimChar"/>
-        </w:rPr>
-        <w:t xml:space="preserve">setspn -Q cifs/&lt;sa&gt;.file.core.windows.net    look up the SPN (on the DC)</w:t>
-      </w:r>
-      <w:r>
-        <w:br/>
-      </w:r>
-      <w:r>
-        <w:rPr>
-          <w:rStyle w:val="VerbatimChar"/>
-        </w:rPr>
-        <w:t xml:space="preserve">setspn -X                                    find DUPLICATE SPNs (on the DC)</w:t>
-      </w:r>
-      <w:r>
-        <w:br/>
-      </w:r>
-      <w:r>
-        <w:rPr>
-          <w:rStyle w:val="VerbatimChar"/>
-        </w:rPr>
-        <w:t xml:space="preserve">Debug-AzStorageAccountAuth -StorageAccountName &lt;sa&gt; -ResourceGroupName azfiles-lab -Verbose</w:t>
-      </w:r>
-      <w:r>
-        <w:br/>
-      </w:r>
-      <w:r>
-        <w:br/>
-      </w:r>
-      <w:r>
-        <w:rPr>
-          <w:rStyle w:val="VerbatimChar"/>
-        </w:rPr>
-        <w:t xml:space="preserve">--- migration lab ---</w:t>
-      </w:r>
-      <w:r>
-        <w:br/>
-      </w:r>
-      <w:r>
-        <w:rPr>
-          <w:rStyle w:val="VerbatimChar"/>
-        </w:rPr>
-        <w:t xml:space="preserve">./labs/Invoke-Aes256Migration.ps1 -ResourceGroupName azfiles-lab -Step Status|Legacy|Enforce|Repair</w:t>
-      </w:r>
-      <w:r>
-        <w:br/>
-      </w:r>
-      <w:r>
-        <w:br/>
-      </w:r>
-      <w:r>
-        <w:rPr>
-          <w:rStyle w:val="VerbatimChar"/>
-        </w:rPr>
-        <w:t xml:space="preserve">--- evidence ---</w:t>
-      </w:r>
-      <w:r>
-        <w:br/>
-      </w:r>
-      <w:r>
-        <w:rPr>
-          <w:rStyle w:val="VerbatimChar"/>
-        </w:rPr>
-        <w:t xml:space="preserve">C:\LabTools\Get-KerberosEvidence.ps1 -StorageAccount &lt;sa&gt;    trace + logs for one attempt</w:t>
-      </w:r>
-      <w:r>
-        <w:br/>
-      </w:r>
-      <w:r>
-        <w:rPr>
-          <w:rStyle w:val="VerbatimChar"/>
-        </w:rPr>
-        <w:t xml:space="preserve">Get-WinEvent -FilterHashtable @{LogName='Security'; Id=4769} -MaxEvents 5    KDC record (DC)</w:t>
-      </w:r>
-      <w:r>
-        <w:br/>
-      </w:r>
-      <w:r>
-        <w:rPr>
-          <w:rStyle w:val="VerbatimChar"/>
-        </w:rPr>
-        <w:t xml:space="preserve">w32tm /stripchart /computer:azflab-dc /samples:3             clock skew vs the DC</w:t>
-      </w:r>
-      <w:r>
-        <w:br/>
-      </w:r>
-      <w:r>
-        <w:rPr>
-          <w:rStyle w:val="VerbatimChar"/>
-        </w:rPr>
-        <w:t xml:space="preserve">Wireshark filter:  kerberos || smb2</w:t>
-      </w:r>
-    </w:p>
-    <w:p>
-      <w:pPr>
-        <w:pStyle w:val="Heading1"/>
-      </w:pPr>
-      <w:bookmarkStart w:id="47" w:name="error-cause-quick-map"/>
-      <w:r>
-        <w:t xml:space="preserve">Error → cause quick map</w:t>
-      </w:r>
-      <w:bookmarkEnd w:id="47"/>
     </w:p>
     <w:tbl>
       <w:tblPr>

--- a/docs/participant-workbook-session1.docx
+++ b/docs/participant-workbook-session1.docx
@@ -2913,2977 +2913,32 @@
         <w:rPr>
           <w:b/>
         </w:rPr>
-        <w:t xml:space="preserve">The event logs will be quiet — and they stay quiet even when the mount</w:t>
-      </w:r>
-      <w:r>
-        <w:rPr>
-          <w:b/>
-        </w:rPr>
-        <w:t xml:space="preserve"> </w:t>
-      </w:r>
-      <w:r>
-        <w:rPr>
-          <w:b/>
-        </w:rPr>
-        <w:t xml:space="preserve">fails.</w:t>
-      </w:r>
-      <w:r>
-        <w:t xml:space="preserve"> </w:t>
-      </w:r>
-      <w:r>
-        <w:t xml:space="preserve">That surprises people, so learn it here rather than on a case.</w:t>
-      </w:r>
-      <w:r>
-        <w:t xml:space="preserve"> </w:t>
-      </w:r>
-      <w:r>
-        <w:rPr>
-          <w:rStyle w:val="VerbatimChar"/>
-        </w:rPr>
-        <w:t xml:space="preserve">Microsoft-Windows-Kerberos/Operational</w:t>
-      </w:r>
-      <w:r>
-        <w:t xml:space="preserve"> </w:t>
-      </w:r>
-      <w:r>
-        <w:t xml:space="preserve">records what the</w:t>
-      </w:r>
-      <w:r>
-        <w:t xml:space="preserve"> </w:t>
-      </w:r>
-      <w:r>
-        <w:rPr>
-          <w:i/>
-        </w:rPr>
-        <w:t xml:space="preserve">client</w:t>
-      </w:r>
-      <w:r>
-        <w:t xml:space="preserve"> </w:t>
-      </w:r>
-      <w:r>
-        <w:t xml:space="preserve">stack</w:t>
-      </w:r>
-      <w:r>
-        <w:t xml:space="preserve"> </w:t>
-      </w:r>
-      <w:r>
-        <w:t xml:space="preserve">noticed; error 1396 is a</w:t>
-      </w:r>
-      <w:r>
-        <w:t xml:space="preserve"> </w:t>
-      </w:r>
-      <w:r>
-        <w:rPr>
-          <w:b/>
-        </w:rPr>
-        <w:t xml:space="preserve">service-side</w:t>
-      </w:r>
-      <w:r>
-        <w:t xml:space="preserve"> </w:t>
-      </w:r>
-      <w:r>
-        <w:t xml:space="preserve">rejection, so the client saw nothing</w:t>
-      </w:r>
-      <w:r>
-        <w:t xml:space="preserve"> </w:t>
-      </w:r>
-      <w:r>
-        <w:t xml:space="preserve">wrong (it got a good ticket from the DC and sent a good AP-REQ). The refusal</w:t>
-      </w:r>
-      <w:r>
-        <w:t xml:space="preserve"> </w:t>
-      </w:r>
-      <w:r>
-        <w:t xml:space="preserve">arrives inside the SMB Session Setup.</w:t>
-      </w:r>
-    </w:p>
-    <w:p>
-      <w:pPr>
-        <w:pStyle w:val="BlockText"/>
-      </w:pPr>
-      <w:r>
-        <w:rPr>
-          <w:rStyle w:val="VerbatimChar"/>
-        </w:rPr>
-        <w:t xml:space="preserve">SMBClient/Operational</w:t>
-      </w:r>
-      <w:r>
-        <w:t xml:space="preserve"> </w:t>
-      </w:r>
-      <w:r>
-        <w:t xml:space="preserve">will show a pile of event</w:t>
-      </w:r>
-      <w:r>
-        <w:t xml:space="preserve"> </w:t>
-      </w:r>
-      <w:r>
-        <w:rPr>
-          <w:b/>
-        </w:rPr>
-        <w:t xml:space="preserve">30904</w:t>
-      </w:r>
-      <w:r>
-        <w:rPr>
-          <w:b/>
-        </w:rPr>
-        <w:t xml:space="preserve"> </w:t>
-      </w:r>
-      <w:r>
-        <w:rPr>
-          <w:b/>
-        </w:rPr>
-        <w:t xml:space="preserve">“</w:t>
-      </w:r>
-      <w:r>
-        <w:rPr>
-          <w:b/>
-        </w:rPr>
-        <w:t xml:space="preserve">server does not</w:t>
-      </w:r>
-      <w:r>
-        <w:rPr>
-          <w:b/>
-        </w:rPr>
-        <w:t xml:space="preserve"> </w:t>
-      </w:r>
-      <w:r>
-        <w:rPr>
-          <w:b/>
-        </w:rPr>
-        <w:t xml:space="preserve">support multichannel</w:t>
-      </w:r>
-      <w:r>
-        <w:rPr>
-          <w:b/>
-        </w:rPr>
-        <w:t xml:space="preserve">”</w:t>
-      </w:r>
-      <w:r>
-        <w:t xml:space="preserve"> </w:t>
-      </w:r>
-      <w:r>
-        <w:t xml:space="preserve">— routine against Azure Files and unrelated to any</w:t>
-      </w:r>
-      <w:r>
-        <w:t xml:space="preserve"> </w:t>
-      </w:r>
-      <w:r>
-        <w:t xml:space="preserve">failure. The collector labels it as benign and tells you how many events are</w:t>
-      </w:r>
-      <w:r>
-        <w:t xml:space="preserve"> </w:t>
-      </w:r>
-      <w:r>
-        <w:t xml:space="preserve">actually worth reading, so a full-looking log doesn’t send you chasing it.</w:t>
-      </w:r>
-    </w:p>
-    <w:p>
-      <w:pPr>
-        <w:pStyle w:val="BlockText"/>
-      </w:pPr>
-      <w:r>
-        <w:t xml:space="preserve">When the logs are quiet, the evidence is</w:t>
-      </w:r>
-      <w:r>
-        <w:t xml:space="preserve"> </w:t>
-      </w:r>
-      <w:r>
-        <w:rPr>
-          <w:rStyle w:val="VerbatimChar"/>
-        </w:rPr>
-        <w:t xml:space="preserve">klist</w:t>
-      </w:r>
-      <w:r>
-        <w:t xml:space="preserve"> </w:t>
-      </w:r>
-      <w:r>
-        <w:t xml:space="preserve">(was a ticket issued, which</w:t>
-      </w:r>
-      <w:r>
-        <w:t xml:space="preserve"> </w:t>
-      </w:r>
-      <w:r>
-        <w:t xml:space="preserve">etype), the DC’s</w:t>
-      </w:r>
-      <w:r>
-        <w:t xml:space="preserve"> </w:t>
-      </w:r>
-      <w:r>
-        <w:rPr>
-          <w:b/>
-        </w:rPr>
-        <w:t xml:space="preserve">4769</w:t>
-      </w:r>
-      <w:r>
-        <w:t xml:space="preserve"> </w:t>
-      </w:r>
-      <w:r>
-        <w:t xml:space="preserve">(did the KDC succeed) and</w:t>
-      </w:r>
-      <w:r>
-        <w:t xml:space="preserve"> </w:t>
-      </w:r>
-      <w:r>
-        <w:rPr>
-          <w:b/>
-        </w:rPr>
-        <w:t xml:space="preserve">trace.pcapng</w:t>
-      </w:r>
-      <w:r>
-        <w:t xml:space="preserve"> </w:t>
-      </w:r>
-      <w:r>
-        <w:t xml:space="preserve">(the</w:t>
-      </w:r>
-      <w:r>
-        <w:t xml:space="preserve"> </w:t>
-      </w:r>
-      <w:r>
-        <w:t xml:space="preserve">Session Setup failure).</w:t>
-      </w:r>
-      <w:r>
-        <w:t xml:space="preserve"> </w:t>
-      </w:r>
-      <w:r>
-        <w:rPr>
-          <w:rStyle w:val="VerbatimChar"/>
-        </w:rPr>
-        <w:t xml:space="preserve">smb-connection.txt</w:t>
-      </w:r>
-      <w:r>
-        <w:t xml:space="preserve"> </w:t>
-      </w:r>
-      <w:r>
-        <w:t xml:space="preserve">and</w:t>
-      </w:r>
-      <w:r>
-        <w:t xml:space="preserve"> </w:t>
-      </w:r>
-      <w:r>
-        <w:rPr>
-          <w:rStyle w:val="VerbatimChar"/>
-        </w:rPr>
-        <w:t xml:space="preserve">smb-client-config.txt</w:t>
-      </w:r>
-      <w:r>
-        <w:t xml:space="preserve"> </w:t>
-      </w:r>
-      <w:r>
-        <w:t xml:space="preserve">are</w:t>
-      </w:r>
-      <w:r>
-        <w:t xml:space="preserve"> </w:t>
-      </w:r>
-      <w:r>
-        <w:t xml:space="preserve">always populated — dialect, cipher, signing — and the latter is what you</w:t>
-      </w:r>
-      <w:r>
-        <w:t xml:space="preserve"> </w:t>
-      </w:r>
-      <w:r>
-        <w:t xml:space="preserve">compare in Lab 3.</w:t>
-      </w:r>
-    </w:p>
-    <w:p>
-      <w:pPr>
-        <w:pStyle w:val="FirstParagraph"/>
-      </w:pPr>
-      <w:r>
-        <w:t xml:space="preserve">Open</w:t>
-      </w:r>
-      <w:r>
-        <w:t xml:space="preserve"> </w:t>
-      </w:r>
-      <w:r>
-        <w:rPr>
-          <w:rStyle w:val="VerbatimChar"/>
-        </w:rPr>
-        <w:t xml:space="preserve">trace.pcapng</w:t>
-      </w:r>
-      <w:r>
-        <w:t xml:space="preserve"> </w:t>
-      </w:r>
-      <w:r>
-        <w:t xml:space="preserve">in Wireshark (or copy it off the VM) and filter:</w:t>
-      </w:r>
-    </w:p>
-    <w:p>
-      <w:pPr>
-        <w:pStyle w:val="SourceCode"/>
-      </w:pPr>
-      <w:r>
-        <w:rPr>
-          <w:rStyle w:val="VerbatimChar"/>
-        </w:rPr>
-        <w:t xml:space="preserve">kerberos || smb2</w:t>
-      </w:r>
-    </w:p>
-    <w:p>
-      <w:pPr>
-        <w:pStyle w:val="FirstParagraph"/>
-      </w:pPr>
-      <w:r>
-        <w:rPr>
-          <w:b/>
-        </w:rPr>
-        <w:t xml:space="preserve">What a healthy attempt looks like:</w:t>
-      </w:r>
-      <w:r>
-        <w:t xml:space="preserve"> </w:t>
-      </w:r>
-      <w:r>
-        <w:rPr>
-          <w:rStyle w:val="VerbatimChar"/>
-        </w:rPr>
-        <w:t xml:space="preserve">TGS-REQ</w:t>
-      </w:r>
-      <w:r>
-        <w:t xml:space="preserve"> </w:t>
-      </w:r>
-      <w:r>
-        <w:t xml:space="preserve">naming</w:t>
-      </w:r>
-      <w:r>
-        <w:t xml:space="preserve"> </w:t>
-      </w:r>
-      <w:r>
-        <w:rPr>
-          <w:rStyle w:val="VerbatimChar"/>
-        </w:rPr>
-        <w:t xml:space="preserve">cifs/&lt;sa&gt;…</w:t>
-      </w:r>
-      <w:r>
-        <w:t xml:space="preserve">, a</w:t>
-      </w:r>
-      <w:r>
-        <w:t xml:space="preserve"> </w:t>
-      </w:r>
-      <w:r>
-        <w:rPr>
-          <w:rStyle w:val="VerbatimChar"/>
-        </w:rPr>
-        <w:t xml:space="preserve">TGS-REP</w:t>
-      </w:r>
-      <w:r>
-        <w:t xml:space="preserve"> </w:t>
-      </w:r>
-      <w:r>
-        <w:t xml:space="preserve">back, then SMB2</w:t>
-      </w:r>
-      <w:r>
-        <w:t xml:space="preserve"> </w:t>
-      </w:r>
-      <w:r>
-        <w:rPr>
-          <w:rStyle w:val="VerbatimChar"/>
-        </w:rPr>
-        <w:t xml:space="preserve">Negotiate</w:t>
-      </w:r>
-      <w:r>
-        <w:t xml:space="preserve"> </w:t>
-      </w:r>
-      <w:r>
-        <w:t xml:space="preserve">→</w:t>
-      </w:r>
-      <w:r>
-        <w:t xml:space="preserve"> </w:t>
-      </w:r>
-      <w:r>
-        <w:rPr>
-          <w:rStyle w:val="VerbatimChar"/>
-        </w:rPr>
-        <w:t xml:space="preserve">Session Setup</w:t>
-      </w:r>
-      <w:r>
-        <w:t xml:space="preserve"> </w:t>
-      </w:r>
-      <w:r>
-        <w:t xml:space="preserve">(success) →</w:t>
-      </w:r>
-      <w:r>
-        <w:t xml:space="preserve"> </w:t>
-      </w:r>
-      <w:r>
-        <w:rPr>
-          <w:rStyle w:val="VerbatimChar"/>
-        </w:rPr>
-        <w:t xml:space="preserve">Tree Connect</w:t>
-      </w:r>
-      <w:r>
-        <w:t xml:space="preserve"> </w:t>
-      </w:r>
-      <w:r>
-        <w:t xml:space="preserve">(success).</w:t>
-      </w:r>
-    </w:p>
-    <w:p>
-      <w:pPr>
-        <w:pStyle w:val="BodyText"/>
-      </w:pPr>
-      <w:r>
-        <w:t xml:space="preserve">And on the</w:t>
-      </w:r>
-      <w:r>
-        <w:t xml:space="preserve"> </w:t>
-      </w:r>
-      <w:r>
-        <w:rPr>
-          <w:b/>
-        </w:rPr>
-        <w:t xml:space="preserve">DC</w:t>
-      </w:r>
-      <w:r>
-        <w:t xml:space="preserve">, the KDC’s own record of that ticket:</w:t>
-      </w:r>
-    </w:p>
-    <w:p>
-      <w:pPr>
-        <w:pStyle w:val="SourceCode"/>
-      </w:pPr>
-      <w:r>
-        <w:rPr>
-          <w:rStyle w:val="FunctionTok"/>
-        </w:rPr>
-        <w:t xml:space="preserve">Get-WinEvent</w:t>
-      </w:r>
-      <w:r>
-        <w:rPr>
-          <w:rStyle w:val="NormalTok"/>
-        </w:rPr>
-        <w:t xml:space="preserve"> -FilterHashtable @{LogName='Security'; Id=4769} -MaxEvents 5 |</w:t>
-      </w:r>
-      <w:r>
-        <w:br/>
-      </w:r>
-      <w:r>
-        <w:rPr>
-          <w:rStyle w:val="NormalTok"/>
-        </w:rPr>
-        <w:t xml:space="preserve">  </w:t>
-      </w:r>
-      <w:r>
-        <w:rPr>
-          <w:rStyle w:val="FunctionTok"/>
-        </w:rPr>
-        <w:t xml:space="preserve">Format-List</w:t>
-      </w:r>
-      <w:r>
-        <w:rPr>
-          <w:rStyle w:val="NormalTok"/>
-        </w:rPr>
-        <w:t xml:space="preserve"> TimeCreated, Message</w:t>
-      </w:r>
-    </w:p>
-    <w:p>
-      <w:pPr>
-        <w:pStyle w:val="FirstParagraph"/>
-      </w:pPr>
-      <w:r>
-        <w:t xml:space="preserve">Note three fields in event 4769: the</w:t>
-      </w:r>
-      <w:r>
-        <w:t xml:space="preserve"> </w:t>
-      </w:r>
-      <w:r>
-        <w:rPr>
-          <w:b/>
-        </w:rPr>
-        <w:t xml:space="preserve">Service Name</w:t>
-      </w:r>
-      <w:r>
-        <w:t xml:space="preserve"> </w:t>
-      </w:r>
-      <w:r>
-        <w:t xml:space="preserve">(the SPN as the client</w:t>
-      </w:r>
-      <w:r>
-        <w:t xml:space="preserve"> </w:t>
-      </w:r>
-      <w:r>
-        <w:t xml:space="preserve">asked for it), the</w:t>
-      </w:r>
-      <w:r>
-        <w:t xml:space="preserve"> </w:t>
-      </w:r>
-      <w:r>
-        <w:rPr>
-          <w:b/>
-        </w:rPr>
-        <w:t xml:space="preserve">Ticket Encryption Type</w:t>
-      </w:r>
-      <w:r>
-        <w:t xml:space="preserve"> </w:t>
-      </w:r>
-      <w:r>
-        <w:t xml:space="preserve">(</w:t>
-      </w:r>
-      <w:r>
-        <w:rPr>
-          <w:rStyle w:val="VerbatimChar"/>
-        </w:rPr>
-        <w:t xml:space="preserve">0x12</w:t>
-      </w:r>
-      <w:r>
-        <w:t xml:space="preserve"> </w:t>
-      </w:r>
-      <w:r>
-        <w:t xml:space="preserve">= AES-256, what you have</w:t>
-      </w:r>
-      <w:r>
-        <w:t xml:space="preserve"> </w:t>
-      </w:r>
-      <w:r>
-        <w:t xml:space="preserve">now;</w:t>
-      </w:r>
-      <w:r>
-        <w:t xml:space="preserve"> </w:t>
-      </w:r>
-      <w:r>
-        <w:rPr>
-          <w:rStyle w:val="VerbatimChar"/>
-        </w:rPr>
-        <w:t xml:space="preserve">0x17</w:t>
-      </w:r>
-      <w:r>
-        <w:t xml:space="preserve"> </w:t>
-      </w:r>
-      <w:r>
-        <w:t xml:space="preserve">= RC4, which is what you’ll see after regressing to the legacy state</w:t>
-      </w:r>
-      <w:r>
-        <w:t xml:space="preserve"> </w:t>
-      </w:r>
-      <w:r>
-        <w:t xml:space="preserve">in the migration lab), and the</w:t>
-      </w:r>
-      <w:r>
-        <w:t xml:space="preserve"> </w:t>
-      </w:r>
-      <w:r>
-        <w:rPr>
-          <w:b/>
-        </w:rPr>
-        <w:t xml:space="preserve">Failure Code</w:t>
-      </w:r>
-      <w:r>
-        <w:t xml:space="preserve"> </w:t>
-      </w:r>
-      <w:r>
-        <w:t xml:space="preserve">(</w:t>
-      </w:r>
-      <w:r>
-        <w:rPr>
-          <w:rStyle w:val="VerbatimChar"/>
-        </w:rPr>
-        <w:t xml:space="preserve">0x0</w:t>
-      </w:r>
-      <w:r>
-        <w:t xml:space="preserve"> </w:t>
-      </w:r>
-      <w:r>
-        <w:t xml:space="preserve">on success).</w:t>
-      </w:r>
-    </w:p>
-    <w:p>
-      <w:r>
-        <w:pict>
-          <v:rect style="width:0;height:1.5pt" o:hralign="center" o:hrstd="t" o:hr="t"/>
-        </w:pict>
-      </w:r>
-    </w:p>
-    <w:p>
-      <w:pPr>
-        <w:pStyle w:val="Heading1"/>
-      </w:pPr>
-      <w:bookmarkStart w:id="27" w:name="lab-3-the-aes-256-migration"/>
-      <w:r>
-        <w:t xml:space="preserve">Lab 3 · The AES-256 migration ★</w:t>
-      </w:r>
-      <w:bookmarkEnd w:id="27"/>
-    </w:p>
-    <w:p>
-      <w:pPr>
-        <w:pStyle w:val="FirstParagraph"/>
-      </w:pPr>
-      <w:r>
-        <w:t xml:space="preserve">Your account is currently configured correctly. To play out the real incident,</w:t>
-      </w:r>
-      <w:r>
-        <w:t xml:space="preserve"> </w:t>
-      </w:r>
-      <w:r>
-        <w:t xml:space="preserve">you first have to become the customer who inherited a 2023-era environment —</w:t>
-      </w:r>
-      <w:r>
-        <w:t xml:space="preserve"> </w:t>
-      </w:r>
-      <w:r>
-        <w:t xml:space="preserve">then comply with the 2026 mandate and deal with what happens.</w:t>
-      </w:r>
-    </w:p>
-    <w:p>
-      <w:pPr>
-        <w:pStyle w:val="Heading2"/>
-      </w:pPr>
-      <w:bookmarkStart w:id="28" w:name="step-1-build-the-2023-vintage-state"/>
-      <w:r>
-        <w:t xml:space="preserve">Step 1 — build the</w:t>
-      </w:r>
-      <w:r>
-        <w:t xml:space="preserve"> </w:t>
-      </w:r>
-      <w:r>
-        <w:t xml:space="preserve">“</w:t>
-      </w:r>
-      <w:r>
-        <w:t xml:space="preserve">2023 vintage</w:t>
-      </w:r>
-      <w:r>
-        <w:t xml:space="preserve">”</w:t>
-      </w:r>
-      <w:r>
-        <w:t xml:space="preserve"> </w:t>
-      </w:r>
-      <w:r>
-        <w:t xml:space="preserve">state</w:t>
-      </w:r>
-      <w:bookmarkEnd w:id="28"/>
-    </w:p>
-    <w:p>
-      <w:pPr>
-        <w:pStyle w:val="SourceCode"/>
-      </w:pPr>
-      <w:r>
-        <w:rPr>
-          <w:rStyle w:val="FunctionTok"/>
-        </w:rPr>
-        <w:t xml:space="preserve">cd</w:t>
-      </w:r>
-      <w:r>
-        <w:rPr>
-          <w:rStyle w:val="NormalTok"/>
-        </w:rPr>
-        <w:t xml:space="preserve"> session1-adds</w:t>
-      </w:r>
-      <w:r>
-        <w:br/>
-      </w:r>
-      <w:r>
-        <w:rPr>
-          <w:rStyle w:val="NormalTok"/>
-        </w:rPr>
-        <w:t xml:space="preserve">./labs/Invoke-Aes256Migration.</w:t>
-      </w:r>
-      <w:r>
-        <w:rPr>
-          <w:rStyle w:val="FunctionTok"/>
-        </w:rPr>
-        <w:t xml:space="preserve">ps1</w:t>
-      </w:r>
-      <w:r>
-        <w:rPr>
-          <w:rStyle w:val="NormalTok"/>
-        </w:rPr>
-        <w:t xml:space="preserve"> -ResourceGroupName azfiles-lab -Step Legacy</w:t>
-      </w:r>
-    </w:p>
-    <w:p>
-      <w:pPr>
-        <w:pStyle w:val="FirstParagraph"/>
-      </w:pPr>
-      <w:r>
-        <w:t xml:space="preserve">This does what an admin did three years ago: drops the AD object to</w:t>
-      </w:r>
-      <w:r>
-        <w:t xml:space="preserve"> </w:t>
-      </w:r>
-      <w:r>
-        <w:rPr>
-          <w:b/>
-        </w:rPr>
-        <w:t xml:space="preserve">RC4</w:t>
-      </w:r>
-      <w:r>
-        <w:t xml:space="preserve"> </w:t>
-      </w:r>
-      <w:r>
-        <w:t xml:space="preserve">and</w:t>
-      </w:r>
-      <w:r>
-        <w:t xml:space="preserve"> </w:t>
-      </w:r>
-      <w:r>
-        <w:t xml:space="preserve">writes the</w:t>
-      </w:r>
-      <w:r>
-        <w:t xml:space="preserve"> </w:t>
-      </w:r>
-      <w:r>
-        <w:rPr>
-          <w:b/>
-        </w:rPr>
-        <w:t xml:space="preserve">NetBIOS</w:t>
-      </w:r>
-      <w:r>
-        <w:t xml:space="preserve"> </w:t>
-      </w:r>
-      <w:r>
-        <w:t xml:space="preserve">name into</w:t>
-      </w:r>
-      <w:r>
-        <w:t xml:space="preserve"> </w:t>
-      </w:r>
-      <w:r>
-        <w:rPr>
-          <w:rStyle w:val="VerbatimChar"/>
-        </w:rPr>
-        <w:t xml:space="preserve">ActiveDirectoryDomainName</w:t>
-      </w:r>
-      <w:r>
-        <w:t xml:space="preserve"> </w:t>
-      </w:r>
-      <w:r>
-        <w:t xml:space="preserve">instead of the DNS</w:t>
-      </w:r>
-      <w:r>
-        <w:t xml:space="preserve"> </w:t>
-      </w:r>
-      <w:r>
-        <w:t xml:space="preserve">root. It then mounts the share to prove the state is healthy.</w:t>
-      </w:r>
-    </w:p>
-    <w:p>
-      <w:pPr>
-        <w:pStyle w:val="BodyText"/>
-      </w:pPr>
-      <w:r>
-        <w:t xml:space="preserve">Takes about 3 minutes.</w:t>
-      </w:r>
-      <w:r>
-        <w:t xml:space="preserve"> </w:t>
-      </w:r>
-      <w:r>
-        <w:rPr>
-          <w:b/>
-        </w:rPr>
-        <w:t xml:space="preserve">Read the output</w:t>
-      </w:r>
-      <w:r>
-        <w:t xml:space="preserve">: the mount succeeds and the ticket is</w:t>
-      </w:r>
-      <w:r>
-        <w:t xml:space="preserve"> </w:t>
-      </w:r>
-      <w:r>
-        <w:t xml:space="preserve">RC4. That is the whole point — the wrong</w:t>
-      </w:r>
-      <w:r>
-        <w:t xml:space="preserve"> </w:t>
-      </w:r>
-      <w:r>
-        <w:rPr>
-          <w:rStyle w:val="VerbatimChar"/>
-        </w:rPr>
-        <w:t xml:space="preserve">ActiveDirectoryDomainName</w:t>
-      </w:r>
-      <w:r>
-        <w:t xml:space="preserve"> </w:t>
-      </w:r>
-      <w:r>
-        <w:t xml:space="preserve">is sitting</w:t>
-      </w:r>
-      <w:r>
-        <w:t xml:space="preserve"> </w:t>
-      </w:r>
-      <w:r>
-        <w:t xml:space="preserve">right there and nothing complains, because RC4 keys are unsalted and never</w:t>
-      </w:r>
-      <w:r>
-        <w:t xml:space="preserve"> </w:t>
-      </w:r>
-      <w:r>
-        <w:t xml:space="preserve">consume that value. A defect like this survives for years precisely because it</w:t>
-      </w:r>
-      <w:r>
-        <w:t xml:space="preserve"> </w:t>
-      </w:r>
-      <w:r>
-        <w:t xml:space="preserve">has no symptom.</w:t>
-      </w:r>
-    </w:p>
-    <w:p>
-      <w:pPr>
-        <w:pStyle w:val="BlockText"/>
-      </w:pPr>
-      <w:r>
-        <w:t xml:space="preserve">If the script warns that RC4</w:t>
-      </w:r>
-      <w:r>
-        <w:t xml:space="preserve"> </w:t>
-      </w:r>
-      <w:r>
-        <w:rPr>
-          <w:b/>
-        </w:rPr>
-        <w:t xml:space="preserve">did not</w:t>
-      </w:r>
-      <w:r>
-        <w:t xml:space="preserve"> </w:t>
-      </w:r>
-      <w:r>
-        <w:t xml:space="preserve">mount, this environment has RC4</w:t>
-      </w:r>
-      <w:r>
-        <w:t xml:space="preserve"> </w:t>
-      </w:r>
-      <w:r>
-        <w:t xml:space="preserve">disabled at the OS level. Skip to Step 2 (</w:t>
-      </w:r>
-      <w:r>
-        <w:rPr>
-          <w:rStyle w:val="VerbatimChar"/>
-        </w:rPr>
-        <w:t xml:space="preserve">-Step Enforce</w:t>
-      </w:r>
-      <w:r>
-        <w:t xml:space="preserve">) — you’ll still see</w:t>
-      </w:r>
-      <w:r>
-        <w:t xml:space="preserve"> </w:t>
-      </w:r>
-      <w:r>
-        <w:t xml:space="preserve">the AES-256 failure and the repair, just without the</w:t>
-      </w:r>
-      <w:r>
-        <w:t xml:space="preserve"> </w:t>
-      </w:r>
-      <w:r>
-        <w:t xml:space="preserve">“</w:t>
-      </w:r>
-      <w:r>
-        <w:t xml:space="preserve">invisible for years</w:t>
-      </w:r>
-      <w:r>
-        <w:t xml:space="preserve">”</w:t>
-      </w:r>
-      <w:r>
-        <w:t xml:space="preserve"> </w:t>
-      </w:r>
-      <w:r>
-        <w:t xml:space="preserve">setup.</w:t>
-      </w:r>
-    </w:p>
-    <w:p>
-      <w:pPr>
-        <w:pStyle w:val="Heading2"/>
-      </w:pPr>
-      <w:bookmarkStart w:id="29" w:name="step-2-perform-the-migration"/>
-      <w:r>
-        <w:t xml:space="preserve">Step 2 — perform the migration</w:t>
-      </w:r>
-      <w:bookmarkEnd w:id="29"/>
-    </w:p>
-    <w:p>
-      <w:pPr>
-        <w:pStyle w:val="SourceCode"/>
-      </w:pPr>
-      <w:r>
-        <w:rPr>
-          <w:rStyle w:val="NormalTok"/>
-        </w:rPr>
-        <w:t xml:space="preserve">./labs/Invoke-Aes256Migration.</w:t>
-      </w:r>
-      <w:r>
-        <w:rPr>
-          <w:rStyle w:val="FunctionTok"/>
-        </w:rPr>
-        <w:t xml:space="preserve">ps1</w:t>
-      </w:r>
-      <w:r>
-        <w:rPr>
-          <w:rStyle w:val="NormalTok"/>
-        </w:rPr>
-        <w:t xml:space="preserve"> -ResourceGroupName azfiles-lab -Step Enforce</w:t>
-      </w:r>
-    </w:p>
-    <w:p>
-      <w:pPr>
-        <w:pStyle w:val="FirstParagraph"/>
-      </w:pPr>
-      <w:r>
-        <w:t xml:space="preserve">This flips the AD object to AES-256 only — the change most people would make.</w:t>
-      </w:r>
-    </w:p>
-    <w:p>
-      <w:pPr>
-        <w:pStyle w:val="Heading2"/>
-      </w:pPr>
-      <w:bookmarkStart w:id="30" w:name="step-3-retest-drop-the-smb-session-first"/>
-      <w:r>
-        <w:t xml:space="preserve">Step 3 — retest (drop the SMB</w:t>
-      </w:r>
-      <w:r>
-        <w:t xml:space="preserve"> </w:t>
-      </w:r>
-      <w:r>
-        <w:rPr>
-          <w:i/>
-        </w:rPr>
-        <w:t xml:space="preserve">session</w:t>
-      </w:r>
-      <w:r>
-        <w:t xml:space="preserve"> </w:t>
-      </w:r>
-      <w:r>
-        <w:t xml:space="preserve">first!)</w:t>
-      </w:r>
-      <w:bookmarkEnd w:id="30"/>
-    </w:p>
-    <w:p>
-      <w:pPr>
-        <w:pStyle w:val="FirstParagraph"/>
-      </w:pPr>
-      <w:r>
-        <w:t xml:space="preserve">On the</w:t>
-      </w:r>
-      <w:r>
-        <w:t xml:space="preserve"> </w:t>
-      </w:r>
-      <w:r>
-        <w:rPr>
-          <w:b/>
-        </w:rPr>
-        <w:t xml:space="preserve">Client VM</w:t>
-      </w:r>
-      <w:r>
-        <w:t xml:space="preserve">:</w:t>
-      </w:r>
-    </w:p>
-    <w:p>
-      <w:pPr>
-        <w:pStyle w:val="SourceCode"/>
-      </w:pPr>
-      <w:r>
-        <w:rPr>
-          <w:rStyle w:val="CommentTok"/>
-        </w:rPr>
-        <w:t xml:space="preserve"># in your NORMAL window</w:t>
-      </w:r>
-      <w:r>
-        <w:br/>
-      </w:r>
-      <w:r>
-        <w:rPr>
-          <w:rStyle w:val="NormalTok"/>
-        </w:rPr>
-        <w:t xml:space="preserve">net use * /delete /y</w:t>
-      </w:r>
-      <w:r>
-        <w:br/>
-      </w:r>
-      <w:r>
-        <w:rPr>
-          <w:rStyle w:val="NormalTok"/>
-        </w:rPr>
-        <w:t xml:space="preserve">net use \\&lt;sa&gt;.</w:t>
-      </w:r>
-      <w:r>
-        <w:rPr>
-          <w:rStyle w:val="FunctionTok"/>
-        </w:rPr>
-        <w:t xml:space="preserve">file</w:t>
-      </w:r>
-      <w:r>
-        <w:rPr>
-          <w:rStyle w:val="NormalTok"/>
-        </w:rPr>
-        <w:t xml:space="preserve">.</w:t>
-      </w:r>
-      <w:r>
-        <w:rPr>
-          <w:rStyle w:val="FunctionTok"/>
-        </w:rPr>
-        <w:t xml:space="preserve">core</w:t>
-      </w:r>
-      <w:r>
-        <w:rPr>
-          <w:rStyle w:val="NormalTok"/>
-        </w:rPr>
-        <w:t xml:space="preserve">.</w:t>
-      </w:r>
-      <w:r>
-        <w:rPr>
-          <w:rStyle w:val="FunctionTok"/>
-        </w:rPr>
-        <w:t xml:space="preserve">windows</w:t>
-      </w:r>
-      <w:r>
-        <w:rPr>
-          <w:rStyle w:val="NormalTok"/>
-        </w:rPr>
-        <w:t xml:space="preserve">.</w:t>
-      </w:r>
-      <w:r>
-        <w:rPr>
-          <w:rStyle w:val="FunctionTok"/>
-        </w:rPr>
-        <w:t xml:space="preserve">net</w:t>
-      </w:r>
-      <w:r>
-        <w:rPr>
-          <w:rStyle w:val="NormalTok"/>
-        </w:rPr>
-        <w:t xml:space="preserve">\labshare /delete /y</w:t>
-      </w:r>
-      <w:r>
-        <w:br/>
-      </w:r>
-      <w:r>
-        <w:rPr>
-          <w:rStyle w:val="NormalTok"/>
-        </w:rPr>
-        <w:t xml:space="preserve">net use Z: /delete /y</w:t>
-      </w:r>
-      <w:r>
-        <w:br/>
-      </w:r>
-      <w:r>
-        <w:rPr>
-          <w:rStyle w:val="NormalTok"/>
-        </w:rPr>
-        <w:t xml:space="preserve">klist purge</w:t>
-      </w:r>
-      <w:r>
-        <w:br/>
-      </w:r>
-      <w:r>
-        <w:br/>
-      </w:r>
-      <w:r>
-        <w:rPr>
-          <w:rStyle w:val="CommentTok"/>
-        </w:rPr>
-        <w:t xml:space="preserve"># in the ELEVATED window - Get-SmbConnection requires it.</w:t>
-      </w:r>
-      <w:r>
-        <w:br/>
-      </w:r>
-      <w:r>
-        <w:rPr>
-          <w:rStyle w:val="CommentTok"/>
-        </w:rPr>
-        <w:t xml:space="preserve"># Filter: an unfiltered list also shows the machine's own IPC$ connection to</w:t>
-      </w:r>
-      <w:r>
-        <w:br/>
-      </w:r>
-      <w:r>
-        <w:rPr>
-          <w:rStyle w:val="CommentTok"/>
-        </w:rPr>
-        <w:t xml:space="preserve"># the DC, which is normal and has nothing to do with the share.</w:t>
-      </w:r>
-      <w:r>
-        <w:br/>
-      </w:r>
-      <w:r>
-        <w:rPr>
-          <w:rStyle w:val="NormalTok"/>
-        </w:rPr>
-        <w:t xml:space="preserve">Get-SmbConnection | </w:t>
-      </w:r>
-      <w:r>
-        <w:rPr>
-          <w:rStyle w:val="FunctionTok"/>
-        </w:rPr>
-        <w:t xml:space="preserve">Where-Object</w:t>
-      </w:r>
-      <w:r>
-        <w:rPr>
-          <w:rStyle w:val="NormalTok"/>
-        </w:rPr>
-        <w:t xml:space="preserve"> ServerName -like '*file.</w:t>
-      </w:r>
-      <w:r>
-        <w:rPr>
-          <w:rStyle w:val="FunctionTok"/>
-        </w:rPr>
-        <w:t xml:space="preserve">core</w:t>
-      </w:r>
-      <w:r>
-        <w:rPr>
-          <w:rStyle w:val="NormalTok"/>
-        </w:rPr>
-        <w:t xml:space="preserve">.</w:t>
-      </w:r>
-      <w:r>
-        <w:rPr>
-          <w:rStyle w:val="FunctionTok"/>
-        </w:rPr>
-        <w:t xml:space="preserve">windows</w:t>
-      </w:r>
-      <w:r>
-        <w:rPr>
-          <w:rStyle w:val="NormalTok"/>
-        </w:rPr>
-        <w:t xml:space="preserve">.</w:t>
-      </w:r>
-      <w:r>
-        <w:rPr>
-          <w:rStyle w:val="FunctionTok"/>
-        </w:rPr>
-        <w:t xml:space="preserve">net</w:t>
-      </w:r>
-      <w:r>
-        <w:rPr>
-          <w:rStyle w:val="NormalTok"/>
-        </w:rPr>
-        <w:t xml:space="preserve">'</w:t>
-      </w:r>
-      <w:r>
-        <w:br/>
-      </w:r>
-      <w:r>
-        <w:br/>
-      </w:r>
-      <w:r>
-        <w:rPr>
-          <w:rStyle w:val="CommentTok"/>
-        </w:rPr>
-        <w:t xml:space="preserve"># back in the normal window</w:t>
-      </w:r>
-      <w:r>
-        <w:br/>
-      </w:r>
-      <w:r>
-        <w:rPr>
-          <w:rStyle w:val="NormalTok"/>
-        </w:rPr>
-        <w:t xml:space="preserve">net use Z: \\&lt;sa&gt;.</w:t>
-      </w:r>
-      <w:r>
-        <w:rPr>
-          <w:rStyle w:val="FunctionTok"/>
-        </w:rPr>
-        <w:t xml:space="preserve">file</w:t>
-      </w:r>
-      <w:r>
-        <w:rPr>
-          <w:rStyle w:val="NormalTok"/>
-        </w:rPr>
-        <w:t xml:space="preserve">.</w:t>
-      </w:r>
-      <w:r>
-        <w:rPr>
-          <w:rStyle w:val="FunctionTok"/>
-        </w:rPr>
-        <w:t xml:space="preserve">core</w:t>
-      </w:r>
-      <w:r>
-        <w:rPr>
-          <w:rStyle w:val="NormalTok"/>
-        </w:rPr>
-        <w:t xml:space="preserve">.</w:t>
-      </w:r>
-      <w:r>
-        <w:rPr>
-          <w:rStyle w:val="FunctionTok"/>
-        </w:rPr>
-        <w:t xml:space="preserve">windows</w:t>
-      </w:r>
-      <w:r>
-        <w:rPr>
-          <w:rStyle w:val="NormalTok"/>
-        </w:rPr>
-        <w:t xml:space="preserve">.</w:t>
-      </w:r>
-      <w:r>
-        <w:rPr>
-          <w:rStyle w:val="FunctionTok"/>
-        </w:rPr>
-        <w:t xml:space="preserve">net</w:t>
-      </w:r>
-      <w:r>
-        <w:rPr>
-          <w:rStyle w:val="NormalTok"/>
-        </w:rPr>
-        <w:t xml:space="preserve">\labshare</w:t>
-      </w:r>
-    </w:p>
-    <w:p>
-      <w:pPr>
-        <w:pStyle w:val="FirstParagraph"/>
-      </w:pPr>
-      <w:r>
-        <w:rPr>
-          <w:b/>
-        </w:rPr>
-        <w:t xml:space="preserve">Expected:</w:t>
-      </w:r>
-      <w:r>
-        <w:t xml:space="preserve"> </w:t>
-      </w:r>
-      <w:r>
-        <w:rPr>
-          <w:rStyle w:val="VerbatimChar"/>
-        </w:rPr>
-        <w:t xml:space="preserve">System error 1396</w:t>
-      </w:r>
-      <w:r>
-        <w:t xml:space="preserve">.</w:t>
-      </w:r>
-    </w:p>
-    <w:p>
-      <w:pPr>
-        <w:pStyle w:val="BlockText"/>
-      </w:pPr>
-      <w:r>
-        <w:t xml:space="preserve">Two things that will bite you here.</w:t>
-      </w:r>
-      <w:r>
-        <w:t xml:space="preserve"> </w:t>
-      </w:r>
-      <w:r>
-        <w:rPr>
-          <w:rStyle w:val="VerbatimChar"/>
-          <w:b/>
-        </w:rPr>
-        <w:t xml:space="preserve">Get-SmbConnection</w:t>
-      </w:r>
-      <w:r>
-        <w:rPr>
-          <w:b/>
-        </w:rPr>
-        <w:t xml:space="preserve"> </w:t>
-      </w:r>
-      <w:r>
-        <w:rPr>
-          <w:b/>
-        </w:rPr>
-        <w:t xml:space="preserve">needs an elevated</w:t>
-      </w:r>
-      <w:r>
-        <w:rPr>
-          <w:b/>
-        </w:rPr>
-        <w:t xml:space="preserve"> </w:t>
-      </w:r>
-      <w:r>
-        <w:rPr>
-          <w:b/>
-        </w:rPr>
-        <w:t xml:space="preserve">window</w:t>
-      </w:r>
-      <w:r>
-        <w:t xml:space="preserve"> </w:t>
-      </w:r>
-      <w:r>
-        <w:t xml:space="preserve">— a standard token gets</w:t>
-      </w:r>
-      <w:r>
-        <w:t xml:space="preserve"> </w:t>
-      </w:r>
-      <w:r>
-        <w:rPr>
-          <w:i/>
-        </w:rPr>
-        <w:t xml:space="preserve">“</w:t>
-      </w:r>
-      <w:r>
-        <w:rPr>
-          <w:i/>
-        </w:rPr>
-        <w:t xml:space="preserve">Access is denied</w:t>
-      </w:r>
-      <w:r>
-        <w:rPr>
-          <w:i/>
-        </w:rPr>
-        <w:t xml:space="preserve">”</w:t>
-      </w:r>
-      <w:r>
-        <w:t xml:space="preserve">, even for a local admin.</w:t>
-      </w:r>
-      <w:r>
-        <w:t xml:space="preserve"> </w:t>
-      </w:r>
-      <w:r>
-        <w:t xml:space="preserve">And</w:t>
-      </w:r>
-      <w:r>
-        <w:t xml:space="preserve"> </w:t>
-      </w:r>
-      <w:r>
-        <w:rPr>
-          <w:rStyle w:val="VerbatimChar"/>
-          <w:b/>
-        </w:rPr>
-        <w:t xml:space="preserve">System error 85</w:t>
-      </w:r>
-      <w:r>
-        <w:rPr>
-          <w:b/>
-        </w:rPr>
-        <w:t xml:space="preserve"> </w:t>
-      </w:r>
-      <w:r>
-        <w:rPr>
-          <w:b/>
-        </w:rPr>
-        <w:t xml:space="preserve">(</w:t>
-      </w:r>
-      <w:r>
-        <w:rPr>
-          <w:b/>
-        </w:rPr>
-        <w:t xml:space="preserve">“</w:t>
-      </w:r>
-      <w:r>
-        <w:rPr>
-          <w:b/>
-        </w:rPr>
-        <w:t xml:space="preserve">the local device name is already in use</w:t>
-      </w:r>
-      <w:r>
-        <w:rPr>
-          <w:b/>
-        </w:rPr>
-        <w:t xml:space="preserve">”</w:t>
-      </w:r>
-      <w:r>
-        <w:rPr>
-          <w:b/>
-        </w:rPr>
-        <w:t xml:space="preserve">)</w:t>
-      </w:r>
-      <w:r>
-        <w:t xml:space="preserve"> </w:t>
-      </w:r>
-      <w:r>
-        <w:t xml:space="preserve">while</w:t>
-      </w:r>
-      <w:r>
-        <w:t xml:space="preserve"> </w:t>
-      </w:r>
-      <w:r>
-        <w:rPr>
-          <w:rStyle w:val="VerbatimChar"/>
-        </w:rPr>
-        <w:t xml:space="preserve">net use</w:t>
-      </w:r>
-      <w:r>
-        <w:t xml:space="preserve"> </w:t>
-      </w:r>
-      <w:r>
-        <w:t xml:space="preserve">lists nothing means a dead mapping still owns the letter: clear it</w:t>
-      </w:r>
-      <w:r>
-        <w:t xml:space="preserve"> </w:t>
-      </w:r>
-      <w:r>
-        <w:t xml:space="preserve">with</w:t>
-      </w:r>
-      <w:r>
-        <w:t xml:space="preserve"> </w:t>
-      </w:r>
-      <w:r>
-        <w:rPr>
-          <w:rStyle w:val="VerbatimChar"/>
-        </w:rPr>
-        <w:t xml:space="preserve">net use Z: /delete /y</w:t>
-      </w:r>
-      <w:r>
-        <w:t xml:space="preserve"> </w:t>
-      </w:r>
-      <w:r>
-        <w:t xml:space="preserve">or</w:t>
-      </w:r>
-      <w:r>
-        <w:t xml:space="preserve"> </w:t>
-      </w:r>
-      <w:r>
-        <w:rPr>
-          <w:rStyle w:val="VerbatimChar"/>
-        </w:rPr>
-        <w:t xml:space="preserve">Remove-SmbMapping -LocalPath Z: -Force</w:t>
-      </w:r>
-      <w:r>
-        <w:t xml:space="preserve">.</w:t>
-      </w:r>
-    </w:p>
-    <w:p>
-      <w:pPr>
-        <w:pStyle w:val="BlockText"/>
-      </w:pPr>
-      <w:r>
-        <w:t xml:space="preserve">Deleting mappings and purging tickets is</w:t>
-      </w:r>
-      <w:r>
-        <w:t xml:space="preserve"> </w:t>
-      </w:r>
-      <w:r>
-        <w:rPr>
-          <w:b/>
-        </w:rPr>
-        <w:t xml:space="preserve">not enough</w:t>
-      </w:r>
-      <w:r>
-        <w:t xml:space="preserve"> </w:t>
-      </w:r>
-      <w:r>
-        <w:t xml:space="preserve">— neither kills the</w:t>
-      </w:r>
-      <w:r>
-        <w:t xml:space="preserve"> </w:t>
-      </w:r>
-      <w:r>
-        <w:t xml:space="preserve">SMB</w:t>
-      </w:r>
-      <w:r>
-        <w:t xml:space="preserve"> </w:t>
-      </w:r>
-      <w:r>
-        <w:rPr>
-          <w:i/>
-        </w:rPr>
-        <w:t xml:space="preserve">session</w:t>
-      </w:r>
-      <w:r>
-        <w:t xml:space="preserve">, and a TreeConnect on a live session performs no new</w:t>
-      </w:r>
-      <w:r>
-        <w:t xml:space="preserve"> </w:t>
-      </w:r>
-      <w:r>
-        <w:t xml:space="preserve">authentication, so the old session keeps working after any key change.</w:t>
-      </w:r>
-      <w:r>
-        <w:t xml:space="preserve"> </w:t>
-      </w:r>
-      <w:r>
-        <w:rPr>
-          <w:rStyle w:val="VerbatimChar"/>
-        </w:rPr>
-        <w:t xml:space="preserve">Get-SmbConnection</w:t>
-      </w:r>
-      <w:r>
-        <w:t xml:space="preserve"> </w:t>
-      </w:r>
-      <w:r>
-        <w:t xml:space="preserve">must show</w:t>
-      </w:r>
-      <w:r>
-        <w:t xml:space="preserve"> </w:t>
-      </w:r>
-      <w:r>
-        <w:rPr>
-          <w:b/>
-        </w:rPr>
-        <w:t xml:space="preserve">no entry</w:t>
-      </w:r>
-      <w:r>
-        <w:t xml:space="preserve"> </w:t>
-      </w:r>
-      <w:r>
-        <w:t xml:space="preserve">for the storage account before you</w:t>
-      </w:r>
-      <w:r>
-        <w:t xml:space="preserve"> </w:t>
-      </w:r>
-      <w:r>
-        <w:t xml:space="preserve">retest.</w:t>
-      </w:r>
-    </w:p>
-    <w:p>
-      <w:pPr>
-        <w:pStyle w:val="BlockText"/>
-      </w:pPr>
-      <w:r>
-        <w:rPr>
-          <w:b/>
-        </w:rPr>
-        <w:t xml:space="preserve">How to spot it when it bites you:</w:t>
-      </w:r>
-      <w:r>
-        <w:t xml:space="preserve"> </w:t>
-      </w:r>
-      <w:r>
-        <w:t xml:space="preserve">the mount</w:t>
-      </w:r>
-      <w:r>
-        <w:t xml:space="preserve"> </w:t>
-      </w:r>
-      <w:r>
-        <w:t xml:space="preserve">“</w:t>
-      </w:r>
-      <w:r>
-        <w:t xml:space="preserve">succeeds</w:t>
-      </w:r>
-      <w:r>
-        <w:t xml:space="preserve">”</w:t>
-      </w:r>
-      <w:r>
-        <w:t xml:space="preserve"> </w:t>
-      </w:r>
-      <w:r>
-        <w:t xml:space="preserve">but</w:t>
-      </w:r>
-      <w:r>
-        <w:t xml:space="preserve"> </w:t>
-      </w:r>
-      <w:r>
-        <w:rPr>
-          <w:rStyle w:val="VerbatimChar"/>
-        </w:rPr>
-        <w:t xml:space="preserve">klist</w:t>
-      </w:r>
-      <w:r>
-        <w:t xml:space="preserve"> </w:t>
-      </w:r>
-      <w:r>
-        <w:t xml:space="preserve">shows</w:t>
-      </w:r>
-      <w:r>
-        <w:t xml:space="preserve"> </w:t>
-      </w:r>
-      <w:r>
-        <w:rPr>
-          <w:b/>
-        </w:rPr>
-        <w:t xml:space="preserve">zero tickets</w:t>
-      </w:r>
-      <w:r>
-        <w:t xml:space="preserve">. Success without tickets means no Kerberos exchange happened</w:t>
-      </w:r>
-      <w:r>
-        <w:t xml:space="preserve"> </w:t>
-      </w:r>
-      <w:r>
-        <w:t xml:space="preserve">— you tested the old session, not the new configuration. Sign out/in (or,</w:t>
-      </w:r>
-      <w:r>
-        <w:t xml:space="preserve"> </w:t>
-      </w:r>
-      <w:r>
-        <w:t xml:space="preserve">elevated,</w:t>
-      </w:r>
-      <w:r>
-        <w:t xml:space="preserve"> </w:t>
-      </w:r>
-      <w:r>
-        <w:rPr>
-          <w:rStyle w:val="VerbatimChar"/>
-        </w:rPr>
-        <w:t xml:space="preserve">Restart-Service LanmanWorkstation -Force</w:t>
-      </w:r>
-      <w:r>
-        <w:t xml:space="preserve">) and retest. The same</w:t>
-      </w:r>
-      <w:r>
-        <w:t xml:space="preserve"> </w:t>
-      </w:r>
-      <w:r>
-        <w:t xml:space="preserve">trap shows up in real support cases as</w:t>
-      </w:r>
-      <w:r>
-        <w:t xml:space="preserve"> </w:t>
-      </w:r>
-      <w:r>
-        <w:rPr>
-          <w:i/>
-        </w:rPr>
-        <w:t xml:space="preserve">“</w:t>
-      </w:r>
-      <w:r>
-        <w:rPr>
-          <w:i/>
-        </w:rPr>
-        <w:t xml:space="preserve">we changed the auth config and</w:t>
-      </w:r>
-      <w:r>
-        <w:rPr>
-          <w:i/>
-        </w:rPr>
-        <w:t xml:space="preserve"> </w:t>
-      </w:r>
-      <w:r>
-        <w:rPr>
-          <w:i/>
-        </w:rPr>
-        <w:t xml:space="preserve">nothing happened</w:t>
-      </w:r>
-      <w:r>
-        <w:rPr>
-          <w:i/>
-        </w:rPr>
-        <w:t xml:space="preserve">”</w:t>
-      </w:r>
-      <w:r>
-        <w:t xml:space="preserve">.</w:t>
-      </w:r>
-    </w:p>
-    <w:p>
-      <w:pPr>
-        <w:pStyle w:val="Heading2"/>
-      </w:pPr>
-      <w:bookmarkStart w:id="31" w:name="step-4-diagnose-from-evidence"/>
-      <w:r>
-        <w:t xml:space="preserve">Step 4 — diagnose from evidence</w:t>
-      </w:r>
-      <w:bookmarkEnd w:id="31"/>
-    </w:p>
-    <w:p>
-      <w:pPr>
-        <w:pStyle w:val="SourceCode"/>
-      </w:pPr>
-      <w:r>
-        <w:rPr>
-          <w:rStyle w:val="NormalTok"/>
-        </w:rPr>
-        <w:t xml:space="preserve">C:\LabTools\Get-KerberosEvidence.</w:t>
-      </w:r>
-      <w:r>
-        <w:rPr>
-          <w:rStyle w:val="FunctionTok"/>
-        </w:rPr>
-        <w:t xml:space="preserve">ps1</w:t>
-      </w:r>
-      <w:r>
-        <w:rPr>
-          <w:rStyle w:val="NormalTok"/>
-        </w:rPr>
-        <w:t xml:space="preserve"> -StorageAccount &lt;sa&gt;</w:t>
-      </w:r>
-      <w:r>
-        <w:br/>
-      </w:r>
-      <w:r>
-        <w:rPr>
-          <w:rStyle w:val="NormalTok"/>
-        </w:rPr>
-        <w:t xml:space="preserve">klist</w:t>
-      </w:r>
-    </w:p>
-    <w:p>
-      <w:pPr>
-        <w:pStyle w:val="FirstParagraph"/>
-      </w:pPr>
-      <w:r>
-        <w:t xml:space="preserve">The ticket</w:t>
-      </w:r>
-      <w:r>
-        <w:t xml:space="preserve"> </w:t>
-      </w:r>
-      <w:r>
-        <w:rPr>
-          <w:b/>
-        </w:rPr>
-        <w:t xml:space="preserve">is</w:t>
-      </w:r>
-      <w:r>
-        <w:t xml:space="preserve"> </w:t>
-      </w:r>
-      <w:r>
-        <w:t xml:space="preserve">issued, and it’s</w:t>
-      </w:r>
-      <w:r>
-        <w:t xml:space="preserve"> </w:t>
-      </w:r>
-      <w:r>
-        <w:rPr>
-          <w:b/>
-        </w:rPr>
-        <w:t xml:space="preserve">AES-256</w:t>
-      </w:r>
-      <w:r>
-        <w:t xml:space="preserve">. On the</w:t>
-      </w:r>
-      <w:r>
-        <w:t xml:space="preserve"> </w:t>
-      </w:r>
-      <w:r>
-        <w:rPr>
-          <w:b/>
-        </w:rPr>
-        <w:t xml:space="preserve">DC</w:t>
-      </w:r>
-      <w:r>
-        <w:t xml:space="preserve">:</w:t>
-      </w:r>
-    </w:p>
-    <w:p>
-      <w:pPr>
-        <w:pStyle w:val="SourceCode"/>
-      </w:pPr>
-      <w:r>
-        <w:rPr>
-          <w:rStyle w:val="FunctionTok"/>
-        </w:rPr>
-        <w:t xml:space="preserve">Get-WinEvent</w:t>
-      </w:r>
-      <w:r>
-        <w:rPr>
-          <w:rStyle w:val="NormalTok"/>
-        </w:rPr>
-        <w:t xml:space="preserve"> -FilterHashtable @{LogName='Security'; Id=4769} -MaxEvents 3 |</w:t>
-      </w:r>
-      <w:r>
-        <w:br/>
-      </w:r>
-      <w:r>
-        <w:rPr>
-          <w:rStyle w:val="NormalTok"/>
-        </w:rPr>
-        <w:t xml:space="preserve">  </w:t>
-      </w:r>
-      <w:r>
-        <w:rPr>
-          <w:rStyle w:val="FunctionTok"/>
-        </w:rPr>
-        <w:t xml:space="preserve">Format-List</w:t>
-      </w:r>
-      <w:r>
-        <w:rPr>
-          <w:rStyle w:val="NormalTok"/>
-        </w:rPr>
-        <w:t xml:space="preserve"> TimeCreated, Message</w:t>
-      </w:r>
-    </w:p>
-    <w:p>
-      <w:pPr>
-        <w:pStyle w:val="FirstParagraph"/>
-      </w:pPr>
-      <w:r>
-        <w:t xml:space="preserve">Event 4769 says</w:t>
-      </w:r>
-      <w:r>
-        <w:t xml:space="preserve"> </w:t>
-      </w:r>
-      <w:r>
-        <w:rPr>
-          <w:b/>
-        </w:rPr>
-        <w:t xml:space="preserve">success</w:t>
-      </w:r>
-      <w:r>
-        <w:t xml:space="preserve">. So the KDC, the SPN, and the encryption type are</w:t>
-      </w:r>
-      <w:r>
-        <w:t xml:space="preserve"> </w:t>
-      </w:r>
-      <w:r>
-        <w:t xml:space="preserve">all fine — the only thing left is the key the</w:t>
-      </w:r>
-      <w:r>
-        <w:t xml:space="preserve"> </w:t>
-      </w:r>
-      <w:r>
-        <w:rPr>
-          <w:b/>
-        </w:rPr>
-        <w:t xml:space="preserve">service</w:t>
-      </w:r>
-      <w:r>
-        <w:t xml:space="preserve"> </w:t>
-      </w:r>
-      <w:r>
-        <w:t xml:space="preserve">uses to decrypt. Why</w:t>
-      </w:r>
-      <w:r>
-        <w:t xml:space="preserve"> </w:t>
-      </w:r>
-      <w:r>
-        <w:t xml:space="preserve">would that be wrong when nothing about the password changed?</w:t>
-      </w:r>
-    </w:p>
-    <w:p>
-      <w:pPr>
-        <w:pStyle w:val="BodyText"/>
-      </w:pPr>
-      <w:r>
-        <w:t xml:space="preserve">Because the AES key is derived with a</w:t>
-      </w:r>
-      <w:r>
-        <w:t xml:space="preserve"> </w:t>
-      </w:r>
-      <w:r>
-        <w:rPr>
-          <w:b/>
-        </w:rPr>
-        <w:t xml:space="preserve">salt</w:t>
-      </w:r>
-      <w:r>
-        <w:t xml:space="preserve"> </w:t>
-      </w:r>
-      <w:r>
-        <w:t xml:space="preserve">built from</w:t>
-      </w:r>
-      <w:r>
-        <w:t xml:space="preserve"> </w:t>
-      </w:r>
-      <w:r>
-        <w:rPr>
-          <w:rStyle w:val="VerbatimChar"/>
-        </w:rPr>
-        <w:t xml:space="preserve">DomainName + SamAccountName + AccountType</w:t>
-      </w:r>
-      <w:r>
-        <w:t xml:space="preserve">. Now run</w:t>
-      </w:r>
-      <w:r>
-        <w:t xml:space="preserve"> </w:t>
-      </w:r>
-      <w:r>
-        <w:rPr>
-          <w:rStyle w:val="VerbatimChar"/>
-        </w:rPr>
-        <w:t xml:space="preserve">-Step Status</w:t>
-      </w:r>
-      <w:r>
-        <w:t xml:space="preserve"> </w:t>
-      </w:r>
-      <w:r>
-        <w:t xml:space="preserve">and look</w:t>
-      </w:r>
-      <w:r>
-        <w:t xml:space="preserve"> </w:t>
-      </w:r>
-      <w:r>
-        <w:t xml:space="preserve">at</w:t>
-      </w:r>
-      <w:r>
-        <w:t xml:space="preserve"> </w:t>
-      </w:r>
-      <w:r>
-        <w:rPr>
-          <w:rStyle w:val="VerbatimChar"/>
-        </w:rPr>
-        <w:t xml:space="preserve">ActiveDirectoryDomainName</w:t>
-      </w:r>
-      <w:r>
-        <w:t xml:space="preserve">: it holds the</w:t>
-      </w:r>
-      <w:r>
-        <w:t xml:space="preserve"> </w:t>
-      </w:r>
-      <w:r>
-        <w:rPr>
-          <w:b/>
-        </w:rPr>
-        <w:t xml:space="preserve">NetBIOS</w:t>
-      </w:r>
-      <w:r>
-        <w:t xml:space="preserve"> </w:t>
-      </w:r>
-      <w:r>
-        <w:t xml:space="preserve">name, not the DNS root.</w:t>
-      </w:r>
-      <w:r>
-        <w:t xml:space="preserve"> </w:t>
-      </w:r>
-      <w:r>
-        <w:t xml:space="preserve">Under RC4 (unsalted) that never mattered. Under AES-256 it’s fatal.</w:t>
-      </w:r>
-    </w:p>
-    <w:p>
-      <w:pPr>
-        <w:pStyle w:val="Heading2"/>
-      </w:pPr>
-      <w:bookmarkStart w:id="32" w:name="step-5-repair-in-the-right-order"/>
-      <w:r>
-        <w:t xml:space="preserve">Step 5 — repair, in the right order</w:t>
-      </w:r>
-      <w:bookmarkEnd w:id="32"/>
-    </w:p>
-    <w:p>
-      <w:pPr>
-        <w:pStyle w:val="SourceCode"/>
-      </w:pPr>
-      <w:r>
-        <w:rPr>
-          <w:rStyle w:val="NormalTok"/>
-        </w:rPr>
-        <w:t xml:space="preserve">./labs/Invoke-Aes256Migration.</w:t>
-      </w:r>
-      <w:r>
-        <w:rPr>
-          <w:rStyle w:val="FunctionTok"/>
-        </w:rPr>
-        <w:t xml:space="preserve">ps1</w:t>
-      </w:r>
-      <w:r>
-        <w:rPr>
-          <w:rStyle w:val="NormalTok"/>
-        </w:rPr>
-        <w:t xml:space="preserve"> -ResourceGroupName azfiles-lab -Step Repair</w:t>
-      </w:r>
-    </w:p>
-    <w:p>
-      <w:pPr>
-        <w:pStyle w:val="FirstParagraph"/>
-      </w:pPr>
-      <w:r>
-        <w:t xml:space="preserve">It does three things, and the order is the lesson:</w:t>
-      </w:r>
-    </w:p>
-    <w:p>
-      <w:pPr>
-        <w:numPr>
-          <w:ilvl w:val="0"/>
-          <w:numId w:val="1003"/>
-        </w:numPr>
-        <w:pStyle w:val="Compact"/>
-      </w:pPr>
-      <w:r>
-        <w:t xml:space="preserve">correct</w:t>
-      </w:r>
-      <w:r>
-        <w:t xml:space="preserve"> </w:t>
-      </w:r>
-      <w:r>
-        <w:rPr>
-          <w:rStyle w:val="VerbatimChar"/>
-        </w:rPr>
-        <w:t xml:space="preserve">ActiveDirectoryDomainName</w:t>
-      </w:r>
-      <w:r>
-        <w:t xml:space="preserve"> </w:t>
-      </w:r>
-      <w:r>
-        <w:t xml:space="preserve">to the DNS root — passing the</w:t>
-      </w:r>
-      <w:r>
-        <w:t xml:space="preserve"> </w:t>
-      </w:r>
-      <w:r>
-        <w:rPr>
-          <w:b/>
-        </w:rPr>
-        <w:t xml:space="preserve">full</w:t>
-      </w:r>
-      <w:r>
-        <w:t xml:space="preserve"> </w:t>
-      </w:r>
-      <w:r>
-        <w:t xml:space="preserve">parameter set (a partial</w:t>
-      </w:r>
-      <w:r>
-        <w:t xml:space="preserve"> </w:t>
-      </w:r>
-      <w:r>
-        <w:rPr>
-          <w:rStyle w:val="VerbatimChar"/>
-        </w:rPr>
-        <w:t xml:space="preserve">Set-AzStorageAccount</w:t>
-      </w:r>
-      <w:r>
-        <w:t xml:space="preserve"> </w:t>
-      </w:r>
-      <w:r>
-        <w:t xml:space="preserve">is silently ignored)</w:t>
-      </w:r>
-    </w:p>
-    <w:p>
-      <w:pPr>
-        <w:numPr>
-          <w:ilvl w:val="0"/>
-          <w:numId w:val="1003"/>
-        </w:numPr>
-        <w:pStyle w:val="Compact"/>
-      </w:pPr>
-      <w:r>
-        <w:rPr>
-          <w:b/>
-        </w:rPr>
-        <w:t xml:space="preserve">regenerate the kerb key</w:t>
-      </w:r>
-      <w:r>
-        <w:t xml:space="preserve"> </w:t>
-      </w:r>
-      <w:r>
-        <w:t xml:space="preserve">— this is when the new salt is baked in</w:t>
-      </w:r>
-    </w:p>
-    <w:p>
-      <w:pPr>
-        <w:numPr>
-          <w:ilvl w:val="0"/>
-          <w:numId w:val="1003"/>
-        </w:numPr>
-        <w:pStyle w:val="Compact"/>
-      </w:pPr>
-      <w:r>
-        <w:t xml:space="preserve">reset the AD object’s password to that key, and force replication</w:t>
-      </w:r>
-    </w:p>
-    <w:p>
-      <w:pPr>
-        <w:pStyle w:val="FirstParagraph"/>
-      </w:pPr>
-      <w:r>
-        <w:t xml:space="preserve">Retest on the Client VM (</w:t>
-      </w:r>
-      <w:r>
-        <w:rPr>
-          <w:rStyle w:val="VerbatimChar"/>
-        </w:rPr>
-        <w:t xml:space="preserve">net use * /delete /y</w:t>
-      </w:r>
-      <w:r>
-        <w:t xml:space="preserve">,</w:t>
-      </w:r>
-      <w:r>
-        <w:t xml:space="preserve"> </w:t>
-      </w:r>
-      <w:r>
-        <w:rPr>
-          <w:rStyle w:val="VerbatimChar"/>
-        </w:rPr>
-        <w:t xml:space="preserve">klist purge</w:t>
-      </w:r>
-      <w:r>
-        <w:t xml:space="preserve">, mount).</w:t>
-      </w:r>
-      <w:r>
-        <w:t xml:space="preserve"> </w:t>
-      </w:r>
-      <w:r>
-        <w:rPr>
-          <w:rStyle w:val="VerbatimChar"/>
-        </w:rPr>
-        <w:t xml:space="preserve">klist</w:t>
-      </w:r>
-      <w:r>
-        <w:t xml:space="preserve"> </w:t>
-      </w:r>
-      <w:r>
-        <w:t xml:space="preserve">should now show</w:t>
-      </w:r>
-      <w:r>
-        <w:t xml:space="preserve"> </w:t>
-      </w:r>
-      <w:r>
-        <w:rPr>
-          <w:b/>
-        </w:rPr>
-        <w:t xml:space="preserve">AES-256-CTS-HMAC-SHA1-96</w:t>
-      </w:r>
-      <w:r>
-        <w:t xml:space="preserve">.</w:t>
-      </w:r>
-    </w:p>
-    <w:p>
-      <w:pPr>
-        <w:pStyle w:val="BodyText"/>
-      </w:pPr>
-      <w:r>
-        <w:rPr>
-          <w:b/>
-        </w:rPr>
-        <w:t xml:space="preserve">Why fixing the property alone isn’t enough:</w:t>
-      </w:r>
-      <w:r>
-        <w:t xml:space="preserve"> </w:t>
-      </w:r>
-      <w:r>
-        <w:t xml:space="preserve">the salt is consumed at key</w:t>
-      </w:r>
-      <w:r>
-        <w:t xml:space="preserve"> </w:t>
-      </w:r>
-      <w:r>
-        <w:t xml:space="preserve">generation time. Change the property and stop there, and nothing happens — the</w:t>
-      </w:r>
-      <w:r>
-        <w:t xml:space="preserve"> </w:t>
-      </w:r>
-      <w:r>
-        <w:t xml:space="preserve">existing key still carries the old salt.</w:t>
-      </w:r>
-    </w:p>
-    <w:p>
-      <w:pPr>
-        <w:pStyle w:val="BodyText"/>
-      </w:pPr>
-      <w:r>
-        <w:rPr>
-          <w:i/>
-        </w:rPr>
-        <w:t xml:space="preserve">Want to run it again?</w:t>
-      </w:r>
-      <w:r>
-        <w:t xml:space="preserve"> </w:t>
-      </w:r>
-      <w:r>
-        <w:rPr>
-          <w:rStyle w:val="VerbatimChar"/>
-        </w:rPr>
-        <w:t xml:space="preserve">-Step Legacy</w:t>
-      </w:r>
-      <w:r>
-        <w:t xml:space="preserve"> </w:t>
-      </w:r>
-      <w:r>
-        <w:t xml:space="preserve">puts the defect back. (</w:t>
-      </w:r>
-      <w:r>
-        <w:rPr>
-          <w:rStyle w:val="VerbatimChar"/>
-        </w:rPr>
-        <w:t xml:space="preserve">-Step Rollback</w:t>
-      </w:r>
-      <w:r>
-        <w:t xml:space="preserve"> </w:t>
-      </w:r>
-      <w:r>
-        <w:t xml:space="preserve">still works as its old name.) Leave the account</w:t>
-      </w:r>
-      <w:r>
-        <w:t xml:space="preserve"> </w:t>
-      </w:r>
-      <w:r>
-        <w:rPr>
-          <w:b/>
-        </w:rPr>
-        <w:t xml:space="preserve">repaired</w:t>
-      </w:r>
-      <w:r>
-        <w:t xml:space="preserve"> </w:t>
-      </w:r>
-      <w:r>
-        <w:t xml:space="preserve">at the end of the</w:t>
-      </w:r>
-      <w:r>
-        <w:t xml:space="preserve"> </w:t>
-      </w:r>
-      <w:r>
-        <w:t xml:space="preserve">session so it’s in the supported state for Session 2.</w:t>
-      </w:r>
-    </w:p>
-    <w:p>
-      <w:r>
-        <w:pict>
-          <v:rect style="width:0;height:1.5pt" o:hralign="center" o:hrstd="t" o:hr="t"/>
-        </w:pict>
-      </w:r>
-    </w:p>
-    <w:p>
-      <w:pPr>
-        <w:pStyle w:val="Heading1"/>
-      </w:pPr>
-      <w:bookmarkStart w:id="33" w:name="X2dc5c0b3521191f27bb44e783cad63fc98502e1"/>
-      <w:r>
-        <w:t xml:space="preserve">Lab 4 · Access denied — with a perfect Kerberos ticket ★</w:t>
-      </w:r>
-      <w:bookmarkEnd w:id="33"/>
-    </w:p>
-    <w:p>
-      <w:pPr>
-        <w:pStyle w:val="FirstParagraph"/>
-      </w:pPr>
-      <w:r>
-        <w:t xml:space="preserve">A real support case: a share stopped being reachable and the error said</w:t>
-      </w:r>
-      <w:r>
-        <w:t xml:space="preserve"> </w:t>
-      </w:r>
-      <w:r>
-        <w:rPr>
-          <w:i/>
-        </w:rPr>
-        <w:t xml:space="preserve">“</w:t>
-      </w:r>
-      <w:r>
-        <w:rPr>
-          <w:i/>
-        </w:rPr>
-        <w:t xml:space="preserve">the user name or password is incorrect.</w:t>
-      </w:r>
-      <w:r>
-        <w:rPr>
-          <w:i/>
-        </w:rPr>
-        <w:t xml:space="preserve">”</w:t>
-      </w:r>
-      <w:r>
-        <w:t xml:space="preserve"> </w:t>
-      </w:r>
-      <w:r>
-        <w:t xml:space="preserve">Kerberos was healthy the whole time.</w:t>
-      </w:r>
-    </w:p>
-    <w:p>
-      <w:pPr>
-        <w:pStyle w:val="Heading2"/>
-      </w:pPr>
-      <w:bookmarkStart w:id="34" w:name="break-it"/>
-      <w:r>
-        <w:t xml:space="preserve">Break it</w:t>
-      </w:r>
-      <w:bookmarkEnd w:id="34"/>
-    </w:p>
-    <w:p>
-      <w:pPr>
-        <w:pStyle w:val="SourceCode"/>
-      </w:pPr>
-      <w:r>
-        <w:rPr>
-          <w:rStyle w:val="NormalTok"/>
-        </w:rPr>
-        <w:t xml:space="preserve">./faults/Invoke-Fault.</w:t>
-      </w:r>
-      <w:r>
-        <w:rPr>
-          <w:rStyle w:val="FunctionTok"/>
-        </w:rPr>
-        <w:t xml:space="preserve">ps1</w:t>
-      </w:r>
-      <w:r>
-        <w:rPr>
-          <w:rStyle w:val="NormalTok"/>
-        </w:rPr>
-        <w:t xml:space="preserve"> -ResourceGroupName azfiles-lab -Fault CipherMismatch</w:t>
-      </w:r>
-    </w:p>
-    <w:p>
-      <w:pPr>
-        <w:pStyle w:val="FirstParagraph"/>
-      </w:pPr>
-      <w:r>
-        <w:t xml:space="preserve">The storage account is set to allow</w:t>
-      </w:r>
-      <w:r>
-        <w:t xml:space="preserve"> </w:t>
-      </w:r>
-      <w:r>
-        <w:rPr>
-          <w:b/>
-        </w:rPr>
-        <w:t xml:space="preserve">AES-256-GCM only</w:t>
-      </w:r>
-      <w:r>
-        <w:t xml:space="preserve">; the client is set to</w:t>
-      </w:r>
-      <w:r>
-        <w:t xml:space="preserve"> </w:t>
-      </w:r>
-      <w:r>
-        <w:t xml:space="preserve">offer</w:t>
-      </w:r>
-      <w:r>
-        <w:t xml:space="preserve"> </w:t>
-      </w:r>
-      <w:r>
-        <w:rPr>
-          <w:b/>
-        </w:rPr>
-        <w:t xml:space="preserve">AES-128-GCM</w:t>
-      </w:r>
-      <w:r>
-        <w:t xml:space="preserve">.</w:t>
-      </w:r>
-    </w:p>
-    <w:p>
-      <w:pPr>
-        <w:pStyle w:val="Heading2"/>
-      </w:pPr>
-      <w:bookmarkStart w:id="35" w:name="reproduce-client-vm"/>
-      <w:r>
-        <w:t xml:space="preserve">Reproduce (Client VM)</w:t>
-      </w:r>
-      <w:bookmarkEnd w:id="35"/>
-    </w:p>
-    <w:p>
-      <w:pPr>
-        <w:pStyle w:val="SourceCode"/>
-      </w:pPr>
-      <w:r>
-        <w:rPr>
-          <w:rStyle w:val="VerbatimChar"/>
-        </w:rPr>
-        <w:t xml:space="preserve">net use * /delete /y</w:t>
-      </w:r>
-      <w:r>
-        <w:br/>
-      </w:r>
-      <w:r>
-        <w:rPr>
-          <w:rStyle w:val="VerbatimChar"/>
-        </w:rPr>
-        <w:t xml:space="preserve">klist purge</w:t>
-      </w:r>
-      <w:r>
-        <w:br/>
-      </w:r>
-      <w:r>
-        <w:rPr>
-          <w:rStyle w:val="VerbatimChar"/>
-        </w:rPr>
-        <w:t xml:space="preserve">net use Z: \\&lt;sa&gt;.file.core.windows.net\labshare</w:t>
-      </w:r>
-    </w:p>
-    <w:p>
-      <w:pPr>
-        <w:pStyle w:val="FirstParagraph"/>
-      </w:pPr>
-      <w:r>
-        <w:rPr>
-          <w:b/>
-        </w:rPr>
-        <w:t xml:space="preserve">Expected:</w:t>
-      </w:r>
-      <w:r>
-        <w:t xml:space="preserve"> </w:t>
-      </w:r>
-      <w:r>
-        <w:rPr>
-          <w:rStyle w:val="VerbatimChar"/>
-        </w:rPr>
-        <w:t xml:space="preserve">Access is denied</w:t>
-      </w:r>
-      <w:r>
-        <w:t xml:space="preserve"> </w:t>
-      </w:r>
-      <w:r>
-        <w:t xml:space="preserve">(or</w:t>
-      </w:r>
-      <w:r>
-        <w:t xml:space="preserve"> </w:t>
-      </w:r>
-      <w:r>
-        <w:t xml:space="preserve">“</w:t>
-      </w:r>
-      <w:r>
-        <w:t xml:space="preserve">The user name or password is incorrect</w:t>
-      </w:r>
-      <w:r>
-        <w:t xml:space="preserve">”</w:t>
-      </w:r>
-      <w:r>
-        <w:t xml:space="preserve">).</w:t>
-      </w:r>
-    </w:p>
-    <w:p>
-      <w:pPr>
-        <w:pStyle w:val="Heading2"/>
-      </w:pPr>
-      <w:bookmarkStart w:id="36" w:name="diagnose"/>
-      <w:r>
-        <w:t xml:space="preserve">Diagnose</w:t>
-      </w:r>
-      <w:bookmarkEnd w:id="36"/>
-    </w:p>
-    <w:p>
-      <w:pPr>
-        <w:pStyle w:val="FirstParagraph"/>
-      </w:pPr>
-      <w:r>
-        <w:t xml:space="preserve">First confirm Kerberos is</w:t>
-      </w:r>
-      <w:r>
-        <w:t xml:space="preserve"> </w:t>
-      </w:r>
-      <w:r>
-        <w:rPr>
-          <w:i/>
-        </w:rPr>
-        <w:t xml:space="preserve">not</w:t>
-      </w:r>
-      <w:r>
-        <w:t xml:space="preserve"> </w:t>
-      </w:r>
-      <w:r>
-        <w:t xml:space="preserve">the problem:</w:t>
-      </w:r>
-    </w:p>
-    <w:p>
-      <w:pPr>
-        <w:pStyle w:val="SourceCode"/>
-      </w:pPr>
-      <w:r>
-        <w:rPr>
-          <w:rStyle w:val="VerbatimChar"/>
-        </w:rPr>
-        <w:t xml:space="preserve">klist</w:t>
-      </w:r>
-    </w:p>
-    <w:p>
-      <w:pPr>
-        <w:pStyle w:val="FirstParagraph"/>
-      </w:pPr>
-      <w:r>
-        <w:t xml:space="preserve">The</w:t>
-      </w:r>
-      <w:r>
-        <w:t xml:space="preserve"> </w:t>
-      </w:r>
-      <w:r>
-        <w:rPr>
-          <w:rStyle w:val="VerbatimChar"/>
-        </w:rPr>
-        <w:t xml:space="preserve">cifs/&lt;sa&gt;…</w:t>
-      </w:r>
-      <w:r>
-        <w:t xml:space="preserve"> </w:t>
-      </w:r>
-      <w:r>
-        <w:t xml:space="preserve">ticket is there. On the DC, event 4769 shows success. So</w:t>
-      </w:r>
-      <w:r>
-        <w:t xml:space="preserve"> </w:t>
-      </w:r>
-      <w:r>
-        <w:t xml:space="preserve">authentication worked — the failure is after it.</w:t>
-      </w:r>
-    </w:p>
-    <w:p>
-      <w:pPr>
-        <w:pStyle w:val="BodyText"/>
-      </w:pPr>
-      <w:r>
-        <w:t xml:space="preserve">Now compare the two sides of the cipher negotiation:</w:t>
-      </w:r>
-    </w:p>
-    <w:p>
-      <w:pPr>
-        <w:pStyle w:val="SourceCode"/>
-      </w:pPr>
-      <w:r>
-        <w:rPr>
-          <w:rStyle w:val="CommentTok"/>
-        </w:rPr>
-        <w:t xml:space="preserve"># client - the list is tried IN THIS ORDER, top first</w:t>
-      </w:r>
-      <w:r>
-        <w:br/>
-      </w:r>
-      <w:r>
-        <w:rPr>
-          <w:rStyle w:val="NormalTok"/>
-        </w:rPr>
-        <w:t xml:space="preserve">Get-SmbClientConfiguration | </w:t>
-      </w:r>
-      <w:r>
-        <w:rPr>
-          <w:rStyle w:val="FunctionTok"/>
-        </w:rPr>
-        <w:t xml:space="preserve">Select-Object</w:t>
-      </w:r>
-      <w:r>
-        <w:rPr>
-          <w:rStyle w:val="NormalTok"/>
-        </w:rPr>
-        <w:t xml:space="preserve"> -ExpandProperty EncryptionCiphers</w:t>
-      </w:r>
-      <w:r>
-        <w:br/>
-      </w:r>
-      <w:r>
-        <w:rPr>
-          <w:rStyle w:val="CommentTok"/>
-        </w:rPr>
-        <w:t xml:space="preserve"># storage: Azure portal -&gt; storage account -&gt; File shares -&gt; Security</w:t>
-      </w:r>
-      <w:r>
-        <w:br/>
-      </w:r>
-      <w:r>
-        <w:rPr>
-          <w:rStyle w:val="CommentTok"/>
-        </w:rPr>
-        <w:t xml:space="preserve">#          ("SMB channel encryption" - anything unchecked is refused)</w:t>
-      </w:r>
-    </w:p>
-    <w:p>
-      <w:pPr>
-        <w:pStyle w:val="FirstParagraph"/>
-      </w:pPr>
-      <w:r>
-        <w:t xml:space="preserve">They have no cipher in common. SMB negotiates the cipher</w:t>
-      </w:r>
-      <w:r>
-        <w:t xml:space="preserve"> </w:t>
-      </w:r>
-      <w:r>
-        <w:rPr>
-          <w:b/>
-        </w:rPr>
-        <w:t xml:space="preserve">before</w:t>
-      </w:r>
-      <w:r>
-        <w:t xml:space="preserve"> </w:t>
-      </w:r>
-      <w:r>
-        <w:t xml:space="preserve">the client</w:t>
-      </w:r>
-      <w:r>
-        <w:t xml:space="preserve"> </w:t>
-      </w:r>
-      <w:r>
-        <w:t xml:space="preserve">even names the storage account, so the service can’t pick one per account — if</w:t>
-      </w:r>
-      <w:r>
-        <w:t xml:space="preserve"> </w:t>
-      </w:r>
-      <w:r>
-        <w:t xml:space="preserve">the negotiated cipher isn’t on the account’s allowed list, the session setup is</w:t>
-      </w:r>
-      <w:r>
-        <w:t xml:space="preserve"> </w:t>
-      </w:r>
-      <w:r>
-        <w:t xml:space="preserve">refused and the error surfaces as an access denial.</w:t>
-      </w:r>
-    </w:p>
-    <w:p>
-      <w:pPr>
-        <w:pStyle w:val="Heading2"/>
-      </w:pPr>
-      <w:bookmarkStart w:id="37" w:name="fix-on-the-client-not-the-account"/>
-      <w:r>
-        <w:t xml:space="preserve">Fix — on the client, not the account</w:t>
-      </w:r>
-      <w:bookmarkEnd w:id="37"/>
-    </w:p>
-    <w:p>
-      <w:pPr>
-        <w:pStyle w:val="SourceCode"/>
-      </w:pPr>
-      <w:r>
-        <w:rPr>
-          <w:rStyle w:val="NormalTok"/>
-        </w:rPr>
-        <w:t xml:space="preserve">./faults/Invoke-Fault.</w:t>
-      </w:r>
-      <w:r>
-        <w:rPr>
-          <w:rStyle w:val="FunctionTok"/>
-        </w:rPr>
-        <w:t xml:space="preserve">ps1</w:t>
-      </w:r>
-      <w:r>
-        <w:rPr>
-          <w:rStyle w:val="NormalTok"/>
-        </w:rPr>
-        <w:t xml:space="preserve"> -ResourceGroupName azfiles-lab -Fault CipherMismatch -Repair</w:t>
-      </w:r>
-    </w:p>
-    <w:p>
-      <w:pPr>
-        <w:pStyle w:val="FirstParagraph"/>
-      </w:pPr>
-      <w:r>
-        <w:t xml:space="preserve">The repair changes the</w:t>
-      </w:r>
-      <w:r>
-        <w:t xml:space="preserve"> </w:t>
-      </w:r>
-      <w:r>
-        <w:rPr>
-          <w:b/>
-        </w:rPr>
-        <w:t xml:space="preserve">client’s</w:t>
-      </w:r>
-      <w:r>
-        <w:t xml:space="preserve"> </w:t>
-      </w:r>
-      <w:r>
-        <w:t xml:space="preserve">cipher order so an account-allowed cipher</w:t>
-      </w:r>
-      <w:r>
-        <w:t xml:space="preserve"> </w:t>
-      </w:r>
-      <w:r>
-        <w:t xml:space="preserve">leads:</w:t>
-      </w:r>
-    </w:p>
-    <w:p>
-      <w:pPr>
-        <w:pStyle w:val="SourceCode"/>
-      </w:pPr>
-      <w:r>
-        <w:rPr>
-          <w:rStyle w:val="NormalTok"/>
-        </w:rPr>
-        <w:t xml:space="preserve">Set-SmbClientConfiguration -EncryptionCiphers </w:t>
-      </w:r>
-      <w:r>
-        <w:rPr>
-          <w:rStyle w:val="StringTok"/>
-        </w:rPr>
-        <w:t xml:space="preserve">"AES_256_GCM,AES_256_CCM,AES_128_GCM,AES_128_CCM"</w:t>
-      </w:r>
-    </w:p>
-    <w:p>
-      <w:pPr>
-        <w:pStyle w:val="FirstParagraph"/>
-      </w:pPr>
-      <w:r>
-        <w:t xml:space="preserve">Two deliberate choices in that line, both straight from real support practice:</w:t>
-      </w:r>
-    </w:p>
-    <w:p>
-      <w:pPr>
-        <w:numPr>
-          <w:ilvl w:val="0"/>
-          <w:numId w:val="1004"/>
-        </w:numPr>
-        <w:pStyle w:val="Compact"/>
-      </w:pPr>
-      <w:r>
-        <w:rPr>
-          <w:b/>
-        </w:rPr>
-        <w:t xml:space="preserve">The account keeps its hardened setting.</w:t>
-      </w:r>
-      <w:r>
-        <w:t xml:space="preserve"> </w:t>
-      </w:r>
-      <w:r>
-        <w:t xml:space="preserve">“</w:t>
-      </w:r>
-      <w:r>
-        <w:t xml:space="preserve">Maximum security</w:t>
-      </w:r>
-      <w:r>
-        <w:t xml:space="preserve">”</w:t>
-      </w:r>
-      <w:r>
-        <w:t xml:space="preserve"> </w:t>
-      </w:r>
-      <w:r>
-        <w:t xml:space="preserve">on the storage</w:t>
-      </w:r>
-      <w:r>
-        <w:t xml:space="preserve"> </w:t>
-      </w:r>
-      <w:r>
-        <w:t xml:space="preserve">account is usually a decision someone made on purpose; the first move is to</w:t>
-      </w:r>
-      <w:r>
-        <w:t xml:space="preserve"> </w:t>
-      </w:r>
-      <w:r>
-        <w:t xml:space="preserve">bring the client up to it, not to weaken the account. (Re-allowing the cipher</w:t>
-      </w:r>
-      <w:r>
-        <w:t xml:space="preserve"> </w:t>
-      </w:r>
-      <w:r>
-        <w:t xml:space="preserve">on the account is the fallback when a fleet of unmanageable clients is</w:t>
-      </w:r>
-      <w:r>
-        <w:t xml:space="preserve"> </w:t>
-      </w:r>
-      <w:r>
-        <w:t xml:space="preserve">involved.)</w:t>
-      </w:r>
-    </w:p>
-    <w:p>
-      <w:pPr>
-        <w:numPr>
-          <w:ilvl w:val="0"/>
-          <w:numId w:val="1004"/>
-        </w:numPr>
-        <w:pStyle w:val="Compact"/>
-      </w:pPr>
-      <w:r>
-        <w:rPr>
-          <w:b/>
-        </w:rPr>
-        <w:t xml:space="preserve">The weaker ciphers stay in the client list, just lower.</w:t>
-      </w:r>
-      <w:r>
-        <w:t xml:space="preserve"> </w:t>
-      </w:r>
-      <w:r>
-        <w:t xml:space="preserve">Removing them</w:t>
-      </w:r>
-      <w:r>
-        <w:t xml:space="preserve"> </w:t>
-      </w:r>
-      <w:r>
-        <w:t xml:space="preserve">entirely breaks compatibility elsewhere — notably, mounting with the</w:t>
-      </w:r>
-      <w:r>
-        <w:t xml:space="preserve"> </w:t>
-      </w:r>
-      <w:r>
-        <w:rPr>
-          <w:b/>
-        </w:rPr>
-        <w:t xml:space="preserve">storage account key</w:t>
-      </w:r>
-      <w:r>
-        <w:t xml:space="preserve"> </w:t>
-      </w:r>
-      <w:r>
-        <w:t xml:space="preserve">needs AES-128-CCM. Order, not removal, is the tool.</w:t>
-      </w:r>
-    </w:p>
-    <w:p>
-      <w:pPr>
-        <w:pStyle w:val="FirstParagraph"/>
-      </w:pPr>
-      <w:r>
-        <w:rPr>
-          <w:b/>
-        </w:rPr>
-        <w:t xml:space="preserve">Why this matters:</w:t>
-      </w:r>
-      <w:r>
-        <w:t xml:space="preserve"> </w:t>
-      </w:r>
-      <w:r>
-        <w:t xml:space="preserve">the error text points straight at credentials, so the</w:t>
-      </w:r>
-      <w:r>
-        <w:t xml:space="preserve"> </w:t>
-      </w:r>
-      <w:r>
-        <w:t xml:space="preserve">natural reaction is to audit RBAC, then NTFS, then the domain join — and find</w:t>
-      </w:r>
-      <w:r>
-        <w:t xml:space="preserve"> </w:t>
-      </w:r>
-      <w:r>
-        <w:t xml:space="preserve">nothing wrong, because nothing is. In the real case that cost several days.</w:t>
-      </w:r>
-    </w:p>
-    <w:p>
-      <w:r>
-        <w:pict>
-          <v:rect style="width:0;height:1.5pt" o:hralign="center" o:hrstd="t" o:hr="t"/>
-        </w:pict>
-      </w:r>
-    </w:p>
-    <w:p>
-      <w:pPr>
-        <w:pStyle w:val="Heading1"/>
-      </w:pPr>
-      <w:bookmarkStart w:id="38" w:name="X92ed23674135c47bbb946c3edb44bb64bc7bb9c"/>
-      <w:r>
-        <w:t xml:space="preserve">Lab 5 · Fix a mount failure (error 1396) — different root cause</w:t>
-      </w:r>
-      <w:bookmarkEnd w:id="38"/>
-    </w:p>
-    <w:p>
-      <w:pPr>
-        <w:pStyle w:val="FirstParagraph"/>
-      </w:pPr>
-      <w:r>
-        <w:t xml:space="preserve">Same symptom as Lab 3, different cause: here the AD account password and the</w:t>
-      </w:r>
-      <w:r>
-        <w:t xml:space="preserve"> </w:t>
-      </w:r>
-      <w:r>
-        <w:t xml:space="preserve">storage kerb key simply fall out of sync (rotation policy, a manual reset).</w:t>
-      </w:r>
-    </w:p>
-    <w:p>
-      <w:pPr>
-        <w:pStyle w:val="BodyText"/>
-      </w:pPr>
-      <w:r>
-        <w:rPr>
-          <w:b/>
-        </w:rPr>
-        <w:t xml:space="preserve">Break it</w:t>
-      </w:r>
-      <w:r>
-        <w:t xml:space="preserve"> </w:t>
-      </w:r>
-      <w:r>
-        <w:t xml:space="preserve">(in your PowerShell window):</w:t>
-      </w:r>
-    </w:p>
-    <w:p>
-      <w:pPr>
-        <w:pStyle w:val="SourceCode"/>
-      </w:pPr>
-      <w:r>
-        <w:rPr>
-          <w:rStyle w:val="FunctionTok"/>
-        </w:rPr>
-        <w:t xml:space="preserve">cd</w:t>
-      </w:r>
-      <w:r>
-        <w:rPr>
-          <w:rStyle w:val="NormalTok"/>
-        </w:rPr>
-        <w:t xml:space="preserve"> session1-adds</w:t>
-      </w:r>
-      <w:r>
-        <w:br/>
-      </w:r>
-      <w:r>
-        <w:rPr>
-          <w:rStyle w:val="NormalTok"/>
-        </w:rPr>
-        <w:t xml:space="preserve">.\faults\Invoke-Fault.</w:t>
-      </w:r>
-      <w:r>
-        <w:rPr>
-          <w:rStyle w:val="FunctionTok"/>
-        </w:rPr>
-        <w:t xml:space="preserve">ps1</w:t>
-      </w:r>
-      <w:r>
-        <w:rPr>
-          <w:rStyle w:val="NormalTok"/>
-        </w:rPr>
-        <w:t xml:space="preserve"> -ResourceGroupName azfiles-lab -Fault PasswordMismatch</w:t>
-      </w:r>
-    </w:p>
-    <w:p>
-      <w:pPr>
-        <w:pStyle w:val="FirstParagraph"/>
-      </w:pPr>
-      <w:r>
-        <w:rPr>
-          <w:b/>
-        </w:rPr>
-        <w:t xml:space="preserve">Reproduce</w:t>
-      </w:r>
-      <w:r>
-        <w:t xml:space="preserve"> </w:t>
-      </w:r>
-      <w:r>
-        <w:t xml:space="preserve">(Client VM):</w:t>
-      </w:r>
-    </w:p>
-    <w:p>
-      <w:pPr>
-        <w:pStyle w:val="SourceCode"/>
-      </w:pPr>
-      <w:r>
-        <w:rPr>
-          <w:rStyle w:val="VerbatimChar"/>
-        </w:rPr>
-        <w:t xml:space="preserve">klist purge</w:t>
-      </w:r>
-      <w:r>
-        <w:br/>
-      </w:r>
-      <w:r>
-        <w:rPr>
-          <w:rStyle w:val="VerbatimChar"/>
-        </w:rPr>
-        <w:t xml:space="preserve">net use Z: \\&lt;sa&gt;.file.core.windows.net\labshare</w:t>
-      </w:r>
-    </w:p>
-    <w:p>
-      <w:pPr>
-        <w:pStyle w:val="FirstParagraph"/>
-      </w:pPr>
-      <w:r>
-        <w:rPr>
-          <w:b/>
-        </w:rPr>
-        <w:t xml:space="preserve">Expected:</w:t>
-      </w:r>
-      <w:r>
-        <w:t xml:space="preserve"> </w:t>
-      </w:r>
-      <w:r>
-        <w:rPr>
-          <w:rStyle w:val="VerbatimChar"/>
-        </w:rPr>
-        <w:t xml:space="preserve">System error 1396 — The target account name is incorrect.</w:t>
-      </w:r>
-    </w:p>
-    <w:p>
-      <w:pPr>
-        <w:pStyle w:val="BodyText"/>
-      </w:pPr>
-      <w:r>
-        <w:rPr>
-          <w:b/>
-        </w:rPr>
-        <w:t xml:space="preserve">Diagnose — from evidence, not the error text</w:t>
-      </w:r>
-      <w:r>
-        <w:t xml:space="preserve"> </w:t>
-      </w:r>
-      <w:r>
-        <w:t xml:space="preserve">(Client VM):</w:t>
-      </w:r>
-    </w:p>
-    <w:p>
-      <w:pPr>
-        <w:pStyle w:val="SourceCode"/>
-      </w:pPr>
-      <w:r>
-        <w:rPr>
-          <w:rStyle w:val="NormalTok"/>
-        </w:rPr>
-        <w:t xml:space="preserve">C:\LabTools\Get-KerberosEvidence.</w:t>
-      </w:r>
-      <w:r>
-        <w:rPr>
-          <w:rStyle w:val="FunctionTok"/>
-        </w:rPr>
-        <w:t xml:space="preserve">ps1</w:t>
-      </w:r>
-      <w:r>
-        <w:rPr>
-          <w:rStyle w:val="NormalTok"/>
-        </w:rPr>
-        <w:t xml:space="preserve"> -StorageAccount &lt;sa&gt;</w:t>
-      </w:r>
-    </w:p>
-    <w:p>
-      <w:pPr>
-        <w:pStyle w:val="FirstParagraph"/>
-      </w:pPr>
-      <w:r>
-        <w:t xml:space="preserve">Open the new</w:t>
-      </w:r>
-      <w:r>
-        <w:t xml:space="preserve"> </w:t>
-      </w:r>
-      <w:r>
-        <w:rPr>
-          <w:rStyle w:val="VerbatimChar"/>
-        </w:rPr>
-        <w:t xml:space="preserve">trace.pcapng</w:t>
-      </w:r>
-      <w:r>
-        <w:t xml:space="preserve"> </w:t>
-      </w:r>
-      <w:r>
-        <w:t xml:space="preserve">with filter</w:t>
-      </w:r>
-      <w:r>
-        <w:t xml:space="preserve"> </w:t>
-      </w:r>
-      <w:r>
-        <w:rPr>
-          <w:rStyle w:val="VerbatimChar"/>
-        </w:rPr>
-        <w:t xml:space="preserve">kerberos || smb2</w:t>
-      </w:r>
-      <w:r>
-        <w:t xml:space="preserve"> </w:t>
-      </w:r>
-      <w:r>
-        <w:t xml:space="preserve">and compare it to</w:t>
-      </w:r>
-      <w:r>
-        <w:t xml:space="preserve"> </w:t>
-      </w:r>
-      <w:r>
-        <w:t xml:space="preserve">your known-good capture:</w:t>
+        <w:t xml:space="preserve">Which channel sees what.</w:t>
+      </w:r>
+      <w:r>
+        <w:t xml:space="preserve"> </w:t>
+      </w:r>
+      <w:r>
+        <w:t xml:space="preserve">The three event logs behave very differently, and</w:t>
+      </w:r>
+      <w:r>
+        <w:t xml:space="preserve"> </w:t>
+      </w:r>
+      <w:r>
+        <w:t xml:space="preserve">knowing which one to open is half the skill:</w:t>
       </w:r>
     </w:p>
     <w:tbl>
       <w:tblPr>
         <w:tblStyle w:val="Table"/>
-        <w:tblW w:type="pct" w:w="0.0"/>
+        <w:tblW w:type="pct" w:w="5000.0"/>
         <w:tblLook w:firstRow="1"/>
       </w:tblPr>
-      <w:tblGrid/>
+      <w:tblGrid>
+        <w:gridCol w:w="2640"/>
+        <w:gridCol w:w="2640"/>
+        <w:gridCol w:w="2640"/>
+      </w:tblGrid>
       <w:tr>
         <w:trPr>
           <w:cnfStyle w:firstRow="1"/>
@@ -5901,7 +2956,7 @@
               <w:jc w:val="left"/>
             </w:pPr>
             <w:r>
-              <w:t xml:space="preserve">Stage</w:t>
+              <w:t xml:space="preserve">Channel</w:t>
             </w:r>
           </w:p>
         </w:tc>
@@ -5918,7 +2973,7 @@
               <w:jc w:val="left"/>
             </w:pPr>
             <w:r>
-              <w:t xml:space="preserve">Healthy capture</w:t>
+              <w:t xml:space="preserve">On a healthy mount</w:t>
             </w:r>
           </w:p>
         </w:tc>
@@ -5935,7 +2990,7 @@
               <w:jc w:val="left"/>
             </w:pPr>
             <w:r>
-              <w:t xml:space="preserve">This capture</w:t>
+              <w:t xml:space="preserve">On the 1396 failure</w:t>
             </w:r>
           </w:p>
         </w:tc>
@@ -5948,7 +3003,10 @@
               <w:jc w:val="left"/>
             </w:pPr>
             <w:r>
-              <w:t xml:space="preserve">TGS-REQ / REP</w:t>
+              <w:rPr>
+                <w:rStyle w:val="VerbatimChar"/>
+              </w:rPr>
+              <w:t xml:space="preserve">Kerberos/Operational</w:t>
             </w:r>
           </w:p>
         </w:tc>
@@ -5959,7 +3017,7 @@
               <w:jc w:val="left"/>
             </w:pPr>
             <w:r>
-              <w:t xml:space="preserve">ticket issued</w:t>
+              <w:t xml:space="preserve">empty</w:t>
             </w:r>
           </w:p>
         </w:tc>
@@ -5973,13 +3031,13 @@
               <w:rPr>
                 <w:b/>
               </w:rPr>
-              <w:t xml:space="preserve">still issued</w:t>
+              <w:t xml:space="preserve">still empty</w:t>
             </w:r>
             <w:r>
               <w:t xml:space="preserve"> </w:t>
             </w:r>
             <w:r>
-              <w:t xml:space="preserve">— the KDC is fine</w:t>
+              <w:t xml:space="preserve">— the client’s Kerberos stack did nothing wrong</w:t>
             </w:r>
           </w:p>
         </w:tc>
@@ -5992,7 +3050,10 @@
               <w:jc w:val="left"/>
             </w:pPr>
             <w:r>
-              <w:t xml:space="preserve">SMB2 Session Setup</w:t>
+              <w:rPr>
+                <w:rStyle w:val="VerbatimChar"/>
+              </w:rPr>
+              <w:t xml:space="preserve">SMBClient/Operational</w:t>
             </w:r>
           </w:p>
         </w:tc>
@@ -6003,7 +3064,45 @@
               <w:jc w:val="left"/>
             </w:pPr>
             <w:r>
-              <w:t xml:space="preserve">success</w:t>
+              <w:t xml:space="preserve">routine 30904 noise</w:t>
+            </w:r>
+          </w:p>
+        </w:tc>
+        <w:tc>
+          <w:p>
+            <w:pPr>
+              <w:pStyle w:val="Compact"/>
+              <w:jc w:val="left"/>
+            </w:pPr>
+            <w:r>
+              <w:t xml:space="preserve">the same routine noise</w:t>
+            </w:r>
+          </w:p>
+        </w:tc>
+      </w:tr>
+      <w:tr>
+        <w:tc>
+          <w:p>
+            <w:pPr>
+              <w:pStyle w:val="Compact"/>
+              <w:jc w:val="left"/>
+            </w:pPr>
+            <w:r>
+              <w:rPr>
+                <w:rStyle w:val="VerbatimChar"/>
+              </w:rPr>
+              <w:t xml:space="preserve">SMBClient/Security</w:t>
+            </w:r>
+          </w:p>
+        </w:tc>
+        <w:tc>
+          <w:p>
+            <w:pPr>
+              <w:pStyle w:val="Compact"/>
+              <w:jc w:val="left"/>
+            </w:pPr>
+            <w:r>
+              <w:t xml:space="preserve">empty</w:t>
             </w:r>
           </w:p>
         </w:tc>
@@ -6017,13 +3116,2076 @@
               <w:rPr>
                 <w:b/>
               </w:rPr>
-              <w:t xml:space="preserve">fails</w:t>
+              <w:t xml:space="preserve">event 31001, the real record</w:t>
+            </w:r>
+          </w:p>
+        </w:tc>
+      </w:tr>
+    </w:tbl>
+    <w:p>
+      <w:pPr>
+        <w:pStyle w:val="BlockText"/>
+      </w:pPr>
+      <w:r>
+        <w:rPr>
+          <w:rStyle w:val="VerbatimChar"/>
+        </w:rPr>
+        <w:t xml:space="preserve">Kerberos/Operational</w:t>
+      </w:r>
+      <w:r>
+        <w:t xml:space="preserve"> </w:t>
+      </w:r>
+      <w:r>
+        <w:t xml:space="preserve">stays quiet because the client behaved perfectly: it got</w:t>
+      </w:r>
+      <w:r>
+        <w:t xml:space="preserve"> </w:t>
+      </w:r>
+      <w:r>
+        <w:t xml:space="preserve">a good ticket from the DC and sent a good AP-REQ. The refusal came from the</w:t>
+      </w:r>
+      <w:r>
+        <w:t xml:space="preserve"> </w:t>
+      </w:r>
+      <w:r>
+        <w:rPr>
+          <w:b/>
+        </w:rPr>
+        <w:t xml:space="preserve">service</w:t>
+      </w:r>
+      <w:r>
+        <w:t xml:space="preserve">, inside the SMB Session Setup — so it lands in</w:t>
+      </w:r>
+      <w:r>
+        <w:t xml:space="preserve"> </w:t>
+      </w:r>
+      <w:r>
+        <w:rPr>
+          <w:rStyle w:val="VerbatimChar"/>
+        </w:rPr>
+        <w:t xml:space="preserve">SMBClient/Security</w:t>
+      </w:r>
+      <w:r>
+        <w:t xml:space="preserve">.</w:t>
+      </w:r>
+    </w:p>
+    <w:p>
+      <w:pPr>
+        <w:pStyle w:val="BlockText"/>
+      </w:pPr>
+      <w:r>
+        <w:t xml:space="preserve">The 30904 events (</w:t>
+      </w:r>
+      <w:r>
+        <w:t xml:space="preserve">“</w:t>
+      </w:r>
+      <w:r>
+        <w:t xml:space="preserve">server does not support multichannel</w:t>
+      </w:r>
+      <w:r>
+        <w:t xml:space="preserve">”</w:t>
+      </w:r>
+      <w:r>
+        <w:t xml:space="preserve">) are routine against</w:t>
+      </w:r>
+      <w:r>
+        <w:t xml:space="preserve"> </w:t>
+      </w:r>
+      <w:r>
+        <w:t xml:space="preserve">Azure Files — the Negotiate response simply doesn’t advertise multichannel. The</w:t>
+      </w:r>
+      <w:r>
+        <w:t xml:space="preserve"> </w:t>
+      </w:r>
+      <w:r>
+        <w:t xml:space="preserve">collector labels them benign and tells you how many events are actually worth</w:t>
+      </w:r>
+      <w:r>
+        <w:t xml:space="preserve"> </w:t>
+      </w:r>
+      <w:r>
+        <w:t xml:space="preserve">reading, so a full-looking log doesn’t send you chasing it.</w:t>
+      </w:r>
+    </w:p>
+    <w:p>
+      <w:pPr>
+        <w:pStyle w:val="BlockText"/>
+      </w:pPr>
+      <w:r>
+        <w:rPr>
+          <w:rStyle w:val="VerbatimChar"/>
+        </w:rPr>
+        <w:t xml:space="preserve">smb-connection.txt</w:t>
+      </w:r>
+      <w:r>
+        <w:t xml:space="preserve"> </w:t>
+      </w:r>
+      <w:r>
+        <w:t xml:space="preserve">and</w:t>
+      </w:r>
+      <w:r>
+        <w:t xml:space="preserve"> </w:t>
+      </w:r>
+      <w:r>
+        <w:rPr>
+          <w:rStyle w:val="VerbatimChar"/>
+        </w:rPr>
+        <w:t xml:space="preserve">smb-client-config.txt</w:t>
+      </w:r>
+      <w:r>
+        <w:t xml:space="preserve"> </w:t>
+      </w:r>
+      <w:r>
+        <w:t xml:space="preserve">are always populated —</w:t>
+      </w:r>
+      <w:r>
+        <w:t xml:space="preserve"> </w:t>
+      </w:r>
+      <w:r>
+        <w:t xml:space="preserve">dialect, cipher, signing — and the latter is what you compare in Lab 3.</w:t>
+      </w:r>
+    </w:p>
+    <w:p>
+      <w:pPr>
+        <w:pStyle w:val="FirstParagraph"/>
+      </w:pPr>
+      <w:r>
+        <w:t xml:space="preserve">Open</w:t>
+      </w:r>
+      <w:r>
+        <w:t xml:space="preserve"> </w:t>
+      </w:r>
+      <w:r>
+        <w:rPr>
+          <w:rStyle w:val="VerbatimChar"/>
+        </w:rPr>
+        <w:t xml:space="preserve">trace.pcapng</w:t>
+      </w:r>
+      <w:r>
+        <w:t xml:space="preserve"> </w:t>
+      </w:r>
+      <w:r>
+        <w:t xml:space="preserve">in Wireshark (or copy it off the VM) and filter:</w:t>
+      </w:r>
+    </w:p>
+    <w:p>
+      <w:pPr>
+        <w:pStyle w:val="SourceCode"/>
+      </w:pPr>
+      <w:r>
+        <w:rPr>
+          <w:rStyle w:val="VerbatimChar"/>
+        </w:rPr>
+        <w:t xml:space="preserve">kerberos || smb2</w:t>
+      </w:r>
+    </w:p>
+    <w:p>
+      <w:pPr>
+        <w:pStyle w:val="FirstParagraph"/>
+      </w:pPr>
+      <w:r>
+        <w:rPr>
+          <w:b/>
+        </w:rPr>
+        <w:t xml:space="preserve">What a healthy attempt looks like</w:t>
+      </w:r>
+      <w:r>
+        <w:t xml:space="preserve"> </w:t>
+      </w:r>
+      <w:r>
+        <w:t xml:space="preserve">— the whole thing takes about 13 ms:</w:t>
+      </w:r>
+    </w:p>
+    <w:p>
+      <w:pPr>
+        <w:pStyle w:val="SourceCode"/>
+      </w:pPr>
+      <w:r>
+        <w:rPr>
+          <w:rStyle w:val="VerbatimChar"/>
+        </w:rPr>
+        <w:t xml:space="preserve">  SMB2  Negotiate Protocol Request / Response      &lt;- BEFORE any Kerberos</w:t>
+      </w:r>
+      <w:r>
+        <w:br/>
+      </w:r>
+      <w:r>
+        <w:rPr>
+          <w:rStyle w:val="VerbatimChar"/>
+        </w:rPr>
+        <w:t xml:space="preserve">  KRB5  AS-REQ</w:t>
+      </w:r>
+      <w:r>
+        <w:br/>
+      </w:r>
+      <w:r>
+        <w:rPr>
+          <w:rStyle w:val="VerbatimChar"/>
+        </w:rPr>
+        <w:t xml:space="preserve">  KRB5  KRB Error: KRB5KDC_ERR_PREAUTH_REQUIRED    &lt;- normal, see below</w:t>
+      </w:r>
+      <w:r>
+        <w:br/>
+      </w:r>
+      <w:r>
+        <w:rPr>
+          <w:rStyle w:val="VerbatimChar"/>
+        </w:rPr>
+        <w:t xml:space="preserve">  KRB5  AS-REQ        (retried, now with pre-auth)</w:t>
+      </w:r>
+      <w:r>
+        <w:br/>
+      </w:r>
+      <w:r>
+        <w:rPr>
+          <w:rStyle w:val="VerbatimChar"/>
+        </w:rPr>
+        <w:t xml:space="preserve">  KRB5  AS-REP                                     &lt;- TGT issued</w:t>
+      </w:r>
+      <w:r>
+        <w:br/>
+      </w:r>
+      <w:r>
+        <w:rPr>
+          <w:rStyle w:val="VerbatimChar"/>
+        </w:rPr>
+        <w:t xml:space="preserve">  KRB5  TGS-REQ</w:t>
+      </w:r>
+      <w:r>
+        <w:br/>
+      </w:r>
+      <w:r>
+        <w:rPr>
+          <w:rStyle w:val="VerbatimChar"/>
+        </w:rPr>
+        <w:t xml:space="preserve">  KRB5  TGS-REP                                    &lt;- service ticket issued</w:t>
+      </w:r>
+      <w:r>
+        <w:br/>
+      </w:r>
+      <w:r>
+        <w:rPr>
+          <w:rStyle w:val="VerbatimChar"/>
+        </w:rPr>
+        <w:t xml:space="preserve">  SMB2  Session Setup Request   (large - it carries the ticket)</w:t>
+      </w:r>
+      <w:r>
+        <w:br/>
+      </w:r>
+      <w:r>
+        <w:rPr>
+          <w:rStyle w:val="VerbatimChar"/>
+        </w:rPr>
+        <w:t xml:space="preserve">  SMB2  Session Setup Response  (success)</w:t>
+      </w:r>
+      <w:r>
+        <w:br/>
+      </w:r>
+      <w:r>
+        <w:rPr>
+          <w:rStyle w:val="VerbatimChar"/>
+        </w:rPr>
+        <w:t xml:space="preserve">  SMB2  Encrypted SMB3 ...</w:t>
+      </w:r>
+    </w:p>
+    <w:p>
+      <w:pPr>
+        <w:pStyle w:val="FirstParagraph"/>
+      </w:pPr>
+      <w:r>
+        <w:t xml:space="preserve">Three things in that list surprise people:</w:t>
+      </w:r>
+    </w:p>
+    <w:p>
+      <w:pPr>
+        <w:numPr>
+          <w:ilvl w:val="0"/>
+          <w:numId w:val="1003"/>
+        </w:numPr>
+        <w:pStyle w:val="Compact"/>
+      </w:pPr>
+      <w:r>
+        <w:rPr>
+          <w:rStyle w:val="VerbatimChar"/>
+          <w:b/>
+        </w:rPr>
+        <w:t xml:space="preserve">KRB5KDC_ERR_PREAUTH_REQUIRED</w:t>
+      </w:r>
+      <w:r>
+        <w:rPr>
+          <w:b/>
+        </w:rPr>
+        <w:t xml:space="preserve"> </w:t>
+      </w:r>
+      <w:r>
+        <w:rPr>
+          <w:b/>
+        </w:rPr>
+        <w:t xml:space="preserve">is not a problem.</w:t>
+      </w:r>
+      <w:r>
+        <w:t xml:space="preserve"> </w:t>
+      </w:r>
+      <w:r>
+        <w:t xml:space="preserve">The first AS-REQ carries no</w:t>
+      </w:r>
+      <w:r>
+        <w:t xml:space="preserve"> </w:t>
+      </w:r>
+      <w:r>
+        <w:t xml:space="preserve">pre-authentication data, so the KDC asks for it and the client immediately</w:t>
+      </w:r>
+      <w:r>
+        <w:t xml:space="preserve"> </w:t>
+      </w:r>
+      <w:r>
+        <w:t xml:space="preserve">retries. Wireshark paints it red; it is the most misread frame in any Kerberos</w:t>
+      </w:r>
+      <w:r>
+        <w:t xml:space="preserve"> </w:t>
+      </w:r>
+      <w:r>
+        <w:t xml:space="preserve">capture. A healthy exchange contains it.</w:t>
+      </w:r>
+    </w:p>
+    <w:p>
+      <w:pPr>
+        <w:numPr>
+          <w:ilvl w:val="0"/>
+          <w:numId w:val="1003"/>
+        </w:numPr>
+        <w:pStyle w:val="Compact"/>
+      </w:pPr>
+      <w:r>
+        <w:rPr>
+          <w:rStyle w:val="VerbatimChar"/>
+          <w:b/>
+        </w:rPr>
+        <w:t xml:space="preserve">Negotiate</w:t>
+      </w:r>
+      <w:r>
+        <w:rPr>
+          <w:b/>
+        </w:rPr>
+        <w:t xml:space="preserve"> </w:t>
+      </w:r>
+      <w:r>
+        <w:rPr>
+          <w:b/>
+        </w:rPr>
+        <w:t xml:space="preserve">happens before Kerberos.</w:t>
+      </w:r>
+      <w:r>
+        <w:t xml:space="preserve"> </w:t>
+      </w:r>
+      <w:r>
+        <w:t xml:space="preserve">That is exactly why the SMB cipher</w:t>
+      </w:r>
+      <w:r>
+        <w:t xml:space="preserve"> </w:t>
+      </w:r>
+      <w:r>
+        <w:t xml:space="preserve">cannot be chosen per storage account — the dialect and cipher are agreed</w:t>
+      </w:r>
+      <w:r>
+        <w:t xml:space="preserve"> </w:t>
+      </w:r>
+      <w:r>
+        <w:t xml:space="preserve">before the client has even named the account. Lab 3 lives on this fact.</w:t>
+      </w:r>
+    </w:p>
+    <w:p>
+      <w:pPr>
+        <w:numPr>
+          <w:ilvl w:val="0"/>
+          <w:numId w:val="1003"/>
+        </w:numPr>
+        <w:pStyle w:val="Compact"/>
+      </w:pPr>
+      <w:r>
+        <w:rPr>
+          <w:b/>
+        </w:rPr>
+        <w:t xml:space="preserve">You never see</w:t>
+      </w:r>
+      <w:r>
+        <w:rPr>
+          <w:b/>
+        </w:rPr>
+        <w:t xml:space="preserve"> </w:t>
+      </w:r>
+      <w:r>
+        <w:rPr>
+          <w:rStyle w:val="VerbatimChar"/>
+          <w:b/>
+        </w:rPr>
+        <w:t xml:space="preserve">Tree Connect</w:t>
+      </w:r>
+      <w:r>
+        <w:rPr>
+          <w:b/>
+        </w:rPr>
+        <w:t xml:space="preserve">.</w:t>
+      </w:r>
+      <w:r>
+        <w:t xml:space="preserve"> </w:t>
+      </w:r>
+      <w:r>
+        <w:t xml:space="preserve">Once Session Setup succeeds, SMB3 encryption</w:t>
+      </w:r>
+      <w:r>
+        <w:t xml:space="preserve"> </w:t>
+      </w:r>
+      <w:r>
+        <w:t xml:space="preserve">is on and everything after it shows as</w:t>
+      </w:r>
+      <w:r>
+        <w:t xml:space="preserve"> </w:t>
+      </w:r>
+      <w:r>
+        <w:rPr>
+          <w:rStyle w:val="VerbatimChar"/>
+        </w:rPr>
+        <w:t xml:space="preserve">Encrypted SMB3</w:t>
+      </w:r>
+      <w:r>
+        <w:t xml:space="preserve">.</w:t>
+      </w:r>
+      <w:r>
+        <w:t xml:space="preserve"> </w:t>
+      </w:r>
+      <w:r>
+        <w:rPr>
+          <w:b/>
+        </w:rPr>
+        <w:t xml:space="preserve">The wire shows you</w:t>
+      </w:r>
+      <w:r>
+        <w:rPr>
+          <w:b/>
+        </w:rPr>
+        <w:t xml:space="preserve"> </w:t>
+      </w:r>
+      <w:r>
+        <w:rPr>
+          <w:b/>
+        </w:rPr>
+        <w:t xml:space="preserve">authentication, not authorization</w:t>
+      </w:r>
+      <w:r>
+        <w:t xml:space="preserve"> </w:t>
+      </w:r>
+      <w:r>
+        <w:t xml:space="preserve">— which is why the</w:t>
+      </w:r>
+      <w:r>
+        <w:t xml:space="preserve"> </w:t>
+      </w:r>
+      <w:r>
+        <w:t xml:space="preserve">“</w:t>
+      </w:r>
+      <w:r>
+        <w:t xml:space="preserve">Access denied</w:t>
+      </w:r>
+      <w:r>
+        <w:t xml:space="preserve">”</w:t>
+      </w:r>
+      <w:r>
+        <w:t xml:space="preserve"> </w:t>
+      </w:r>
+      <w:r>
+        <w:t xml:space="preserve">labs</w:t>
+      </w:r>
+      <w:r>
+        <w:t xml:space="preserve"> </w:t>
+      </w:r>
+      <w:r>
+        <w:t xml:space="preserve">need different evidence.</w:t>
+      </w:r>
+    </w:p>
+    <w:p>
+      <w:pPr>
+        <w:pStyle w:val="BlockText"/>
+      </w:pPr>
+      <w:r>
+        <w:rPr>
+          <w:b/>
+        </w:rPr>
+        <w:t xml:space="preserve">Why your capture has more in it than a customer’s.</w:t>
+      </w:r>
+      <w:r>
+        <w:t xml:space="preserve"> </w:t>
+      </w:r>
+      <w:r>
+        <w:t xml:space="preserve">The collector runs</w:t>
+      </w:r>
+      <w:r>
+        <w:t xml:space="preserve"> </w:t>
+      </w:r>
+      <w:r>
+        <w:rPr>
+          <w:rStyle w:val="VerbatimChar"/>
+        </w:rPr>
+        <w:t xml:space="preserve">klist purge</w:t>
+      </w:r>
+      <w:r>
+        <w:t xml:space="preserve"> </w:t>
+      </w:r>
+      <w:r>
+        <w:t xml:space="preserve">first, so even the TGT has to be re-acquired and you get the AS</w:t>
+      </w:r>
+      <w:r>
+        <w:t xml:space="preserve"> </w:t>
+      </w:r>
+      <w:r>
+        <w:t xml:space="preserve">exchange too. On a real case the user already holds a TGT and you will usually</w:t>
+      </w:r>
+      <w:r>
+        <w:t xml:space="preserve"> </w:t>
+      </w:r>
+      <w:r>
+        <w:t xml:space="preserve">see only</w:t>
+      </w:r>
+      <w:r>
+        <w:t xml:space="preserve"> </w:t>
+      </w:r>
+      <w:r>
+        <w:rPr>
+          <w:rStyle w:val="VerbatimChar"/>
+        </w:rPr>
+        <w:t xml:space="preserve">TGS-REQ</w:t>
+      </w:r>
+      <w:r>
+        <w:t xml:space="preserve"> </w:t>
+      </w:r>
+      <w:r>
+        <w:t xml:space="preserve">/</w:t>
+      </w:r>
+      <w:r>
+        <w:t xml:space="preserve"> </w:t>
+      </w:r>
+      <w:r>
+        <w:rPr>
+          <w:rStyle w:val="VerbatimChar"/>
+        </w:rPr>
+        <w:t xml:space="preserve">TGS-REP</w:t>
+      </w:r>
+      <w:r>
+        <w:t xml:space="preserve">. Don’t treat a missing AS exchange as a finding.</w:t>
+      </w:r>
+    </w:p>
+    <w:p>
+      <w:pPr>
+        <w:pStyle w:val="FirstParagraph"/>
+      </w:pPr>
+      <w:r>
+        <w:t xml:space="preserve">And on the</w:t>
+      </w:r>
+      <w:r>
+        <w:t xml:space="preserve"> </w:t>
+      </w:r>
+      <w:r>
+        <w:rPr>
+          <w:b/>
+        </w:rPr>
+        <w:t xml:space="preserve">DC</w:t>
+      </w:r>
+      <w:r>
+        <w:t xml:space="preserve">, the KDC’s own record of that ticket:</w:t>
+      </w:r>
+    </w:p>
+    <w:p>
+      <w:pPr>
+        <w:pStyle w:val="SourceCode"/>
+      </w:pPr>
+      <w:r>
+        <w:rPr>
+          <w:rStyle w:val="FunctionTok"/>
+        </w:rPr>
+        <w:t xml:space="preserve">Get-WinEvent</w:t>
+      </w:r>
+      <w:r>
+        <w:rPr>
+          <w:rStyle w:val="NormalTok"/>
+        </w:rPr>
+        <w:t xml:space="preserve"> -FilterHashtable @{LogName='Security'; Id=4769} -MaxEvents 5 |</w:t>
+      </w:r>
+      <w:r>
+        <w:br/>
+      </w:r>
+      <w:r>
+        <w:rPr>
+          <w:rStyle w:val="NormalTok"/>
+        </w:rPr>
+        <w:t xml:space="preserve">  </w:t>
+      </w:r>
+      <w:r>
+        <w:rPr>
+          <w:rStyle w:val="FunctionTok"/>
+        </w:rPr>
+        <w:t xml:space="preserve">Format-List</w:t>
+      </w:r>
+      <w:r>
+        <w:rPr>
+          <w:rStyle w:val="NormalTok"/>
+        </w:rPr>
+        <w:t xml:space="preserve"> TimeCreated, Message</w:t>
+      </w:r>
+    </w:p>
+    <w:p>
+      <w:pPr>
+        <w:pStyle w:val="FirstParagraph"/>
+      </w:pPr>
+      <w:r>
+        <w:t xml:space="preserve">Note three fields in event 4769: the</w:t>
+      </w:r>
+      <w:r>
+        <w:t xml:space="preserve"> </w:t>
+      </w:r>
+      <w:r>
+        <w:rPr>
+          <w:b/>
+        </w:rPr>
+        <w:t xml:space="preserve">Service Name</w:t>
+      </w:r>
+      <w:r>
+        <w:t xml:space="preserve"> </w:t>
+      </w:r>
+      <w:r>
+        <w:t xml:space="preserve">(the SPN as the client</w:t>
+      </w:r>
+      <w:r>
+        <w:t xml:space="preserve"> </w:t>
+      </w:r>
+      <w:r>
+        <w:t xml:space="preserve">asked for it), the</w:t>
+      </w:r>
+      <w:r>
+        <w:t xml:space="preserve"> </w:t>
+      </w:r>
+      <w:r>
+        <w:rPr>
+          <w:b/>
+        </w:rPr>
+        <w:t xml:space="preserve">Ticket Encryption Type</w:t>
+      </w:r>
+      <w:r>
+        <w:t xml:space="preserve"> </w:t>
+      </w:r>
+      <w:r>
+        <w:t xml:space="preserve">(</w:t>
+      </w:r>
+      <w:r>
+        <w:rPr>
+          <w:rStyle w:val="VerbatimChar"/>
+        </w:rPr>
+        <w:t xml:space="preserve">0x12</w:t>
+      </w:r>
+      <w:r>
+        <w:t xml:space="preserve"> </w:t>
+      </w:r>
+      <w:r>
+        <w:t xml:space="preserve">= AES-256, what you have</w:t>
+      </w:r>
+      <w:r>
+        <w:t xml:space="preserve"> </w:t>
+      </w:r>
+      <w:r>
+        <w:t xml:space="preserve">now;</w:t>
+      </w:r>
+      <w:r>
+        <w:t xml:space="preserve"> </w:t>
+      </w:r>
+      <w:r>
+        <w:rPr>
+          <w:rStyle w:val="VerbatimChar"/>
+        </w:rPr>
+        <w:t xml:space="preserve">0x17</w:t>
+      </w:r>
+      <w:r>
+        <w:t xml:space="preserve"> </w:t>
+      </w:r>
+      <w:r>
+        <w:t xml:space="preserve">= RC4, which is what you’ll see after regressing to the legacy state</w:t>
+      </w:r>
+      <w:r>
+        <w:t xml:space="preserve"> </w:t>
+      </w:r>
+      <w:r>
+        <w:t xml:space="preserve">in the migration lab), and the</w:t>
+      </w:r>
+      <w:r>
+        <w:t xml:space="preserve"> </w:t>
+      </w:r>
+      <w:r>
+        <w:rPr>
+          <w:b/>
+        </w:rPr>
+        <w:t xml:space="preserve">Failure Code</w:t>
+      </w:r>
+      <w:r>
+        <w:t xml:space="preserve"> </w:t>
+      </w:r>
+      <w:r>
+        <w:t xml:space="preserve">(</w:t>
+      </w:r>
+      <w:r>
+        <w:rPr>
+          <w:rStyle w:val="VerbatimChar"/>
+        </w:rPr>
+        <w:t xml:space="preserve">0x0</w:t>
+      </w:r>
+      <w:r>
+        <w:t xml:space="preserve"> </w:t>
+      </w:r>
+      <w:r>
+        <w:t xml:space="preserve">on success).</w:t>
+      </w:r>
+    </w:p>
+    <w:p>
+      <w:r>
+        <w:pict>
+          <v:rect style="width:0;height:1.5pt" o:hralign="center" o:hrstd="t" o:hr="t"/>
+        </w:pict>
+      </w:r>
+    </w:p>
+    <w:p>
+      <w:pPr>
+        <w:pStyle w:val="Heading1"/>
+      </w:pPr>
+      <w:bookmarkStart w:id="27" w:name="lab-3-the-aes-256-migration"/>
+      <w:r>
+        <w:t xml:space="preserve">Lab 3 · The AES-256 migration ★</w:t>
+      </w:r>
+      <w:bookmarkEnd w:id="27"/>
+    </w:p>
+    <w:p>
+      <w:pPr>
+        <w:pStyle w:val="FirstParagraph"/>
+      </w:pPr>
+      <w:r>
+        <w:t xml:space="preserve">Your account is currently configured correctly. To play out the real incident,</w:t>
+      </w:r>
+      <w:r>
+        <w:t xml:space="preserve"> </w:t>
+      </w:r>
+      <w:r>
+        <w:t xml:space="preserve">you first have to become the customer who inherited a 2023-era environment —</w:t>
+      </w:r>
+      <w:r>
+        <w:t xml:space="preserve"> </w:t>
+      </w:r>
+      <w:r>
+        <w:t xml:space="preserve">then comply with the 2026 mandate and deal with what happens.</w:t>
+      </w:r>
+    </w:p>
+    <w:p>
+      <w:pPr>
+        <w:pStyle w:val="Heading2"/>
+      </w:pPr>
+      <w:bookmarkStart w:id="28" w:name="step-1-build-the-2023-vintage-state"/>
+      <w:r>
+        <w:t xml:space="preserve">Step 1 — build the</w:t>
+      </w:r>
+      <w:r>
+        <w:t xml:space="preserve"> </w:t>
+      </w:r>
+      <w:r>
+        <w:t xml:space="preserve">“</w:t>
+      </w:r>
+      <w:r>
+        <w:t xml:space="preserve">2023 vintage</w:t>
+      </w:r>
+      <w:r>
+        <w:t xml:space="preserve">”</w:t>
+      </w:r>
+      <w:r>
+        <w:t xml:space="preserve"> </w:t>
+      </w:r>
+      <w:r>
+        <w:t xml:space="preserve">state</w:t>
+      </w:r>
+      <w:bookmarkEnd w:id="28"/>
+    </w:p>
+    <w:p>
+      <w:pPr>
+        <w:pStyle w:val="SourceCode"/>
+      </w:pPr>
+      <w:r>
+        <w:rPr>
+          <w:rStyle w:val="FunctionTok"/>
+        </w:rPr>
+        <w:t xml:space="preserve">cd</w:t>
+      </w:r>
+      <w:r>
+        <w:rPr>
+          <w:rStyle w:val="NormalTok"/>
+        </w:rPr>
+        <w:t xml:space="preserve"> session1-adds</w:t>
+      </w:r>
+      <w:r>
+        <w:br/>
+      </w:r>
+      <w:r>
+        <w:rPr>
+          <w:rStyle w:val="NormalTok"/>
+        </w:rPr>
+        <w:t xml:space="preserve">./labs/Invoke-Aes256Migration.</w:t>
+      </w:r>
+      <w:r>
+        <w:rPr>
+          <w:rStyle w:val="FunctionTok"/>
+        </w:rPr>
+        <w:t xml:space="preserve">ps1</w:t>
+      </w:r>
+      <w:r>
+        <w:rPr>
+          <w:rStyle w:val="NormalTok"/>
+        </w:rPr>
+        <w:t xml:space="preserve"> -ResourceGroupName azfiles-lab -Step Legacy</w:t>
+      </w:r>
+    </w:p>
+    <w:p>
+      <w:pPr>
+        <w:pStyle w:val="FirstParagraph"/>
+      </w:pPr>
+      <w:r>
+        <w:t xml:space="preserve">This does what an admin did three years ago: drops the AD object to</w:t>
+      </w:r>
+      <w:r>
+        <w:t xml:space="preserve"> </w:t>
+      </w:r>
+      <w:r>
+        <w:rPr>
+          <w:b/>
+        </w:rPr>
+        <w:t xml:space="preserve">RC4</w:t>
+      </w:r>
+      <w:r>
+        <w:t xml:space="preserve"> </w:t>
+      </w:r>
+      <w:r>
+        <w:t xml:space="preserve">and</w:t>
+      </w:r>
+      <w:r>
+        <w:t xml:space="preserve"> </w:t>
+      </w:r>
+      <w:r>
+        <w:t xml:space="preserve">writes the</w:t>
+      </w:r>
+      <w:r>
+        <w:t xml:space="preserve"> </w:t>
+      </w:r>
+      <w:r>
+        <w:rPr>
+          <w:b/>
+        </w:rPr>
+        <w:t xml:space="preserve">NetBIOS</w:t>
+      </w:r>
+      <w:r>
+        <w:t xml:space="preserve"> </w:t>
+      </w:r>
+      <w:r>
+        <w:t xml:space="preserve">name into</w:t>
+      </w:r>
+      <w:r>
+        <w:t xml:space="preserve"> </w:t>
+      </w:r>
+      <w:r>
+        <w:rPr>
+          <w:rStyle w:val="VerbatimChar"/>
+        </w:rPr>
+        <w:t xml:space="preserve">ActiveDirectoryDomainName</w:t>
+      </w:r>
+      <w:r>
+        <w:t xml:space="preserve"> </w:t>
+      </w:r>
+      <w:r>
+        <w:t xml:space="preserve">instead of the DNS</w:t>
+      </w:r>
+      <w:r>
+        <w:t xml:space="preserve"> </w:t>
+      </w:r>
+      <w:r>
+        <w:t xml:space="preserve">root. It then mounts the share to prove the state is healthy.</w:t>
+      </w:r>
+    </w:p>
+    <w:p>
+      <w:pPr>
+        <w:pStyle w:val="BodyText"/>
+      </w:pPr>
+      <w:r>
+        <w:t xml:space="preserve">Takes about 3 minutes.</w:t>
+      </w:r>
+      <w:r>
+        <w:t xml:space="preserve"> </w:t>
+      </w:r>
+      <w:r>
+        <w:rPr>
+          <w:b/>
+        </w:rPr>
+        <w:t xml:space="preserve">Read the output</w:t>
+      </w:r>
+      <w:r>
+        <w:t xml:space="preserve">: the mount succeeds and the ticket is</w:t>
+      </w:r>
+      <w:r>
+        <w:t xml:space="preserve"> </w:t>
+      </w:r>
+      <w:r>
+        <w:t xml:space="preserve">RC4. That is the whole point — the wrong</w:t>
+      </w:r>
+      <w:r>
+        <w:t xml:space="preserve"> </w:t>
+      </w:r>
+      <w:r>
+        <w:rPr>
+          <w:rStyle w:val="VerbatimChar"/>
+        </w:rPr>
+        <w:t xml:space="preserve">ActiveDirectoryDomainName</w:t>
+      </w:r>
+      <w:r>
+        <w:t xml:space="preserve"> </w:t>
+      </w:r>
+      <w:r>
+        <w:t xml:space="preserve">is sitting</w:t>
+      </w:r>
+      <w:r>
+        <w:t xml:space="preserve"> </w:t>
+      </w:r>
+      <w:r>
+        <w:t xml:space="preserve">right there and nothing complains, because RC4 keys are unsalted and never</w:t>
+      </w:r>
+      <w:r>
+        <w:t xml:space="preserve"> </w:t>
+      </w:r>
+      <w:r>
+        <w:t xml:space="preserve">consume that value. A defect like this survives for years precisely because it</w:t>
+      </w:r>
+      <w:r>
+        <w:t xml:space="preserve"> </w:t>
+      </w:r>
+      <w:r>
+        <w:t xml:space="preserve">has no symptom.</w:t>
+      </w:r>
+    </w:p>
+    <w:p>
+      <w:pPr>
+        <w:pStyle w:val="BlockText"/>
+      </w:pPr>
+      <w:r>
+        <w:t xml:space="preserve">If the script warns that RC4</w:t>
+      </w:r>
+      <w:r>
+        <w:t xml:space="preserve"> </w:t>
+      </w:r>
+      <w:r>
+        <w:rPr>
+          <w:b/>
+        </w:rPr>
+        <w:t xml:space="preserve">did not</w:t>
+      </w:r>
+      <w:r>
+        <w:t xml:space="preserve"> </w:t>
+      </w:r>
+      <w:r>
+        <w:t xml:space="preserve">mount, this environment has RC4</w:t>
+      </w:r>
+      <w:r>
+        <w:t xml:space="preserve"> </w:t>
+      </w:r>
+      <w:r>
+        <w:t xml:space="preserve">disabled at the OS level. Skip to Step 2 (</w:t>
+      </w:r>
+      <w:r>
+        <w:rPr>
+          <w:rStyle w:val="VerbatimChar"/>
+        </w:rPr>
+        <w:t xml:space="preserve">-Step Enforce</w:t>
+      </w:r>
+      <w:r>
+        <w:t xml:space="preserve">) — you’ll still see</w:t>
+      </w:r>
+      <w:r>
+        <w:t xml:space="preserve"> </w:t>
+      </w:r>
+      <w:r>
+        <w:t xml:space="preserve">the AES-256 failure and the repair, just without the</w:t>
+      </w:r>
+      <w:r>
+        <w:t xml:space="preserve"> </w:t>
+      </w:r>
+      <w:r>
+        <w:t xml:space="preserve">“</w:t>
+      </w:r>
+      <w:r>
+        <w:t xml:space="preserve">invisible for years</w:t>
+      </w:r>
+      <w:r>
+        <w:t xml:space="preserve">”</w:t>
+      </w:r>
+      <w:r>
+        <w:t xml:space="preserve"> </w:t>
+      </w:r>
+      <w:r>
+        <w:t xml:space="preserve">setup.</w:t>
+      </w:r>
+    </w:p>
+    <w:p>
+      <w:pPr>
+        <w:pStyle w:val="Heading2"/>
+      </w:pPr>
+      <w:bookmarkStart w:id="29" w:name="step-2-perform-the-migration"/>
+      <w:r>
+        <w:t xml:space="preserve">Step 2 — perform the migration</w:t>
+      </w:r>
+      <w:bookmarkEnd w:id="29"/>
+    </w:p>
+    <w:p>
+      <w:pPr>
+        <w:pStyle w:val="SourceCode"/>
+      </w:pPr>
+      <w:r>
+        <w:rPr>
+          <w:rStyle w:val="NormalTok"/>
+        </w:rPr>
+        <w:t xml:space="preserve">./labs/Invoke-Aes256Migration.</w:t>
+      </w:r>
+      <w:r>
+        <w:rPr>
+          <w:rStyle w:val="FunctionTok"/>
+        </w:rPr>
+        <w:t xml:space="preserve">ps1</w:t>
+      </w:r>
+      <w:r>
+        <w:rPr>
+          <w:rStyle w:val="NormalTok"/>
+        </w:rPr>
+        <w:t xml:space="preserve"> -ResourceGroupName azfiles-lab -Step Enforce</w:t>
+      </w:r>
+    </w:p>
+    <w:p>
+      <w:pPr>
+        <w:pStyle w:val="FirstParagraph"/>
+      </w:pPr>
+      <w:r>
+        <w:t xml:space="preserve">This flips the AD object to AES-256 only — the change most people would make.</w:t>
+      </w:r>
+    </w:p>
+    <w:p>
+      <w:pPr>
+        <w:pStyle w:val="Heading2"/>
+      </w:pPr>
+      <w:bookmarkStart w:id="30" w:name="step-3-retest-drop-the-smb-session-first"/>
+      <w:r>
+        <w:t xml:space="preserve">Step 3 — retest (drop the SMB</w:t>
+      </w:r>
+      <w:r>
+        <w:t xml:space="preserve"> </w:t>
+      </w:r>
+      <w:r>
+        <w:rPr>
+          <w:i/>
+        </w:rPr>
+        <w:t xml:space="preserve">session</w:t>
+      </w:r>
+      <w:r>
+        <w:t xml:space="preserve"> </w:t>
+      </w:r>
+      <w:r>
+        <w:t xml:space="preserve">first!)</w:t>
+      </w:r>
+      <w:bookmarkEnd w:id="30"/>
+    </w:p>
+    <w:p>
+      <w:pPr>
+        <w:pStyle w:val="FirstParagraph"/>
+      </w:pPr>
+      <w:r>
+        <w:t xml:space="preserve">On the</w:t>
+      </w:r>
+      <w:r>
+        <w:t xml:space="preserve"> </w:t>
+      </w:r>
+      <w:r>
+        <w:rPr>
+          <w:b/>
+        </w:rPr>
+        <w:t xml:space="preserve">Client VM</w:t>
+      </w:r>
+      <w:r>
+        <w:t xml:space="preserve">:</w:t>
+      </w:r>
+    </w:p>
+    <w:p>
+      <w:pPr>
+        <w:pStyle w:val="SourceCode"/>
+      </w:pPr>
+      <w:r>
+        <w:rPr>
+          <w:rStyle w:val="CommentTok"/>
+        </w:rPr>
+        <w:t xml:space="preserve"># in your NORMAL window</w:t>
+      </w:r>
+      <w:r>
+        <w:br/>
+      </w:r>
+      <w:r>
+        <w:rPr>
+          <w:rStyle w:val="NormalTok"/>
+        </w:rPr>
+        <w:t xml:space="preserve">net use * /delete /y</w:t>
+      </w:r>
+      <w:r>
+        <w:br/>
+      </w:r>
+      <w:r>
+        <w:rPr>
+          <w:rStyle w:val="NormalTok"/>
+        </w:rPr>
+        <w:t xml:space="preserve">net use \\&lt;sa&gt;.</w:t>
+      </w:r>
+      <w:r>
+        <w:rPr>
+          <w:rStyle w:val="FunctionTok"/>
+        </w:rPr>
+        <w:t xml:space="preserve">file</w:t>
+      </w:r>
+      <w:r>
+        <w:rPr>
+          <w:rStyle w:val="NormalTok"/>
+        </w:rPr>
+        <w:t xml:space="preserve">.</w:t>
+      </w:r>
+      <w:r>
+        <w:rPr>
+          <w:rStyle w:val="FunctionTok"/>
+        </w:rPr>
+        <w:t xml:space="preserve">core</w:t>
+      </w:r>
+      <w:r>
+        <w:rPr>
+          <w:rStyle w:val="NormalTok"/>
+        </w:rPr>
+        <w:t xml:space="preserve">.</w:t>
+      </w:r>
+      <w:r>
+        <w:rPr>
+          <w:rStyle w:val="FunctionTok"/>
+        </w:rPr>
+        <w:t xml:space="preserve">windows</w:t>
+      </w:r>
+      <w:r>
+        <w:rPr>
+          <w:rStyle w:val="NormalTok"/>
+        </w:rPr>
+        <w:t xml:space="preserve">.</w:t>
+      </w:r>
+      <w:r>
+        <w:rPr>
+          <w:rStyle w:val="FunctionTok"/>
+        </w:rPr>
+        <w:t xml:space="preserve">net</w:t>
+      </w:r>
+      <w:r>
+        <w:rPr>
+          <w:rStyle w:val="NormalTok"/>
+        </w:rPr>
+        <w:t xml:space="preserve">\labshare /delete /y</w:t>
+      </w:r>
+      <w:r>
+        <w:br/>
+      </w:r>
+      <w:r>
+        <w:rPr>
+          <w:rStyle w:val="NormalTok"/>
+        </w:rPr>
+        <w:t xml:space="preserve">net use Z: /delete /y</w:t>
+      </w:r>
+      <w:r>
+        <w:br/>
+      </w:r>
+      <w:r>
+        <w:rPr>
+          <w:rStyle w:val="NormalTok"/>
+        </w:rPr>
+        <w:t xml:space="preserve">klist purge</w:t>
+      </w:r>
+      <w:r>
+        <w:br/>
+      </w:r>
+      <w:r>
+        <w:br/>
+      </w:r>
+      <w:r>
+        <w:rPr>
+          <w:rStyle w:val="CommentTok"/>
+        </w:rPr>
+        <w:t xml:space="preserve"># in the ELEVATED window - Get-SmbConnection requires it.</w:t>
+      </w:r>
+      <w:r>
+        <w:br/>
+      </w:r>
+      <w:r>
+        <w:rPr>
+          <w:rStyle w:val="CommentTok"/>
+        </w:rPr>
+        <w:t xml:space="preserve"># Filter: an unfiltered list also shows the machine's own IPC$ connection to</w:t>
+      </w:r>
+      <w:r>
+        <w:br/>
+      </w:r>
+      <w:r>
+        <w:rPr>
+          <w:rStyle w:val="CommentTok"/>
+        </w:rPr>
+        <w:t xml:space="preserve"># the DC, which is normal and has nothing to do with the share.</w:t>
+      </w:r>
+      <w:r>
+        <w:br/>
+      </w:r>
+      <w:r>
+        <w:rPr>
+          <w:rStyle w:val="NormalTok"/>
+        </w:rPr>
+        <w:t xml:space="preserve">Get-SmbConnection | </w:t>
+      </w:r>
+      <w:r>
+        <w:rPr>
+          <w:rStyle w:val="FunctionTok"/>
+        </w:rPr>
+        <w:t xml:space="preserve">Where-Object</w:t>
+      </w:r>
+      <w:r>
+        <w:rPr>
+          <w:rStyle w:val="NormalTok"/>
+        </w:rPr>
+        <w:t xml:space="preserve"> ServerName -like '*file.</w:t>
+      </w:r>
+      <w:r>
+        <w:rPr>
+          <w:rStyle w:val="FunctionTok"/>
+        </w:rPr>
+        <w:t xml:space="preserve">core</w:t>
+      </w:r>
+      <w:r>
+        <w:rPr>
+          <w:rStyle w:val="NormalTok"/>
+        </w:rPr>
+        <w:t xml:space="preserve">.</w:t>
+      </w:r>
+      <w:r>
+        <w:rPr>
+          <w:rStyle w:val="FunctionTok"/>
+        </w:rPr>
+        <w:t xml:space="preserve">windows</w:t>
+      </w:r>
+      <w:r>
+        <w:rPr>
+          <w:rStyle w:val="NormalTok"/>
+        </w:rPr>
+        <w:t xml:space="preserve">.</w:t>
+      </w:r>
+      <w:r>
+        <w:rPr>
+          <w:rStyle w:val="FunctionTok"/>
+        </w:rPr>
+        <w:t xml:space="preserve">net</w:t>
+      </w:r>
+      <w:r>
+        <w:rPr>
+          <w:rStyle w:val="NormalTok"/>
+        </w:rPr>
+        <w:t xml:space="preserve">'</w:t>
+      </w:r>
+      <w:r>
+        <w:br/>
+      </w:r>
+      <w:r>
+        <w:br/>
+      </w:r>
+      <w:r>
+        <w:rPr>
+          <w:rStyle w:val="CommentTok"/>
+        </w:rPr>
+        <w:t xml:space="preserve"># back in the normal window</w:t>
+      </w:r>
+      <w:r>
+        <w:br/>
+      </w:r>
+      <w:r>
+        <w:rPr>
+          <w:rStyle w:val="NormalTok"/>
+        </w:rPr>
+        <w:t xml:space="preserve">net use Z: \\&lt;sa&gt;.</w:t>
+      </w:r>
+      <w:r>
+        <w:rPr>
+          <w:rStyle w:val="FunctionTok"/>
+        </w:rPr>
+        <w:t xml:space="preserve">file</w:t>
+      </w:r>
+      <w:r>
+        <w:rPr>
+          <w:rStyle w:val="NormalTok"/>
+        </w:rPr>
+        <w:t xml:space="preserve">.</w:t>
+      </w:r>
+      <w:r>
+        <w:rPr>
+          <w:rStyle w:val="FunctionTok"/>
+        </w:rPr>
+        <w:t xml:space="preserve">core</w:t>
+      </w:r>
+      <w:r>
+        <w:rPr>
+          <w:rStyle w:val="NormalTok"/>
+        </w:rPr>
+        <w:t xml:space="preserve">.</w:t>
+      </w:r>
+      <w:r>
+        <w:rPr>
+          <w:rStyle w:val="FunctionTok"/>
+        </w:rPr>
+        <w:t xml:space="preserve">windows</w:t>
+      </w:r>
+      <w:r>
+        <w:rPr>
+          <w:rStyle w:val="NormalTok"/>
+        </w:rPr>
+        <w:t xml:space="preserve">.</w:t>
+      </w:r>
+      <w:r>
+        <w:rPr>
+          <w:rStyle w:val="FunctionTok"/>
+        </w:rPr>
+        <w:t xml:space="preserve">net</w:t>
+      </w:r>
+      <w:r>
+        <w:rPr>
+          <w:rStyle w:val="NormalTok"/>
+        </w:rPr>
+        <w:t xml:space="preserve">\labshare</w:t>
+      </w:r>
+    </w:p>
+    <w:p>
+      <w:pPr>
+        <w:pStyle w:val="FirstParagraph"/>
+      </w:pPr>
+      <w:r>
+        <w:rPr>
+          <w:b/>
+        </w:rPr>
+        <w:t xml:space="preserve">Expected:</w:t>
+      </w:r>
+      <w:r>
+        <w:t xml:space="preserve"> </w:t>
+      </w:r>
+      <w:r>
+        <w:rPr>
+          <w:rStyle w:val="VerbatimChar"/>
+        </w:rPr>
+        <w:t xml:space="preserve">System error 1396</w:t>
+      </w:r>
+      <w:r>
+        <w:t xml:space="preserve">.</w:t>
+      </w:r>
+    </w:p>
+    <w:p>
+      <w:pPr>
+        <w:pStyle w:val="BlockText"/>
+      </w:pPr>
+      <w:r>
+        <w:t xml:space="preserve">Two things that will bite you here.</w:t>
+      </w:r>
+      <w:r>
+        <w:t xml:space="preserve"> </w:t>
+      </w:r>
+      <w:r>
+        <w:rPr>
+          <w:rStyle w:val="VerbatimChar"/>
+          <w:b/>
+        </w:rPr>
+        <w:t xml:space="preserve">Get-SmbConnection</w:t>
+      </w:r>
+      <w:r>
+        <w:rPr>
+          <w:b/>
+        </w:rPr>
+        <w:t xml:space="preserve"> </w:t>
+      </w:r>
+      <w:r>
+        <w:rPr>
+          <w:b/>
+        </w:rPr>
+        <w:t xml:space="preserve">needs an elevated</w:t>
+      </w:r>
+      <w:r>
+        <w:rPr>
+          <w:b/>
+        </w:rPr>
+        <w:t xml:space="preserve"> </w:t>
+      </w:r>
+      <w:r>
+        <w:rPr>
+          <w:b/>
+        </w:rPr>
+        <w:t xml:space="preserve">window</w:t>
+      </w:r>
+      <w:r>
+        <w:t xml:space="preserve"> </w:t>
+      </w:r>
+      <w:r>
+        <w:t xml:space="preserve">— a standard token gets</w:t>
+      </w:r>
+      <w:r>
+        <w:t xml:space="preserve"> </w:t>
+      </w:r>
+      <w:r>
+        <w:rPr>
+          <w:i/>
+        </w:rPr>
+        <w:t xml:space="preserve">“</w:t>
+      </w:r>
+      <w:r>
+        <w:rPr>
+          <w:i/>
+        </w:rPr>
+        <w:t xml:space="preserve">Access is denied</w:t>
+      </w:r>
+      <w:r>
+        <w:rPr>
+          <w:i/>
+        </w:rPr>
+        <w:t xml:space="preserve">”</w:t>
+      </w:r>
+      <w:r>
+        <w:t xml:space="preserve">, even for a local admin.</w:t>
+      </w:r>
+      <w:r>
+        <w:t xml:space="preserve"> </w:t>
+      </w:r>
+      <w:r>
+        <w:t xml:space="preserve">And</w:t>
+      </w:r>
+      <w:r>
+        <w:t xml:space="preserve"> </w:t>
+      </w:r>
+      <w:r>
+        <w:rPr>
+          <w:rStyle w:val="VerbatimChar"/>
+          <w:b/>
+        </w:rPr>
+        <w:t xml:space="preserve">System error 85</w:t>
+      </w:r>
+      <w:r>
+        <w:rPr>
+          <w:b/>
+        </w:rPr>
+        <w:t xml:space="preserve"> </w:t>
+      </w:r>
+      <w:r>
+        <w:rPr>
+          <w:b/>
+        </w:rPr>
+        <w:t xml:space="preserve">(</w:t>
+      </w:r>
+      <w:r>
+        <w:rPr>
+          <w:b/>
+        </w:rPr>
+        <w:t xml:space="preserve">“</w:t>
+      </w:r>
+      <w:r>
+        <w:rPr>
+          <w:b/>
+        </w:rPr>
+        <w:t xml:space="preserve">the local device name is already in use</w:t>
+      </w:r>
+      <w:r>
+        <w:rPr>
+          <w:b/>
+        </w:rPr>
+        <w:t xml:space="preserve">”</w:t>
+      </w:r>
+      <w:r>
+        <w:rPr>
+          <w:b/>
+        </w:rPr>
+        <w:t xml:space="preserve">)</w:t>
+      </w:r>
+      <w:r>
+        <w:t xml:space="preserve"> </w:t>
+      </w:r>
+      <w:r>
+        <w:t xml:space="preserve">while</w:t>
+      </w:r>
+      <w:r>
+        <w:t xml:space="preserve"> </w:t>
+      </w:r>
+      <w:r>
+        <w:rPr>
+          <w:rStyle w:val="VerbatimChar"/>
+        </w:rPr>
+        <w:t xml:space="preserve">net use</w:t>
+      </w:r>
+      <w:r>
+        <w:t xml:space="preserve"> </w:t>
+      </w:r>
+      <w:r>
+        <w:t xml:space="preserve">lists nothing means a dead mapping still owns the letter: clear it</w:t>
+      </w:r>
+      <w:r>
+        <w:t xml:space="preserve"> </w:t>
+      </w:r>
+      <w:r>
+        <w:t xml:space="preserve">with</w:t>
+      </w:r>
+      <w:r>
+        <w:t xml:space="preserve"> </w:t>
+      </w:r>
+      <w:r>
+        <w:rPr>
+          <w:rStyle w:val="VerbatimChar"/>
+        </w:rPr>
+        <w:t xml:space="preserve">net use Z: /delete /y</w:t>
+      </w:r>
+      <w:r>
+        <w:t xml:space="preserve"> </w:t>
+      </w:r>
+      <w:r>
+        <w:t xml:space="preserve">or</w:t>
+      </w:r>
+      <w:r>
+        <w:t xml:space="preserve"> </w:t>
+      </w:r>
+      <w:r>
+        <w:rPr>
+          <w:rStyle w:val="VerbatimChar"/>
+        </w:rPr>
+        <w:t xml:space="preserve">Remove-SmbMapping -LocalPath Z: -Force</w:t>
+      </w:r>
+      <w:r>
+        <w:t xml:space="preserve">.</w:t>
+      </w:r>
+    </w:p>
+    <w:p>
+      <w:pPr>
+        <w:pStyle w:val="BlockText"/>
+      </w:pPr>
+      <w:r>
+        <w:t xml:space="preserve">Deleting mappings and purging tickets is</w:t>
+      </w:r>
+      <w:r>
+        <w:t xml:space="preserve"> </w:t>
+      </w:r>
+      <w:r>
+        <w:rPr>
+          <w:b/>
+        </w:rPr>
+        <w:t xml:space="preserve">not enough</w:t>
+      </w:r>
+      <w:r>
+        <w:t xml:space="preserve"> </w:t>
+      </w:r>
+      <w:r>
+        <w:t xml:space="preserve">— neither kills the</w:t>
+      </w:r>
+      <w:r>
+        <w:t xml:space="preserve"> </w:t>
+      </w:r>
+      <w:r>
+        <w:t xml:space="preserve">SMB</w:t>
+      </w:r>
+      <w:r>
+        <w:t xml:space="preserve"> </w:t>
+      </w:r>
+      <w:r>
+        <w:rPr>
+          <w:i/>
+        </w:rPr>
+        <w:t xml:space="preserve">session</w:t>
+      </w:r>
+      <w:r>
+        <w:t xml:space="preserve">, and a TreeConnect on a live session performs no new</w:t>
+      </w:r>
+      <w:r>
+        <w:t xml:space="preserve"> </w:t>
+      </w:r>
+      <w:r>
+        <w:t xml:space="preserve">authentication, so the old session keeps working after any key change.</w:t>
+      </w:r>
+      <w:r>
+        <w:t xml:space="preserve"> </w:t>
+      </w:r>
+      <w:r>
+        <w:rPr>
+          <w:rStyle w:val="VerbatimChar"/>
+        </w:rPr>
+        <w:t xml:space="preserve">Get-SmbConnection</w:t>
+      </w:r>
+      <w:r>
+        <w:t xml:space="preserve"> </w:t>
+      </w:r>
+      <w:r>
+        <w:t xml:space="preserve">must show</w:t>
+      </w:r>
+      <w:r>
+        <w:t xml:space="preserve"> </w:t>
+      </w:r>
+      <w:r>
+        <w:rPr>
+          <w:b/>
+        </w:rPr>
+        <w:t xml:space="preserve">no entry</w:t>
+      </w:r>
+      <w:r>
+        <w:t xml:space="preserve"> </w:t>
+      </w:r>
+      <w:r>
+        <w:t xml:space="preserve">for the storage account before you</w:t>
+      </w:r>
+      <w:r>
+        <w:t xml:space="preserve"> </w:t>
+      </w:r>
+      <w:r>
+        <w:t xml:space="preserve">retest.</w:t>
+      </w:r>
+    </w:p>
+    <w:p>
+      <w:pPr>
+        <w:pStyle w:val="BlockText"/>
+      </w:pPr>
+      <w:r>
+        <w:rPr>
+          <w:b/>
+        </w:rPr>
+        <w:t xml:space="preserve">How to spot it when it bites you:</w:t>
+      </w:r>
+      <w:r>
+        <w:t xml:space="preserve"> </w:t>
+      </w:r>
+      <w:r>
+        <w:t xml:space="preserve">the mount</w:t>
+      </w:r>
+      <w:r>
+        <w:t xml:space="preserve"> </w:t>
+      </w:r>
+      <w:r>
+        <w:t xml:space="preserve">“</w:t>
+      </w:r>
+      <w:r>
+        <w:t xml:space="preserve">succeeds</w:t>
+      </w:r>
+      <w:r>
+        <w:t xml:space="preserve">”</w:t>
+      </w:r>
+      <w:r>
+        <w:t xml:space="preserve"> </w:t>
+      </w:r>
+      <w:r>
+        <w:t xml:space="preserve">but</w:t>
+      </w:r>
+      <w:r>
+        <w:t xml:space="preserve"> </w:t>
+      </w:r>
+      <w:r>
+        <w:rPr>
+          <w:rStyle w:val="VerbatimChar"/>
+        </w:rPr>
+        <w:t xml:space="preserve">klist</w:t>
+      </w:r>
+      <w:r>
+        <w:t xml:space="preserve"> </w:t>
+      </w:r>
+      <w:r>
+        <w:t xml:space="preserve">shows</w:t>
+      </w:r>
+      <w:r>
+        <w:t xml:space="preserve"> </w:t>
+      </w:r>
+      <w:r>
+        <w:rPr>
+          <w:b/>
+        </w:rPr>
+        <w:t xml:space="preserve">zero tickets</w:t>
+      </w:r>
+      <w:r>
+        <w:t xml:space="preserve">. Success without tickets means no Kerberos exchange happened</w:t>
+      </w:r>
+      <w:r>
+        <w:t xml:space="preserve"> </w:t>
+      </w:r>
+      <w:r>
+        <w:t xml:space="preserve">— you tested the old session, not the new configuration. Sign out/in (or,</w:t>
+      </w:r>
+      <w:r>
+        <w:t xml:space="preserve"> </w:t>
+      </w:r>
+      <w:r>
+        <w:t xml:space="preserve">elevated,</w:t>
+      </w:r>
+      <w:r>
+        <w:t xml:space="preserve"> </w:t>
+      </w:r>
+      <w:r>
+        <w:rPr>
+          <w:rStyle w:val="VerbatimChar"/>
+        </w:rPr>
+        <w:t xml:space="preserve">Restart-Service LanmanWorkstation -Force</w:t>
+      </w:r>
+      <w:r>
+        <w:t xml:space="preserve">) and retest. The same</w:t>
+      </w:r>
+      <w:r>
+        <w:t xml:space="preserve"> </w:t>
+      </w:r>
+      <w:r>
+        <w:t xml:space="preserve">trap shows up in real support cases as</w:t>
+      </w:r>
+      <w:r>
+        <w:t xml:space="preserve"> </w:t>
+      </w:r>
+      <w:r>
+        <w:rPr>
+          <w:i/>
+        </w:rPr>
+        <w:t xml:space="preserve">“</w:t>
+      </w:r>
+      <w:r>
+        <w:rPr>
+          <w:i/>
+        </w:rPr>
+        <w:t xml:space="preserve">we changed the auth config and</w:t>
+      </w:r>
+      <w:r>
+        <w:rPr>
+          <w:i/>
+        </w:rPr>
+        <w:t xml:space="preserve"> </w:t>
+      </w:r>
+      <w:r>
+        <w:rPr>
+          <w:i/>
+        </w:rPr>
+        <w:t xml:space="preserve">nothing happened</w:t>
+      </w:r>
+      <w:r>
+        <w:rPr>
+          <w:i/>
+        </w:rPr>
+        <w:t xml:space="preserve">”</w:t>
+      </w:r>
+      <w:r>
+        <w:t xml:space="preserve">.</w:t>
+      </w:r>
+    </w:p>
+    <w:p>
+      <w:pPr>
+        <w:pStyle w:val="Heading2"/>
+      </w:pPr>
+      <w:bookmarkStart w:id="31" w:name="step-4-diagnose-from-evidence"/>
+      <w:r>
+        <w:t xml:space="preserve">Step 4 — diagnose from evidence</w:t>
+      </w:r>
+      <w:bookmarkEnd w:id="31"/>
+    </w:p>
+    <w:p>
+      <w:pPr>
+        <w:pStyle w:val="SourceCode"/>
+      </w:pPr>
+      <w:r>
+        <w:rPr>
+          <w:rStyle w:val="NormalTok"/>
+        </w:rPr>
+        <w:t xml:space="preserve">C:\LabTools\Get-KerberosEvidence.</w:t>
+      </w:r>
+      <w:r>
+        <w:rPr>
+          <w:rStyle w:val="FunctionTok"/>
+        </w:rPr>
+        <w:t xml:space="preserve">ps1</w:t>
+      </w:r>
+      <w:r>
+        <w:rPr>
+          <w:rStyle w:val="NormalTok"/>
+        </w:rPr>
+        <w:t xml:space="preserve"> -StorageAccount &lt;sa&gt;</w:t>
+      </w:r>
+      <w:r>
+        <w:br/>
+      </w:r>
+      <w:r>
+        <w:rPr>
+          <w:rStyle w:val="NormalTok"/>
+        </w:rPr>
+        <w:t xml:space="preserve">klist</w:t>
+      </w:r>
+    </w:p>
+    <w:p>
+      <w:pPr>
+        <w:pStyle w:val="FirstParagraph"/>
+      </w:pPr>
+      <w:r>
+        <w:t xml:space="preserve">The ticket</w:t>
+      </w:r>
+      <w:r>
+        <w:t xml:space="preserve"> </w:t>
+      </w:r>
+      <w:r>
+        <w:rPr>
+          <w:b/>
+        </w:rPr>
+        <w:t xml:space="preserve">is</w:t>
+      </w:r>
+      <w:r>
+        <w:t xml:space="preserve"> </w:t>
+      </w:r>
+      <w:r>
+        <w:t xml:space="preserve">issued, and it’s</w:t>
+      </w:r>
+      <w:r>
+        <w:t xml:space="preserve"> </w:t>
+      </w:r>
+      <w:r>
+        <w:rPr>
+          <w:b/>
+        </w:rPr>
+        <w:t xml:space="preserve">AES-256</w:t>
+      </w:r>
+      <w:r>
+        <w:t xml:space="preserve">. On the</w:t>
+      </w:r>
+      <w:r>
+        <w:t xml:space="preserve"> </w:t>
+      </w:r>
+      <w:r>
+        <w:rPr>
+          <w:b/>
+        </w:rPr>
+        <w:t xml:space="preserve">DC</w:t>
+      </w:r>
+      <w:r>
+        <w:t xml:space="preserve">:</w:t>
+      </w:r>
+    </w:p>
+    <w:p>
+      <w:pPr>
+        <w:pStyle w:val="SourceCode"/>
+      </w:pPr>
+      <w:r>
+        <w:rPr>
+          <w:rStyle w:val="FunctionTok"/>
+        </w:rPr>
+        <w:t xml:space="preserve">Get-WinEvent</w:t>
+      </w:r>
+      <w:r>
+        <w:rPr>
+          <w:rStyle w:val="NormalTok"/>
+        </w:rPr>
+        <w:t xml:space="preserve"> -FilterHashtable @{LogName='Security'; Id=4769} -MaxEvents 3 |</w:t>
+      </w:r>
+      <w:r>
+        <w:br/>
+      </w:r>
+      <w:r>
+        <w:rPr>
+          <w:rStyle w:val="NormalTok"/>
+        </w:rPr>
+        <w:t xml:space="preserve">  </w:t>
+      </w:r>
+      <w:r>
+        <w:rPr>
+          <w:rStyle w:val="FunctionTok"/>
+        </w:rPr>
+        <w:t xml:space="preserve">Format-List</w:t>
+      </w:r>
+      <w:r>
+        <w:rPr>
+          <w:rStyle w:val="NormalTok"/>
+        </w:rPr>
+        <w:t xml:space="preserve"> TimeCreated, Message</w:t>
+      </w:r>
+    </w:p>
+    <w:p>
+      <w:pPr>
+        <w:pStyle w:val="FirstParagraph"/>
+      </w:pPr>
+      <w:r>
+        <w:t xml:space="preserve">Event 4769 says</w:t>
+      </w:r>
+      <w:r>
+        <w:t xml:space="preserve"> </w:t>
+      </w:r>
+      <w:r>
+        <w:rPr>
+          <w:b/>
+        </w:rPr>
+        <w:t xml:space="preserve">success</w:t>
+      </w:r>
+      <w:r>
+        <w:t xml:space="preserve">. So the KDC, the SPN, and the encryption type are</w:t>
+      </w:r>
+      <w:r>
+        <w:t xml:space="preserve"> </w:t>
+      </w:r>
+      <w:r>
+        <w:t xml:space="preserve">all fine — the only thing left is the key the</w:t>
+      </w:r>
+      <w:r>
+        <w:t xml:space="preserve"> </w:t>
+      </w:r>
+      <w:r>
+        <w:rPr>
+          <w:b/>
+        </w:rPr>
+        <w:t xml:space="preserve">service</w:t>
+      </w:r>
+      <w:r>
+        <w:t xml:space="preserve"> </w:t>
+      </w:r>
+      <w:r>
+        <w:t xml:space="preserve">uses to decrypt. Why</w:t>
+      </w:r>
+      <w:r>
+        <w:t xml:space="preserve"> </w:t>
+      </w:r>
+      <w:r>
+        <w:t xml:space="preserve">would that be wrong when nothing about the password changed?</w:t>
+      </w:r>
+    </w:p>
+    <w:p>
+      <w:pPr>
+        <w:pStyle w:val="BodyText"/>
+      </w:pPr>
+      <w:r>
+        <w:t xml:space="preserve">Before answering, notice that</w:t>
+      </w:r>
+      <w:r>
+        <w:t xml:space="preserve"> </w:t>
+      </w:r>
+      <w:r>
+        <w:rPr>
+          <w:b/>
+        </w:rPr>
+        <w:t xml:space="preserve">the same failure has three different names</w:t>
+      </w:r>
+      <w:r>
+        <w:t xml:space="preserve"> </w:t>
+      </w:r>
+      <w:r>
+        <w:t xml:space="preserve">depending on which layer you look at — and all three point at the</w:t>
+      </w:r>
+      <w:r>
+        <w:t xml:space="preserve"> </w:t>
+      </w:r>
+      <w:r>
+        <w:rPr>
+          <w:i/>
+        </w:rPr>
+        <w:t xml:space="preserve">name</w:t>
+      </w:r>
+      <w:r>
+        <w:t xml:space="preserve">, which</w:t>
+      </w:r>
+      <w:r>
+        <w:t xml:space="preserve"> </w:t>
+      </w:r>
+      <w:r>
+        <w:t xml:space="preserve">is the misleading part:</w:t>
+      </w:r>
+    </w:p>
+    <w:tbl>
+      <w:tblPr>
+        <w:tblStyle w:val="Table"/>
+        <w:tblW w:type="pct" w:w="5000.0"/>
+        <w:tblLook w:firstRow="1"/>
+      </w:tblPr>
+      <w:tblGrid>
+        <w:gridCol w:w="3960"/>
+        <w:gridCol w:w="3960"/>
+      </w:tblGrid>
+      <w:tr>
+        <w:trPr>
+          <w:cnfStyle w:firstRow="1"/>
+        </w:trPr>
+        <w:tc>
+          <w:tcPr>
+            <w:tcBorders>
+              <w:bottom w:val="single"/>
+            </w:tcBorders>
+            <w:vAlign w:val="bottom"/>
+          </w:tcPr>
+          <w:p>
+            <w:pPr>
+              <w:pStyle w:val="Compact"/>
+              <w:jc w:val="left"/>
+            </w:pPr>
+            <w:r>
+              <w:t xml:space="preserve">Layer</w:t>
+            </w:r>
+          </w:p>
+        </w:tc>
+        <w:tc>
+          <w:tcPr>
+            <w:tcBorders>
+              <w:bottom w:val="single"/>
+            </w:tcBorders>
+            <w:vAlign w:val="bottom"/>
+          </w:tcPr>
+          <w:p>
+            <w:pPr>
+              <w:pStyle w:val="Compact"/>
+              <w:jc w:val="left"/>
+            </w:pPr>
+            <w:r>
+              <w:t xml:space="preserve">What it says</w:t>
+            </w:r>
+          </w:p>
+        </w:tc>
+      </w:tr>
+      <w:tr>
+        <w:tc>
+          <w:p>
+            <w:pPr>
+              <w:pStyle w:val="Compact"/>
+              <w:jc w:val="left"/>
+            </w:pPr>
+            <w:r>
+              <w:t xml:space="preserve">Kerberos, on the wire</w:t>
+            </w:r>
+          </w:p>
+        </w:tc>
+        <w:tc>
+          <w:p>
+            <w:pPr>
+              <w:pStyle w:val="Compact"/>
+              <w:jc w:val="left"/>
+            </w:pPr>
+            <w:r>
+              <w:rPr>
+                <w:rStyle w:val="VerbatimChar"/>
+              </w:rPr>
+              <w:t xml:space="preserve">KRB_AP_ERR_MODIFIED</w:t>
             </w:r>
             <w:r>
               <w:t xml:space="preserve"> </w:t>
             </w:r>
             <w:r>
-              <w:t xml:space="preserve">—</w:t>
+              <w:t xml:space="preserve">(error 41)</w:t>
+            </w:r>
+          </w:p>
+        </w:tc>
+      </w:tr>
+      <w:tr>
+        <w:tc>
+          <w:p>
+            <w:pPr>
+              <w:pStyle w:val="Compact"/>
+              <w:jc w:val="left"/>
+            </w:pPr>
+            <w:r>
+              <w:t xml:space="preserve">SSPI, in</w:t>
             </w:r>
             <w:r>
               <w:t xml:space="preserve"> </w:t>
@@ -6032,7 +5194,90 @@
               <w:rPr>
                 <w:rStyle w:val="VerbatimChar"/>
               </w:rPr>
-              <w:t xml:space="preserve">KRB_AP_ERR_MODIFIED</w:t>
+              <w:t xml:space="preserve">SMBClient/Security</w:t>
+            </w:r>
+            <w:r>
+              <w:t xml:space="preserve"> </w:t>
+            </w:r>
+            <w:r>
+              <w:t xml:space="preserve">event 31001</w:t>
+            </w:r>
+          </w:p>
+        </w:tc>
+        <w:tc>
+          <w:p>
+            <w:pPr>
+              <w:pStyle w:val="Compact"/>
+              <w:jc w:val="left"/>
+            </w:pPr>
+            <w:r>
+              <w:rPr>
+                <w:rStyle w:val="VerbatimChar"/>
+              </w:rPr>
+              <w:t xml:space="preserve">0x80090322</w:t>
+            </w:r>
+            <w:r>
+              <w:t xml:space="preserve"> </w:t>
+            </w:r>
+            <w:r>
+              <w:t xml:space="preserve">=</w:t>
+            </w:r>
+            <w:r>
+              <w:t xml:space="preserve"> </w:t>
+            </w:r>
+            <w:r>
+              <w:rPr>
+                <w:rStyle w:val="VerbatimChar"/>
+              </w:rPr>
+              <w:t xml:space="preserve">SEC_E_WRONG_PRINCIPAL</w:t>
+            </w:r>
+          </w:p>
+        </w:tc>
+      </w:tr>
+      <w:tr>
+        <w:tc>
+          <w:p>
+            <w:pPr>
+              <w:pStyle w:val="Compact"/>
+              <w:jc w:val="left"/>
+            </w:pPr>
+            <w:r>
+              <w:t xml:space="preserve">Win32, from</w:t>
+            </w:r>
+            <w:r>
+              <w:t xml:space="preserve"> </w:t>
+            </w:r>
+            <w:r>
+              <w:rPr>
+                <w:rStyle w:val="VerbatimChar"/>
+              </w:rPr>
+              <w:t xml:space="preserve">net use</w:t>
+            </w:r>
+          </w:p>
+        </w:tc>
+        <w:tc>
+          <w:p>
+            <w:pPr>
+              <w:pStyle w:val="Compact"/>
+              <w:jc w:val="left"/>
+            </w:pPr>
+            <w:r>
+              <w:rPr>
+                <w:rStyle w:val="VerbatimChar"/>
+              </w:rPr>
+              <w:t xml:space="preserve">1396</w:t>
+            </w:r>
+            <w:r>
+              <w:t xml:space="preserve"> </w:t>
+            </w:r>
+            <w:r>
+              <w:t xml:space="preserve">“</w:t>
+            </w:r>
+            <w:r>
+              <w:t xml:space="preserve">The target account name is incorrect</w:t>
+            </w:r>
+            <w:r>
+              <w:t xml:space="preserve">”</w:t>
             </w:r>
           </w:p>
         </w:tc>
@@ -6043,20 +5288,185 @@
         <w:pStyle w:val="BodyText"/>
       </w:pPr>
       <w:r>
-        <w:t xml:space="preserve">Then confirm from the KDC’s side, on the</w:t>
-      </w:r>
-      <w:r>
-        <w:t xml:space="preserve"> </w:t>
-      </w:r>
-      <w:r>
-        <w:rPr>
-          <w:b/>
-        </w:rPr>
-        <w:t xml:space="preserve">DC</w:t>
-      </w:r>
-      <w:r>
-        <w:t xml:space="preserve">:</w:t>
-      </w:r>
+        <w:t xml:space="preserve">All three say</w:t>
+      </w:r>
+      <w:r>
+        <w:t xml:space="preserve"> </w:t>
+      </w:r>
+      <w:r>
+        <w:rPr>
+          <w:i/>
+        </w:rPr>
+        <w:t xml:space="preserve">wrong principal / wrong target name</w:t>
+      </w:r>
+      <w:r>
+        <w:t xml:space="preserve">.</w:t>
+      </w:r>
+      <w:r>
+        <w:t xml:space="preserve"> </w:t>
+      </w:r>
+      <w:r>
+        <w:rPr>
+          <w:b/>
+        </w:rPr>
+        <w:t xml:space="preserve">The name is fine.</w:t>
+      </w:r>
+      <w:r>
+        <w:t xml:space="preserve"> </w:t>
+      </w:r>
+      <w:r>
+        <w:t xml:space="preserve">The</w:t>
+      </w:r>
+      <w:r>
+        <w:t xml:space="preserve"> </w:t>
+      </w:r>
+      <w:r>
+        <w:t xml:space="preserve">key derived from it is wrong. (The event log shows</w:t>
+      </w:r>
+      <w:r>
+        <w:t xml:space="preserve"> </w:t>
+      </w:r>
+      <w:r>
+        <w:rPr>
+          <w:rStyle w:val="VerbatimChar"/>
+        </w:rPr>
+        <w:t xml:space="preserve">0x80090322</w:t>
+      </w:r>
+      <w:r>
+        <w:t xml:space="preserve"> </w:t>
+      </w:r>
+      <w:r>
+        <w:t xml:space="preserve">as</w:t>
+      </w:r>
+      <w:r>
+        <w:t xml:space="preserve"> </w:t>
+      </w:r>
+      <w:r>
+        <w:t xml:space="preserve">“</w:t>
+      </w:r>
+      <w:r>
+        <w:t xml:space="preserve">Unknown</w:t>
+      </w:r>
+      <w:r>
+        <w:t xml:space="preserve"> </w:t>
+      </w:r>
+      <w:r>
+        <w:t xml:space="preserve">NTSTATUS Error code</w:t>
+      </w:r>
+      <w:r>
+        <w:t xml:space="preserve">”</w:t>
+      </w:r>
+      <w:r>
+        <w:t xml:space="preserve"> </w:t>
+      </w:r>
+      <w:r>
+        <w:t xml:space="preserve">because it is a SECURITY_STATUS, not an NTSTATUS — don’t</w:t>
+      </w:r>
+      <w:r>
+        <w:t xml:space="preserve"> </w:t>
+      </w:r>
+      <w:r>
+        <w:t xml:space="preserve">let that stop you.)</w:t>
+      </w:r>
+    </w:p>
+    <w:p>
+      <w:pPr>
+        <w:pStyle w:val="BodyText"/>
+      </w:pPr>
+      <w:r>
+        <w:t xml:space="preserve">Because the AES key is derived with a</w:t>
+      </w:r>
+      <w:r>
+        <w:t xml:space="preserve"> </w:t>
+      </w:r>
+      <w:r>
+        <w:rPr>
+          <w:b/>
+        </w:rPr>
+        <w:t xml:space="preserve">salt</w:t>
+      </w:r>
+      <w:r>
+        <w:t xml:space="preserve"> </w:t>
+      </w:r>
+      <w:r>
+        <w:t xml:space="preserve">built from</w:t>
+      </w:r>
+      <w:r>
+        <w:t xml:space="preserve"> </w:t>
+      </w:r>
+      <w:r>
+        <w:rPr>
+          <w:rStyle w:val="VerbatimChar"/>
+        </w:rPr>
+        <w:t xml:space="preserve">DomainName + SamAccountName + AccountType</w:t>
+      </w:r>
+      <w:r>
+        <w:t xml:space="preserve">. Now run</w:t>
+      </w:r>
+      <w:r>
+        <w:t xml:space="preserve"> </w:t>
+      </w:r>
+      <w:r>
+        <w:rPr>
+          <w:rStyle w:val="VerbatimChar"/>
+        </w:rPr>
+        <w:t xml:space="preserve">-Step Status</w:t>
+      </w:r>
+      <w:r>
+        <w:t xml:space="preserve"> </w:t>
+      </w:r>
+      <w:r>
+        <w:t xml:space="preserve">and look</w:t>
+      </w:r>
+      <w:r>
+        <w:t xml:space="preserve"> </w:t>
+      </w:r>
+      <w:r>
+        <w:t xml:space="preserve">at</w:t>
+      </w:r>
+      <w:r>
+        <w:t xml:space="preserve"> </w:t>
+      </w:r>
+      <w:r>
+        <w:rPr>
+          <w:rStyle w:val="VerbatimChar"/>
+        </w:rPr>
+        <w:t xml:space="preserve">ActiveDirectoryDomainName</w:t>
+      </w:r>
+      <w:r>
+        <w:t xml:space="preserve">: it holds the</w:t>
+      </w:r>
+      <w:r>
+        <w:t xml:space="preserve"> </w:t>
+      </w:r>
+      <w:r>
+        <w:rPr>
+          <w:b/>
+        </w:rPr>
+        <w:t xml:space="preserve">NetBIOS</w:t>
+      </w:r>
+      <w:r>
+        <w:t xml:space="preserve"> </w:t>
+      </w:r>
+      <w:r>
+        <w:t xml:space="preserve">name, not the DNS root.</w:t>
+      </w:r>
+      <w:r>
+        <w:t xml:space="preserve"> </w:t>
+      </w:r>
+      <w:r>
+        <w:t xml:space="preserve">Under RC4 (unsalted) that never mattered. Under AES-256 it’s fatal.</w:t>
+      </w:r>
+    </w:p>
+    <w:p>
+      <w:pPr>
+        <w:pStyle w:val="Heading2"/>
+      </w:pPr>
+      <w:bookmarkStart w:id="32" w:name="step-5-repair-in-the-right-order"/>
+      <w:r>
+        <w:t xml:space="preserve">Step 5 — repair, in the right order</w:t>
+      </w:r>
+      <w:bookmarkEnd w:id="32"/>
     </w:p>
     <w:p>
       <w:pPr>
@@ -6064,36 +5474,21 @@
       </w:pPr>
       <w:r>
         <w:rPr>
+          <w:rStyle w:val="NormalTok"/>
+        </w:rPr>
+        <w:t xml:space="preserve">./labs/Invoke-Aes256Migration.</w:t>
+      </w:r>
+      <w:r>
+        <w:rPr>
           <w:rStyle w:val="FunctionTok"/>
         </w:rPr>
-        <w:t xml:space="preserve">Get-WinEvent</w:t>
+        <w:t xml:space="preserve">ps1</w:t>
       </w:r>
       <w:r>
         <w:rPr>
           <w:rStyle w:val="NormalTok"/>
         </w:rPr>
-        <w:t xml:space="preserve"> -FilterHashtable @{LogName='Security'; Id=4769} -MaxEvents 3 |</w:t>
-      </w:r>
-      <w:r>
-        <w:br/>
-      </w:r>
-      <w:r>
-        <w:rPr>
-          <w:rStyle w:val="NormalTok"/>
-        </w:rPr>
-        <w:t xml:space="preserve">  </w:t>
-      </w:r>
-      <w:r>
-        <w:rPr>
-          <w:rStyle w:val="FunctionTok"/>
-        </w:rPr>
-        <w:t xml:space="preserve">Format-List</w:t>
-      </w:r>
-      <w:r>
-        <w:rPr>
-          <w:rStyle w:val="NormalTok"/>
-        </w:rPr>
-        <w:t xml:space="preserve"> TimeCreated, Message</w:t>
+        <w:t xml:space="preserve"> -ResourceGroupName azfiles-lab -Step Repair</w:t>
       </w:r>
     </w:p>
     <w:p>
@@ -6101,184 +5496,241 @@
         <w:pStyle w:val="FirstParagraph"/>
       </w:pPr>
       <w:r>
-        <w:t xml:space="preserve">Event 4769 shows a</w:t>
-      </w:r>
-      <w:r>
-        <w:t xml:space="preserve"> </w:t>
-      </w:r>
-      <w:r>
-        <w:rPr>
-          <w:b/>
-        </w:rPr>
-        <w:t xml:space="preserve">successful</w:t>
-      </w:r>
-      <w:r>
-        <w:t xml:space="preserve"> </w:t>
-      </w:r>
-      <w:r>
-        <w:t xml:space="preserve">ticket issue for the SPN. That single fact</w:t>
-      </w:r>
-      <w:r>
-        <w:t xml:space="preserve"> </w:t>
-      </w:r>
-      <w:r>
-        <w:t xml:space="preserve">eliminates the DC, the SPN, and the encryption type in one step — the only thing</w:t>
-      </w:r>
-      <w:r>
-        <w:t xml:space="preserve"> </w:t>
-      </w:r>
-      <w:r>
-        <w:t xml:space="preserve">left is the key the</w:t>
-      </w:r>
-      <w:r>
-        <w:t xml:space="preserve"> </w:t>
-      </w:r>
+        <w:t xml:space="preserve">It does three things, and the order is the lesson:</w:t>
+      </w:r>
+    </w:p>
+    <w:p>
+      <w:pPr>
+        <w:numPr>
+          <w:ilvl w:val="0"/>
+          <w:numId w:val="1004"/>
+        </w:numPr>
+        <w:pStyle w:val="Compact"/>
+      </w:pPr>
+      <w:r>
+        <w:t xml:space="preserve">correct</w:t>
+      </w:r>
+      <w:r>
+        <w:t xml:space="preserve"> </w:t>
+      </w:r>
+      <w:r>
+        <w:rPr>
+          <w:rStyle w:val="VerbatimChar"/>
+        </w:rPr>
+        <w:t xml:space="preserve">ActiveDirectoryDomainName</w:t>
+      </w:r>
+      <w:r>
+        <w:t xml:space="preserve"> </w:t>
+      </w:r>
+      <w:r>
+        <w:t xml:space="preserve">to the DNS root — passing the</w:t>
+      </w:r>
+      <w:r>
+        <w:t xml:space="preserve"> </w:t>
+      </w:r>
+      <w:r>
+        <w:rPr>
+          <w:b/>
+        </w:rPr>
+        <w:t xml:space="preserve">full</w:t>
+      </w:r>
+      <w:r>
+        <w:t xml:space="preserve"> </w:t>
+      </w:r>
+      <w:r>
+        <w:t xml:space="preserve">parameter set (a partial</w:t>
+      </w:r>
+      <w:r>
+        <w:t xml:space="preserve"> </w:t>
+      </w:r>
+      <w:r>
+        <w:rPr>
+          <w:rStyle w:val="VerbatimChar"/>
+        </w:rPr>
+        <w:t xml:space="preserve">Set-AzStorageAccount</w:t>
+      </w:r>
+      <w:r>
+        <w:t xml:space="preserve"> </w:t>
+      </w:r>
+      <w:r>
+        <w:t xml:space="preserve">is silently ignored)</w:t>
+      </w:r>
+    </w:p>
+    <w:p>
+      <w:pPr>
+        <w:numPr>
+          <w:ilvl w:val="0"/>
+          <w:numId w:val="1004"/>
+        </w:numPr>
+        <w:pStyle w:val="Compact"/>
+      </w:pPr>
+      <w:r>
+        <w:rPr>
+          <w:b/>
+        </w:rPr>
+        <w:t xml:space="preserve">regenerate the kerb key</w:t>
+      </w:r>
+      <w:r>
+        <w:t xml:space="preserve"> </w:t>
+      </w:r>
+      <w:r>
+        <w:t xml:space="preserve">— this is when the new salt is baked in</w:t>
+      </w:r>
+    </w:p>
+    <w:p>
+      <w:pPr>
+        <w:numPr>
+          <w:ilvl w:val="0"/>
+          <w:numId w:val="1004"/>
+        </w:numPr>
+        <w:pStyle w:val="Compact"/>
+      </w:pPr>
+      <w:r>
+        <w:t xml:space="preserve">reset the AD object’s password to that key, and force replication</w:t>
+      </w:r>
+    </w:p>
+    <w:p>
+      <w:pPr>
+        <w:pStyle w:val="FirstParagraph"/>
+      </w:pPr>
+      <w:r>
+        <w:t xml:space="preserve">Retest on the Client VM (</w:t>
+      </w:r>
+      <w:r>
+        <w:rPr>
+          <w:rStyle w:val="VerbatimChar"/>
+        </w:rPr>
+        <w:t xml:space="preserve">net use * /delete /y</w:t>
+      </w:r>
+      <w:r>
+        <w:t xml:space="preserve">,</w:t>
+      </w:r>
+      <w:r>
+        <w:t xml:space="preserve"> </w:t>
+      </w:r>
+      <w:r>
+        <w:rPr>
+          <w:rStyle w:val="VerbatimChar"/>
+        </w:rPr>
+        <w:t xml:space="preserve">klist purge</w:t>
+      </w:r>
+      <w:r>
+        <w:t xml:space="preserve">, mount).</w:t>
+      </w:r>
+      <w:r>
+        <w:t xml:space="preserve"> </w:t>
+      </w:r>
+      <w:r>
+        <w:rPr>
+          <w:rStyle w:val="VerbatimChar"/>
+        </w:rPr>
+        <w:t xml:space="preserve">klist</w:t>
+      </w:r>
+      <w:r>
+        <w:t xml:space="preserve"> </w:t>
+      </w:r>
+      <w:r>
+        <w:t xml:space="preserve">should now show</w:t>
+      </w:r>
+      <w:r>
+        <w:t xml:space="preserve"> </w:t>
+      </w:r>
+      <w:r>
+        <w:rPr>
+          <w:b/>
+        </w:rPr>
+        <w:t xml:space="preserve">AES-256-CTS-HMAC-SHA1-96</w:t>
+      </w:r>
+      <w:r>
+        <w:t xml:space="preserve">.</w:t>
+      </w:r>
+    </w:p>
+    <w:p>
+      <w:pPr>
+        <w:pStyle w:val="BodyText"/>
+      </w:pPr>
+      <w:r>
+        <w:rPr>
+          <w:b/>
+        </w:rPr>
+        <w:t xml:space="preserve">Why fixing the property alone isn’t enough:</w:t>
+      </w:r>
+      <w:r>
+        <w:t xml:space="preserve"> </w:t>
+      </w:r>
+      <w:r>
+        <w:t xml:space="preserve">the salt is consumed at key</w:t>
+      </w:r>
+      <w:r>
+        <w:t xml:space="preserve"> </w:t>
+      </w:r>
+      <w:r>
+        <w:t xml:space="preserve">generation time. Change the property and stop there, and nothing happens — the</w:t>
+      </w:r>
+      <w:r>
+        <w:t xml:space="preserve"> </w:t>
+      </w:r>
+      <w:r>
+        <w:t xml:space="preserve">existing key still carries the old salt.</w:t>
+      </w:r>
+    </w:p>
+    <w:p>
+      <w:pPr>
+        <w:pStyle w:val="BodyText"/>
+      </w:pPr>
       <w:r>
         <w:rPr>
           <w:i/>
         </w:rPr>
-        <w:t xml:space="preserve">service</w:t>
-      </w:r>
-      <w:r>
-        <w:t xml:space="preserve"> </w:t>
-      </w:r>
-      <w:r>
-        <w:t xml:space="preserve">uses to decrypt. This is the difference between</w:t>
-      </w:r>
-      <w:r>
-        <w:t xml:space="preserve"> </w:t>
-      </w:r>
-      <w:r>
-        <w:t xml:space="preserve">guessing from an error string and proving it.</w:t>
-      </w:r>
-    </w:p>
-    <w:p>
-      <w:pPr>
-        <w:pStyle w:val="BodyText"/>
-      </w:pPr>
-      <w:r>
-        <w:t xml:space="preserve">Cross-check with the module:</w:t>
-      </w:r>
-    </w:p>
-    <w:p>
-      <w:pPr>
-        <w:pStyle w:val="SourceCode"/>
-      </w:pPr>
-      <w:r>
-        <w:rPr>
-          <w:rStyle w:val="NormalTok"/>
-        </w:rPr>
-        <w:t xml:space="preserve">Debug-AzStorageAccountAuth -StorageAccountName &lt;sa&gt; -ResourceGroupName azfiles-lab -Verbose</w:t>
-      </w:r>
-      <w:r>
-        <w:br/>
-      </w:r>
-      <w:r>
-        <w:rPr>
-          <w:rStyle w:val="CommentTok"/>
-        </w:rPr>
-        <w:t xml:space="preserve"># CheckADObjectPasswordIsCorrect fails</w:t>
-      </w:r>
-    </w:p>
-    <w:p>
-      <w:pPr>
-        <w:pStyle w:val="FirstParagraph"/>
-      </w:pPr>
-      <w:r>
-        <w:rPr>
-          <w:b/>
-        </w:rPr>
-        <w:t xml:space="preserve">Fix</w:t>
-      </w:r>
-      <w:r>
-        <w:t xml:space="preserve"> </w:t>
-      </w:r>
-      <w:r>
-        <w:t xml:space="preserve">(PowerShell window):</w:t>
-      </w:r>
-    </w:p>
-    <w:p>
-      <w:pPr>
-        <w:pStyle w:val="SourceCode"/>
-      </w:pPr>
-      <w:r>
-        <w:rPr>
-          <w:rStyle w:val="NormalTok"/>
-        </w:rPr>
-        <w:t xml:space="preserve">.\faults\Invoke-Fault.</w:t>
-      </w:r>
-      <w:r>
-        <w:rPr>
-          <w:rStyle w:val="FunctionTok"/>
-        </w:rPr>
-        <w:t xml:space="preserve">ps1</w:t>
-      </w:r>
-      <w:r>
-        <w:rPr>
-          <w:rStyle w:val="NormalTok"/>
-        </w:rPr>
-        <w:t xml:space="preserve"> -ResourceGroupName azfiles-lab -Fault PasswordMismatch -Repair</w:t>
-      </w:r>
-    </w:p>
-    <w:p>
-      <w:pPr>
-        <w:pStyle w:val="FirstParagraph"/>
-      </w:pPr>
-      <w:r>
-        <w:t xml:space="preserve">Then on the Client VM:</w:t>
-      </w:r>
-      <w:r>
-        <w:t xml:space="preserve"> </w:t>
-      </w:r>
-      <w:r>
-        <w:rPr>
-          <w:rStyle w:val="VerbatimChar"/>
-        </w:rPr>
-        <w:t xml:space="preserve">klist purge</w:t>
-      </w:r>
-      <w:r>
-        <w:t xml:space="preserve"> </w:t>
-      </w:r>
-      <w:r>
-        <w:t xml:space="preserve">and mount again — it succeeds.</w:t>
-      </w:r>
-    </w:p>
-    <w:p>
-      <w:pPr>
-        <w:pStyle w:val="BodyText"/>
-      </w:pPr>
-      <w:r>
-        <w:rPr>
-          <w:b/>
-        </w:rPr>
-        <w:t xml:space="preserve">Why:</w:t>
-      </w:r>
-      <w:r>
-        <w:t xml:space="preserve"> </w:t>
-      </w:r>
-      <w:r>
-        <w:t xml:space="preserve">in production the same fix is</w:t>
-      </w:r>
-      <w:r>
-        <w:t xml:space="preserve"> </w:t>
-      </w:r>
-      <w:r>
-        <w:rPr>
-          <w:rStyle w:val="VerbatimChar"/>
-        </w:rPr>
-        <w:t xml:space="preserve">Update-AzStorageAccountADObjectPassword</w:t>
-      </w:r>
-      <w:r>
-        <w:t xml:space="preserve"> </w:t>
-      </w:r>
-      <w:r>
-        <w:t xml:space="preserve">(a storage account keeps two kerb</w:t>
-      </w:r>
-      <w:r>
-        <w:t xml:space="preserve"> </w:t>
-      </w:r>
-      <w:r>
-        <w:t xml:space="preserve">keys, kerb1/kerb2, and you rotate between them).</w:t>
+        <w:t xml:space="preserve">Want to run it again?</w:t>
+      </w:r>
+      <w:r>
+        <w:t xml:space="preserve"> </w:t>
+      </w:r>
+      <w:r>
+        <w:rPr>
+          <w:rStyle w:val="VerbatimChar"/>
+        </w:rPr>
+        <w:t xml:space="preserve">-Step Legacy</w:t>
+      </w:r>
+      <w:r>
+        <w:t xml:space="preserve"> </w:t>
+      </w:r>
+      <w:r>
+        <w:t xml:space="preserve">puts the defect back. (</w:t>
+      </w:r>
+      <w:r>
+        <w:rPr>
+          <w:rStyle w:val="VerbatimChar"/>
+        </w:rPr>
+        <w:t xml:space="preserve">-Step Rollback</w:t>
+      </w:r>
+      <w:r>
+        <w:t xml:space="preserve"> </w:t>
+      </w:r>
+      <w:r>
+        <w:t xml:space="preserve">still works as its old name.) Leave the account</w:t>
+      </w:r>
+      <w:r>
+        <w:t xml:space="preserve"> </w:t>
+      </w:r>
+      <w:r>
+        <w:rPr>
+          <w:b/>
+        </w:rPr>
+        <w:t xml:space="preserve">repaired</w:t>
+      </w:r>
+      <w:r>
+        <w:t xml:space="preserve"> </w:t>
+      </w:r>
+      <w:r>
+        <w:t xml:space="preserve">at the end of the</w:t>
+      </w:r>
+      <w:r>
+        <w:t xml:space="preserve"> </w:t>
+      </w:r>
+      <w:r>
+        <w:t xml:space="preserve">session so it’s in the supported state for Session 2.</w:t>
       </w:r>
     </w:p>
     <w:p>
@@ -6292,22 +5744,56 @@
       <w:pPr>
         <w:pStyle w:val="Heading1"/>
       </w:pPr>
-      <w:bookmarkStart w:id="39" w:name="lab-6-fix-a-broken-spn-error-0xc000018b"/>
-      <w:r>
-        <w:t xml:space="preserve">Lab 6 · Fix a broken SPN (error 0xc000018b)</w:t>
-      </w:r>
-      <w:bookmarkEnd w:id="39"/>
+      <w:bookmarkStart w:id="33" w:name="X2dc5c0b3521191f27bb44e783cad63fc98502e1"/>
+      <w:r>
+        <w:t xml:space="preserve">Lab 4 · Access denied — with a perfect Kerberos ticket ★</w:t>
+      </w:r>
+      <w:bookmarkEnd w:id="33"/>
     </w:p>
     <w:p>
       <w:pPr>
         <w:pStyle w:val="FirstParagraph"/>
       </w:pPr>
       <w:r>
-        <w:rPr>
-          <w:b/>
-        </w:rPr>
-        <w:t xml:space="preserve">Break it:</w:t>
-      </w:r>
+        <w:t xml:space="preserve">A real support case: a share stopped being reachable and the error said</w:t>
+      </w:r>
+      <w:r>
+        <w:t xml:space="preserve"> </w:t>
+      </w:r>
+      <w:r>
+        <w:rPr>
+          <w:i/>
+        </w:rPr>
+        <w:t xml:space="preserve">“</w:t>
+      </w:r>
+      <w:r>
+        <w:rPr>
+          <w:i/>
+        </w:rPr>
+        <w:t xml:space="preserve">the user name or password is incorrect.</w:t>
+      </w:r>
+      <w:r>
+        <w:rPr>
+          <w:i/>
+        </w:rPr>
+        <w:t xml:space="preserve">”</w:t>
+      </w:r>
+      <w:r>
+        <w:t xml:space="preserve"> </w:t>
+      </w:r>
+      <w:r>
+        <w:t xml:space="preserve">Kerberos was healthy the whole time.</w:t>
+      </w:r>
+    </w:p>
+    <w:p>
+      <w:pPr>
+        <w:pStyle w:val="Heading2"/>
+      </w:pPr>
+      <w:bookmarkStart w:id="34" w:name="break-it"/>
+      <w:r>
+        <w:t xml:space="preserve">Break it</w:t>
+      </w:r>
+      <w:bookmarkEnd w:id="34"/>
     </w:p>
     <w:p>
       <w:pPr>
@@ -6317,7 +5803,7 @@
         <w:rPr>
           <w:rStyle w:val="NormalTok"/>
         </w:rPr>
-        <w:t xml:space="preserve">.\faults\Invoke-Fault.</w:t>
+        <w:t xml:space="preserve">./faults/Invoke-Fault.</w:t>
       </w:r>
       <w:r>
         <w:rPr>
@@ -6329,7 +5815,7 @@
         <w:rPr>
           <w:rStyle w:val="NormalTok"/>
         </w:rPr>
-        <w:t xml:space="preserve"> -ResourceGroupName azfiles-lab -Fault SpnBroken</w:t>
+        <w:t xml:space="preserve"> -ResourceGroupName azfiles-lab -Fault CipherMismatch</w:t>
       </w:r>
     </w:p>
     <w:p>
@@ -6337,17 +5823,48 @@
         <w:pStyle w:val="FirstParagraph"/>
       </w:pPr>
       <w:r>
-        <w:rPr>
-          <w:b/>
-        </w:rPr>
-        <w:t xml:space="preserve">Reproduce</w:t>
-      </w:r>
-      <w:r>
-        <w:t xml:space="preserve"> </w:t>
-      </w:r>
-      <w:r>
-        <w:t xml:space="preserve">(Client VM):</w:t>
-      </w:r>
+        <w:t xml:space="preserve">The storage account is set to allow</w:t>
+      </w:r>
+      <w:r>
+        <w:t xml:space="preserve"> </w:t>
+      </w:r>
+      <w:r>
+        <w:rPr>
+          <w:b/>
+        </w:rPr>
+        <w:t xml:space="preserve">AES-256-GCM only</w:t>
+      </w:r>
+      <w:r>
+        <w:t xml:space="preserve">; the client is set to</w:t>
+      </w:r>
+      <w:r>
+        <w:t xml:space="preserve"> </w:t>
+      </w:r>
+      <w:r>
+        <w:t xml:space="preserve">offer</w:t>
+      </w:r>
+      <w:r>
+        <w:t xml:space="preserve"> </w:t>
+      </w:r>
+      <w:r>
+        <w:rPr>
+          <w:b/>
+        </w:rPr>
+        <w:t xml:space="preserve">AES-128-GCM</w:t>
+      </w:r>
+      <w:r>
+        <w:t xml:space="preserve">.</w:t>
+      </w:r>
+    </w:p>
+    <w:p>
+      <w:pPr>
+        <w:pStyle w:val="Heading2"/>
+      </w:pPr>
+      <w:bookmarkStart w:id="35" w:name="reproduce-client-vm"/>
+      <w:r>
+        <w:t xml:space="preserve">Reproduce (Client VM)</w:t>
+      </w:r>
+      <w:bookmarkEnd w:id="35"/>
     </w:p>
     <w:p>
       <w:pPr>
@@ -6357,6 +5874,15 @@
         <w:rPr>
           <w:rStyle w:val="VerbatimChar"/>
         </w:rPr>
+        <w:t xml:space="preserve">net use * /delete /y</w:t>
+      </w:r>
+      <w:r>
+        <w:br/>
+      </w:r>
+      <w:r>
+        <w:rPr>
+          <w:rStyle w:val="VerbatimChar"/>
+        </w:rPr>
         <w:t xml:space="preserve">klist purge</w:t>
       </w:r>
       <w:r>
@@ -6366,7 +5892,7 @@
         <w:rPr>
           <w:rStyle w:val="VerbatimChar"/>
         </w:rPr>
-        <w:t xml:space="preserve">klist get cifs/&lt;sa&gt;.file.core.windows.net</w:t>
+        <w:t xml:space="preserve">net use Z: \\&lt;sa&gt;.file.core.windows.net\labshare</w:t>
       </w:r>
     </w:p>
     <w:p>
@@ -6383,22 +5909,16 @@
         <w:t xml:space="preserve"> </w:t>
       </w:r>
       <w:r>
-        <w:t xml:space="preserve">the request fails with</w:t>
-      </w:r>
-      <w:r>
-        <w:t xml:space="preserve"> </w:t>
-      </w:r>
-      <w:r>
-        <w:rPr>
-          <w:rStyle w:val="VerbatimChar"/>
-        </w:rPr>
-        <w:t xml:space="preserve">0xc000018b</w:t>
-      </w:r>
-      <w:r>
-        <w:t xml:space="preserve"> </w:t>
-      </w:r>
-      <w:r>
-        <w:t xml:space="preserve">/</w:t>
+        <w:rPr>
+          <w:rStyle w:val="VerbatimChar"/>
+        </w:rPr>
+        <w:t xml:space="preserve">Access is denied</w:t>
+      </w:r>
+      <w:r>
+        <w:t xml:space="preserve"> </w:t>
+      </w:r>
+      <w:r>
+        <w:t xml:space="preserve">(or</w:t>
       </w:r>
       <w:r>
         <w:t xml:space="preserve"> </w:t>
@@ -6407,19 +5927,86 @@
         <w:t xml:space="preserve">“</w:t>
       </w:r>
       <w:r>
-        <w:t xml:space="preserve">the SAM database does not</w:t>
-      </w:r>
-      <w:r>
-        <w:t xml:space="preserve"> </w:t>
-      </w:r>
-      <w:r>
-        <w:t xml:space="preserve">have a computer account…</w:t>
+        <w:t xml:space="preserve">The user name or password is incorrect</w:t>
       </w:r>
       <w:r>
         <w:t xml:space="preserve">”</w:t>
       </w:r>
       <w:r>
-        <w:t xml:space="preserve">. Unlike the earlier labs, no ticket is issued at all.</w:t>
+        <w:t xml:space="preserve">).</w:t>
+      </w:r>
+    </w:p>
+    <w:p>
+      <w:pPr>
+        <w:pStyle w:val="Heading2"/>
+      </w:pPr>
+      <w:bookmarkStart w:id="36" w:name="diagnose"/>
+      <w:r>
+        <w:t xml:space="preserve">Diagnose</w:t>
+      </w:r>
+      <w:bookmarkEnd w:id="36"/>
+    </w:p>
+    <w:p>
+      <w:pPr>
+        <w:pStyle w:val="FirstParagraph"/>
+      </w:pPr>
+      <w:r>
+        <w:t xml:space="preserve">First confirm Kerberos is</w:t>
+      </w:r>
+      <w:r>
+        <w:t xml:space="preserve"> </w:t>
+      </w:r>
+      <w:r>
+        <w:rPr>
+          <w:i/>
+        </w:rPr>
+        <w:t xml:space="preserve">not</w:t>
+      </w:r>
+      <w:r>
+        <w:t xml:space="preserve"> </w:t>
+      </w:r>
+      <w:r>
+        <w:t xml:space="preserve">the problem:</w:t>
+      </w:r>
+    </w:p>
+    <w:p>
+      <w:pPr>
+        <w:pStyle w:val="SourceCode"/>
+      </w:pPr>
+      <w:r>
+        <w:rPr>
+          <w:rStyle w:val="VerbatimChar"/>
+        </w:rPr>
+        <w:t xml:space="preserve">klist</w:t>
+      </w:r>
+    </w:p>
+    <w:p>
+      <w:pPr>
+        <w:pStyle w:val="FirstParagraph"/>
+      </w:pPr>
+      <w:r>
+        <w:t xml:space="preserve">The</w:t>
+      </w:r>
+      <w:r>
+        <w:t xml:space="preserve"> </w:t>
+      </w:r>
+      <w:r>
+        <w:rPr>
+          <w:rStyle w:val="VerbatimChar"/>
+        </w:rPr>
+        <w:t xml:space="preserve">cifs/&lt;sa&gt;…</w:t>
+      </w:r>
+      <w:r>
+        <w:t xml:space="preserve"> </w:t>
+      </w:r>
+      <w:r>
+        <w:t xml:space="preserve">ticket is there. On the DC, event 4769 shows success. So</w:t>
+      </w:r>
+      <w:r>
+        <w:t xml:space="preserve"> </w:t>
+      </w:r>
+      <w:r>
+        <w:t xml:space="preserve">authentication worked — the failure is after it.</w:t>
       </w:r>
     </w:p>
     <w:p>
@@ -6427,16 +6014,7 @@
         <w:pStyle w:val="BodyText"/>
       </w:pPr>
       <w:r>
-        <w:rPr>
-          <w:b/>
-        </w:rPr>
-        <w:t xml:space="preserve">Diagnose</w:t>
-      </w:r>
-      <w:r>
-        <w:t xml:space="preserve"> </w:t>
-      </w:r>
-      <w:r>
-        <w:t xml:space="preserve">(DC VM):</w:t>
+        <w:t xml:space="preserve">Now compare the two sides of the cipher negotiation:</w:t>
       </w:r>
     </w:p>
     <w:p>
@@ -6445,9 +6023,48 @@
       </w:pPr>
       <w:r>
         <w:rPr>
-          <w:rStyle w:val="VerbatimChar"/>
-        </w:rPr>
-        <w:t xml:space="preserve">setspn -Q cifs/&lt;sa&gt;.file.core.windows.net</w:t>
+          <w:rStyle w:val="CommentTok"/>
+        </w:rPr>
+        <w:t xml:space="preserve"># client - the list is tried IN THIS ORDER, top first</w:t>
+      </w:r>
+      <w:r>
+        <w:br/>
+      </w:r>
+      <w:r>
+        <w:rPr>
+          <w:rStyle w:val="NormalTok"/>
+        </w:rPr>
+        <w:t xml:space="preserve">Get-SmbClientConfiguration | </w:t>
+      </w:r>
+      <w:r>
+        <w:rPr>
+          <w:rStyle w:val="FunctionTok"/>
+        </w:rPr>
+        <w:t xml:space="preserve">Select-Object</w:t>
+      </w:r>
+      <w:r>
+        <w:rPr>
+          <w:rStyle w:val="NormalTok"/>
+        </w:rPr>
+        <w:t xml:space="preserve"> -ExpandProperty EncryptionCiphers</w:t>
+      </w:r>
+      <w:r>
+        <w:br/>
+      </w:r>
+      <w:r>
+        <w:rPr>
+          <w:rStyle w:val="CommentTok"/>
+        </w:rPr>
+        <w:t xml:space="preserve"># storage: Azure portal -&gt; storage account -&gt; File shares -&gt; Security</w:t>
+      </w:r>
+      <w:r>
+        <w:br/>
+      </w:r>
+      <w:r>
+        <w:rPr>
+          <w:rStyle w:val="CommentTok"/>
+        </w:rPr>
+        <w:t xml:space="preserve">#          ("SMB channel encryption" - anything unchecked is refused)</w:t>
       </w:r>
     </w:p>
     <w:p>
@@ -6455,25 +6072,51 @@
         <w:pStyle w:val="FirstParagraph"/>
       </w:pPr>
       <w:r>
-        <w:t xml:space="preserve">Nothing is returned — no AD object owns that SPN, so the DC can’t issue a</w:t>
-      </w:r>
-      <w:r>
-        <w:t xml:space="preserve"> </w:t>
-      </w:r>
-      <w:r>
-        <w:t xml:space="preserve">ticket.</w:t>
-      </w:r>
-    </w:p>
-    <w:p>
-      <w:pPr>
-        <w:pStyle w:val="BodyText"/>
-      </w:pPr>
-      <w:r>
-        <w:rPr>
-          <w:b/>
-        </w:rPr>
-        <w:t xml:space="preserve">Fix:</w:t>
-      </w:r>
+        <w:t xml:space="preserve">They have no cipher in common. SMB negotiates the cipher</w:t>
+      </w:r>
+      <w:r>
+        <w:t xml:space="preserve"> </w:t>
+      </w:r>
+      <w:r>
+        <w:rPr>
+          <w:b/>
+        </w:rPr>
+        <w:t xml:space="preserve">before</w:t>
+      </w:r>
+      <w:r>
+        <w:t xml:space="preserve"> </w:t>
+      </w:r>
+      <w:r>
+        <w:t xml:space="preserve">the client</w:t>
+      </w:r>
+      <w:r>
+        <w:t xml:space="preserve"> </w:t>
+      </w:r>
+      <w:r>
+        <w:t xml:space="preserve">even names the storage account, so the service can’t pick one per account — if</w:t>
+      </w:r>
+      <w:r>
+        <w:t xml:space="preserve"> </w:t>
+      </w:r>
+      <w:r>
+        <w:t xml:space="preserve">the negotiated cipher isn’t on the account’s allowed list, the session setup is</w:t>
+      </w:r>
+      <w:r>
+        <w:t xml:space="preserve"> </w:t>
+      </w:r>
+      <w:r>
+        <w:t xml:space="preserve">refused and the error surfaces as an access denial.</w:t>
+      </w:r>
+    </w:p>
+    <w:p>
+      <w:pPr>
+        <w:pStyle w:val="Heading2"/>
+      </w:pPr>
+      <w:bookmarkStart w:id="37" w:name="fix-on-the-client-not-the-account"/>
+      <w:r>
+        <w:t xml:space="preserve">Fix — on the client, not the account</w:t>
+      </w:r>
+      <w:bookmarkEnd w:id="37"/>
     </w:p>
     <w:p>
       <w:pPr>
@@ -6483,7 +6126,7 @@
         <w:rPr>
           <w:rStyle w:val="NormalTok"/>
         </w:rPr>
-        <w:t xml:space="preserve">.\faults\Invoke-Fault.</w:t>
+        <w:t xml:space="preserve">./faults/Invoke-Fault.</w:t>
       </w:r>
       <w:r>
         <w:rPr>
@@ -6495,7 +6138,7 @@
         <w:rPr>
           <w:rStyle w:val="NormalTok"/>
         </w:rPr>
-        <w:t xml:space="preserve"> -ResourceGroupName azfiles-lab -Fault SpnBroken -Repair</w:t>
+        <w:t xml:space="preserve"> -ResourceGroupName azfiles-lab -Fault CipherMismatch -Repair</w:t>
       </w:r>
     </w:p>
     <w:p>
@@ -6503,73 +6146,29 @@
         <w:pStyle w:val="FirstParagraph"/>
       </w:pPr>
       <w:r>
-        <w:t xml:space="preserve">Confirm with</w:t>
-      </w:r>
-      <w:r>
-        <w:t xml:space="preserve"> </w:t>
-      </w:r>
-      <w:r>
-        <w:rPr>
-          <w:rStyle w:val="VerbatimChar"/>
-        </w:rPr>
-        <w:t xml:space="preserve">klist get cifs/&lt;sa&gt;…</w:t>
-      </w:r>
-      <w:r>
-        <w:t xml:space="preserve"> </w:t>
-      </w:r>
-      <w:r>
-        <w:t xml:space="preserve">(ticket issued) and remount.</w:t>
-      </w:r>
-    </w:p>
-    <w:p>
-      <w:pPr>
-        <w:pStyle w:val="BodyText"/>
-      </w:pPr>
-      <w:r>
-        <w:rPr>
-          <w:b/>
-        </w:rPr>
-        <w:t xml:space="preserve">Why:</w:t>
-      </w:r>
-      <w:r>
-        <w:t xml:space="preserve"> </w:t>
-      </w:r>
-      <w:r>
-        <w:t xml:space="preserve">the SPN is how the DC finds the storage service. Missing or duplicate</w:t>
-      </w:r>
-      <w:r>
-        <w:t xml:space="preserve"> </w:t>
-      </w:r>
-      <w:r>
-        <w:t xml:space="preserve">SPNs commonly come from manual joins or multi-forest setups.</w:t>
-      </w:r>
-    </w:p>
-    <w:p>
-      <w:r>
-        <w:pict>
-          <v:rect style="width:0;height:1.5pt" o:hralign="center" o:hrstd="t" o:hr="t"/>
-        </w:pict>
-      </w:r>
-    </w:p>
-    <w:p>
-      <w:pPr>
-        <w:pStyle w:val="Heading1"/>
-      </w:pPr>
-      <w:bookmarkStart w:id="40" w:name="lab-7-two-quick-ones"/>
-      <w:r>
-        <w:t xml:space="preserve">Lab 7 · Two quick ones</w:t>
-      </w:r>
-      <w:bookmarkEnd w:id="40"/>
-    </w:p>
-    <w:p>
-      <w:pPr>
-        <w:pStyle w:val="Heading2"/>
-      </w:pPr>
-      <w:bookmarkStart w:id="41" w:name="a-blocked-port-445"/>
-      <w:r>
-        <w:t xml:space="preserve">7a · Blocked port 445</w:t>
-      </w:r>
-      <w:bookmarkEnd w:id="41"/>
+        <w:t xml:space="preserve">The repair changes the</w:t>
+      </w:r>
+      <w:r>
+        <w:t xml:space="preserve"> </w:t>
+      </w:r>
+      <w:r>
+        <w:rPr>
+          <w:b/>
+        </w:rPr>
+        <w:t xml:space="preserve">client’s</w:t>
+      </w:r>
+      <w:r>
+        <w:t xml:space="preserve"> </w:t>
+      </w:r>
+      <w:r>
+        <w:t xml:space="preserve">cipher order so an account-allowed cipher</w:t>
+      </w:r>
+      <w:r>
+        <w:t xml:space="preserve"> </w:t>
+      </w:r>
+      <w:r>
+        <w:t xml:space="preserve">leads:</w:t>
+      </w:r>
     </w:p>
     <w:p>
       <w:pPr>
@@ -6579,19 +6178,13 @@
         <w:rPr>
           <w:rStyle w:val="NormalTok"/>
         </w:rPr>
-        <w:t xml:space="preserve">.\faults\Invoke-Fault.</w:t>
-      </w:r>
-      <w:r>
-        <w:rPr>
-          <w:rStyle w:val="FunctionTok"/>
-        </w:rPr>
-        <w:t xml:space="preserve">ps1</w:t>
-      </w:r>
-      <w:r>
-        <w:rPr>
-          <w:rStyle w:val="NormalTok"/>
-        </w:rPr>
-        <w:t xml:space="preserve"> -ResourceGroupName azfiles-lab -Fault Block445</w:t>
+        <w:t xml:space="preserve">Set-SmbClientConfiguration -EncryptionCiphers </w:t>
+      </w:r>
+      <w:r>
+        <w:rPr>
+          <w:rStyle w:val="StringTok"/>
+        </w:rPr>
+        <w:t xml:space="preserve">"AES_256_GCM,AES_256_CCM,AES_128_GCM,AES_128_CCM"</w:t>
       </w:r>
     </w:p>
     <w:p>
@@ -6599,277 +6192,7 @@
         <w:pStyle w:val="FirstParagraph"/>
       </w:pPr>
       <w:r>
-        <w:t xml:space="preserve">Client VM:</w:t>
-      </w:r>
-    </w:p>
-    <w:p>
-      <w:pPr>
-        <w:pStyle w:val="SourceCode"/>
-      </w:pPr>
-      <w:r>
-        <w:rPr>
-          <w:rStyle w:val="VerbatimChar"/>
-        </w:rPr>
-        <w:t xml:space="preserve">net use Z: \\&lt;sa&gt;.file.core.windows.net\labshare</w:t>
-      </w:r>
-      <w:r>
-        <w:br/>
-      </w:r>
-      <w:r>
-        <w:rPr>
-          <w:rStyle w:val="VerbatimChar"/>
-        </w:rPr>
-        <w:t xml:space="preserve">Test-NetConnection &lt;sa&gt;.file.core.windows.net -Port 445</w:t>
-      </w:r>
-    </w:p>
-    <w:p>
-      <w:pPr>
-        <w:pStyle w:val="FirstParagraph"/>
-      </w:pPr>
-      <w:r>
-        <w:rPr>
-          <w:b/>
-        </w:rPr>
-        <w:t xml:space="preserve">Expected:</w:t>
-      </w:r>
-      <w:r>
-        <w:t xml:space="preserve"> </w:t>
-      </w:r>
-      <w:r>
-        <w:rPr>
-          <w:rStyle w:val="VerbatimChar"/>
-        </w:rPr>
-        <w:t xml:space="preserve">System error 53</w:t>
-      </w:r>
-      <w:r>
-        <w:t xml:space="preserve"> </w:t>
-      </w:r>
-      <w:r>
-        <w:t xml:space="preserve">(or a timeout), and</w:t>
-      </w:r>
-      <w:r>
-        <w:t xml:space="preserve"> </w:t>
-      </w:r>
-      <w:r>
-        <w:rPr>
-          <w:rStyle w:val="VerbatimChar"/>
-        </w:rPr>
-        <w:t xml:space="preserve">TcpTestSucceeded : False</w:t>
-      </w:r>
-      <w:r>
-        <w:t xml:space="preserve">.</w:t>
-      </w:r>
-      <w:r>
-        <w:t xml:space="preserve"> </w:t>
-      </w:r>
-      <w:r>
-        <w:t xml:space="preserve">Fix:</w:t>
-      </w:r>
-      <w:r>
-        <w:t xml:space="preserve"> </w:t>
-      </w:r>
-      <w:r>
-        <w:rPr>
-          <w:rStyle w:val="VerbatimChar"/>
-        </w:rPr>
-        <w:t xml:space="preserve">-Fault Block445 -Repair</w:t>
-      </w:r>
-      <w:r>
-        <w:t xml:space="preserve">.</w:t>
-      </w:r>
-    </w:p>
-    <w:p>
-      <w:pPr>
-        <w:pStyle w:val="BodyText"/>
-      </w:pPr>
-      <w:r>
-        <w:rPr>
-          <w:b/>
-        </w:rPr>
-        <w:t xml:space="preserve">Why:</w:t>
-      </w:r>
-      <w:r>
-        <w:t xml:space="preserve"> </w:t>
-      </w:r>
-      <w:r>
-        <w:t xml:space="preserve">SMB needs outbound TCP 445. ISPs, firewalls, and NSGs often block it;</w:t>
-      </w:r>
-      <w:r>
-        <w:t xml:space="preserve"> </w:t>
-      </w:r>
-      <w:r>
-        <w:t xml:space="preserve">the fix is to open it or use a private endpoint / VPN. (A related but different</w:t>
-      </w:r>
-      <w:r>
-        <w:t xml:space="preserve"> </w:t>
-      </w:r>
-      <w:r>
-        <w:t xml:space="preserve">error, 64, means 445 connects but a proxy/NAT drops the SMB handshake.)</w:t>
-      </w:r>
-    </w:p>
-    <w:p>
-      <w:pPr>
-        <w:pStyle w:val="Heading2"/>
-      </w:pPr>
-      <w:bookmarkStart w:id="42" w:name="b-lost-share-level-access"/>
-      <w:r>
-        <w:t xml:space="preserve">7b · Lost share-level access</w:t>
-      </w:r>
-      <w:bookmarkEnd w:id="42"/>
-    </w:p>
-    <w:p>
-      <w:pPr>
-        <w:pStyle w:val="SourceCode"/>
-      </w:pPr>
-      <w:r>
-        <w:rPr>
-          <w:rStyle w:val="NormalTok"/>
-        </w:rPr>
-        <w:t xml:space="preserve">.\faults\Invoke-Fault.</w:t>
-      </w:r>
-      <w:r>
-        <w:rPr>
-          <w:rStyle w:val="FunctionTok"/>
-        </w:rPr>
-        <w:t xml:space="preserve">ps1</w:t>
-      </w:r>
-      <w:r>
-        <w:rPr>
-          <w:rStyle w:val="NormalTok"/>
-        </w:rPr>
-        <w:t xml:space="preserve"> -ResourceGroupName azfiles-lab -Fault NoShareAccess</w:t>
-      </w:r>
-    </w:p>
-    <w:p>
-      <w:pPr>
-        <w:pStyle w:val="FirstParagraph"/>
-      </w:pPr>
-      <w:r>
-        <w:t xml:space="preserve">Client VM: the</w:t>
-      </w:r>
-      <w:r>
-        <w:t xml:space="preserve"> </w:t>
-      </w:r>
-      <w:r>
-        <w:rPr>
-          <w:rStyle w:val="VerbatimChar"/>
-        </w:rPr>
-        <w:t xml:space="preserve">klist</w:t>
-      </w:r>
-      <w:r>
-        <w:t xml:space="preserve"> </w:t>
-      </w:r>
-      <w:r>
-        <w:t xml:space="preserve">ticket still looks perfect, but:</w:t>
-      </w:r>
-    </w:p>
-    <w:p>
-      <w:pPr>
-        <w:pStyle w:val="SourceCode"/>
-      </w:pPr>
-      <w:r>
-        <w:rPr>
-          <w:rStyle w:val="VerbatimChar"/>
-        </w:rPr>
-        <w:t xml:space="preserve">net use Z: \\&lt;sa&gt;.file.core.windows.net\labshare</w:t>
-      </w:r>
-    </w:p>
-    <w:p>
-      <w:pPr>
-        <w:pStyle w:val="FirstParagraph"/>
-      </w:pPr>
-      <w:r>
-        <w:rPr>
-          <w:b/>
-        </w:rPr>
-        <w:t xml:space="preserve">Expected:</w:t>
-      </w:r>
-      <w:r>
-        <w:t xml:space="preserve"> </w:t>
-      </w:r>
-      <w:r>
-        <w:rPr>
-          <w:rStyle w:val="VerbatimChar"/>
-        </w:rPr>
-        <w:t xml:space="preserve">System error 5 — Access is denied.</w:t>
-      </w:r>
-      <w:r>
-        <w:t xml:space="preserve"> </w:t>
-      </w:r>
-      <w:r>
-        <w:t xml:space="preserve">Fix:</w:t>
-      </w:r>
-      <w:r>
-        <w:t xml:space="preserve"> </w:t>
-      </w:r>
-      <w:r>
-        <w:rPr>
-          <w:rStyle w:val="VerbatimChar"/>
-        </w:rPr>
-        <w:t xml:space="preserve">-Fault NoShareAccess -Repair</w:t>
-      </w:r>
-      <w:r>
-        <w:t xml:space="preserve">.</w:t>
-      </w:r>
-    </w:p>
-    <w:p>
-      <w:pPr>
-        <w:pStyle w:val="BodyText"/>
-      </w:pPr>
-      <w:r>
-        <w:rPr>
-          <w:b/>
-        </w:rPr>
-        <w:t xml:space="preserve">Why:</w:t>
-      </w:r>
-      <w:r>
-        <w:t xml:space="preserve"> </w:t>
-      </w:r>
-      <w:r>
-        <w:t xml:space="preserve">authentication succeeded (valid ticket) but authorization failed — this</w:t>
-      </w:r>
-      <w:r>
-        <w:t xml:space="preserve"> </w:t>
-      </w:r>
-      <w:r>
-        <w:t xml:space="preserve">is the share-level RBAC layer, not Kerberos. Effective access is always the more</w:t>
-      </w:r>
-      <w:r>
-        <w:t xml:space="preserve"> </w:t>
-      </w:r>
-      <w:r>
-        <w:t xml:space="preserve">restrictive of the share-level role and the NTFS permission.</w:t>
-      </w:r>
-    </w:p>
-    <w:p>
-      <w:r>
-        <w:pict>
-          <v:rect style="width:0;height:1.5pt" o:hralign="center" o:hrstd="t" o:hr="t"/>
-        </w:pict>
-      </w:r>
-    </w:p>
-    <w:p>
-      <w:pPr>
-        <w:pStyle w:val="Heading1"/>
-      </w:pPr>
-      <w:bookmarkStart w:id="43" w:name="X388e6b2f4e6dbe7ea8700b7813f407dbdb4d608"/>
-      <w:r>
-        <w:t xml:space="preserve">Optional · Advanced faults (evidence required)</w:t>
-      </w:r>
-      <w:bookmarkEnd w:id="43"/>
-    </w:p>
-    <w:p>
-      <w:pPr>
-        <w:pStyle w:val="FirstParagraph"/>
-      </w:pPr>
-      <w:r>
-        <w:t xml:space="preserve">These three can’t be identified from the error message alone — you need the</w:t>
-      </w:r>
-      <w:r>
-        <w:t xml:space="preserve"> </w:t>
-      </w:r>
-      <w:r>
-        <w:t xml:space="preserve">trace or event 4769. That’s the point.</w:t>
+        <w:t xml:space="preserve">Two deliberate choices in that line, both straight from real support practice:</w:t>
       </w:r>
     </w:p>
     <w:p>
@@ -6882,49 +6205,51 @@
       </w:pPr>
       <w:r>
         <w:rPr>
-          <w:rStyle w:val="VerbatimChar"/>
-          <w:b/>
-        </w:rPr>
-        <w:t xml:space="preserve">-Fault EtypeMismatch</w:t>
-      </w:r>
-      <w:r>
-        <w:t xml:space="preserve"> </w:t>
-      </w:r>
-      <w:r>
-        <w:t xml:space="preserve">— forces an unsupported encryption type on the</w:t>
-      </w:r>
-      <w:r>
-        <w:t xml:space="preserve"> </w:t>
-      </w:r>
-      <w:r>
-        <w:t xml:space="preserve">client. In 4769 you’ll see the request fail with an etype mismatch; on the</w:t>
-      </w:r>
-      <w:r>
-        <w:t xml:space="preserve"> </w:t>
-      </w:r>
-      <w:r>
-        <w:t xml:space="preserve">wire,</w:t>
-      </w:r>
-      <w:r>
-        <w:t xml:space="preserve"> </w:t>
-      </w:r>
-      <w:r>
-        <w:rPr>
-          <w:rStyle w:val="VerbatimChar"/>
-        </w:rPr>
-        <w:t xml:space="preserve">KDC_ERR_ETYPE_NOSUPP</w:t>
-      </w:r>
-      <w:r>
-        <w:t xml:space="preserve"> </w:t>
-      </w:r>
-      <w:r>
-        <w:t xml:space="preserve">in the TGS-REP. Same failure class as the 2026</w:t>
-      </w:r>
-      <w:r>
-        <w:t xml:space="preserve"> </w:t>
-      </w:r>
-      <w:r>
-        <w:t xml:space="preserve">RC4 retirement.</w:t>
+          <w:b/>
+        </w:rPr>
+        <w:t xml:space="preserve">The account keeps its hardened setting.</w:t>
+      </w:r>
+      <w:r>
+        <w:t xml:space="preserve"> </w:t>
+      </w:r>
+      <w:r>
+        <w:t xml:space="preserve">“</w:t>
+      </w:r>
+      <w:r>
+        <w:t xml:space="preserve">Maximum security</w:t>
+      </w:r>
+      <w:r>
+        <w:t xml:space="preserve">”</w:t>
+      </w:r>
+      <w:r>
+        <w:t xml:space="preserve"> </w:t>
+      </w:r>
+      <w:r>
+        <w:t xml:space="preserve">on the storage</w:t>
+      </w:r>
+      <w:r>
+        <w:t xml:space="preserve"> </w:t>
+      </w:r>
+      <w:r>
+        <w:t xml:space="preserve">account is usually a decision someone made on purpose; the first move is to</w:t>
+      </w:r>
+      <w:r>
+        <w:t xml:space="preserve"> </w:t>
+      </w:r>
+      <w:r>
+        <w:t xml:space="preserve">bring the client up to it, not to weaken the account. (Re-allowing the cipher</w:t>
+      </w:r>
+      <w:r>
+        <w:t xml:space="preserve"> </w:t>
+      </w:r>
+      <w:r>
+        <w:t xml:space="preserve">on the account is the fallback when a fleet of unmanageable clients is</w:t>
+      </w:r>
+      <w:r>
+        <w:t xml:space="preserve"> </w:t>
+      </w:r>
+      <w:r>
+        <w:t xml:space="preserve">involved.)</w:t>
       </w:r>
     </w:p>
     <w:p>
@@ -6937,233 +6262,775 @@
       </w:pPr>
       <w:r>
         <w:rPr>
-          <w:rStyle w:val="VerbatimChar"/>
-          <w:b/>
-        </w:rPr>
-        <w:t xml:space="preserve">-Fault ClockSkew</w:t>
-      </w:r>
-      <w:r>
-        <w:t xml:space="preserve"> </w:t>
-      </w:r>
-      <w:r>
-        <w:t xml:space="preserve">— pushes the client clock ~10 minutes off. The mount</w:t>
-      </w:r>
-      <w:r>
-        <w:t xml:space="preserve"> </w:t>
-      </w:r>
-      <w:r>
-        <w:t xml:space="preserve">error is vague; the trace shows</w:t>
-      </w:r>
-      <w:r>
-        <w:t xml:space="preserve"> </w:t>
-      </w:r>
-      <w:r>
-        <w:rPr>
-          <w:rStyle w:val="VerbatimChar"/>
-        </w:rPr>
-        <w:t xml:space="preserve">KRB_AP_ERR_SKEW</w:t>
-      </w:r>
-      <w:r>
-        <w:t xml:space="preserve">. Confirm with</w:t>
-      </w:r>
-      <w:r>
-        <w:t xml:space="preserve"> </w:t>
-      </w:r>
-      <w:r>
-        <w:rPr>
-          <w:rStyle w:val="VerbatimChar"/>
-        </w:rPr>
-        <w:t xml:space="preserve">w32tm /stripchart /computer:azflab-dc /samples:3</w:t>
-      </w:r>
-      <w:r>
-        <w:t xml:space="preserve">. (Kerberos tolerates about</w:t>
-      </w:r>
-      <w:r>
-        <w:t xml:space="preserve"> </w:t>
-      </w:r>
-      <w:r>
-        <w:t xml:space="preserve">5 minutes.)</w:t>
+          <w:b/>
+        </w:rPr>
+        <w:t xml:space="preserve">The weaker ciphers stay in the client list, just lower.</w:t>
+      </w:r>
+      <w:r>
+        <w:t xml:space="preserve"> </w:t>
+      </w:r>
+      <w:r>
+        <w:t xml:space="preserve">Removing them</w:t>
+      </w:r>
+      <w:r>
+        <w:t xml:space="preserve"> </w:t>
+      </w:r>
+      <w:r>
+        <w:t xml:space="preserve">entirely breaks compatibility elsewhere — notably, mounting with the</w:t>
+      </w:r>
+      <w:r>
+        <w:t xml:space="preserve"> </w:t>
+      </w:r>
+      <w:r>
+        <w:rPr>
+          <w:b/>
+        </w:rPr>
+        <w:t xml:space="preserve">storage account key</w:t>
+      </w:r>
+      <w:r>
+        <w:t xml:space="preserve"> </w:t>
+      </w:r>
+      <w:r>
+        <w:t xml:space="preserve">needs AES-128-CCM. Order, not removal, is the tool.</w:t>
+      </w:r>
+    </w:p>
+    <w:p>
+      <w:pPr>
+        <w:pStyle w:val="FirstParagraph"/>
+      </w:pPr>
+      <w:r>
+        <w:rPr>
+          <w:b/>
+        </w:rPr>
+        <w:t xml:space="preserve">Why this matters:</w:t>
+      </w:r>
+      <w:r>
+        <w:t xml:space="preserve"> </w:t>
+      </w:r>
+      <w:r>
+        <w:t xml:space="preserve">the error text points straight at credentials, so the</w:t>
+      </w:r>
+      <w:r>
+        <w:t xml:space="preserve"> </w:t>
+      </w:r>
+      <w:r>
+        <w:t xml:space="preserve">natural reaction is to audit RBAC, then NTFS, then the domain join — and find</w:t>
+      </w:r>
+      <w:r>
+        <w:t xml:space="preserve"> </w:t>
+      </w:r>
+      <w:r>
+        <w:t xml:space="preserve">nothing wrong, because nothing is. In the real case that cost several days.</w:t>
+      </w:r>
+    </w:p>
+    <w:p>
+      <w:r>
+        <w:pict>
+          <v:rect style="width:0;height:1.5pt" o:hralign="center" o:hrstd="t" o:hr="t"/>
+        </w:pict>
+      </w:r>
+    </w:p>
+    <w:p>
+      <w:pPr>
+        <w:pStyle w:val="Heading1"/>
+      </w:pPr>
+      <w:bookmarkStart w:id="38" w:name="X92ed23674135c47bbb946c3edb44bb64bc7bb9c"/>
+      <w:r>
+        <w:t xml:space="preserve">Lab 5 · Fix a mount failure (error 1396) — different root cause</w:t>
+      </w:r>
+      <w:bookmarkEnd w:id="38"/>
+    </w:p>
+    <w:p>
+      <w:pPr>
+        <w:pStyle w:val="FirstParagraph"/>
+      </w:pPr>
+      <w:r>
+        <w:t xml:space="preserve">Same symptom as Lab 3, different cause: here the AD account password and the</w:t>
+      </w:r>
+      <w:r>
+        <w:t xml:space="preserve"> </w:t>
+      </w:r>
+      <w:r>
+        <w:t xml:space="preserve">storage kerb key simply fall out of sync (rotation policy, a manual reset).</w:t>
+      </w:r>
+    </w:p>
+    <w:p>
+      <w:pPr>
+        <w:pStyle w:val="BodyText"/>
+      </w:pPr>
+      <w:r>
+        <w:rPr>
+          <w:b/>
+        </w:rPr>
+        <w:t xml:space="preserve">Break it</w:t>
+      </w:r>
+      <w:r>
+        <w:t xml:space="preserve"> </w:t>
+      </w:r>
+      <w:r>
+        <w:t xml:space="preserve">(in your PowerShell window):</w:t>
+      </w:r>
+    </w:p>
+    <w:p>
+      <w:pPr>
+        <w:pStyle w:val="SourceCode"/>
+      </w:pPr>
+      <w:r>
+        <w:rPr>
+          <w:rStyle w:val="FunctionTok"/>
+        </w:rPr>
+        <w:t xml:space="preserve">cd</w:t>
+      </w:r>
+      <w:r>
+        <w:rPr>
+          <w:rStyle w:val="NormalTok"/>
+        </w:rPr>
+        <w:t xml:space="preserve"> session1-adds</w:t>
+      </w:r>
+      <w:r>
+        <w:br/>
+      </w:r>
+      <w:r>
+        <w:rPr>
+          <w:rStyle w:val="NormalTok"/>
+        </w:rPr>
+        <w:t xml:space="preserve">.\faults\Invoke-Fault.</w:t>
+      </w:r>
+      <w:r>
+        <w:rPr>
+          <w:rStyle w:val="FunctionTok"/>
+        </w:rPr>
+        <w:t xml:space="preserve">ps1</w:t>
+      </w:r>
+      <w:r>
+        <w:rPr>
+          <w:rStyle w:val="NormalTok"/>
+        </w:rPr>
+        <w:t xml:space="preserve"> -ResourceGroupName azfiles-lab -Fault PasswordMismatch</w:t>
+      </w:r>
+    </w:p>
+    <w:p>
+      <w:pPr>
+        <w:pStyle w:val="FirstParagraph"/>
+      </w:pPr>
+      <w:r>
+        <w:rPr>
+          <w:b/>
+        </w:rPr>
+        <w:t xml:space="preserve">Reproduce</w:t>
+      </w:r>
+      <w:r>
+        <w:t xml:space="preserve"> </w:t>
+      </w:r>
+      <w:r>
+        <w:t xml:space="preserve">(Client VM):</w:t>
+      </w:r>
+    </w:p>
+    <w:p>
+      <w:pPr>
+        <w:pStyle w:val="SourceCode"/>
+      </w:pPr>
+      <w:r>
+        <w:rPr>
+          <w:rStyle w:val="VerbatimChar"/>
+        </w:rPr>
+        <w:t xml:space="preserve">klist purge</w:t>
+      </w:r>
+      <w:r>
+        <w:br/>
+      </w:r>
+      <w:r>
+        <w:rPr>
+          <w:rStyle w:val="VerbatimChar"/>
+        </w:rPr>
+        <w:t xml:space="preserve">net use Z: \\&lt;sa&gt;.file.core.windows.net\labshare</w:t>
+      </w:r>
+    </w:p>
+    <w:p>
+      <w:pPr>
+        <w:pStyle w:val="FirstParagraph"/>
+      </w:pPr>
+      <w:r>
+        <w:rPr>
+          <w:b/>
+        </w:rPr>
+        <w:t xml:space="preserve">Expected:</w:t>
+      </w:r>
+      <w:r>
+        <w:t xml:space="preserve"> </w:t>
+      </w:r>
+      <w:r>
+        <w:rPr>
+          <w:rStyle w:val="VerbatimChar"/>
+        </w:rPr>
+        <w:t xml:space="preserve">System error 1396 — The target account name is incorrect.</w:t>
+      </w:r>
+    </w:p>
+    <w:p>
+      <w:pPr>
+        <w:pStyle w:val="BodyText"/>
+      </w:pPr>
+      <w:r>
+        <w:rPr>
+          <w:b/>
+        </w:rPr>
+        <w:t xml:space="preserve">Diagnose — from evidence, not the error text</w:t>
+      </w:r>
+      <w:r>
+        <w:t xml:space="preserve"> </w:t>
+      </w:r>
+      <w:r>
+        <w:t xml:space="preserve">(Client VM):</w:t>
+      </w:r>
+    </w:p>
+    <w:p>
+      <w:pPr>
+        <w:pStyle w:val="SourceCode"/>
+      </w:pPr>
+      <w:r>
+        <w:rPr>
+          <w:rStyle w:val="NormalTok"/>
+        </w:rPr>
+        <w:t xml:space="preserve">C:\LabTools\Get-KerberosEvidence.</w:t>
+      </w:r>
+      <w:r>
+        <w:rPr>
+          <w:rStyle w:val="FunctionTok"/>
+        </w:rPr>
+        <w:t xml:space="preserve">ps1</w:t>
+      </w:r>
+      <w:r>
+        <w:rPr>
+          <w:rStyle w:val="NormalTok"/>
+        </w:rPr>
+        <w:t xml:space="preserve"> -StorageAccount &lt;sa&gt;</w:t>
+      </w:r>
+    </w:p>
+    <w:p>
+      <w:pPr>
+        <w:pStyle w:val="FirstParagraph"/>
+      </w:pPr>
+      <w:r>
+        <w:t xml:space="preserve">Open the new</w:t>
+      </w:r>
+      <w:r>
+        <w:t xml:space="preserve"> </w:t>
+      </w:r>
+      <w:r>
+        <w:rPr>
+          <w:rStyle w:val="VerbatimChar"/>
+        </w:rPr>
+        <w:t xml:space="preserve">trace.pcapng</w:t>
+      </w:r>
+      <w:r>
+        <w:t xml:space="preserve"> </w:t>
+      </w:r>
+      <w:r>
+        <w:t xml:space="preserve">with filter</w:t>
+      </w:r>
+      <w:r>
+        <w:t xml:space="preserve"> </w:t>
+      </w:r>
+      <w:r>
+        <w:rPr>
+          <w:rStyle w:val="VerbatimChar"/>
+        </w:rPr>
+        <w:t xml:space="preserve">kerberos || smb2</w:t>
+      </w:r>
+      <w:r>
+        <w:t xml:space="preserve"> </w:t>
+      </w:r>
+      <w:r>
+        <w:t xml:space="preserve">and compare it to</w:t>
+      </w:r>
+      <w:r>
+        <w:t xml:space="preserve"> </w:t>
+      </w:r>
+      <w:r>
+        <w:t xml:space="preserve">your known-good capture.</w:t>
+      </w:r>
+      <w:r>
+        <w:t xml:space="preserve"> </w:t>
+      </w:r>
+      <w:r>
+        <w:rPr>
+          <w:b/>
+        </w:rPr>
+        <w:t xml:space="preserve">Everything is identical until one frame:</w:t>
+      </w:r>
+    </w:p>
+    <w:p>
+      <w:pPr>
+        <w:pStyle w:val="SourceCode"/>
+      </w:pPr>
+      <w:r>
+        <w:rPr>
+          <w:rStyle w:val="VerbatimChar"/>
+        </w:rPr>
+        <w:t xml:space="preserve"> healthy   ... TGS-REP -&gt; Session Setup Request -&gt; Session Setup Response (ok) -&gt; Encrypted SMB3</w:t>
+      </w:r>
+      <w:r>
+        <w:br/>
+      </w:r>
+      <w:r>
+        <w:rPr>
+          <w:rStyle w:val="VerbatimChar"/>
+        </w:rPr>
+        <w:t xml:space="preserve"> this one  ... TGS-REP -&gt; Session Setup Request -&gt; KRB Error: KRB5KRB_AP_ERR_MODIFIED</w:t>
+      </w:r>
+    </w:p>
+    <w:p>
+      <w:pPr>
+        <w:pStyle w:val="FirstParagraph"/>
+      </w:pPr>
+      <w:r>
+        <w:t xml:space="preserve">Two details in that error frame are worth more than the rest of the capture:</w:t>
       </w:r>
     </w:p>
     <w:p>
       <w:pPr>
         <w:numPr>
           <w:ilvl w:val="0"/>
-          <w:numId w:val="1005"/>
-        </w:numPr>
-        <w:pStyle w:val="Compact"/>
-      </w:pPr>
-      <w:r>
-        <w:rPr>
-          <w:rStyle w:val="VerbatimChar"/>
-          <w:b/>
-        </w:rPr>
-        <w:t xml:space="preserve">-Fault DuplicateSpn</w:t>
-      </w:r>
-      <w:r>
-        <w:t xml:space="preserve"> </w:t>
-      </w:r>
-      <w:r>
-        <w:t xml:space="preserve">— the</w:t>
-      </w:r>
-      <w:r>
-        <w:t xml:space="preserve"> </w:t>
-      </w:r>
-      <w:r>
-        <w:t xml:space="preserve">“</w:t>
-      </w:r>
-      <w:r>
-        <w:t xml:space="preserve">ghost object</w:t>
-      </w:r>
-      <w:r>
-        <w:t xml:space="preserve">”</w:t>
-      </w:r>
-      <w:r>
-        <w:t xml:space="preserve">: registers the storage SPN on a</w:t>
-      </w:r>
-      <w:r>
-        <w:t xml:space="preserve"> </w:t>
-      </w:r>
-      <w:r>
-        <w:t xml:space="preserve">second AD object. A share that worked yesterday breaks with no config change</w:t>
-      </w:r>
-      <w:r>
-        <w:t xml:space="preserve"> </w:t>
-      </w:r>
-      <w:r>
-        <w:t xml:space="preserve">on the storage account at all — the KDC matches the ghost and encrypts the</w:t>
-      </w:r>
-      <w:r>
-        <w:t xml:space="preserve"> </w:t>
-      </w:r>
-      <w:r>
-        <w:t xml:space="preserve">ticket with the</w:t>
-      </w:r>
-      <w:r>
-        <w:t xml:space="preserve"> </w:t>
-      </w:r>
-      <w:r>
-        <w:rPr>
-          <w:i/>
-        </w:rPr>
-        <w:t xml:space="preserve">wrong account’s</w:t>
-      </w:r>
-      <w:r>
-        <w:t xml:space="preserve"> </w:t>
-      </w:r>
-      <w:r>
-        <w:t xml:space="preserve">key (→ 1396 at the service), or, if the</w:t>
-      </w:r>
-      <w:r>
-        <w:t xml:space="preserve"> </w:t>
-      </w:r>
-      <w:r>
-        <w:t xml:space="preserve">ghost has no usable key, returns</w:t>
-      </w:r>
-      <w:r>
-        <w:t xml:space="preserve"> </w:t>
-      </w:r>
-      <w:r>
-        <w:rPr>
-          <w:rStyle w:val="VerbatimChar"/>
-        </w:rPr>
-        <w:t xml:space="preserve">ETYPE_NOSUPP</w:t>
-      </w:r>
-      <w:r>
-        <w:t xml:space="preserve">. Diagnosis order:</w:t>
-      </w:r>
-    </w:p>
-    <w:p>
-      <w:pPr>
-        <w:numPr>
-          <w:ilvl w:val="1"/>
           <w:numId w:val="1006"/>
         </w:numPr>
         <w:pStyle w:val="Compact"/>
       </w:pPr>
       <w:r>
         <w:rPr>
-          <w:rStyle w:val="VerbatimChar"/>
-        </w:rPr>
-        <w:t xml:space="preserve">setspn -X</w:t>
-      </w:r>
-      <w:r>
-        <w:t xml:space="preserve"> </w:t>
-      </w:r>
-      <w:r>
-        <w:t xml:space="preserve">(or</w:t>
-      </w:r>
-      <w:r>
-        <w:t xml:space="preserve"> </w:t>
-      </w:r>
-      <w:r>
-        <w:rPr>
-          <w:rStyle w:val="VerbatimChar"/>
-        </w:rPr>
-        <w:t xml:space="preserve">-F -Q cifs/&lt;sa&gt;...</w:t>
-      </w:r>
-      <w:r>
-        <w:t xml:space="preserve">) to look for duplicates — but know its</w:t>
-      </w:r>
-      <w:r>
-        <w:t xml:space="preserve"> </w:t>
-      </w:r>
-      <w:r>
-        <w:t xml:space="preserve">limit: these query the</w:t>
-      </w:r>
-      <w:r>
-        <w:t xml:space="preserve"> </w:t>
-      </w:r>
-      <w:r>
-        <w:rPr>
-          <w:b/>
-        </w:rPr>
-        <w:t xml:space="preserve">GC</w:t>
-      </w:r>
-      <w:r>
-        <w:t xml:space="preserve">, so a ghost that exists only in one DC’s local</w:t>
-      </w:r>
-      <w:r>
-        <w:t xml:space="preserve"> </w:t>
-      </w:r>
-      <w:r>
-        <w:t xml:space="preserve">domain partition (lingering object) or in another domain of the forest can</w:t>
-      </w:r>
-      <w:r>
-        <w:t xml:space="preserve"> </w:t>
-      </w:r>
-      <w:r>
-        <w:t xml:space="preserve">hide from it.</w:t>
+          <w:b/>
+        </w:rPr>
+        <w:t xml:space="preserve">Its Protocol column says</w:t>
+      </w:r>
+      <w:r>
+        <w:rPr>
+          <w:b/>
+        </w:rPr>
+        <w:t xml:space="preserve"> </w:t>
+      </w:r>
+      <w:r>
+        <w:rPr>
+          <w:rStyle w:val="VerbatimChar"/>
+          <w:b/>
+        </w:rPr>
+        <w:t xml:space="preserve">SMB2</w:t>
+      </w:r>
+      <w:r>
+        <w:rPr>
+          <w:b/>
+        </w:rPr>
+        <w:t xml:space="preserve">, and it comes from the storage account, not</w:t>
+      </w:r>
+      <w:r>
+        <w:rPr>
+          <w:b/>
+        </w:rPr>
+        <w:t xml:space="preserve"> </w:t>
+      </w:r>
+      <w:r>
+        <w:rPr>
+          <w:b/>
+        </w:rPr>
+        <w:t xml:space="preserve">the DC.</w:t>
+      </w:r>
+      <w:r>
+        <w:t xml:space="preserve"> </w:t>
+      </w:r>
+      <w:r>
+        <w:t xml:space="preserve">The Kerberos error is carried</w:t>
+      </w:r>
+      <w:r>
+        <w:t xml:space="preserve"> </w:t>
+      </w:r>
+      <w:r>
+        <w:rPr>
+          <w:i/>
+        </w:rPr>
+        <w:t xml:space="preserve">inside</w:t>
+      </w:r>
+      <w:r>
+        <w:t xml:space="preserve"> </w:t>
+      </w:r>
+      <w:r>
+        <w:t xml:space="preserve">the Session Setup response,</w:t>
+      </w:r>
+      <w:r>
+        <w:t xml:space="preserve"> </w:t>
+      </w:r>
+      <w:r>
+        <w:t xml:space="preserve">on port 445. That is the service saying</w:t>
+      </w:r>
+      <w:r>
+        <w:t xml:space="preserve"> </w:t>
+      </w:r>
+      <w:r>
+        <w:t xml:space="preserve">“</w:t>
+      </w:r>
+      <w:r>
+        <w:t xml:space="preserve">I could not decrypt your ticket</w:t>
+      </w:r>
+      <w:r>
+        <w:t xml:space="preserve">”</w:t>
+      </w:r>
+      <w:r>
+        <w:t xml:space="preserve"> </w:t>
+      </w:r>
+      <w:r>
+        <w:t xml:space="preserve">—</w:t>
+      </w:r>
+      <w:r>
+        <w:t xml:space="preserve"> </w:t>
+      </w:r>
+      <w:r>
+        <w:t xml:space="preserve">and it is exactly why</w:t>
+      </w:r>
+      <w:r>
+        <w:t xml:space="preserve"> </w:t>
+      </w:r>
+      <w:r>
+        <w:rPr>
+          <w:rStyle w:val="VerbatimChar"/>
+        </w:rPr>
+        <w:t xml:space="preserve">Kerberos/Operational</w:t>
+      </w:r>
+      <w:r>
+        <w:t xml:space="preserve"> </w:t>
+      </w:r>
+      <w:r>
+        <w:t xml:space="preserve">on the client stays empty.</w:t>
       </w:r>
     </w:p>
     <w:p>
       <w:pPr>
         <w:numPr>
-          <w:ilvl w:val="1"/>
+          <w:ilvl w:val="0"/>
           <w:numId w:val="1006"/>
         </w:numPr>
         <w:pStyle w:val="Compact"/>
       </w:pPr>
       <w:r>
-        <w:t xml:space="preserve">The decisive evidence is</w:t>
-      </w:r>
-      <w:r>
-        <w:t xml:space="preserve"> </w:t>
-      </w:r>
-      <w:r>
-        <w:rPr>
-          <w:b/>
-        </w:rPr>
-        <w:t xml:space="preserve">event 4769 on the DC that failed the request</w:t>
+        <w:rPr>
+          <w:b/>
+        </w:rPr>
+        <w:t xml:space="preserve">Right after it, the client asks the DC for the ticket again</w:t>
+      </w:r>
+      <w:r>
+        <w:t xml:space="preserve"> </w:t>
+      </w:r>
+      <w:r>
+        <w:t xml:space="preserve">(TGS-REQ /</w:t>
+      </w:r>
+      <w:r>
+        <w:t xml:space="preserve"> </w:t>
+      </w:r>
+      <w:r>
+        <w:t xml:space="preserve">TGS-REP), tries once more, and fails the same way. The whole cycle repeats</w:t>
+      </w:r>
+      <w:r>
+        <w:t xml:space="preserve"> </w:t>
+      </w:r>
+      <w:r>
+        <w:t xml:space="preserve">every 5–6 seconds.</w:t>
+      </w:r>
+    </w:p>
+    <w:p>
+      <w:pPr>
+        <w:pStyle w:val="FirstParagraph"/>
+      </w:pPr>
+      <w:r>
+        <w:t xml:space="preserve">That second point produces the most counter-intuitive fact in this lab:</w:t>
+      </w:r>
+      <w:r>
+        <w:t xml:space="preserve"> </w:t>
+      </w:r>
+      <w:r>
+        <w:rPr>
+          <w:b/>
+        </w:rPr>
+        <w:t xml:space="preserve">during</w:t>
+      </w:r>
+      <w:r>
+        <w:rPr>
+          <w:b/>
+        </w:rPr>
+        <w:t xml:space="preserve"> </w:t>
+      </w:r>
+      <w:r>
+        <w:rPr>
+          <w:b/>
+        </w:rPr>
+        <w:t xml:space="preserve">a total outage, the DC’s 4769 log fills up with SUCCESS.</w:t>
+      </w:r>
+      <w:r>
+        <w:t xml:space="preserve"> </w:t>
+      </w:r>
+      <w:r>
+        <w:t xml:space="preserve">The client keeps</w:t>
+      </w:r>
+      <w:r>
+        <w:t xml:space="preserve"> </w:t>
+      </w:r>
+      <w:r>
+        <w:t xml:space="preserve">asking, and the KDC keeps correctly issuing. If you were looking only at the DC</w:t>
+      </w:r>
+      <w:r>
+        <w:t xml:space="preserve"> </w:t>
+      </w:r>
+      <w:r>
+        <w:t xml:space="preserve">you would conclude everything is fine.</w:t>
+      </w:r>
+    </w:p>
+    <w:p>
+      <w:pPr>
+        <w:pStyle w:val="Heading2"/>
+      </w:pPr>
+      <w:bookmarkStart w:id="39" w:name="Xf851f088fdf7100b3dec5d72d09cda1540ac856"/>
+      <w:r>
+        <w:t xml:space="preserve">Open that error frame — the failure is three layers down</w:t>
+      </w:r>
+      <w:bookmarkEnd w:id="39"/>
+    </w:p>
+    <w:p>
+      <w:pPr>
+        <w:pStyle w:val="FirstParagraph"/>
+      </w:pPr>
+      <w:r>
+        <w:t xml:space="preserve">Click the</w:t>
+      </w:r>
+      <w:r>
+        <w:t xml:space="preserve"> </w:t>
+      </w:r>
+      <w:r>
+        <w:rPr>
+          <w:rStyle w:val="VerbatimChar"/>
+        </w:rPr>
+        <w:t xml:space="preserve">KRB Error</w:t>
+      </w:r>
+      <w:r>
+        <w:t xml:space="preserve"> </w:t>
+      </w:r>
+      <w:r>
+        <w:t xml:space="preserve">frame and expand it. Every layer above the Kerberos</w:t>
+      </w:r>
+      <w:r>
+        <w:t xml:space="preserve"> </w:t>
+      </w:r>
+      <w:r>
+        <w:t xml:space="preserve">payload reports something that looks</w:t>
+      </w:r>
+      <w:r>
+        <w:t xml:space="preserve"> </w:t>
+      </w:r>
+      <w:r>
+        <w:rPr>
+          <w:i/>
+        </w:rPr>
+        <w:t xml:space="preserve">fine</w:t>
       </w:r>
       <w:r>
         <w:t xml:space="preserve">:</w:t>
       </w:r>
-      <w:r>
-        <w:t xml:space="preserve"> </w:t>
-      </w:r>
-      <w:r>
-        <w:t xml:space="preserve">its Service Name / Service ID show</w:t>
+    </w:p>
+    <w:p>
+      <w:pPr>
+        <w:pStyle w:val="SourceCode"/>
+      </w:pPr>
+      <w:r>
+        <w:rPr>
+          <w:rStyle w:val="VerbatimChar"/>
+        </w:rPr>
+        <w:t xml:space="preserve">SMB2 header    NT Status: STATUS_MORE_PROCESSING_REQUIRED (0xc0000016)   normal</w:t>
+      </w:r>
+      <w:r>
+        <w:br/>
+      </w:r>
+      <w:r>
+        <w:rPr>
+          <w:rStyle w:val="VerbatimChar"/>
+        </w:rPr>
+        <w:t xml:space="preserve"> └ SPNEGO      negResult: accept-incomplete                              normal</w:t>
+      </w:r>
+      <w:r>
+        <w:br/>
+      </w:r>
+      <w:r>
+        <w:rPr>
+          <w:rStyle w:val="VerbatimChar"/>
+        </w:rPr>
+        <w:t xml:space="preserve">    └ Kerberos krb5_tok_id: KRB5_ERROR</w:t>
+      </w:r>
+      <w:r>
+        <w:br/>
+      </w:r>
+      <w:r>
+        <w:rPr>
+          <w:rStyle w:val="VerbatimChar"/>
+        </w:rPr>
+        <w:t xml:space="preserve">                error-code: eRR-MODIFIED (41)                            ← the failure</w:t>
+      </w:r>
+      <w:r>
+        <w:br/>
+      </w:r>
+      <w:r>
+        <w:rPr>
+          <w:rStyle w:val="VerbatimChar"/>
+        </w:rPr>
+        <w:t xml:space="preserve">                sname:      &lt;sa&gt;</w:t>
+      </w:r>
+    </w:p>
+    <w:p>
+      <w:pPr>
+        <w:pStyle w:val="FirstParagraph"/>
+      </w:pPr>
+      <w:r>
+        <w:rPr>
+          <w:rStyle w:val="VerbatimChar"/>
+        </w:rPr>
+        <w:t xml:space="preserve">STATUS_MORE_PROCESSING_REQUIRED</w:t>
+      </w:r>
+      <w:r>
+        <w:t xml:space="preserve"> </w:t>
+      </w:r>
+      <w:r>
+        <w:t xml:space="preserve">is the ordinary status for an intermediate</w:t>
+      </w:r>
+      <w:r>
+        <w:t xml:space="preserve"> </w:t>
+      </w:r>
+      <w:r>
+        <w:t xml:space="preserve">Session Setup response, and</w:t>
+      </w:r>
+      <w:r>
+        <w:t xml:space="preserve"> </w:t>
+      </w:r>
+      <w:r>
+        <w:rPr>
+          <w:rStyle w:val="VerbatimChar"/>
+        </w:rPr>
+        <w:t xml:space="preserve">accept-incomplete</w:t>
+      </w:r>
+      <w:r>
+        <w:t xml:space="preserve"> </w:t>
+      </w:r>
+      <w:r>
+        <w:t xml:space="preserve">just means the handshake has more</w:t>
+      </w:r>
+      <w:r>
+        <w:t xml:space="preserve"> </w:t>
+      </w:r>
+      <w:r>
+        <w:t xml:space="preserve">legs to go. The service even allocated a Session Id and set</w:t>
+      </w:r>
+      <w:r>
+        <w:t xml:space="preserve"> </w:t>
+      </w:r>
+      <w:r>
+        <w:rPr>
+          <w:rStyle w:val="VerbatimChar"/>
+        </w:rPr>
+        <w:t xml:space="preserve">Encrypt: True</w:t>
+      </w:r>
+      <w:r>
+        <w:t xml:space="preserve">.</w:t>
+      </w:r>
+    </w:p>
+    <w:p>
+      <w:pPr>
+        <w:pStyle w:val="BodyText"/>
+      </w:pPr>
+      <w:r>
+        <w:rPr>
+          <w:b/>
+        </w:rPr>
+        <w:t xml:space="preserve">So a filter on SMB2 status codes finds nothing here.</w:t>
+      </w:r>
+      <w:r>
+        <w:t xml:space="preserve"> </w:t>
+      </w:r>
+      <w:r>
+        <w:t xml:space="preserve">The rejection only</w:t>
+      </w:r>
+      <w:r>
+        <w:t xml:space="preserve"> </w:t>
+      </w:r>
+      <w:r>
+        <w:t xml:space="preserve">exists inside the security blob. Wireshark digs it out for you and puts it in the</w:t>
+      </w:r>
+      <w:r>
+        <w:t xml:space="preserve"> </w:t>
+      </w:r>
+      <w:r>
+        <w:t xml:space="preserve">Info column — that convenience is the only reason it looked obvious. On a case</w:t>
+      </w:r>
+      <w:r>
+        <w:t xml:space="preserve"> </w:t>
+      </w:r>
+      <w:r>
+        <w:t xml:space="preserve">where someone hands you</w:t>
+      </w:r>
+      <w:r>
+        <w:t xml:space="preserve"> </w:t>
+      </w:r>
+      <w:r>
+        <w:t xml:space="preserve">“</w:t>
+      </w:r>
+      <w:r>
+        <w:t xml:space="preserve">no SMB errors in the trace</w:t>
+      </w:r>
+      <w:r>
+        <w:t xml:space="preserve">”</w:t>
+      </w:r>
+      <w:r>
+        <w:t xml:space="preserve">, this is the frame they</w:t>
+      </w:r>
+      <w:r>
+        <w:t xml:space="preserve"> </w:t>
+      </w:r>
+      <w:r>
+        <w:t xml:space="preserve">missed.</w:t>
+      </w:r>
+    </w:p>
+    <w:p>
+      <w:pPr>
+        <w:pStyle w:val="BodyText"/>
+      </w:pPr>
+      <w:r>
+        <w:t xml:space="preserve">The</w:t>
+      </w:r>
+      <w:r>
+        <w:t xml:space="preserve"> </w:t>
+      </w:r>
+      <w:r>
+        <w:rPr>
+          <w:rStyle w:val="VerbatimChar"/>
+        </w:rPr>
+        <w:t xml:space="preserve">sname</w:t>
+      </w:r>
+      <w:r>
+        <w:t xml:space="preserve"> </w:t>
+      </w:r>
+      <w:r>
+        <w:t xml:space="preserve">field is worth a look too: it is the principal the</w:t>
+      </w:r>
+      <w:r>
+        <w:t xml:space="preserve"> </w:t>
+      </w:r>
+      <w:r>
+        <w:rPr>
+          <w:b/>
+        </w:rPr>
+        <w:t xml:space="preserve">service</w:t>
+      </w:r>
+      <w:r>
+        <w:t xml:space="preserve"> </w:t>
+      </w:r>
+      <w:r>
+        <w:t xml:space="preserve">tried</w:t>
+      </w:r>
+      <w:r>
+        <w:t xml:space="preserve"> </w:t>
+      </w:r>
+      <w:r>
+        <w:t xml:space="preserve">to be — your storage account name. The service is telling you</w:t>
       </w:r>
       <w:r>
         <w:t xml:space="preserve"> </w:t>
@@ -7172,49 +7039,89 @@
         <w:rPr>
           <w:i/>
         </w:rPr>
-        <w:t xml:space="preserve">which account the KDC actually</w:t>
+        <w:t xml:space="preserve">“</w:t>
       </w:r>
       <w:r>
         <w:rPr>
           <w:i/>
         </w:rPr>
-        <w:t xml:space="preserve"> </w:t>
+        <w:t xml:space="preserve">I am who you</w:t>
       </w:r>
       <w:r>
         <w:rPr>
           <w:i/>
         </w:rPr>
-        <w:t xml:space="preserve">matched</w:t>
-      </w:r>
-      <w:r>
-        <w:t xml:space="preserve">. One 4769 line beats hours of theorising. (Straight from a real</w:t>
-      </w:r>
-      <w:r>
-        <w:t xml:space="preserve"> </w:t>
-      </w:r>
-      <w:r>
-        <w:t xml:space="preserve">Sev A:</w:t>
-      </w:r>
-      <w:r>
-        <w:t xml:space="preserve"> </w:t>
-      </w:r>
-      <w:r>
-        <w:rPr>
-          <w:rStyle w:val="VerbatimChar"/>
-        </w:rPr>
-        <w:t xml:space="preserve">setspn -F</w:t>
-      </w:r>
-      <w:r>
-        <w:t xml:space="preserve"> </w:t>
-      </w:r>
-      <w:r>
-        <w:t xml:space="preserve">swore the SPN was unique while one DC kept answering</w:t>
-      </w:r>
-      <w:r>
-        <w:t xml:space="preserve"> </w:t>
-      </w:r>
-      <w:r>
-        <w:t xml:space="preserve">error 14 — the winning move was pulling 4769 from that specific DC.)</w:t>
+        <w:t xml:space="preserve"> </w:t>
+      </w:r>
+      <w:r>
+        <w:rPr>
+          <w:i/>
+        </w:rPr>
+        <w:t xml:space="preserve">asked for, and I still could not decrypt this.</w:t>
+      </w:r>
+      <w:r>
+        <w:rPr>
+          <w:i/>
+        </w:rPr>
+        <w:t xml:space="preserve">”</w:t>
+      </w:r>
+    </w:p>
+    <w:p>
+      <w:pPr>
+        <w:pStyle w:val="BodyText"/>
+      </w:pPr>
+      <w:r>
+        <w:t xml:space="preserve">Then confirm from the KDC’s side, on the</w:t>
+      </w:r>
+      <w:r>
+        <w:t xml:space="preserve"> </w:t>
+      </w:r>
+      <w:r>
+        <w:rPr>
+          <w:b/>
+        </w:rPr>
+        <w:t xml:space="preserve">DC</w:t>
+      </w:r>
+      <w:r>
+        <w:t xml:space="preserve">:</w:t>
+      </w:r>
+    </w:p>
+    <w:p>
+      <w:pPr>
+        <w:pStyle w:val="SourceCode"/>
+      </w:pPr>
+      <w:r>
+        <w:rPr>
+          <w:rStyle w:val="FunctionTok"/>
+        </w:rPr>
+        <w:t xml:space="preserve">Get-WinEvent</w:t>
+      </w:r>
+      <w:r>
+        <w:rPr>
+          <w:rStyle w:val="NormalTok"/>
+        </w:rPr>
+        <w:t xml:space="preserve"> -FilterHashtable @{LogName='Security'; Id=4769} -MaxEvents 3 |</w:t>
+      </w:r>
+      <w:r>
+        <w:br/>
+      </w:r>
+      <w:r>
+        <w:rPr>
+          <w:rStyle w:val="NormalTok"/>
+        </w:rPr>
+        <w:t xml:space="preserve">  </w:t>
+      </w:r>
+      <w:r>
+        <w:rPr>
+          <w:rStyle w:val="FunctionTok"/>
+        </w:rPr>
+        <w:t xml:space="preserve">Format-List</w:t>
+      </w:r>
+      <w:r>
+        <w:rPr>
+          <w:rStyle w:val="NormalTok"/>
+        </w:rPr>
+        <w:t xml:space="preserve"> TimeCreated, Message</w:t>
       </w:r>
     </w:p>
     <w:p>
@@ -7222,19 +7129,55 @@
         <w:pStyle w:val="FirstParagraph"/>
       </w:pPr>
       <w:r>
-        <w:t xml:space="preserve">Repair each with</w:t>
-      </w:r>
-      <w:r>
-        <w:t xml:space="preserve"> </w:t>
-      </w:r>
-      <w:r>
-        <w:rPr>
-          <w:rStyle w:val="VerbatimChar"/>
-        </w:rPr>
-        <w:t xml:space="preserve">-Repair</w:t>
-      </w:r>
-      <w:r>
-        <w:t xml:space="preserve">, as usual.</w:t>
+        <w:t xml:space="preserve">Event 4769 shows a</w:t>
+      </w:r>
+      <w:r>
+        <w:t xml:space="preserve"> </w:t>
+      </w:r>
+      <w:r>
+        <w:rPr>
+          <w:b/>
+        </w:rPr>
+        <w:t xml:space="preserve">successful</w:t>
+      </w:r>
+      <w:r>
+        <w:t xml:space="preserve"> </w:t>
+      </w:r>
+      <w:r>
+        <w:t xml:space="preserve">ticket issue for the SPN. That single fact</w:t>
+      </w:r>
+      <w:r>
+        <w:t xml:space="preserve"> </w:t>
+      </w:r>
+      <w:r>
+        <w:t xml:space="preserve">eliminates the DC, the SPN, and the encryption type in one step — the only thing</w:t>
+      </w:r>
+      <w:r>
+        <w:t xml:space="preserve"> </w:t>
+      </w:r>
+      <w:r>
+        <w:t xml:space="preserve">left is the key the</w:t>
+      </w:r>
+      <w:r>
+        <w:t xml:space="preserve"> </w:t>
+      </w:r>
+      <w:r>
+        <w:rPr>
+          <w:i/>
+        </w:rPr>
+        <w:t xml:space="preserve">service</w:t>
+      </w:r>
+      <w:r>
+        <w:t xml:space="preserve"> </w:t>
+      </w:r>
+      <w:r>
+        <w:t xml:space="preserve">uses to decrypt. This is the difference between</w:t>
+      </w:r>
+      <w:r>
+        <w:t xml:space="preserve"> </w:t>
+      </w:r>
+      <w:r>
+        <w:t xml:space="preserve">guessing from an error string and proving it.</w:t>
       </w:r>
     </w:p>
     <w:p>
@@ -7242,40 +7185,128 @@
         <w:pStyle w:val="BodyText"/>
       </w:pPr>
       <w:r>
-        <w:rPr>
-          <w:b/>
-        </w:rPr>
-        <w:t xml:space="preserve">Pair exercise:</w:t>
-      </w:r>
-      <w:r>
-        <w:t xml:space="preserve"> </w:t>
-      </w:r>
-      <w:r>
-        <w:t xml:space="preserve">have a partner inject any fault without telling you. Diagnose</w:t>
-      </w:r>
-      <w:r>
-        <w:t xml:space="preserve"> </w:t>
-      </w:r>
-      <w:r>
-        <w:t xml:space="preserve">it using only</w:t>
-      </w:r>
-      <w:r>
-        <w:t xml:space="preserve"> </w:t>
-      </w:r>
-      <w:r>
-        <w:rPr>
-          <w:rStyle w:val="VerbatimChar"/>
-        </w:rPr>
-        <w:t xml:space="preserve">Get-KerberosEvidence.ps1</w:t>
-      </w:r>
-      <w:r>
-        <w:t xml:space="preserve">, event 4769, and the flowchart — then</w:t>
-      </w:r>
-      <w:r>
-        <w:t xml:space="preserve"> </w:t>
-      </w:r>
-      <w:r>
-        <w:t xml:space="preserve">name the fault before you repair it.</w:t>
+        <w:t xml:space="preserve">Cross-check with the module:</w:t>
+      </w:r>
+    </w:p>
+    <w:p>
+      <w:pPr>
+        <w:pStyle w:val="SourceCode"/>
+      </w:pPr>
+      <w:r>
+        <w:rPr>
+          <w:rStyle w:val="NormalTok"/>
+        </w:rPr>
+        <w:t xml:space="preserve">Debug-AzStorageAccountAuth -StorageAccountName &lt;sa&gt; -ResourceGroupName azfiles-lab -Verbose</w:t>
+      </w:r>
+      <w:r>
+        <w:br/>
+      </w:r>
+      <w:r>
+        <w:rPr>
+          <w:rStyle w:val="CommentTok"/>
+        </w:rPr>
+        <w:t xml:space="preserve"># CheckADObjectPasswordIsCorrect fails</w:t>
+      </w:r>
+    </w:p>
+    <w:p>
+      <w:pPr>
+        <w:pStyle w:val="FirstParagraph"/>
+      </w:pPr>
+      <w:r>
+        <w:rPr>
+          <w:b/>
+        </w:rPr>
+        <w:t xml:space="preserve">Fix</w:t>
+      </w:r>
+      <w:r>
+        <w:t xml:space="preserve"> </w:t>
+      </w:r>
+      <w:r>
+        <w:t xml:space="preserve">(PowerShell window):</w:t>
+      </w:r>
+    </w:p>
+    <w:p>
+      <w:pPr>
+        <w:pStyle w:val="SourceCode"/>
+      </w:pPr>
+      <w:r>
+        <w:rPr>
+          <w:rStyle w:val="NormalTok"/>
+        </w:rPr>
+        <w:t xml:space="preserve">.\faults\Invoke-Fault.</w:t>
+      </w:r>
+      <w:r>
+        <w:rPr>
+          <w:rStyle w:val="FunctionTok"/>
+        </w:rPr>
+        <w:t xml:space="preserve">ps1</w:t>
+      </w:r>
+      <w:r>
+        <w:rPr>
+          <w:rStyle w:val="NormalTok"/>
+        </w:rPr>
+        <w:t xml:space="preserve"> -ResourceGroupName azfiles-lab -Fault PasswordMismatch -Repair</w:t>
+      </w:r>
+    </w:p>
+    <w:p>
+      <w:pPr>
+        <w:pStyle w:val="FirstParagraph"/>
+      </w:pPr>
+      <w:r>
+        <w:t xml:space="preserve">Then on the Client VM:</w:t>
+      </w:r>
+      <w:r>
+        <w:t xml:space="preserve"> </w:t>
+      </w:r>
+      <w:r>
+        <w:rPr>
+          <w:rStyle w:val="VerbatimChar"/>
+        </w:rPr>
+        <w:t xml:space="preserve">klist purge</w:t>
+      </w:r>
+      <w:r>
+        <w:t xml:space="preserve"> </w:t>
+      </w:r>
+      <w:r>
+        <w:t xml:space="preserve">and mount again — it succeeds.</w:t>
+      </w:r>
+    </w:p>
+    <w:p>
+      <w:pPr>
+        <w:pStyle w:val="BodyText"/>
+      </w:pPr>
+      <w:r>
+        <w:rPr>
+          <w:b/>
+        </w:rPr>
+        <w:t xml:space="preserve">Why:</w:t>
+      </w:r>
+      <w:r>
+        <w:t xml:space="preserve"> </w:t>
+      </w:r>
+      <w:r>
+        <w:t xml:space="preserve">in production the same fix is</w:t>
+      </w:r>
+      <w:r>
+        <w:t xml:space="preserve"> </w:t>
+      </w:r>
+      <w:r>
+        <w:rPr>
+          <w:rStyle w:val="VerbatimChar"/>
+        </w:rPr>
+        <w:t xml:space="preserve">Update-AzStorageAccountADObjectPassword</w:t>
+      </w:r>
+      <w:r>
+        <w:t xml:space="preserve"> </w:t>
+      </w:r>
+      <w:r>
+        <w:t xml:space="preserve">(a storage account keeps two kerb</w:t>
+      </w:r>
+      <w:r>
+        <w:t xml:space="preserve"> </w:t>
+      </w:r>
+      <w:r>
+        <w:t xml:space="preserve">keys, kerb1/kerb2, and you rotate between them).</w:t>
       </w:r>
     </w:p>
     <w:p>
@@ -7289,18 +7320,21 @@
       <w:pPr>
         <w:pStyle w:val="Heading1"/>
       </w:pPr>
-      <w:bookmarkStart w:id="44" w:name="clean-up"/>
-      <w:r>
-        <w:t xml:space="preserve">Clean up</w:t>
-      </w:r>
-      <w:bookmarkEnd w:id="44"/>
+      <w:bookmarkStart w:id="40" w:name="lab-6-fix-a-broken-spn-error-0xc000018b"/>
+      <w:r>
+        <w:t xml:space="preserve">Lab 6 · Fix a broken SPN (error 0xc000018b)</w:t>
+      </w:r>
+      <w:bookmarkEnd w:id="40"/>
     </w:p>
     <w:p>
       <w:pPr>
         <w:pStyle w:val="FirstParagraph"/>
       </w:pPr>
       <w:r>
-        <w:t xml:space="preserve">Session 2 is a few days away — delete everything now to avoid idle VM costs:</w:t>
+        <w:rPr>
+          <w:b/>
+        </w:rPr>
+        <w:t xml:space="preserve">Break it:</w:t>
       </w:r>
     </w:p>
     <w:p>
@@ -7311,7 +7345,19 @@
         <w:rPr>
           <w:rStyle w:val="NormalTok"/>
         </w:rPr>
-        <w:t xml:space="preserve">Remove-AzResourceGroup -Name azfiles-lab -Force</w:t>
+        <w:t xml:space="preserve">.\faults\Invoke-Fault.</w:t>
+      </w:r>
+      <w:r>
+        <w:rPr>
+          <w:rStyle w:val="FunctionTok"/>
+        </w:rPr>
+        <w:t xml:space="preserve">ps1</w:t>
+      </w:r>
+      <w:r>
+        <w:rPr>
+          <w:rStyle w:val="NormalTok"/>
+        </w:rPr>
+        <w:t xml:space="preserve"> -ResourceGroupName azfiles-lab -Fault SpnBroken</w:t>
       </w:r>
     </w:p>
     <w:p>
@@ -7319,13 +7365,211 @@
         <w:pStyle w:val="FirstParagraph"/>
       </w:pPr>
       <w:r>
-        <w:t xml:space="preserve">Nothing was created in Entra during Session 1, so that’s all. Keep this workbook</w:t>
-      </w:r>
-      <w:r>
-        <w:t xml:space="preserve"> </w:t>
-      </w:r>
-      <w:r>
-        <w:t xml:space="preserve">and your kit folder — you’ll redeploy this same environment before Session 2.</w:t>
+        <w:rPr>
+          <w:b/>
+        </w:rPr>
+        <w:t xml:space="preserve">Reproduce</w:t>
+      </w:r>
+      <w:r>
+        <w:t xml:space="preserve"> </w:t>
+      </w:r>
+      <w:r>
+        <w:t xml:space="preserve">(Client VM):</w:t>
+      </w:r>
+    </w:p>
+    <w:p>
+      <w:pPr>
+        <w:pStyle w:val="SourceCode"/>
+      </w:pPr>
+      <w:r>
+        <w:rPr>
+          <w:rStyle w:val="VerbatimChar"/>
+        </w:rPr>
+        <w:t xml:space="preserve">klist purge</w:t>
+      </w:r>
+      <w:r>
+        <w:br/>
+      </w:r>
+      <w:r>
+        <w:rPr>
+          <w:rStyle w:val="VerbatimChar"/>
+        </w:rPr>
+        <w:t xml:space="preserve">klist get cifs/&lt;sa&gt;.file.core.windows.net</w:t>
+      </w:r>
+    </w:p>
+    <w:p>
+      <w:pPr>
+        <w:pStyle w:val="FirstParagraph"/>
+      </w:pPr>
+      <w:r>
+        <w:rPr>
+          <w:b/>
+        </w:rPr>
+        <w:t xml:space="preserve">Expected:</w:t>
+      </w:r>
+      <w:r>
+        <w:t xml:space="preserve"> </w:t>
+      </w:r>
+      <w:r>
+        <w:t xml:space="preserve">the request fails with</w:t>
+      </w:r>
+      <w:r>
+        <w:t xml:space="preserve"> </w:t>
+      </w:r>
+      <w:r>
+        <w:rPr>
+          <w:rStyle w:val="VerbatimChar"/>
+        </w:rPr>
+        <w:t xml:space="preserve">0xc000018b</w:t>
+      </w:r>
+      <w:r>
+        <w:t xml:space="preserve"> </w:t>
+      </w:r>
+      <w:r>
+        <w:t xml:space="preserve">/</w:t>
+      </w:r>
+      <w:r>
+        <w:t xml:space="preserve"> </w:t>
+      </w:r>
+      <w:r>
+        <w:t xml:space="preserve">“</w:t>
+      </w:r>
+      <w:r>
+        <w:t xml:space="preserve">the SAM database does not</w:t>
+      </w:r>
+      <w:r>
+        <w:t xml:space="preserve"> </w:t>
+      </w:r>
+      <w:r>
+        <w:t xml:space="preserve">have a computer account…</w:t>
+      </w:r>
+      <w:r>
+        <w:t xml:space="preserve">”</w:t>
+      </w:r>
+      <w:r>
+        <w:t xml:space="preserve">. Unlike the earlier labs, no ticket is issued at all.</w:t>
+      </w:r>
+    </w:p>
+    <w:p>
+      <w:pPr>
+        <w:pStyle w:val="BodyText"/>
+      </w:pPr>
+      <w:r>
+        <w:rPr>
+          <w:b/>
+        </w:rPr>
+        <w:t xml:space="preserve">Diagnose</w:t>
+      </w:r>
+      <w:r>
+        <w:t xml:space="preserve"> </w:t>
+      </w:r>
+      <w:r>
+        <w:t xml:space="preserve">(DC VM):</w:t>
+      </w:r>
+    </w:p>
+    <w:p>
+      <w:pPr>
+        <w:pStyle w:val="SourceCode"/>
+      </w:pPr>
+      <w:r>
+        <w:rPr>
+          <w:rStyle w:val="VerbatimChar"/>
+        </w:rPr>
+        <w:t xml:space="preserve">setspn -Q cifs/&lt;sa&gt;.file.core.windows.net</w:t>
+      </w:r>
+    </w:p>
+    <w:p>
+      <w:pPr>
+        <w:pStyle w:val="FirstParagraph"/>
+      </w:pPr>
+      <w:r>
+        <w:t xml:space="preserve">Nothing is returned — no AD object owns that SPN, so the DC can’t issue a</w:t>
+      </w:r>
+      <w:r>
+        <w:t xml:space="preserve"> </w:t>
+      </w:r>
+      <w:r>
+        <w:t xml:space="preserve">ticket.</w:t>
+      </w:r>
+    </w:p>
+    <w:p>
+      <w:pPr>
+        <w:pStyle w:val="BodyText"/>
+      </w:pPr>
+      <w:r>
+        <w:rPr>
+          <w:b/>
+        </w:rPr>
+        <w:t xml:space="preserve">Fix:</w:t>
+      </w:r>
+    </w:p>
+    <w:p>
+      <w:pPr>
+        <w:pStyle w:val="SourceCode"/>
+      </w:pPr>
+      <w:r>
+        <w:rPr>
+          <w:rStyle w:val="NormalTok"/>
+        </w:rPr>
+        <w:t xml:space="preserve">.\faults\Invoke-Fault.</w:t>
+      </w:r>
+      <w:r>
+        <w:rPr>
+          <w:rStyle w:val="FunctionTok"/>
+        </w:rPr>
+        <w:t xml:space="preserve">ps1</w:t>
+      </w:r>
+      <w:r>
+        <w:rPr>
+          <w:rStyle w:val="NormalTok"/>
+        </w:rPr>
+        <w:t xml:space="preserve"> -ResourceGroupName azfiles-lab -Fault SpnBroken -Repair</w:t>
+      </w:r>
+    </w:p>
+    <w:p>
+      <w:pPr>
+        <w:pStyle w:val="FirstParagraph"/>
+      </w:pPr>
+      <w:r>
+        <w:t xml:space="preserve">Confirm with</w:t>
+      </w:r>
+      <w:r>
+        <w:t xml:space="preserve"> </w:t>
+      </w:r>
+      <w:r>
+        <w:rPr>
+          <w:rStyle w:val="VerbatimChar"/>
+        </w:rPr>
+        <w:t xml:space="preserve">klist get cifs/&lt;sa&gt;…</w:t>
+      </w:r>
+      <w:r>
+        <w:t xml:space="preserve"> </w:t>
+      </w:r>
+      <w:r>
+        <w:t xml:space="preserve">(ticket issued) and remount.</w:t>
+      </w:r>
+    </w:p>
+    <w:p>
+      <w:pPr>
+        <w:pStyle w:val="BodyText"/>
+      </w:pPr>
+      <w:r>
+        <w:rPr>
+          <w:b/>
+        </w:rPr>
+        <w:t xml:space="preserve">Why:</w:t>
+      </w:r>
+      <w:r>
+        <w:t xml:space="preserve"> </w:t>
+      </w:r>
+      <w:r>
+        <w:t xml:space="preserve">the SPN is how the DC finds the storage service. Missing or duplicate</w:t>
+      </w:r>
+      <w:r>
+        <w:t xml:space="preserve"> </w:t>
+      </w:r>
+      <w:r>
+        <w:t xml:space="preserve">SPNs commonly come from manual joins or multi-forest setups.</w:t>
       </w:r>
     </w:p>
     <w:p>
@@ -7339,11 +7583,795 @@
       <w:pPr>
         <w:pStyle w:val="Heading1"/>
       </w:pPr>
-      <w:bookmarkStart w:id="45" w:name="command-reference"/>
+      <w:bookmarkStart w:id="41" w:name="lab-7-two-quick-ones"/>
+      <w:r>
+        <w:t xml:space="preserve">Lab 7 · Two quick ones</w:t>
+      </w:r>
+      <w:bookmarkEnd w:id="41"/>
+    </w:p>
+    <w:p>
+      <w:pPr>
+        <w:pStyle w:val="Heading2"/>
+      </w:pPr>
+      <w:bookmarkStart w:id="42" w:name="a-blocked-port-445"/>
+      <w:r>
+        <w:t xml:space="preserve">7a · Blocked port 445</w:t>
+      </w:r>
+      <w:bookmarkEnd w:id="42"/>
+    </w:p>
+    <w:p>
+      <w:pPr>
+        <w:pStyle w:val="SourceCode"/>
+      </w:pPr>
+      <w:r>
+        <w:rPr>
+          <w:rStyle w:val="NormalTok"/>
+        </w:rPr>
+        <w:t xml:space="preserve">.\faults\Invoke-Fault.</w:t>
+      </w:r>
+      <w:r>
+        <w:rPr>
+          <w:rStyle w:val="FunctionTok"/>
+        </w:rPr>
+        <w:t xml:space="preserve">ps1</w:t>
+      </w:r>
+      <w:r>
+        <w:rPr>
+          <w:rStyle w:val="NormalTok"/>
+        </w:rPr>
+        <w:t xml:space="preserve"> -ResourceGroupName azfiles-lab -Fault Block445</w:t>
+      </w:r>
+    </w:p>
+    <w:p>
+      <w:pPr>
+        <w:pStyle w:val="FirstParagraph"/>
+      </w:pPr>
+      <w:r>
+        <w:t xml:space="preserve">Client VM:</w:t>
+      </w:r>
+    </w:p>
+    <w:p>
+      <w:pPr>
+        <w:pStyle w:val="SourceCode"/>
+      </w:pPr>
+      <w:r>
+        <w:rPr>
+          <w:rStyle w:val="VerbatimChar"/>
+        </w:rPr>
+        <w:t xml:space="preserve">net use Z: \\&lt;sa&gt;.file.core.windows.net\labshare</w:t>
+      </w:r>
+      <w:r>
+        <w:br/>
+      </w:r>
+      <w:r>
+        <w:rPr>
+          <w:rStyle w:val="VerbatimChar"/>
+        </w:rPr>
+        <w:t xml:space="preserve">Test-NetConnection &lt;sa&gt;.file.core.windows.net -Port 445</w:t>
+      </w:r>
+    </w:p>
+    <w:p>
+      <w:pPr>
+        <w:pStyle w:val="FirstParagraph"/>
+      </w:pPr>
+      <w:r>
+        <w:rPr>
+          <w:b/>
+        </w:rPr>
+        <w:t xml:space="preserve">Expected:</w:t>
+      </w:r>
+      <w:r>
+        <w:t xml:space="preserve"> </w:t>
+      </w:r>
+      <w:r>
+        <w:rPr>
+          <w:rStyle w:val="VerbatimChar"/>
+        </w:rPr>
+        <w:t xml:space="preserve">System error 53</w:t>
+      </w:r>
+      <w:r>
+        <w:t xml:space="preserve"> </w:t>
+      </w:r>
+      <w:r>
+        <w:t xml:space="preserve">(or a timeout), and</w:t>
+      </w:r>
+      <w:r>
+        <w:t xml:space="preserve"> </w:t>
+      </w:r>
+      <w:r>
+        <w:rPr>
+          <w:rStyle w:val="VerbatimChar"/>
+        </w:rPr>
+        <w:t xml:space="preserve">TcpTestSucceeded : False</w:t>
+      </w:r>
+      <w:r>
+        <w:t xml:space="preserve">.</w:t>
+      </w:r>
+      <w:r>
+        <w:t xml:space="preserve"> </w:t>
+      </w:r>
+      <w:r>
+        <w:t xml:space="preserve">Fix:</w:t>
+      </w:r>
+      <w:r>
+        <w:t xml:space="preserve"> </w:t>
+      </w:r>
+      <w:r>
+        <w:rPr>
+          <w:rStyle w:val="VerbatimChar"/>
+        </w:rPr>
+        <w:t xml:space="preserve">-Fault Block445 -Repair</w:t>
+      </w:r>
+      <w:r>
+        <w:t xml:space="preserve">.</w:t>
+      </w:r>
+    </w:p>
+    <w:p>
+      <w:pPr>
+        <w:pStyle w:val="BodyText"/>
+      </w:pPr>
+      <w:r>
+        <w:rPr>
+          <w:b/>
+        </w:rPr>
+        <w:t xml:space="preserve">Why:</w:t>
+      </w:r>
+      <w:r>
+        <w:t xml:space="preserve"> </w:t>
+      </w:r>
+      <w:r>
+        <w:t xml:space="preserve">SMB needs outbound TCP 445. ISPs, firewalls, and NSGs often block it;</w:t>
+      </w:r>
+      <w:r>
+        <w:t xml:space="preserve"> </w:t>
+      </w:r>
+      <w:r>
+        <w:t xml:space="preserve">the fix is to open it or use a private endpoint / VPN. (A related but different</w:t>
+      </w:r>
+      <w:r>
+        <w:t xml:space="preserve"> </w:t>
+      </w:r>
+      <w:r>
+        <w:t xml:space="preserve">error, 64, means 445 connects but a proxy/NAT drops the SMB handshake.)</w:t>
+      </w:r>
+    </w:p>
+    <w:p>
+      <w:pPr>
+        <w:pStyle w:val="Heading2"/>
+      </w:pPr>
+      <w:bookmarkStart w:id="43" w:name="b-lost-share-level-access"/>
+      <w:r>
+        <w:t xml:space="preserve">7b · Lost share-level access</w:t>
+      </w:r>
+      <w:bookmarkEnd w:id="43"/>
+    </w:p>
+    <w:p>
+      <w:pPr>
+        <w:pStyle w:val="SourceCode"/>
+      </w:pPr>
+      <w:r>
+        <w:rPr>
+          <w:rStyle w:val="NormalTok"/>
+        </w:rPr>
+        <w:t xml:space="preserve">.\faults\Invoke-Fault.</w:t>
+      </w:r>
+      <w:r>
+        <w:rPr>
+          <w:rStyle w:val="FunctionTok"/>
+        </w:rPr>
+        <w:t xml:space="preserve">ps1</w:t>
+      </w:r>
+      <w:r>
+        <w:rPr>
+          <w:rStyle w:val="NormalTok"/>
+        </w:rPr>
+        <w:t xml:space="preserve"> -ResourceGroupName azfiles-lab -Fault NoShareAccess</w:t>
+      </w:r>
+    </w:p>
+    <w:p>
+      <w:pPr>
+        <w:pStyle w:val="FirstParagraph"/>
+      </w:pPr>
+      <w:r>
+        <w:t xml:space="preserve">Client VM: the</w:t>
+      </w:r>
+      <w:r>
+        <w:t xml:space="preserve"> </w:t>
+      </w:r>
+      <w:r>
+        <w:rPr>
+          <w:rStyle w:val="VerbatimChar"/>
+        </w:rPr>
+        <w:t xml:space="preserve">klist</w:t>
+      </w:r>
+      <w:r>
+        <w:t xml:space="preserve"> </w:t>
+      </w:r>
+      <w:r>
+        <w:t xml:space="preserve">ticket still looks perfect, but:</w:t>
+      </w:r>
+    </w:p>
+    <w:p>
+      <w:pPr>
+        <w:pStyle w:val="SourceCode"/>
+      </w:pPr>
+      <w:r>
+        <w:rPr>
+          <w:rStyle w:val="VerbatimChar"/>
+        </w:rPr>
+        <w:t xml:space="preserve">net use Z: \\&lt;sa&gt;.file.core.windows.net\labshare</w:t>
+      </w:r>
+    </w:p>
+    <w:p>
+      <w:pPr>
+        <w:pStyle w:val="FirstParagraph"/>
+      </w:pPr>
+      <w:r>
+        <w:rPr>
+          <w:b/>
+        </w:rPr>
+        <w:t xml:space="preserve">Expected:</w:t>
+      </w:r>
+      <w:r>
+        <w:t xml:space="preserve"> </w:t>
+      </w:r>
+      <w:r>
+        <w:rPr>
+          <w:rStyle w:val="VerbatimChar"/>
+        </w:rPr>
+        <w:t xml:space="preserve">System error 5 — Access is denied.</w:t>
+      </w:r>
+      <w:r>
+        <w:t xml:space="preserve"> </w:t>
+      </w:r>
+      <w:r>
+        <w:t xml:space="preserve">Fix:</w:t>
+      </w:r>
+      <w:r>
+        <w:t xml:space="preserve"> </w:t>
+      </w:r>
+      <w:r>
+        <w:rPr>
+          <w:rStyle w:val="VerbatimChar"/>
+        </w:rPr>
+        <w:t xml:space="preserve">-Fault NoShareAccess -Repair</w:t>
+      </w:r>
+      <w:r>
+        <w:t xml:space="preserve">.</w:t>
+      </w:r>
+    </w:p>
+    <w:p>
+      <w:pPr>
+        <w:pStyle w:val="BodyText"/>
+      </w:pPr>
+      <w:r>
+        <w:rPr>
+          <w:b/>
+        </w:rPr>
+        <w:t xml:space="preserve">Why:</w:t>
+      </w:r>
+      <w:r>
+        <w:t xml:space="preserve"> </w:t>
+      </w:r>
+      <w:r>
+        <w:t xml:space="preserve">authentication succeeded (valid ticket) but authorization failed — this</w:t>
+      </w:r>
+      <w:r>
+        <w:t xml:space="preserve"> </w:t>
+      </w:r>
+      <w:r>
+        <w:t xml:space="preserve">is the share-level RBAC layer, not Kerberos. Effective access is always the more</w:t>
+      </w:r>
+      <w:r>
+        <w:t xml:space="preserve"> </w:t>
+      </w:r>
+      <w:r>
+        <w:t xml:space="preserve">restrictive of the share-level role and the NTFS permission.</w:t>
+      </w:r>
+    </w:p>
+    <w:p>
+      <w:r>
+        <w:pict>
+          <v:rect style="width:0;height:1.5pt" o:hralign="center" o:hrstd="t" o:hr="t"/>
+        </w:pict>
+      </w:r>
+    </w:p>
+    <w:p>
+      <w:pPr>
+        <w:pStyle w:val="Heading1"/>
+      </w:pPr>
+      <w:bookmarkStart w:id="44" w:name="X388e6b2f4e6dbe7ea8700b7813f407dbdb4d608"/>
+      <w:r>
+        <w:t xml:space="preserve">Optional · Advanced faults (evidence required)</w:t>
+      </w:r>
+      <w:bookmarkEnd w:id="44"/>
+    </w:p>
+    <w:p>
+      <w:pPr>
+        <w:pStyle w:val="FirstParagraph"/>
+      </w:pPr>
+      <w:r>
+        <w:t xml:space="preserve">These three can’t be identified from the error message alone — you need the</w:t>
+      </w:r>
+      <w:r>
+        <w:t xml:space="preserve"> </w:t>
+      </w:r>
+      <w:r>
+        <w:t xml:space="preserve">trace or event 4769. That’s the point.</w:t>
+      </w:r>
+    </w:p>
+    <w:p>
+      <w:pPr>
+        <w:numPr>
+          <w:ilvl w:val="0"/>
+          <w:numId w:val="1007"/>
+        </w:numPr>
+        <w:pStyle w:val="Compact"/>
+      </w:pPr>
+      <w:r>
+        <w:rPr>
+          <w:rStyle w:val="VerbatimChar"/>
+          <w:b/>
+        </w:rPr>
+        <w:t xml:space="preserve">-Fault EtypeMismatch</w:t>
+      </w:r>
+      <w:r>
+        <w:t xml:space="preserve"> </w:t>
+      </w:r>
+      <w:r>
+        <w:t xml:space="preserve">— forces an unsupported encryption type on the</w:t>
+      </w:r>
+      <w:r>
+        <w:t xml:space="preserve"> </w:t>
+      </w:r>
+      <w:r>
+        <w:t xml:space="preserve">client. In 4769 you’ll see the request fail with an etype mismatch; on the</w:t>
+      </w:r>
+      <w:r>
+        <w:t xml:space="preserve"> </w:t>
+      </w:r>
+      <w:r>
+        <w:t xml:space="preserve">wire,</w:t>
+      </w:r>
+      <w:r>
+        <w:t xml:space="preserve"> </w:t>
+      </w:r>
+      <w:r>
+        <w:rPr>
+          <w:rStyle w:val="VerbatimChar"/>
+        </w:rPr>
+        <w:t xml:space="preserve">KDC_ERR_ETYPE_NOSUPP</w:t>
+      </w:r>
+      <w:r>
+        <w:t xml:space="preserve"> </w:t>
+      </w:r>
+      <w:r>
+        <w:t xml:space="preserve">in the TGS-REP. Same failure class as the 2026</w:t>
+      </w:r>
+      <w:r>
+        <w:t xml:space="preserve"> </w:t>
+      </w:r>
+      <w:r>
+        <w:t xml:space="preserve">RC4 retirement.</w:t>
+      </w:r>
+    </w:p>
+    <w:p>
+      <w:pPr>
+        <w:numPr>
+          <w:ilvl w:val="0"/>
+          <w:numId w:val="1007"/>
+        </w:numPr>
+        <w:pStyle w:val="Compact"/>
+      </w:pPr>
+      <w:r>
+        <w:rPr>
+          <w:rStyle w:val="VerbatimChar"/>
+          <w:b/>
+        </w:rPr>
+        <w:t xml:space="preserve">-Fault ClockSkew</w:t>
+      </w:r>
+      <w:r>
+        <w:t xml:space="preserve"> </w:t>
+      </w:r>
+      <w:r>
+        <w:t xml:space="preserve">— pushes the client clock ~10 minutes off. The mount</w:t>
+      </w:r>
+      <w:r>
+        <w:t xml:space="preserve"> </w:t>
+      </w:r>
+      <w:r>
+        <w:t xml:space="preserve">error is vague; the trace shows</w:t>
+      </w:r>
+      <w:r>
+        <w:t xml:space="preserve"> </w:t>
+      </w:r>
+      <w:r>
+        <w:rPr>
+          <w:rStyle w:val="VerbatimChar"/>
+        </w:rPr>
+        <w:t xml:space="preserve">KRB_AP_ERR_SKEW</w:t>
+      </w:r>
+      <w:r>
+        <w:t xml:space="preserve">. Confirm with</w:t>
+      </w:r>
+      <w:r>
+        <w:t xml:space="preserve"> </w:t>
+      </w:r>
+      <w:r>
+        <w:rPr>
+          <w:rStyle w:val="VerbatimChar"/>
+        </w:rPr>
+        <w:t xml:space="preserve">w32tm /stripchart /computer:azflab-dc /samples:3</w:t>
+      </w:r>
+      <w:r>
+        <w:t xml:space="preserve">. (Kerberos tolerates about</w:t>
+      </w:r>
+      <w:r>
+        <w:t xml:space="preserve"> </w:t>
+      </w:r>
+      <w:r>
+        <w:t xml:space="preserve">5 minutes.)</w:t>
+      </w:r>
+    </w:p>
+    <w:p>
+      <w:pPr>
+        <w:numPr>
+          <w:ilvl w:val="0"/>
+          <w:numId w:val="1007"/>
+        </w:numPr>
+        <w:pStyle w:val="Compact"/>
+      </w:pPr>
+      <w:r>
+        <w:rPr>
+          <w:rStyle w:val="VerbatimChar"/>
+          <w:b/>
+        </w:rPr>
+        <w:t xml:space="preserve">-Fault DuplicateSpn</w:t>
+      </w:r>
+      <w:r>
+        <w:t xml:space="preserve"> </w:t>
+      </w:r>
+      <w:r>
+        <w:t xml:space="preserve">— the</w:t>
+      </w:r>
+      <w:r>
+        <w:t xml:space="preserve"> </w:t>
+      </w:r>
+      <w:r>
+        <w:t xml:space="preserve">“</w:t>
+      </w:r>
+      <w:r>
+        <w:t xml:space="preserve">ghost object</w:t>
+      </w:r>
+      <w:r>
+        <w:t xml:space="preserve">”</w:t>
+      </w:r>
+      <w:r>
+        <w:t xml:space="preserve">: registers the storage SPN on a</w:t>
+      </w:r>
+      <w:r>
+        <w:t xml:space="preserve"> </w:t>
+      </w:r>
+      <w:r>
+        <w:t xml:space="preserve">second AD object. A share that worked yesterday breaks with no config change</w:t>
+      </w:r>
+      <w:r>
+        <w:t xml:space="preserve"> </w:t>
+      </w:r>
+      <w:r>
+        <w:t xml:space="preserve">on the storage account at all — the KDC matches the ghost and encrypts the</w:t>
+      </w:r>
+      <w:r>
+        <w:t xml:space="preserve"> </w:t>
+      </w:r>
+      <w:r>
+        <w:t xml:space="preserve">ticket with the</w:t>
+      </w:r>
+      <w:r>
+        <w:t xml:space="preserve"> </w:t>
+      </w:r>
+      <w:r>
+        <w:rPr>
+          <w:i/>
+        </w:rPr>
+        <w:t xml:space="preserve">wrong account’s</w:t>
+      </w:r>
+      <w:r>
+        <w:t xml:space="preserve"> </w:t>
+      </w:r>
+      <w:r>
+        <w:t xml:space="preserve">key (→ 1396 at the service), or, if the</w:t>
+      </w:r>
+      <w:r>
+        <w:t xml:space="preserve"> </w:t>
+      </w:r>
+      <w:r>
+        <w:t xml:space="preserve">ghost has no usable key, returns</w:t>
+      </w:r>
+      <w:r>
+        <w:t xml:space="preserve"> </w:t>
+      </w:r>
+      <w:r>
+        <w:rPr>
+          <w:rStyle w:val="VerbatimChar"/>
+        </w:rPr>
+        <w:t xml:space="preserve">ETYPE_NOSUPP</w:t>
+      </w:r>
+      <w:r>
+        <w:t xml:space="preserve">. Diagnosis order:</w:t>
+      </w:r>
+    </w:p>
+    <w:p>
+      <w:pPr>
+        <w:numPr>
+          <w:ilvl w:val="1"/>
+          <w:numId w:val="1008"/>
+        </w:numPr>
+        <w:pStyle w:val="Compact"/>
+      </w:pPr>
+      <w:r>
+        <w:rPr>
+          <w:rStyle w:val="VerbatimChar"/>
+        </w:rPr>
+        <w:t xml:space="preserve">setspn -X</w:t>
+      </w:r>
+      <w:r>
+        <w:t xml:space="preserve"> </w:t>
+      </w:r>
+      <w:r>
+        <w:t xml:space="preserve">(or</w:t>
+      </w:r>
+      <w:r>
+        <w:t xml:space="preserve"> </w:t>
+      </w:r>
+      <w:r>
+        <w:rPr>
+          <w:rStyle w:val="VerbatimChar"/>
+        </w:rPr>
+        <w:t xml:space="preserve">-F -Q cifs/&lt;sa&gt;...</w:t>
+      </w:r>
+      <w:r>
+        <w:t xml:space="preserve">) to look for duplicates — but know its</w:t>
+      </w:r>
+      <w:r>
+        <w:t xml:space="preserve"> </w:t>
+      </w:r>
+      <w:r>
+        <w:t xml:space="preserve">limit: these query the</w:t>
+      </w:r>
+      <w:r>
+        <w:t xml:space="preserve"> </w:t>
+      </w:r>
+      <w:r>
+        <w:rPr>
+          <w:b/>
+        </w:rPr>
+        <w:t xml:space="preserve">GC</w:t>
+      </w:r>
+      <w:r>
+        <w:t xml:space="preserve">, so a ghost that exists only in one DC’s local</w:t>
+      </w:r>
+      <w:r>
+        <w:t xml:space="preserve"> </w:t>
+      </w:r>
+      <w:r>
+        <w:t xml:space="preserve">domain partition (lingering object) or in another domain of the forest can</w:t>
+      </w:r>
+      <w:r>
+        <w:t xml:space="preserve"> </w:t>
+      </w:r>
+      <w:r>
+        <w:t xml:space="preserve">hide from it.</w:t>
+      </w:r>
+    </w:p>
+    <w:p>
+      <w:pPr>
+        <w:numPr>
+          <w:ilvl w:val="1"/>
+          <w:numId w:val="1008"/>
+        </w:numPr>
+        <w:pStyle w:val="Compact"/>
+      </w:pPr>
+      <w:r>
+        <w:t xml:space="preserve">The decisive evidence is</w:t>
+      </w:r>
+      <w:r>
+        <w:t xml:space="preserve"> </w:t>
+      </w:r>
+      <w:r>
+        <w:rPr>
+          <w:b/>
+        </w:rPr>
+        <w:t xml:space="preserve">event 4769 on the DC that failed the request</w:t>
+      </w:r>
+      <w:r>
+        <w:t xml:space="preserve">:</w:t>
+      </w:r>
+      <w:r>
+        <w:t xml:space="preserve"> </w:t>
+      </w:r>
+      <w:r>
+        <w:t xml:space="preserve">its Service Name / Service ID show</w:t>
+      </w:r>
+      <w:r>
+        <w:t xml:space="preserve"> </w:t>
+      </w:r>
+      <w:r>
+        <w:rPr>
+          <w:i/>
+        </w:rPr>
+        <w:t xml:space="preserve">which account the KDC actually</w:t>
+      </w:r>
+      <w:r>
+        <w:rPr>
+          <w:i/>
+        </w:rPr>
+        <w:t xml:space="preserve"> </w:t>
+      </w:r>
+      <w:r>
+        <w:rPr>
+          <w:i/>
+        </w:rPr>
+        <w:t xml:space="preserve">matched</w:t>
+      </w:r>
+      <w:r>
+        <w:t xml:space="preserve">. One 4769 line beats hours of theorising. (Straight from a real</w:t>
+      </w:r>
+      <w:r>
+        <w:t xml:space="preserve"> </w:t>
+      </w:r>
+      <w:r>
+        <w:t xml:space="preserve">Sev A:</w:t>
+      </w:r>
+      <w:r>
+        <w:t xml:space="preserve"> </w:t>
+      </w:r>
+      <w:r>
+        <w:rPr>
+          <w:rStyle w:val="VerbatimChar"/>
+        </w:rPr>
+        <w:t xml:space="preserve">setspn -F</w:t>
+      </w:r>
+      <w:r>
+        <w:t xml:space="preserve"> </w:t>
+      </w:r>
+      <w:r>
+        <w:t xml:space="preserve">swore the SPN was unique while one DC kept answering</w:t>
+      </w:r>
+      <w:r>
+        <w:t xml:space="preserve"> </w:t>
+      </w:r>
+      <w:r>
+        <w:t xml:space="preserve">error 14 — the winning move was pulling 4769 from that specific DC.)</w:t>
+      </w:r>
+    </w:p>
+    <w:p>
+      <w:pPr>
+        <w:pStyle w:val="FirstParagraph"/>
+      </w:pPr>
+      <w:r>
+        <w:t xml:space="preserve">Repair each with</w:t>
+      </w:r>
+      <w:r>
+        <w:t xml:space="preserve"> </w:t>
+      </w:r>
+      <w:r>
+        <w:rPr>
+          <w:rStyle w:val="VerbatimChar"/>
+        </w:rPr>
+        <w:t xml:space="preserve">-Repair</w:t>
+      </w:r>
+      <w:r>
+        <w:t xml:space="preserve">, as usual.</w:t>
+      </w:r>
+    </w:p>
+    <w:p>
+      <w:pPr>
+        <w:pStyle w:val="BodyText"/>
+      </w:pPr>
+      <w:r>
+        <w:rPr>
+          <w:b/>
+        </w:rPr>
+        <w:t xml:space="preserve">Pair exercise:</w:t>
+      </w:r>
+      <w:r>
+        <w:t xml:space="preserve"> </w:t>
+      </w:r>
+      <w:r>
+        <w:t xml:space="preserve">have a partner inject any fault without telling you. Diagnose</w:t>
+      </w:r>
+      <w:r>
+        <w:t xml:space="preserve"> </w:t>
+      </w:r>
+      <w:r>
+        <w:t xml:space="preserve">it using only</w:t>
+      </w:r>
+      <w:r>
+        <w:t xml:space="preserve"> </w:t>
+      </w:r>
+      <w:r>
+        <w:rPr>
+          <w:rStyle w:val="VerbatimChar"/>
+        </w:rPr>
+        <w:t xml:space="preserve">Get-KerberosEvidence.ps1</w:t>
+      </w:r>
+      <w:r>
+        <w:t xml:space="preserve">, event 4769, and the flowchart — then</w:t>
+      </w:r>
+      <w:r>
+        <w:t xml:space="preserve"> </w:t>
+      </w:r>
+      <w:r>
+        <w:t xml:space="preserve">name the fault before you repair it.</w:t>
+      </w:r>
+    </w:p>
+    <w:p>
+      <w:r>
+        <w:pict>
+          <v:rect style="width:0;height:1.5pt" o:hralign="center" o:hrstd="t" o:hr="t"/>
+        </w:pict>
+      </w:r>
+    </w:p>
+    <w:p>
+      <w:pPr>
+        <w:pStyle w:val="Heading1"/>
+      </w:pPr>
+      <w:bookmarkStart w:id="45" w:name="clean-up"/>
+      <w:r>
+        <w:t xml:space="preserve">Clean up</w:t>
+      </w:r>
+      <w:bookmarkEnd w:id="45"/>
+    </w:p>
+    <w:p>
+      <w:pPr>
+        <w:pStyle w:val="FirstParagraph"/>
+      </w:pPr>
+      <w:r>
+        <w:t xml:space="preserve">Session 2 is a few days away — delete everything now to avoid idle VM costs:</w:t>
+      </w:r>
+    </w:p>
+    <w:p>
+      <w:pPr>
+        <w:pStyle w:val="SourceCode"/>
+      </w:pPr>
+      <w:r>
+        <w:rPr>
+          <w:rStyle w:val="NormalTok"/>
+        </w:rPr>
+        <w:t xml:space="preserve">Remove-AzResourceGroup -Name azfiles-lab -Force</w:t>
+      </w:r>
+    </w:p>
+    <w:p>
+      <w:pPr>
+        <w:pStyle w:val="FirstParagraph"/>
+      </w:pPr>
+      <w:r>
+        <w:t xml:space="preserve">Nothing was created in Entra during Session 1, so that’s all. Keep this workbook</w:t>
+      </w:r>
+      <w:r>
+        <w:t xml:space="preserve"> </w:t>
+      </w:r>
+      <w:r>
+        <w:t xml:space="preserve">and your kit folder — you’ll redeploy this same environment before Session 2.</w:t>
+      </w:r>
+    </w:p>
+    <w:p>
+      <w:r>
+        <w:pict>
+          <v:rect style="width:0;height:1.5pt" o:hralign="center" o:hrstd="t" o:hr="t"/>
+        </w:pict>
+      </w:r>
+    </w:p>
+    <w:p>
+      <w:pPr>
+        <w:pStyle w:val="Heading1"/>
+      </w:pPr>
+      <w:bookmarkStart w:id="46" w:name="command-reference"/>
       <w:r>
         <w:t xml:space="preserve">Command reference</w:t>
       </w:r>
-      <w:bookmarkEnd w:id="45"/>
+      <w:bookmarkEnd w:id="46"/>
     </w:p>
     <w:p>
       <w:pPr>
@@ -7492,11 +8520,11 @@
       <w:pPr>
         <w:pStyle w:val="Heading1"/>
       </w:pPr>
-      <w:bookmarkStart w:id="46" w:name="error-cause-quick-map"/>
+      <w:bookmarkStart w:id="47" w:name="error-cause-quick-map"/>
       <w:r>
         <w:t xml:space="preserve">Error → cause quick map</w:t>
       </w:r>
-      <w:bookmarkEnd w:id="46"/>
+      <w:bookmarkEnd w:id="47"/>
     </w:p>
     <w:tbl>
       <w:tblPr>
@@ -8140,6 +9168,9 @@
     <w:abstractNumId w:val="991"/>
   </w:num>
   <w:num w:numId="1003">
+    <w:abstractNumId w:val="991"/>
+  </w:num>
+  <w:num w:numId="1004">
     <w:abstractNumId w:val="99411"/>
     <w:lvlOverride w:ilvl="0">
       <w:startOverride w:val="1"/>
@@ -8169,13 +9200,16 @@
       <w:startOverride w:val="1"/>
     </w:lvlOverride>
   </w:num>
-  <w:num w:numId="1004">
-    <w:abstractNumId w:val="991"/>
-  </w:num>
   <w:num w:numId="1005">
     <w:abstractNumId w:val="991"/>
   </w:num>
   <w:num w:numId="1006">
+    <w:abstractNumId w:val="991"/>
+  </w:num>
+  <w:num w:numId="1007">
+    <w:abstractNumId w:val="991"/>
+  </w:num>
+  <w:num w:numId="1008">
     <w:abstractNumId w:val="99411"/>
     <w:lvlOverride w:ilvl="0">
       <w:startOverride w:val="1"/>

--- a/docs/participant-workbook-session1.docx
+++ b/docs/participant-workbook-session1.docx
@@ -2,98 +2,71 @@
 <file path=word/document.xml><?xml version="1.0" encoding="utf-8"?>
 <w:document xmlns:w="http://schemas.openxmlformats.org/wordprocessingml/2006/main" xmlns:m="http://schemas.openxmlformats.org/officeDocument/2006/math" xmlns:r="http://schemas.openxmlformats.org/officeDocument/2006/relationships" xmlns:o="urn:schemas-microsoft-com:office:office" xmlns:v="urn:schemas-microsoft-com:vml" xmlns:w10="urn:schemas-microsoft-com:office:word" xmlns:a="http://schemas.openxmlformats.org/drawingml/2006/main" xmlns:pic="http://schemas.openxmlformats.org/drawingml/2006/picture" xmlns:wp="http://schemas.openxmlformats.org/drawingml/2006/wordprocessingDrawing">
   <w:body>
-    <w:p>
-      <w:pPr>
-        <w:pStyle w:val="Title"/>
-      </w:pPr>
-      <w:r>
-        <w:t xml:space="preserve">Participant</w:t>
-      </w:r>
-      <w:r>
-        <w:t xml:space="preserve"> </w:t>
-      </w:r>
-      <w:r>
-        <w:t xml:space="preserve">Workbook</w:t>
-      </w:r>
-      <w:r>
-        <w:t xml:space="preserve"> </w:t>
-      </w:r>
-      <w:r>
-        <w:t xml:space="preserve">—</w:t>
-      </w:r>
-      <w:r>
-        <w:t xml:space="preserve"> </w:t>
-      </w:r>
-      <w:r>
-        <w:t xml:space="preserve">Session</w:t>
-      </w:r>
-      <w:r>
-        <w:t xml:space="preserve"> </w:t>
-      </w:r>
-      <w:r>
-        <w:t xml:space="preserve">1</w:t>
-      </w:r>
-    </w:p>
-    <w:p>
-      <w:pPr>
-        <w:pStyle w:val="Subtitle"/>
-      </w:pPr>
-      <w:r>
-        <w:t xml:space="preserve">Azure</w:t>
-      </w:r>
-      <w:r>
-        <w:t xml:space="preserve"> </w:t>
-      </w:r>
-      <w:r>
-        <w:t xml:space="preserve">Files</w:t>
-      </w:r>
-      <w:r>
-        <w:t xml:space="preserve"> </w:t>
-      </w:r>
-      <w:r>
-        <w:t xml:space="preserve">On-Premises</w:t>
-      </w:r>
-      <w:r>
-        <w:t xml:space="preserve"> </w:t>
-      </w:r>
-      <w:r>
-        <w:t xml:space="preserve">AD</w:t>
-      </w:r>
-      <w:r>
-        <w:t xml:space="preserve"> </w:t>
-      </w:r>
-      <w:r>
-        <w:t xml:space="preserve">DS</w:t>
-      </w:r>
-      <w:r>
-        <w:t xml:space="preserve"> </w:t>
-      </w:r>
-      <w:r>
-        <w:t xml:space="preserve">Authentication</w:t>
-      </w:r>
-      <w:r>
-        <w:t xml:space="preserve"> </w:t>
-      </w:r>
-      <w:r>
-        <w:t xml:space="preserve">(hands-on)</w:t>
-      </w:r>
+    <w:sdt>
+      <w:sdtPr>
+        <w:docPartObj>
+          <w:docPartGallery w:val="Table of Contents"/>
+          <w:docPartUnique/>
+        </w:docPartObj>
+      </w:sdtPr>
+      <w:sdtContent>
+        <w:p>
+          <w:pPr>
+            <w:pStyle w:val="TOCHeading"/>
+          </w:pPr>
+          <w:r>
+            <w:t xml:space="preserve">Table of Contents</w:t>
+          </w:r>
+        </w:p>
+        <w:p>
+          <w:r>
+            <w:fldChar w:fldCharType="begin" w:dirty="true"/>
+            <w:instrText xml:space="preserve">TOC \o "1-2" \h \z \u</w:instrText>
+            <w:fldChar w:fldCharType="separate"/>
+            <w:fldChar w:fldCharType="end"/>
+          </w:r>
+        </w:p>
+      </w:sdtContent>
+    </w:sdt>
+    <w:p>
+      <w:r>
+        <w:pict>
+          <v:rect style="width:0;height:1.5pt" o:hralign="center" o:hrstd="t" o:hr="t"/>
+        </w:pict>
+      </w:r>
+    </w:p>
+    <w:p>
+      <w:pPr>
+        <w:pStyle w:val="Heading2"/>
+      </w:pPr>
+      <w:bookmarkStart w:id="20" w:name="X10eae4c06fb7f603eef4d6d9998f91e2532bc51"/>
+      <w:r>
+        <w:t xml:space="preserve">title: "Participant Workbook — Session 1"</w:t>
+      </w:r>
+      <w:r>
+        <w:t xml:space="preserve"> </w:t>
+      </w:r>
+      <w:r>
+        <w:t xml:space="preserve">subtitle: "Azure Files On-Premises AD DS Authentication (hands-on)"</w:t>
+      </w:r>
+      <w:bookmarkEnd w:id="20"/>
     </w:p>
     <w:p>
       <w:pPr>
         <w:pStyle w:val="Heading1"/>
       </w:pPr>
-      <w:bookmarkStart w:id="20" w:name="about-this-lab"/>
+      <w:bookmarkStart w:id="21" w:name="about-this-lab"/>
       <w:r>
         <w:t xml:space="preserve">About this lab</w:t>
       </w:r>
-      <w:bookmarkEnd w:id="20"/>
+      <w:bookmarkEnd w:id="21"/>
     </w:p>
     <w:p>
       <w:pPr>
         <w:pStyle w:val="FirstParagraph"/>
       </w:pPr>
       <w:r>
-        <w:t xml:space="preserve">You’ll deploy a small AD DS + Azure Files environment in your own subscription,</w:t>
+        <w:t xml:space="preserve">You'll deploy a small AD DS + Azure Files environment in your own subscription,</w:t>
       </w:r>
       <w:r>
         <w:t xml:space="preserve"> </w:t>
@@ -131,13 +104,13 @@
         <w:t xml:space="preserve">Session 1 of 2</w:t>
       </w:r>
       <w:r>
-        <w:t xml:space="preserve">. Session 2 runs a few days later, so you’ll delete</w:t>
-      </w:r>
-      <w:r>
-        <w:t xml:space="preserve"> </w:t>
-      </w:r>
-      <w:r>
-        <w:t xml:space="preserve">everything at the end and redeploy before Session 2 (you’ll get a reminder).</w:t>
+        <w:t xml:space="preserve">. Session 2 runs a few days later, so you'll delete</w:t>
+      </w:r>
+      <w:r>
+        <w:t xml:space="preserve"> </w:t>
+      </w:r>
+      <w:r>
+        <w:t xml:space="preserve">everything at the end and redeploy before Session 2 (you'll get a reminder).</w:t>
       </w:r>
     </w:p>
     <w:p>
@@ -282,7 +255,10 @@
         <w:t xml:space="preserve"> </w:t>
       </w:r>
       <w:r>
-        <w:t xml:space="preserve">+ a random suffix, e.g. </w:t>
+        <w:t xml:space="preserve">+ a random suffix, e.g.</w:t>
+      </w:r>
+      <w:r>
+        <w:t xml:space="preserve"> </w:t>
       </w:r>
       <w:r>
         <w:rPr>
@@ -317,19 +293,7 @@
         <w:t xml:space="preserve"> </w:t>
       </w:r>
       <w:r>
-        <w:t xml:space="preserve">— a one-page</w:t>
-      </w:r>
-      <w:r>
-        <w:t xml:space="preserve"> </w:t>
-      </w:r>
-      <w:r>
-        <w:t xml:space="preserve">“</w:t>
-      </w:r>
-      <w:r>
-        <w:t xml:space="preserve">symptom → cause</w:t>
-      </w:r>
-      <w:r>
-        <w:t xml:space="preserve">”</w:t>
+        <w:t xml:space="preserve">— a one-page "symptom → cause"</w:t>
       </w:r>
       <w:r>
         <w:t xml:space="preserve"> </w:t>
@@ -349,30 +313,18 @@
       <w:pPr>
         <w:pStyle w:val="Heading1"/>
       </w:pPr>
-      <w:bookmarkStart w:id="21" w:name="quick-background"/>
+      <w:bookmarkStart w:id="22" w:name="quick-background"/>
       <w:r>
         <w:t xml:space="preserve">Quick background</w:t>
       </w:r>
-      <w:bookmarkEnd w:id="21"/>
+      <w:bookmarkEnd w:id="22"/>
     </w:p>
     <w:p>
       <w:pPr>
         <w:pStyle w:val="FirstParagraph"/>
       </w:pPr>
       <w:r>
-        <w:t xml:space="preserve">“</w:t>
-      </w:r>
-      <w:r>
-        <w:t xml:space="preserve">Domain-joining a storage account</w:t>
-      </w:r>
-      <w:r>
-        <w:t xml:space="preserve">”</w:t>
-      </w:r>
-      <w:r>
-        <w:t xml:space="preserve"> </w:t>
-      </w:r>
-      <w:r>
-        <w:t xml:space="preserve">means AD holds a</w:t>
+        <w:t xml:space="preserve">"Domain-joining a storage account" means AD holds a</w:t>
       </w:r>
       <w:r>
         <w:t xml:space="preserve"> </w:t>
@@ -524,19 +476,7 @@
         <w:t xml:space="preserve"> </w:t>
       </w:r>
       <w:r>
-        <w:t xml:space="preserve">to a</w:t>
-      </w:r>
-      <w:r>
-        <w:t xml:space="preserve"> </w:t>
-      </w:r>
-      <w:r>
-        <w:t xml:space="preserve">“</w:t>
-      </w:r>
-      <w:r>
-        <w:t xml:space="preserve">2023 vintage</w:t>
-      </w:r>
-      <w:r>
-        <w:t xml:space="preserve">”</w:t>
+        <w:t xml:space="preserve">to a "2023 vintage"</w:t>
       </w:r>
       <w:r>
         <w:t xml:space="preserve"> </w:t>
@@ -563,7 +503,7 @@
         <w:t xml:space="preserve"> </w:t>
       </w:r>
       <w:r>
-        <w:t xml:space="preserve">anyway — RC4 keys aren’t salted, so the wrong value is never used — and then</w:t>
+        <w:t xml:space="preserve">anyway — RC4 keys aren't salted, so the wrong value is never used — and then</w:t>
       </w:r>
       <w:r>
         <w:t xml:space="preserve"> </w:t>
@@ -583,11 +523,11 @@
       <w:pPr>
         <w:pStyle w:val="Heading1"/>
       </w:pPr>
-      <w:bookmarkStart w:id="22" w:name="prerequisites"/>
+      <w:bookmarkStart w:id="23" w:name="prerequisites"/>
       <w:r>
         <w:t xml:space="preserve">Prerequisites</w:t>
       </w:r>
-      <w:bookmarkEnd w:id="22"/>
+      <w:bookmarkEnd w:id="23"/>
     </w:p>
     <w:p>
       <w:pPr>
@@ -661,25 +601,7 @@
         <w:t xml:space="preserve"> </w:t>
       </w:r>
       <w:r>
-        <w:t xml:space="preserve">and there is no execution-policy or</w:t>
-      </w:r>
-      <w:r>
-        <w:t xml:space="preserve"> </w:t>
-      </w:r>
-      <w:r>
-        <w:t xml:space="preserve">“</w:t>
-      </w:r>
-      <w:r>
-        <w:t xml:space="preserve">unblock</w:t>
-      </w:r>
-      <w:r>
-        <w:t xml:space="preserve">”</w:t>
-      </w:r>
-      <w:r>
-        <w:t xml:space="preserve"> </w:t>
-      </w:r>
-      <w:r>
-        <w:t xml:space="preserve">friction.</w:t>
+        <w:t xml:space="preserve">and there is no execution-policy or "unblock" friction.</w:t>
       </w:r>
     </w:p>
     <w:p>
@@ -730,7 +652,7 @@
         <w:t xml:space="preserve"> </w:t>
       </w:r>
       <w:r>
-        <w:t xml:space="preserve">happen inside the VMs, which Cloud Shell can’t do.</w:t>
+        <w:t xml:space="preserve">happen inside the VMs, which Cloud Shell can't do.</w:t>
       </w:r>
     </w:p>
     <w:p>
@@ -868,11 +790,11 @@
       <w:pPr>
         <w:pStyle w:val="Heading1"/>
       </w:pPr>
-      <w:bookmarkStart w:id="23" w:name="lab-1-deploy-the-environment"/>
+      <w:bookmarkStart w:id="24" w:name="lab-1--deploy-the-environment"/>
       <w:r>
         <w:t xml:space="preserve">Lab 1 · Deploy the environment</w:t>
       </w:r>
-      <w:bookmarkEnd w:id="23"/>
+      <w:bookmarkEnd w:id="24"/>
     </w:p>
     <w:p>
       <w:pPr>
@@ -1018,7 +940,7 @@
         <w:t xml:space="preserve"> </w:t>
       </w:r>
       <w:r>
-        <w:t xml:space="preserve">file — you’ll</w:t>
+        <w:t xml:space="preserve">file — you'll</w:t>
       </w:r>
       <w:r>
         <w:t xml:space="preserve"> </w:t>
@@ -1129,11 +1051,11 @@
       <w:pPr>
         <w:pStyle w:val="Heading1"/>
       </w:pPr>
-      <w:bookmarkStart w:id="24" w:name="lab-2-confirm-a-healthy-mount"/>
+      <w:bookmarkStart w:id="25" w:name="lab-2--confirm-a-healthy-mount"/>
       <w:r>
         <w:t xml:space="preserve">Lab 2 · Confirm a healthy mount</w:t>
       </w:r>
-      <w:bookmarkEnd w:id="24"/>
+      <w:bookmarkEnd w:id="25"/>
     </w:p>
     <w:p>
       <w:pPr>
@@ -1291,7 +1213,7 @@
         <w:t xml:space="preserve"> </w:t>
       </w:r>
       <w:r>
-        <w:t xml:space="preserve">— you’ll see</w:t>
+        <w:t xml:space="preserve">— you'll see</w:t>
       </w:r>
       <w:r>
         <w:t xml:space="preserve"> </w:t>
@@ -1373,25 +1295,7 @@
         <w:t xml:space="preserve"> </w:t>
       </w:r>
       <w:r>
-        <w:t xml:space="preserve">output; it’s your</w:t>
-      </w:r>
-      <w:r>
-        <w:t xml:space="preserve"> </w:t>
-      </w:r>
-      <w:r>
-        <w:t xml:space="preserve">“</w:t>
-      </w:r>
-      <w:r>
-        <w:t xml:space="preserve">known good</w:t>
-      </w:r>
-      <w:r>
-        <w:t xml:space="preserve">”</w:t>
-      </w:r>
-      <w:r>
-        <w:t xml:space="preserve"> </w:t>
-      </w:r>
-      <w:r>
-        <w:t xml:space="preserve">reference for the</w:t>
+        <w:t xml:space="preserve">output; it's your "known good" reference for the</w:t>
       </w:r>
       <w:r>
         <w:t xml:space="preserve"> </w:t>
@@ -1548,46 +1452,22 @@
         <w:rPr>
           <w:b/>
         </w:rPr>
-        <w:t xml:space="preserve">If the cmdlet is</w:t>
-      </w:r>
-      <w:r>
-        <w:rPr>
-          <w:b/>
-        </w:rPr>
-        <w:t xml:space="preserve"> </w:t>
-      </w:r>
-      <w:r>
-        <w:rPr>
-          <w:b/>
-        </w:rPr>
-        <w:t xml:space="preserve">“</w:t>
-      </w:r>
-      <w:r>
-        <w:rPr>
-          <w:b/>
-        </w:rPr>
-        <w:t xml:space="preserve">found in the module AzFilesHybrid, but the module could</w:t>
-      </w:r>
-      <w:r>
-        <w:rPr>
-          <w:b/>
-        </w:rPr>
-        <w:t xml:space="preserve"> </w:t>
-      </w:r>
-      <w:r>
-        <w:rPr>
-          <w:b/>
-        </w:rPr>
-        <w:t xml:space="preserve">not be loaded</w:t>
-      </w:r>
-      <w:r>
-        <w:rPr>
-          <w:b/>
-        </w:rPr>
-        <w:t xml:space="preserve">”</w:t>
-      </w:r>
-      <w:r>
-        <w:t xml:space="preserve">, don’t trust that error — it describes the symptom, not the</w:t>
+        <w:t xml:space="preserve">If the cmdlet is "found in the module AzFilesHybrid, but the module could</w:t>
+      </w:r>
+      <w:r>
+        <w:rPr>
+          <w:b/>
+        </w:rPr>
+        <w:t xml:space="preserve"> </w:t>
+      </w:r>
+      <w:r>
+        <w:rPr>
+          <w:b/>
+        </w:rPr>
+        <w:t xml:space="preserve">not be loaded"</w:t>
+      </w:r>
+      <w:r>
+        <w:t xml:space="preserve">, don't trust that error — it describes the symptom, not the</w:t>
       </w:r>
       <w:r>
         <w:t xml:space="preserve"> </w:t>
@@ -1633,456 +1513,490 @@
         <w:t xml:space="preserve"> </w:t>
       </w:r>
       <w:r>
-        <w:t xml:space="preserve">entry — e.g. </w:t>
+        <w:t xml:space="preserve">entry — e.g.</w:t>
+      </w:r>
+      <w:r>
+        <w:t xml:space="preserve"> </w:t>
       </w:r>
       <w:r>
         <w:rPr>
           <w:i/>
         </w:rPr>
-        <w:t xml:space="preserve">“</w:t>
+        <w:t xml:space="preserve">"The required module</w:t>
       </w:r>
       <w:r>
         <w:rPr>
           <w:i/>
         </w:rPr>
-        <w:t xml:space="preserve">The required module</w:t>
+        <w:t xml:space="preserve"> </w:t>
       </w:r>
       <w:r>
         <w:rPr>
           <w:i/>
         </w:rPr>
+        <w:t xml:space="preserve">'Az.Compute' is not loaded."</w:t>
+      </w:r>
+      <w:r>
+        <w:t xml:space="preserve"> </w:t>
+      </w:r>
+      <w:r>
+        <w:t xml:space="preserve">Fixing them one at a time is slow (0.3.3.0 also</w:t>
+      </w:r>
+      <w:r>
+        <w:t xml:space="preserve"> </w:t>
+      </w:r>
+      <w:r>
+        <w:t xml:space="preserve">needs</w:t>
+      </w:r>
+      <w:r>
+        <w:t xml:space="preserve"> </w:t>
+      </w:r>
+      <w:r>
+        <w:rPr>
+          <w:rStyle w:val="VerbatimChar"/>
+        </w:rPr>
+        <w:t xml:space="preserve">Microsoft.Graph.Applications</w:t>
+      </w:r>
+      <w:r>
+        <w:t xml:space="preserve">), so read the manifest and install</w:t>
+      </w:r>
+      <w:r>
+        <w:t xml:space="preserve"> </w:t>
+      </w:r>
+      <w:r>
+        <w:t xml:space="preserve">everything missing at once, from a</w:t>
+      </w:r>
+      <w:r>
+        <w:t xml:space="preserve"> </w:t>
+      </w:r>
+      <w:r>
+        <w:rPr>
+          <w:b/>
+        </w:rPr>
+        <w:t xml:space="preserve">fresh</w:t>
+      </w:r>
+      <w:r>
+        <w:t xml:space="preserve"> </w:t>
+      </w:r>
+      <w:r>
+        <w:t xml:space="preserve">elevated window — a session that</w:t>
+      </w:r>
+      <w:r>
+        <w:t xml:space="preserve"> </w:t>
+      </w:r>
+      <w:r>
+        <w:t xml:space="preserve">already loaded</w:t>
+      </w:r>
+      <w:r>
+        <w:t xml:space="preserve"> </w:t>
+      </w:r>
+      <w:r>
+        <w:rPr>
+          <w:rStyle w:val="VerbatimChar"/>
+        </w:rPr>
+        <w:t xml:space="preserve">Az.Accounts</w:t>
+      </w:r>
+      <w:r>
+        <w:t xml:space="preserve"> </w:t>
+      </w:r>
+      <w:r>
+        <w:t xml:space="preserve">will refuse the install with</w:t>
+      </w:r>
+      <w:r>
         <w:t xml:space="preserve"> </w:t>
       </w:r>
       <w:r>
         <w:rPr>
           <w:i/>
         </w:rPr>
-        <w:t xml:space="preserve">‘</w:t>
+        <w:t xml:space="preserve">"currently in use"</w:t>
+      </w:r>
+      <w:r>
+        <w:t xml:space="preserve">:</w:t>
+      </w:r>
+    </w:p>
+    <w:p>
+      <w:pPr>
+        <w:pStyle w:val="SourceCode"/>
+      </w:pPr>
+      <w:r>
+        <w:rPr>
+          <w:rStyle w:val="VariableTok"/>
+        </w:rPr>
+        <w:t xml:space="preserve">$psd1</w:t>
+      </w:r>
+      <w:r>
+        <w:rPr>
+          <w:rStyle w:val="NormalTok"/>
+        </w:rPr>
+        <w:t xml:space="preserve"> = 'C:\Program Files\WindowsPowerShell\Modules\AzFilesHybrid\0.</w:t>
+      </w:r>
+      <w:r>
+        <w:rPr>
+          <w:rStyle w:val="FunctionTok"/>
+        </w:rPr>
+        <w:t xml:space="preserve">3</w:t>
+      </w:r>
+      <w:r>
+        <w:rPr>
+          <w:rStyle w:val="NormalTok"/>
+        </w:rPr>
+        <w:t xml:space="preserve">.</w:t>
+      </w:r>
+      <w:r>
+        <w:rPr>
+          <w:rStyle w:val="FunctionTok"/>
+        </w:rPr>
+        <w:t xml:space="preserve">3</w:t>
+      </w:r>
+      <w:r>
+        <w:rPr>
+          <w:rStyle w:val="NormalTok"/>
+        </w:rPr>
+        <w:t xml:space="preserve">.</w:t>
+      </w:r>
+      <w:r>
+        <w:rPr>
+          <w:rStyle w:val="FunctionTok"/>
+        </w:rPr>
+        <w:t xml:space="preserve">0</w:t>
+      </w:r>
+      <w:r>
+        <w:rPr>
+          <w:rStyle w:val="NormalTok"/>
+        </w:rPr>
+        <w:t xml:space="preserve">\AzFilesHybrid.</w:t>
+      </w:r>
+      <w:r>
+        <w:rPr>
+          <w:rStyle w:val="FunctionTok"/>
+        </w:rPr>
+        <w:t xml:space="preserve">psd1</w:t>
+      </w:r>
+      <w:r>
+        <w:rPr>
+          <w:rStyle w:val="NormalTok"/>
+        </w:rPr>
+        <w:t xml:space="preserve">'</w:t>
+      </w:r>
+      <w:r>
+        <w:br/>
+      </w:r>
+      <w:r>
+        <w:rPr>
+          <w:rStyle w:val="KeywordTok"/>
+        </w:rPr>
+        <w:t xml:space="preserve">foreach</w:t>
+      </w:r>
+      <w:r>
+        <w:rPr>
+          <w:rStyle w:val="NormalTok"/>
+        </w:rPr>
+        <w:t xml:space="preserve"> (</w:t>
+      </w:r>
+      <w:r>
+        <w:rPr>
+          <w:rStyle w:val="VariableTok"/>
+        </w:rPr>
+        <w:t xml:space="preserve">$m</w:t>
+      </w:r>
+      <w:r>
+        <w:rPr>
+          <w:rStyle w:val="NormalTok"/>
+        </w:rPr>
+        <w:t xml:space="preserve"> </w:t>
+      </w:r>
+      <w:r>
+        <w:rPr>
+          <w:rStyle w:val="KeywordTok"/>
+        </w:rPr>
+        <w:t xml:space="preserve">in</w:t>
+      </w:r>
+      <w:r>
+        <w:rPr>
+          <w:rStyle w:val="NormalTok"/>
+        </w:rPr>
+        <w:t xml:space="preserve"> (Import-PowerShellDataFile </w:t>
+      </w:r>
+      <w:r>
+        <w:rPr>
+          <w:rStyle w:val="VariableTok"/>
+        </w:rPr>
+        <w:t xml:space="preserve">$psd1</w:t>
+      </w:r>
+      <w:r>
+        <w:rPr>
+          <w:rStyle w:val="NormalTok"/>
+        </w:rPr>
+        <w:t xml:space="preserve">).</w:t>
+      </w:r>
+      <w:r>
+        <w:rPr>
+          <w:rStyle w:val="FunctionTok"/>
+        </w:rPr>
+        <w:t xml:space="preserve">RequiredModules</w:t>
+      </w:r>
+      <w:r>
+        <w:rPr>
+          <w:rStyle w:val="NormalTok"/>
+        </w:rPr>
+        <w:t xml:space="preserve">) {</w:t>
+      </w:r>
+      <w:r>
+        <w:br/>
+      </w:r>
+      <w:r>
+        <w:rPr>
+          <w:rStyle w:val="NormalTok"/>
+        </w:rPr>
+        <w:t xml:space="preserve">    </w:t>
+      </w:r>
+      <w:r>
+        <w:rPr>
+          <w:rStyle w:val="VariableTok"/>
+        </w:rPr>
+        <w:t xml:space="preserve">$n</w:t>
+      </w:r>
+      <w:r>
+        <w:rPr>
+          <w:rStyle w:val="NormalTok"/>
+        </w:rPr>
+        <w:t xml:space="preserve"> = </w:t>
+      </w:r>
+      <w:r>
+        <w:rPr>
+          <w:rStyle w:val="KeywordTok"/>
+        </w:rPr>
+        <w:t xml:space="preserve">if</w:t>
+      </w:r>
+      <w:r>
+        <w:rPr>
+          <w:rStyle w:val="NormalTok"/>
+        </w:rPr>
+        <w:t xml:space="preserve"> (</w:t>
+      </w:r>
+      <w:r>
+        <w:rPr>
+          <w:rStyle w:val="VariableTok"/>
+        </w:rPr>
+        <w:t xml:space="preserve">$m</w:t>
+      </w:r>
+      <w:r>
+        <w:rPr>
+          <w:rStyle w:val="NormalTok"/>
+        </w:rPr>
+        <w:t xml:space="preserve"> -is [hashtable]) { </w:t>
+      </w:r>
+      <w:r>
+        <w:rPr>
+          <w:rStyle w:val="VariableTok"/>
+        </w:rPr>
+        <w:t xml:space="preserve">$m</w:t>
+      </w:r>
+      <w:r>
+        <w:rPr>
+          <w:rStyle w:val="NormalTok"/>
+        </w:rPr>
+        <w:t xml:space="preserve">.</w:t>
+      </w:r>
+      <w:r>
+        <w:rPr>
+          <w:rStyle w:val="FunctionTok"/>
+        </w:rPr>
+        <w:t xml:space="preserve">ModuleName</w:t>
+      </w:r>
+      <w:r>
+        <w:rPr>
+          <w:rStyle w:val="NormalTok"/>
+        </w:rPr>
+        <w:t xml:space="preserve"> } </w:t>
+      </w:r>
+      <w:r>
+        <w:rPr>
+          <w:rStyle w:val="KeywordTok"/>
+        </w:rPr>
+        <w:t xml:space="preserve">else</w:t>
+      </w:r>
+      <w:r>
+        <w:rPr>
+          <w:rStyle w:val="NormalTok"/>
+        </w:rPr>
+        <w:t xml:space="preserve"> { </w:t>
+      </w:r>
+      <w:r>
+        <w:rPr>
+          <w:rStyle w:val="VariableTok"/>
+        </w:rPr>
+        <w:t xml:space="preserve">$m</w:t>
+      </w:r>
+      <w:r>
+        <w:rPr>
+          <w:rStyle w:val="NormalTok"/>
+        </w:rPr>
+        <w:t xml:space="preserve"> }</w:t>
+      </w:r>
+      <w:r>
+        <w:br/>
+      </w:r>
+      <w:r>
+        <w:rPr>
+          <w:rStyle w:val="NormalTok"/>
+        </w:rPr>
+        <w:t xml:space="preserve">    </w:t>
+      </w:r>
+      <w:r>
+        <w:rPr>
+          <w:rStyle w:val="KeywordTok"/>
+        </w:rPr>
+        <w:t xml:space="preserve">if</w:t>
+      </w:r>
+      <w:r>
+        <w:rPr>
+          <w:rStyle w:val="NormalTok"/>
+        </w:rPr>
+        <w:t xml:space="preserve"> (-not (</w:t>
+      </w:r>
+      <w:r>
+        <w:rPr>
+          <w:rStyle w:val="FunctionTok"/>
+        </w:rPr>
+        <w:t xml:space="preserve">Get-Module</w:t>
+      </w:r>
+      <w:r>
+        <w:rPr>
+          <w:rStyle w:val="NormalTok"/>
+        </w:rPr>
+        <w:t xml:space="preserve"> -ListAvailable -Name </w:t>
+      </w:r>
+      <w:r>
+        <w:rPr>
+          <w:rStyle w:val="VariableTok"/>
+        </w:rPr>
+        <w:t xml:space="preserve">$n</w:t>
+      </w:r>
+      <w:r>
+        <w:rPr>
+          <w:rStyle w:val="NormalTok"/>
+        </w:rPr>
+        <w:t xml:space="preserve">)) {</w:t>
+      </w:r>
+      <w:r>
+        <w:br/>
+      </w:r>
+      <w:r>
+        <w:rPr>
+          <w:rStyle w:val="NormalTok"/>
+        </w:rPr>
+        <w:t xml:space="preserve">        Install-Module </w:t>
+      </w:r>
+      <w:r>
+        <w:rPr>
+          <w:rStyle w:val="VariableTok"/>
+        </w:rPr>
+        <w:t xml:space="preserve">$n</w:t>
+      </w:r>
+      <w:r>
+        <w:rPr>
+          <w:rStyle w:val="NormalTok"/>
+        </w:rPr>
+        <w:t xml:space="preserve"> -Scope AllUsers -Force -AllowClobber</w:t>
+      </w:r>
+      <w:r>
+        <w:br/>
+      </w:r>
+      <w:r>
+        <w:rPr>
+          <w:rStyle w:val="NormalTok"/>
+        </w:rPr>
+        <w:t xml:space="preserve">    }</w:t>
+      </w:r>
+      <w:r>
+        <w:br/>
+      </w:r>
+      <w:r>
+        <w:rPr>
+          <w:rStyle w:val="NormalTok"/>
+        </w:rPr>
+        <w:t xml:space="preserve">}</w:t>
+      </w:r>
+    </w:p>
+    <w:p>
+      <w:pPr>
+        <w:pStyle w:val="BlockText"/>
+      </w:pPr>
+      <w:r>
+        <w:t xml:space="preserve">Then</w:t>
+      </w:r>
+      <w:r>
+        <w:t xml:space="preserve"> </w:t>
+      </w:r>
+      <w:r>
+        <w:rPr>
+          <w:rStyle w:val="VerbatimChar"/>
+        </w:rPr>
+        <w:t xml:space="preserve">Import-Module AzFilesHybrid -Force</w:t>
+      </w:r>
+      <w:r>
+        <w:t xml:space="preserve"> </w:t>
+      </w:r>
+      <w:r>
+        <w:t xml:space="preserve">in another new window.</w:t>
+      </w:r>
+    </w:p>
+    <w:p>
+      <w:pPr>
+        <w:pStyle w:val="BlockText"/>
+      </w:pPr>
+      <w:r>
+        <w:t xml:space="preserve">This is worth internalizing:</w:t>
+      </w:r>
+      <w:r>
+        <w:t xml:space="preserve"> </w:t>
       </w:r>
       <w:r>
         <w:rPr>
           <w:i/>
         </w:rPr>
-        <w:t xml:space="preserve">Az.Compute</w:t>
-      </w:r>
-      <w:r>
-        <w:rPr>
-          <w:i/>
-        </w:rPr>
-        <w:t xml:space="preserve">’</w:t>
-      </w:r>
-      <w:r>
-        <w:rPr>
-          <w:i/>
-        </w:rPr>
-        <w:t xml:space="preserve"> </w:t>
-      </w:r>
-      <w:r>
-        <w:rPr>
-          <w:i/>
-        </w:rPr>
-        <w:t xml:space="preserve">is not loaded.</w:t>
-      </w:r>
-      <w:r>
-        <w:rPr>
-          <w:i/>
-        </w:rPr>
-        <w:t xml:space="preserve">”</w:t>
-      </w:r>
-      <w:r>
-        <w:t xml:space="preserve"> </w:t>
-      </w:r>
-      <w:r>
-        <w:t xml:space="preserve">Fixing them one at a time is slow (0.3.3.0 also</w:t>
-      </w:r>
-      <w:r>
-        <w:t xml:space="preserve"> </w:t>
-      </w:r>
-      <w:r>
-        <w:t xml:space="preserve">needs</w:t>
-      </w:r>
-      <w:r>
-        <w:t xml:space="preserve"> </w:t>
-      </w:r>
-      <w:r>
-        <w:rPr>
-          <w:rStyle w:val="VerbatimChar"/>
-        </w:rPr>
-        <w:t xml:space="preserve">Microsoft.Graph.Applications</w:t>
-      </w:r>
-      <w:r>
-        <w:t xml:space="preserve">), so read the manifest and install</w:t>
-      </w:r>
-      <w:r>
-        <w:t xml:space="preserve"> </w:t>
-      </w:r>
-      <w:r>
-        <w:t xml:space="preserve">everything missing at once, from a</w:t>
-      </w:r>
-      <w:r>
-        <w:t xml:space="preserve"> </w:t>
-      </w:r>
-      <w:r>
-        <w:rPr>
-          <w:b/>
-        </w:rPr>
-        <w:t xml:space="preserve">fresh</w:t>
-      </w:r>
-      <w:r>
-        <w:t xml:space="preserve"> </w:t>
-      </w:r>
-      <w:r>
-        <w:t xml:space="preserve">elevated window — a session that</w:t>
-      </w:r>
-      <w:r>
-        <w:t xml:space="preserve"> </w:t>
-      </w:r>
-      <w:r>
-        <w:t xml:space="preserve">already loaded</w:t>
-      </w:r>
-      <w:r>
-        <w:t xml:space="preserve"> </w:t>
-      </w:r>
-      <w:r>
-        <w:rPr>
-          <w:rStyle w:val="VerbatimChar"/>
-        </w:rPr>
-        <w:t xml:space="preserve">Az.Accounts</w:t>
-      </w:r>
-      <w:r>
-        <w:t xml:space="preserve"> </w:t>
-      </w:r>
-      <w:r>
-        <w:t xml:space="preserve">will refuse the install with</w:t>
-      </w:r>
-      <w:r>
-        <w:t xml:space="preserve"> </w:t>
-      </w:r>
-      <w:r>
-        <w:rPr>
-          <w:i/>
-        </w:rPr>
-        <w:t xml:space="preserve">“</w:t>
-      </w:r>
-      <w:r>
-        <w:rPr>
-          <w:i/>
-        </w:rPr>
-        <w:t xml:space="preserve">currently in use</w:t>
-      </w:r>
-      <w:r>
-        <w:rPr>
-          <w:i/>
-        </w:rPr>
-        <w:t xml:space="preserve">”</w:t>
-      </w:r>
-      <w:r>
-        <w:t xml:space="preserve">:</w:t>
-      </w:r>
-    </w:p>
-    <w:p>
-      <w:pPr>
-        <w:pStyle w:val="SourceCode"/>
-      </w:pPr>
-      <w:r>
-        <w:rPr>
-          <w:rStyle w:val="VariableTok"/>
-        </w:rPr>
-        <w:t xml:space="preserve">$psd1</w:t>
-      </w:r>
-      <w:r>
-        <w:rPr>
-          <w:rStyle w:val="NormalTok"/>
-        </w:rPr>
-        <w:t xml:space="preserve"> = 'C:\Program Files\WindowsPowerShell\Modules\AzFilesHybrid\0.</w:t>
-      </w:r>
-      <w:r>
-        <w:rPr>
-          <w:rStyle w:val="FunctionTok"/>
-        </w:rPr>
-        <w:t xml:space="preserve">3</w:t>
-      </w:r>
-      <w:r>
-        <w:rPr>
-          <w:rStyle w:val="NormalTok"/>
-        </w:rPr>
-        <w:t xml:space="preserve">.</w:t>
-      </w:r>
-      <w:r>
-        <w:rPr>
-          <w:rStyle w:val="FunctionTok"/>
-        </w:rPr>
-        <w:t xml:space="preserve">3</w:t>
-      </w:r>
-      <w:r>
-        <w:rPr>
-          <w:rStyle w:val="NormalTok"/>
-        </w:rPr>
-        <w:t xml:space="preserve">.</w:t>
-      </w:r>
-      <w:r>
-        <w:rPr>
-          <w:rStyle w:val="FunctionTok"/>
-        </w:rPr>
-        <w:t xml:space="preserve">0</w:t>
-      </w:r>
-      <w:r>
-        <w:rPr>
-          <w:rStyle w:val="NormalTok"/>
-        </w:rPr>
-        <w:t xml:space="preserve">\AzFilesHybrid.</w:t>
-      </w:r>
-      <w:r>
-        <w:rPr>
-          <w:rStyle w:val="FunctionTok"/>
-        </w:rPr>
-        <w:t xml:space="preserve">psd1</w:t>
-      </w:r>
-      <w:r>
-        <w:rPr>
-          <w:rStyle w:val="NormalTok"/>
-        </w:rPr>
-        <w:t xml:space="preserve">'</w:t>
-      </w:r>
-      <w:r>
-        <w:br/>
-      </w:r>
-      <w:r>
-        <w:rPr>
-          <w:rStyle w:val="KeywordTok"/>
-        </w:rPr>
-        <w:t xml:space="preserve">foreach</w:t>
-      </w:r>
-      <w:r>
-        <w:rPr>
-          <w:rStyle w:val="NormalTok"/>
-        </w:rPr>
-        <w:t xml:space="preserve"> (</w:t>
-      </w:r>
-      <w:r>
-        <w:rPr>
-          <w:rStyle w:val="VariableTok"/>
-        </w:rPr>
-        <w:t xml:space="preserve">$m</w:t>
-      </w:r>
-      <w:r>
-        <w:rPr>
-          <w:rStyle w:val="NormalTok"/>
-        </w:rPr>
-        <w:t xml:space="preserve"> </w:t>
-      </w:r>
-      <w:r>
-        <w:rPr>
-          <w:rStyle w:val="KeywordTok"/>
-        </w:rPr>
-        <w:t xml:space="preserve">in</w:t>
-      </w:r>
-      <w:r>
-        <w:rPr>
-          <w:rStyle w:val="NormalTok"/>
-        </w:rPr>
-        <w:t xml:space="preserve"> (Import-PowerShellDataFile </w:t>
-      </w:r>
-      <w:r>
-        <w:rPr>
-          <w:rStyle w:val="VariableTok"/>
-        </w:rPr>
-        <w:t xml:space="preserve">$psd1</w:t>
-      </w:r>
-      <w:r>
-        <w:rPr>
-          <w:rStyle w:val="NormalTok"/>
-        </w:rPr>
-        <w:t xml:space="preserve">).</w:t>
-      </w:r>
-      <w:r>
-        <w:rPr>
-          <w:rStyle w:val="FunctionTok"/>
-        </w:rPr>
-        <w:t xml:space="preserve">RequiredModules</w:t>
-      </w:r>
-      <w:r>
-        <w:rPr>
-          <w:rStyle w:val="NormalTok"/>
-        </w:rPr>
-        <w:t xml:space="preserve">) {</w:t>
-      </w:r>
-      <w:r>
-        <w:br/>
-      </w:r>
-      <w:r>
-        <w:rPr>
-          <w:rStyle w:val="NormalTok"/>
-        </w:rPr>
-        <w:t xml:space="preserve">    </w:t>
-      </w:r>
-      <w:r>
-        <w:rPr>
-          <w:rStyle w:val="VariableTok"/>
-        </w:rPr>
-        <w:t xml:space="preserve">$n</w:t>
-      </w:r>
-      <w:r>
-        <w:rPr>
-          <w:rStyle w:val="NormalTok"/>
-        </w:rPr>
-        <w:t xml:space="preserve"> = </w:t>
-      </w:r>
-      <w:r>
-        <w:rPr>
-          <w:rStyle w:val="KeywordTok"/>
-        </w:rPr>
-        <w:t xml:space="preserve">if</w:t>
-      </w:r>
-      <w:r>
-        <w:rPr>
-          <w:rStyle w:val="NormalTok"/>
-        </w:rPr>
-        <w:t xml:space="preserve"> (</w:t>
-      </w:r>
-      <w:r>
-        <w:rPr>
-          <w:rStyle w:val="VariableTok"/>
-        </w:rPr>
-        <w:t xml:space="preserve">$m</w:t>
-      </w:r>
-      <w:r>
-        <w:rPr>
-          <w:rStyle w:val="NormalTok"/>
-        </w:rPr>
-        <w:t xml:space="preserve"> -is [hashtable]) { </w:t>
-      </w:r>
-      <w:r>
-        <w:rPr>
-          <w:rStyle w:val="VariableTok"/>
-        </w:rPr>
-        <w:t xml:space="preserve">$m</w:t>
-      </w:r>
-      <w:r>
-        <w:rPr>
-          <w:rStyle w:val="NormalTok"/>
-        </w:rPr>
-        <w:t xml:space="preserve">.</w:t>
-      </w:r>
-      <w:r>
-        <w:rPr>
-          <w:rStyle w:val="FunctionTok"/>
-        </w:rPr>
-        <w:t xml:space="preserve">ModuleName</w:t>
-      </w:r>
-      <w:r>
-        <w:rPr>
-          <w:rStyle w:val="NormalTok"/>
-        </w:rPr>
-        <w:t xml:space="preserve"> } </w:t>
-      </w:r>
-      <w:r>
-        <w:rPr>
-          <w:rStyle w:val="KeywordTok"/>
-        </w:rPr>
-        <w:t xml:space="preserve">else</w:t>
-      </w:r>
-      <w:r>
-        <w:rPr>
-          <w:rStyle w:val="NormalTok"/>
-        </w:rPr>
-        <w:t xml:space="preserve"> { </w:t>
-      </w:r>
-      <w:r>
-        <w:rPr>
-          <w:rStyle w:val="VariableTok"/>
-        </w:rPr>
-        <w:t xml:space="preserve">$m</w:t>
-      </w:r>
-      <w:r>
-        <w:rPr>
-          <w:rStyle w:val="NormalTok"/>
-        </w:rPr>
-        <w:t xml:space="preserve"> }</w:t>
-      </w:r>
-      <w:r>
-        <w:br/>
-      </w:r>
-      <w:r>
-        <w:rPr>
-          <w:rStyle w:val="NormalTok"/>
-        </w:rPr>
-        <w:t xml:space="preserve">    </w:t>
-      </w:r>
-      <w:r>
-        <w:rPr>
-          <w:rStyle w:val="KeywordTok"/>
-        </w:rPr>
-        <w:t xml:space="preserve">if</w:t>
-      </w:r>
-      <w:r>
-        <w:rPr>
-          <w:rStyle w:val="NormalTok"/>
-        </w:rPr>
-        <w:t xml:space="preserve"> (-not (</w:t>
-      </w:r>
-      <w:r>
-        <w:rPr>
-          <w:rStyle w:val="FunctionTok"/>
-        </w:rPr>
-        <w:t xml:space="preserve">Get-Module</w:t>
-      </w:r>
-      <w:r>
-        <w:rPr>
-          <w:rStyle w:val="NormalTok"/>
-        </w:rPr>
-        <w:t xml:space="preserve"> -ListAvailable -Name </w:t>
-      </w:r>
-      <w:r>
-        <w:rPr>
-          <w:rStyle w:val="VariableTok"/>
-        </w:rPr>
-        <w:t xml:space="preserve">$n</w:t>
-      </w:r>
-      <w:r>
-        <w:rPr>
-          <w:rStyle w:val="NormalTok"/>
-        </w:rPr>
-        <w:t xml:space="preserve">)) {</w:t>
-      </w:r>
-      <w:r>
-        <w:br/>
-      </w:r>
-      <w:r>
-        <w:rPr>
-          <w:rStyle w:val="NormalTok"/>
-        </w:rPr>
-        <w:t xml:space="preserve">        Install-Module </w:t>
-      </w:r>
-      <w:r>
-        <w:rPr>
-          <w:rStyle w:val="VariableTok"/>
-        </w:rPr>
-        <w:t xml:space="preserve">$n</w:t>
-      </w:r>
-      <w:r>
-        <w:rPr>
-          <w:rStyle w:val="NormalTok"/>
-        </w:rPr>
-        <w:t xml:space="preserve"> -Scope AllUsers -Force -AllowClobber</w:t>
-      </w:r>
-      <w:r>
-        <w:br/>
-      </w:r>
-      <w:r>
-        <w:rPr>
-          <w:rStyle w:val="NormalTok"/>
-        </w:rPr>
-        <w:t xml:space="preserve">    }</w:t>
-      </w:r>
-      <w:r>
-        <w:br/>
-      </w:r>
-      <w:r>
-        <w:rPr>
-          <w:rStyle w:val="NormalTok"/>
-        </w:rPr>
-        <w:t xml:space="preserve">}</w:t>
+        <w:t xml:space="preserve">"command not found"</w:t>
+      </w:r>
+      <w:r>
+        <w:t xml:space="preserve"> </w:t>
+      </w:r>
+      <w:r>
+        <w:t xml:space="preserve">on a module that is plainly</w:t>
+      </w:r>
+      <w:r>
+        <w:t xml:space="preserve"> </w:t>
+      </w:r>
+      <w:r>
+        <w:t xml:space="preserve">installed is a</w:t>
+      </w:r>
+      <w:r>
+        <w:t xml:space="preserve"> </w:t>
+      </w:r>
+      <w:r>
+        <w:rPr>
+          <w:b/>
+        </w:rPr>
+        <w:t xml:space="preserve">dependency</w:t>
+      </w:r>
+      <w:r>
+        <w:t xml:space="preserve"> </w:t>
+      </w:r>
+      <w:r>
+        <w:t xml:space="preserve">failure, not a missing-install failure. The same</w:t>
+      </w:r>
+      <w:r>
+        <w:t xml:space="preserve"> </w:t>
+      </w:r>
+      <w:r>
+        <w:t xml:space="preserve">reasoning applies to customer environments where a partial Az install breaks</w:t>
+      </w:r>
+      <w:r>
+        <w:t xml:space="preserve"> </w:t>
+      </w:r>
+      <w:r>
+        <w:t xml:space="preserve">AzFilesHybrid.</w:t>
       </w:r>
     </w:p>
     <w:p>
@@ -2090,97 +2004,6 @@
         <w:pStyle w:val="BlockText"/>
       </w:pPr>
       <w:r>
-        <w:t xml:space="preserve">Then</w:t>
-      </w:r>
-      <w:r>
-        <w:t xml:space="preserve"> </w:t>
-      </w:r>
-      <w:r>
-        <w:rPr>
-          <w:rStyle w:val="VerbatimChar"/>
-        </w:rPr>
-        <w:t xml:space="preserve">Import-Module AzFilesHybrid -Force</w:t>
-      </w:r>
-      <w:r>
-        <w:t xml:space="preserve"> </w:t>
-      </w:r>
-      <w:r>
-        <w:t xml:space="preserve">in another new window.</w:t>
-      </w:r>
-    </w:p>
-    <w:p>
-      <w:pPr>
-        <w:pStyle w:val="BlockText"/>
-      </w:pPr>
-      <w:r>
-        <w:t xml:space="preserve">This is worth internalizing:</w:t>
-      </w:r>
-      <w:r>
-        <w:t xml:space="preserve"> </w:t>
-      </w:r>
-      <w:r>
-        <w:rPr>
-          <w:i/>
-        </w:rPr>
-        <w:t xml:space="preserve">“</w:t>
-      </w:r>
-      <w:r>
-        <w:rPr>
-          <w:i/>
-        </w:rPr>
-        <w:t xml:space="preserve">command not found</w:t>
-      </w:r>
-      <w:r>
-        <w:rPr>
-          <w:i/>
-        </w:rPr>
-        <w:t xml:space="preserve">”</w:t>
-      </w:r>
-      <w:r>
-        <w:t xml:space="preserve"> </w:t>
-      </w:r>
-      <w:r>
-        <w:t xml:space="preserve">on a module that is plainly</w:t>
-      </w:r>
-      <w:r>
-        <w:t xml:space="preserve"> </w:t>
-      </w:r>
-      <w:r>
-        <w:t xml:space="preserve">installed is a</w:t>
-      </w:r>
-      <w:r>
-        <w:t xml:space="preserve"> </w:t>
-      </w:r>
-      <w:r>
-        <w:rPr>
-          <w:b/>
-        </w:rPr>
-        <w:t xml:space="preserve">dependency</w:t>
-      </w:r>
-      <w:r>
-        <w:t xml:space="preserve"> </w:t>
-      </w:r>
-      <w:r>
-        <w:t xml:space="preserve">failure, not a missing-install failure. The same</w:t>
-      </w:r>
-      <w:r>
-        <w:t xml:space="preserve"> </w:t>
-      </w:r>
-      <w:r>
-        <w:t xml:space="preserve">reasoning applies to customer environments where a partial Az install breaks</w:t>
-      </w:r>
-      <w:r>
-        <w:t xml:space="preserve"> </w:t>
-      </w:r>
-      <w:r>
-        <w:t xml:space="preserve">AzFilesHybrid.</w:t>
-      </w:r>
-    </w:p>
-    <w:p>
-      <w:pPr>
-        <w:pStyle w:val="BlockText"/>
-      </w:pPr>
-      <w:r>
         <w:rPr>
           <w:b/>
         </w:rPr>
@@ -2215,19 +2038,7 @@
         <w:t xml:space="preserve"> </w:t>
       </w:r>
       <w:r>
-        <w:t xml:space="preserve">with</w:t>
-      </w:r>
-      <w:r>
-        <w:t xml:space="preserve"> </w:t>
-      </w:r>
-      <w:r>
-        <w:t xml:space="preserve">“</w:t>
-      </w:r>
-      <w:r>
-        <w:t xml:space="preserve">user interaction is required</w:t>
-      </w:r>
-      <w:r>
-        <w:t xml:space="preserve">”</w:t>
+        <w:t xml:space="preserve">with "user interaction is required"</w:t>
       </w:r>
       <w:r>
         <w:t xml:space="preserve"> </w:t>
@@ -2244,7 +2055,7 @@
       <w:r>
         <w:t xml:space="preserve"> </w:t>
       </w:r>
-      <w:hyperlink r:id="rId25">
+      <w:hyperlink r:id="rId26">
         <w:r>
           <w:rPr>
             <w:rStyle w:val="Hyperlink"/>
@@ -2278,43 +2089,7 @@
         <w:rPr>
           <w:b/>
         </w:rPr>
-        <w:t xml:space="preserve">If that</w:t>
-      </w:r>
-      <w:r>
-        <w:rPr>
-          <w:b/>
-        </w:rPr>
-        <w:t xml:space="preserve"> </w:t>
-      </w:r>
-      <w:r>
-        <w:rPr>
-          <w:b/>
-        </w:rPr>
-        <w:t xml:space="preserve">“</w:t>
-      </w:r>
-      <w:r>
-        <w:rPr>
-          <w:b/>
-        </w:rPr>
-        <w:t xml:space="preserve">succeeds</w:t>
-      </w:r>
-      <w:r>
-        <w:rPr>
-          <w:b/>
-        </w:rPr>
-        <w:t xml:space="preserve">”</w:t>
-      </w:r>
-      <w:r>
-        <w:rPr>
-          <w:b/>
-        </w:rPr>
-        <w:t xml:space="preserve"> </w:t>
-      </w:r>
-      <w:r>
-        <w:rPr>
-          <w:b/>
-        </w:rPr>
-        <w:t xml:space="preserve">but lists no subscriptions</w:t>
+        <w:t xml:space="preserve">If that "succeeds" but lists no subscriptions</w:t>
       </w:r>
       <w:r>
         <w:t xml:space="preserve"> </w:t>
@@ -2369,7 +2144,7 @@
         <w:pStyle w:val="BlockText"/>
       </w:pPr>
       <w:r>
-        <w:t xml:space="preserve">If it is still blocked (e.g. conditional access requires a compliant device),</w:t>
+        <w:t xml:space="preserve">If it is still blocked (e.g. conditional access requires a compliant device),</w:t>
       </w:r>
       <w:r>
         <w:t xml:space="preserve"> </w:t>
@@ -2469,7 +2244,7 @@
         <w:t xml:space="preserve"> </w:t>
       </w:r>
       <w:r>
-        <w:t xml:space="preserve">failures whenever your design simply doesn’t use them — our lab relies on</w:t>
+        <w:t xml:space="preserve">failures whenever your design simply doesn't use them — our lab relies on</w:t>
       </w:r>
       <w:r>
         <w:t xml:space="preserve"> </w:t>
@@ -2542,11 +2317,11 @@
       <w:pPr>
         <w:pStyle w:val="Heading2"/>
       </w:pPr>
-      <w:bookmarkStart w:id="26" w:name="capture-your-known-good-reference"/>
+      <w:bookmarkStart w:id="27" w:name="capture-your-known-good-reference"/>
       <w:r>
         <w:t xml:space="preserve">Capture your known-good reference</w:t>
       </w:r>
-      <w:bookmarkEnd w:id="26"/>
+      <w:bookmarkEnd w:id="27"/>
     </w:p>
     <w:p>
       <w:pPr>
@@ -2603,7 +2378,7 @@
         <w:rPr>
           <w:b/>
         </w:rPr>
-        <w:t xml:space="preserve">mount must happen in the affected user’s own, non-elevated session</w:t>
+        <w:t xml:space="preserve">mount must happen in the affected user's own, non-elevated session</w:t>
       </w:r>
       <w:r>
         <w:t xml:space="preserve"> </w:t>
@@ -2931,14 +2706,10 @@
     <w:tbl>
       <w:tblPr>
         <w:tblStyle w:val="Table"/>
-        <w:tblW w:type="pct" w:w="5000.0"/>
+        <w:tblW w:type="pct" w:w="0.0"/>
         <w:tblLook w:firstRow="1"/>
       </w:tblPr>
-      <w:tblGrid>
-        <w:gridCol w:w="2640"/>
-        <w:gridCol w:w="2640"/>
-        <w:gridCol w:w="2640"/>
-      </w:tblGrid>
+      <w:tblGrid/>
       <w:tr>
         <w:trPr>
           <w:cnfStyle w:firstRow="1"/>
@@ -3037,7 +2808,7 @@
               <w:t xml:space="preserve"> </w:t>
             </w:r>
             <w:r>
-              <w:t xml:space="preserve">— the client’s Kerberos stack did nothing wrong</w:t>
+              <w:t xml:space="preserve">— the client's Kerberos stack did nothing wrong</w:t>
             </w:r>
           </w:p>
         </w:tc>
@@ -3174,25 +2945,13 @@
         <w:pStyle w:val="BlockText"/>
       </w:pPr>
       <w:r>
-        <w:t xml:space="preserve">The 30904 events (</w:t>
-      </w:r>
-      <w:r>
-        <w:t xml:space="preserve">“</w:t>
-      </w:r>
-      <w:r>
-        <w:t xml:space="preserve">server does not support multichannel</w:t>
-      </w:r>
-      <w:r>
-        <w:t xml:space="preserve">”</w:t>
-      </w:r>
-      <w:r>
-        <w:t xml:space="preserve">) are routine against</w:t>
-      </w:r>
-      <w:r>
-        <w:t xml:space="preserve"> </w:t>
-      </w:r>
-      <w:r>
-        <w:t xml:space="preserve">Azure Files — the Negotiate response simply doesn’t advertise multichannel. The</w:t>
+        <w:t xml:space="preserve">The 30904 events ("server does not support multichannel") are routine against</w:t>
+      </w:r>
+      <w:r>
+        <w:t xml:space="preserve"> </w:t>
+      </w:r>
+      <w:r>
+        <w:t xml:space="preserve">Azure Files — the Negotiate response simply doesn't advertise multichannel. The</w:t>
       </w:r>
       <w:r>
         <w:t xml:space="preserve"> </w:t>
@@ -3204,7 +2963,7 @@
         <w:t xml:space="preserve"> </w:t>
       </w:r>
       <w:r>
-        <w:t xml:space="preserve">reading, so a full-looking log doesn’t send you chasing it.</w:t>
+        <w:t xml:space="preserve">reading, so a full-looking log doesn't send you chasing it.</w:t>
       </w:r>
     </w:p>
     <w:p>
@@ -3576,25 +3335,7 @@
         <w:t xml:space="preserve"> </w:t>
       </w:r>
       <w:r>
-        <w:t xml:space="preserve">— which is why the</w:t>
-      </w:r>
-      <w:r>
-        <w:t xml:space="preserve"> </w:t>
-      </w:r>
-      <w:r>
-        <w:t xml:space="preserve">“</w:t>
-      </w:r>
-      <w:r>
-        <w:t xml:space="preserve">Access denied</w:t>
-      </w:r>
-      <w:r>
-        <w:t xml:space="preserve">”</w:t>
-      </w:r>
-      <w:r>
-        <w:t xml:space="preserve"> </w:t>
-      </w:r>
-      <w:r>
-        <w:t xml:space="preserve">labs</w:t>
+        <w:t xml:space="preserve">— which is why the "Access denied" labs</w:t>
       </w:r>
       <w:r>
         <w:t xml:space="preserve"> </w:t>
@@ -3611,7 +3352,7 @@
         <w:rPr>
           <w:b/>
         </w:rPr>
-        <w:t xml:space="preserve">Why your capture has more in it than a customer’s.</w:t>
+        <w:t xml:space="preserve">Why your capture has more in it than a customer's.</w:t>
       </w:r>
       <w:r>
         <w:t xml:space="preserve"> </w:t>
@@ -3671,7 +3412,7 @@
         <w:t xml:space="preserve">TGS-REP</w:t>
       </w:r>
       <w:r>
-        <w:t xml:space="preserve">. Don’t treat a missing AS exchange as a finding.</w:t>
+        <w:t xml:space="preserve">. Don't treat a missing AS exchange as a finding.</w:t>
       </w:r>
     </w:p>
     <w:p>
@@ -3691,7 +3432,7 @@
         <w:t xml:space="preserve">DC</w:t>
       </w:r>
       <w:r>
-        <w:t xml:space="preserve">, the KDC’s own record of that ticket:</w:t>
+        <w:t xml:space="preserve">, the KDC's own record of that ticket:</w:t>
       </w:r>
     </w:p>
     <w:p>
@@ -3806,7 +3547,7 @@
         <w:t xml:space="preserve"> </w:t>
       </w:r>
       <w:r>
-        <w:t xml:space="preserve">= RC4, which is what you’ll see after regressing to the legacy state</w:t>
+        <w:t xml:space="preserve">= RC4, which is what you'll see after regressing to the legacy state</w:t>
       </w:r>
       <w:r>
         <w:t xml:space="preserve"> </w:t>
@@ -3853,11 +3594,11 @@
       <w:pPr>
         <w:pStyle w:val="Heading1"/>
       </w:pPr>
-      <w:bookmarkStart w:id="27" w:name="lab-3-the-aes-256-migration"/>
+      <w:bookmarkStart w:id="28" w:name="lab-3--the-aes-256-migration-"/>
       <w:r>
         <w:t xml:space="preserve">Lab 3 · The AES-256 migration ★</w:t>
       </w:r>
-      <w:bookmarkEnd w:id="27"/>
+      <w:bookmarkEnd w:id="28"/>
     </w:p>
     <w:p>
       <w:pPr>
@@ -3883,29 +3624,11 @@
       <w:pPr>
         <w:pStyle w:val="Heading2"/>
       </w:pPr>
-      <w:bookmarkStart w:id="28" w:name="step-1-build-the-2023-vintage-state"/>
-      <w:r>
-        <w:t xml:space="preserve">Step 1 — build the</w:t>
-      </w:r>
-      <w:r>
-        <w:t xml:space="preserve"> </w:t>
-      </w:r>
-      <w:r>
-        <w:t xml:space="preserve">“</w:t>
-      </w:r>
-      <w:r>
-        <w:t xml:space="preserve">2023 vintage</w:t>
-      </w:r>
-      <w:r>
-        <w:t xml:space="preserve">”</w:t>
-      </w:r>
-      <w:r>
-        <w:t xml:space="preserve"> </w:t>
-      </w:r>
-      <w:r>
-        <w:t xml:space="preserve">state</w:t>
-      </w:r>
-      <w:bookmarkEnd w:id="28"/>
+      <w:bookmarkStart w:id="29" w:name="step-1--build-the-2023-vintage-state"/>
+      <w:r>
+        <w:t xml:space="preserve">Step 1 — build the "2023 vintage" state</w:t>
+      </w:r>
+      <w:bookmarkEnd w:id="29"/>
     </w:p>
     <w:p>
       <w:pPr>
@@ -4104,25 +3827,13 @@
         <w:t xml:space="preserve">-Step Enforce</w:t>
       </w:r>
       <w:r>
-        <w:t xml:space="preserve">) — you’ll still see</w:t>
-      </w:r>
-      <w:r>
-        <w:t xml:space="preserve"> </w:t>
-      </w:r>
-      <w:r>
-        <w:t xml:space="preserve">the AES-256 failure and the repair, just without the</w:t>
-      </w:r>
-      <w:r>
-        <w:t xml:space="preserve"> </w:t>
-      </w:r>
-      <w:r>
-        <w:t xml:space="preserve">“</w:t>
-      </w:r>
-      <w:r>
-        <w:t xml:space="preserve">invisible for years</w:t>
-      </w:r>
-      <w:r>
-        <w:t xml:space="preserve">”</w:t>
+        <w:t xml:space="preserve">) — you'll still see</w:t>
+      </w:r>
+      <w:r>
+        <w:t xml:space="preserve"> </w:t>
+      </w:r>
+      <w:r>
+        <w:t xml:space="preserve">the AES-256 failure and the repair, just without the "invisible for years"</w:t>
       </w:r>
       <w:r>
         <w:t xml:space="preserve"> </w:t>
@@ -4135,11 +3846,11 @@
       <w:pPr>
         <w:pStyle w:val="Heading2"/>
       </w:pPr>
-      <w:bookmarkStart w:id="29" w:name="step-2-perform-the-migration"/>
+      <w:bookmarkStart w:id="30" w:name="step-2--perform-the-migration"/>
       <w:r>
         <w:t xml:space="preserve">Step 2 — perform the migration</w:t>
       </w:r>
-      <w:bookmarkEnd w:id="29"/>
+      <w:bookmarkEnd w:id="30"/>
     </w:p>
     <w:p>
       <w:pPr>
@@ -4176,7 +3887,7 @@
       <w:pPr>
         <w:pStyle w:val="Heading2"/>
       </w:pPr>
-      <w:bookmarkStart w:id="30" w:name="step-3-retest-drop-the-smb-session-first"/>
+      <w:bookmarkStart w:id="31" w:name="X43bdd7962df2d6aa6cac08ea4ff339557bcc4d0"/>
       <w:r>
         <w:t xml:space="preserve">Step 3 — retest (drop the SMB</w:t>
       </w:r>
@@ -4195,7 +3906,7 @@
       <w:r>
         <w:t xml:space="preserve">first!)</w:t>
       </w:r>
-      <w:bookmarkEnd w:id="30"/>
+      <w:bookmarkEnd w:id="31"/>
     </w:p>
     <w:p>
       <w:pPr>
@@ -4545,125 +4256,270 @@
         <w:rPr>
           <w:i/>
         </w:rPr>
-        <w:t xml:space="preserve">“</w:t>
+        <w:t xml:space="preserve">"Access is denied"</w:t>
+      </w:r>
+      <w:r>
+        <w:t xml:space="preserve">, even for a local admin.</w:t>
+      </w:r>
+      <w:r>
+        <w:t xml:space="preserve"> </w:t>
+      </w:r>
+      <w:r>
+        <w:t xml:space="preserve">And</w:t>
+      </w:r>
+      <w:r>
+        <w:t xml:space="preserve"> </w:t>
+      </w:r>
+      <w:r>
+        <w:rPr>
+          <w:rStyle w:val="VerbatimChar"/>
+          <w:b/>
+        </w:rPr>
+        <w:t xml:space="preserve">System error 85</w:t>
+      </w:r>
+      <w:r>
+        <w:rPr>
+          <w:b/>
+        </w:rPr>
+        <w:t xml:space="preserve"> </w:t>
+      </w:r>
+      <w:r>
+        <w:rPr>
+          <w:b/>
+        </w:rPr>
+        <w:t xml:space="preserve">("the local device name is already in use")</w:t>
+      </w:r>
+      <w:r>
+        <w:t xml:space="preserve"> </w:t>
+      </w:r>
+      <w:r>
+        <w:t xml:space="preserve">while</w:t>
+      </w:r>
+      <w:r>
+        <w:t xml:space="preserve"> </w:t>
+      </w:r>
+      <w:r>
+        <w:rPr>
+          <w:rStyle w:val="VerbatimChar"/>
+        </w:rPr>
+        <w:t xml:space="preserve">net use</w:t>
+      </w:r>
+      <w:r>
+        <w:t xml:space="preserve"> </w:t>
+      </w:r>
+      <w:r>
+        <w:t xml:space="preserve">lists nothing means a dead mapping still owns the letter: clear it</w:t>
+      </w:r>
+      <w:r>
+        <w:t xml:space="preserve"> </w:t>
+      </w:r>
+      <w:r>
+        <w:t xml:space="preserve">with</w:t>
+      </w:r>
+      <w:r>
+        <w:t xml:space="preserve"> </w:t>
+      </w:r>
+      <w:r>
+        <w:rPr>
+          <w:rStyle w:val="VerbatimChar"/>
+        </w:rPr>
+        <w:t xml:space="preserve">net use Z: /delete /y</w:t>
+      </w:r>
+      <w:r>
+        <w:t xml:space="preserve"> </w:t>
+      </w:r>
+      <w:r>
+        <w:t xml:space="preserve">or</w:t>
+      </w:r>
+      <w:r>
+        <w:t xml:space="preserve"> </w:t>
+      </w:r>
+      <w:r>
+        <w:rPr>
+          <w:rStyle w:val="VerbatimChar"/>
+        </w:rPr>
+        <w:t xml:space="preserve">Remove-SmbMapping -LocalPath Z: -Force</w:t>
+      </w:r>
+      <w:r>
+        <w:t xml:space="preserve">.</w:t>
+      </w:r>
+    </w:p>
+    <w:p>
+      <w:pPr>
+        <w:pStyle w:val="BlockText"/>
+      </w:pPr>
+      <w:r>
+        <w:t xml:space="preserve">Deleting mappings and purging tickets is</w:t>
+      </w:r>
+      <w:r>
+        <w:t xml:space="preserve"> </w:t>
+      </w:r>
+      <w:r>
+        <w:rPr>
+          <w:b/>
+        </w:rPr>
+        <w:t xml:space="preserve">not enough</w:t>
+      </w:r>
+      <w:r>
+        <w:t xml:space="preserve"> </w:t>
+      </w:r>
+      <w:r>
+        <w:t xml:space="preserve">— neither kills the</w:t>
+      </w:r>
+      <w:r>
+        <w:t xml:space="preserve"> </w:t>
+      </w:r>
+      <w:r>
+        <w:t xml:space="preserve">SMB</w:t>
+      </w:r>
+      <w:r>
+        <w:t xml:space="preserve"> </w:t>
       </w:r>
       <w:r>
         <w:rPr>
           <w:i/>
         </w:rPr>
-        <w:t xml:space="preserve">Access is denied</w:t>
+        <w:t xml:space="preserve">session</w:t>
+      </w:r>
+      <w:r>
+        <w:t xml:space="preserve">, and a TreeConnect on a live session performs no new</w:t>
+      </w:r>
+      <w:r>
+        <w:t xml:space="preserve"> </w:t>
+      </w:r>
+      <w:r>
+        <w:t xml:space="preserve">authentication, so the old session keeps working after any key change.</w:t>
+      </w:r>
+      <w:r>
+        <w:t xml:space="preserve"> </w:t>
+      </w:r>
+      <w:r>
+        <w:rPr>
+          <w:rStyle w:val="VerbatimChar"/>
+        </w:rPr>
+        <w:t xml:space="preserve">Get-SmbConnection</w:t>
+      </w:r>
+      <w:r>
+        <w:t xml:space="preserve"> </w:t>
+      </w:r>
+      <w:r>
+        <w:t xml:space="preserve">must show</w:t>
+      </w:r>
+      <w:r>
+        <w:t xml:space="preserve"> </w:t>
+      </w:r>
+      <w:r>
+        <w:rPr>
+          <w:b/>
+        </w:rPr>
+        <w:t xml:space="preserve">no entry</w:t>
+      </w:r>
+      <w:r>
+        <w:t xml:space="preserve"> </w:t>
+      </w:r>
+      <w:r>
+        <w:t xml:space="preserve">for the storage account before you</w:t>
+      </w:r>
+      <w:r>
+        <w:t xml:space="preserve"> </w:t>
+      </w:r>
+      <w:r>
+        <w:t xml:space="preserve">retest.</w:t>
+      </w:r>
+    </w:p>
+    <w:p>
+      <w:pPr>
+        <w:pStyle w:val="BlockText"/>
+      </w:pPr>
+      <w:r>
+        <w:rPr>
+          <w:b/>
+        </w:rPr>
+        <w:t xml:space="preserve">How to spot it when it bites you:</w:t>
+      </w:r>
+      <w:r>
+        <w:t xml:space="preserve"> </w:t>
+      </w:r>
+      <w:r>
+        <w:t xml:space="preserve">the mount "succeeds" but</w:t>
+      </w:r>
+      <w:r>
+        <w:t xml:space="preserve"> </w:t>
+      </w:r>
+      <w:r>
+        <w:rPr>
+          <w:rStyle w:val="VerbatimChar"/>
+        </w:rPr>
+        <w:t xml:space="preserve">klist</w:t>
+      </w:r>
+      <w:r>
+        <w:t xml:space="preserve"> </w:t>
+      </w:r>
+      <w:r>
+        <w:t xml:space="preserve">shows</w:t>
+      </w:r>
+      <w:r>
+        <w:t xml:space="preserve"> </w:t>
+      </w:r>
+      <w:r>
+        <w:rPr>
+          <w:b/>
+        </w:rPr>
+        <w:t xml:space="preserve">zero tickets</w:t>
+      </w:r>
+      <w:r>
+        <w:t xml:space="preserve">. Success without tickets means no Kerberos exchange happened</w:t>
+      </w:r>
+      <w:r>
+        <w:t xml:space="preserve"> </w:t>
+      </w:r>
+      <w:r>
+        <w:t xml:space="preserve">— you tested the old session, not the new configuration. Sign out/in (or,</w:t>
+      </w:r>
+      <w:r>
+        <w:t xml:space="preserve"> </w:t>
+      </w:r>
+      <w:r>
+        <w:t xml:space="preserve">elevated,</w:t>
+      </w:r>
+      <w:r>
+        <w:t xml:space="preserve"> </w:t>
+      </w:r>
+      <w:r>
+        <w:rPr>
+          <w:rStyle w:val="VerbatimChar"/>
+        </w:rPr>
+        <w:t xml:space="preserve">Restart-Service LanmanWorkstation -Force</w:t>
+      </w:r>
+      <w:r>
+        <w:t xml:space="preserve">) and retest. The same</w:t>
+      </w:r>
+      <w:r>
+        <w:t xml:space="preserve"> </w:t>
+      </w:r>
+      <w:r>
+        <w:t xml:space="preserve">trap shows up in real support cases as</w:t>
+      </w:r>
+      <w:r>
+        <w:t xml:space="preserve"> </w:t>
       </w:r>
       <w:r>
         <w:rPr>
           <w:i/>
         </w:rPr>
-        <w:t xml:space="preserve">”</w:t>
-      </w:r>
-      <w:r>
-        <w:t xml:space="preserve">, even for a local admin.</w:t>
-      </w:r>
-      <w:r>
-        <w:t xml:space="preserve"> </w:t>
-      </w:r>
-      <w:r>
-        <w:t xml:space="preserve">And</w:t>
-      </w:r>
-      <w:r>
-        <w:t xml:space="preserve"> </w:t>
-      </w:r>
-      <w:r>
-        <w:rPr>
-          <w:rStyle w:val="VerbatimChar"/>
-          <w:b/>
-        </w:rPr>
-        <w:t xml:space="preserve">System error 85</w:t>
-      </w:r>
-      <w:r>
-        <w:rPr>
-          <w:b/>
-        </w:rPr>
-        <w:t xml:space="preserve"> </w:t>
-      </w:r>
-      <w:r>
-        <w:rPr>
-          <w:b/>
-        </w:rPr>
-        <w:t xml:space="preserve">(</w:t>
-      </w:r>
-      <w:r>
-        <w:rPr>
-          <w:b/>
-        </w:rPr>
-        <w:t xml:space="preserve">“</w:t>
-      </w:r>
-      <w:r>
-        <w:rPr>
-          <w:b/>
-        </w:rPr>
-        <w:t xml:space="preserve">the local device name is already in use</w:t>
-      </w:r>
-      <w:r>
-        <w:rPr>
-          <w:b/>
-        </w:rPr>
-        <w:t xml:space="preserve">”</w:t>
-      </w:r>
-      <w:r>
-        <w:rPr>
-          <w:b/>
-        </w:rPr>
-        <w:t xml:space="preserve">)</w:t>
-      </w:r>
-      <w:r>
-        <w:t xml:space="preserve"> </w:t>
-      </w:r>
-      <w:r>
-        <w:t xml:space="preserve">while</w:t>
-      </w:r>
-      <w:r>
-        <w:t xml:space="preserve"> </w:t>
-      </w:r>
-      <w:r>
-        <w:rPr>
-          <w:rStyle w:val="VerbatimChar"/>
-        </w:rPr>
-        <w:t xml:space="preserve">net use</w:t>
-      </w:r>
-      <w:r>
-        <w:t xml:space="preserve"> </w:t>
-      </w:r>
-      <w:r>
-        <w:t xml:space="preserve">lists nothing means a dead mapping still owns the letter: clear it</w:t>
-      </w:r>
-      <w:r>
-        <w:t xml:space="preserve"> </w:t>
-      </w:r>
-      <w:r>
-        <w:t xml:space="preserve">with</w:t>
-      </w:r>
-      <w:r>
-        <w:t xml:space="preserve"> </w:t>
-      </w:r>
-      <w:r>
-        <w:rPr>
-          <w:rStyle w:val="VerbatimChar"/>
-        </w:rPr>
-        <w:t xml:space="preserve">net use Z: /delete /y</w:t>
-      </w:r>
-      <w:r>
-        <w:t xml:space="preserve"> </w:t>
-      </w:r>
-      <w:r>
-        <w:t xml:space="preserve">or</w:t>
-      </w:r>
-      <w:r>
-        <w:t xml:space="preserve"> </w:t>
-      </w:r>
-      <w:r>
-        <w:rPr>
-          <w:rStyle w:val="VerbatimChar"/>
-        </w:rPr>
-        <w:t xml:space="preserve">Remove-SmbMapping -LocalPath Z: -Force</w:t>
+        <w:t xml:space="preserve">"we changed the auth config and</w:t>
+      </w:r>
+      <w:r>
+        <w:rPr>
+          <w:i/>
+        </w:rPr>
+        <w:t xml:space="preserve"> </w:t>
+      </w:r>
+      <w:r>
+        <w:rPr>
+          <w:i/>
+        </w:rPr>
+        <w:t xml:space="preserve">nothing happened"</w:t>
       </w:r>
       <w:r>
         <w:t xml:space="preserve">.</w:t>
@@ -4671,256 +4527,45 @@
     </w:p>
     <w:p>
       <w:pPr>
-        <w:pStyle w:val="BlockText"/>
-      </w:pPr>
-      <w:r>
-        <w:t xml:space="preserve">Deleting mappings and purging tickets is</w:t>
-      </w:r>
-      <w:r>
-        <w:t xml:space="preserve"> </w:t>
-      </w:r>
-      <w:r>
-        <w:rPr>
-          <w:b/>
-        </w:rPr>
-        <w:t xml:space="preserve">not enough</w:t>
-      </w:r>
-      <w:r>
-        <w:t xml:space="preserve"> </w:t>
-      </w:r>
-      <w:r>
-        <w:t xml:space="preserve">— neither kills the</w:t>
-      </w:r>
-      <w:r>
-        <w:t xml:space="preserve"> </w:t>
-      </w:r>
-      <w:r>
-        <w:t xml:space="preserve">SMB</w:t>
-      </w:r>
-      <w:r>
-        <w:t xml:space="preserve"> </w:t>
-      </w:r>
-      <w:r>
-        <w:rPr>
-          <w:i/>
-        </w:rPr>
-        <w:t xml:space="preserve">session</w:t>
-      </w:r>
-      <w:r>
-        <w:t xml:space="preserve">, and a TreeConnect on a live session performs no new</w:t>
-      </w:r>
-      <w:r>
-        <w:t xml:space="preserve"> </w:t>
-      </w:r>
-      <w:r>
-        <w:t xml:space="preserve">authentication, so the old session keeps working after any key change.</w:t>
-      </w:r>
-      <w:r>
-        <w:t xml:space="preserve"> </w:t>
-      </w:r>
-      <w:r>
-        <w:rPr>
-          <w:rStyle w:val="VerbatimChar"/>
-        </w:rPr>
-        <w:t xml:space="preserve">Get-SmbConnection</w:t>
-      </w:r>
-      <w:r>
-        <w:t xml:space="preserve"> </w:t>
-      </w:r>
-      <w:r>
-        <w:t xml:space="preserve">must show</w:t>
-      </w:r>
-      <w:r>
-        <w:t xml:space="preserve"> </w:t>
-      </w:r>
-      <w:r>
-        <w:rPr>
-          <w:b/>
-        </w:rPr>
-        <w:t xml:space="preserve">no entry</w:t>
-      </w:r>
-      <w:r>
-        <w:t xml:space="preserve"> </w:t>
-      </w:r>
-      <w:r>
-        <w:t xml:space="preserve">for the storage account before you</w:t>
-      </w:r>
-      <w:r>
-        <w:t xml:space="preserve"> </w:t>
-      </w:r>
-      <w:r>
-        <w:t xml:space="preserve">retest.</w:t>
-      </w:r>
-    </w:p>
-    <w:p>
-      <w:pPr>
-        <w:pStyle w:val="BlockText"/>
-      </w:pPr>
-      <w:r>
-        <w:rPr>
-          <w:b/>
-        </w:rPr>
-        <w:t xml:space="preserve">How to spot it when it bites you:</w:t>
-      </w:r>
-      <w:r>
-        <w:t xml:space="preserve"> </w:t>
-      </w:r>
-      <w:r>
-        <w:t xml:space="preserve">the mount</w:t>
-      </w:r>
-      <w:r>
-        <w:t xml:space="preserve"> </w:t>
-      </w:r>
-      <w:r>
-        <w:t xml:space="preserve">“</w:t>
-      </w:r>
-      <w:r>
-        <w:t xml:space="preserve">succeeds</w:t>
-      </w:r>
-      <w:r>
-        <w:t xml:space="preserve">”</w:t>
-      </w:r>
-      <w:r>
-        <w:t xml:space="preserve"> </w:t>
-      </w:r>
-      <w:r>
-        <w:t xml:space="preserve">but</w:t>
-      </w:r>
-      <w:r>
-        <w:t xml:space="preserve"> </w:t>
-      </w:r>
-      <w:r>
-        <w:rPr>
-          <w:rStyle w:val="VerbatimChar"/>
+        <w:pStyle w:val="Heading2"/>
+      </w:pPr>
+      <w:bookmarkStart w:id="32" w:name="step-4--diagnose-from-evidence"/>
+      <w:r>
+        <w:t xml:space="preserve">Step 4 — diagnose from evidence</w:t>
+      </w:r>
+      <w:bookmarkEnd w:id="32"/>
+    </w:p>
+    <w:p>
+      <w:pPr>
+        <w:pStyle w:val="SourceCode"/>
+      </w:pPr>
+      <w:r>
+        <w:rPr>
+          <w:rStyle w:val="NormalTok"/>
+        </w:rPr>
+        <w:t xml:space="preserve">C:\LabTools\Get-KerberosEvidence.</w:t>
+      </w:r>
+      <w:r>
+        <w:rPr>
+          <w:rStyle w:val="FunctionTok"/>
+        </w:rPr>
+        <w:t xml:space="preserve">ps1</w:t>
+      </w:r>
+      <w:r>
+        <w:rPr>
+          <w:rStyle w:val="NormalTok"/>
+        </w:rPr>
+        <w:t xml:space="preserve"> -StorageAccount &lt;sa&gt;</w:t>
+      </w:r>
+      <w:r>
+        <w:br/>
+      </w:r>
+      <w:r>
+        <w:rPr>
+          <w:rStyle w:val="NormalTok"/>
         </w:rPr>
         <w:t xml:space="preserve">klist</w:t>
       </w:r>
-      <w:r>
-        <w:t xml:space="preserve"> </w:t>
-      </w:r>
-      <w:r>
-        <w:t xml:space="preserve">shows</w:t>
-      </w:r>
-      <w:r>
-        <w:t xml:space="preserve"> </w:t>
-      </w:r>
-      <w:r>
-        <w:rPr>
-          <w:b/>
-        </w:rPr>
-        <w:t xml:space="preserve">zero tickets</w:t>
-      </w:r>
-      <w:r>
-        <w:t xml:space="preserve">. Success without tickets means no Kerberos exchange happened</w:t>
-      </w:r>
-      <w:r>
-        <w:t xml:space="preserve"> </w:t>
-      </w:r>
-      <w:r>
-        <w:t xml:space="preserve">— you tested the old session, not the new configuration. Sign out/in (or,</w:t>
-      </w:r>
-      <w:r>
-        <w:t xml:space="preserve"> </w:t>
-      </w:r>
-      <w:r>
-        <w:t xml:space="preserve">elevated,</w:t>
-      </w:r>
-      <w:r>
-        <w:t xml:space="preserve"> </w:t>
-      </w:r>
-      <w:r>
-        <w:rPr>
-          <w:rStyle w:val="VerbatimChar"/>
-        </w:rPr>
-        <w:t xml:space="preserve">Restart-Service LanmanWorkstation -Force</w:t>
-      </w:r>
-      <w:r>
-        <w:t xml:space="preserve">) and retest. The same</w:t>
-      </w:r>
-      <w:r>
-        <w:t xml:space="preserve"> </w:t>
-      </w:r>
-      <w:r>
-        <w:t xml:space="preserve">trap shows up in real support cases as</w:t>
-      </w:r>
-      <w:r>
-        <w:t xml:space="preserve"> </w:t>
-      </w:r>
-      <w:r>
-        <w:rPr>
-          <w:i/>
-        </w:rPr>
-        <w:t xml:space="preserve">“</w:t>
-      </w:r>
-      <w:r>
-        <w:rPr>
-          <w:i/>
-        </w:rPr>
-        <w:t xml:space="preserve">we changed the auth config and</w:t>
-      </w:r>
-      <w:r>
-        <w:rPr>
-          <w:i/>
-        </w:rPr>
-        <w:t xml:space="preserve"> </w:t>
-      </w:r>
-      <w:r>
-        <w:rPr>
-          <w:i/>
-        </w:rPr>
-        <w:t xml:space="preserve">nothing happened</w:t>
-      </w:r>
-      <w:r>
-        <w:rPr>
-          <w:i/>
-        </w:rPr>
-        <w:t xml:space="preserve">”</w:t>
-      </w:r>
-      <w:r>
-        <w:t xml:space="preserve">.</w:t>
-      </w:r>
-    </w:p>
-    <w:p>
-      <w:pPr>
-        <w:pStyle w:val="Heading2"/>
-      </w:pPr>
-      <w:bookmarkStart w:id="31" w:name="step-4-diagnose-from-evidence"/>
-      <w:r>
-        <w:t xml:space="preserve">Step 4 — diagnose from evidence</w:t>
-      </w:r>
-      <w:bookmarkEnd w:id="31"/>
-    </w:p>
-    <w:p>
-      <w:pPr>
-        <w:pStyle w:val="SourceCode"/>
-      </w:pPr>
-      <w:r>
-        <w:rPr>
-          <w:rStyle w:val="NormalTok"/>
-        </w:rPr>
-        <w:t xml:space="preserve">C:\LabTools\Get-KerberosEvidence.</w:t>
-      </w:r>
-      <w:r>
-        <w:rPr>
-          <w:rStyle w:val="FunctionTok"/>
-        </w:rPr>
-        <w:t xml:space="preserve">ps1</w:t>
-      </w:r>
-      <w:r>
-        <w:rPr>
-          <w:rStyle w:val="NormalTok"/>
-        </w:rPr>
-        <w:t xml:space="preserve"> -StorageAccount &lt;sa&gt;</w:t>
-      </w:r>
-      <w:r>
-        <w:br/>
-      </w:r>
-      <w:r>
-        <w:rPr>
-          <w:rStyle w:val="NormalTok"/>
-        </w:rPr>
-        <w:t xml:space="preserve">klist</w:t>
-      </w:r>
     </w:p>
     <w:p>
       <w:pPr>
@@ -4942,7 +4587,7 @@
         <w:t xml:space="preserve"> </w:t>
       </w:r>
       <w:r>
-        <w:t xml:space="preserve">issued, and it’s</w:t>
+        <w:t xml:space="preserve">issued, and it's</w:t>
       </w:r>
       <w:r>
         <w:t xml:space="preserve"> </w:t>
@@ -5098,13 +4743,10 @@
     <w:tbl>
       <w:tblPr>
         <w:tblStyle w:val="Table"/>
-        <w:tblW w:type="pct" w:w="5000.0"/>
+        <w:tblW w:type="pct" w:w="0.0"/>
         <w:tblLook w:firstRow="1"/>
       </w:tblPr>
-      <w:tblGrid>
-        <w:gridCol w:w="3960"/>
-        <w:gridCol w:w="3960"/>
-      </w:tblGrid>
+      <w:tblGrid/>
       <w:tr>
         <w:trPr>
           <w:cnfStyle w:firstRow="1"/>
@@ -5271,13 +4913,7 @@
               <w:t xml:space="preserve"> </w:t>
             </w:r>
             <w:r>
-              <w:t xml:space="preserve">“</w:t>
-            </w:r>
-            <w:r>
-              <w:t xml:space="preserve">The target account name is incorrect</w:t>
-            </w:r>
-            <w:r>
-              <w:t xml:space="preserve">”</w:t>
+              <w:t xml:space="preserve">"The target account name is incorrect"</w:t>
             </w:r>
           </w:p>
         </w:tc>
@@ -5336,31 +4972,13 @@
         <w:t xml:space="preserve"> </w:t>
       </w:r>
       <w:r>
-        <w:t xml:space="preserve">as</w:t>
-      </w:r>
-      <w:r>
-        <w:t xml:space="preserve"> </w:t>
-      </w:r>
-      <w:r>
-        <w:t xml:space="preserve">“</w:t>
-      </w:r>
-      <w:r>
-        <w:t xml:space="preserve">Unknown</w:t>
-      </w:r>
-      <w:r>
-        <w:t xml:space="preserve"> </w:t>
-      </w:r>
-      <w:r>
-        <w:t xml:space="preserve">NTSTATUS Error code</w:t>
-      </w:r>
-      <w:r>
-        <w:t xml:space="preserve">”</w:t>
-      </w:r>
-      <w:r>
-        <w:t xml:space="preserve"> </w:t>
-      </w:r>
-      <w:r>
-        <w:t xml:space="preserve">because it is a SECURITY_STATUS, not an NTSTATUS — don’t</w:t>
+        <w:t xml:space="preserve">as "Unknown</w:t>
+      </w:r>
+      <w:r>
+        <w:t xml:space="preserve"> </w:t>
+      </w:r>
+      <w:r>
+        <w:t xml:space="preserve">NTSTATUS Error code" because it is a SECURITY_STATUS, not an NTSTATUS — don't</w:t>
       </w:r>
       <w:r>
         <w:t xml:space="preserve"> </w:t>
@@ -5455,18 +5073,18 @@
         <w:t xml:space="preserve"> </w:t>
       </w:r>
       <w:r>
-        <w:t xml:space="preserve">Under RC4 (unsalted) that never mattered. Under AES-256 it’s fatal.</w:t>
+        <w:t xml:space="preserve">Under RC4 (unsalted) that never mattered. Under AES-256 it's fatal.</w:t>
       </w:r>
     </w:p>
     <w:p>
       <w:pPr>
         <w:pStyle w:val="Heading2"/>
       </w:pPr>
-      <w:bookmarkStart w:id="32" w:name="step-5-repair-in-the-right-order"/>
+      <w:bookmarkStart w:id="33" w:name="step-5--repair-in-the-right-order"/>
       <w:r>
         <w:t xml:space="preserve">Step 5 — repair, in the right order</w:t>
       </w:r>
-      <w:bookmarkEnd w:id="32"/>
+      <w:bookmarkEnd w:id="33"/>
     </w:p>
     <w:p>
       <w:pPr>
@@ -5586,7 +5204,7 @@
         <w:pStyle w:val="Compact"/>
       </w:pPr>
       <w:r>
-        <w:t xml:space="preserve">reset the AD object’s password to that key, and force replication</w:t>
+        <w:t xml:space="preserve">reset the AD object's password to that key, and force replication</w:t>
       </w:r>
     </w:p>
     <w:p>
@@ -5653,7 +5271,7 @@
         <w:rPr>
           <w:b/>
         </w:rPr>
-        <w:t xml:space="preserve">Why fixing the property alone isn’t enough:</w:t>
+        <w:t xml:space="preserve">Why fixing the property alone isn't enough:</w:t>
       </w:r>
       <w:r>
         <w:t xml:space="preserve"> </w:t>
@@ -5730,7 +5348,7 @@
         <w:t xml:space="preserve"> </w:t>
       </w:r>
       <w:r>
-        <w:t xml:space="preserve">session so it’s in the supported state for Session 2.</w:t>
+        <w:t xml:space="preserve">session so it's in the supported state for Session 2.</w:t>
       </w:r>
     </w:p>
     <w:p>
@@ -5744,11 +5362,11 @@
       <w:pPr>
         <w:pStyle w:val="Heading1"/>
       </w:pPr>
-      <w:bookmarkStart w:id="33" w:name="X2dc5c0b3521191f27bb44e783cad63fc98502e1"/>
+      <w:bookmarkStart w:id="34" w:name="Xbd09f188e79b32e76f7a03dc066736668f58157"/>
       <w:r>
         <w:t xml:space="preserve">Lab 4 · Access denied — with a perfect Kerberos ticket ★</w:t>
       </w:r>
-      <w:bookmarkEnd w:id="33"/>
+      <w:bookmarkEnd w:id="34"/>
     </w:p>
     <w:p>
       <w:pPr>
@@ -5764,435 +5382,595 @@
         <w:rPr>
           <w:i/>
         </w:rPr>
-        <w:t xml:space="preserve">“</w:t>
+        <w:t xml:space="preserve">"the user name or password is incorrect."</w:t>
+      </w:r>
+      <w:r>
+        <w:t xml:space="preserve"> </w:t>
+      </w:r>
+      <w:r>
+        <w:t xml:space="preserve">Kerberos was healthy the whole time.</w:t>
+      </w:r>
+    </w:p>
+    <w:p>
+      <w:pPr>
+        <w:pStyle w:val="Heading2"/>
+      </w:pPr>
+      <w:bookmarkStart w:id="35" w:name="break-it"/>
+      <w:r>
+        <w:t xml:space="preserve">Break it</w:t>
+      </w:r>
+      <w:bookmarkEnd w:id="35"/>
+    </w:p>
+    <w:p>
+      <w:pPr>
+        <w:pStyle w:val="SourceCode"/>
+      </w:pPr>
+      <w:r>
+        <w:rPr>
+          <w:rStyle w:val="NormalTok"/>
+        </w:rPr>
+        <w:t xml:space="preserve">./faults/Invoke-Fault.</w:t>
+      </w:r>
+      <w:r>
+        <w:rPr>
+          <w:rStyle w:val="FunctionTok"/>
+        </w:rPr>
+        <w:t xml:space="preserve">ps1</w:t>
+      </w:r>
+      <w:r>
+        <w:rPr>
+          <w:rStyle w:val="NormalTok"/>
+        </w:rPr>
+        <w:t xml:space="preserve"> -ResourceGroupName azfiles-lab -Fault CipherMismatch</w:t>
+      </w:r>
+    </w:p>
+    <w:p>
+      <w:pPr>
+        <w:pStyle w:val="FirstParagraph"/>
+      </w:pPr>
+      <w:r>
+        <w:t xml:space="preserve">The storage account is set to allow</w:t>
+      </w:r>
+      <w:r>
+        <w:t xml:space="preserve"> </w:t>
+      </w:r>
+      <w:r>
+        <w:rPr>
+          <w:b/>
+        </w:rPr>
+        <w:t xml:space="preserve">AES-256-GCM only</w:t>
+      </w:r>
+      <w:r>
+        <w:t xml:space="preserve">; the client is set to</w:t>
+      </w:r>
+      <w:r>
+        <w:t xml:space="preserve"> </w:t>
+      </w:r>
+      <w:r>
+        <w:t xml:space="preserve">offer</w:t>
+      </w:r>
+      <w:r>
+        <w:t xml:space="preserve"> </w:t>
+      </w:r>
+      <w:r>
+        <w:rPr>
+          <w:b/>
+        </w:rPr>
+        <w:t xml:space="preserve">AES-128-GCM</w:t>
+      </w:r>
+      <w:r>
+        <w:t xml:space="preserve">.</w:t>
+      </w:r>
+    </w:p>
+    <w:p>
+      <w:pPr>
+        <w:pStyle w:val="Heading2"/>
+      </w:pPr>
+      <w:bookmarkStart w:id="36" w:name="reproduce-client-vm"/>
+      <w:r>
+        <w:t xml:space="preserve">Reproduce (Client VM)</w:t>
+      </w:r>
+      <w:bookmarkEnd w:id="36"/>
+    </w:p>
+    <w:p>
+      <w:pPr>
+        <w:pStyle w:val="SourceCode"/>
+      </w:pPr>
+      <w:r>
+        <w:rPr>
+          <w:rStyle w:val="VerbatimChar"/>
+        </w:rPr>
+        <w:t xml:space="preserve">net use * /delete /y</w:t>
+      </w:r>
+      <w:r>
+        <w:br/>
+      </w:r>
+      <w:r>
+        <w:rPr>
+          <w:rStyle w:val="VerbatimChar"/>
+        </w:rPr>
+        <w:t xml:space="preserve">klist purge</w:t>
+      </w:r>
+      <w:r>
+        <w:br/>
+      </w:r>
+      <w:r>
+        <w:rPr>
+          <w:rStyle w:val="VerbatimChar"/>
+        </w:rPr>
+        <w:t xml:space="preserve">net use Z: \\&lt;sa&gt;.file.core.windows.net\labshare</w:t>
+      </w:r>
+    </w:p>
+    <w:p>
+      <w:pPr>
+        <w:pStyle w:val="FirstParagraph"/>
+      </w:pPr>
+      <w:r>
+        <w:rPr>
+          <w:b/>
+        </w:rPr>
+        <w:t xml:space="preserve">Expected:</w:t>
+      </w:r>
+      <w:r>
+        <w:t xml:space="preserve"> </w:t>
+      </w:r>
+      <w:r>
+        <w:rPr>
+          <w:rStyle w:val="VerbatimChar"/>
+        </w:rPr>
+        <w:t xml:space="preserve">Access is denied</w:t>
+      </w:r>
+      <w:r>
+        <w:t xml:space="preserve"> </w:t>
+      </w:r>
+      <w:r>
+        <w:t xml:space="preserve">(or "The user name or password is incorrect").</w:t>
+      </w:r>
+    </w:p>
+    <w:p>
+      <w:pPr>
+        <w:pStyle w:val="Heading2"/>
+      </w:pPr>
+      <w:bookmarkStart w:id="37" w:name="diagnose"/>
+      <w:r>
+        <w:t xml:space="preserve">Diagnose</w:t>
+      </w:r>
+      <w:bookmarkEnd w:id="37"/>
+    </w:p>
+    <w:p>
+      <w:pPr>
+        <w:pStyle w:val="FirstParagraph"/>
+      </w:pPr>
+      <w:r>
+        <w:t xml:space="preserve">First confirm Kerberos is</w:t>
+      </w:r>
+      <w:r>
+        <w:t xml:space="preserve"> </w:t>
       </w:r>
       <w:r>
         <w:rPr>
           <w:i/>
         </w:rPr>
-        <w:t xml:space="preserve">the user name or password is incorrect.</w:t>
-      </w:r>
-      <w:r>
-        <w:rPr>
-          <w:i/>
-        </w:rPr>
-        <w:t xml:space="preserve">”</w:t>
-      </w:r>
-      <w:r>
-        <w:t xml:space="preserve"> </w:t>
-      </w:r>
-      <w:r>
-        <w:t xml:space="preserve">Kerberos was healthy the whole time.</w:t>
+        <w:t xml:space="preserve">not</w:t>
+      </w:r>
+      <w:r>
+        <w:t xml:space="preserve"> </w:t>
+      </w:r>
+      <w:r>
+        <w:t xml:space="preserve">the problem:</w:t>
+      </w:r>
+    </w:p>
+    <w:p>
+      <w:pPr>
+        <w:pStyle w:val="SourceCode"/>
+      </w:pPr>
+      <w:r>
+        <w:rPr>
+          <w:rStyle w:val="VerbatimChar"/>
+        </w:rPr>
+        <w:t xml:space="preserve">klist</w:t>
+      </w:r>
+    </w:p>
+    <w:p>
+      <w:pPr>
+        <w:pStyle w:val="FirstParagraph"/>
+      </w:pPr>
+      <w:r>
+        <w:t xml:space="preserve">The</w:t>
+      </w:r>
+      <w:r>
+        <w:t xml:space="preserve"> </w:t>
+      </w:r>
+      <w:r>
+        <w:rPr>
+          <w:rStyle w:val="VerbatimChar"/>
+        </w:rPr>
+        <w:t xml:space="preserve">cifs/&lt;sa&gt;…</w:t>
+      </w:r>
+      <w:r>
+        <w:t xml:space="preserve"> </w:t>
+      </w:r>
+      <w:r>
+        <w:t xml:space="preserve">ticket is there. On the DC, event 4769 shows success. So</w:t>
+      </w:r>
+      <w:r>
+        <w:t xml:space="preserve"> </w:t>
+      </w:r>
+      <w:r>
+        <w:t xml:space="preserve">authentication worked — the failure is after it.</w:t>
+      </w:r>
+    </w:p>
+    <w:p>
+      <w:pPr>
+        <w:pStyle w:val="BodyText"/>
+      </w:pPr>
+      <w:r>
+        <w:t xml:space="preserve">Now compare the two sides of the cipher negotiation:</w:t>
+      </w:r>
+    </w:p>
+    <w:p>
+      <w:pPr>
+        <w:pStyle w:val="SourceCode"/>
+      </w:pPr>
+      <w:r>
+        <w:rPr>
+          <w:rStyle w:val="CommentTok"/>
+        </w:rPr>
+        <w:t xml:space="preserve"># client - the list is tried IN THIS ORDER, top first</w:t>
+      </w:r>
+      <w:r>
+        <w:br/>
+      </w:r>
+      <w:r>
+        <w:rPr>
+          <w:rStyle w:val="NormalTok"/>
+        </w:rPr>
+        <w:t xml:space="preserve">Get-SmbClientConfiguration | </w:t>
+      </w:r>
+      <w:r>
+        <w:rPr>
+          <w:rStyle w:val="FunctionTok"/>
+        </w:rPr>
+        <w:t xml:space="preserve">Select-Object</w:t>
+      </w:r>
+      <w:r>
+        <w:rPr>
+          <w:rStyle w:val="NormalTok"/>
+        </w:rPr>
+        <w:t xml:space="preserve"> -ExpandProperty EncryptionCiphers</w:t>
+      </w:r>
+      <w:r>
+        <w:br/>
+      </w:r>
+      <w:r>
+        <w:rPr>
+          <w:rStyle w:val="CommentTok"/>
+        </w:rPr>
+        <w:t xml:space="preserve"># storage: Azure portal -&gt; storage account -&gt; File shares -&gt; Security</w:t>
+      </w:r>
+      <w:r>
+        <w:br/>
+      </w:r>
+      <w:r>
+        <w:rPr>
+          <w:rStyle w:val="CommentTok"/>
+        </w:rPr>
+        <w:t xml:space="preserve">#          ("SMB channel encryption" - anything unchecked is refused)</w:t>
       </w:r>
     </w:p>
     <w:p>
       <w:pPr>
         <w:pStyle w:val="Heading2"/>
       </w:pPr>
-      <w:bookmarkStart w:id="34" w:name="break-it"/>
-      <w:r>
-        <w:t xml:space="preserve">Break it</w:t>
-      </w:r>
-      <w:bookmarkEnd w:id="34"/>
-    </w:p>
-    <w:p>
-      <w:pPr>
-        <w:pStyle w:val="SourceCode"/>
-      </w:pPr>
-      <w:r>
-        <w:rPr>
-          <w:rStyle w:val="NormalTok"/>
-        </w:rPr>
-        <w:t xml:space="preserve">./faults/Invoke-Fault.</w:t>
-      </w:r>
-      <w:r>
-        <w:rPr>
-          <w:rStyle w:val="FunctionTok"/>
-        </w:rPr>
-        <w:t xml:space="preserve">ps1</w:t>
-      </w:r>
-      <w:r>
-        <w:rPr>
-          <w:rStyle w:val="NormalTok"/>
-        </w:rPr>
-        <w:t xml:space="preserve"> -ResourceGroupName azfiles-lab -Fault CipherMismatch</w:t>
-      </w:r>
+      <w:bookmarkStart w:id="38" w:name="X001b2808c5af0b7f5275c18b8a81363726093a0"/>
+      <w:r>
+        <w:t xml:space="preserve">On the wire — where the decision was actually made</w:t>
+      </w:r>
+      <w:bookmarkEnd w:id="38"/>
     </w:p>
     <w:p>
       <w:pPr>
         <w:pStyle w:val="FirstParagraph"/>
       </w:pPr>
       <w:r>
-        <w:t xml:space="preserve">The storage account is set to allow</w:t>
-      </w:r>
-      <w:r>
-        <w:t xml:space="preserve"> </w:t>
-      </w:r>
-      <w:r>
-        <w:rPr>
-          <w:b/>
-        </w:rPr>
-        <w:t xml:space="preserve">AES-256-GCM only</w:t>
-      </w:r>
-      <w:r>
-        <w:t xml:space="preserve">; the client is set to</w:t>
-      </w:r>
-      <w:r>
-        <w:t xml:space="preserve"> </w:t>
-      </w:r>
-      <w:r>
-        <w:t xml:space="preserve">offer</w:t>
-      </w:r>
-      <w:r>
-        <w:t xml:space="preserve"> </w:t>
-      </w:r>
-      <w:r>
-        <w:rPr>
-          <w:b/>
-        </w:rPr>
-        <w:t xml:space="preserve">AES-128-GCM</w:t>
-      </w:r>
-      <w:r>
-        <w:t xml:space="preserve">.</w:t>
-      </w:r>
-    </w:p>
-    <w:p>
-      <w:pPr>
-        <w:pStyle w:val="Heading2"/>
-      </w:pPr>
-      <w:bookmarkStart w:id="35" w:name="reproduce-client-vm"/>
-      <w:r>
-        <w:t xml:space="preserve">Reproduce (Client VM)</w:t>
-      </w:r>
-      <w:bookmarkEnd w:id="35"/>
-    </w:p>
-    <w:p>
-      <w:pPr>
-        <w:pStyle w:val="SourceCode"/>
-      </w:pPr>
-      <w:r>
-        <w:rPr>
-          <w:rStyle w:val="VerbatimChar"/>
-        </w:rPr>
-        <w:t xml:space="preserve">net use * /delete /y</w:t>
-      </w:r>
-      <w:r>
-        <w:br/>
-      </w:r>
-      <w:r>
-        <w:rPr>
-          <w:rStyle w:val="VerbatimChar"/>
-        </w:rPr>
-        <w:t xml:space="preserve">klist purge</w:t>
-      </w:r>
-      <w:r>
-        <w:br/>
-      </w:r>
-      <w:r>
-        <w:rPr>
-          <w:rStyle w:val="VerbatimChar"/>
-        </w:rPr>
-        <w:t xml:space="preserve">net use Z: \\&lt;sa&gt;.file.core.windows.net\labshare</w:t>
-      </w:r>
-    </w:p>
-    <w:p>
-      <w:pPr>
-        <w:pStyle w:val="FirstParagraph"/>
-      </w:pPr>
-      <w:r>
-        <w:rPr>
-          <w:b/>
-        </w:rPr>
-        <w:t xml:space="preserve">Expected:</w:t>
-      </w:r>
-      <w:r>
-        <w:t xml:space="preserve"> </w:t>
-      </w:r>
-      <w:r>
-        <w:rPr>
-          <w:rStyle w:val="VerbatimChar"/>
-        </w:rPr>
-        <w:t xml:space="preserve">Access is denied</w:t>
-      </w:r>
-      <w:r>
-        <w:t xml:space="preserve"> </w:t>
-      </w:r>
-      <w:r>
-        <w:t xml:space="preserve">(or</w:t>
-      </w:r>
-      <w:r>
-        <w:t xml:space="preserve"> </w:t>
-      </w:r>
-      <w:r>
-        <w:t xml:space="preserve">“</w:t>
-      </w:r>
-      <w:r>
-        <w:t xml:space="preserve">The user name or password is incorrect</w:t>
-      </w:r>
-      <w:r>
-        <w:t xml:space="preserve">”</w:t>
-      </w:r>
-      <w:r>
-        <w:t xml:space="preserve">).</w:t>
-      </w:r>
-    </w:p>
-    <w:p>
-      <w:pPr>
-        <w:pStyle w:val="Heading2"/>
-      </w:pPr>
-      <w:bookmarkStart w:id="36" w:name="diagnose"/>
-      <w:r>
-        <w:t xml:space="preserve">Diagnose</w:t>
-      </w:r>
-      <w:bookmarkEnd w:id="36"/>
-    </w:p>
-    <w:p>
-      <w:pPr>
-        <w:pStyle w:val="FirstParagraph"/>
-      </w:pPr>
-      <w:r>
-        <w:t xml:space="preserve">First confirm Kerberos is</w:t>
-      </w:r>
-      <w:r>
-        <w:t xml:space="preserve"> </w:t>
-      </w:r>
-      <w:r>
-        <w:rPr>
-          <w:i/>
-        </w:rPr>
-        <w:t xml:space="preserve">not</w:t>
-      </w:r>
-      <w:r>
-        <w:t xml:space="preserve"> </w:t>
-      </w:r>
-      <w:r>
-        <w:t xml:space="preserve">the problem:</w:t>
-      </w:r>
-    </w:p>
-    <w:p>
-      <w:pPr>
-        <w:pStyle w:val="SourceCode"/>
-      </w:pPr>
-      <w:r>
-        <w:rPr>
-          <w:rStyle w:val="VerbatimChar"/>
-        </w:rPr>
-        <w:t xml:space="preserve">klist</w:t>
-      </w:r>
-    </w:p>
-    <w:p>
-      <w:pPr>
-        <w:pStyle w:val="FirstParagraph"/>
-      </w:pPr>
-      <w:r>
-        <w:t xml:space="preserve">The</w:t>
-      </w:r>
-      <w:r>
-        <w:t xml:space="preserve"> </w:t>
-      </w:r>
-      <w:r>
-        <w:rPr>
-          <w:rStyle w:val="VerbatimChar"/>
-        </w:rPr>
-        <w:t xml:space="preserve">cifs/&lt;sa&gt;…</w:t>
-      </w:r>
-      <w:r>
-        <w:t xml:space="preserve"> </w:t>
-      </w:r>
-      <w:r>
-        <w:t xml:space="preserve">ticket is there. On the DC, event 4769 shows success. So</w:t>
-      </w:r>
-      <w:r>
-        <w:t xml:space="preserve"> </w:t>
-      </w:r>
-      <w:r>
-        <w:t xml:space="preserve">authentication worked — the failure is after it.</w:t>
-      </w:r>
-    </w:p>
+        <w:t xml:space="preserve">Open</w:t>
+      </w:r>
+      <w:r>
+        <w:t xml:space="preserve"> </w:t>
+      </w:r>
+      <w:r>
+        <w:rPr>
+          <w:rStyle w:val="VerbatimChar"/>
+        </w:rPr>
+        <w:t xml:space="preserve">trace-summary.txt</w:t>
+      </w:r>
+      <w:r>
+        <w:t xml:space="preserve"> </w:t>
+      </w:r>
+      <w:r>
+        <w:t xml:space="preserve">and read the</w:t>
+      </w:r>
+      <w:r>
+        <w:t xml:space="preserve"> </w:t>
+      </w:r>
+      <w:r>
+        <w:rPr>
+          <w:b/>
+        </w:rPr>
+        <w:t xml:space="preserve">CIPHER</w:t>
+      </w:r>
+      <w:r>
+        <w:t xml:space="preserve"> </w:t>
+      </w:r>
+      <w:r>
+        <w:t xml:space="preserve">block at the bottom, or open the</w:t>
+      </w:r>
+      <w:r>
+        <w:t xml:space="preserve"> </w:t>
+      </w:r>
+      <w:r>
+        <w:t xml:space="preserve">capture in Wireshark with filter</w:t>
+      </w:r>
+      <w:r>
+        <w:t xml:space="preserve"> </w:t>
+      </w:r>
+      <w:r>
+        <w:rPr>
+          <w:rStyle w:val="VerbatimChar"/>
+        </w:rPr>
+        <w:t xml:space="preserve">smb2 || kerberos</w:t>
+      </w:r>
+      <w:r>
+        <w:t xml:space="preserve"> </w:t>
+      </w:r>
+      <w:r>
+        <w:t xml:space="preserve">and look at two frames:</w:t>
+      </w:r>
+    </w:p>
+    <w:tbl>
+      <w:tblPr>
+        <w:tblStyle w:val="Table"/>
+        <w:tblW w:type="pct" w:w="0.0"/>
+        <w:tblLook w:firstRow="1"/>
+      </w:tblPr>
+      <w:tblGrid/>
+      <w:tr>
+        <w:trPr>
+          <w:cnfStyle w:firstRow="1"/>
+        </w:trPr>
+        <w:tc>
+          <w:tcPr>
+            <w:tcBorders>
+              <w:bottom w:val="single"/>
+            </w:tcBorders>
+            <w:vAlign w:val="bottom"/>
+          </w:tcPr>
+          <w:p>
+            <w:pPr>
+              <w:pStyle w:val="Compact"/>
+              <w:jc w:val="left"/>
+            </w:pPr>
+            <w:r>
+              <w:t xml:space="preserve">Frame</w:t>
+            </w:r>
+          </w:p>
+        </w:tc>
+        <w:tc>
+          <w:tcPr>
+            <w:tcBorders>
+              <w:bottom w:val="single"/>
+            </w:tcBorders>
+            <w:vAlign w:val="bottom"/>
+          </w:tcPr>
+          <w:p>
+            <w:pPr>
+              <w:pStyle w:val="Compact"/>
+              <w:jc w:val="left"/>
+            </w:pPr>
+            <w:r>
+              <w:t xml:space="preserve">What to read</w:t>
+            </w:r>
+          </w:p>
+        </w:tc>
+        <w:tc>
+          <w:tcPr>
+            <w:tcBorders>
+              <w:bottom w:val="single"/>
+            </w:tcBorders>
+            <w:vAlign w:val="bottom"/>
+          </w:tcPr>
+          <w:p>
+            <w:pPr>
+              <w:pStyle w:val="Compact"/>
+              <w:jc w:val="left"/>
+            </w:pPr>
+            <w:r>
+              <w:t xml:space="preserve">This lab</w:t>
+            </w:r>
+          </w:p>
+        </w:tc>
+      </w:tr>
+      <w:tr>
+        <w:tc>
+          <w:p>
+            <w:pPr>
+              <w:pStyle w:val="Compact"/>
+              <w:jc w:val="left"/>
+            </w:pPr>
+            <w:r>
+              <w:t xml:space="preserve">Negotiate Protocol</w:t>
+            </w:r>
+            <w:r>
+              <w:t xml:space="preserve"> </w:t>
+            </w:r>
+            <w:r>
+              <w:rPr>
+                <w:b/>
+              </w:rPr>
+              <w:t xml:space="preserve">Request</w:t>
+            </w:r>
+          </w:p>
+        </w:tc>
+        <w:tc>
+          <w:p>
+            <w:pPr>
+              <w:pStyle w:val="Compact"/>
+              <w:jc w:val="left"/>
+            </w:pPr>
+            <w:r>
+              <w:rPr>
+                <w:rStyle w:val="VerbatimChar"/>
+              </w:rPr>
+              <w:t xml:space="preserve">SMB2_ENCRYPTION_CAPABILITIES</w:t>
+            </w:r>
+            <w:r>
+              <w:t xml:space="preserve"> </w:t>
+            </w:r>
+            <w:r>
+              <w:t xml:space="preserve">→ CipherId list</w:t>
+            </w:r>
+          </w:p>
+        </w:tc>
+        <w:tc>
+          <w:p>
+            <w:pPr>
+              <w:pStyle w:val="Compact"/>
+              <w:jc w:val="left"/>
+            </w:pPr>
+            <w:r>
+              <w:t xml:space="preserve">what the client offered, in order</w:t>
+            </w:r>
+          </w:p>
+        </w:tc>
+      </w:tr>
+      <w:tr>
+        <w:tc>
+          <w:p>
+            <w:pPr>
+              <w:pStyle w:val="Compact"/>
+              <w:jc w:val="left"/>
+            </w:pPr>
+            <w:r>
+              <w:t xml:space="preserve">Negotiate Protocol</w:t>
+            </w:r>
+            <w:r>
+              <w:t xml:space="preserve"> </w:t>
+            </w:r>
+            <w:r>
+              <w:rPr>
+                <w:b/>
+              </w:rPr>
+              <w:t xml:space="preserve">Response</w:t>
+            </w:r>
+          </w:p>
+        </w:tc>
+        <w:tc>
+          <w:p>
+            <w:pPr>
+              <w:pStyle w:val="Compact"/>
+              <w:jc w:val="left"/>
+            </w:pPr>
+            <w:r>
+              <w:rPr>
+                <w:rStyle w:val="VerbatimChar"/>
+              </w:rPr>
+              <w:t xml:space="preserve">SMB2_ENCRYPTION_CAPABILITIES</w:t>
+            </w:r>
+            <w:r>
+              <w:t xml:space="preserve"> </w:t>
+            </w:r>
+            <w:r>
+              <w:t xml:space="preserve">→ CipherId</w:t>
+            </w:r>
+          </w:p>
+        </w:tc>
+        <w:tc>
+          <w:p>
+            <w:pPr>
+              <w:pStyle w:val="Compact"/>
+              <w:jc w:val="left"/>
+            </w:pPr>
+            <w:r>
+              <w:t xml:space="preserve">the one the server picked</w:t>
+            </w:r>
+          </w:p>
+        </w:tc>
+      </w:tr>
+      <w:tr>
+        <w:tc>
+          <w:p>
+            <w:pPr>
+              <w:pStyle w:val="Compact"/>
+              <w:jc w:val="left"/>
+            </w:pPr>
+            <w:r>
+              <w:t xml:space="preserve">Session Setup</w:t>
+            </w:r>
+            <w:r>
+              <w:t xml:space="preserve"> </w:t>
+            </w:r>
+            <w:r>
+              <w:rPr>
+                <w:b/>
+              </w:rPr>
+              <w:t xml:space="preserve">Response</w:t>
+            </w:r>
+          </w:p>
+        </w:tc>
+        <w:tc>
+          <w:p>
+            <w:pPr>
+              <w:pStyle w:val="Compact"/>
+              <w:jc w:val="left"/>
+            </w:pPr>
+            <w:r>
+              <w:t xml:space="preserve">NT Status,</w:t>
+            </w:r>
+            <w:r>
+              <w:t xml:space="preserve"> </w:t>
+            </w:r>
+            <w:r>
+              <w:rPr>
+                <w:b/>
+              </w:rPr>
+              <w:t xml:space="preserve">Blob Length</w:t>
+            </w:r>
+          </w:p>
+        </w:tc>
+        <w:tc>
+          <w:p>
+            <w:pPr>
+              <w:pStyle w:val="Compact"/>
+              <w:jc w:val="left"/>
+            </w:pPr>
+            <w:r>
+              <w:rPr>
+                <w:rStyle w:val="VerbatimChar"/>
+              </w:rPr>
+              <w:t xml:space="preserve">0xc0000022</w:t>
+            </w:r>
+            <w:r>
+              <w:t xml:space="preserve">, blob length</w:t>
+            </w:r>
+            <w:r>
+              <w:t xml:space="preserve"> </w:t>
+            </w:r>
+            <w:r>
+              <w:rPr>
+                <w:b/>
+              </w:rPr>
+              <w:t xml:space="preserve">0</w:t>
+            </w:r>
+          </w:p>
+        </w:tc>
+      </w:tr>
+    </w:tbl>
     <w:p>
       <w:pPr>
         <w:pStyle w:val="BodyText"/>
       </w:pPr>
       <w:r>
-        <w:t xml:space="preserve">Now compare the two sides of the cipher negotiation:</w:t>
-      </w:r>
-    </w:p>
-    <w:p>
-      <w:pPr>
-        <w:pStyle w:val="SourceCode"/>
-      </w:pPr>
-      <w:r>
-        <w:rPr>
-          <w:rStyle w:val="CommentTok"/>
-        </w:rPr>
-        <w:t xml:space="preserve"># client - the list is tried IN THIS ORDER, top first</w:t>
-      </w:r>
-      <w:r>
-        <w:br/>
-      </w:r>
-      <w:r>
-        <w:rPr>
-          <w:rStyle w:val="NormalTok"/>
-        </w:rPr>
-        <w:t xml:space="preserve">Get-SmbClientConfiguration | </w:t>
-      </w:r>
-      <w:r>
-        <w:rPr>
-          <w:rStyle w:val="FunctionTok"/>
-        </w:rPr>
-        <w:t xml:space="preserve">Select-Object</w:t>
-      </w:r>
-      <w:r>
-        <w:rPr>
-          <w:rStyle w:val="NormalTok"/>
-        </w:rPr>
-        <w:t xml:space="preserve"> -ExpandProperty EncryptionCiphers</w:t>
-      </w:r>
-      <w:r>
-        <w:br/>
-      </w:r>
-      <w:r>
-        <w:rPr>
-          <w:rStyle w:val="CommentTok"/>
-        </w:rPr>
-        <w:t xml:space="preserve"># storage: Azure portal -&gt; storage account -&gt; File shares -&gt; Security</w:t>
-      </w:r>
-      <w:r>
-        <w:br/>
-      </w:r>
-      <w:r>
-        <w:rPr>
-          <w:rStyle w:val="CommentTok"/>
-        </w:rPr>
-        <w:t xml:space="preserve">#          ("SMB channel encryption" - anything unchecked is refused)</w:t>
-      </w:r>
-    </w:p>
-    <w:p>
-      <w:pPr>
-        <w:pStyle w:val="FirstParagraph"/>
-      </w:pPr>
-      <w:r>
-        <w:t xml:space="preserve">They have no cipher in common. SMB negotiates the cipher</w:t>
-      </w:r>
-      <w:r>
-        <w:t xml:space="preserve"> </w:t>
-      </w:r>
-      <w:r>
-        <w:rPr>
-          <w:b/>
-        </w:rPr>
-        <w:t xml:space="preserve">before</w:t>
-      </w:r>
-      <w:r>
-        <w:t xml:space="preserve"> </w:t>
-      </w:r>
-      <w:r>
-        <w:t xml:space="preserve">the client</w:t>
-      </w:r>
-      <w:r>
-        <w:t xml:space="preserve"> </w:t>
-      </w:r>
-      <w:r>
-        <w:t xml:space="preserve">even names the storage account, so the service can’t pick one per account — if</w:t>
-      </w:r>
-      <w:r>
-        <w:t xml:space="preserve"> </w:t>
-      </w:r>
-      <w:r>
-        <w:t xml:space="preserve">the negotiated cipher isn’t on the account’s allowed list, the session setup is</w:t>
-      </w:r>
-      <w:r>
-        <w:t xml:space="preserve"> </w:t>
-      </w:r>
-      <w:r>
-        <w:t xml:space="preserve">refused and the error surfaces as an access denial.</w:t>
-      </w:r>
-    </w:p>
-    <w:p>
-      <w:pPr>
-        <w:pStyle w:val="Heading2"/>
-      </w:pPr>
-      <w:bookmarkStart w:id="37" w:name="fix-on-the-client-not-the-account"/>
-      <w:r>
-        <w:t xml:space="preserve">Fix — on the client, not the account</w:t>
-      </w:r>
-      <w:bookmarkEnd w:id="37"/>
-    </w:p>
-    <w:p>
-      <w:pPr>
-        <w:pStyle w:val="SourceCode"/>
-      </w:pPr>
-      <w:r>
-        <w:rPr>
-          <w:rStyle w:val="NormalTok"/>
-        </w:rPr>
-        <w:t xml:space="preserve">./faults/Invoke-Fault.</w:t>
-      </w:r>
-      <w:r>
-        <w:rPr>
-          <w:rStyle w:val="FunctionTok"/>
-        </w:rPr>
-        <w:t xml:space="preserve">ps1</w:t>
-      </w:r>
-      <w:r>
-        <w:rPr>
-          <w:rStyle w:val="NormalTok"/>
-        </w:rPr>
-        <w:t xml:space="preserve"> -ResourceGroupName azfiles-lab -Fault CipherMismatch -Repair</w:t>
-      </w:r>
-    </w:p>
-    <w:p>
-      <w:pPr>
-        <w:pStyle w:val="FirstParagraph"/>
-      </w:pPr>
-      <w:r>
-        <w:t xml:space="preserve">The repair changes the</w:t>
-      </w:r>
-      <w:r>
-        <w:t xml:space="preserve"> </w:t>
-      </w:r>
-      <w:r>
-        <w:rPr>
-          <w:b/>
-        </w:rPr>
-        <w:t xml:space="preserve">client’s</w:t>
-      </w:r>
-      <w:r>
-        <w:t xml:space="preserve"> </w:t>
-      </w:r>
-      <w:r>
-        <w:t xml:space="preserve">cipher order so an account-allowed cipher</w:t>
-      </w:r>
-      <w:r>
-        <w:t xml:space="preserve"> </w:t>
-      </w:r>
-      <w:r>
-        <w:t xml:space="preserve">leads:</w:t>
-      </w:r>
-    </w:p>
-    <w:p>
-      <w:pPr>
-        <w:pStyle w:val="SourceCode"/>
-      </w:pPr>
-      <w:r>
-        <w:rPr>
-          <w:rStyle w:val="NormalTok"/>
-        </w:rPr>
-        <w:t xml:space="preserve">Set-SmbClientConfiguration -EncryptionCiphers </w:t>
-      </w:r>
-      <w:r>
-        <w:rPr>
-          <w:rStyle w:val="StringTok"/>
-        </w:rPr>
-        <w:t xml:space="preserve">"AES_256_GCM,AES_256_CCM,AES_128_GCM,AES_128_CCM"</w:t>
-      </w:r>
-    </w:p>
-    <w:p>
-      <w:pPr>
-        <w:pStyle w:val="FirstParagraph"/>
-      </w:pPr>
-      <w:r>
-        <w:t xml:space="preserve">Two deliberate choices in that line, both straight from real support practice:</w:t>
+        <w:t xml:space="preserve">Three things that capture proves, and they are not what most people assume:</w:t>
       </w:r>
     </w:p>
     <w:p>
@@ -6201,55 +5979,371 @@
           <w:ilvl w:val="0"/>
           <w:numId w:val="1005"/>
         </w:numPr>
-        <w:pStyle w:val="Compact"/>
-      </w:pPr>
-      <w:r>
-        <w:rPr>
-          <w:b/>
-        </w:rPr>
-        <w:t xml:space="preserve">The account keeps its hardened setting.</w:t>
-      </w:r>
-      <w:r>
-        <w:t xml:space="preserve"> </w:t>
-      </w:r>
-      <w:r>
-        <w:t xml:space="preserve">“</w:t>
-      </w:r>
-      <w:r>
-        <w:t xml:space="preserve">Maximum security</w:t>
-      </w:r>
-      <w:r>
-        <w:t xml:space="preserve">”</w:t>
-      </w:r>
-      <w:r>
-        <w:t xml:space="preserve"> </w:t>
-      </w:r>
-      <w:r>
-        <w:t xml:space="preserve">on the storage</w:t>
-      </w:r>
-      <w:r>
-        <w:t xml:space="preserve"> </w:t>
-      </w:r>
-      <w:r>
-        <w:t xml:space="preserve">account is usually a decision someone made on purpose; the first move is to</w:t>
-      </w:r>
-      <w:r>
-        <w:t xml:space="preserve"> </w:t>
-      </w:r>
-      <w:r>
-        <w:t xml:space="preserve">bring the client up to it, not to weaken the account. (Re-allowing the cipher</w:t>
-      </w:r>
-      <w:r>
-        <w:t xml:space="preserve"> </w:t>
-      </w:r>
-      <w:r>
-        <w:t xml:space="preserve">on the account is the fallback when a fleet of unmanageable clients is</w:t>
-      </w:r>
-      <w:r>
-        <w:t xml:space="preserve"> </w:t>
-      </w:r>
-      <w:r>
-        <w:t xml:space="preserve">involved.)</w:t>
+      </w:pPr>
+      <w:r>
+        <w:rPr>
+          <w:b/>
+        </w:rPr>
+        <w:t xml:space="preserve">The server takes the client's first offer, full stop.</w:t>
+      </w:r>
+      <w:r>
+        <w:t xml:space="preserve"> </w:t>
+      </w:r>
+      <w:r>
+        <w:t xml:space="preserve">Two runs prove it:</w:t>
+      </w:r>
+    </w:p>
+    <w:tbl>
+      <w:tblPr>
+        <w:tblStyle w:val="Table"/>
+        <w:tblW w:type="pct" w:w="0.0"/>
+        <w:tblLook w:firstRow="1"/>
+      </w:tblPr>
+      <w:tblGrid/>
+      <w:tr>
+        <w:trPr>
+          <w:cnfStyle w:firstRow="1"/>
+        </w:trPr>
+        <w:tc>
+          <w:tcPr>
+            <w:tcBorders>
+              <w:bottom w:val="single"/>
+            </w:tcBorders>
+            <w:vAlign w:val="bottom"/>
+          </w:tcPr>
+          <w:p>
+            <w:pPr>
+              <w:numPr>
+                <w:ilvl w:val="0"/>
+                <w:numId w:val="1000"/>
+              </w:numPr>
+              <w:pStyle w:val="Compact"/>
+              <w:jc w:val="left"/>
+            </w:pPr>
+            <w:r>
+              <w:t xml:space="preserve">Client offers (in order)</w:t>
+            </w:r>
+          </w:p>
+        </w:tc>
+        <w:tc>
+          <w:tcPr>
+            <w:tcBorders>
+              <w:bottom w:val="single"/>
+            </w:tcBorders>
+            <w:vAlign w:val="bottom"/>
+          </w:tcPr>
+          <w:p>
+            <w:pPr>
+              <w:numPr>
+                <w:ilvl w:val="0"/>
+                <w:numId w:val="1000"/>
+              </w:numPr>
+              <w:pStyle w:val="Compact"/>
+              <w:jc w:val="left"/>
+            </w:pPr>
+            <w:r>
+              <w:t xml:space="preserve">Account allows</w:t>
+            </w:r>
+          </w:p>
+        </w:tc>
+        <w:tc>
+          <w:tcPr>
+            <w:tcBorders>
+              <w:bottom w:val="single"/>
+            </w:tcBorders>
+            <w:vAlign w:val="bottom"/>
+          </w:tcPr>
+          <w:p>
+            <w:pPr>
+              <w:numPr>
+                <w:ilvl w:val="0"/>
+                <w:numId w:val="1000"/>
+              </w:numPr>
+              <w:pStyle w:val="Compact"/>
+              <w:jc w:val="left"/>
+            </w:pPr>
+            <w:r>
+              <w:t xml:space="preserve">Server chose</w:t>
+            </w:r>
+          </w:p>
+        </w:tc>
+        <w:tc>
+          <w:tcPr>
+            <w:tcBorders>
+              <w:bottom w:val="single"/>
+            </w:tcBorders>
+            <w:vAlign w:val="bottom"/>
+          </w:tcPr>
+          <w:p>
+            <w:pPr>
+              <w:numPr>
+                <w:ilvl w:val="0"/>
+                <w:numId w:val="1000"/>
+              </w:numPr>
+              <w:pStyle w:val="Compact"/>
+              <w:jc w:val="left"/>
+            </w:pPr>
+            <w:r>
+              <w:t xml:space="preserve">Result</w:t>
+            </w:r>
+          </w:p>
+        </w:tc>
+      </w:tr>
+      <w:tr>
+        <w:tc>
+          <w:p>
+            <w:pPr>
+              <w:numPr>
+                <w:ilvl w:val="0"/>
+                <w:numId w:val="1000"/>
+              </w:numPr>
+              <w:pStyle w:val="Compact"/>
+              <w:jc w:val="left"/>
+            </w:pPr>
+            <w:r>
+              <w:t xml:space="preserve">128-GCM, 128-CCM, 256-GCM, 256-CCM</w:t>
+            </w:r>
+          </w:p>
+        </w:tc>
+        <w:tc>
+          <w:p>
+            <w:pPr>
+              <w:numPr>
+                <w:ilvl w:val="0"/>
+                <w:numId w:val="1000"/>
+              </w:numPr>
+              <w:pStyle w:val="Compact"/>
+              <w:jc w:val="left"/>
+            </w:pPr>
+            <w:r>
+              <w:t xml:space="preserve">256-GCM only</w:t>
+            </w:r>
+          </w:p>
+        </w:tc>
+        <w:tc>
+          <w:p>
+            <w:pPr>
+              <w:numPr>
+                <w:ilvl w:val="0"/>
+                <w:numId w:val="1000"/>
+              </w:numPr>
+              <w:pStyle w:val="Compact"/>
+              <w:jc w:val="left"/>
+            </w:pPr>
+            <w:r>
+              <w:rPr>
+                <w:b/>
+              </w:rPr>
+              <w:t xml:space="preserve">128-GCM</w:t>
+            </w:r>
+          </w:p>
+        </w:tc>
+        <w:tc>
+          <w:p>
+            <w:pPr>
+              <w:numPr>
+                <w:ilvl w:val="0"/>
+                <w:numId w:val="1000"/>
+              </w:numPr>
+              <w:pStyle w:val="Compact"/>
+              <w:jc w:val="left"/>
+            </w:pPr>
+            <w:r>
+              <w:t xml:space="preserve">denied</w:t>
+            </w:r>
+          </w:p>
+        </w:tc>
+      </w:tr>
+      <w:tr>
+        <w:tc>
+          <w:p>
+            <w:pPr>
+              <w:numPr>
+                <w:ilvl w:val="0"/>
+                <w:numId w:val="1000"/>
+              </w:numPr>
+              <w:pStyle w:val="Compact"/>
+              <w:jc w:val="left"/>
+            </w:pPr>
+            <w:r>
+              <w:rPr>
+                <w:b/>
+              </w:rPr>
+              <w:t xml:space="preserve">256-CCM</w:t>
+            </w:r>
+            <w:r>
+              <w:t xml:space="preserve">, 128-GCM, 128-CCM, 256-GCM</w:t>
+            </w:r>
+          </w:p>
+        </w:tc>
+        <w:tc>
+          <w:p>
+            <w:pPr>
+              <w:numPr>
+                <w:ilvl w:val="0"/>
+                <w:numId w:val="1000"/>
+              </w:numPr>
+              <w:pStyle w:val="Compact"/>
+              <w:jc w:val="left"/>
+            </w:pPr>
+            <w:r>
+              <w:t xml:space="preserve">128-CCM, 128-GCM</w:t>
+            </w:r>
+          </w:p>
+        </w:tc>
+        <w:tc>
+          <w:p>
+            <w:pPr>
+              <w:numPr>
+                <w:ilvl w:val="0"/>
+                <w:numId w:val="1000"/>
+              </w:numPr>
+              <w:pStyle w:val="Compact"/>
+              <w:jc w:val="left"/>
+            </w:pPr>
+            <w:r>
+              <w:rPr>
+                <w:b/>
+              </w:rPr>
+              <w:t xml:space="preserve">256-CCM</w:t>
+            </w:r>
+          </w:p>
+        </w:tc>
+        <w:tc>
+          <w:p>
+            <w:pPr>
+              <w:numPr>
+                <w:ilvl w:val="0"/>
+                <w:numId w:val="1000"/>
+              </w:numPr>
+              <w:pStyle w:val="Compact"/>
+              <w:jc w:val="left"/>
+            </w:pPr>
+            <w:r>
+              <w:t xml:space="preserve">denied</w:t>
+            </w:r>
+          </w:p>
+        </w:tc>
+      </w:tr>
+    </w:tbl>
+    <w:p>
+      <w:pPr>
+        <w:numPr>
+          <w:ilvl w:val="0"/>
+          <w:numId w:val="1000"/>
+        </w:numPr>
+      </w:pPr>
+      <w:r>
+        <w:t xml:space="preserve">Look hard at the second row. The client's list contained</w:t>
+      </w:r>
+      <w:r>
+        <w:t xml:space="preserve"> </w:t>
+      </w:r>
+      <w:r>
+        <w:rPr>
+          <w:b/>
+        </w:rPr>
+        <w:t xml:space="preserve">two</w:t>
+      </w:r>
+      <w:r>
+        <w:t xml:space="preserve"> </w:t>
+      </w:r>
+      <w:r>
+        <w:t xml:space="preserve">ciphers the</w:t>
+      </w:r>
+      <w:r>
+        <w:t xml:space="preserve"> </w:t>
+      </w:r>
+      <w:r>
+        <w:t xml:space="preserve">account allows — and the server still picked the disallowed one, because it</w:t>
+      </w:r>
+      <w:r>
+        <w:t xml:space="preserve"> </w:t>
+      </w:r>
+      <w:r>
+        <w:t xml:space="preserve">was first. If the server filtered by account policy it would have chosen</w:t>
+      </w:r>
+      <w:r>
+        <w:t xml:space="preserve"> </w:t>
+      </w:r>
+      <w:r>
+        <w:t xml:space="preserve">128-GCM and the mount would have worked.</w:t>
+      </w:r>
+    </w:p>
+    <w:p>
+      <w:pPr>
+        <w:numPr>
+          <w:ilvl w:val="0"/>
+          <w:numId w:val="1000"/>
+        </w:numPr>
+      </w:pPr>
+      <w:r>
+        <w:rPr>
+          <w:b/>
+        </w:rPr>
+        <w:t xml:space="preserve">The rule: the HEAD of the client's list must be a cipher the account allows.</w:t>
+      </w:r>
+      <w:r>
+        <w:t xml:space="preserve"> </w:t>
+      </w:r>
+      <w:r>
+        <w:t xml:space="preserve">Anything further down is decoration. This is why the repair reorders rather</w:t>
+      </w:r>
+      <w:r>
+        <w:t xml:space="preserve"> </w:t>
+      </w:r>
+      <w:r>
+        <w:t xml:space="preserve">than appends.</w:t>
+      </w:r>
+    </w:p>
+    <w:p>
+      <w:pPr>
+        <w:numPr>
+          <w:ilvl w:val="0"/>
+          <w:numId w:val="1000"/>
+        </w:numPr>
+      </w:pPr>
+      <w:r>
+        <w:t xml:space="preserve">Row 2 has a sharper edge too:</w:t>
+      </w:r>
+      <w:r>
+        <w:t xml:space="preserve"> </w:t>
+      </w:r>
+      <w:r>
+        <w:rPr>
+          <w:b/>
+        </w:rPr>
+        <w:t xml:space="preserve">AES-256-CCM isn't even an option on the</w:t>
+      </w:r>
+      <w:r>
+        <w:rPr>
+          <w:b/>
+        </w:rPr>
+        <w:t xml:space="preserve"> </w:t>
+      </w:r>
+      <w:r>
+        <w:rPr>
+          <w:b/>
+        </w:rPr>
+        <w:t xml:space="preserve">account.</w:t>
+      </w:r>
+      <w:r>
+        <w:t xml:space="preserve"> </w:t>
+      </w:r>
+      <w:r>
+        <w:t xml:space="preserve">Azure Files exposes only AES-128-CCM, AES-128-GCM and AES-256-GCM.</w:t>
+      </w:r>
+      <w:r>
+        <w:t xml:space="preserve"> </w:t>
+      </w:r>
+      <w:r>
+        <w:t xml:space="preserve">So the server negotiated a cipher the account could never allow, no matter how</w:t>
+      </w:r>
+      <w:r>
+        <w:t xml:space="preserve"> </w:t>
+      </w:r>
+      <w:r>
+        <w:t xml:space="preserve">it is configured — proof that the two layers don't talk to each other.</w:t>
       </w:r>
     </w:p>
     <w:p>
@@ -6258,40 +6352,176 @@
           <w:ilvl w:val="0"/>
           <w:numId w:val="1005"/>
         </w:numPr>
-        <w:pStyle w:val="Compact"/>
-      </w:pPr>
-      <w:r>
-        <w:rPr>
-          <w:b/>
-        </w:rPr>
-        <w:t xml:space="preserve">The weaker ciphers stay in the client list, just lower.</w:t>
-      </w:r>
-      <w:r>
-        <w:t xml:space="preserve"> </w:t>
-      </w:r>
-      <w:r>
-        <w:t xml:space="preserve">Removing them</w:t>
-      </w:r>
-      <w:r>
-        <w:t xml:space="preserve"> </w:t>
-      </w:r>
-      <w:r>
-        <w:t xml:space="preserve">entirely breaks compatibility elsewhere — notably, mounting with the</w:t>
-      </w:r>
-      <w:r>
-        <w:t xml:space="preserve"> </w:t>
-      </w:r>
-      <w:r>
-        <w:rPr>
-          <w:b/>
-        </w:rPr>
-        <w:t xml:space="preserve">storage account key</w:t>
-      </w:r>
-      <w:r>
-        <w:t xml:space="preserve"> </w:t>
-      </w:r>
-      <w:r>
-        <w:t xml:space="preserve">needs AES-128-CCM. Order, not removal, is the tool.</w:t>
+      </w:pPr>
+      <w:r>
+        <w:rPr>
+          <w:b/>
+        </w:rPr>
+        <w:t xml:space="preserve">Negotiate does not consult the account policy.</w:t>
+      </w:r>
+      <w:r>
+        <w:t xml:space="preserve"> </w:t>
+      </w:r>
+      <w:r>
+        <w:t xml:space="preserve">It returns</w:t>
+      </w:r>
+      <w:r>
+        <w:t xml:space="preserve"> </w:t>
+      </w:r>
+      <w:r>
+        <w:rPr>
+          <w:rStyle w:val="VerbatimChar"/>
+        </w:rPr>
+        <w:t xml:space="preserve">STATUS_SUCCESS</w:t>
+      </w:r>
+      <w:r>
+        <w:t xml:space="preserve">. The account's</w:t>
+      </w:r>
+      <w:r>
+        <w:t xml:space="preserve"> </w:t>
+      </w:r>
+      <w:r>
+        <w:rPr>
+          <w:rStyle w:val="VerbatimChar"/>
+        </w:rPr>
+        <w:t xml:space="preserve">channelEncryption</w:t>
+      </w:r>
+      <w:r>
+        <w:t xml:space="preserve"> </w:t>
+      </w:r>
+      <w:r>
+        <w:t xml:space="preserve">is enforced one step later,</w:t>
+      </w:r>
+      <w:r>
+        <w:t xml:space="preserve"> </w:t>
+      </w:r>
+      <w:r>
+        <w:t xml:space="preserve">at Session Setup. (The client</w:t>
+      </w:r>
+      <w:r>
+        <w:t xml:space="preserve"> </w:t>
+      </w:r>
+      <w:r>
+        <w:rPr>
+          <w:i/>
+        </w:rPr>
+        <w:t xml:space="preserve">does</w:t>
+      </w:r>
+      <w:r>
+        <w:t xml:space="preserve"> </w:t>
+      </w:r>
+      <w:r>
+        <w:t xml:space="preserve">name the account at Negotiate — it is</w:t>
+      </w:r>
+      <w:r>
+        <w:t xml:space="preserve"> </w:t>
+      </w:r>
+      <w:r>
+        <w:t xml:space="preserve">right there in</w:t>
+      </w:r>
+      <w:r>
+        <w:t xml:space="preserve"> </w:t>
+      </w:r>
+      <w:r>
+        <w:rPr>
+          <w:rStyle w:val="VerbatimChar"/>
+        </w:rPr>
+        <w:t xml:space="preserve">SMB2_NETNAME_NEGOTIATE_CONTEXT_ID</w:t>
+      </w:r>
+      <w:r>
+        <w:t xml:space="preserve"> </w:t>
+      </w:r>
+      <w:r>
+        <w:t xml:space="preserve">— the server just doesn't</w:t>
+      </w:r>
+      <w:r>
+        <w:t xml:space="preserve"> </w:t>
+      </w:r>
+      <w:r>
+        <w:t xml:space="preserve">use it to filter the cipher list.)</w:t>
+      </w:r>
+    </w:p>
+    <w:p>
+      <w:pPr>
+        <w:numPr>
+          <w:ilvl w:val="0"/>
+          <w:numId w:val="1005"/>
+        </w:numPr>
+      </w:pPr>
+      <w:r>
+        <w:rPr>
+          <w:b/>
+        </w:rPr>
+        <w:t xml:space="preserve">The rejection carries no Kerberos error at all.</w:t>
+      </w:r>
+      <w:r>
+        <w:t xml:space="preserve"> </w:t>
+      </w:r>
+      <w:r>
+        <w:rPr>
+          <w:rStyle w:val="VerbatimChar"/>
+        </w:rPr>
+        <w:t xml:space="preserve">Blob Length: 0</w:t>
+      </w:r>
+      <w:r>
+        <w:t xml:space="preserve">, no GSS</w:t>
+      </w:r>
+      <w:r>
+        <w:t xml:space="preserve"> </w:t>
+      </w:r>
+      <w:r>
+        <w:t xml:space="preserve">token, response in ~3 ms. The ticket was never opened. Compare with Lab 5,</w:t>
+      </w:r>
+      <w:r>
+        <w:t xml:space="preserve"> </w:t>
+      </w:r>
+      <w:r>
+        <w:t xml:space="preserve">where the same-looking denial</w:t>
+      </w:r>
+      <w:r>
+        <w:t xml:space="preserve"> </w:t>
+      </w:r>
+      <w:r>
+        <w:rPr>
+          <w:i/>
+        </w:rPr>
+        <w:t xml:space="preserve">does</w:t>
+      </w:r>
+      <w:r>
+        <w:t xml:space="preserve"> </w:t>
+      </w:r>
+      <w:r>
+        <w:t xml:space="preserve">carry a Kerberos error (</w:t>
+      </w:r>
+      <w:r>
+        <w:rPr>
+          <w:rStyle w:val="VerbatimChar"/>
+        </w:rPr>
+        <w:t xml:space="preserve">AP_ERR_MODIFIED</w:t>
+      </w:r>
+      <w:r>
+        <w:t xml:space="preserve">)</w:t>
+      </w:r>
+      <w:r>
+        <w:t xml:space="preserve"> </w:t>
+      </w:r>
+      <w:r>
+        <w:t xml:space="preserve">inside the blob.</w:t>
+      </w:r>
+      <w:r>
+        <w:t xml:space="preserve"> </w:t>
+      </w:r>
+      <w:r>
+        <w:rPr>
+          <w:b/>
+        </w:rPr>
+        <w:t xml:space="preserve">Empty blob ⇒ not identity. Populated blob ⇒ identity.</w:t>
+      </w:r>
+      <w:r>
+        <w:t xml:space="preserve"> </w:t>
+      </w:r>
+      <w:r>
+        <w:t xml:space="preserve">That one distinction is the fastest triage in this whole session.</w:t>
       </w:r>
     </w:p>
     <w:p>
@@ -6299,76 +6529,111 @@
         <w:pStyle w:val="FirstParagraph"/>
       </w:pPr>
       <w:r>
-        <w:rPr>
-          <w:b/>
-        </w:rPr>
-        <w:t xml:space="preserve">Why this matters:</w:t>
-      </w:r>
-      <w:r>
-        <w:t xml:space="preserve"> </w:t>
-      </w:r>
-      <w:r>
-        <w:t xml:space="preserve">the error text points straight at credentials, so the</w:t>
-      </w:r>
-      <w:r>
-        <w:t xml:space="preserve"> </w:t>
-      </w:r>
-      <w:r>
-        <w:t xml:space="preserve">natural reaction is to audit RBAC, then NTFS, then the domain join — and find</w:t>
-      </w:r>
-      <w:r>
-        <w:t xml:space="preserve"> </w:t>
-      </w:r>
-      <w:r>
-        <w:t xml:space="preserve">nothing wrong, because nothing is. In the real case that cost several days.</w:t>
-      </w:r>
-    </w:p>
-    <w:p>
-      <w:r>
-        <w:pict>
-          <v:rect style="width:0;height:1.5pt" o:hralign="center" o:hrstd="t" o:hr="t"/>
-        </w:pict>
-      </w:r>
-    </w:p>
-    <w:p>
-      <w:pPr>
-        <w:pStyle w:val="Heading1"/>
-      </w:pPr>
-      <w:bookmarkStart w:id="38" w:name="X92ed23674135c47bbb946c3edb44bb64bc7bb9c"/>
-      <w:r>
-        <w:t xml:space="preserve">Lab 5 · Fix a mount failure (error 1396) — different root cause</w:t>
-      </w:r>
-      <w:bookmarkEnd w:id="38"/>
+        <w:t xml:space="preserve">This also matches the documented requirement: if you set an account to</w:t>
+      </w:r>
+      <w:r>
+        <w:t xml:space="preserve"> </w:t>
+      </w:r>
+      <w:r>
+        <w:t xml:space="preserve">AES-256-GCM only, Microsoft's own guidance is to run</w:t>
+      </w:r>
+      <w:r>
+        <w:t xml:space="preserve"> </w:t>
+      </w:r>
+      <w:r>
+        <w:rPr>
+          <w:rStyle w:val="VerbatimChar"/>
+        </w:rPr>
+        <w:t xml:space="preserve">Set-SmbClientConfiguration -EncryptionCiphers "AES_256_GCM"</w:t>
+      </w:r>
+      <w:r>
+        <w:t xml:space="preserve"> </w:t>
+      </w:r>
+      <w:r>
+        <w:t xml:space="preserve">on every connecting</w:t>
+      </w:r>
+      <w:r>
+        <w:t xml:space="preserve"> </w:t>
+      </w:r>
+      <w:r>
+        <w:t xml:space="preserve">client. The capture shows</w:t>
+      </w:r>
+      <w:r>
+        <w:t xml:space="preserve"> </w:t>
+      </w:r>
+      <w:r>
+        <w:rPr>
+          <w:i/>
+        </w:rPr>
+        <w:t xml:space="preserve">why</w:t>
+      </w:r>
+      <w:r>
+        <w:t xml:space="preserve"> </w:t>
+      </w:r>
+      <w:r>
+        <w:t xml:space="preserve">that instruction exists.</w:t>
+      </w:r>
+    </w:p>
+    <w:p>
+      <w:pPr>
+        <w:pStyle w:val="Heading2"/>
+      </w:pPr>
+      <w:bookmarkStart w:id="39" w:name="fix--on-the-client-not-the-account"/>
+      <w:r>
+        <w:t xml:space="preserve">Fix — on the client, not the account</w:t>
+      </w:r>
+      <w:bookmarkEnd w:id="39"/>
+    </w:p>
+    <w:p>
+      <w:pPr>
+        <w:pStyle w:val="SourceCode"/>
+      </w:pPr>
+      <w:r>
+        <w:rPr>
+          <w:rStyle w:val="NormalTok"/>
+        </w:rPr>
+        <w:t xml:space="preserve">./faults/Invoke-Fault.</w:t>
+      </w:r>
+      <w:r>
+        <w:rPr>
+          <w:rStyle w:val="FunctionTok"/>
+        </w:rPr>
+        <w:t xml:space="preserve">ps1</w:t>
+      </w:r>
+      <w:r>
+        <w:rPr>
+          <w:rStyle w:val="NormalTok"/>
+        </w:rPr>
+        <w:t xml:space="preserve"> -ResourceGroupName azfiles-lab -Fault CipherMismatch -Repair</w:t>
+      </w:r>
     </w:p>
     <w:p>
       <w:pPr>
         <w:pStyle w:val="FirstParagraph"/>
       </w:pPr>
       <w:r>
-        <w:t xml:space="preserve">Same symptom as Lab 3, different cause: here the AD account password and the</w:t>
-      </w:r>
-      <w:r>
-        <w:t xml:space="preserve"> </w:t>
-      </w:r>
-      <w:r>
-        <w:t xml:space="preserve">storage kerb key simply fall out of sync (rotation policy, a manual reset).</w:t>
-      </w:r>
-    </w:p>
-    <w:p>
-      <w:pPr>
-        <w:pStyle w:val="BodyText"/>
-      </w:pPr>
-      <w:r>
-        <w:rPr>
-          <w:b/>
-        </w:rPr>
-        <w:t xml:space="preserve">Break it</w:t>
-      </w:r>
-      <w:r>
-        <w:t xml:space="preserve"> </w:t>
-      </w:r>
-      <w:r>
-        <w:t xml:space="preserve">(in your PowerShell window):</w:t>
+        <w:t xml:space="preserve">The repair changes the</w:t>
+      </w:r>
+      <w:r>
+        <w:t xml:space="preserve"> </w:t>
+      </w:r>
+      <w:r>
+        <w:rPr>
+          <w:b/>
+        </w:rPr>
+        <w:t xml:space="preserve">client's</w:t>
+      </w:r>
+      <w:r>
+        <w:t xml:space="preserve"> </w:t>
+      </w:r>
+      <w:r>
+        <w:t xml:space="preserve">cipher order so an account-allowed cipher</w:t>
+      </w:r>
+      <w:r>
+        <w:t xml:space="preserve"> </w:t>
+      </w:r>
+      <w:r>
+        <w:t xml:space="preserve">leads:</w:t>
       </w:r>
     </w:p>
     <w:p>
@@ -6377,36 +6642,15 @@
       </w:pPr>
       <w:r>
         <w:rPr>
-          <w:rStyle w:val="FunctionTok"/>
-        </w:rPr>
-        <w:t xml:space="preserve">cd</w:t>
-      </w:r>
-      <w:r>
-        <w:rPr>
           <w:rStyle w:val="NormalTok"/>
         </w:rPr>
-        <w:t xml:space="preserve"> session1-adds</w:t>
-      </w:r>
-      <w:r>
-        <w:br/>
-      </w:r>
-      <w:r>
-        <w:rPr>
-          <w:rStyle w:val="NormalTok"/>
-        </w:rPr>
-        <w:t xml:space="preserve">.\faults\Invoke-Fault.</w:t>
-      </w:r>
-      <w:r>
-        <w:rPr>
-          <w:rStyle w:val="FunctionTok"/>
-        </w:rPr>
-        <w:t xml:space="preserve">ps1</w:t>
-      </w:r>
-      <w:r>
-        <w:rPr>
-          <w:rStyle w:val="NormalTok"/>
-        </w:rPr>
-        <w:t xml:space="preserve"> -ResourceGroupName azfiles-lab -Fault PasswordMismatch</w:t>
+        <w:t xml:space="preserve">Set-SmbClientConfiguration -EncryptionCiphers </w:t>
+      </w:r>
+      <w:r>
+        <w:rPr>
+          <w:rStyle w:val="StringTok"/>
+        </w:rPr>
+        <w:t xml:space="preserve">"AES_256_GCM,AES_128_GCM,AES_128_CCM,AES_256_CCM"</w:t>
       </w:r>
     </w:p>
     <w:p>
@@ -6414,177 +6658,7 @@
         <w:pStyle w:val="FirstParagraph"/>
       </w:pPr>
       <w:r>
-        <w:rPr>
-          <w:b/>
-        </w:rPr>
-        <w:t xml:space="preserve">Reproduce</w:t>
-      </w:r>
-      <w:r>
-        <w:t xml:space="preserve"> </w:t>
-      </w:r>
-      <w:r>
-        <w:t xml:space="preserve">(Client VM):</w:t>
-      </w:r>
-    </w:p>
-    <w:p>
-      <w:pPr>
-        <w:pStyle w:val="SourceCode"/>
-      </w:pPr>
-      <w:r>
-        <w:rPr>
-          <w:rStyle w:val="VerbatimChar"/>
-        </w:rPr>
-        <w:t xml:space="preserve">klist purge</w:t>
-      </w:r>
-      <w:r>
-        <w:br/>
-      </w:r>
-      <w:r>
-        <w:rPr>
-          <w:rStyle w:val="VerbatimChar"/>
-        </w:rPr>
-        <w:t xml:space="preserve">net use Z: \\&lt;sa&gt;.file.core.windows.net\labshare</w:t>
-      </w:r>
-    </w:p>
-    <w:p>
-      <w:pPr>
-        <w:pStyle w:val="FirstParagraph"/>
-      </w:pPr>
-      <w:r>
-        <w:rPr>
-          <w:b/>
-        </w:rPr>
-        <w:t xml:space="preserve">Expected:</w:t>
-      </w:r>
-      <w:r>
-        <w:t xml:space="preserve"> </w:t>
-      </w:r>
-      <w:r>
-        <w:rPr>
-          <w:rStyle w:val="VerbatimChar"/>
-        </w:rPr>
-        <w:t xml:space="preserve">System error 1396 — The target account name is incorrect.</w:t>
-      </w:r>
-    </w:p>
-    <w:p>
-      <w:pPr>
-        <w:pStyle w:val="BodyText"/>
-      </w:pPr>
-      <w:r>
-        <w:rPr>
-          <w:b/>
-        </w:rPr>
-        <w:t xml:space="preserve">Diagnose — from evidence, not the error text</w:t>
-      </w:r>
-      <w:r>
-        <w:t xml:space="preserve"> </w:t>
-      </w:r>
-      <w:r>
-        <w:t xml:space="preserve">(Client VM):</w:t>
-      </w:r>
-    </w:p>
-    <w:p>
-      <w:pPr>
-        <w:pStyle w:val="SourceCode"/>
-      </w:pPr>
-      <w:r>
-        <w:rPr>
-          <w:rStyle w:val="NormalTok"/>
-        </w:rPr>
-        <w:t xml:space="preserve">C:\LabTools\Get-KerberosEvidence.</w:t>
-      </w:r>
-      <w:r>
-        <w:rPr>
-          <w:rStyle w:val="FunctionTok"/>
-        </w:rPr>
-        <w:t xml:space="preserve">ps1</w:t>
-      </w:r>
-      <w:r>
-        <w:rPr>
-          <w:rStyle w:val="NormalTok"/>
-        </w:rPr>
-        <w:t xml:space="preserve"> -StorageAccount &lt;sa&gt;</w:t>
-      </w:r>
-    </w:p>
-    <w:p>
-      <w:pPr>
-        <w:pStyle w:val="FirstParagraph"/>
-      </w:pPr>
-      <w:r>
-        <w:t xml:space="preserve">Open the new</w:t>
-      </w:r>
-      <w:r>
-        <w:t xml:space="preserve"> </w:t>
-      </w:r>
-      <w:r>
-        <w:rPr>
-          <w:rStyle w:val="VerbatimChar"/>
-        </w:rPr>
-        <w:t xml:space="preserve">trace.pcapng</w:t>
-      </w:r>
-      <w:r>
-        <w:t xml:space="preserve"> </w:t>
-      </w:r>
-      <w:r>
-        <w:t xml:space="preserve">with filter</w:t>
-      </w:r>
-      <w:r>
-        <w:t xml:space="preserve"> </w:t>
-      </w:r>
-      <w:r>
-        <w:rPr>
-          <w:rStyle w:val="VerbatimChar"/>
-        </w:rPr>
-        <w:t xml:space="preserve">kerberos || smb2</w:t>
-      </w:r>
-      <w:r>
-        <w:t xml:space="preserve"> </w:t>
-      </w:r>
-      <w:r>
-        <w:t xml:space="preserve">and compare it to</w:t>
-      </w:r>
-      <w:r>
-        <w:t xml:space="preserve"> </w:t>
-      </w:r>
-      <w:r>
-        <w:t xml:space="preserve">your known-good capture.</w:t>
-      </w:r>
-      <w:r>
-        <w:t xml:space="preserve"> </w:t>
-      </w:r>
-      <w:r>
-        <w:rPr>
-          <w:b/>
-        </w:rPr>
-        <w:t xml:space="preserve">Everything is identical until one frame:</w:t>
-      </w:r>
-    </w:p>
-    <w:p>
-      <w:pPr>
-        <w:pStyle w:val="SourceCode"/>
-      </w:pPr>
-      <w:r>
-        <w:rPr>
-          <w:rStyle w:val="VerbatimChar"/>
-        </w:rPr>
-        <w:t xml:space="preserve"> healthy   ... TGS-REP -&gt; Session Setup Request -&gt; Session Setup Response (ok) -&gt; Encrypted SMB3</w:t>
-      </w:r>
-      <w:r>
-        <w:br/>
-      </w:r>
-      <w:r>
-        <w:rPr>
-          <w:rStyle w:val="VerbatimChar"/>
-        </w:rPr>
-        <w:t xml:space="preserve"> this one  ... TGS-REP -&gt; Session Setup Request -&gt; KRB Error: KRB5KRB_AP_ERR_MODIFIED</w:t>
-      </w:r>
-    </w:p>
-    <w:p>
-      <w:pPr>
-        <w:pStyle w:val="FirstParagraph"/>
-      </w:pPr>
-      <w:r>
-        <w:t xml:space="preserve">Two details in that error frame are worth more than the rest of the capture:</w:t>
+        <w:t xml:space="preserve">Two deliberate choices in that line, both straight from real support practice:</w:t>
       </w:r>
     </w:p>
     <w:p>
@@ -6599,104 +6673,37 @@
         <w:rPr>
           <w:b/>
         </w:rPr>
-        <w:t xml:space="preserve">Its Protocol column says</w:t>
-      </w:r>
-      <w:r>
-        <w:rPr>
-          <w:b/>
-        </w:rPr>
-        <w:t xml:space="preserve"> </w:t>
-      </w:r>
-      <w:r>
-        <w:rPr>
-          <w:rStyle w:val="VerbatimChar"/>
-          <w:b/>
-        </w:rPr>
-        <w:t xml:space="preserve">SMB2</w:t>
-      </w:r>
-      <w:r>
-        <w:rPr>
-          <w:b/>
-        </w:rPr>
-        <w:t xml:space="preserve">, and it comes from the storage account, not</w:t>
-      </w:r>
-      <w:r>
-        <w:rPr>
-          <w:b/>
-        </w:rPr>
-        <w:t xml:space="preserve"> </w:t>
-      </w:r>
-      <w:r>
-        <w:rPr>
-          <w:b/>
-        </w:rPr>
-        <w:t xml:space="preserve">the DC.</w:t>
-      </w:r>
-      <w:r>
-        <w:t xml:space="preserve"> </w:t>
-      </w:r>
-      <w:r>
-        <w:t xml:space="preserve">The Kerberos error is carried</w:t>
-      </w:r>
-      <w:r>
-        <w:t xml:space="preserve"> </w:t>
-      </w:r>
-      <w:r>
-        <w:rPr>
-          <w:i/>
-        </w:rPr>
-        <w:t xml:space="preserve">inside</w:t>
-      </w:r>
-      <w:r>
-        <w:t xml:space="preserve"> </w:t>
-      </w:r>
-      <w:r>
-        <w:t xml:space="preserve">the Session Setup response,</w:t>
-      </w:r>
-      <w:r>
-        <w:t xml:space="preserve"> </w:t>
-      </w:r>
-      <w:r>
-        <w:t xml:space="preserve">on port 445. That is the service saying</w:t>
-      </w:r>
-      <w:r>
-        <w:t xml:space="preserve"> </w:t>
-      </w:r>
-      <w:r>
-        <w:t xml:space="preserve">“</w:t>
-      </w:r>
-      <w:r>
-        <w:t xml:space="preserve">I could not decrypt your ticket</w:t>
-      </w:r>
-      <w:r>
-        <w:t xml:space="preserve">”</w:t>
-      </w:r>
-      <w:r>
-        <w:t xml:space="preserve"> </w:t>
-      </w:r>
-      <w:r>
-        <w:t xml:space="preserve">—</w:t>
-      </w:r>
-      <w:r>
-        <w:t xml:space="preserve"> </w:t>
-      </w:r>
-      <w:r>
-        <w:t xml:space="preserve">and it is exactly why</w:t>
-      </w:r>
-      <w:r>
-        <w:t xml:space="preserve"> </w:t>
-      </w:r>
-      <w:r>
-        <w:rPr>
-          <w:rStyle w:val="VerbatimChar"/>
-        </w:rPr>
-        <w:t xml:space="preserve">Kerberos/Operational</w:t>
-      </w:r>
-      <w:r>
-        <w:t xml:space="preserve"> </w:t>
-      </w:r>
-      <w:r>
-        <w:t xml:space="preserve">on the client stays empty.</w:t>
+        <w:t xml:space="preserve">The account keeps its hardened setting.</w:t>
+      </w:r>
+      <w:r>
+        <w:t xml:space="preserve"> </w:t>
+      </w:r>
+      <w:r>
+        <w:t xml:space="preserve">"Maximum security" on the storage</w:t>
+      </w:r>
+      <w:r>
+        <w:t xml:space="preserve"> </w:t>
+      </w:r>
+      <w:r>
+        <w:t xml:space="preserve">account is usually a decision someone made on purpose; the first move is to</w:t>
+      </w:r>
+      <w:r>
+        <w:t xml:space="preserve"> </w:t>
+      </w:r>
+      <w:r>
+        <w:t xml:space="preserve">bring the client up to it, not to weaken the account. (Re-allowing the cipher</w:t>
+      </w:r>
+      <w:r>
+        <w:t xml:space="preserve"> </w:t>
+      </w:r>
+      <w:r>
+        <w:t xml:space="preserve">on the account is the fallback when a fleet of unmanageable clients is</w:t>
+      </w:r>
+      <w:r>
+        <w:t xml:space="preserve"> </w:t>
+      </w:r>
+      <w:r>
+        <w:t xml:space="preserve">involved.)</w:t>
       </w:r>
     </w:p>
     <w:p>
@@ -6711,25 +6718,80 @@
         <w:rPr>
           <w:b/>
         </w:rPr>
-        <w:t xml:space="preserve">Right after it, the client asks the DC for the ticket again</w:t>
-      </w:r>
-      <w:r>
-        <w:t xml:space="preserve"> </w:t>
-      </w:r>
-      <w:r>
-        <w:t xml:space="preserve">(TGS-REQ /</w:t>
-      </w:r>
-      <w:r>
-        <w:t xml:space="preserve"> </w:t>
-      </w:r>
-      <w:r>
-        <w:t xml:space="preserve">TGS-REP), tries once more, and fails the same way. The whole cycle repeats</w:t>
-      </w:r>
-      <w:r>
-        <w:t xml:space="preserve"> </w:t>
-      </w:r>
-      <w:r>
-        <w:t xml:space="preserve">every 5–6 seconds.</w:t>
+        <w:t xml:space="preserve">The weaker ciphers stay in the client list, just lower.</w:t>
+      </w:r>
+      <w:r>
+        <w:t xml:space="preserve"> </w:t>
+      </w:r>
+      <w:r>
+        <w:t xml:space="preserve">Removing them</w:t>
+      </w:r>
+      <w:r>
+        <w:t xml:space="preserve"> </w:t>
+      </w:r>
+      <w:r>
+        <w:t xml:space="preserve">entirely breaks compatibility elsewhere — notably, mounting with the</w:t>
+      </w:r>
+      <w:r>
+        <w:t xml:space="preserve"> </w:t>
+      </w:r>
+      <w:r>
+        <w:rPr>
+          <w:b/>
+        </w:rPr>
+        <w:t xml:space="preserve">storage account key</w:t>
+      </w:r>
+      <w:r>
+        <w:t xml:space="preserve"> </w:t>
+      </w:r>
+      <w:r>
+        <w:t xml:space="preserve">needs AES-128-CCM. Order, not removal, is the tool.</w:t>
+      </w:r>
+    </w:p>
+    <w:p>
+      <w:pPr>
+        <w:numPr>
+          <w:ilvl w:val="0"/>
+          <w:numId w:val="1006"/>
+        </w:numPr>
+        <w:pStyle w:val="Compact"/>
+      </w:pPr>
+      <w:r>
+        <w:rPr>
+          <w:rStyle w:val="VerbatimChar"/>
+          <w:b/>
+        </w:rPr>
+        <w:t xml:space="preserve">AES_256_CCM</w:t>
+      </w:r>
+      <w:r>
+        <w:rPr>
+          <w:b/>
+        </w:rPr>
+        <w:t xml:space="preserve"> </w:t>
+      </w:r>
+      <w:r>
+        <w:rPr>
+          <w:b/>
+        </w:rPr>
+        <w:t xml:space="preserve">goes last on purpose.</w:t>
+      </w:r>
+      <w:r>
+        <w:t xml:space="preserve"> </w:t>
+      </w:r>
+      <w:r>
+        <w:t xml:space="preserve">Azure Files doesn't expose it on the</w:t>
+      </w:r>
+      <w:r>
+        <w:t xml:space="preserve"> </w:t>
+      </w:r>
+      <w:r>
+        <w:t xml:space="preserve">account at all, so a client that leads with it can never connect — whatever the</w:t>
+      </w:r>
+      <w:r>
+        <w:t xml:space="preserve"> </w:t>
+      </w:r>
+      <w:r>
+        <w:t xml:space="preserve">account is set to. It is kept in the list only for non-Azure SMB servers.</w:t>
       </w:r>
     </w:p>
     <w:p>
@@ -6737,576 +6799,28 @@
         <w:pStyle w:val="FirstParagraph"/>
       </w:pPr>
       <w:r>
-        <w:t xml:space="preserve">That second point produces the most counter-intuitive fact in this lab:</w:t>
-      </w:r>
-      <w:r>
-        <w:t xml:space="preserve"> </w:t>
-      </w:r>
-      <w:r>
-        <w:rPr>
-          <w:b/>
-        </w:rPr>
-        <w:t xml:space="preserve">during</w:t>
-      </w:r>
-      <w:r>
-        <w:rPr>
-          <w:b/>
-        </w:rPr>
-        <w:t xml:space="preserve"> </w:t>
-      </w:r>
-      <w:r>
-        <w:rPr>
-          <w:b/>
-        </w:rPr>
-        <w:t xml:space="preserve">a total outage, the DC’s 4769 log fills up with SUCCESS.</w:t>
-      </w:r>
-      <w:r>
-        <w:t xml:space="preserve"> </w:t>
-      </w:r>
-      <w:r>
-        <w:t xml:space="preserve">The client keeps</w:t>
-      </w:r>
-      <w:r>
-        <w:t xml:space="preserve"> </w:t>
-      </w:r>
-      <w:r>
-        <w:t xml:space="preserve">asking, and the KDC keeps correctly issuing. If you were looking only at the DC</w:t>
-      </w:r>
-      <w:r>
-        <w:t xml:space="preserve"> </w:t>
-      </w:r>
-      <w:r>
-        <w:t xml:space="preserve">you would conclude everything is fine.</w:t>
-      </w:r>
-    </w:p>
-    <w:p>
-      <w:pPr>
-        <w:pStyle w:val="Heading2"/>
-      </w:pPr>
-      <w:bookmarkStart w:id="39" w:name="Xf851f088fdf7100b3dec5d72d09cda1540ac856"/>
-      <w:r>
-        <w:t xml:space="preserve">Open that error frame — the failure is three layers down</w:t>
-      </w:r>
-      <w:bookmarkEnd w:id="39"/>
-    </w:p>
-    <w:p>
-      <w:pPr>
-        <w:pStyle w:val="FirstParagraph"/>
-      </w:pPr>
-      <w:r>
-        <w:t xml:space="preserve">Click the</w:t>
-      </w:r>
-      <w:r>
-        <w:t xml:space="preserve"> </w:t>
-      </w:r>
-      <w:r>
-        <w:rPr>
-          <w:rStyle w:val="VerbatimChar"/>
-        </w:rPr>
-        <w:t xml:space="preserve">KRB Error</w:t>
-      </w:r>
-      <w:r>
-        <w:t xml:space="preserve"> </w:t>
-      </w:r>
-      <w:r>
-        <w:t xml:space="preserve">frame and expand it. Every layer above the Kerberos</w:t>
-      </w:r>
-      <w:r>
-        <w:t xml:space="preserve"> </w:t>
-      </w:r>
-      <w:r>
-        <w:t xml:space="preserve">payload reports something that looks</w:t>
-      </w:r>
-      <w:r>
-        <w:t xml:space="preserve"> </w:t>
-      </w:r>
-      <w:r>
-        <w:rPr>
-          <w:i/>
-        </w:rPr>
-        <w:t xml:space="preserve">fine</w:t>
-      </w:r>
-      <w:r>
-        <w:t xml:space="preserve">:</w:t>
-      </w:r>
-    </w:p>
-    <w:p>
-      <w:pPr>
-        <w:pStyle w:val="SourceCode"/>
-      </w:pPr>
-      <w:r>
-        <w:rPr>
-          <w:rStyle w:val="VerbatimChar"/>
-        </w:rPr>
-        <w:t xml:space="preserve">SMB2 header    NT Status: STATUS_MORE_PROCESSING_REQUIRED (0xc0000016)   normal</w:t>
-      </w:r>
-      <w:r>
-        <w:br/>
-      </w:r>
-      <w:r>
-        <w:rPr>
-          <w:rStyle w:val="VerbatimChar"/>
-        </w:rPr>
-        <w:t xml:space="preserve"> └ SPNEGO      negResult: accept-incomplete                              normal</w:t>
-      </w:r>
-      <w:r>
-        <w:br/>
-      </w:r>
-      <w:r>
-        <w:rPr>
-          <w:rStyle w:val="VerbatimChar"/>
-        </w:rPr>
-        <w:t xml:space="preserve">    └ Kerberos krb5_tok_id: KRB5_ERROR</w:t>
-      </w:r>
-      <w:r>
-        <w:br/>
-      </w:r>
-      <w:r>
-        <w:rPr>
-          <w:rStyle w:val="VerbatimChar"/>
-        </w:rPr>
-        <w:t xml:space="preserve">                error-code: eRR-MODIFIED (41)                            ← the failure</w:t>
-      </w:r>
-      <w:r>
-        <w:br/>
-      </w:r>
-      <w:r>
-        <w:rPr>
-          <w:rStyle w:val="VerbatimChar"/>
-        </w:rPr>
-        <w:t xml:space="preserve">                sname:      &lt;sa&gt;</w:t>
-      </w:r>
-    </w:p>
-    <w:p>
-      <w:pPr>
-        <w:pStyle w:val="FirstParagraph"/>
-      </w:pPr>
-      <w:r>
-        <w:rPr>
-          <w:rStyle w:val="VerbatimChar"/>
-        </w:rPr>
-        <w:t xml:space="preserve">STATUS_MORE_PROCESSING_REQUIRED</w:t>
-      </w:r>
-      <w:r>
-        <w:t xml:space="preserve"> </w:t>
-      </w:r>
-      <w:r>
-        <w:t xml:space="preserve">is the ordinary status for an intermediate</w:t>
-      </w:r>
-      <w:r>
-        <w:t xml:space="preserve"> </w:t>
-      </w:r>
-      <w:r>
-        <w:t xml:space="preserve">Session Setup response, and</w:t>
-      </w:r>
-      <w:r>
-        <w:t xml:space="preserve"> </w:t>
-      </w:r>
-      <w:r>
-        <w:rPr>
-          <w:rStyle w:val="VerbatimChar"/>
-        </w:rPr>
-        <w:t xml:space="preserve">accept-incomplete</w:t>
-      </w:r>
-      <w:r>
-        <w:t xml:space="preserve"> </w:t>
-      </w:r>
-      <w:r>
-        <w:t xml:space="preserve">just means the handshake has more</w:t>
-      </w:r>
-      <w:r>
-        <w:t xml:space="preserve"> </w:t>
-      </w:r>
-      <w:r>
-        <w:t xml:space="preserve">legs to go. The service even allocated a Session Id and set</w:t>
-      </w:r>
-      <w:r>
-        <w:t xml:space="preserve"> </w:t>
-      </w:r>
-      <w:r>
-        <w:rPr>
-          <w:rStyle w:val="VerbatimChar"/>
-        </w:rPr>
-        <w:t xml:space="preserve">Encrypt: True</w:t>
-      </w:r>
-      <w:r>
-        <w:t xml:space="preserve">.</w:t>
-      </w:r>
-    </w:p>
-    <w:p>
-      <w:pPr>
-        <w:pStyle w:val="BodyText"/>
-      </w:pPr>
-      <w:r>
-        <w:rPr>
-          <w:b/>
-        </w:rPr>
-        <w:t xml:space="preserve">So a filter on SMB2 status codes finds nothing here.</w:t>
-      </w:r>
-      <w:r>
-        <w:t xml:space="preserve"> </w:t>
-      </w:r>
-      <w:r>
-        <w:t xml:space="preserve">The rejection only</w:t>
-      </w:r>
-      <w:r>
-        <w:t xml:space="preserve"> </w:t>
-      </w:r>
-      <w:r>
-        <w:t xml:space="preserve">exists inside the security blob. Wireshark digs it out for you and puts it in the</w:t>
-      </w:r>
-      <w:r>
-        <w:t xml:space="preserve"> </w:t>
-      </w:r>
-      <w:r>
-        <w:t xml:space="preserve">Info column — that convenience is the only reason it looked obvious. On a case</w:t>
-      </w:r>
-      <w:r>
-        <w:t xml:space="preserve"> </w:t>
-      </w:r>
-      <w:r>
-        <w:t xml:space="preserve">where someone hands you</w:t>
-      </w:r>
-      <w:r>
-        <w:t xml:space="preserve"> </w:t>
-      </w:r>
-      <w:r>
-        <w:t xml:space="preserve">“</w:t>
-      </w:r>
-      <w:r>
-        <w:t xml:space="preserve">no SMB errors in the trace</w:t>
-      </w:r>
-      <w:r>
-        <w:t xml:space="preserve">”</w:t>
-      </w:r>
-      <w:r>
-        <w:t xml:space="preserve">, this is the frame they</w:t>
-      </w:r>
-      <w:r>
-        <w:t xml:space="preserve"> </w:t>
-      </w:r>
-      <w:r>
-        <w:t xml:space="preserve">missed.</w:t>
-      </w:r>
-    </w:p>
-    <w:p>
-      <w:pPr>
-        <w:pStyle w:val="BodyText"/>
-      </w:pPr>
-      <w:r>
-        <w:t xml:space="preserve">The</w:t>
-      </w:r>
-      <w:r>
-        <w:t xml:space="preserve"> </w:t>
-      </w:r>
-      <w:r>
-        <w:rPr>
-          <w:rStyle w:val="VerbatimChar"/>
-        </w:rPr>
-        <w:t xml:space="preserve">sname</w:t>
-      </w:r>
-      <w:r>
-        <w:t xml:space="preserve"> </w:t>
-      </w:r>
-      <w:r>
-        <w:t xml:space="preserve">field is worth a look too: it is the principal the</w:t>
-      </w:r>
-      <w:r>
-        <w:t xml:space="preserve"> </w:t>
-      </w:r>
-      <w:r>
-        <w:rPr>
-          <w:b/>
-        </w:rPr>
-        <w:t xml:space="preserve">service</w:t>
-      </w:r>
-      <w:r>
-        <w:t xml:space="preserve"> </w:t>
-      </w:r>
-      <w:r>
-        <w:t xml:space="preserve">tried</w:t>
-      </w:r>
-      <w:r>
-        <w:t xml:space="preserve"> </w:t>
-      </w:r>
-      <w:r>
-        <w:t xml:space="preserve">to be — your storage account name. The service is telling you</w:t>
-      </w:r>
-      <w:r>
-        <w:t xml:space="preserve"> </w:t>
-      </w:r>
-      <w:r>
-        <w:rPr>
-          <w:i/>
-        </w:rPr>
-        <w:t xml:space="preserve">“</w:t>
-      </w:r>
-      <w:r>
-        <w:rPr>
-          <w:i/>
-        </w:rPr>
-        <w:t xml:space="preserve">I am who you</w:t>
-      </w:r>
-      <w:r>
-        <w:rPr>
-          <w:i/>
-        </w:rPr>
-        <w:t xml:space="preserve"> </w:t>
-      </w:r>
-      <w:r>
-        <w:rPr>
-          <w:i/>
-        </w:rPr>
-        <w:t xml:space="preserve">asked for, and I still could not decrypt this.</w:t>
-      </w:r>
-      <w:r>
-        <w:rPr>
-          <w:i/>
-        </w:rPr>
-        <w:t xml:space="preserve">”</w:t>
-      </w:r>
-    </w:p>
-    <w:p>
-      <w:pPr>
-        <w:pStyle w:val="BodyText"/>
-      </w:pPr>
-      <w:r>
-        <w:t xml:space="preserve">Then confirm from the KDC’s side, on the</w:t>
-      </w:r>
-      <w:r>
-        <w:t xml:space="preserve"> </w:t>
-      </w:r>
-      <w:r>
-        <w:rPr>
-          <w:b/>
-        </w:rPr>
-        <w:t xml:space="preserve">DC</w:t>
-      </w:r>
-      <w:r>
-        <w:t xml:space="preserve">:</w:t>
-      </w:r>
-    </w:p>
-    <w:p>
-      <w:pPr>
-        <w:pStyle w:val="SourceCode"/>
-      </w:pPr>
-      <w:r>
-        <w:rPr>
-          <w:rStyle w:val="FunctionTok"/>
-        </w:rPr>
-        <w:t xml:space="preserve">Get-WinEvent</w:t>
-      </w:r>
-      <w:r>
-        <w:rPr>
-          <w:rStyle w:val="NormalTok"/>
-        </w:rPr>
-        <w:t xml:space="preserve"> -FilterHashtable @{LogName='Security'; Id=4769} -MaxEvents 3 |</w:t>
-      </w:r>
-      <w:r>
-        <w:br/>
-      </w:r>
-      <w:r>
-        <w:rPr>
-          <w:rStyle w:val="NormalTok"/>
-        </w:rPr>
-        <w:t xml:space="preserve">  </w:t>
-      </w:r>
-      <w:r>
-        <w:rPr>
-          <w:rStyle w:val="FunctionTok"/>
-        </w:rPr>
-        <w:t xml:space="preserve">Format-List</w:t>
-      </w:r>
-      <w:r>
-        <w:rPr>
-          <w:rStyle w:val="NormalTok"/>
-        </w:rPr>
-        <w:t xml:space="preserve"> TimeCreated, Message</w:t>
-      </w:r>
-    </w:p>
-    <w:p>
-      <w:pPr>
-        <w:pStyle w:val="FirstParagraph"/>
-      </w:pPr>
-      <w:r>
-        <w:t xml:space="preserve">Event 4769 shows a</w:t>
-      </w:r>
-      <w:r>
-        <w:t xml:space="preserve"> </w:t>
-      </w:r>
-      <w:r>
-        <w:rPr>
-          <w:b/>
-        </w:rPr>
-        <w:t xml:space="preserve">successful</w:t>
-      </w:r>
-      <w:r>
-        <w:t xml:space="preserve"> </w:t>
-      </w:r>
-      <w:r>
-        <w:t xml:space="preserve">ticket issue for the SPN. That single fact</w:t>
-      </w:r>
-      <w:r>
-        <w:t xml:space="preserve"> </w:t>
-      </w:r>
-      <w:r>
-        <w:t xml:space="preserve">eliminates the DC, the SPN, and the encryption type in one step — the only thing</w:t>
-      </w:r>
-      <w:r>
-        <w:t xml:space="preserve"> </w:t>
-      </w:r>
-      <w:r>
-        <w:t xml:space="preserve">left is the key the</w:t>
-      </w:r>
-      <w:r>
-        <w:t xml:space="preserve"> </w:t>
-      </w:r>
-      <w:r>
-        <w:rPr>
-          <w:i/>
-        </w:rPr>
-        <w:t xml:space="preserve">service</w:t>
-      </w:r>
-      <w:r>
-        <w:t xml:space="preserve"> </w:t>
-      </w:r>
-      <w:r>
-        <w:t xml:space="preserve">uses to decrypt. This is the difference between</w:t>
-      </w:r>
-      <w:r>
-        <w:t xml:space="preserve"> </w:t>
-      </w:r>
-      <w:r>
-        <w:t xml:space="preserve">guessing from an error string and proving it.</w:t>
-      </w:r>
-    </w:p>
-    <w:p>
-      <w:pPr>
-        <w:pStyle w:val="BodyText"/>
-      </w:pPr>
-      <w:r>
-        <w:t xml:space="preserve">Cross-check with the module:</w:t>
-      </w:r>
-    </w:p>
-    <w:p>
-      <w:pPr>
-        <w:pStyle w:val="SourceCode"/>
-      </w:pPr>
-      <w:r>
-        <w:rPr>
-          <w:rStyle w:val="NormalTok"/>
-        </w:rPr>
-        <w:t xml:space="preserve">Debug-AzStorageAccountAuth -StorageAccountName &lt;sa&gt; -ResourceGroupName azfiles-lab -Verbose</w:t>
-      </w:r>
-      <w:r>
-        <w:br/>
-      </w:r>
-      <w:r>
-        <w:rPr>
-          <w:rStyle w:val="CommentTok"/>
-        </w:rPr>
-        <w:t xml:space="preserve"># CheckADObjectPasswordIsCorrect fails</w:t>
-      </w:r>
-    </w:p>
-    <w:p>
-      <w:pPr>
-        <w:pStyle w:val="FirstParagraph"/>
-      </w:pPr>
-      <w:r>
-        <w:rPr>
-          <w:b/>
-        </w:rPr>
-        <w:t xml:space="preserve">Fix</w:t>
-      </w:r>
-      <w:r>
-        <w:t xml:space="preserve"> </w:t>
-      </w:r>
-      <w:r>
-        <w:t xml:space="preserve">(PowerShell window):</w:t>
-      </w:r>
-    </w:p>
-    <w:p>
-      <w:pPr>
-        <w:pStyle w:val="SourceCode"/>
-      </w:pPr>
-      <w:r>
-        <w:rPr>
-          <w:rStyle w:val="NormalTok"/>
-        </w:rPr>
-        <w:t xml:space="preserve">.\faults\Invoke-Fault.</w:t>
-      </w:r>
-      <w:r>
-        <w:rPr>
-          <w:rStyle w:val="FunctionTok"/>
-        </w:rPr>
-        <w:t xml:space="preserve">ps1</w:t>
-      </w:r>
-      <w:r>
-        <w:rPr>
-          <w:rStyle w:val="NormalTok"/>
-        </w:rPr>
-        <w:t xml:space="preserve"> -ResourceGroupName azfiles-lab -Fault PasswordMismatch -Repair</w:t>
-      </w:r>
-    </w:p>
-    <w:p>
-      <w:pPr>
-        <w:pStyle w:val="FirstParagraph"/>
-      </w:pPr>
-      <w:r>
-        <w:t xml:space="preserve">Then on the Client VM:</w:t>
-      </w:r>
-      <w:r>
-        <w:t xml:space="preserve"> </w:t>
-      </w:r>
-      <w:r>
-        <w:rPr>
-          <w:rStyle w:val="VerbatimChar"/>
-        </w:rPr>
-        <w:t xml:space="preserve">klist purge</w:t>
-      </w:r>
-      <w:r>
-        <w:t xml:space="preserve"> </w:t>
-      </w:r>
-      <w:r>
-        <w:t xml:space="preserve">and mount again — it succeeds.</w:t>
-      </w:r>
-    </w:p>
-    <w:p>
-      <w:pPr>
-        <w:pStyle w:val="BodyText"/>
-      </w:pPr>
-      <w:r>
-        <w:rPr>
-          <w:b/>
-        </w:rPr>
-        <w:t xml:space="preserve">Why:</w:t>
-      </w:r>
-      <w:r>
-        <w:t xml:space="preserve"> </w:t>
-      </w:r>
-      <w:r>
-        <w:t xml:space="preserve">in production the same fix is</w:t>
-      </w:r>
-      <w:r>
-        <w:t xml:space="preserve"> </w:t>
-      </w:r>
-      <w:r>
-        <w:rPr>
-          <w:rStyle w:val="VerbatimChar"/>
-        </w:rPr>
-        <w:t xml:space="preserve">Update-AzStorageAccountADObjectPassword</w:t>
-      </w:r>
-      <w:r>
-        <w:t xml:space="preserve"> </w:t>
-      </w:r>
-      <w:r>
-        <w:t xml:space="preserve">(a storage account keeps two kerb</w:t>
-      </w:r>
-      <w:r>
-        <w:t xml:space="preserve"> </w:t>
-      </w:r>
-      <w:r>
-        <w:t xml:space="preserve">keys, kerb1/kerb2, and you rotate between them).</w:t>
+        <w:rPr>
+          <w:b/>
+        </w:rPr>
+        <w:t xml:space="preserve">Why this matters:</w:t>
+      </w:r>
+      <w:r>
+        <w:t xml:space="preserve"> </w:t>
+      </w:r>
+      <w:r>
+        <w:t xml:space="preserve">the error text points straight at credentials, so the</w:t>
+      </w:r>
+      <w:r>
+        <w:t xml:space="preserve"> </w:t>
+      </w:r>
+      <w:r>
+        <w:t xml:space="preserve">natural reaction is to audit RBAC, then NTFS, then the domain join — and find</w:t>
+      </w:r>
+      <w:r>
+        <w:t xml:space="preserve"> </w:t>
+      </w:r>
+      <w:r>
+        <w:t xml:space="preserve">nothing wrong, because nothing is. In the real case that cost several days.</w:t>
       </w:r>
     </w:p>
     <w:p>
@@ -7320,9 +6834,9 @@
       <w:pPr>
         <w:pStyle w:val="Heading1"/>
       </w:pPr>
-      <w:bookmarkStart w:id="40" w:name="lab-6-fix-a-broken-spn-error-0xc000018b"/>
-      <w:r>
-        <w:t xml:space="preserve">Lab 6 · Fix a broken SPN (error 0xc000018b)</w:t>
+      <w:bookmarkStart w:id="40" w:name="X223da3be3c2b574c24896b10c7cd3231f6c09fd"/>
+      <w:r>
+        <w:t xml:space="preserve">Lab 5 · Fix a mount failure (error 1396) — different root cause</w:t>
       </w:r>
       <w:bookmarkEnd w:id="40"/>
     </w:p>
@@ -7331,10 +6845,30 @@
         <w:pStyle w:val="FirstParagraph"/>
       </w:pPr>
       <w:r>
-        <w:rPr>
-          <w:b/>
-        </w:rPr>
-        <w:t xml:space="preserve">Break it:</w:t>
+        <w:t xml:space="preserve">Same symptom as Lab 3, different cause: here the AD account password and the</w:t>
+      </w:r>
+      <w:r>
+        <w:t xml:space="preserve"> </w:t>
+      </w:r>
+      <w:r>
+        <w:t xml:space="preserve">storage kerb key simply fall out of sync (rotation policy, a manual reset).</w:t>
+      </w:r>
+    </w:p>
+    <w:p>
+      <w:pPr>
+        <w:pStyle w:val="BodyText"/>
+      </w:pPr>
+      <w:r>
+        <w:rPr>
+          <w:b/>
+        </w:rPr>
+        <w:t xml:space="preserve">Break it</w:t>
+      </w:r>
+      <w:r>
+        <w:t xml:space="preserve"> </w:t>
+      </w:r>
+      <w:r>
+        <w:t xml:space="preserve">(in your PowerShell window):</w:t>
       </w:r>
     </w:p>
     <w:p>
@@ -7343,8 +6877,23 @@
       </w:pPr>
       <w:r>
         <w:rPr>
+          <w:rStyle w:val="FunctionTok"/>
+        </w:rPr>
+        <w:t xml:space="preserve">cd</w:t>
+      </w:r>
+      <w:r>
+        <w:rPr>
           <w:rStyle w:val="NormalTok"/>
         </w:rPr>
+        <w:t xml:space="preserve"> session1-adds</w:t>
+      </w:r>
+      <w:r>
+        <w:br/>
+      </w:r>
+      <w:r>
+        <w:rPr>
+          <w:rStyle w:val="NormalTok"/>
+        </w:rPr>
         <w:t xml:space="preserve">.\faults\Invoke-Fault.</w:t>
       </w:r>
       <w:r>
@@ -7357,7 +6906,7 @@
         <w:rPr>
           <w:rStyle w:val="NormalTok"/>
         </w:rPr>
-        <w:t xml:space="preserve"> -ResourceGroupName azfiles-lab -Fault SpnBroken</w:t>
+        <w:t xml:space="preserve"> -ResourceGroupName azfiles-lab -Fault PasswordMismatch</w:t>
       </w:r>
     </w:p>
     <w:p>
@@ -7394,7 +6943,7 @@
         <w:rPr>
           <w:rStyle w:val="VerbatimChar"/>
         </w:rPr>
-        <w:t xml:space="preserve">klist get cifs/&lt;sa&gt;.file.core.windows.net</w:t>
+        <w:t xml:space="preserve">net use Z: \\&lt;sa&gt;.file.core.windows.net\labshare</w:t>
       </w:r>
     </w:p>
     <w:p>
@@ -7411,43 +6960,10 @@
         <w:t xml:space="preserve"> </w:t>
       </w:r>
       <w:r>
-        <w:t xml:space="preserve">the request fails with</w:t>
-      </w:r>
-      <w:r>
-        <w:t xml:space="preserve"> </w:t>
-      </w:r>
-      <w:r>
-        <w:rPr>
-          <w:rStyle w:val="VerbatimChar"/>
-        </w:rPr>
-        <w:t xml:space="preserve">0xc000018b</w:t>
-      </w:r>
-      <w:r>
-        <w:t xml:space="preserve"> </w:t>
-      </w:r>
-      <w:r>
-        <w:t xml:space="preserve">/</w:t>
-      </w:r>
-      <w:r>
-        <w:t xml:space="preserve"> </w:t>
-      </w:r>
-      <w:r>
-        <w:t xml:space="preserve">“</w:t>
-      </w:r>
-      <w:r>
-        <w:t xml:space="preserve">the SAM database does not</w:t>
-      </w:r>
-      <w:r>
-        <w:t xml:space="preserve"> </w:t>
-      </w:r>
-      <w:r>
-        <w:t xml:space="preserve">have a computer account…</w:t>
-      </w:r>
-      <w:r>
-        <w:t xml:space="preserve">”</w:t>
-      </w:r>
-      <w:r>
-        <w:t xml:space="preserve">. Unlike the earlier labs, no ticket is issued at all.</w:t>
+        <w:rPr>
+          <w:rStyle w:val="VerbatimChar"/>
+        </w:rPr>
+        <w:t xml:space="preserve">System error 1396 — The target account name is incorrect.</w:t>
       </w:r>
     </w:p>
     <w:p>
@@ -7458,13 +6974,13 @@
         <w:rPr>
           <w:b/>
         </w:rPr>
-        <w:t xml:space="preserve">Diagnose</w:t>
-      </w:r>
-      <w:r>
-        <w:t xml:space="preserve"> </w:t>
-      </w:r>
-      <w:r>
-        <w:t xml:space="preserve">(DC VM):</w:t>
+        <w:t xml:space="preserve">Diagnose — from evidence, not the error text</w:t>
+      </w:r>
+      <w:r>
+        <w:t xml:space="preserve"> </w:t>
+      </w:r>
+      <w:r>
+        <w:t xml:space="preserve">(Client VM):</w:t>
       </w:r>
     </w:p>
     <w:p>
@@ -7473,9 +6989,21 @@
       </w:pPr>
       <w:r>
         <w:rPr>
-          <w:rStyle w:val="VerbatimChar"/>
-        </w:rPr>
-        <w:t xml:space="preserve">setspn -Q cifs/&lt;sa&gt;.file.core.windows.net</w:t>
+          <w:rStyle w:val="NormalTok"/>
+        </w:rPr>
+        <w:t xml:space="preserve">C:\LabTools\Get-KerberosEvidence.</w:t>
+      </w:r>
+      <w:r>
+        <w:rPr>
+          <w:rStyle w:val="FunctionTok"/>
+        </w:rPr>
+        <w:t xml:space="preserve">ps1</w:t>
+      </w:r>
+      <w:r>
+        <w:rPr>
+          <w:rStyle w:val="NormalTok"/>
+        </w:rPr>
+        <w:t xml:space="preserve"> -StorageAccount &lt;sa&gt;</w:t>
       </w:r>
     </w:p>
     <w:p>
@@ -7483,24 +7011,52 @@
         <w:pStyle w:val="FirstParagraph"/>
       </w:pPr>
       <w:r>
-        <w:t xml:space="preserve">Nothing is returned — no AD object owns that SPN, so the DC can’t issue a</w:t>
-      </w:r>
-      <w:r>
-        <w:t xml:space="preserve"> </w:t>
-      </w:r>
-      <w:r>
-        <w:t xml:space="preserve">ticket.</w:t>
-      </w:r>
-    </w:p>
-    <w:p>
-      <w:pPr>
-        <w:pStyle w:val="BodyText"/>
-      </w:pPr>
-      <w:r>
-        <w:rPr>
-          <w:b/>
-        </w:rPr>
-        <w:t xml:space="preserve">Fix:</w:t>
+        <w:t xml:space="preserve">Open the new</w:t>
+      </w:r>
+      <w:r>
+        <w:t xml:space="preserve"> </w:t>
+      </w:r>
+      <w:r>
+        <w:rPr>
+          <w:rStyle w:val="VerbatimChar"/>
+        </w:rPr>
+        <w:t xml:space="preserve">trace.pcapng</w:t>
+      </w:r>
+      <w:r>
+        <w:t xml:space="preserve"> </w:t>
+      </w:r>
+      <w:r>
+        <w:t xml:space="preserve">with filter</w:t>
+      </w:r>
+      <w:r>
+        <w:t xml:space="preserve"> </w:t>
+      </w:r>
+      <w:r>
+        <w:rPr>
+          <w:rStyle w:val="VerbatimChar"/>
+        </w:rPr>
+        <w:t xml:space="preserve">kerberos || smb2</w:t>
+      </w:r>
+      <w:r>
+        <w:t xml:space="preserve"> </w:t>
+      </w:r>
+      <w:r>
+        <w:t xml:space="preserve">and compare it to</w:t>
+      </w:r>
+      <w:r>
+        <w:t xml:space="preserve"> </w:t>
+      </w:r>
+      <w:r>
+        <w:t xml:space="preserve">your known-good capture.</w:t>
+      </w:r>
+      <w:r>
+        <w:t xml:space="preserve"> </w:t>
+      </w:r>
+      <w:r>
+        <w:rPr>
+          <w:b/>
+        </w:rPr>
+        <w:t xml:space="preserve">Everything is identical until one frame:</w:t>
       </w:r>
     </w:p>
     <w:p>
@@ -7509,21 +7065,18 @@
       </w:pPr>
       <w:r>
         <w:rPr>
-          <w:rStyle w:val="NormalTok"/>
-        </w:rPr>
-        <w:t xml:space="preserve">.\faults\Invoke-Fault.</w:t>
-      </w:r>
-      <w:r>
-        <w:rPr>
-          <w:rStyle w:val="FunctionTok"/>
-        </w:rPr>
-        <w:t xml:space="preserve">ps1</w:t>
-      </w:r>
-      <w:r>
-        <w:rPr>
-          <w:rStyle w:val="NormalTok"/>
-        </w:rPr>
-        <w:t xml:space="preserve"> -ResourceGroupName azfiles-lab -Fault SpnBroken -Repair</w:t>
+          <w:rStyle w:val="VerbatimChar"/>
+        </w:rPr>
+        <w:t xml:space="preserve"> healthy   ... TGS-REP -&gt; Session Setup Request -&gt; Session Setup Response (ok) -&gt; Encrypted SMB3</w:t>
+      </w:r>
+      <w:r>
+        <w:br/>
+      </w:r>
+      <w:r>
+        <w:rPr>
+          <w:rStyle w:val="VerbatimChar"/>
+        </w:rPr>
+        <w:t xml:space="preserve"> this one  ... TGS-REP -&gt; Session Setup Request -&gt; KRB Error: KRB5KRB_AP_ERR_MODIFIED</w:t>
       </w:r>
     </w:p>
     <w:p>
@@ -7531,373 +7084,7 @@
         <w:pStyle w:val="FirstParagraph"/>
       </w:pPr>
       <w:r>
-        <w:t xml:space="preserve">Confirm with</w:t>
-      </w:r>
-      <w:r>
-        <w:t xml:space="preserve"> </w:t>
-      </w:r>
-      <w:r>
-        <w:rPr>
-          <w:rStyle w:val="VerbatimChar"/>
-        </w:rPr>
-        <w:t xml:space="preserve">klist get cifs/&lt;sa&gt;…</w:t>
-      </w:r>
-      <w:r>
-        <w:t xml:space="preserve"> </w:t>
-      </w:r>
-      <w:r>
-        <w:t xml:space="preserve">(ticket issued) and remount.</w:t>
-      </w:r>
-    </w:p>
-    <w:p>
-      <w:pPr>
-        <w:pStyle w:val="BodyText"/>
-      </w:pPr>
-      <w:r>
-        <w:rPr>
-          <w:b/>
-        </w:rPr>
-        <w:t xml:space="preserve">Why:</w:t>
-      </w:r>
-      <w:r>
-        <w:t xml:space="preserve"> </w:t>
-      </w:r>
-      <w:r>
-        <w:t xml:space="preserve">the SPN is how the DC finds the storage service. Missing or duplicate</w:t>
-      </w:r>
-      <w:r>
-        <w:t xml:space="preserve"> </w:t>
-      </w:r>
-      <w:r>
-        <w:t xml:space="preserve">SPNs commonly come from manual joins or multi-forest setups.</w:t>
-      </w:r>
-    </w:p>
-    <w:p>
-      <w:r>
-        <w:pict>
-          <v:rect style="width:0;height:1.5pt" o:hralign="center" o:hrstd="t" o:hr="t"/>
-        </w:pict>
-      </w:r>
-    </w:p>
-    <w:p>
-      <w:pPr>
-        <w:pStyle w:val="Heading1"/>
-      </w:pPr>
-      <w:bookmarkStart w:id="41" w:name="lab-7-two-quick-ones"/>
-      <w:r>
-        <w:t xml:space="preserve">Lab 7 · Two quick ones</w:t>
-      </w:r>
-      <w:bookmarkEnd w:id="41"/>
-    </w:p>
-    <w:p>
-      <w:pPr>
-        <w:pStyle w:val="Heading2"/>
-      </w:pPr>
-      <w:bookmarkStart w:id="42" w:name="a-blocked-port-445"/>
-      <w:r>
-        <w:t xml:space="preserve">7a · Blocked port 445</w:t>
-      </w:r>
-      <w:bookmarkEnd w:id="42"/>
-    </w:p>
-    <w:p>
-      <w:pPr>
-        <w:pStyle w:val="SourceCode"/>
-      </w:pPr>
-      <w:r>
-        <w:rPr>
-          <w:rStyle w:val="NormalTok"/>
-        </w:rPr>
-        <w:t xml:space="preserve">.\faults\Invoke-Fault.</w:t>
-      </w:r>
-      <w:r>
-        <w:rPr>
-          <w:rStyle w:val="FunctionTok"/>
-        </w:rPr>
-        <w:t xml:space="preserve">ps1</w:t>
-      </w:r>
-      <w:r>
-        <w:rPr>
-          <w:rStyle w:val="NormalTok"/>
-        </w:rPr>
-        <w:t xml:space="preserve"> -ResourceGroupName azfiles-lab -Fault Block445</w:t>
-      </w:r>
-    </w:p>
-    <w:p>
-      <w:pPr>
-        <w:pStyle w:val="FirstParagraph"/>
-      </w:pPr>
-      <w:r>
-        <w:t xml:space="preserve">Client VM:</w:t>
-      </w:r>
-    </w:p>
-    <w:p>
-      <w:pPr>
-        <w:pStyle w:val="SourceCode"/>
-      </w:pPr>
-      <w:r>
-        <w:rPr>
-          <w:rStyle w:val="VerbatimChar"/>
-        </w:rPr>
-        <w:t xml:space="preserve">net use Z: \\&lt;sa&gt;.file.core.windows.net\labshare</w:t>
-      </w:r>
-      <w:r>
-        <w:br/>
-      </w:r>
-      <w:r>
-        <w:rPr>
-          <w:rStyle w:val="VerbatimChar"/>
-        </w:rPr>
-        <w:t xml:space="preserve">Test-NetConnection &lt;sa&gt;.file.core.windows.net -Port 445</w:t>
-      </w:r>
-    </w:p>
-    <w:p>
-      <w:pPr>
-        <w:pStyle w:val="FirstParagraph"/>
-      </w:pPr>
-      <w:r>
-        <w:rPr>
-          <w:b/>
-        </w:rPr>
-        <w:t xml:space="preserve">Expected:</w:t>
-      </w:r>
-      <w:r>
-        <w:t xml:space="preserve"> </w:t>
-      </w:r>
-      <w:r>
-        <w:rPr>
-          <w:rStyle w:val="VerbatimChar"/>
-        </w:rPr>
-        <w:t xml:space="preserve">System error 53</w:t>
-      </w:r>
-      <w:r>
-        <w:t xml:space="preserve"> </w:t>
-      </w:r>
-      <w:r>
-        <w:t xml:space="preserve">(or a timeout), and</w:t>
-      </w:r>
-      <w:r>
-        <w:t xml:space="preserve"> </w:t>
-      </w:r>
-      <w:r>
-        <w:rPr>
-          <w:rStyle w:val="VerbatimChar"/>
-        </w:rPr>
-        <w:t xml:space="preserve">TcpTestSucceeded : False</w:t>
-      </w:r>
-      <w:r>
-        <w:t xml:space="preserve">.</w:t>
-      </w:r>
-      <w:r>
-        <w:t xml:space="preserve"> </w:t>
-      </w:r>
-      <w:r>
-        <w:t xml:space="preserve">Fix:</w:t>
-      </w:r>
-      <w:r>
-        <w:t xml:space="preserve"> </w:t>
-      </w:r>
-      <w:r>
-        <w:rPr>
-          <w:rStyle w:val="VerbatimChar"/>
-        </w:rPr>
-        <w:t xml:space="preserve">-Fault Block445 -Repair</w:t>
-      </w:r>
-      <w:r>
-        <w:t xml:space="preserve">.</w:t>
-      </w:r>
-    </w:p>
-    <w:p>
-      <w:pPr>
-        <w:pStyle w:val="BodyText"/>
-      </w:pPr>
-      <w:r>
-        <w:rPr>
-          <w:b/>
-        </w:rPr>
-        <w:t xml:space="preserve">Why:</w:t>
-      </w:r>
-      <w:r>
-        <w:t xml:space="preserve"> </w:t>
-      </w:r>
-      <w:r>
-        <w:t xml:space="preserve">SMB needs outbound TCP 445. ISPs, firewalls, and NSGs often block it;</w:t>
-      </w:r>
-      <w:r>
-        <w:t xml:space="preserve"> </w:t>
-      </w:r>
-      <w:r>
-        <w:t xml:space="preserve">the fix is to open it or use a private endpoint / VPN. (A related but different</w:t>
-      </w:r>
-      <w:r>
-        <w:t xml:space="preserve"> </w:t>
-      </w:r>
-      <w:r>
-        <w:t xml:space="preserve">error, 64, means 445 connects but a proxy/NAT drops the SMB handshake.)</w:t>
-      </w:r>
-    </w:p>
-    <w:p>
-      <w:pPr>
-        <w:pStyle w:val="Heading2"/>
-      </w:pPr>
-      <w:bookmarkStart w:id="43" w:name="b-lost-share-level-access"/>
-      <w:r>
-        <w:t xml:space="preserve">7b · Lost share-level access</w:t>
-      </w:r>
-      <w:bookmarkEnd w:id="43"/>
-    </w:p>
-    <w:p>
-      <w:pPr>
-        <w:pStyle w:val="SourceCode"/>
-      </w:pPr>
-      <w:r>
-        <w:rPr>
-          <w:rStyle w:val="NormalTok"/>
-        </w:rPr>
-        <w:t xml:space="preserve">.\faults\Invoke-Fault.</w:t>
-      </w:r>
-      <w:r>
-        <w:rPr>
-          <w:rStyle w:val="FunctionTok"/>
-        </w:rPr>
-        <w:t xml:space="preserve">ps1</w:t>
-      </w:r>
-      <w:r>
-        <w:rPr>
-          <w:rStyle w:val="NormalTok"/>
-        </w:rPr>
-        <w:t xml:space="preserve"> -ResourceGroupName azfiles-lab -Fault NoShareAccess</w:t>
-      </w:r>
-    </w:p>
-    <w:p>
-      <w:pPr>
-        <w:pStyle w:val="FirstParagraph"/>
-      </w:pPr>
-      <w:r>
-        <w:t xml:space="preserve">Client VM: the</w:t>
-      </w:r>
-      <w:r>
-        <w:t xml:space="preserve"> </w:t>
-      </w:r>
-      <w:r>
-        <w:rPr>
-          <w:rStyle w:val="VerbatimChar"/>
-        </w:rPr>
-        <w:t xml:space="preserve">klist</w:t>
-      </w:r>
-      <w:r>
-        <w:t xml:space="preserve"> </w:t>
-      </w:r>
-      <w:r>
-        <w:t xml:space="preserve">ticket still looks perfect, but:</w:t>
-      </w:r>
-    </w:p>
-    <w:p>
-      <w:pPr>
-        <w:pStyle w:val="SourceCode"/>
-      </w:pPr>
-      <w:r>
-        <w:rPr>
-          <w:rStyle w:val="VerbatimChar"/>
-        </w:rPr>
-        <w:t xml:space="preserve">net use Z: \\&lt;sa&gt;.file.core.windows.net\labshare</w:t>
-      </w:r>
-    </w:p>
-    <w:p>
-      <w:pPr>
-        <w:pStyle w:val="FirstParagraph"/>
-      </w:pPr>
-      <w:r>
-        <w:rPr>
-          <w:b/>
-        </w:rPr>
-        <w:t xml:space="preserve">Expected:</w:t>
-      </w:r>
-      <w:r>
-        <w:t xml:space="preserve"> </w:t>
-      </w:r>
-      <w:r>
-        <w:rPr>
-          <w:rStyle w:val="VerbatimChar"/>
-        </w:rPr>
-        <w:t xml:space="preserve">System error 5 — Access is denied.</w:t>
-      </w:r>
-      <w:r>
-        <w:t xml:space="preserve"> </w:t>
-      </w:r>
-      <w:r>
-        <w:t xml:space="preserve">Fix:</w:t>
-      </w:r>
-      <w:r>
-        <w:t xml:space="preserve"> </w:t>
-      </w:r>
-      <w:r>
-        <w:rPr>
-          <w:rStyle w:val="VerbatimChar"/>
-        </w:rPr>
-        <w:t xml:space="preserve">-Fault NoShareAccess -Repair</w:t>
-      </w:r>
-      <w:r>
-        <w:t xml:space="preserve">.</w:t>
-      </w:r>
-    </w:p>
-    <w:p>
-      <w:pPr>
-        <w:pStyle w:val="BodyText"/>
-      </w:pPr>
-      <w:r>
-        <w:rPr>
-          <w:b/>
-        </w:rPr>
-        <w:t xml:space="preserve">Why:</w:t>
-      </w:r>
-      <w:r>
-        <w:t xml:space="preserve"> </w:t>
-      </w:r>
-      <w:r>
-        <w:t xml:space="preserve">authentication succeeded (valid ticket) but authorization failed — this</w:t>
-      </w:r>
-      <w:r>
-        <w:t xml:space="preserve"> </w:t>
-      </w:r>
-      <w:r>
-        <w:t xml:space="preserve">is the share-level RBAC layer, not Kerberos. Effective access is always the more</w:t>
-      </w:r>
-      <w:r>
-        <w:t xml:space="preserve"> </w:t>
-      </w:r>
-      <w:r>
-        <w:t xml:space="preserve">restrictive of the share-level role and the NTFS permission.</w:t>
-      </w:r>
-    </w:p>
-    <w:p>
-      <w:r>
-        <w:pict>
-          <v:rect style="width:0;height:1.5pt" o:hralign="center" o:hrstd="t" o:hr="t"/>
-        </w:pict>
-      </w:r>
-    </w:p>
-    <w:p>
-      <w:pPr>
-        <w:pStyle w:val="Heading1"/>
-      </w:pPr>
-      <w:bookmarkStart w:id="44" w:name="X388e6b2f4e6dbe7ea8700b7813f407dbdb4d608"/>
-      <w:r>
-        <w:t xml:space="preserve">Optional · Advanced faults (evidence required)</w:t>
-      </w:r>
-      <w:bookmarkEnd w:id="44"/>
-    </w:p>
-    <w:p>
-      <w:pPr>
-        <w:pStyle w:val="FirstParagraph"/>
-      </w:pPr>
-      <w:r>
-        <w:t xml:space="preserve">These three can’t be identified from the error message alone — you need the</w:t>
-      </w:r>
-      <w:r>
-        <w:t xml:space="preserve"> </w:t>
-      </w:r>
-      <w:r>
-        <w:t xml:space="preserve">trace or event 4769. That’s the point.</w:t>
+        <w:t xml:space="preserve">Two details in that error frame are worth more than the rest of the capture:</w:t>
       </w:r>
     </w:p>
     <w:p>
@@ -7910,49 +7097,88 @@
       </w:pPr>
       <w:r>
         <w:rPr>
-          <w:rStyle w:val="VerbatimChar"/>
-          <w:b/>
-        </w:rPr>
-        <w:t xml:space="preserve">-Fault EtypeMismatch</w:t>
-      </w:r>
-      <w:r>
-        <w:t xml:space="preserve"> </w:t>
-      </w:r>
-      <w:r>
-        <w:t xml:space="preserve">— forces an unsupported encryption type on the</w:t>
-      </w:r>
-      <w:r>
-        <w:t xml:space="preserve"> </w:t>
-      </w:r>
-      <w:r>
-        <w:t xml:space="preserve">client. In 4769 you’ll see the request fail with an etype mismatch; on the</w:t>
-      </w:r>
-      <w:r>
-        <w:t xml:space="preserve"> </w:t>
-      </w:r>
-      <w:r>
-        <w:t xml:space="preserve">wire,</w:t>
-      </w:r>
-      <w:r>
-        <w:t xml:space="preserve"> </w:t>
-      </w:r>
-      <w:r>
-        <w:rPr>
-          <w:rStyle w:val="VerbatimChar"/>
-        </w:rPr>
-        <w:t xml:space="preserve">KDC_ERR_ETYPE_NOSUPP</w:t>
-      </w:r>
-      <w:r>
-        <w:t xml:space="preserve"> </w:t>
-      </w:r>
-      <w:r>
-        <w:t xml:space="preserve">in the TGS-REP. Same failure class as the 2026</w:t>
-      </w:r>
-      <w:r>
-        <w:t xml:space="preserve"> </w:t>
-      </w:r>
-      <w:r>
-        <w:t xml:space="preserve">RC4 retirement.</w:t>
+          <w:b/>
+        </w:rPr>
+        <w:t xml:space="preserve">Its Protocol column says</w:t>
+      </w:r>
+      <w:r>
+        <w:rPr>
+          <w:b/>
+        </w:rPr>
+        <w:t xml:space="preserve"> </w:t>
+      </w:r>
+      <w:r>
+        <w:rPr>
+          <w:rStyle w:val="VerbatimChar"/>
+          <w:b/>
+        </w:rPr>
+        <w:t xml:space="preserve">SMB2</w:t>
+      </w:r>
+      <w:r>
+        <w:rPr>
+          <w:b/>
+        </w:rPr>
+        <w:t xml:space="preserve">, and it comes from the storage account, not</w:t>
+      </w:r>
+      <w:r>
+        <w:rPr>
+          <w:b/>
+        </w:rPr>
+        <w:t xml:space="preserve"> </w:t>
+      </w:r>
+      <w:r>
+        <w:rPr>
+          <w:b/>
+        </w:rPr>
+        <w:t xml:space="preserve">the DC.</w:t>
+      </w:r>
+      <w:r>
+        <w:t xml:space="preserve"> </w:t>
+      </w:r>
+      <w:r>
+        <w:t xml:space="preserve">The Kerberos error is carried</w:t>
+      </w:r>
+      <w:r>
+        <w:t xml:space="preserve"> </w:t>
+      </w:r>
+      <w:r>
+        <w:rPr>
+          <w:i/>
+        </w:rPr>
+        <w:t xml:space="preserve">inside</w:t>
+      </w:r>
+      <w:r>
+        <w:t xml:space="preserve"> </w:t>
+      </w:r>
+      <w:r>
+        <w:t xml:space="preserve">the Session Setup response,</w:t>
+      </w:r>
+      <w:r>
+        <w:t xml:space="preserve"> </w:t>
+      </w:r>
+      <w:r>
+        <w:t xml:space="preserve">on port 445. That is the service saying "I could not decrypt your ticket" —</w:t>
+      </w:r>
+      <w:r>
+        <w:t xml:space="preserve"> </w:t>
+      </w:r>
+      <w:r>
+        <w:t xml:space="preserve">and it is exactly why</w:t>
+      </w:r>
+      <w:r>
+        <w:t xml:space="preserve"> </w:t>
+      </w:r>
+      <w:r>
+        <w:rPr>
+          <w:rStyle w:val="VerbatimChar"/>
+        </w:rPr>
+        <w:t xml:space="preserve">Kerberos/Operational</w:t>
+      </w:r>
+      <w:r>
+        <w:t xml:space="preserve"> </w:t>
+      </w:r>
+      <w:r>
+        <w:t xml:space="preserve">on the client stays empty.</w:t>
       </w:r>
     </w:p>
     <w:p>
@@ -7965,146 +7191,1159 @@
       </w:pPr>
       <w:r>
         <w:rPr>
-          <w:rStyle w:val="VerbatimChar"/>
-          <w:b/>
-        </w:rPr>
-        <w:t xml:space="preserve">-Fault ClockSkew</w:t>
-      </w:r>
-      <w:r>
-        <w:t xml:space="preserve"> </w:t>
-      </w:r>
-      <w:r>
-        <w:t xml:space="preserve">— pushes the client clock ~10 minutes off. The mount</w:t>
-      </w:r>
-      <w:r>
-        <w:t xml:space="preserve"> </w:t>
-      </w:r>
-      <w:r>
-        <w:t xml:space="preserve">error is vague; the trace shows</w:t>
-      </w:r>
-      <w:r>
-        <w:t xml:space="preserve"> </w:t>
-      </w:r>
-      <w:r>
-        <w:rPr>
-          <w:rStyle w:val="VerbatimChar"/>
-        </w:rPr>
-        <w:t xml:space="preserve">KRB_AP_ERR_SKEW</w:t>
-      </w:r>
-      <w:r>
-        <w:t xml:space="preserve">. Confirm with</w:t>
-      </w:r>
-      <w:r>
-        <w:t xml:space="preserve"> </w:t>
-      </w:r>
-      <w:r>
-        <w:rPr>
-          <w:rStyle w:val="VerbatimChar"/>
-        </w:rPr>
-        <w:t xml:space="preserve">w32tm /stripchart /computer:azflab-dc /samples:3</w:t>
-      </w:r>
-      <w:r>
-        <w:t xml:space="preserve">. (Kerberos tolerates about</w:t>
-      </w:r>
-      <w:r>
-        <w:t xml:space="preserve"> </w:t>
-      </w:r>
-      <w:r>
-        <w:t xml:space="preserve">5 minutes.)</w:t>
+          <w:b/>
+        </w:rPr>
+        <w:t xml:space="preserve">Right after it, the client asks the DC for the ticket again</w:t>
+      </w:r>
+      <w:r>
+        <w:t xml:space="preserve"> </w:t>
+      </w:r>
+      <w:r>
+        <w:t xml:space="preserve">(TGS-REQ /</w:t>
+      </w:r>
+      <w:r>
+        <w:t xml:space="preserve"> </w:t>
+      </w:r>
+      <w:r>
+        <w:t xml:space="preserve">TGS-REP), tries once more, and fails the same way. The whole cycle repeats</w:t>
+      </w:r>
+      <w:r>
+        <w:t xml:space="preserve"> </w:t>
+      </w:r>
+      <w:r>
+        <w:t xml:space="preserve">every 5–6 seconds.</w:t>
+      </w:r>
+    </w:p>
+    <w:p>
+      <w:pPr>
+        <w:pStyle w:val="FirstParagraph"/>
+      </w:pPr>
+      <w:r>
+        <w:t xml:space="preserve">That second point produces the most counter-intuitive fact in this lab:</w:t>
+      </w:r>
+      <w:r>
+        <w:t xml:space="preserve"> </w:t>
+      </w:r>
+      <w:r>
+        <w:rPr>
+          <w:b/>
+        </w:rPr>
+        <w:t xml:space="preserve">during</w:t>
+      </w:r>
+      <w:r>
+        <w:rPr>
+          <w:b/>
+        </w:rPr>
+        <w:t xml:space="preserve"> </w:t>
+      </w:r>
+      <w:r>
+        <w:rPr>
+          <w:b/>
+        </w:rPr>
+        <w:t xml:space="preserve">a total outage, the DC's 4769 log fills up with SUCCESS.</w:t>
+      </w:r>
+      <w:r>
+        <w:t xml:space="preserve"> </w:t>
+      </w:r>
+      <w:r>
+        <w:t xml:space="preserve">The client keeps</w:t>
+      </w:r>
+      <w:r>
+        <w:t xml:space="preserve"> </w:t>
+      </w:r>
+      <w:r>
+        <w:t xml:space="preserve">asking, and the KDC keeps correctly issuing. If you were looking only at the DC</w:t>
+      </w:r>
+      <w:r>
+        <w:t xml:space="preserve"> </w:t>
+      </w:r>
+      <w:r>
+        <w:t xml:space="preserve">you would conclude everything is fine.</w:t>
+      </w:r>
+    </w:p>
+    <w:p>
+      <w:pPr>
+        <w:pStyle w:val="Heading2"/>
+      </w:pPr>
+      <w:bookmarkStart w:id="41" w:name="X7c628ad821e1fa199b3cc39467da396ce103cb8"/>
+      <w:r>
+        <w:t xml:space="preserve">Open that error frame — the failure is three layers down</w:t>
+      </w:r>
+      <w:bookmarkEnd w:id="41"/>
+    </w:p>
+    <w:p>
+      <w:pPr>
+        <w:pStyle w:val="FirstParagraph"/>
+      </w:pPr>
+      <w:r>
+        <w:t xml:space="preserve">Click the</w:t>
+      </w:r>
+      <w:r>
+        <w:t xml:space="preserve"> </w:t>
+      </w:r>
+      <w:r>
+        <w:rPr>
+          <w:rStyle w:val="VerbatimChar"/>
+        </w:rPr>
+        <w:t xml:space="preserve">KRB Error</w:t>
+      </w:r>
+      <w:r>
+        <w:t xml:space="preserve"> </w:t>
+      </w:r>
+      <w:r>
+        <w:t xml:space="preserve">frame and expand it. Every layer above the Kerberos</w:t>
+      </w:r>
+      <w:r>
+        <w:t xml:space="preserve"> </w:t>
+      </w:r>
+      <w:r>
+        <w:t xml:space="preserve">payload reports something that looks</w:t>
+      </w:r>
+      <w:r>
+        <w:t xml:space="preserve"> </w:t>
+      </w:r>
+      <w:r>
+        <w:rPr>
+          <w:i/>
+        </w:rPr>
+        <w:t xml:space="preserve">fine</w:t>
+      </w:r>
+      <w:r>
+        <w:t xml:space="preserve">:</w:t>
+      </w:r>
+    </w:p>
+    <w:p>
+      <w:pPr>
+        <w:pStyle w:val="SourceCode"/>
+      </w:pPr>
+      <w:r>
+        <w:rPr>
+          <w:rStyle w:val="VerbatimChar"/>
+        </w:rPr>
+        <w:t xml:space="preserve">SMB2 header    NT Status: STATUS_MORE_PROCESSING_REQUIRED (0xc0000016)   normal</w:t>
+      </w:r>
+      <w:r>
+        <w:br/>
+      </w:r>
+      <w:r>
+        <w:rPr>
+          <w:rStyle w:val="VerbatimChar"/>
+        </w:rPr>
+        <w:t xml:space="preserve"> └ SPNEGO      negResult: accept-incomplete                              normal</w:t>
+      </w:r>
+      <w:r>
+        <w:br/>
+      </w:r>
+      <w:r>
+        <w:rPr>
+          <w:rStyle w:val="VerbatimChar"/>
+        </w:rPr>
+        <w:t xml:space="preserve">    └ Kerberos krb5_tok_id: KRB5_ERROR</w:t>
+      </w:r>
+      <w:r>
+        <w:br/>
+      </w:r>
+      <w:r>
+        <w:rPr>
+          <w:rStyle w:val="VerbatimChar"/>
+        </w:rPr>
+        <w:t xml:space="preserve">                error-code: eRR-MODIFIED (41)                            ← the failure</w:t>
+      </w:r>
+      <w:r>
+        <w:br/>
+      </w:r>
+      <w:r>
+        <w:rPr>
+          <w:rStyle w:val="VerbatimChar"/>
+        </w:rPr>
+        <w:t xml:space="preserve">                sname:      &lt;sa&gt;</w:t>
+      </w:r>
+    </w:p>
+    <w:p>
+      <w:pPr>
+        <w:pStyle w:val="FirstParagraph"/>
+      </w:pPr>
+      <w:r>
+        <w:rPr>
+          <w:rStyle w:val="VerbatimChar"/>
+        </w:rPr>
+        <w:t xml:space="preserve">STATUS_MORE_PROCESSING_REQUIRED</w:t>
+      </w:r>
+      <w:r>
+        <w:t xml:space="preserve"> </w:t>
+      </w:r>
+      <w:r>
+        <w:t xml:space="preserve">is the ordinary status for an intermediate</w:t>
+      </w:r>
+      <w:r>
+        <w:t xml:space="preserve"> </w:t>
+      </w:r>
+      <w:r>
+        <w:t xml:space="preserve">Session Setup response, and</w:t>
+      </w:r>
+      <w:r>
+        <w:t xml:space="preserve"> </w:t>
+      </w:r>
+      <w:r>
+        <w:rPr>
+          <w:rStyle w:val="VerbatimChar"/>
+        </w:rPr>
+        <w:t xml:space="preserve">accept-incomplete</w:t>
+      </w:r>
+      <w:r>
+        <w:t xml:space="preserve"> </w:t>
+      </w:r>
+      <w:r>
+        <w:t xml:space="preserve">just means the handshake has more</w:t>
+      </w:r>
+      <w:r>
+        <w:t xml:space="preserve"> </w:t>
+      </w:r>
+      <w:r>
+        <w:t xml:space="preserve">legs to go. The service even allocated a Session Id and set</w:t>
+      </w:r>
+      <w:r>
+        <w:t xml:space="preserve"> </w:t>
+      </w:r>
+      <w:r>
+        <w:rPr>
+          <w:rStyle w:val="VerbatimChar"/>
+        </w:rPr>
+        <w:t xml:space="preserve">Encrypt: True</w:t>
+      </w:r>
+      <w:r>
+        <w:t xml:space="preserve">.</w:t>
+      </w:r>
+    </w:p>
+    <w:p>
+      <w:pPr>
+        <w:pStyle w:val="BodyText"/>
+      </w:pPr>
+      <w:r>
+        <w:rPr>
+          <w:b/>
+        </w:rPr>
+        <w:t xml:space="preserve">So a filter on SMB2 status codes finds nothing here.</w:t>
+      </w:r>
+      <w:r>
+        <w:t xml:space="preserve"> </w:t>
+      </w:r>
+      <w:r>
+        <w:t xml:space="preserve">The rejection only</w:t>
+      </w:r>
+      <w:r>
+        <w:t xml:space="preserve"> </w:t>
+      </w:r>
+      <w:r>
+        <w:t xml:space="preserve">exists inside the security blob. Wireshark digs it out for you and puts it in the</w:t>
+      </w:r>
+      <w:r>
+        <w:t xml:space="preserve"> </w:t>
+      </w:r>
+      <w:r>
+        <w:t xml:space="preserve">Info column — that convenience is the only reason it looked obvious. On a case</w:t>
+      </w:r>
+      <w:r>
+        <w:t xml:space="preserve"> </w:t>
+      </w:r>
+      <w:r>
+        <w:t xml:space="preserve">where someone hands you "no SMB errors in the trace", this is the frame they</w:t>
+      </w:r>
+      <w:r>
+        <w:t xml:space="preserve"> </w:t>
+      </w:r>
+      <w:r>
+        <w:t xml:space="preserve">missed.</w:t>
+      </w:r>
+    </w:p>
+    <w:p>
+      <w:pPr>
+        <w:pStyle w:val="BodyText"/>
+      </w:pPr>
+      <w:r>
+        <w:t xml:space="preserve">The</w:t>
+      </w:r>
+      <w:r>
+        <w:t xml:space="preserve"> </w:t>
+      </w:r>
+      <w:r>
+        <w:rPr>
+          <w:rStyle w:val="VerbatimChar"/>
+        </w:rPr>
+        <w:t xml:space="preserve">sname</w:t>
+      </w:r>
+      <w:r>
+        <w:t xml:space="preserve"> </w:t>
+      </w:r>
+      <w:r>
+        <w:t xml:space="preserve">field is worth a look too: it is the principal the</w:t>
+      </w:r>
+      <w:r>
+        <w:t xml:space="preserve"> </w:t>
+      </w:r>
+      <w:r>
+        <w:rPr>
+          <w:b/>
+        </w:rPr>
+        <w:t xml:space="preserve">service</w:t>
+      </w:r>
+      <w:r>
+        <w:t xml:space="preserve"> </w:t>
+      </w:r>
+      <w:r>
+        <w:t xml:space="preserve">tried</w:t>
+      </w:r>
+      <w:r>
+        <w:t xml:space="preserve"> </w:t>
+      </w:r>
+      <w:r>
+        <w:t xml:space="preserve">to be — your storage account name. The service is telling you</w:t>
+      </w:r>
+      <w:r>
+        <w:t xml:space="preserve"> </w:t>
+      </w:r>
+      <w:r>
+        <w:rPr>
+          <w:i/>
+        </w:rPr>
+        <w:t xml:space="preserve">"I am who you</w:t>
+      </w:r>
+      <w:r>
+        <w:rPr>
+          <w:i/>
+        </w:rPr>
+        <w:t xml:space="preserve"> </w:t>
+      </w:r>
+      <w:r>
+        <w:rPr>
+          <w:i/>
+        </w:rPr>
+        <w:t xml:space="preserve">asked for, and I still could not decrypt this."</w:t>
+      </w:r>
+    </w:p>
+    <w:p>
+      <w:pPr>
+        <w:pStyle w:val="BodyText"/>
+      </w:pPr>
+      <w:r>
+        <w:t xml:space="preserve">Then confirm from the KDC's side, on the</w:t>
+      </w:r>
+      <w:r>
+        <w:t xml:space="preserve"> </w:t>
+      </w:r>
+      <w:r>
+        <w:rPr>
+          <w:b/>
+        </w:rPr>
+        <w:t xml:space="preserve">DC</w:t>
+      </w:r>
+      <w:r>
+        <w:t xml:space="preserve">:</w:t>
+      </w:r>
+    </w:p>
+    <w:p>
+      <w:pPr>
+        <w:pStyle w:val="SourceCode"/>
+      </w:pPr>
+      <w:r>
+        <w:rPr>
+          <w:rStyle w:val="FunctionTok"/>
+        </w:rPr>
+        <w:t xml:space="preserve">Get-WinEvent</w:t>
+      </w:r>
+      <w:r>
+        <w:rPr>
+          <w:rStyle w:val="NormalTok"/>
+        </w:rPr>
+        <w:t xml:space="preserve"> -FilterHashtable @{LogName='Security'; Id=4769} -MaxEvents 3 |</w:t>
+      </w:r>
+      <w:r>
+        <w:br/>
+      </w:r>
+      <w:r>
+        <w:rPr>
+          <w:rStyle w:val="NormalTok"/>
+        </w:rPr>
+        <w:t xml:space="preserve">  </w:t>
+      </w:r>
+      <w:r>
+        <w:rPr>
+          <w:rStyle w:val="FunctionTok"/>
+        </w:rPr>
+        <w:t xml:space="preserve">Format-List</w:t>
+      </w:r>
+      <w:r>
+        <w:rPr>
+          <w:rStyle w:val="NormalTok"/>
+        </w:rPr>
+        <w:t xml:space="preserve"> TimeCreated, Message</w:t>
+      </w:r>
+    </w:p>
+    <w:p>
+      <w:pPr>
+        <w:pStyle w:val="FirstParagraph"/>
+      </w:pPr>
+      <w:r>
+        <w:t xml:space="preserve">Event 4769 shows a</w:t>
+      </w:r>
+      <w:r>
+        <w:t xml:space="preserve"> </w:t>
+      </w:r>
+      <w:r>
+        <w:rPr>
+          <w:b/>
+        </w:rPr>
+        <w:t xml:space="preserve">successful</w:t>
+      </w:r>
+      <w:r>
+        <w:t xml:space="preserve"> </w:t>
+      </w:r>
+      <w:r>
+        <w:t xml:space="preserve">ticket issue for the SPN. That single fact</w:t>
+      </w:r>
+      <w:r>
+        <w:t xml:space="preserve"> </w:t>
+      </w:r>
+      <w:r>
+        <w:t xml:space="preserve">eliminates the DC, the SPN, and the encryption type in one step — the only thing</w:t>
+      </w:r>
+      <w:r>
+        <w:t xml:space="preserve"> </w:t>
+      </w:r>
+      <w:r>
+        <w:t xml:space="preserve">left is the key the</w:t>
+      </w:r>
+      <w:r>
+        <w:t xml:space="preserve"> </w:t>
+      </w:r>
+      <w:r>
+        <w:rPr>
+          <w:i/>
+        </w:rPr>
+        <w:t xml:space="preserve">service</w:t>
+      </w:r>
+      <w:r>
+        <w:t xml:space="preserve"> </w:t>
+      </w:r>
+      <w:r>
+        <w:t xml:space="preserve">uses to decrypt. This is the difference between</w:t>
+      </w:r>
+      <w:r>
+        <w:t xml:space="preserve"> </w:t>
+      </w:r>
+      <w:r>
+        <w:t xml:space="preserve">guessing from an error string and proving it.</w:t>
+      </w:r>
+    </w:p>
+    <w:p>
+      <w:pPr>
+        <w:pStyle w:val="BodyText"/>
+      </w:pPr>
+      <w:r>
+        <w:t xml:space="preserve">Cross-check with the module:</w:t>
+      </w:r>
+    </w:p>
+    <w:p>
+      <w:pPr>
+        <w:pStyle w:val="SourceCode"/>
+      </w:pPr>
+      <w:r>
+        <w:rPr>
+          <w:rStyle w:val="NormalTok"/>
+        </w:rPr>
+        <w:t xml:space="preserve">Debug-AzStorageAccountAuth -StorageAccountName &lt;sa&gt; -ResourceGroupName azfiles-lab -Verbose</w:t>
+      </w:r>
+      <w:r>
+        <w:br/>
+      </w:r>
+      <w:r>
+        <w:rPr>
+          <w:rStyle w:val="CommentTok"/>
+        </w:rPr>
+        <w:t xml:space="preserve"># CheckADObjectPasswordIsCorrect fails</w:t>
+      </w:r>
+    </w:p>
+    <w:p>
+      <w:pPr>
+        <w:pStyle w:val="FirstParagraph"/>
+      </w:pPr>
+      <w:r>
+        <w:rPr>
+          <w:b/>
+        </w:rPr>
+        <w:t xml:space="preserve">Fix</w:t>
+      </w:r>
+      <w:r>
+        <w:t xml:space="preserve"> </w:t>
+      </w:r>
+      <w:r>
+        <w:t xml:space="preserve">(PowerShell window):</w:t>
+      </w:r>
+    </w:p>
+    <w:p>
+      <w:pPr>
+        <w:pStyle w:val="SourceCode"/>
+      </w:pPr>
+      <w:r>
+        <w:rPr>
+          <w:rStyle w:val="NormalTok"/>
+        </w:rPr>
+        <w:t xml:space="preserve">.\faults\Invoke-Fault.</w:t>
+      </w:r>
+      <w:r>
+        <w:rPr>
+          <w:rStyle w:val="FunctionTok"/>
+        </w:rPr>
+        <w:t xml:space="preserve">ps1</w:t>
+      </w:r>
+      <w:r>
+        <w:rPr>
+          <w:rStyle w:val="NormalTok"/>
+        </w:rPr>
+        <w:t xml:space="preserve"> -ResourceGroupName azfiles-lab -Fault PasswordMismatch -Repair</w:t>
+      </w:r>
+    </w:p>
+    <w:p>
+      <w:pPr>
+        <w:pStyle w:val="FirstParagraph"/>
+      </w:pPr>
+      <w:r>
+        <w:t xml:space="preserve">Then on the Client VM:</w:t>
+      </w:r>
+      <w:r>
+        <w:t xml:space="preserve"> </w:t>
+      </w:r>
+      <w:r>
+        <w:rPr>
+          <w:rStyle w:val="VerbatimChar"/>
+        </w:rPr>
+        <w:t xml:space="preserve">klist purge</w:t>
+      </w:r>
+      <w:r>
+        <w:t xml:space="preserve"> </w:t>
+      </w:r>
+      <w:r>
+        <w:t xml:space="preserve">and mount again — it succeeds.</w:t>
+      </w:r>
+    </w:p>
+    <w:p>
+      <w:pPr>
+        <w:pStyle w:val="BodyText"/>
+      </w:pPr>
+      <w:r>
+        <w:rPr>
+          <w:b/>
+        </w:rPr>
+        <w:t xml:space="preserve">Why:</w:t>
+      </w:r>
+      <w:r>
+        <w:t xml:space="preserve"> </w:t>
+      </w:r>
+      <w:r>
+        <w:t xml:space="preserve">in production the same fix is</w:t>
+      </w:r>
+      <w:r>
+        <w:t xml:space="preserve"> </w:t>
+      </w:r>
+      <w:r>
+        <w:rPr>
+          <w:rStyle w:val="VerbatimChar"/>
+        </w:rPr>
+        <w:t xml:space="preserve">Update-AzStorageAccountADObjectPassword</w:t>
+      </w:r>
+      <w:r>
+        <w:t xml:space="preserve"> </w:t>
+      </w:r>
+      <w:r>
+        <w:t xml:space="preserve">(a storage account keeps two kerb</w:t>
+      </w:r>
+      <w:r>
+        <w:t xml:space="preserve"> </w:t>
+      </w:r>
+      <w:r>
+        <w:t xml:space="preserve">keys, kerb1/kerb2, and you rotate between them).</w:t>
+      </w:r>
+    </w:p>
+    <w:p>
+      <w:r>
+        <w:pict>
+          <v:rect style="width:0;height:1.5pt" o:hralign="center" o:hrstd="t" o:hr="t"/>
+        </w:pict>
+      </w:r>
+    </w:p>
+    <w:p>
+      <w:pPr>
+        <w:pStyle w:val="Heading1"/>
+      </w:pPr>
+      <w:bookmarkStart w:id="42" w:name="lab-6--fix-a-broken-spn-error-0xc000018b"/>
+      <w:r>
+        <w:t xml:space="preserve">Lab 6 · Fix a broken SPN (error 0xc000018b)</w:t>
+      </w:r>
+      <w:bookmarkEnd w:id="42"/>
+    </w:p>
+    <w:p>
+      <w:pPr>
+        <w:pStyle w:val="FirstParagraph"/>
+      </w:pPr>
+      <w:r>
+        <w:rPr>
+          <w:b/>
+        </w:rPr>
+        <w:t xml:space="preserve">Break it:</w:t>
+      </w:r>
+    </w:p>
+    <w:p>
+      <w:pPr>
+        <w:pStyle w:val="SourceCode"/>
+      </w:pPr>
+      <w:r>
+        <w:rPr>
+          <w:rStyle w:val="NormalTok"/>
+        </w:rPr>
+        <w:t xml:space="preserve">.\faults\Invoke-Fault.</w:t>
+      </w:r>
+      <w:r>
+        <w:rPr>
+          <w:rStyle w:val="FunctionTok"/>
+        </w:rPr>
+        <w:t xml:space="preserve">ps1</w:t>
+      </w:r>
+      <w:r>
+        <w:rPr>
+          <w:rStyle w:val="NormalTok"/>
+        </w:rPr>
+        <w:t xml:space="preserve"> -ResourceGroupName azfiles-lab -Fault SpnBroken</w:t>
+      </w:r>
+    </w:p>
+    <w:p>
+      <w:pPr>
+        <w:pStyle w:val="FirstParagraph"/>
+      </w:pPr>
+      <w:r>
+        <w:rPr>
+          <w:b/>
+        </w:rPr>
+        <w:t xml:space="preserve">Reproduce</w:t>
+      </w:r>
+      <w:r>
+        <w:t xml:space="preserve"> </w:t>
+      </w:r>
+      <w:r>
+        <w:t xml:space="preserve">(Client VM):</w:t>
+      </w:r>
+    </w:p>
+    <w:p>
+      <w:pPr>
+        <w:pStyle w:val="SourceCode"/>
+      </w:pPr>
+      <w:r>
+        <w:rPr>
+          <w:rStyle w:val="VerbatimChar"/>
+        </w:rPr>
+        <w:t xml:space="preserve">klist purge</w:t>
+      </w:r>
+      <w:r>
+        <w:br/>
+      </w:r>
+      <w:r>
+        <w:rPr>
+          <w:rStyle w:val="VerbatimChar"/>
+        </w:rPr>
+        <w:t xml:space="preserve">klist get cifs/&lt;sa&gt;.file.core.windows.net</w:t>
+      </w:r>
+    </w:p>
+    <w:p>
+      <w:pPr>
+        <w:pStyle w:val="FirstParagraph"/>
+      </w:pPr>
+      <w:r>
+        <w:rPr>
+          <w:b/>
+        </w:rPr>
+        <w:t xml:space="preserve">Expected:</w:t>
+      </w:r>
+      <w:r>
+        <w:t xml:space="preserve"> </w:t>
+      </w:r>
+      <w:r>
+        <w:t xml:space="preserve">the request fails with</w:t>
+      </w:r>
+      <w:r>
+        <w:t xml:space="preserve"> </w:t>
+      </w:r>
+      <w:r>
+        <w:rPr>
+          <w:rStyle w:val="VerbatimChar"/>
+        </w:rPr>
+        <w:t xml:space="preserve">0xc000018b</w:t>
+      </w:r>
+      <w:r>
+        <w:t xml:space="preserve"> </w:t>
+      </w:r>
+      <w:r>
+        <w:t xml:space="preserve">/ "the SAM database does not</w:t>
+      </w:r>
+      <w:r>
+        <w:t xml:space="preserve"> </w:t>
+      </w:r>
+      <w:r>
+        <w:t xml:space="preserve">have a computer account…". Unlike the earlier labs, no ticket is issued at all.</w:t>
+      </w:r>
+    </w:p>
+    <w:p>
+      <w:pPr>
+        <w:pStyle w:val="BodyText"/>
+      </w:pPr>
+      <w:r>
+        <w:rPr>
+          <w:b/>
+        </w:rPr>
+        <w:t xml:space="preserve">Diagnose</w:t>
+      </w:r>
+      <w:r>
+        <w:t xml:space="preserve"> </w:t>
+      </w:r>
+      <w:r>
+        <w:t xml:space="preserve">(DC VM):</w:t>
+      </w:r>
+    </w:p>
+    <w:p>
+      <w:pPr>
+        <w:pStyle w:val="SourceCode"/>
+      </w:pPr>
+      <w:r>
+        <w:rPr>
+          <w:rStyle w:val="VerbatimChar"/>
+        </w:rPr>
+        <w:t xml:space="preserve">setspn -Q cifs/&lt;sa&gt;.file.core.windows.net</w:t>
+      </w:r>
+    </w:p>
+    <w:p>
+      <w:pPr>
+        <w:pStyle w:val="FirstParagraph"/>
+      </w:pPr>
+      <w:r>
+        <w:t xml:space="preserve">Nothing is returned — no AD object owns that SPN, so the DC can't issue a</w:t>
+      </w:r>
+      <w:r>
+        <w:t xml:space="preserve"> </w:t>
+      </w:r>
+      <w:r>
+        <w:t xml:space="preserve">ticket.</w:t>
+      </w:r>
+    </w:p>
+    <w:p>
+      <w:pPr>
+        <w:pStyle w:val="BodyText"/>
+      </w:pPr>
+      <w:r>
+        <w:rPr>
+          <w:b/>
+        </w:rPr>
+        <w:t xml:space="preserve">Fix:</w:t>
+      </w:r>
+    </w:p>
+    <w:p>
+      <w:pPr>
+        <w:pStyle w:val="SourceCode"/>
+      </w:pPr>
+      <w:r>
+        <w:rPr>
+          <w:rStyle w:val="NormalTok"/>
+        </w:rPr>
+        <w:t xml:space="preserve">.\faults\Invoke-Fault.</w:t>
+      </w:r>
+      <w:r>
+        <w:rPr>
+          <w:rStyle w:val="FunctionTok"/>
+        </w:rPr>
+        <w:t xml:space="preserve">ps1</w:t>
+      </w:r>
+      <w:r>
+        <w:rPr>
+          <w:rStyle w:val="NormalTok"/>
+        </w:rPr>
+        <w:t xml:space="preserve"> -ResourceGroupName azfiles-lab -Fault SpnBroken -Repair</w:t>
+      </w:r>
+    </w:p>
+    <w:p>
+      <w:pPr>
+        <w:pStyle w:val="FirstParagraph"/>
+      </w:pPr>
+      <w:r>
+        <w:t xml:space="preserve">Confirm with</w:t>
+      </w:r>
+      <w:r>
+        <w:t xml:space="preserve"> </w:t>
+      </w:r>
+      <w:r>
+        <w:rPr>
+          <w:rStyle w:val="VerbatimChar"/>
+        </w:rPr>
+        <w:t xml:space="preserve">klist get cifs/&lt;sa&gt;…</w:t>
+      </w:r>
+      <w:r>
+        <w:t xml:space="preserve"> </w:t>
+      </w:r>
+      <w:r>
+        <w:t xml:space="preserve">(ticket issued) and remount.</w:t>
+      </w:r>
+    </w:p>
+    <w:p>
+      <w:pPr>
+        <w:pStyle w:val="BodyText"/>
+      </w:pPr>
+      <w:r>
+        <w:rPr>
+          <w:b/>
+        </w:rPr>
+        <w:t xml:space="preserve">Why:</w:t>
+      </w:r>
+      <w:r>
+        <w:t xml:space="preserve"> </w:t>
+      </w:r>
+      <w:r>
+        <w:t xml:space="preserve">the SPN is how the DC finds the storage service. Missing or duplicate</w:t>
+      </w:r>
+      <w:r>
+        <w:t xml:space="preserve"> </w:t>
+      </w:r>
+      <w:r>
+        <w:t xml:space="preserve">SPNs commonly come from manual joins or multi-forest setups.</w:t>
+      </w:r>
+    </w:p>
+    <w:p>
+      <w:r>
+        <w:pict>
+          <v:rect style="width:0;height:1.5pt" o:hralign="center" o:hrstd="t" o:hr="t"/>
+        </w:pict>
+      </w:r>
+    </w:p>
+    <w:p>
+      <w:pPr>
+        <w:pStyle w:val="Heading1"/>
+      </w:pPr>
+      <w:bookmarkStart w:id="43" w:name="lab-7--two-quick-ones"/>
+      <w:r>
+        <w:t xml:space="preserve">Lab 7 · Two quick ones</w:t>
+      </w:r>
+      <w:bookmarkEnd w:id="43"/>
+    </w:p>
+    <w:p>
+      <w:pPr>
+        <w:pStyle w:val="Heading2"/>
+      </w:pPr>
+      <w:bookmarkStart w:id="44" w:name="X1b9ad3e40aea20380f31d9e9029685059c95cf8"/>
+      <w:r>
+        <w:t xml:space="preserve">7a · Blocked port 445</w:t>
+      </w:r>
+      <w:bookmarkEnd w:id="44"/>
+    </w:p>
+    <w:p>
+      <w:pPr>
+        <w:pStyle w:val="SourceCode"/>
+      </w:pPr>
+      <w:r>
+        <w:rPr>
+          <w:rStyle w:val="NormalTok"/>
+        </w:rPr>
+        <w:t xml:space="preserve">.\faults\Invoke-Fault.</w:t>
+      </w:r>
+      <w:r>
+        <w:rPr>
+          <w:rStyle w:val="FunctionTok"/>
+        </w:rPr>
+        <w:t xml:space="preserve">ps1</w:t>
+      </w:r>
+      <w:r>
+        <w:rPr>
+          <w:rStyle w:val="NormalTok"/>
+        </w:rPr>
+        <w:t xml:space="preserve"> -ResourceGroupName azfiles-lab -Fault Block445</w:t>
+      </w:r>
+    </w:p>
+    <w:p>
+      <w:pPr>
+        <w:pStyle w:val="FirstParagraph"/>
+      </w:pPr>
+      <w:r>
+        <w:t xml:space="preserve">Client VM:</w:t>
+      </w:r>
+    </w:p>
+    <w:p>
+      <w:pPr>
+        <w:pStyle w:val="SourceCode"/>
+      </w:pPr>
+      <w:r>
+        <w:rPr>
+          <w:rStyle w:val="VerbatimChar"/>
+        </w:rPr>
+        <w:t xml:space="preserve">net use Z: \\&lt;sa&gt;.file.core.windows.net\labshare</w:t>
+      </w:r>
+      <w:r>
+        <w:br/>
+      </w:r>
+      <w:r>
+        <w:rPr>
+          <w:rStyle w:val="VerbatimChar"/>
+        </w:rPr>
+        <w:t xml:space="preserve">Test-NetConnection &lt;sa&gt;.file.core.windows.net -Port 445</w:t>
+      </w:r>
+    </w:p>
+    <w:p>
+      <w:pPr>
+        <w:pStyle w:val="FirstParagraph"/>
+      </w:pPr>
+      <w:r>
+        <w:rPr>
+          <w:b/>
+        </w:rPr>
+        <w:t xml:space="preserve">Expected:</w:t>
+      </w:r>
+      <w:r>
+        <w:t xml:space="preserve"> </w:t>
+      </w:r>
+      <w:r>
+        <w:rPr>
+          <w:rStyle w:val="VerbatimChar"/>
+        </w:rPr>
+        <w:t xml:space="preserve">System error 53</w:t>
+      </w:r>
+      <w:r>
+        <w:t xml:space="preserve"> </w:t>
+      </w:r>
+      <w:r>
+        <w:t xml:space="preserve">(or a timeout), and</w:t>
+      </w:r>
+      <w:r>
+        <w:t xml:space="preserve"> </w:t>
+      </w:r>
+      <w:r>
+        <w:rPr>
+          <w:rStyle w:val="VerbatimChar"/>
+        </w:rPr>
+        <w:t xml:space="preserve">TcpTestSucceeded : False</w:t>
+      </w:r>
+      <w:r>
+        <w:t xml:space="preserve">.</w:t>
+      </w:r>
+      <w:r>
+        <w:t xml:space="preserve"> </w:t>
+      </w:r>
+      <w:r>
+        <w:t xml:space="preserve">Fix:</w:t>
+      </w:r>
+      <w:r>
+        <w:t xml:space="preserve"> </w:t>
+      </w:r>
+      <w:r>
+        <w:rPr>
+          <w:rStyle w:val="VerbatimChar"/>
+        </w:rPr>
+        <w:t xml:space="preserve">-Fault Block445 -Repair</w:t>
+      </w:r>
+      <w:r>
+        <w:t xml:space="preserve">.</w:t>
+      </w:r>
+    </w:p>
+    <w:p>
+      <w:pPr>
+        <w:pStyle w:val="BodyText"/>
+      </w:pPr>
+      <w:r>
+        <w:rPr>
+          <w:b/>
+        </w:rPr>
+        <w:t xml:space="preserve">Why:</w:t>
+      </w:r>
+      <w:r>
+        <w:t xml:space="preserve"> </w:t>
+      </w:r>
+      <w:r>
+        <w:t xml:space="preserve">SMB needs outbound TCP 445. ISPs, firewalls, and NSGs often block it;</w:t>
+      </w:r>
+      <w:r>
+        <w:t xml:space="preserve"> </w:t>
+      </w:r>
+      <w:r>
+        <w:t xml:space="preserve">the fix is to open it or use a private endpoint / VPN. (A related but different</w:t>
+      </w:r>
+      <w:r>
+        <w:t xml:space="preserve"> </w:t>
+      </w:r>
+      <w:r>
+        <w:t xml:space="preserve">error, 64, means 445 connects but a proxy/NAT drops the SMB handshake.)</w:t>
+      </w:r>
+    </w:p>
+    <w:p>
+      <w:pPr>
+        <w:pStyle w:val="Heading2"/>
+      </w:pPr>
+      <w:bookmarkStart w:id="45" w:name="X0e615f9a0e937bf382ff94c52c908de4e624cf8"/>
+      <w:r>
+        <w:t xml:space="preserve">7b · Lost share-level access</w:t>
+      </w:r>
+      <w:bookmarkEnd w:id="45"/>
+    </w:p>
+    <w:p>
+      <w:pPr>
+        <w:pStyle w:val="SourceCode"/>
+      </w:pPr>
+      <w:r>
+        <w:rPr>
+          <w:rStyle w:val="NormalTok"/>
+        </w:rPr>
+        <w:t xml:space="preserve">.\faults\Invoke-Fault.</w:t>
+      </w:r>
+      <w:r>
+        <w:rPr>
+          <w:rStyle w:val="FunctionTok"/>
+        </w:rPr>
+        <w:t xml:space="preserve">ps1</w:t>
+      </w:r>
+      <w:r>
+        <w:rPr>
+          <w:rStyle w:val="NormalTok"/>
+        </w:rPr>
+        <w:t xml:space="preserve"> -ResourceGroupName azfiles-lab -Fault NoShareAccess</w:t>
+      </w:r>
+    </w:p>
+    <w:p>
+      <w:pPr>
+        <w:pStyle w:val="FirstParagraph"/>
+      </w:pPr>
+      <w:r>
+        <w:t xml:space="preserve">Client VM: the</w:t>
+      </w:r>
+      <w:r>
+        <w:t xml:space="preserve"> </w:t>
+      </w:r>
+      <w:r>
+        <w:rPr>
+          <w:rStyle w:val="VerbatimChar"/>
+        </w:rPr>
+        <w:t xml:space="preserve">klist</w:t>
+      </w:r>
+      <w:r>
+        <w:t xml:space="preserve"> </w:t>
+      </w:r>
+      <w:r>
+        <w:t xml:space="preserve">ticket still looks perfect, but:</w:t>
+      </w:r>
+    </w:p>
+    <w:p>
+      <w:pPr>
+        <w:pStyle w:val="SourceCode"/>
+      </w:pPr>
+      <w:r>
+        <w:rPr>
+          <w:rStyle w:val="VerbatimChar"/>
+        </w:rPr>
+        <w:t xml:space="preserve">net use Z: \\&lt;sa&gt;.file.core.windows.net\labshare</w:t>
+      </w:r>
+    </w:p>
+    <w:p>
+      <w:pPr>
+        <w:pStyle w:val="FirstParagraph"/>
+      </w:pPr>
+      <w:r>
+        <w:rPr>
+          <w:b/>
+        </w:rPr>
+        <w:t xml:space="preserve">Expected:</w:t>
+      </w:r>
+      <w:r>
+        <w:t xml:space="preserve"> </w:t>
+      </w:r>
+      <w:r>
+        <w:rPr>
+          <w:rStyle w:val="VerbatimChar"/>
+        </w:rPr>
+        <w:t xml:space="preserve">System error 5 — Access is denied.</w:t>
+      </w:r>
+      <w:r>
+        <w:t xml:space="preserve"> </w:t>
+      </w:r>
+      <w:r>
+        <w:t xml:space="preserve">Fix:</w:t>
+      </w:r>
+      <w:r>
+        <w:t xml:space="preserve"> </w:t>
+      </w:r>
+      <w:r>
+        <w:rPr>
+          <w:rStyle w:val="VerbatimChar"/>
+        </w:rPr>
+        <w:t xml:space="preserve">-Fault NoShareAccess -Repair</w:t>
+      </w:r>
+      <w:r>
+        <w:t xml:space="preserve">.</w:t>
+      </w:r>
+    </w:p>
+    <w:p>
+      <w:pPr>
+        <w:pStyle w:val="BodyText"/>
+      </w:pPr>
+      <w:r>
+        <w:rPr>
+          <w:b/>
+        </w:rPr>
+        <w:t xml:space="preserve">Why:</w:t>
+      </w:r>
+      <w:r>
+        <w:t xml:space="preserve"> </w:t>
+      </w:r>
+      <w:r>
+        <w:t xml:space="preserve">authentication succeeded (valid ticket) but authorization failed — this</w:t>
+      </w:r>
+      <w:r>
+        <w:t xml:space="preserve"> </w:t>
+      </w:r>
+      <w:r>
+        <w:t xml:space="preserve">is the share-level RBAC layer, not Kerberos. Effective access is always the more</w:t>
+      </w:r>
+      <w:r>
+        <w:t xml:space="preserve"> </w:t>
+      </w:r>
+      <w:r>
+        <w:t xml:space="preserve">restrictive of the share-level role and the NTFS permission.</w:t>
+      </w:r>
+    </w:p>
+    <w:p>
+      <w:r>
+        <w:pict>
+          <v:rect style="width:0;height:1.5pt" o:hralign="center" o:hrstd="t" o:hr="t"/>
+        </w:pict>
+      </w:r>
+    </w:p>
+    <w:p>
+      <w:pPr>
+        <w:pStyle w:val="Heading1"/>
+      </w:pPr>
+      <w:bookmarkStart w:id="46" w:name="X88a1ef2f971aad6b6f7e860123a13b703cafd9c"/>
+      <w:r>
+        <w:t xml:space="preserve">Optional · Advanced faults (evidence required)</w:t>
+      </w:r>
+      <w:bookmarkEnd w:id="46"/>
+    </w:p>
+    <w:p>
+      <w:pPr>
+        <w:pStyle w:val="FirstParagraph"/>
+      </w:pPr>
+      <w:r>
+        <w:t xml:space="preserve">These three can't be identified from the error message alone — you need the</w:t>
+      </w:r>
+      <w:r>
+        <w:t xml:space="preserve"> </w:t>
+      </w:r>
+      <w:r>
+        <w:t xml:space="preserve">trace or event 4769. That's the point.</w:t>
       </w:r>
     </w:p>
     <w:p>
       <w:pPr>
         <w:numPr>
           <w:ilvl w:val="0"/>
-          <w:numId w:val="1007"/>
-        </w:numPr>
-        <w:pStyle w:val="Compact"/>
-      </w:pPr>
-      <w:r>
-        <w:rPr>
-          <w:rStyle w:val="VerbatimChar"/>
-          <w:b/>
-        </w:rPr>
-        <w:t xml:space="preserve">-Fault DuplicateSpn</w:t>
-      </w:r>
-      <w:r>
-        <w:t xml:space="preserve"> </w:t>
-      </w:r>
-      <w:r>
-        <w:t xml:space="preserve">— the</w:t>
-      </w:r>
-      <w:r>
-        <w:t xml:space="preserve"> </w:t>
-      </w:r>
-      <w:r>
-        <w:t xml:space="preserve">“</w:t>
-      </w:r>
-      <w:r>
-        <w:t xml:space="preserve">ghost object</w:t>
-      </w:r>
-      <w:r>
-        <w:t xml:space="preserve">”</w:t>
-      </w:r>
-      <w:r>
-        <w:t xml:space="preserve">: registers the storage SPN on a</w:t>
-      </w:r>
-      <w:r>
-        <w:t xml:space="preserve"> </w:t>
-      </w:r>
-      <w:r>
-        <w:t xml:space="preserve">second AD object. A share that worked yesterday breaks with no config change</w:t>
-      </w:r>
-      <w:r>
-        <w:t xml:space="preserve"> </w:t>
-      </w:r>
-      <w:r>
-        <w:t xml:space="preserve">on the storage account at all — the KDC matches the ghost and encrypts the</w:t>
-      </w:r>
-      <w:r>
-        <w:t xml:space="preserve"> </w:t>
-      </w:r>
-      <w:r>
-        <w:t xml:space="preserve">ticket with the</w:t>
-      </w:r>
-      <w:r>
-        <w:t xml:space="preserve"> </w:t>
-      </w:r>
-      <w:r>
-        <w:rPr>
-          <w:i/>
-        </w:rPr>
-        <w:t xml:space="preserve">wrong account’s</w:t>
-      </w:r>
-      <w:r>
-        <w:t xml:space="preserve"> </w:t>
-      </w:r>
-      <w:r>
-        <w:t xml:space="preserve">key (→ 1396 at the service), or, if the</w:t>
-      </w:r>
-      <w:r>
-        <w:t xml:space="preserve"> </w:t>
-      </w:r>
-      <w:r>
-        <w:t xml:space="preserve">ghost has no usable key, returns</w:t>
-      </w:r>
-      <w:r>
-        <w:t xml:space="preserve"> </w:t>
-      </w:r>
-      <w:r>
-        <w:rPr>
-          <w:rStyle w:val="VerbatimChar"/>
-        </w:rPr>
-        <w:t xml:space="preserve">ETYPE_NOSUPP</w:t>
-      </w:r>
-      <w:r>
-        <w:t xml:space="preserve">. Diagnosis order:</w:t>
-      </w:r>
-    </w:p>
-    <w:p>
-      <w:pPr>
-        <w:numPr>
-          <w:ilvl w:val="1"/>
           <w:numId w:val="1008"/>
         </w:numPr>
         <w:pStyle w:val="Compact"/>
@@ -8112,67 +8351,253 @@
       <w:r>
         <w:rPr>
           <w:rStyle w:val="VerbatimChar"/>
-        </w:rPr>
-        <w:t xml:space="preserve">setspn -X</w:t>
-      </w:r>
-      <w:r>
-        <w:t xml:space="preserve"> </w:t>
-      </w:r>
-      <w:r>
-        <w:t xml:space="preserve">(or</w:t>
-      </w:r>
-      <w:r>
-        <w:t xml:space="preserve"> </w:t>
-      </w:r>
-      <w:r>
-        <w:rPr>
-          <w:rStyle w:val="VerbatimChar"/>
-        </w:rPr>
-        <w:t xml:space="preserve">-F -Q cifs/&lt;sa&gt;...</w:t>
-      </w:r>
-      <w:r>
-        <w:t xml:space="preserve">) to look for duplicates — but know its</w:t>
-      </w:r>
-      <w:r>
-        <w:t xml:space="preserve"> </w:t>
-      </w:r>
-      <w:r>
-        <w:t xml:space="preserve">limit: these query the</w:t>
-      </w:r>
-      <w:r>
-        <w:t xml:space="preserve"> </w:t>
-      </w:r>
-      <w:r>
-        <w:rPr>
-          <w:b/>
-        </w:rPr>
-        <w:t xml:space="preserve">GC</w:t>
-      </w:r>
-      <w:r>
-        <w:t xml:space="preserve">, so a ghost that exists only in one DC’s local</w:t>
-      </w:r>
-      <w:r>
-        <w:t xml:space="preserve"> </w:t>
-      </w:r>
-      <w:r>
-        <w:t xml:space="preserve">domain partition (lingering object) or in another domain of the forest can</w:t>
-      </w:r>
-      <w:r>
-        <w:t xml:space="preserve"> </w:t>
-      </w:r>
-      <w:r>
-        <w:t xml:space="preserve">hide from it.</w:t>
+          <w:b/>
+        </w:rPr>
+        <w:t xml:space="preserve">-Fault EtypeMismatch</w:t>
+      </w:r>
+      <w:r>
+        <w:t xml:space="preserve"> </w:t>
+      </w:r>
+      <w:r>
+        <w:t xml:space="preserve">— forces an unsupported encryption type on the</w:t>
+      </w:r>
+      <w:r>
+        <w:t xml:space="preserve"> </w:t>
+      </w:r>
+      <w:r>
+        <w:t xml:space="preserve">client. In 4769 you'll see the request fail with an etype mismatch; on the</w:t>
+      </w:r>
+      <w:r>
+        <w:t xml:space="preserve"> </w:t>
+      </w:r>
+      <w:r>
+        <w:t xml:space="preserve">wire,</w:t>
+      </w:r>
+      <w:r>
+        <w:t xml:space="preserve"> </w:t>
+      </w:r>
+      <w:r>
+        <w:rPr>
+          <w:rStyle w:val="VerbatimChar"/>
+        </w:rPr>
+        <w:t xml:space="preserve">KDC_ERR_ETYPE_NOSUPP</w:t>
+      </w:r>
+      <w:r>
+        <w:t xml:space="preserve"> </w:t>
+      </w:r>
+      <w:r>
+        <w:t xml:space="preserve">in the TGS-REP. Same failure class as the 2026</w:t>
+      </w:r>
+      <w:r>
+        <w:t xml:space="preserve"> </w:t>
+      </w:r>
+      <w:r>
+        <w:t xml:space="preserve">RC4 retirement.</w:t>
       </w:r>
     </w:p>
     <w:p>
       <w:pPr>
         <w:numPr>
-          <w:ilvl w:val="1"/>
+          <w:ilvl w:val="0"/>
           <w:numId w:val="1008"/>
         </w:numPr>
         <w:pStyle w:val="Compact"/>
       </w:pPr>
       <w:r>
+        <w:rPr>
+          <w:rStyle w:val="VerbatimChar"/>
+          <w:b/>
+        </w:rPr>
+        <w:t xml:space="preserve">-Fault ClockSkew</w:t>
+      </w:r>
+      <w:r>
+        <w:t xml:space="preserve"> </w:t>
+      </w:r>
+      <w:r>
+        <w:t xml:space="preserve">— pushes the client clock ~10 minutes off. The mount</w:t>
+      </w:r>
+      <w:r>
+        <w:t xml:space="preserve"> </w:t>
+      </w:r>
+      <w:r>
+        <w:t xml:space="preserve">error is vague; the trace shows</w:t>
+      </w:r>
+      <w:r>
+        <w:t xml:space="preserve"> </w:t>
+      </w:r>
+      <w:r>
+        <w:rPr>
+          <w:rStyle w:val="VerbatimChar"/>
+        </w:rPr>
+        <w:t xml:space="preserve">KRB_AP_ERR_SKEW</w:t>
+      </w:r>
+      <w:r>
+        <w:t xml:space="preserve">. Confirm with</w:t>
+      </w:r>
+      <w:r>
+        <w:t xml:space="preserve"> </w:t>
+      </w:r>
+      <w:r>
+        <w:rPr>
+          <w:rStyle w:val="VerbatimChar"/>
+        </w:rPr>
+        <w:t xml:space="preserve">w32tm /stripchart /computer:azflab-dc /samples:3</w:t>
+      </w:r>
+      <w:r>
+        <w:t xml:space="preserve">. (Kerberos tolerates about</w:t>
+      </w:r>
+      <w:r>
+        <w:t xml:space="preserve"> </w:t>
+      </w:r>
+      <w:r>
+        <w:t xml:space="preserve">5 minutes.)</w:t>
+      </w:r>
+    </w:p>
+    <w:p>
+      <w:pPr>
+        <w:numPr>
+          <w:ilvl w:val="0"/>
+          <w:numId w:val="1008"/>
+        </w:numPr>
+        <w:pStyle w:val="Compact"/>
+      </w:pPr>
+      <w:r>
+        <w:rPr>
+          <w:rStyle w:val="VerbatimChar"/>
+          <w:b/>
+        </w:rPr>
+        <w:t xml:space="preserve">-Fault DuplicateSpn</w:t>
+      </w:r>
+      <w:r>
+        <w:t xml:space="preserve"> </w:t>
+      </w:r>
+      <w:r>
+        <w:t xml:space="preserve">— the "ghost object": registers the storage SPN on a</w:t>
+      </w:r>
+      <w:r>
+        <w:t xml:space="preserve"> </w:t>
+      </w:r>
+      <w:r>
+        <w:t xml:space="preserve">second AD object. A share that worked yesterday breaks with no config change</w:t>
+      </w:r>
+      <w:r>
+        <w:t xml:space="preserve"> </w:t>
+      </w:r>
+      <w:r>
+        <w:t xml:space="preserve">on the storage account at all — the KDC matches the ghost and encrypts the</w:t>
+      </w:r>
+      <w:r>
+        <w:t xml:space="preserve"> </w:t>
+      </w:r>
+      <w:r>
+        <w:t xml:space="preserve">ticket with the</w:t>
+      </w:r>
+      <w:r>
+        <w:t xml:space="preserve"> </w:t>
+      </w:r>
+      <w:r>
+        <w:rPr>
+          <w:i/>
+        </w:rPr>
+        <w:t xml:space="preserve">wrong account's</w:t>
+      </w:r>
+      <w:r>
+        <w:t xml:space="preserve"> </w:t>
+      </w:r>
+      <w:r>
+        <w:t xml:space="preserve">key (→ 1396 at the service), or, if the</w:t>
+      </w:r>
+      <w:r>
+        <w:t xml:space="preserve"> </w:t>
+      </w:r>
+      <w:r>
+        <w:t xml:space="preserve">ghost has no usable key, returns</w:t>
+      </w:r>
+      <w:r>
+        <w:t xml:space="preserve"> </w:t>
+      </w:r>
+      <w:r>
+        <w:rPr>
+          <w:rStyle w:val="VerbatimChar"/>
+        </w:rPr>
+        <w:t xml:space="preserve">ETYPE_NOSUPP</w:t>
+      </w:r>
+      <w:r>
+        <w:t xml:space="preserve">. Diagnosis order:</w:t>
+      </w:r>
+    </w:p>
+    <w:p>
+      <w:pPr>
+        <w:numPr>
+          <w:ilvl w:val="1"/>
+          <w:numId w:val="1009"/>
+        </w:numPr>
+        <w:pStyle w:val="Compact"/>
+      </w:pPr>
+      <w:r>
+        <w:rPr>
+          <w:rStyle w:val="VerbatimChar"/>
+        </w:rPr>
+        <w:t xml:space="preserve">setspn -X</w:t>
+      </w:r>
+      <w:r>
+        <w:t xml:space="preserve"> </w:t>
+      </w:r>
+      <w:r>
+        <w:t xml:space="preserve">(or</w:t>
+      </w:r>
+      <w:r>
+        <w:t xml:space="preserve"> </w:t>
+      </w:r>
+      <w:r>
+        <w:rPr>
+          <w:rStyle w:val="VerbatimChar"/>
+        </w:rPr>
+        <w:t xml:space="preserve">-F -Q cifs/&lt;sa&gt;...</w:t>
+      </w:r>
+      <w:r>
+        <w:t xml:space="preserve">) to look for duplicates — but know its</w:t>
+      </w:r>
+      <w:r>
+        <w:t xml:space="preserve"> </w:t>
+      </w:r>
+      <w:r>
+        <w:t xml:space="preserve">limit: these query the</w:t>
+      </w:r>
+      <w:r>
+        <w:t xml:space="preserve"> </w:t>
+      </w:r>
+      <w:r>
+        <w:rPr>
+          <w:b/>
+        </w:rPr>
+        <w:t xml:space="preserve">GC</w:t>
+      </w:r>
+      <w:r>
+        <w:t xml:space="preserve">, so a ghost that exists only in one DC's local</w:t>
+      </w:r>
+      <w:r>
+        <w:t xml:space="preserve"> </w:t>
+      </w:r>
+      <w:r>
+        <w:t xml:space="preserve">domain partition (lingering object) or in another domain of the forest can</w:t>
+      </w:r>
+      <w:r>
+        <w:t xml:space="preserve"> </w:t>
+      </w:r>
+      <w:r>
+        <w:t xml:space="preserve">hide from it.</w:t>
+      </w:r>
+    </w:p>
+    <w:p>
+      <w:pPr>
+        <w:numPr>
+          <w:ilvl w:val="1"/>
+          <w:numId w:val="1009"/>
+        </w:numPr>
+        <w:pStyle w:val="Compact"/>
+      </w:pPr>
+      <w:r>
         <w:t xml:space="preserve">The decisive evidence is</w:t>
       </w:r>
       <w:r>
@@ -8317,11 +8742,11 @@
       <w:pPr>
         <w:pStyle w:val="Heading1"/>
       </w:pPr>
-      <w:bookmarkStart w:id="45" w:name="clean-up"/>
+      <w:bookmarkStart w:id="47" w:name="clean-up"/>
       <w:r>
         <w:t xml:space="preserve">Clean up</w:t>
       </w:r>
-      <w:bookmarkEnd w:id="45"/>
+      <w:bookmarkEnd w:id="47"/>
     </w:p>
     <w:p>
       <w:pPr>
@@ -8347,13 +8772,13 @@
         <w:pStyle w:val="FirstParagraph"/>
       </w:pPr>
       <w:r>
-        <w:t xml:space="preserve">Nothing was created in Entra during Session 1, so that’s all. Keep this workbook</w:t>
-      </w:r>
-      <w:r>
-        <w:t xml:space="preserve"> </w:t>
-      </w:r>
-      <w:r>
-        <w:t xml:space="preserve">and your kit folder — you’ll redeploy this same environment before Session 2.</w:t>
+        <w:t xml:space="preserve">Nothing was created in Entra during Session 1, so that's all. Keep this workbook</w:t>
+      </w:r>
+      <w:r>
+        <w:t xml:space="preserve"> </w:t>
+      </w:r>
+      <w:r>
+        <w:t xml:space="preserve">and your kit folder — you'll redeploy this same environment before Session 2.</w:t>
       </w:r>
     </w:p>
     <w:p>
@@ -8367,11 +8792,11 @@
       <w:pPr>
         <w:pStyle w:val="Heading1"/>
       </w:pPr>
-      <w:bookmarkStart w:id="46" w:name="command-reference"/>
+      <w:bookmarkStart w:id="48" w:name="command-reference"/>
       <w:r>
         <w:t xml:space="preserve">Command reference</w:t>
       </w:r>
-      <w:bookmarkEnd w:id="46"/>
+      <w:bookmarkEnd w:id="48"/>
     </w:p>
     <w:p>
       <w:pPr>
@@ -8520,22 +8945,19 @@
       <w:pPr>
         <w:pStyle w:val="Heading1"/>
       </w:pPr>
-      <w:bookmarkStart w:id="47" w:name="error-cause-quick-map"/>
+      <w:bookmarkStart w:id="49" w:name="error--cause-quick-map"/>
       <w:r>
         <w:t xml:space="preserve">Error → cause quick map</w:t>
       </w:r>
-      <w:bookmarkEnd w:id="47"/>
+      <w:bookmarkEnd w:id="49"/>
     </w:p>
     <w:tbl>
       <w:tblPr>
         <w:tblStyle w:val="Table"/>
-        <w:tblW w:type="pct" w:w="5000.0"/>
+        <w:tblW w:type="pct" w:w="0.0"/>
         <w:tblLook w:firstRow="1"/>
       </w:tblPr>
-      <w:tblGrid>
-        <w:gridCol w:w="3960"/>
-        <w:gridCol w:w="3960"/>
-      </w:tblGrid>
+      <w:tblGrid/>
       <w:tr>
         <w:trPr>
           <w:cnfStyle w:firstRow="1"/>
@@ -8754,13 +9176,7 @@
               <w:jc w:val="left"/>
             </w:pPr>
             <w:r>
-              <w:t xml:space="preserve">“</w:t>
-            </w:r>
-            <w:r>
-              <w:t xml:space="preserve">encryption type not supported</w:t>
-            </w:r>
-            <w:r>
-              <w:t xml:space="preserve">”</w:t>
+              <w:t xml:space="preserve">"encryption type not supported"</w:t>
             </w:r>
           </w:p>
         </w:tc>
@@ -9046,7 +9462,7 @@
       </w:pPr>
     </w:lvl>
   </w:abstractNum>
-  <w:abstractNum w:abstractNumId="99411">
+  <w:abstractNum w:abstractNumId="99211">
     <w:nsid w:val="71315dca"/>
     <w:multiLevelType w:val="multilevel"/>
     <w:lvl w:ilvl="0">
@@ -9063,7 +9479,7 @@
     </w:lvl>
     <w:lvl w:ilvl="1">
       <w:start w:val="1"/>
-      <w:numFmt w:val="decimal"/>
+      <w:numFmt w:val="lowerLetter"/>
       <w:lvlText w:val="%2."/>
       <w:lvlJc w:val="left"/>
       <w:pPr>
@@ -9075,7 +9491,7 @@
     </w:lvl>
     <w:lvl w:ilvl="2">
       <w:start w:val="1"/>
-      <w:numFmt w:val="decimal"/>
+      <w:numFmt w:val="lowerRoman"/>
       <w:lvlText w:val="%3."/>
       <w:lvlJc w:val="left"/>
       <w:pPr>
@@ -9099,7 +9515,7 @@
     </w:lvl>
     <w:lvl w:ilvl="4">
       <w:start w:val="1"/>
-      <w:numFmt w:val="decimal"/>
+      <w:numFmt w:val="lowerLetter"/>
       <w:lvlText w:val="%5."/>
       <w:lvlJc w:val="left"/>
       <w:pPr>
@@ -9111,7 +9527,7 @@
     </w:lvl>
     <w:lvl w:ilvl="5">
       <w:start w:val="1"/>
-      <w:numFmt w:val="decimal"/>
+      <w:numFmt w:val="lowerRoman"/>
       <w:lvlText w:val="%6."/>
       <w:lvlJc w:val="left"/>
       <w:pPr>
@@ -9135,7 +9551,7 @@
     </w:lvl>
     <w:lvl w:ilvl="7">
       <w:start w:val="1"/>
-      <w:numFmt w:val="decimal"/>
+      <w:numFmt w:val="lowerLetter"/>
       <w:lvlText w:val="%8."/>
       <w:lvlJc w:val="left"/>
       <w:pPr>
@@ -9147,7 +9563,7 @@
     </w:lvl>
     <w:lvl w:ilvl="8">
       <w:start w:val="1"/>
-      <w:numFmt w:val="decimal"/>
+      <w:numFmt w:val="lowerRoman"/>
       <w:lvlText w:val="%9."/>
       <w:lvlJc w:val="left"/>
       <w:pPr>
@@ -9171,7 +9587,7 @@
     <w:abstractNumId w:val="991"/>
   </w:num>
   <w:num w:numId="1004">
-    <w:abstractNumId w:val="99411"/>
+    <w:abstractNumId w:val="99211"/>
     <w:lvlOverride w:ilvl="0">
       <w:startOverride w:val="1"/>
     </w:lvlOverride>
@@ -9201,7 +9617,34 @@
     </w:lvlOverride>
   </w:num>
   <w:num w:numId="1005">
-    <w:abstractNumId w:val="991"/>
+    <w:abstractNumId w:val="99211"/>
+    <w:lvlOverride w:ilvl="0">
+      <w:startOverride w:val="1"/>
+    </w:lvlOverride>
+    <w:lvlOverride w:ilvl="1">
+      <w:startOverride w:val="1"/>
+    </w:lvlOverride>
+    <w:lvlOverride w:ilvl="2">
+      <w:startOverride w:val="1"/>
+    </w:lvlOverride>
+    <w:lvlOverride w:ilvl="3">
+      <w:startOverride w:val="1"/>
+    </w:lvlOverride>
+    <w:lvlOverride w:ilvl="4">
+      <w:startOverride w:val="1"/>
+    </w:lvlOverride>
+    <w:lvlOverride w:ilvl="5">
+      <w:startOverride w:val="1"/>
+    </w:lvlOverride>
+    <w:lvlOverride w:ilvl="6">
+      <w:startOverride w:val="1"/>
+    </w:lvlOverride>
+    <w:lvlOverride w:ilvl="7">
+      <w:startOverride w:val="1"/>
+    </w:lvlOverride>
+    <w:lvlOverride w:ilvl="8">
+      <w:startOverride w:val="1"/>
+    </w:lvlOverride>
   </w:num>
   <w:num w:numId="1006">
     <w:abstractNumId w:val="991"/>
@@ -9210,7 +9653,10 @@
     <w:abstractNumId w:val="991"/>
   </w:num>
   <w:num w:numId="1008">
-    <w:abstractNumId w:val="99411"/>
+    <w:abstractNumId w:val="991"/>
+  </w:num>
+  <w:num w:numId="1009">
+    <w:abstractNumId w:val="99211"/>
     <w:lvlOverride w:ilvl="0">
       <w:startOverride w:val="1"/>
     </w:lvlOverride>

--- a/docs/participant-workbook-session1.docx
+++ b/docs/participant-workbook-session1.docx
@@ -3238,19 +3238,103 @@
         <w:t xml:space="preserve"> </w:t>
       </w:r>
       <w:r>
-        <w:t xml:space="preserve">That is exactly why the SMB cipher</w:t>
-      </w:r>
-      <w:r>
-        <w:t xml:space="preserve"> </w:t>
-      </w:r>
-      <w:r>
-        <w:t xml:space="preserve">cannot be chosen per storage account — the dialect and cipher are agreed</w:t>
-      </w:r>
-      <w:r>
-        <w:t xml:space="preserve"> </w:t>
-      </w:r>
-      <w:r>
-        <w:t xml:space="preserve">before the client has even named the account. Lab 3 lives on this fact.</w:t>
+        <w:t xml:space="preserve">The dialect and the SMB cipher are</w:t>
+      </w:r>
+      <w:r>
+        <w:t xml:space="preserve"> </w:t>
+      </w:r>
+      <w:r>
+        <w:t xml:space="preserve">settled before a single Kerberos frame goes out, and the server simply takes</w:t>
+      </w:r>
+      <w:r>
+        <w:t xml:space="preserve"> </w:t>
+      </w:r>
+      <w:r>
+        <w:t xml:space="preserve">the</w:t>
+      </w:r>
+      <w:r>
+        <w:t xml:space="preserve"> </w:t>
+      </w:r>
+      <w:r>
+        <w:rPr>
+          <w:b/>
+        </w:rPr>
+        <w:t xml:space="preserve">first cipher the client offered</w:t>
+      </w:r>
+      <w:r>
+        <w:t xml:space="preserve"> </w:t>
+      </w:r>
+      <w:r>
+        <w:t xml:space="preserve">— it does not consult the storage</w:t>
+      </w:r>
+      <w:r>
+        <w:t xml:space="preserve"> </w:t>
+      </w:r>
+      <w:r>
+        <w:t xml:space="preserve">account's</w:t>
+      </w:r>
+      <w:r>
+        <w:t xml:space="preserve"> </w:t>
+      </w:r>
+      <w:r>
+        <w:rPr>
+          <w:rStyle w:val="VerbatimChar"/>
+        </w:rPr>
+        <w:t xml:space="preserve">channelEncryption</w:t>
+      </w:r>
+      <w:r>
+        <w:t xml:space="preserve"> </w:t>
+      </w:r>
+      <w:r>
+        <w:t xml:space="preserve">at this point. That check happens one step later,</w:t>
+      </w:r>
+      <w:r>
+        <w:t xml:space="preserve"> </w:t>
+      </w:r>
+      <w:r>
+        <w:t xml:space="preserve">at Session Setup. Lab 3 lives on this fact. (The account name</w:t>
+      </w:r>
+      <w:r>
+        <w:t xml:space="preserve"> </w:t>
+      </w:r>
+      <w:r>
+        <w:rPr>
+          <w:i/>
+        </w:rPr>
+        <w:t xml:space="preserve">is</w:t>
+      </w:r>
+      <w:r>
+        <w:t xml:space="preserve"> </w:t>
+      </w:r>
+      <w:r>
+        <w:t xml:space="preserve">on the wire</w:t>
+      </w:r>
+      <w:r>
+        <w:t xml:space="preserve"> </w:t>
+      </w:r>
+      <w:r>
+        <w:t xml:space="preserve">here, in</w:t>
+      </w:r>
+      <w:r>
+        <w:t xml:space="preserve"> </w:t>
+      </w:r>
+      <w:r>
+        <w:rPr>
+          <w:rStyle w:val="VerbatimChar"/>
+        </w:rPr>
+        <w:t xml:space="preserve">SMB2_NETNAME_NEGOTIATE_CONTEXT_ID</w:t>
+      </w:r>
+      <w:r>
+        <w:t xml:space="preserve"> </w:t>
+      </w:r>
+      <w:r>
+        <w:t xml:space="preserve">— the server just doesn't use it</w:t>
+      </w:r>
+      <w:r>
+        <w:t xml:space="preserve"> </w:t>
+      </w:r>
+      <w:r>
+        <w:t xml:space="preserve">to choose the cipher.)</w:t>
       </w:r>
     </w:p>
     <w:p>
@@ -3413,6 +3497,151 @@
       </w:r>
       <w:r>
         <w:t xml:space="preserve">. Don't treat a missing AS exchange as a finding.</w:t>
+      </w:r>
+    </w:p>
+    <w:p>
+      <w:pPr>
+        <w:pStyle w:val="BlockText"/>
+      </w:pPr>
+      <w:r>
+        <w:rPr>
+          <w:b/>
+        </w:rPr>
+        <w:t xml:space="preserve">And note what did NOT happen: you were not asked to log on again.</w:t>
+      </w:r>
+      <w:r>
+        <w:t xml:space="preserve"> </w:t>
+      </w:r>
+      <w:r>
+        <w:t xml:space="preserve">The TGT</w:t>
+      </w:r>
+      <w:r>
+        <w:t xml:space="preserve"> </w:t>
+      </w:r>
+      <w:r>
+        <w:t xml:space="preserve">is not stored somewhere separate — the</w:t>
+      </w:r>
+      <w:r>
+        <w:t xml:space="preserve"> </w:t>
+      </w:r>
+      <w:r>
+        <w:rPr>
+          <w:i/>
+        </w:rPr>
+        <w:t xml:space="preserve">credential that can fetch a TGT</w:t>
+      </w:r>
+      <w:r>
+        <w:t xml:space="preserve"> </w:t>
+      </w:r>
+      <w:r>
+        <w:t xml:space="preserve">is.</w:t>
+      </w:r>
+      <w:r>
+        <w:t xml:space="preserve"> </w:t>
+      </w:r>
+      <w:r>
+        <w:t xml:space="preserve">A logon session holds two things: the ticket cache, and the session's own</w:t>
+      </w:r>
+      <w:r>
+        <w:t xml:space="preserve"> </w:t>
+      </w:r>
+      <w:r>
+        <w:t xml:space="preserve">credential material.</w:t>
+      </w:r>
+      <w:r>
+        <w:t xml:space="preserve"> </w:t>
+      </w:r>
+      <w:r>
+        <w:rPr>
+          <w:rStyle w:val="VerbatimChar"/>
+        </w:rPr>
+        <w:t xml:space="preserve">klist purge</w:t>
+      </w:r>
+      <w:r>
+        <w:t xml:space="preserve"> </w:t>
+      </w:r>
+      <w:r>
+        <w:t xml:space="preserve">empties only the first, so the next Kerberos</w:t>
+      </w:r>
+      <w:r>
+        <w:t xml:space="preserve"> </w:t>
+      </w:r>
+      <w:r>
+        <w:t xml:space="preserve">request silently re-authenticates with the second. That AS exchange in your</w:t>
+      </w:r>
+      <w:r>
+        <w:t xml:space="preserve"> </w:t>
+      </w:r>
+      <w:r>
+        <w:t xml:space="preserve">capture</w:t>
+      </w:r>
+      <w:r>
+        <w:t xml:space="preserve"> </w:t>
+      </w:r>
+      <w:r>
+        <w:rPr>
+          <w:b/>
+        </w:rPr>
+        <w:t xml:space="preserve">is</w:t>
+      </w:r>
+      <w:r>
+        <w:t xml:space="preserve"> </w:t>
+      </w:r>
+      <w:r>
+        <w:t xml:space="preserve">that silent re-authentication.</w:t>
+      </w:r>
+    </w:p>
+    <w:p>
+      <w:pPr>
+        <w:pStyle w:val="BlockText"/>
+      </w:pPr>
+      <w:r>
+        <w:t xml:space="preserve">Two consequences worth carrying to a real case: purge is a safe reset</w:t>
+      </w:r>
+      <w:r>
+        <w:t xml:space="preserve"> </w:t>
+      </w:r>
+      <w:r>
+        <w:rPr>
+          <w:b/>
+        </w:rPr>
+        <w:t xml:space="preserve">only</w:t>
+      </w:r>
+      <w:r>
+        <w:rPr>
+          <w:b/>
+        </w:rPr>
+        <w:t xml:space="preserve"> </w:t>
+      </w:r>
+      <w:r>
+        <w:rPr>
+          <w:b/>
+        </w:rPr>
+        <w:t xml:space="preserve">while the DC is reachable</w:t>
+      </w:r>
+      <w:r>
+        <w:t xml:space="preserve">, and purge does</w:t>
+      </w:r>
+      <w:r>
+        <w:t xml:space="preserve"> </w:t>
+      </w:r>
+      <w:r>
+        <w:rPr>
+          <w:b/>
+        </w:rPr>
+        <w:t xml:space="preserve">not</w:t>
+      </w:r>
+      <w:r>
+        <w:t xml:space="preserve"> </w:t>
+      </w:r>
+      <w:r>
+        <w:t xml:space="preserve">re-validate the password —</w:t>
+      </w:r>
+      <w:r>
+        <w:t xml:space="preserve"> </w:t>
+      </w:r>
+      <w:r>
+        <w:t xml:space="preserve">a changed password keeps working until the user signs in again.</w:t>
       </w:r>
     </w:p>
     <w:p>
